--- a/note_geo_jo.docx
+++ b/note_geo_jo.docx
@@ -128,17 +128,167 @@
     <w:p>
       <w:pPr>
         <w:rPr>
-          <w:lang w:val="fr-FR"/>
-        </w:rPr>
-      </w:pPr>
-    </w:p>
-    <w:p>
-      <w:pPr>
-        <w:rPr>
-          <w:lang w:val="fr-FR"/>
-        </w:rPr>
-      </w:pPr>
-    </w:p>
+          <w:b/>
+          <w:bCs/>
+          <w:highlight w:val="yellow"/>
+        </w:rPr>
+      </w:pPr>
+      <w:r>
+        <w:rPr>
+          <w:b/>
+          <w:bCs/>
+          <w:highlight w:val="yellow"/>
+        </w:rPr>
+        <w:t xml:space="preserve">SYNCHRO : </w:t>
+      </w:r>
+    </w:p>
+    <w:p>
+      <w:pPr>
+        <w:rPr>
+          <w:b/>
+          <w:bCs/>
+          <w:highlight w:val="yellow"/>
+        </w:rPr>
+      </w:pPr>
+      <w:r>
+        <w:rPr>
+          <w:rFonts w:hint="eastAsia"/>
+          <w:b/>
+          <w:bCs/>
+          <w:highlight w:val="yellow"/>
+        </w:rPr>
+        <w:t>I</w:t>
+      </w:r>
+      <w:r>
+        <w:rPr>
+          <w:b/>
+          <w:bCs/>
+          <w:highlight w:val="yellow"/>
+        </w:rPr>
+        <w:t>o</w:t>
+      </w:r>
+      <w:r>
+        <w:rPr>
+          <w:b/>
+          <w:bCs/>
+          <w:highlight w:val="yellow"/>
+        </w:rPr>
+        <w:t>(used in preprocess)</w:t>
+      </w:r>
+      <w:r>
+        <w:rPr>
+          <w:b/>
+          <w:bCs/>
+          <w:highlight w:val="yellow"/>
+        </w:rPr>
+        <w:t xml:space="preserve">, </w:t>
+      </w:r>
+      <w:proofErr w:type="spellStart"/>
+      <w:r>
+        <w:rPr>
+          <w:rFonts w:hint="eastAsia"/>
+          <w:b/>
+          <w:bCs/>
+          <w:highlight w:val="yellow"/>
+        </w:rPr>
+        <w:t>P</w:t>
+      </w:r>
+      <w:r>
+        <w:rPr>
+          <w:b/>
+          <w:bCs/>
+          <w:highlight w:val="yellow"/>
+        </w:rPr>
+        <w:t>reprocess_listings</w:t>
+      </w:r>
+      <w:proofErr w:type="spellEnd"/>
+      <w:r>
+        <w:rPr>
+          <w:b/>
+          <w:bCs/>
+          <w:highlight w:val="yellow"/>
+        </w:rPr>
+        <w:t xml:space="preserve"> : </w:t>
+      </w:r>
+      <w:r>
+        <w:rPr>
+          <w:b/>
+          <w:bCs/>
+          <w:highlight w:val="yellow"/>
+        </w:rPr>
+        <w:t xml:space="preserve">geo, </w:t>
+      </w:r>
+      <w:proofErr w:type="spellStart"/>
+      <w:r>
+        <w:rPr>
+          <w:b/>
+          <w:bCs/>
+          <w:highlight w:val="yellow"/>
+        </w:rPr>
+        <w:t>nli_ab</w:t>
+      </w:r>
+      <w:proofErr w:type="spellEnd"/>
+      <w:r>
+        <w:rPr>
+          <w:b/>
+          <w:bCs/>
+          <w:highlight w:val="yellow"/>
+        </w:rPr>
+        <w:t xml:space="preserve">, </w:t>
+      </w:r>
+      <w:proofErr w:type="spellStart"/>
+      <w:r>
+        <w:rPr>
+          <w:b/>
+          <w:bCs/>
+          <w:highlight w:val="yellow"/>
+        </w:rPr>
+        <w:t>multi_ab</w:t>
+      </w:r>
+      <w:proofErr w:type="spellEnd"/>
+    </w:p>
+    <w:p>
+      <w:pPr>
+        <w:rPr>
+          <w:b/>
+          <w:bCs/>
+        </w:rPr>
+      </w:pPr>
+      <w:proofErr w:type="spellStart"/>
+      <w:r>
+        <w:rPr>
+          <w:rFonts w:hint="eastAsia"/>
+          <w:b/>
+          <w:bCs/>
+          <w:highlight w:val="yellow"/>
+        </w:rPr>
+        <w:t>S</w:t>
+      </w:r>
+      <w:r>
+        <w:rPr>
+          <w:b/>
+          <w:bCs/>
+          <w:highlight w:val="yellow"/>
+        </w:rPr>
+        <w:t>plit_listings</w:t>
+      </w:r>
+      <w:proofErr w:type="spellEnd"/>
+      <w:r>
+        <w:rPr>
+          <w:b/>
+          <w:bCs/>
+          <w:highlight w:val="yellow"/>
+        </w:rPr>
+        <w:t>: geo, multi</w:t>
+      </w:r>
+    </w:p>
+    <w:p/>
+    <w:p/>
+    <w:p/>
+    <w:p/>
+    <w:p/>
+    <w:p/>
+    <w:p/>
     <w:p>
       <w:pPr>
         <w:pStyle w:val="1"/>
@@ -828,7 +978,6 @@
           <w:rFonts w:ascii="Times New Roman" w:hAnsi="Times New Roman" w:cs="Times New Roman"/>
           <w:color w:val="0070C0"/>
         </w:rPr>
-        <w:lastRenderedPageBreak/>
         <w:t>结合住宿类型、预订晚数和是否加入多租户网络这三个指标，我们可以将预订房源分为三类：临时房源</w:t>
       </w:r>
       <w:r>
@@ -1158,26 +1307,34 @@
     <w:p>
       <w:pPr>
         <w:pStyle w:val="2"/>
+      </w:pPr>
+      <w:r>
+        <w:t>24/11/202</w:t>
+      </w:r>
+      <w:r>
+        <w:t>5 :</w:t>
+      </w:r>
+    </w:p>
+    <w:p>
+      <w:pPr>
+        <w:pStyle w:val="2"/>
         <w:rPr>
           <w:rFonts w:hint="eastAsia"/>
         </w:rPr>
       </w:pPr>
-      <w:r>
-        <w:t>24/11/202</w:t>
-      </w:r>
-      <w:r>
-        <w:t>5 :</w:t>
-      </w:r>
-    </w:p>
-    <w:p>
-      <w:pPr>
-        <w:pStyle w:val="3"/>
+      <w:proofErr w:type="spellStart"/>
+      <w:r>
         <w:rPr>
           <w:rFonts w:hint="eastAsia"/>
         </w:rPr>
-      </w:pPr>
-      <w:r>
-        <w:t xml:space="preserve">Subset </w:t>
+        <w:t>D</w:t>
+      </w:r>
+      <w:r>
+        <w:t>f_simple</w:t>
+      </w:r>
+      <w:proofErr w:type="spellEnd"/>
+      <w:r>
+        <w:t xml:space="preserve"> </w:t>
       </w:r>
       <w:r>
         <w:rPr>
@@ -1195,11 +1352,33 @@
           <w:rFonts w:ascii="Times New Roman" w:hAnsi="Times New Roman" w:cs="Times New Roman"/>
         </w:rPr>
       </w:pPr>
-      <w:r>
-        <w:rPr>
-          <w:rFonts w:ascii="Times New Roman" w:hAnsi="Times New Roman" w:cs="Times New Roman"/>
-        </w:rPr>
-        <w:t>'id','host_id','latitude','longitude','room_type',"professional_host","is_within_3km"</w:t>
+      <w:proofErr w:type="spellStart"/>
+      <w:r>
+        <w:rPr>
+          <w:rFonts w:ascii="Times New Roman" w:hAnsi="Times New Roman" w:cs="Times New Roman"/>
+        </w:rPr>
+        <w:t>vars_id</w:t>
+      </w:r>
+      <w:proofErr w:type="spellEnd"/>
+      <w:r>
+        <w:rPr>
+          <w:rFonts w:ascii="Times New Roman" w:hAnsi="Times New Roman" w:cs="Times New Roman"/>
+        </w:rPr>
+        <w:t>=['id','</w:t>
+      </w:r>
+      <w:proofErr w:type="spellStart"/>
+      <w:r>
+        <w:rPr>
+          <w:rFonts w:ascii="Times New Roman" w:hAnsi="Times New Roman" w:cs="Times New Roman"/>
+        </w:rPr>
+        <w:t>host_id</w:t>
+      </w:r>
+      <w:proofErr w:type="spellEnd"/>
+      <w:r>
+        <w:rPr>
+          <w:rFonts w:ascii="Times New Roman" w:hAnsi="Times New Roman" w:cs="Times New Roman"/>
+        </w:rPr>
+        <w:t>']</w:t>
       </w:r>
     </w:p>
     <w:p>
@@ -1208,10 +1387,312 @@
           <w:tab w:val="left" w:pos="2080"/>
         </w:tabs>
         <w:rPr>
-          <w:rFonts w:ascii="Times New Roman" w:hAnsi="Times New Roman" w:cs="Times New Roman"/>
-          <w:lang w:val="fr-FR"/>
-        </w:rPr>
-      </w:pPr>
+          <w:rFonts w:ascii="Times New Roman" w:hAnsi="Times New Roman" w:cs="Times New Roman" w:hint="eastAsia"/>
+        </w:rPr>
+      </w:pPr>
+      <w:r>
+        <w:rPr>
+          <w:rFonts w:ascii="Times New Roman" w:hAnsi="Times New Roman" w:cs="Times New Roman"/>
+        </w:rPr>
+        <w:t>vars_raw=['host_about','host_picture_url','latitude','longitude']</w:t>
+      </w:r>
+    </w:p>
+    <w:p>
+      <w:pPr>
+        <w:tabs>
+          <w:tab w:val="left" w:pos="2080"/>
+        </w:tabs>
+        <w:rPr>
+          <w:rFonts w:ascii="Times New Roman" w:hAnsi="Times New Roman" w:cs="Times New Roman"/>
+        </w:rPr>
+      </w:pPr>
+      <w:proofErr w:type="spellStart"/>
+      <w:r>
+        <w:rPr>
+          <w:rFonts w:ascii="Times New Roman" w:hAnsi="Times New Roman" w:cs="Times New Roman"/>
+        </w:rPr>
+        <w:t>x_vars</w:t>
+      </w:r>
+      <w:proofErr w:type="spellEnd"/>
+      <w:r>
+        <w:rPr>
+          <w:rFonts w:ascii="Times New Roman" w:hAnsi="Times New Roman" w:cs="Times New Roman"/>
+        </w:rPr>
+        <w:t>=["</w:t>
+      </w:r>
+      <w:proofErr w:type="spellStart"/>
+      <w:r>
+        <w:rPr>
+          <w:rFonts w:ascii="Times New Roman" w:hAnsi="Times New Roman" w:cs="Times New Roman"/>
+        </w:rPr>
+        <w:t>host_identity_verified</w:t>
+      </w:r>
+      <w:proofErr w:type="spellEnd"/>
+      <w:r>
+        <w:rPr>
+          <w:rFonts w:ascii="Times New Roman" w:hAnsi="Times New Roman" w:cs="Times New Roman"/>
+        </w:rPr>
+        <w:t>", "</w:t>
+      </w:r>
+      <w:proofErr w:type="spellStart"/>
+      <w:r>
+        <w:rPr>
+          <w:rFonts w:ascii="Times New Roman" w:hAnsi="Times New Roman" w:cs="Times New Roman"/>
+        </w:rPr>
+        <w:t>host_has_profile_pic</w:t>
+      </w:r>
+      <w:proofErr w:type="spellEnd"/>
+      <w:r>
+        <w:rPr>
+          <w:rFonts w:ascii="Times New Roman" w:hAnsi="Times New Roman" w:cs="Times New Roman"/>
+        </w:rPr>
+        <w:t xml:space="preserve">",         </w:t>
+      </w:r>
+    </w:p>
+    <w:p>
+      <w:pPr>
+        <w:tabs>
+          <w:tab w:val="left" w:pos="2080"/>
+        </w:tabs>
+        <w:rPr>
+          <w:rFonts w:ascii="Times New Roman" w:hAnsi="Times New Roman" w:cs="Times New Roman"/>
+        </w:rPr>
+      </w:pPr>
+      <w:r>
+        <w:rPr>
+          <w:rFonts w:ascii="Times New Roman" w:hAnsi="Times New Roman" w:cs="Times New Roman"/>
+        </w:rPr>
+        <w:t>    "</w:t>
+      </w:r>
+      <w:proofErr w:type="spellStart"/>
+      <w:r>
+        <w:rPr>
+          <w:rFonts w:ascii="Times New Roman" w:hAnsi="Times New Roman" w:cs="Times New Roman"/>
+        </w:rPr>
+        <w:t>review_scores_rating</w:t>
+      </w:r>
+      <w:proofErr w:type="spellEnd"/>
+      <w:r>
+        <w:rPr>
+          <w:rFonts w:ascii="Times New Roman" w:hAnsi="Times New Roman" w:cs="Times New Roman"/>
+        </w:rPr>
+        <w:t>", #"has_rating", "</w:t>
+      </w:r>
+      <w:proofErr w:type="spellStart"/>
+      <w:r>
+        <w:rPr>
+          <w:rFonts w:ascii="Times New Roman" w:hAnsi="Times New Roman" w:cs="Times New Roman"/>
+        </w:rPr>
+        <w:t>number_of_reviews</w:t>
+      </w:r>
+      <w:proofErr w:type="spellEnd"/>
+      <w:r>
+        <w:rPr>
+          <w:rFonts w:ascii="Times New Roman" w:hAnsi="Times New Roman" w:cs="Times New Roman"/>
+        </w:rPr>
+        <w:t>",</w:t>
+      </w:r>
+    </w:p>
+    <w:p>
+      <w:pPr>
+        <w:tabs>
+          <w:tab w:val="left" w:pos="2080"/>
+        </w:tabs>
+        <w:rPr>
+          <w:rFonts w:ascii="Times New Roman" w:hAnsi="Times New Roman" w:cs="Times New Roman"/>
+        </w:rPr>
+      </w:pPr>
+      <w:r>
+        <w:rPr>
+          <w:rFonts w:ascii="Times New Roman" w:hAnsi="Times New Roman" w:cs="Times New Roman"/>
+        </w:rPr>
+        <w:t>    "years_since_host","professional_host",'</w:t>
+      </w:r>
+      <w:proofErr w:type="spellStart"/>
+      <w:r>
+        <w:rPr>
+          <w:rFonts w:ascii="Times New Roman" w:hAnsi="Times New Roman" w:cs="Times New Roman"/>
+        </w:rPr>
+        <w:t>host_is_superhost</w:t>
+      </w:r>
+      <w:proofErr w:type="spellEnd"/>
+      <w:r>
+        <w:rPr>
+          <w:rFonts w:ascii="Times New Roman" w:hAnsi="Times New Roman" w:cs="Times New Roman"/>
+        </w:rPr>
+        <w:t>', #'calculated_host_listings_count',</w:t>
+      </w:r>
+    </w:p>
+    <w:p>
+      <w:pPr>
+        <w:tabs>
+          <w:tab w:val="left" w:pos="2080"/>
+        </w:tabs>
+        <w:rPr>
+          <w:rFonts w:ascii="Times New Roman" w:hAnsi="Times New Roman" w:cs="Times New Roman"/>
+        </w:rPr>
+      </w:pPr>
+      <w:r>
+        <w:rPr>
+          <w:rFonts w:ascii="Times New Roman" w:hAnsi="Times New Roman" w:cs="Times New Roman"/>
+        </w:rPr>
+        <w:t>    "lang", "</w:t>
+      </w:r>
+      <w:proofErr w:type="spellStart"/>
+      <w:r>
+        <w:rPr>
+          <w:rFonts w:ascii="Times New Roman" w:hAnsi="Times New Roman" w:cs="Times New Roman"/>
+        </w:rPr>
+        <w:t>len</w:t>
+      </w:r>
+      <w:proofErr w:type="spellEnd"/>
+      <w:r>
+        <w:rPr>
+          <w:rFonts w:ascii="Times New Roman" w:hAnsi="Times New Roman" w:cs="Times New Roman"/>
+        </w:rPr>
+        <w:t>",</w:t>
+      </w:r>
+    </w:p>
+    <w:p>
+      <w:pPr>
+        <w:tabs>
+          <w:tab w:val="left" w:pos="2080"/>
+        </w:tabs>
+        <w:rPr>
+          <w:rFonts w:ascii="Times New Roman" w:hAnsi="Times New Roman" w:cs="Times New Roman"/>
+        </w:rPr>
+      </w:pPr>
+      <w:r>
+        <w:rPr>
+          <w:rFonts w:ascii="Times New Roman" w:hAnsi="Times New Roman" w:cs="Times New Roman"/>
+        </w:rPr>
+        <w:t>    "</w:t>
+      </w:r>
+      <w:proofErr w:type="spellStart"/>
+      <w:r>
+        <w:rPr>
+          <w:rFonts w:ascii="Times New Roman" w:hAnsi="Times New Roman" w:cs="Times New Roman"/>
+        </w:rPr>
+        <w:t>room_type</w:t>
+      </w:r>
+      <w:proofErr w:type="spellEnd"/>
+      <w:r>
+        <w:rPr>
+          <w:rFonts w:ascii="Times New Roman" w:hAnsi="Times New Roman" w:cs="Times New Roman"/>
+        </w:rPr>
+        <w:t>", "</w:t>
+      </w:r>
+      <w:proofErr w:type="spellStart"/>
+      <w:r>
+        <w:rPr>
+          <w:rFonts w:ascii="Times New Roman" w:hAnsi="Times New Roman" w:cs="Times New Roman"/>
+        </w:rPr>
+        <w:t>instant_bookable</w:t>
+      </w:r>
+      <w:proofErr w:type="spellEnd"/>
+      <w:r>
+        <w:rPr>
+          <w:rFonts w:ascii="Times New Roman" w:hAnsi="Times New Roman" w:cs="Times New Roman"/>
+        </w:rPr>
+        <w:t>",</w:t>
+      </w:r>
+    </w:p>
+    <w:p>
+      <w:pPr>
+        <w:tabs>
+          <w:tab w:val="left" w:pos="2080"/>
+        </w:tabs>
+        <w:rPr>
+          <w:rFonts w:ascii="Times New Roman" w:hAnsi="Times New Roman" w:cs="Times New Roman"/>
+        </w:rPr>
+      </w:pPr>
+      <w:r>
+        <w:rPr>
+          <w:rFonts w:ascii="Times New Roman" w:hAnsi="Times New Roman" w:cs="Times New Roman"/>
+        </w:rPr>
+        <w:lastRenderedPageBreak/>
+        <w:t>    'is_within_3km'#loc!</w:t>
+      </w:r>
+    </w:p>
+    <w:p>
+      <w:pPr>
+        <w:tabs>
+          <w:tab w:val="left" w:pos="2080"/>
+        </w:tabs>
+        <w:rPr>
+          <w:rFonts w:ascii="Times New Roman" w:hAnsi="Times New Roman" w:cs="Times New Roman"/>
+        </w:rPr>
+      </w:pPr>
+      <w:r>
+        <w:rPr>
+          <w:rFonts w:ascii="Times New Roman" w:hAnsi="Times New Roman" w:cs="Times New Roman"/>
+        </w:rPr>
+        <w:t>]  </w:t>
+      </w:r>
+    </w:p>
+    <w:p>
+      <w:pPr>
+        <w:tabs>
+          <w:tab w:val="left" w:pos="2080"/>
+        </w:tabs>
+        <w:rPr>
+          <w:rFonts w:ascii="Times New Roman" w:hAnsi="Times New Roman" w:cs="Times New Roman"/>
+        </w:rPr>
+      </w:pPr>
+      <w:r>
+        <w:rPr>
+          <w:rFonts w:ascii="Times New Roman" w:hAnsi="Times New Roman" w:cs="Times New Roman"/>
+        </w:rPr>
+        <w:t>vars_change=['status','status_changed','host_about_changed','host_picture_url_changed','sp_changed', '</w:t>
+      </w:r>
+      <w:proofErr w:type="spellStart"/>
+      <w:r>
+        <w:rPr>
+          <w:rFonts w:ascii="Times New Roman" w:hAnsi="Times New Roman" w:cs="Times New Roman"/>
+        </w:rPr>
+        <w:t>is_changed</w:t>
+      </w:r>
+      <w:proofErr w:type="spellEnd"/>
+      <w:r>
+        <w:rPr>
+          <w:rFonts w:ascii="Times New Roman" w:hAnsi="Times New Roman" w:cs="Times New Roman"/>
+        </w:rPr>
+        <w:t>']</w:t>
+      </w:r>
+    </w:p>
+    <w:p>
+      <w:pPr>
+        <w:tabs>
+          <w:tab w:val="left" w:pos="2080"/>
+        </w:tabs>
+        <w:rPr>
+          <w:rFonts w:ascii="Times New Roman" w:hAnsi="Times New Roman" w:cs="Times New Roman"/>
+        </w:rPr>
+      </w:pPr>
+    </w:p>
+    <w:p>
+      <w:pPr>
+        <w:tabs>
+          <w:tab w:val="left" w:pos="2080"/>
+        </w:tabs>
+        <w:rPr>
+          <w:rFonts w:ascii="Times New Roman" w:hAnsi="Times New Roman" w:cs="Times New Roman"/>
+        </w:rPr>
+      </w:pPr>
+      <w:proofErr w:type="spellStart"/>
+      <w:r>
+        <w:rPr>
+          <w:rFonts w:ascii="Times New Roman" w:hAnsi="Times New Roman" w:cs="Times New Roman"/>
+        </w:rPr>
+        <w:t>y_vars</w:t>
+      </w:r>
+      <w:proofErr w:type="spellEnd"/>
+      <w:r>
+        <w:rPr>
+          <w:rFonts w:ascii="Times New Roman" w:hAnsi="Times New Roman" w:cs="Times New Roman"/>
+        </w:rPr>
+        <w:t>=['price','availability_90']</w:t>
+      </w:r>
     </w:p>
     <w:p>
       <w:pPr>
@@ -2012,6 +2493,7 @@
       </w:pPr>
       <w:proofErr w:type="spellStart"/>
       <w:r>
+        <w:lastRenderedPageBreak/>
         <w:t>G</w:t>
       </w:r>
       <w:r>
@@ -2630,7 +3112,6 @@
                 <w:bCs/>
                 <w:color w:val="0070C0"/>
               </w:rPr>
-              <w:lastRenderedPageBreak/>
               <w:t>字段名</w:t>
             </w:r>
           </w:p>
@@ -3159,6 +3640,7 @@
                 <w:bCs/>
                 <w:color w:val="0070C0"/>
               </w:rPr>
+              <w:lastRenderedPageBreak/>
               <w:t>c_qu</w:t>
             </w:r>
             <w:proofErr w:type="spellEnd"/>
@@ -4417,7 +4899,6 @@
           <w:bCs/>
           <w:color w:val="0070C0"/>
         </w:rPr>
-        <w:lastRenderedPageBreak/>
         <w:t>就像整张</w:t>
       </w:r>
       <w:r>
@@ -4624,6 +5105,15 @@
           <w:color w:val="0070C0"/>
         </w:rPr>
         <w:br/>
+      </w:r>
+      <w:r>
+        <w:rPr>
+          <w:rFonts w:ascii="Times New Roman" w:hAnsi="Times New Roman" w:cs="Times New Roman"/>
+          <w:b/>
+          <w:bCs/>
+          <w:color w:val="0070C0"/>
+        </w:rPr>
+        <w:lastRenderedPageBreak/>
         <w:t xml:space="preserve">→ </w:t>
       </w:r>
       <w:r>
@@ -5223,7 +5713,6 @@
         <w:pStyle w:val="2"/>
       </w:pPr>
       <w:r>
-        <w:lastRenderedPageBreak/>
         <w:t>R</w:t>
       </w:r>
       <w:r>
@@ -5312,6 +5801,7 @@
         <w:pStyle w:val="2"/>
       </w:pPr>
       <w:r>
+        <w:lastRenderedPageBreak/>
         <w:t xml:space="preserve">Desc : </w:t>
       </w:r>
     </w:p>
@@ -5427,6 +5917,13 @@
           <w:rFonts w:ascii="Times New Roman" w:hAnsi="Times New Roman" w:cs="Times New Roman"/>
           <w:lang w:val="fr-FR"/>
         </w:rPr>
+        <w:t xml:space="preserve"> </w:t>
+      </w:r>
+      <w:r>
+        <w:rPr>
+          <w:rFonts w:ascii="Times New Roman" w:hAnsi="Times New Roman" w:cs="Times New Roman"/>
+          <w:lang w:val="fr-FR"/>
+        </w:rPr>
         <w:t>(se regroupe dans une zone</w:t>
       </w:r>
       <w:r>
@@ -5506,153 +6003,381 @@
     <w:p>
       <w:pPr>
         <w:rPr>
-          <w:lang w:val="fr-FR"/>
-        </w:rPr>
-      </w:pPr>
-      <w:r>
+          <w:rFonts w:ascii="Times New Roman" w:hAnsi="Times New Roman" w:cs="Times New Roman"/>
+          <w:lang w:val="fr-FR"/>
+        </w:rPr>
+      </w:pPr>
+    </w:p>
+    <w:p>
+      <w:pPr>
         <w:rPr>
           <w:rFonts w:ascii="Times New Roman" w:hAnsi="Times New Roman" w:cs="Times New Roman" w:hint="eastAsia"/>
           <w:lang w:val="fr-FR"/>
         </w:rPr>
-        <w:t xml:space="preserve">JUST COMPARE </w:t>
-      </w:r>
-    </w:p>
-    <w:p>
-      <w:pPr>
-        <w:rPr>
-          <w:rFonts w:ascii="Times New Roman" w:hAnsi="Times New Roman" w:cs="Times New Roman"/>
-          <w:lang w:val="fr-FR"/>
-        </w:rPr>
-      </w:pPr>
-    </w:p>
-    <w:p>
-      <w:pPr>
-        <w:rPr>
-          <w:rFonts w:ascii="Times New Roman" w:hAnsi="Times New Roman" w:cs="Times New Roman"/>
-        </w:rPr>
-      </w:pPr>
-      <w:r>
-        <w:rPr>
-          <w:rFonts w:ascii="Times New Roman" w:hAnsi="Times New Roman" w:cs="Times New Roman"/>
-        </w:rPr>
-        <w:t>New host/stable h</w:t>
-      </w:r>
-      <w:r>
-        <w:rPr>
-          <w:rFonts w:ascii="Times New Roman" w:hAnsi="Times New Roman" w:cs="Times New Roman"/>
-        </w:rPr>
-        <w:t>ost</w:t>
-      </w:r>
-      <w:r>
-        <w:rPr>
-          <w:rFonts w:ascii="Times New Roman" w:hAnsi="Times New Roman" w:cs="Times New Roman"/>
-        </w:rPr>
-        <w:t xml:space="preserve">: distribution, ava </w:t>
-      </w:r>
-    </w:p>
-    <w:p>
-      <w:pPr>
-        <w:rPr>
-          <w:rFonts w:ascii="Times New Roman" w:hAnsi="Times New Roman" w:cs="Times New Roman"/>
-        </w:rPr>
-      </w:pPr>
-    </w:p>
-    <w:p>
-      <w:pPr>
-        <w:rPr>
-          <w:rFonts w:ascii="Times New Roman" w:hAnsi="Times New Roman" w:cs="Times New Roman"/>
-        </w:rPr>
-      </w:pPr>
-    </w:p>
-    <w:p>
-      <w:pPr>
-        <w:rPr>
-          <w:rFonts w:ascii="Times New Roman" w:hAnsi="Times New Roman" w:cs="Times New Roman"/>
+      </w:pPr>
+    </w:p>
+    <w:p>
+      <w:pPr>
+        <w:rPr>
+          <w:lang w:val="fr-FR"/>
+        </w:rPr>
+      </w:pPr>
+      <w:r>
+        <w:rPr>
+          <w:rFonts w:ascii="Times New Roman" w:hAnsi="Times New Roman" w:cs="Times New Roman" w:hint="eastAsia"/>
+          <w:lang w:val="fr-FR"/>
+        </w:rPr>
+        <w:t>JUST COMPARE</w:t>
+      </w:r>
+      <w:r>
+        <w:rPr>
+          <w:rFonts w:ascii="Times New Roman" w:hAnsi="Times New Roman" w:cs="Times New Roman"/>
+          <w:lang w:val="fr-FR"/>
+        </w:rPr>
+        <w:t xml:space="preserve"> ? bet </w:t>
+      </w:r>
+    </w:p>
+    <w:p>
+      <w:pPr>
+        <w:pStyle w:val="a9"/>
+        <w:numPr>
+          <w:ilvl w:val="2"/>
+          <w:numId w:val="2"/>
+        </w:numPr>
+        <w:ind w:left="426"/>
+      </w:pPr>
+      <w:r>
+        <w:rPr>
+          <w:rFonts w:ascii="Times New Roman" w:hAnsi="Times New Roman" w:cs="Times New Roman"/>
+        </w:rPr>
+        <w:t>New host/stable host</w:t>
+      </w:r>
+      <w:r>
+        <w:rPr>
+          <w:rFonts w:ascii="Times New Roman" w:hAnsi="Times New Roman" w:cs="Times New Roman"/>
+        </w:rPr>
+        <w:t>: distribution, ava</w:t>
+      </w:r>
+    </w:p>
+    <w:p>
+      <w:pPr>
+        <w:pStyle w:val="a9"/>
+        <w:numPr>
+          <w:ilvl w:val="2"/>
+          <w:numId w:val="2"/>
+        </w:numPr>
+        <w:ind w:left="426"/>
+        <w:rPr>
+          <w:lang w:val="fr-FR"/>
+        </w:rPr>
+      </w:pPr>
+      <w:r>
+        <w:rPr>
+          <w:rFonts w:ascii="Times New Roman" w:hAnsi="Times New Roman" w:cs="Times New Roman"/>
+          <w:lang w:val="fr-FR"/>
+        </w:rPr>
+        <w:t>S</w:t>
+      </w:r>
+      <w:r>
+        <w:rPr>
+          <w:rFonts w:ascii="Times New Roman" w:hAnsi="Times New Roman" w:cs="Times New Roman" w:hint="eastAsia"/>
+          <w:lang w:val="fr-FR"/>
+        </w:rPr>
+        <w:t xml:space="preserve">i plus se concentre </w:t>
+      </w:r>
+      <w:r>
+        <w:rPr>
+          <w:rFonts w:ascii="Times New Roman" w:hAnsi="Times New Roman" w:cs="Times New Roman" w:hint="eastAsia"/>
+          <w:lang w:val="fr-FR"/>
+        </w:rPr>
+        <w:t>autour des lieux sportif</w:t>
+      </w:r>
+      <w:r>
+        <w:rPr>
+          <w:rFonts w:ascii="Times New Roman" w:hAnsi="Times New Roman" w:cs="Times New Roman"/>
+          <w:lang w:val="fr-FR"/>
+        </w:rPr>
+        <w:t> </w:t>
+      </w:r>
+      <w:r>
+        <w:rPr>
+          <w:rFonts w:ascii="Times New Roman" w:hAnsi="Times New Roman" w:cs="Times New Roman" w:hint="eastAsia"/>
+          <w:lang w:val="fr-FR"/>
+        </w:rPr>
+        <w:t>?</w:t>
+      </w:r>
+    </w:p>
+    <w:p>
+      <w:pPr>
+        <w:pStyle w:val="a9"/>
+        <w:numPr>
+          <w:ilvl w:val="2"/>
+          <w:numId w:val="2"/>
+        </w:numPr>
+        <w:ind w:left="426"/>
+      </w:pPr>
+      <w:r>
+        <w:rPr>
+          <w:rFonts w:ascii="Times New Roman" w:hAnsi="Times New Roman" w:cs="Times New Roman"/>
+          <w:lang w:val="fr-FR"/>
+        </w:rPr>
+        <w:t>H</w:t>
+      </w:r>
+      <w:r>
+        <w:rPr>
+          <w:rFonts w:ascii="Times New Roman" w:hAnsi="Times New Roman" w:cs="Times New Roman" w:hint="eastAsia"/>
+          <w:lang w:val="fr-FR"/>
+        </w:rPr>
+        <w:t>ypo</w:t>
+      </w:r>
+      <w:r>
+        <w:rPr>
+          <w:rFonts w:ascii="Times New Roman" w:hAnsi="Times New Roman" w:cs="Times New Roman"/>
+          <w:lang w:val="fr-FR"/>
+        </w:rPr>
+        <w:t> </w:t>
+      </w:r>
+      <w:r>
+        <w:rPr>
+          <w:rFonts w:ascii="Times New Roman" w:hAnsi="Times New Roman" w:cs="Times New Roman" w:hint="eastAsia"/>
+          <w:lang w:val="fr-FR"/>
+        </w:rPr>
+        <w:t xml:space="preserve">&gt; </w:t>
+      </w:r>
+      <w:r>
+        <w:rPr>
+          <w:rFonts w:ascii="Times New Roman" w:hAnsi="Times New Roman" w:cs="Times New Roman"/>
+          <w:lang w:val="fr-FR"/>
+        </w:rPr>
+        <w:t>Pari</w:t>
+      </w:r>
+      <w:r>
+        <w:rPr>
+          <w:rFonts w:ascii="Times New Roman" w:hAnsi="Times New Roman" w:cs="Times New Roman"/>
+          <w:lang w:val="fr-FR"/>
+        </w:rPr>
+        <w:t>s stable vs</w:t>
+      </w:r>
+      <w:r>
+        <w:rPr>
+          <w:rFonts w:ascii="Times New Roman" w:hAnsi="Times New Roman" w:cs="Times New Roman"/>
+          <w:lang w:val="fr-FR"/>
+        </w:rPr>
+        <w:t xml:space="preserve"> </w:t>
+      </w:r>
+    </w:p>
+    <w:p>
+      <w:pPr>
+        <w:rPr>
+          <w:rFonts w:ascii="Times New Roman" w:hAnsi="Times New Roman" w:cs="Times New Roman"/>
+          <w:lang w:val="fr-FR"/>
+        </w:rPr>
+      </w:pPr>
+      <w:r>
+        <w:rPr>
+          <w:rFonts w:ascii="Times New Roman" w:hAnsi="Times New Roman" w:cs="Times New Roman"/>
+          <w:lang w:val="fr-FR"/>
+        </w:rPr>
+        <w:t>Compare WHAT?</w:t>
+      </w:r>
+    </w:p>
+    <w:p>
+      <w:pPr>
+        <w:pStyle w:val="a9"/>
+        <w:numPr>
+          <w:ilvl w:val="2"/>
+          <w:numId w:val="2"/>
+        </w:numPr>
+        <w:ind w:left="426"/>
+        <w:rPr>
+          <w:rFonts w:ascii="Times New Roman" w:hAnsi="Times New Roman" w:cs="Times New Roman"/>
+          <w:lang w:val="fr-FR"/>
+        </w:rPr>
+      </w:pPr>
+      <w:r>
+        <w:rPr>
+          <w:rFonts w:ascii="Times New Roman" w:hAnsi="Times New Roman" w:cs="Times New Roman"/>
+          <w:lang w:val="fr-FR"/>
+        </w:rPr>
+        <w:t>Price ?</w:t>
+      </w:r>
+    </w:p>
+    <w:p>
+      <w:pPr>
+        <w:pStyle w:val="a9"/>
+        <w:numPr>
+          <w:ilvl w:val="2"/>
+          <w:numId w:val="2"/>
+        </w:numPr>
+        <w:ind w:left="426"/>
+        <w:rPr>
+          <w:rFonts w:ascii="Times New Roman" w:hAnsi="Times New Roman" w:cs="Times New Roman"/>
+          <w:lang w:val="fr-FR"/>
         </w:rPr>
       </w:pPr>
       <w:proofErr w:type="spellStart"/>
       <w:r>
         <w:rPr>
           <w:rFonts w:ascii="Times New Roman" w:hAnsi="Times New Roman" w:cs="Times New Roman"/>
-        </w:rPr>
-        <w:t>Superhost</w:t>
+          <w:lang w:val="fr-FR"/>
+        </w:rPr>
+        <w:t>Sp</w:t>
       </w:r>
       <w:proofErr w:type="spellEnd"/>
       <w:r>
         <w:rPr>
           <w:rFonts w:ascii="Times New Roman" w:hAnsi="Times New Roman" w:cs="Times New Roman"/>
-        </w:rPr>
-        <w:t xml:space="preserve"> </w:t>
-      </w:r>
-    </w:p>
-    <w:p>
-      <w:pPr>
-        <w:rPr>
-          <w:rFonts w:ascii="Times New Roman" w:hAnsi="Times New Roman" w:cs="Times New Roman"/>
-        </w:rPr>
-      </w:pPr>
+          <w:lang w:val="fr-FR"/>
+        </w:rPr>
+        <w:t> : type ?</w:t>
+      </w:r>
+    </w:p>
+    <w:p>
+      <w:pPr>
+        <w:pStyle w:val="a9"/>
+        <w:numPr>
+          <w:ilvl w:val="2"/>
+          <w:numId w:val="2"/>
+        </w:numPr>
+        <w:ind w:left="426"/>
+        <w:rPr>
+          <w:rFonts w:ascii="Times New Roman" w:hAnsi="Times New Roman" w:cs="Times New Roman"/>
+          <w:lang w:val="fr-FR"/>
+        </w:rPr>
+      </w:pPr>
+    </w:p>
+    <w:p>
+      <w:pPr>
+        <w:rPr>
+          <w:rFonts w:ascii="Times New Roman" w:hAnsi="Times New Roman" w:cs="Times New Roman" w:hint="eastAsia"/>
+          <w:lang w:val="fr-FR"/>
+        </w:rPr>
+      </w:pPr>
+    </w:p>
+    <w:p>
+      <w:pPr>
+        <w:rPr>
+          <w:rFonts w:ascii="Times New Roman" w:hAnsi="Times New Roman" w:cs="Times New Roman"/>
+          <w:lang w:val="fr-FR"/>
+        </w:rPr>
+      </w:pPr>
+    </w:p>
+    <w:p>
+      <w:pPr>
+        <w:rPr>
+          <w:rFonts w:ascii="Times New Roman" w:hAnsi="Times New Roman" w:cs="Times New Roman"/>
+          <w:lang w:val="fr-FR"/>
+        </w:rPr>
+      </w:pPr>
+    </w:p>
+    <w:p>
+      <w:pPr>
+        <w:rPr>
+          <w:rFonts w:ascii="Times New Roman" w:hAnsi="Times New Roman" w:cs="Times New Roman"/>
+          <w:lang w:val="fr-FR"/>
+        </w:rPr>
+      </w:pPr>
+    </w:p>
+    <w:p>
+      <w:pPr>
+        <w:rPr>
+          <w:rFonts w:ascii="Times New Roman" w:hAnsi="Times New Roman" w:cs="Times New Roman"/>
+          <w:lang w:val="fr-FR"/>
+        </w:rPr>
+      </w:pPr>
+    </w:p>
+    <w:p>
+      <w:pPr>
+        <w:rPr>
+          <w:rFonts w:ascii="Times New Roman" w:hAnsi="Times New Roman" w:cs="Times New Roman"/>
+          <w:lang w:val="fr-FR"/>
+        </w:rPr>
+      </w:pPr>
+    </w:p>
+    <w:p>
+      <w:pPr>
+        <w:rPr>
+          <w:rFonts w:ascii="Times New Roman" w:hAnsi="Times New Roman" w:cs="Times New Roman" w:hint="eastAsia"/>
+          <w:lang w:val="fr-FR"/>
+        </w:rPr>
+      </w:pPr>
+      <w:r>
+        <w:rPr>
+          <w:rFonts w:ascii="Times New Roman" w:hAnsi="Times New Roman" w:cs="Times New Roman"/>
+          <w:lang w:val="fr-FR"/>
+        </w:rPr>
+        <w:t xml:space="preserve">Condition pour être </w:t>
+      </w:r>
       <w:proofErr w:type="spellStart"/>
       <w:r>
         <w:rPr>
           <w:rFonts w:ascii="Times New Roman" w:hAnsi="Times New Roman" w:cs="Times New Roman"/>
-        </w:rPr>
-        <w:t>Host_apris</w:t>
+          <w:lang w:val="fr-FR"/>
+        </w:rPr>
+        <w:t>superhost</w:t>
       </w:r>
       <w:proofErr w:type="spellEnd"/>
       <w:r>
         <w:rPr>
           <w:rFonts w:ascii="Times New Roman" w:hAnsi="Times New Roman" w:cs="Times New Roman"/>
-        </w:rPr>
-        <w:t>/</w:t>
-      </w:r>
-      <w:proofErr w:type="spellStart"/>
-      <w:r>
-        <w:rPr>
-          <w:rFonts w:ascii="Times New Roman" w:hAnsi="Times New Roman" w:cs="Times New Roman"/>
-        </w:rPr>
-        <w:t>host_london</w:t>
-      </w:r>
-      <w:proofErr w:type="spellEnd"/>
-    </w:p>
-    <w:p>
-      <w:pPr>
-        <w:rPr>
-          <w:rFonts w:ascii="Times New Roman" w:hAnsi="Times New Roman" w:cs="Times New Roman"/>
-        </w:rPr>
-      </w:pPr>
-    </w:p>
-    <w:p>
-      <w:pPr>
-        <w:rPr>
-          <w:rFonts w:ascii="Times New Roman" w:hAnsi="Times New Roman" w:cs="Times New Roman"/>
-        </w:rPr>
-      </w:pPr>
-    </w:p>
-    <w:p>
-      <w:pPr>
-        <w:rPr>
-          <w:rFonts w:ascii="Times New Roman" w:hAnsi="Times New Roman" w:cs="Times New Roman"/>
-        </w:rPr>
-      </w:pPr>
-    </w:p>
-    <w:p>
-      <w:pPr>
-        <w:rPr>
-          <w:rFonts w:ascii="Times New Roman" w:hAnsi="Times New Roman" w:cs="Times New Roman"/>
-        </w:rPr>
-      </w:pPr>
-    </w:p>
-    <w:p>
-      <w:pPr>
-        <w:rPr>
-          <w:rFonts w:ascii="Times New Roman" w:hAnsi="Times New Roman" w:cs="Times New Roman"/>
-        </w:rPr>
-      </w:pPr>
-    </w:p>
-    <w:p>
-      <w:pPr>
-        <w:rPr>
-          <w:rFonts w:ascii="Times New Roman" w:hAnsi="Times New Roman" w:cs="Times New Roman"/>
+          <w:lang w:val="fr-FR"/>
+        </w:rPr>
+        <w:t> ?</w:t>
+      </w:r>
+    </w:p>
+    <w:p>
+      <w:pPr>
+        <w:rPr>
+          <w:rFonts w:ascii="Times New Roman" w:hAnsi="Times New Roman" w:cs="Times New Roman"/>
+          <w:lang w:val="fr-FR"/>
+        </w:rPr>
+      </w:pPr>
+    </w:p>
+    <w:p>
+      <w:pPr>
+        <w:rPr>
+          <w:rFonts w:ascii="Times New Roman" w:hAnsi="Times New Roman" w:cs="Times New Roman"/>
+          <w:lang w:val="fr-FR"/>
+        </w:rPr>
+      </w:pPr>
+    </w:p>
+    <w:p>
+      <w:pPr>
+        <w:rPr>
+          <w:rFonts w:ascii="Times New Roman" w:hAnsi="Times New Roman" w:cs="Times New Roman"/>
+          <w:lang w:val="fr-FR"/>
+        </w:rPr>
+      </w:pPr>
+    </w:p>
+    <w:p>
+      <w:pPr>
+        <w:rPr>
+          <w:rFonts w:ascii="Times New Roman" w:hAnsi="Times New Roman" w:cs="Times New Roman"/>
+          <w:lang w:val="fr-FR"/>
+        </w:rPr>
+      </w:pPr>
+    </w:p>
+    <w:p>
+      <w:pPr>
+        <w:rPr>
+          <w:rFonts w:ascii="Times New Roman" w:hAnsi="Times New Roman" w:cs="Times New Roman"/>
+          <w:lang w:val="fr-FR"/>
+        </w:rPr>
+      </w:pPr>
+    </w:p>
+    <w:p>
+      <w:pPr>
+        <w:rPr>
+          <w:rFonts w:ascii="Times New Roman" w:hAnsi="Times New Roman" w:cs="Times New Roman"/>
+          <w:lang w:val="fr-FR"/>
+        </w:rPr>
+      </w:pPr>
+    </w:p>
+    <w:p>
+      <w:pPr>
+        <w:rPr>
+          <w:rFonts w:ascii="Times New Roman" w:hAnsi="Times New Roman" w:cs="Times New Roman"/>
+          <w:lang w:val="fr-FR"/>
         </w:rPr>
       </w:pPr>
     </w:p>
@@ -5661,7 +6386,6 @@
         <w:pStyle w:val="2"/>
       </w:pPr>
       <w:r>
-        <w:lastRenderedPageBreak/>
         <w:t>Pic :</w:t>
       </w:r>
     </w:p>
@@ -6234,7 +6958,7 @@
   <w:abstractNum w:abstractNumId="2" w15:restartNumberingAfterBreak="0">
     <w:nsid w:val="6F642657"/>
     <w:multiLevelType w:val="multilevel"/>
-    <w:tmpl w:val="746CD956"/>
+    <w:tmpl w:val="EE2EE79E"/>
     <w:lvl w:ilvl="0">
       <w:start w:val="1"/>
       <w:numFmt w:val="bullet"/>
@@ -6262,20 +6986,15 @@
         <w:rFonts w:ascii="Wingdings" w:eastAsiaTheme="minorEastAsia" w:hAnsi="Wingdings" w:cs="Times New Roman" w:hint="default"/>
       </w:rPr>
     </w:lvl>
-    <w:lvl w:ilvl="2" w:tentative="1">
-      <w:start w:val="1"/>
+    <w:lvl w:ilvl="2">
       <w:numFmt w:val="bullet"/>
-      <w:lvlText w:val=""/>
+      <w:lvlText w:val="-"/>
       <w:lvlJc w:val="left"/>
       <w:pPr>
-        <w:tabs>
-          <w:tab w:val="num" w:pos="2160"/>
-        </w:tabs>
         <w:ind w:left="2160" w:hanging="360"/>
       </w:pPr>
       <w:rPr>
-        <w:rFonts w:ascii="Wingdings" w:hAnsi="Wingdings" w:hint="default"/>
-        <w:sz w:val="20"/>
+        <w:rFonts w:ascii="Times New Roman" w:eastAsiaTheme="minorEastAsia" w:hAnsi="Times New Roman" w:cs="Times New Roman" w:hint="default"/>
       </w:rPr>
     </w:lvl>
     <w:lvl w:ilvl="3" w:tentative="1">

--- a/note_geo_jo.docx
+++ b/note_geo_jo.docx
@@ -93,186 +93,132 @@
           <w:lang w:val="fr-FR"/>
         </w:rPr>
       </w:pPr>
-      <w:proofErr w:type="spellStart"/>
-      <w:r>
-        <w:rPr>
-          <w:rFonts w:ascii="Times New Roman" w:hAnsi="Times New Roman" w:cs="Times New Roman"/>
-          <w:b/>
-          <w:bCs/>
-          <w:lang w:val="fr-FR"/>
-        </w:rPr>
-        <w:t>Env</w:t>
-      </w:r>
-      <w:proofErr w:type="spellEnd"/>
-      <w:r>
-        <w:rPr>
-          <w:rFonts w:ascii="Times New Roman" w:hAnsi="Times New Roman" w:cs="Times New Roman"/>
-          <w:b/>
-          <w:bCs/>
-          <w:lang w:val="fr-FR"/>
+      <w:r>
+        <w:rPr>
+          <w:rFonts w:ascii="Times New Roman" w:hAnsi="Times New Roman" w:cs="Times New Roman"/>
+          <w:b/>
+          <w:bCs/>
+          <w:lang w:val="fr-FR"/>
+        </w:rPr>
+        <w:t>Env : geo_env</w:t>
+      </w:r>
+    </w:p>
+    <w:p>
+      <w:pPr>
+        <w:rPr>
+          <w:b/>
+          <w:bCs/>
+          <w:highlight w:val="yellow"/>
+        </w:rPr>
+      </w:pPr>
+      <w:r>
+        <w:rPr>
+          <w:b/>
+          <w:bCs/>
+          <w:highlight w:val="yellow"/>
+        </w:rPr>
+        <w:t xml:space="preserve">SYNCHRO : </w:t>
+      </w:r>
+    </w:p>
+    <w:p>
+      <w:pPr>
+        <w:rPr>
+          <w:b/>
+          <w:bCs/>
+          <w:highlight w:val="yellow"/>
+        </w:rPr>
+      </w:pPr>
+      <w:r>
+        <w:rPr>
+          <w:rFonts w:hint="eastAsia"/>
+          <w:b/>
+          <w:bCs/>
+          <w:highlight w:val="yellow"/>
+        </w:rPr>
+        <w:t>I</w:t>
+      </w:r>
+      <w:r>
+        <w:rPr>
+          <w:b/>
+          <w:bCs/>
+          <w:highlight w:val="yellow"/>
+        </w:rPr>
+        <w:t>o</w:t>
+      </w:r>
+      <w:r>
+        <w:rPr>
+          <w:b/>
+          <w:bCs/>
+          <w:highlight w:val="yellow"/>
+        </w:rPr>
+        <w:t>(used in preprocess)</w:t>
+      </w:r>
+      <w:r>
+        <w:rPr>
+          <w:b/>
+          <w:bCs/>
+          <w:highlight w:val="yellow"/>
+        </w:rPr>
+        <w:t xml:space="preserve">, </w:t>
+      </w:r>
+      <w:r>
+        <w:rPr>
+          <w:rFonts w:hint="eastAsia"/>
+          <w:b/>
+          <w:bCs/>
+          <w:highlight w:val="yellow"/>
+        </w:rPr>
+        <w:t>P</w:t>
+      </w:r>
+      <w:r>
+        <w:rPr>
+          <w:b/>
+          <w:bCs/>
+          <w:highlight w:val="yellow"/>
+        </w:rPr>
+        <w:t>reprocess_listings</w:t>
+      </w:r>
+      <w:r>
+        <w:rPr>
+          <w:b/>
+          <w:bCs/>
+          <w:highlight w:val="yellow"/>
         </w:rPr>
         <w:t xml:space="preserve"> : </w:t>
       </w:r>
-      <w:proofErr w:type="spellStart"/>
-      <w:r>
-        <w:rPr>
-          <w:rFonts w:ascii="Times New Roman" w:hAnsi="Times New Roman" w:cs="Times New Roman"/>
-          <w:b/>
-          <w:bCs/>
-          <w:lang w:val="fr-FR"/>
-        </w:rPr>
-        <w:t>geo_env</w:t>
-      </w:r>
-      <w:proofErr w:type="spellEnd"/>
-    </w:p>
-    <w:p>
-      <w:pPr>
+      <w:r>
         <w:rPr>
           <w:b/>
           <w:bCs/>
           <w:highlight w:val="yellow"/>
         </w:rPr>
-      </w:pPr>
-      <w:r>
-        <w:rPr>
+        <w:t>geo, nli_ab, multi_ab</w:t>
+      </w:r>
+    </w:p>
+    <w:p>
+      <w:pPr>
+        <w:rPr>
+          <w:b/>
+          <w:bCs/>
+        </w:rPr>
+      </w:pPr>
+      <w:r>
+        <w:rPr>
+          <w:rFonts w:hint="eastAsia"/>
           <w:b/>
           <w:bCs/>
           <w:highlight w:val="yellow"/>
         </w:rPr>
-        <w:t xml:space="preserve">SYNCHRO : </w:t>
-      </w:r>
-    </w:p>
-    <w:p>
-      <w:pPr>
+        <w:t>S</w:t>
+      </w:r>
+      <w:r>
         <w:rPr>
           <w:b/>
           <w:bCs/>
           <w:highlight w:val="yellow"/>
         </w:rPr>
-      </w:pPr>
-      <w:r>
-        <w:rPr>
-          <w:rFonts w:hint="eastAsia"/>
-          <w:b/>
-          <w:bCs/>
-          <w:highlight w:val="yellow"/>
-        </w:rPr>
-        <w:t>I</w:t>
-      </w:r>
-      <w:r>
-        <w:rPr>
-          <w:b/>
-          <w:bCs/>
-          <w:highlight w:val="yellow"/>
-        </w:rPr>
-        <w:t>o</w:t>
-      </w:r>
-      <w:r>
-        <w:rPr>
-          <w:b/>
-          <w:bCs/>
-          <w:highlight w:val="yellow"/>
-        </w:rPr>
-        <w:t>(used in preprocess)</w:t>
-      </w:r>
-      <w:r>
-        <w:rPr>
-          <w:b/>
-          <w:bCs/>
-          <w:highlight w:val="yellow"/>
-        </w:rPr>
-        <w:t xml:space="preserve">, </w:t>
-      </w:r>
-      <w:proofErr w:type="spellStart"/>
-      <w:r>
-        <w:rPr>
-          <w:rFonts w:hint="eastAsia"/>
-          <w:b/>
-          <w:bCs/>
-          <w:highlight w:val="yellow"/>
-        </w:rPr>
-        <w:t>P</w:t>
-      </w:r>
-      <w:r>
-        <w:rPr>
-          <w:b/>
-          <w:bCs/>
-          <w:highlight w:val="yellow"/>
-        </w:rPr>
-        <w:t>reprocess_listings</w:t>
-      </w:r>
-      <w:proofErr w:type="spellEnd"/>
-      <w:r>
-        <w:rPr>
-          <w:b/>
-          <w:bCs/>
-          <w:highlight w:val="yellow"/>
-        </w:rPr>
-        <w:t xml:space="preserve"> : </w:t>
-      </w:r>
-      <w:r>
-        <w:rPr>
-          <w:b/>
-          <w:bCs/>
-          <w:highlight w:val="yellow"/>
-        </w:rPr>
-        <w:t xml:space="preserve">geo, </w:t>
-      </w:r>
-      <w:proofErr w:type="spellStart"/>
-      <w:r>
-        <w:rPr>
-          <w:b/>
-          <w:bCs/>
-          <w:highlight w:val="yellow"/>
-        </w:rPr>
-        <w:t>nli_ab</w:t>
-      </w:r>
-      <w:proofErr w:type="spellEnd"/>
-      <w:r>
-        <w:rPr>
-          <w:b/>
-          <w:bCs/>
-          <w:highlight w:val="yellow"/>
-        </w:rPr>
-        <w:t xml:space="preserve">, </w:t>
-      </w:r>
-      <w:proofErr w:type="spellStart"/>
-      <w:r>
-        <w:rPr>
-          <w:b/>
-          <w:bCs/>
-          <w:highlight w:val="yellow"/>
-        </w:rPr>
-        <w:t>multi_ab</w:t>
-      </w:r>
-      <w:proofErr w:type="spellEnd"/>
-    </w:p>
-    <w:p>
-      <w:pPr>
-        <w:rPr>
-          <w:b/>
-          <w:bCs/>
-        </w:rPr>
-      </w:pPr>
-      <w:proofErr w:type="spellStart"/>
-      <w:r>
-        <w:rPr>
-          <w:rFonts w:hint="eastAsia"/>
-          <w:b/>
-          <w:bCs/>
-          <w:highlight w:val="yellow"/>
-        </w:rPr>
-        <w:t>S</w:t>
-      </w:r>
-      <w:r>
-        <w:rPr>
-          <w:b/>
-          <w:bCs/>
-          <w:highlight w:val="yellow"/>
-        </w:rPr>
         <w:t>plit_listings</w:t>
       </w:r>
-      <w:proofErr w:type="spellEnd"/>
       <w:r>
         <w:rPr>
           <w:b/>
@@ -296,14 +242,12 @@
           <w:rFonts w:hint="eastAsia"/>
         </w:rPr>
       </w:pPr>
-      <w:proofErr w:type="spellStart"/>
       <w:r>
         <w:rPr>
           <w:rFonts w:hint="eastAsia"/>
         </w:rPr>
         <w:t>Multilevel_Geovisualisaiton_Airbnb_JO</w:t>
       </w:r>
-      <w:proofErr w:type="spellEnd"/>
     </w:p>
     <w:p>
       <w:pPr>
@@ -395,62 +339,44 @@
           <w:rFonts w:hint="eastAsia"/>
         </w:rPr>
       </w:pPr>
-      <w:proofErr w:type="spellStart"/>
-      <w:r>
-        <w:t>Sujet</w:t>
-      </w:r>
-      <w:proofErr w:type="spellEnd"/>
-      <w:r>
-        <w:t xml:space="preserve"> : </w:t>
-      </w:r>
-    </w:p>
-    <w:p>
-      <w:pPr>
-        <w:rPr>
-          <w:rFonts w:ascii="Times New Roman" w:hAnsi="Times New Roman" w:cs="Times New Roman"/>
-          <w:b/>
-          <w:bCs/>
-          <w:lang w:val="fr-FR"/>
-        </w:rPr>
-      </w:pPr>
-      <w:proofErr w:type="spellStart"/>
+      <w:r>
+        <w:t xml:space="preserve">Sujet : </w:t>
+      </w:r>
+    </w:p>
+    <w:p>
+      <w:pPr>
+        <w:rPr>
+          <w:rFonts w:ascii="Times New Roman" w:hAnsi="Times New Roman" w:cs="Times New Roman"/>
+          <w:b/>
+          <w:bCs/>
+          <w:lang w:val="fr-FR"/>
+        </w:rPr>
+      </w:pPr>
       <w:r>
         <w:rPr>
           <w:rFonts w:ascii="Times New Roman" w:hAnsi="Times New Roman" w:cs="Times New Roman"/>
         </w:rPr>
         <w:t>Geomarketing</w:t>
       </w:r>
-      <w:proofErr w:type="spellEnd"/>
-    </w:p>
-    <w:p>
-      <w:pPr>
-        <w:rPr>
-          <w:rFonts w:ascii="Times New Roman" w:hAnsi="Times New Roman" w:cs="Times New Roman"/>
-          <w:b/>
-          <w:bCs/>
-          <w:lang w:val="fr-FR"/>
-        </w:rPr>
-      </w:pPr>
-      <w:r>
-        <w:rPr>
-          <w:rFonts w:ascii="Times New Roman" w:hAnsi="Times New Roman" w:cs="Times New Roman"/>
-          <w:b/>
-          <w:bCs/>
-          <w:lang w:val="fr-FR"/>
-        </w:rPr>
-        <w:t>Paper : 10+- pages, contexte, pb, méthodologie, traitement, analyse /</w:t>
-      </w:r>
-      <w:proofErr w:type="spellStart"/>
-      <w:r>
-        <w:rPr>
-          <w:rFonts w:ascii="Times New Roman" w:hAnsi="Times New Roman" w:cs="Times New Roman"/>
-          <w:b/>
-          <w:bCs/>
-          <w:lang w:val="fr-FR"/>
-        </w:rPr>
-        <w:t>res</w:t>
-      </w:r>
-      <w:proofErr w:type="spellEnd"/>
+    </w:p>
+    <w:p>
+      <w:pPr>
+        <w:rPr>
+          <w:rFonts w:ascii="Times New Roman" w:hAnsi="Times New Roman" w:cs="Times New Roman"/>
+          <w:b/>
+          <w:bCs/>
+          <w:lang w:val="fr-FR"/>
+        </w:rPr>
+      </w:pPr>
+      <w:r>
+        <w:rPr>
+          <w:rFonts w:ascii="Times New Roman" w:hAnsi="Times New Roman" w:cs="Times New Roman"/>
+          <w:b/>
+          <w:bCs/>
+          <w:lang w:val="fr-FR"/>
+        </w:rPr>
+        <w:t>Paper : 10+- pages, contexte, pb, méthodologie, traitement, analyse /res</w:t>
+      </w:r>
     </w:p>
     <w:p>
       <w:pPr>
@@ -500,15 +426,7 @@
         </w:rPr>
       </w:pPr>
       <w:r>
-        <w:t xml:space="preserve">Trav </w:t>
-      </w:r>
-      <w:proofErr w:type="spellStart"/>
-      <w:r>
-        <w:t>connexes</w:t>
-      </w:r>
-      <w:proofErr w:type="spellEnd"/>
-      <w:r>
-        <w:t> :</w:t>
+        <w:t>Trav connexes :</w:t>
       </w:r>
     </w:p>
     <w:p>
@@ -523,25 +441,14 @@
           <w:lang w:val="fr-FR"/>
         </w:rPr>
       </w:pPr>
-      <w:proofErr w:type="spellStart"/>
-      <w:r>
-        <w:rPr>
-          <w:rFonts w:ascii="Times New Roman" w:hAnsi="Times New Roman" w:cs="Times New Roman"/>
-          <w:b/>
-          <w:bCs/>
-          <w:lang w:val="fr-FR"/>
-        </w:rPr>
-        <w:t>Géovisualisation</w:t>
-      </w:r>
-      <w:proofErr w:type="spellEnd"/>
-      <w:r>
-        <w:rPr>
-          <w:rFonts w:ascii="Times New Roman" w:hAnsi="Times New Roman" w:cs="Times New Roman"/>
-          <w:b/>
-          <w:bCs/>
-          <w:lang w:val="fr-FR"/>
-        </w:rPr>
-        <w:t xml:space="preserve"> multi-échelles des locations Airbnb en région parisienne (2016-2022) : </w:t>
+      <w:r>
+        <w:rPr>
+          <w:rFonts w:ascii="Times New Roman" w:hAnsi="Times New Roman" w:cs="Times New Roman"/>
+          <w:b/>
+          <w:bCs/>
+          <w:lang w:val="fr-FR"/>
+        </w:rPr>
+        <w:t xml:space="preserve">Géovisualisation multi-échelles des locations Airbnb en région parisienne (2016-2022) : </w:t>
       </w:r>
       <w:hyperlink r:id="rId7" w:history="1">
         <w:r>
@@ -587,19 +494,11 @@
           <w:rFonts w:ascii="Times New Roman" w:hAnsi="Times New Roman" w:cs="Times New Roman"/>
         </w:rPr>
       </w:pPr>
-      <w:proofErr w:type="spellStart"/>
-      <w:r>
-        <w:rPr>
-          <w:rFonts w:ascii="Times New Roman" w:hAnsi="Times New Roman" w:cs="Times New Roman"/>
-        </w:rPr>
-        <w:t>acessiblité</w:t>
-      </w:r>
-      <w:proofErr w:type="spellEnd"/>
-      <w:r>
-        <w:rPr>
-          <w:rFonts w:ascii="Times New Roman" w:hAnsi="Times New Roman" w:cs="Times New Roman"/>
-        </w:rPr>
-        <w:t xml:space="preserve"> </w:t>
+      <w:r>
+        <w:rPr>
+          <w:rFonts w:ascii="Times New Roman" w:hAnsi="Times New Roman" w:cs="Times New Roman"/>
+        </w:rPr>
+        <w:t xml:space="preserve">acessiblité </w:t>
       </w:r>
       <w:r>
         <w:rPr>
@@ -637,49 +536,7 @@
         <w:rPr>
           <w:rFonts w:ascii="Times New Roman" w:hAnsi="Times New Roman" w:cs="Times New Roman"/>
         </w:rPr>
-        <w:t xml:space="preserve">focus : </w:t>
-      </w:r>
-      <w:proofErr w:type="spellStart"/>
-      <w:r>
-        <w:rPr>
-          <w:rFonts w:ascii="Times New Roman" w:hAnsi="Times New Roman" w:cs="Times New Roman"/>
-        </w:rPr>
-        <w:t>comparaison</w:t>
-      </w:r>
-      <w:proofErr w:type="spellEnd"/>
-      <w:r>
-        <w:rPr>
-          <w:rFonts w:ascii="Times New Roman" w:hAnsi="Times New Roman" w:cs="Times New Roman"/>
-        </w:rPr>
-        <w:t xml:space="preserve"> des villes, distance aux </w:t>
-      </w:r>
-      <w:proofErr w:type="spellStart"/>
-      <w:r>
-        <w:rPr>
-          <w:rFonts w:ascii="Times New Roman" w:hAnsi="Times New Roman" w:cs="Times New Roman"/>
-        </w:rPr>
-        <w:t>lieux</w:t>
-      </w:r>
-      <w:proofErr w:type="spellEnd"/>
-      <w:r>
-        <w:rPr>
-          <w:rFonts w:ascii="Times New Roman" w:hAnsi="Times New Roman" w:cs="Times New Roman"/>
-        </w:rPr>
-        <w:t xml:space="preserve"> </w:t>
-      </w:r>
-      <w:proofErr w:type="spellStart"/>
-      <w:r>
-        <w:rPr>
-          <w:rFonts w:ascii="Times New Roman" w:hAnsi="Times New Roman" w:cs="Times New Roman"/>
-        </w:rPr>
-        <w:t>sportifs</w:t>
-      </w:r>
-      <w:proofErr w:type="spellEnd"/>
-      <w:r>
-        <w:rPr>
-          <w:rFonts w:ascii="Times New Roman" w:hAnsi="Times New Roman" w:cs="Times New Roman"/>
-        </w:rPr>
-        <w:t xml:space="preserve"> </w:t>
+        <w:t xml:space="preserve">focus : comparaison des villes, distance aux lieux sportifs </w:t>
       </w:r>
     </w:p>
     <w:p>
@@ -756,23 +613,13 @@
         </w:rPr>
         <w:t>六边形热力图（</w:t>
       </w:r>
-      <w:proofErr w:type="spellStart"/>
-      <w:r>
-        <w:rPr>
-          <w:rFonts w:ascii="Times New Roman" w:hAnsi="Times New Roman" w:cs="Times New Roman"/>
-          <w:b/>
-          <w:bCs/>
-        </w:rPr>
-        <w:t>Hexbin</w:t>
-      </w:r>
-      <w:proofErr w:type="spellEnd"/>
-      <w:r>
-        <w:rPr>
-          <w:rFonts w:ascii="Times New Roman" w:hAnsi="Times New Roman" w:cs="Times New Roman"/>
-          <w:b/>
-          <w:bCs/>
-        </w:rPr>
-        <w:t xml:space="preserve"> Map</w:t>
+      <w:r>
+        <w:rPr>
+          <w:rFonts w:ascii="Times New Roman" w:hAnsi="Times New Roman" w:cs="Times New Roman"/>
+          <w:b/>
+          <w:bCs/>
+        </w:rPr>
+        <w:t>Hexbin Map</w:t>
       </w:r>
       <w:r>
         <w:rPr>
@@ -845,59 +692,24 @@
           <w:rFonts w:ascii="Times New Roman" w:hAnsi="Times New Roman" w:cs="Times New Roman"/>
           <w:lang w:val="fr-FR"/>
         </w:rPr>
-        <w:t xml:space="preserve">Discuter sur les data dans la </w:t>
-      </w:r>
-      <w:proofErr w:type="spellStart"/>
-      <w:r>
-        <w:rPr>
-          <w:rFonts w:ascii="Times New Roman" w:hAnsi="Times New Roman" w:cs="Times New Roman"/>
-          <w:lang w:val="fr-FR"/>
-        </w:rPr>
-        <w:t>scéance</w:t>
-      </w:r>
-      <w:proofErr w:type="spellEnd"/>
-      <w:r>
-        <w:rPr>
-          <w:rFonts w:ascii="Times New Roman" w:hAnsi="Times New Roman" w:cs="Times New Roman"/>
-          <w:lang w:val="fr-FR"/>
-        </w:rPr>
-        <w:t xml:space="preserve"> prochaine début </w:t>
-      </w:r>
-      <w:proofErr w:type="spellStart"/>
-      <w:r>
-        <w:rPr>
-          <w:rFonts w:ascii="Times New Roman" w:hAnsi="Times New Roman" w:cs="Times New Roman"/>
-          <w:lang w:val="fr-FR"/>
-        </w:rPr>
-        <w:t>Dec</w:t>
-      </w:r>
-      <w:proofErr w:type="spellEnd"/>
-    </w:p>
-    <w:p>
-      <w:pPr>
-        <w:rPr>
-          <w:rFonts w:ascii="Times New Roman" w:hAnsi="Times New Roman" w:cs="Times New Roman"/>
-          <w:b/>
-          <w:bCs/>
-        </w:rPr>
-      </w:pPr>
-      <w:proofErr w:type="spellStart"/>
-      <w:r>
-        <w:rPr>
-          <w:rFonts w:ascii="Times New Roman" w:hAnsi="Times New Roman" w:cs="Times New Roman"/>
-          <w:b/>
-          <w:bCs/>
-        </w:rPr>
-        <w:t>Spatialiser</w:t>
-      </w:r>
-      <w:proofErr w:type="spellEnd"/>
-      <w:r>
-        <w:rPr>
-          <w:rFonts w:ascii="Times New Roman" w:hAnsi="Times New Roman" w:cs="Times New Roman"/>
-          <w:b/>
-          <w:bCs/>
-        </w:rPr>
-        <w:t xml:space="preserve"> les data</w:t>
+        <w:t>Discuter sur les data dans la scéance prochaine début Dec</w:t>
+      </w:r>
+    </w:p>
+    <w:p>
+      <w:pPr>
+        <w:rPr>
+          <w:rFonts w:ascii="Times New Roman" w:hAnsi="Times New Roman" w:cs="Times New Roman"/>
+          <w:b/>
+          <w:bCs/>
+        </w:rPr>
+      </w:pPr>
+      <w:r>
+        <w:rPr>
+          <w:rFonts w:ascii="Times New Roman" w:hAnsi="Times New Roman" w:cs="Times New Roman"/>
+          <w:b/>
+          <w:bCs/>
+        </w:rPr>
+        <w:t>Spatialiser les data</w:t>
       </w:r>
     </w:p>
     <w:p>
@@ -938,19 +750,11 @@
         </w:rPr>
         <w:t>房源：地点（</w:t>
       </w:r>
-      <w:proofErr w:type="spellStart"/>
-      <w:r>
-        <w:rPr>
-          <w:rFonts w:ascii="Times New Roman" w:hAnsi="Times New Roman" w:cs="Times New Roman"/>
-        </w:rPr>
-        <w:t>dist_min</w:t>
-      </w:r>
-      <w:proofErr w:type="spellEnd"/>
-      <w:r>
-        <w:rPr>
-          <w:rFonts w:ascii="Times New Roman" w:hAnsi="Times New Roman" w:cs="Times New Roman"/>
-        </w:rPr>
-        <w:t> ?</w:t>
+      <w:r>
+        <w:rPr>
+          <w:rFonts w:ascii="Times New Roman" w:hAnsi="Times New Roman" w:cs="Times New Roman"/>
+        </w:rPr>
+        <w:t>dist_min ?</w:t>
       </w:r>
       <w:r>
         <w:rPr>
@@ -1322,7 +1126,6 @@
           <w:rFonts w:hint="eastAsia"/>
         </w:rPr>
       </w:pPr>
-      <w:proofErr w:type="spellStart"/>
       <w:r>
         <w:rPr>
           <w:rFonts w:hint="eastAsia"/>
@@ -1332,7 +1135,6 @@
       <w:r>
         <w:t>f_simple</w:t>
       </w:r>
-      <w:proofErr w:type="spellEnd"/>
       <w:r>
         <w:t xml:space="preserve"> </w:t>
       </w:r>
@@ -1352,33 +1154,11 @@
           <w:rFonts w:ascii="Times New Roman" w:hAnsi="Times New Roman" w:cs="Times New Roman"/>
         </w:rPr>
       </w:pPr>
-      <w:proofErr w:type="spellStart"/>
-      <w:r>
-        <w:rPr>
-          <w:rFonts w:ascii="Times New Roman" w:hAnsi="Times New Roman" w:cs="Times New Roman"/>
-        </w:rPr>
-        <w:t>vars_id</w:t>
-      </w:r>
-      <w:proofErr w:type="spellEnd"/>
-      <w:r>
-        <w:rPr>
-          <w:rFonts w:ascii="Times New Roman" w:hAnsi="Times New Roman" w:cs="Times New Roman"/>
-        </w:rPr>
-        <w:t>=['id','</w:t>
-      </w:r>
-      <w:proofErr w:type="spellStart"/>
-      <w:r>
-        <w:rPr>
-          <w:rFonts w:ascii="Times New Roman" w:hAnsi="Times New Roman" w:cs="Times New Roman"/>
-        </w:rPr>
-        <w:t>host_id</w:t>
-      </w:r>
-      <w:proofErr w:type="spellEnd"/>
-      <w:r>
-        <w:rPr>
-          <w:rFonts w:ascii="Times New Roman" w:hAnsi="Times New Roman" w:cs="Times New Roman"/>
-        </w:rPr>
-        <w:t>']</w:t>
+      <w:r>
+        <w:rPr>
+          <w:rFonts w:ascii="Times New Roman" w:hAnsi="Times New Roman" w:cs="Times New Roman"/>
+        </w:rPr>
+        <w:t>vars_id=['id','host_id']</w:t>
       </w:r>
     </w:p>
     <w:p>
@@ -1406,47 +1186,11 @@
           <w:rFonts w:ascii="Times New Roman" w:hAnsi="Times New Roman" w:cs="Times New Roman"/>
         </w:rPr>
       </w:pPr>
-      <w:proofErr w:type="spellStart"/>
-      <w:r>
-        <w:rPr>
-          <w:rFonts w:ascii="Times New Roman" w:hAnsi="Times New Roman" w:cs="Times New Roman"/>
-        </w:rPr>
-        <w:t>x_vars</w:t>
-      </w:r>
-      <w:proofErr w:type="spellEnd"/>
-      <w:r>
-        <w:rPr>
-          <w:rFonts w:ascii="Times New Roman" w:hAnsi="Times New Roman" w:cs="Times New Roman"/>
-        </w:rPr>
-        <w:t>=["</w:t>
-      </w:r>
-      <w:proofErr w:type="spellStart"/>
-      <w:r>
-        <w:rPr>
-          <w:rFonts w:ascii="Times New Roman" w:hAnsi="Times New Roman" w:cs="Times New Roman"/>
-        </w:rPr>
-        <w:t>host_identity_verified</w:t>
-      </w:r>
-      <w:proofErr w:type="spellEnd"/>
-      <w:r>
-        <w:rPr>
-          <w:rFonts w:ascii="Times New Roman" w:hAnsi="Times New Roman" w:cs="Times New Roman"/>
-        </w:rPr>
-        <w:t>", "</w:t>
-      </w:r>
-      <w:proofErr w:type="spellStart"/>
-      <w:r>
-        <w:rPr>
-          <w:rFonts w:ascii="Times New Roman" w:hAnsi="Times New Roman" w:cs="Times New Roman"/>
-        </w:rPr>
-        <w:t>host_has_profile_pic</w:t>
-      </w:r>
-      <w:proofErr w:type="spellEnd"/>
-      <w:r>
-        <w:rPr>
-          <w:rFonts w:ascii="Times New Roman" w:hAnsi="Times New Roman" w:cs="Times New Roman"/>
-        </w:rPr>
-        <w:t xml:space="preserve">",         </w:t>
+      <w:r>
+        <w:rPr>
+          <w:rFonts w:ascii="Times New Roman" w:hAnsi="Times New Roman" w:cs="Times New Roman"/>
+        </w:rPr>
+        <w:t xml:space="preserve">x_vars=["host_identity_verified", "host_has_profile_pic",         </w:t>
       </w:r>
     </w:p>
     <w:p>
@@ -1462,35 +1206,7 @@
         <w:rPr>
           <w:rFonts w:ascii="Times New Roman" w:hAnsi="Times New Roman" w:cs="Times New Roman"/>
         </w:rPr>
-        <w:t>    "</w:t>
-      </w:r>
-      <w:proofErr w:type="spellStart"/>
-      <w:r>
-        <w:rPr>
-          <w:rFonts w:ascii="Times New Roman" w:hAnsi="Times New Roman" w:cs="Times New Roman"/>
-        </w:rPr>
-        <w:t>review_scores_rating</w:t>
-      </w:r>
-      <w:proofErr w:type="spellEnd"/>
-      <w:r>
-        <w:rPr>
-          <w:rFonts w:ascii="Times New Roman" w:hAnsi="Times New Roman" w:cs="Times New Roman"/>
-        </w:rPr>
-        <w:t>", #"has_rating", "</w:t>
-      </w:r>
-      <w:proofErr w:type="spellStart"/>
-      <w:r>
-        <w:rPr>
-          <w:rFonts w:ascii="Times New Roman" w:hAnsi="Times New Roman" w:cs="Times New Roman"/>
-        </w:rPr>
-        <w:t>number_of_reviews</w:t>
-      </w:r>
-      <w:proofErr w:type="spellEnd"/>
-      <w:r>
-        <w:rPr>
-          <w:rFonts w:ascii="Times New Roman" w:hAnsi="Times New Roman" w:cs="Times New Roman"/>
-        </w:rPr>
-        <w:t>",</w:t>
+        <w:t>    "review_scores_rating", #"has_rating", "number_of_reviews",</w:t>
       </w:r>
     </w:p>
     <w:p>
@@ -1506,21 +1222,7 @@
         <w:rPr>
           <w:rFonts w:ascii="Times New Roman" w:hAnsi="Times New Roman" w:cs="Times New Roman"/>
         </w:rPr>
-        <w:t>    "years_since_host","professional_host",'</w:t>
-      </w:r>
-      <w:proofErr w:type="spellStart"/>
-      <w:r>
-        <w:rPr>
-          <w:rFonts w:ascii="Times New Roman" w:hAnsi="Times New Roman" w:cs="Times New Roman"/>
-        </w:rPr>
-        <w:t>host_is_superhost</w:t>
-      </w:r>
-      <w:proofErr w:type="spellEnd"/>
-      <w:r>
-        <w:rPr>
-          <w:rFonts w:ascii="Times New Roman" w:hAnsi="Times New Roman" w:cs="Times New Roman"/>
-        </w:rPr>
-        <w:t>', #'calculated_host_listings_count',</w:t>
+        <w:t>    "years_since_host","professional_host",'host_is_superhost', #'calculated_host_listings_count',</w:t>
       </w:r>
     </w:p>
     <w:p>
@@ -1536,21 +1238,7 @@
         <w:rPr>
           <w:rFonts w:ascii="Times New Roman" w:hAnsi="Times New Roman" w:cs="Times New Roman"/>
         </w:rPr>
-        <w:t>    "lang", "</w:t>
-      </w:r>
-      <w:proofErr w:type="spellStart"/>
-      <w:r>
-        <w:rPr>
-          <w:rFonts w:ascii="Times New Roman" w:hAnsi="Times New Roman" w:cs="Times New Roman"/>
-        </w:rPr>
-        <w:t>len</w:t>
-      </w:r>
-      <w:proofErr w:type="spellEnd"/>
-      <w:r>
-        <w:rPr>
-          <w:rFonts w:ascii="Times New Roman" w:hAnsi="Times New Roman" w:cs="Times New Roman"/>
-        </w:rPr>
-        <w:t>",</w:t>
+        <w:t>    "lang", "len",</w:t>
       </w:r>
     </w:p>
     <w:p>
@@ -1566,35 +1254,7 @@
         <w:rPr>
           <w:rFonts w:ascii="Times New Roman" w:hAnsi="Times New Roman" w:cs="Times New Roman"/>
         </w:rPr>
-        <w:t>    "</w:t>
-      </w:r>
-      <w:proofErr w:type="spellStart"/>
-      <w:r>
-        <w:rPr>
-          <w:rFonts w:ascii="Times New Roman" w:hAnsi="Times New Roman" w:cs="Times New Roman"/>
-        </w:rPr>
-        <w:t>room_type</w:t>
-      </w:r>
-      <w:proofErr w:type="spellEnd"/>
-      <w:r>
-        <w:rPr>
-          <w:rFonts w:ascii="Times New Roman" w:hAnsi="Times New Roman" w:cs="Times New Roman"/>
-        </w:rPr>
-        <w:t>", "</w:t>
-      </w:r>
-      <w:proofErr w:type="spellStart"/>
-      <w:r>
-        <w:rPr>
-          <w:rFonts w:ascii="Times New Roman" w:hAnsi="Times New Roman" w:cs="Times New Roman"/>
-        </w:rPr>
-        <w:t>instant_bookable</w:t>
-      </w:r>
-      <w:proofErr w:type="spellEnd"/>
-      <w:r>
-        <w:rPr>
-          <w:rFonts w:ascii="Times New Roman" w:hAnsi="Times New Roman" w:cs="Times New Roman"/>
-        </w:rPr>
-        <w:t>",</w:t>
+        <w:t>    "room_type", "instant_bookable",</w:t>
       </w:r>
     </w:p>
     <w:p>
@@ -1643,21 +1303,7 @@
         <w:rPr>
           <w:rFonts w:ascii="Times New Roman" w:hAnsi="Times New Roman" w:cs="Times New Roman"/>
         </w:rPr>
-        <w:t>vars_change=['status','status_changed','host_about_changed','host_picture_url_changed','sp_changed', '</w:t>
-      </w:r>
-      <w:proofErr w:type="spellStart"/>
-      <w:r>
-        <w:rPr>
-          <w:rFonts w:ascii="Times New Roman" w:hAnsi="Times New Roman" w:cs="Times New Roman"/>
-        </w:rPr>
-        <w:t>is_changed</w:t>
-      </w:r>
-      <w:proofErr w:type="spellEnd"/>
-      <w:r>
-        <w:rPr>
-          <w:rFonts w:ascii="Times New Roman" w:hAnsi="Times New Roman" w:cs="Times New Roman"/>
-        </w:rPr>
-        <w:t>']</w:t>
+        <w:t>vars_change=['status','status_changed','host_about_changed','host_picture_url_changed','sp_changed', 'is_changed']</w:t>
       </w:r>
     </w:p>
     <w:p>
@@ -1679,19 +1325,11 @@
           <w:rFonts w:ascii="Times New Roman" w:hAnsi="Times New Roman" w:cs="Times New Roman"/>
         </w:rPr>
       </w:pPr>
-      <w:proofErr w:type="spellStart"/>
-      <w:r>
-        <w:rPr>
-          <w:rFonts w:ascii="Times New Roman" w:hAnsi="Times New Roman" w:cs="Times New Roman"/>
-        </w:rPr>
-        <w:t>y_vars</w:t>
-      </w:r>
-      <w:proofErr w:type="spellEnd"/>
-      <w:r>
-        <w:rPr>
-          <w:rFonts w:ascii="Times New Roman" w:hAnsi="Times New Roman" w:cs="Times New Roman"/>
-        </w:rPr>
-        <w:t>=['price','availability_90']</w:t>
+      <w:r>
+        <w:rPr>
+          <w:rFonts w:ascii="Times New Roman" w:hAnsi="Times New Roman" w:cs="Times New Roman"/>
+        </w:rPr>
+        <w:t>y_vars=['price','availability_90']</w:t>
       </w:r>
     </w:p>
     <w:p>
@@ -1733,13 +1371,8 @@
           <w:rFonts w:hint="eastAsia"/>
         </w:rPr>
       </w:pPr>
-      <w:proofErr w:type="spellStart"/>
-      <w:r>
-        <w:t>Opendata-paris</w:t>
-      </w:r>
-      <w:proofErr w:type="spellEnd"/>
-      <w:r>
-        <w:t xml:space="preserve"> :</w:t>
+      <w:r>
+        <w:t>Opendata-paris :</w:t>
       </w:r>
     </w:p>
     <w:p>
@@ -1754,21 +1387,12 @@
           <w:color w:val="0070C0"/>
         </w:rPr>
       </w:pPr>
-      <w:proofErr w:type="spellStart"/>
-      <w:r>
-        <w:rPr>
-          <w:rFonts w:ascii="Times New Roman" w:hAnsi="Times New Roman" w:cs="Times New Roman"/>
-          <w:color w:val="0070C0"/>
-        </w:rPr>
-        <w:t>quartier_paris.shp</w:t>
-      </w:r>
-      <w:proofErr w:type="spellEnd"/>
-      <w:r>
-        <w:rPr>
-          <w:rFonts w:ascii="Times New Roman" w:hAnsi="Times New Roman" w:cs="Times New Roman"/>
-          <w:color w:val="0070C0"/>
-        </w:rPr>
-        <w:t xml:space="preserve"> </w:t>
+      <w:r>
+        <w:rPr>
+          <w:rFonts w:ascii="Times New Roman" w:hAnsi="Times New Roman" w:cs="Times New Roman"/>
+          <w:color w:val="0070C0"/>
+        </w:rPr>
+        <w:t xml:space="preserve">quartier_paris.shp </w:t>
       </w:r>
       <w:r>
         <w:rPr>
@@ -1992,7 +1616,6 @@
                 <w:color w:val="0070C0"/>
               </w:rPr>
             </w:pPr>
-            <w:proofErr w:type="spellStart"/>
             <w:r>
               <w:rPr>
                 <w:rFonts w:ascii="Times New Roman" w:hAnsi="Times New Roman" w:cs="Times New Roman"/>
@@ -2002,7 +1625,6 @@
               </w:rPr>
               <w:t>c_qu</w:t>
             </w:r>
-            <w:proofErr w:type="spellEnd"/>
           </w:p>
         </w:tc>
         <w:tc>
@@ -2065,7 +1687,6 @@
                 <w:color w:val="0070C0"/>
               </w:rPr>
             </w:pPr>
-            <w:proofErr w:type="spellStart"/>
             <w:r>
               <w:rPr>
                 <w:rFonts w:ascii="Times New Roman" w:hAnsi="Times New Roman" w:cs="Times New Roman"/>
@@ -2075,7 +1696,6 @@
               </w:rPr>
               <w:t>l_qu</w:t>
             </w:r>
-            <w:proofErr w:type="spellEnd"/>
           </w:p>
         </w:tc>
         <w:tc>
@@ -2106,23 +1726,7 @@
                 <w:rFonts w:ascii="Times New Roman" w:hAnsi="Times New Roman" w:cs="Times New Roman"/>
                 <w:color w:val="0070C0"/>
               </w:rPr>
-              <w:t xml:space="preserve"> "Saint-Germain-</w:t>
-            </w:r>
-            <w:proofErr w:type="spellStart"/>
-            <w:r>
-              <w:rPr>
-                <w:rFonts w:ascii="Times New Roman" w:hAnsi="Times New Roman" w:cs="Times New Roman"/>
-                <w:color w:val="0070C0"/>
-              </w:rPr>
-              <w:t>l'Auxerrois</w:t>
-            </w:r>
-            <w:proofErr w:type="spellEnd"/>
-            <w:r>
-              <w:rPr>
-                <w:rFonts w:ascii="Times New Roman" w:hAnsi="Times New Roman" w:cs="Times New Roman"/>
-                <w:color w:val="0070C0"/>
-              </w:rPr>
-              <w:t>"</w:t>
+              <w:t xml:space="preserve"> "Saint-Germain-l'Auxerrois"</w:t>
             </w:r>
             <w:r>
               <w:rPr>
@@ -2154,7 +1758,6 @@
                 <w:color w:val="0070C0"/>
               </w:rPr>
             </w:pPr>
-            <w:proofErr w:type="spellStart"/>
             <w:r>
               <w:rPr>
                 <w:rFonts w:ascii="Times New Roman" w:hAnsi="Times New Roman" w:cs="Times New Roman"/>
@@ -2164,7 +1767,6 @@
               </w:rPr>
               <w:t>c_ar</w:t>
             </w:r>
-            <w:proofErr w:type="spellEnd"/>
           </w:p>
         </w:tc>
         <w:tc>
@@ -2491,7 +2093,6 @@
           <w:rFonts w:hint="eastAsia"/>
         </w:rPr>
       </w:pPr>
-      <w:proofErr w:type="spellStart"/>
       <w:r>
         <w:lastRenderedPageBreak/>
         <w:t>G</w:t>
@@ -2503,139 +2104,64 @@
         <w:t>df</w:t>
       </w:r>
       <w:r>
-        <w:t>_joined</w:t>
-      </w:r>
-      <w:proofErr w:type="spellEnd"/>
-      <w:r>
-        <w:t> :</w:t>
-      </w:r>
-    </w:p>
-    <w:p>
-      <w:pPr>
-        <w:rPr>
-          <w:rFonts w:ascii="Times New Roman" w:hAnsi="Times New Roman" w:cs="Times New Roman"/>
-          <w:b/>
-          <w:bCs/>
-          <w:color w:val="0070C0"/>
-        </w:rPr>
-      </w:pPr>
-      <w:proofErr w:type="spellStart"/>
-      <w:r>
-        <w:rPr>
-          <w:rFonts w:ascii="Times New Roman" w:hAnsi="Times New Roman" w:cs="Times New Roman"/>
-          <w:b/>
-          <w:bCs/>
-          <w:color w:val="0070C0"/>
-        </w:rPr>
-        <w:t>gdf_joined</w:t>
-      </w:r>
-      <w:proofErr w:type="spellEnd"/>
-      <w:r>
-        <w:rPr>
-          <w:rFonts w:ascii="Times New Roman" w:hAnsi="Times New Roman" w:cs="Times New Roman"/>
-          <w:b/>
-          <w:bCs/>
-          <w:color w:val="0070C0"/>
-        </w:rPr>
-        <w:t xml:space="preserve"> = </w:t>
-      </w:r>
-      <w:proofErr w:type="spellStart"/>
-      <w:r>
-        <w:rPr>
-          <w:rFonts w:ascii="Times New Roman" w:hAnsi="Times New Roman" w:cs="Times New Roman"/>
-          <w:b/>
-          <w:bCs/>
-          <w:color w:val="0070C0"/>
-        </w:rPr>
-        <w:t>gpd.sjoin</w:t>
-      </w:r>
-      <w:proofErr w:type="spellEnd"/>
-      <w:r>
-        <w:rPr>
-          <w:rFonts w:ascii="Times New Roman" w:hAnsi="Times New Roman" w:cs="Times New Roman"/>
-          <w:b/>
-          <w:bCs/>
-          <w:color w:val="0070C0"/>
-        </w:rPr>
-        <w:t>(</w:t>
-      </w:r>
-    </w:p>
-    <w:p>
-      <w:pPr>
-        <w:rPr>
-          <w:rFonts w:ascii="Times New Roman" w:hAnsi="Times New Roman" w:cs="Times New Roman"/>
-          <w:b/>
-          <w:bCs/>
-          <w:color w:val="0070C0"/>
-        </w:rPr>
-      </w:pPr>
-      <w:r>
-        <w:rPr>
-          <w:rFonts w:ascii="Times New Roman" w:hAnsi="Times New Roman" w:cs="Times New Roman"/>
-          <w:b/>
-          <w:bCs/>
-          <w:color w:val="0070C0"/>
-        </w:rPr>
-        <w:t xml:space="preserve">    </w:t>
-      </w:r>
-      <w:proofErr w:type="spellStart"/>
-      <w:r>
-        <w:rPr>
-          <w:rFonts w:ascii="Times New Roman" w:hAnsi="Times New Roman" w:cs="Times New Roman"/>
-          <w:b/>
-          <w:bCs/>
-          <w:color w:val="0070C0"/>
-        </w:rPr>
-        <w:t>gdf_points</w:t>
-      </w:r>
-      <w:proofErr w:type="spellEnd"/>
-      <w:r>
-        <w:rPr>
-          <w:rFonts w:ascii="Times New Roman" w:hAnsi="Times New Roman" w:cs="Times New Roman"/>
-          <w:b/>
-          <w:bCs/>
-          <w:color w:val="0070C0"/>
-        </w:rPr>
-        <w:t>,</w:t>
-      </w:r>
-    </w:p>
-    <w:p>
-      <w:pPr>
-        <w:rPr>
-          <w:rFonts w:ascii="Times New Roman" w:hAnsi="Times New Roman" w:cs="Times New Roman"/>
-          <w:b/>
-          <w:bCs/>
-          <w:color w:val="0070C0"/>
-        </w:rPr>
-      </w:pPr>
-      <w:r>
-        <w:rPr>
-          <w:rFonts w:ascii="Times New Roman" w:hAnsi="Times New Roman" w:cs="Times New Roman"/>
-          <w:b/>
-          <w:bCs/>
-          <w:color w:val="0070C0"/>
-        </w:rPr>
-        <w:t xml:space="preserve">    </w:t>
-      </w:r>
-      <w:proofErr w:type="spellStart"/>
-      <w:r>
-        <w:rPr>
-          <w:rFonts w:ascii="Times New Roman" w:hAnsi="Times New Roman" w:cs="Times New Roman"/>
-          <w:b/>
-          <w:bCs/>
-          <w:color w:val="0070C0"/>
-        </w:rPr>
-        <w:t>gdf_quartier</w:t>
-      </w:r>
-      <w:proofErr w:type="spellEnd"/>
-      <w:r>
-        <w:rPr>
-          <w:rFonts w:ascii="Times New Roman" w:hAnsi="Times New Roman" w:cs="Times New Roman"/>
-          <w:b/>
-          <w:bCs/>
-          <w:color w:val="0070C0"/>
-        </w:rPr>
-        <w:t>,</w:t>
+        <w:t>_joined :</w:t>
+      </w:r>
+    </w:p>
+    <w:p>
+      <w:pPr>
+        <w:rPr>
+          <w:rFonts w:ascii="Times New Roman" w:hAnsi="Times New Roman" w:cs="Times New Roman"/>
+          <w:b/>
+          <w:bCs/>
+          <w:color w:val="0070C0"/>
+        </w:rPr>
+      </w:pPr>
+      <w:r>
+        <w:rPr>
+          <w:rFonts w:ascii="Times New Roman" w:hAnsi="Times New Roman" w:cs="Times New Roman"/>
+          <w:b/>
+          <w:bCs/>
+          <w:color w:val="0070C0"/>
+        </w:rPr>
+        <w:t>gdf_joined = gpd.sjoin(</w:t>
+      </w:r>
+    </w:p>
+    <w:p>
+      <w:pPr>
+        <w:rPr>
+          <w:rFonts w:ascii="Times New Roman" w:hAnsi="Times New Roman" w:cs="Times New Roman"/>
+          <w:b/>
+          <w:bCs/>
+          <w:color w:val="0070C0"/>
+        </w:rPr>
+      </w:pPr>
+      <w:r>
+        <w:rPr>
+          <w:rFonts w:ascii="Times New Roman" w:hAnsi="Times New Roman" w:cs="Times New Roman"/>
+          <w:b/>
+          <w:bCs/>
+          <w:color w:val="0070C0"/>
+        </w:rPr>
+        <w:t>    gdf_points,</w:t>
+      </w:r>
+    </w:p>
+    <w:p>
+      <w:pPr>
+        <w:rPr>
+          <w:rFonts w:ascii="Times New Roman" w:hAnsi="Times New Roman" w:cs="Times New Roman"/>
+          <w:b/>
+          <w:bCs/>
+          <w:color w:val="0070C0"/>
+        </w:rPr>
+      </w:pPr>
+      <w:r>
+        <w:rPr>
+          <w:rFonts w:ascii="Times New Roman" w:hAnsi="Times New Roman" w:cs="Times New Roman"/>
+          <w:b/>
+          <w:bCs/>
+          <w:color w:val="0070C0"/>
+        </w:rPr>
+        <w:t>    gdf_quartier,</w:t>
       </w:r>
     </w:p>
     <w:p>
@@ -2747,17 +2273,8 @@
           <w:rFonts w:ascii="Times New Roman" w:hAnsi="Times New Roman" w:cs="Times New Roman" w:hint="eastAsia"/>
           <w:color w:val="0070C0"/>
         </w:rPr>
-        <w:t xml:space="preserve"> </w:t>
-      </w:r>
-      <w:proofErr w:type="spellStart"/>
-      <w:r>
-        <w:rPr>
-          <w:rFonts w:ascii="Times New Roman" w:hAnsi="Times New Roman" w:cs="Times New Roman" w:hint="eastAsia"/>
-          <w:color w:val="0070C0"/>
-        </w:rPr>
-        <w:t>NaN</w:t>
-      </w:r>
-      <w:proofErr w:type="spellEnd"/>
+        <w:t xml:space="preserve"> NaN</w:t>
+      </w:r>
       <w:r>
         <w:rPr>
           <w:rFonts w:ascii="Times New Roman" w:hAnsi="Times New Roman" w:cs="Times New Roman" w:hint="eastAsia"/>
@@ -2887,16 +2404,8 @@
           <w:color w:val="0070C0"/>
         </w:rPr>
         <w:tab/>
-      </w:r>
-      <w:proofErr w:type="spellStart"/>
-      <w:r>
-        <w:rPr>
-          <w:rFonts w:ascii="Times New Roman" w:hAnsi="Times New Roman" w:cs="Times New Roman" w:hint="eastAsia"/>
-          <w:color w:val="0070C0"/>
-        </w:rPr>
         <w:t>NaN</w:t>
       </w:r>
-      <w:proofErr w:type="spellEnd"/>
       <w:r>
         <w:rPr>
           <w:rFonts w:ascii="Times New Roman" w:hAnsi="Times New Roman" w:cs="Times New Roman" w:hint="eastAsia"/>
@@ -3341,7 +2850,6 @@
                 <w:color w:val="0070C0"/>
               </w:rPr>
             </w:pPr>
-            <w:proofErr w:type="spellStart"/>
             <w:r>
               <w:rPr>
                 <w:rFonts w:ascii="Times New Roman" w:hAnsi="Times New Roman" w:cs="Times New Roman"/>
@@ -3351,7 +2859,6 @@
               </w:rPr>
               <w:t>index_right</w:t>
             </w:r>
-            <w:proofErr w:type="spellEnd"/>
           </w:p>
         </w:tc>
         <w:tc>
@@ -3369,7 +2876,6 @@
                 <w:color w:val="0070C0"/>
               </w:rPr>
             </w:pPr>
-            <w:proofErr w:type="spellStart"/>
             <w:r>
               <w:rPr>
                 <w:rFonts w:ascii="Times New Roman" w:hAnsi="Times New Roman" w:cs="Times New Roman"/>
@@ -3379,7 +2885,6 @@
               </w:rPr>
               <w:t>gdf_quartier</w:t>
             </w:r>
-            <w:proofErr w:type="spellEnd"/>
           </w:p>
         </w:tc>
         <w:tc>
@@ -3483,7 +2988,6 @@
                 <w:color w:val="0070C0"/>
               </w:rPr>
             </w:pPr>
-            <w:proofErr w:type="spellStart"/>
             <w:r>
               <w:rPr>
                 <w:rFonts w:ascii="Times New Roman" w:hAnsi="Times New Roman" w:cs="Times New Roman"/>
@@ -3493,7 +2997,6 @@
               </w:rPr>
               <w:t>n_sq_qu</w:t>
             </w:r>
-            <w:proofErr w:type="spellEnd"/>
           </w:p>
         </w:tc>
         <w:tc>
@@ -3511,7 +3014,6 @@
                 <w:color w:val="0070C0"/>
               </w:rPr>
             </w:pPr>
-            <w:proofErr w:type="spellStart"/>
             <w:r>
               <w:rPr>
                 <w:rFonts w:ascii="Times New Roman" w:hAnsi="Times New Roman" w:cs="Times New Roman"/>
@@ -3521,7 +3023,6 @@
               </w:rPr>
               <w:t>gdf_quartier</w:t>
             </w:r>
-            <w:proofErr w:type="spellEnd"/>
           </w:p>
         </w:tc>
         <w:tc>
@@ -3632,7 +3133,6 @@
                 <w:color w:val="0070C0"/>
               </w:rPr>
             </w:pPr>
-            <w:proofErr w:type="spellStart"/>
             <w:r>
               <w:rPr>
                 <w:rFonts w:ascii="Times New Roman" w:hAnsi="Times New Roman" w:cs="Times New Roman"/>
@@ -3643,7 +3143,6 @@
               <w:lastRenderedPageBreak/>
               <w:t>c_qu</w:t>
             </w:r>
-            <w:proofErr w:type="spellEnd"/>
           </w:p>
         </w:tc>
         <w:tc>
@@ -3661,7 +3160,6 @@
                 <w:color w:val="0070C0"/>
               </w:rPr>
             </w:pPr>
-            <w:proofErr w:type="spellStart"/>
             <w:r>
               <w:rPr>
                 <w:rFonts w:ascii="Times New Roman" w:hAnsi="Times New Roman" w:cs="Times New Roman"/>
@@ -3671,7 +3169,6 @@
               </w:rPr>
               <w:t>gdf_quartier</w:t>
             </w:r>
-            <w:proofErr w:type="spellEnd"/>
           </w:p>
         </w:tc>
         <w:tc>
@@ -3793,7 +3290,6 @@
                 <w:color w:val="0070C0"/>
               </w:rPr>
             </w:pPr>
-            <w:proofErr w:type="spellStart"/>
             <w:r>
               <w:rPr>
                 <w:rFonts w:ascii="Times New Roman" w:hAnsi="Times New Roman" w:cs="Times New Roman"/>
@@ -3803,7 +3299,6 @@
               </w:rPr>
               <w:t>c_quinsee</w:t>
             </w:r>
-            <w:proofErr w:type="spellEnd"/>
           </w:p>
         </w:tc>
         <w:tc>
@@ -3821,7 +3316,6 @@
                 <w:color w:val="0070C0"/>
               </w:rPr>
             </w:pPr>
-            <w:proofErr w:type="spellStart"/>
             <w:r>
               <w:rPr>
                 <w:rFonts w:ascii="Times New Roman" w:hAnsi="Times New Roman" w:cs="Times New Roman"/>
@@ -3831,7 +3325,6 @@
               </w:rPr>
               <w:t>gdf_quartier</w:t>
             </w:r>
-            <w:proofErr w:type="spellEnd"/>
           </w:p>
         </w:tc>
         <w:tc>
@@ -3933,7 +3426,6 @@
                 <w:color w:val="0070C0"/>
               </w:rPr>
             </w:pPr>
-            <w:proofErr w:type="spellStart"/>
             <w:r>
               <w:rPr>
                 <w:rFonts w:ascii="Times New Roman" w:hAnsi="Times New Roman" w:cs="Times New Roman"/>
@@ -3943,7 +3435,6 @@
               </w:rPr>
               <w:t>l_qu</w:t>
             </w:r>
-            <w:proofErr w:type="spellEnd"/>
           </w:p>
         </w:tc>
         <w:tc>
@@ -3961,7 +3452,6 @@
                 <w:color w:val="0070C0"/>
               </w:rPr>
             </w:pPr>
-            <w:proofErr w:type="spellStart"/>
             <w:r>
               <w:rPr>
                 <w:rFonts w:ascii="Times New Roman" w:hAnsi="Times New Roman" w:cs="Times New Roman"/>
@@ -3971,7 +3461,6 @@
               </w:rPr>
               <w:t>gdf_quartier</w:t>
             </w:r>
-            <w:proofErr w:type="spellEnd"/>
           </w:p>
         </w:tc>
         <w:tc>
@@ -4111,7 +3600,6 @@
                 <w:color w:val="0070C0"/>
               </w:rPr>
             </w:pPr>
-            <w:proofErr w:type="spellStart"/>
             <w:r>
               <w:rPr>
                 <w:rFonts w:ascii="Times New Roman" w:hAnsi="Times New Roman" w:cs="Times New Roman"/>
@@ -4121,7 +3609,6 @@
               </w:rPr>
               <w:t>c_ar</w:t>
             </w:r>
-            <w:proofErr w:type="spellEnd"/>
           </w:p>
         </w:tc>
         <w:tc>
@@ -4139,7 +3626,6 @@
                 <w:color w:val="0070C0"/>
               </w:rPr>
             </w:pPr>
-            <w:proofErr w:type="spellStart"/>
             <w:r>
               <w:rPr>
                 <w:rFonts w:ascii="Times New Roman" w:hAnsi="Times New Roman" w:cs="Times New Roman"/>
@@ -4149,7 +3635,6 @@
               </w:rPr>
               <w:t>gdf_quartier</w:t>
             </w:r>
-            <w:proofErr w:type="spellEnd"/>
           </w:p>
         </w:tc>
         <w:tc>
@@ -4278,7 +3763,6 @@
                 <w:color w:val="0070C0"/>
               </w:rPr>
             </w:pPr>
-            <w:proofErr w:type="spellStart"/>
             <w:r>
               <w:rPr>
                 <w:rFonts w:ascii="Times New Roman" w:hAnsi="Times New Roman" w:cs="Times New Roman"/>
@@ -4288,7 +3772,6 @@
               </w:rPr>
               <w:t>n_sq_ar</w:t>
             </w:r>
-            <w:proofErr w:type="spellEnd"/>
           </w:p>
         </w:tc>
         <w:tc>
@@ -4306,7 +3789,6 @@
                 <w:color w:val="0070C0"/>
               </w:rPr>
             </w:pPr>
-            <w:proofErr w:type="spellStart"/>
             <w:r>
               <w:rPr>
                 <w:rFonts w:ascii="Times New Roman" w:hAnsi="Times New Roman" w:cs="Times New Roman"/>
@@ -4316,7 +3798,6 @@
               </w:rPr>
               <w:t>gdf_quartier</w:t>
             </w:r>
-            <w:proofErr w:type="spellEnd"/>
           </w:p>
         </w:tc>
         <w:tc>
@@ -4409,7 +3890,6 @@
                 <w:color w:val="0070C0"/>
               </w:rPr>
             </w:pPr>
-            <w:proofErr w:type="spellStart"/>
             <w:r>
               <w:rPr>
                 <w:rFonts w:ascii="Times New Roman" w:hAnsi="Times New Roman" w:cs="Times New Roman"/>
@@ -4419,7 +3899,6 @@
               </w:rPr>
               <w:t>perimetre</w:t>
             </w:r>
-            <w:proofErr w:type="spellEnd"/>
           </w:p>
         </w:tc>
         <w:tc>
@@ -4437,7 +3916,6 @@
                 <w:color w:val="0070C0"/>
               </w:rPr>
             </w:pPr>
-            <w:proofErr w:type="spellStart"/>
             <w:r>
               <w:rPr>
                 <w:rFonts w:ascii="Times New Roman" w:hAnsi="Times New Roman" w:cs="Times New Roman"/>
@@ -4447,7 +3925,6 @@
               </w:rPr>
               <w:t>gdf_quartier</w:t>
             </w:r>
-            <w:proofErr w:type="spellEnd"/>
           </w:p>
         </w:tc>
         <w:tc>
@@ -4566,7 +4043,6 @@
                 <w:color w:val="0070C0"/>
               </w:rPr>
             </w:pPr>
-            <w:proofErr w:type="spellStart"/>
             <w:r>
               <w:rPr>
                 <w:rFonts w:ascii="Times New Roman" w:hAnsi="Times New Roman" w:cs="Times New Roman"/>
@@ -4576,7 +4052,6 @@
               </w:rPr>
               <w:t>gdf_quartier</w:t>
             </w:r>
-            <w:proofErr w:type="spellEnd"/>
           </w:p>
         </w:tc>
         <w:tc>
@@ -4782,27 +4257,7 @@
           <w:bCs/>
           <w:color w:val="0070C0"/>
         </w:rPr>
-        <w:t xml:space="preserve">fig, ax = </w:t>
-      </w:r>
-      <w:proofErr w:type="spellStart"/>
-      <w:r>
-        <w:rPr>
-          <w:rFonts w:ascii="Times New Roman" w:hAnsi="Times New Roman" w:cs="Times New Roman" w:hint="eastAsia"/>
-          <w:b/>
-          <w:bCs/>
-          <w:color w:val="0070C0"/>
-        </w:rPr>
-        <w:t>plt.subplots</w:t>
-      </w:r>
-      <w:proofErr w:type="spellEnd"/>
-      <w:r>
-        <w:rPr>
-          <w:rFonts w:ascii="Times New Roman" w:hAnsi="Times New Roman" w:cs="Times New Roman" w:hint="eastAsia"/>
-          <w:b/>
-          <w:bCs/>
-          <w:color w:val="0070C0"/>
-        </w:rPr>
-        <w:t>()</w:t>
+        <w:t>fig, ax = plt.subplots()</w:t>
       </w:r>
     </w:p>
     <w:p>
@@ -5420,143 +4875,63 @@
           <w:lang w:val="fr-FR"/>
         </w:rPr>
       </w:pPr>
-      <w:proofErr w:type="spellStart"/>
       <w:r>
         <w:rPr>
           <w:lang w:val="fr-FR"/>
         </w:rPr>
         <w:t>idees</w:t>
       </w:r>
-      <w:proofErr w:type="spellEnd"/>
-    </w:p>
-    <w:p>
-      <w:pPr>
-        <w:rPr>
-          <w:rFonts w:ascii="Times New Roman" w:hAnsi="Times New Roman" w:cs="Times New Roman"/>
-          <w:b/>
-          <w:bCs/>
-          <w:color w:val="0070C0"/>
-          <w:lang w:val="fr-FR"/>
-        </w:rPr>
-      </w:pPr>
-      <w:r>
-        <w:rPr>
-          <w:rFonts w:ascii="Times New Roman" w:hAnsi="Times New Roman" w:cs="Times New Roman"/>
-          <w:b/>
-          <w:bCs/>
-          <w:color w:val="0070C0"/>
-          <w:lang w:val="fr-FR"/>
-        </w:rPr>
-        <w:t xml:space="preserve">pb : comment </w:t>
-      </w:r>
-      <w:proofErr w:type="spellStart"/>
-      <w:r>
-        <w:rPr>
-          <w:rFonts w:ascii="Times New Roman" w:hAnsi="Times New Roman" w:cs="Times New Roman"/>
-          <w:b/>
-          <w:bCs/>
-          <w:color w:val="0070C0"/>
-          <w:lang w:val="fr-FR"/>
-        </w:rPr>
-        <w:t>jo</w:t>
-      </w:r>
-      <w:proofErr w:type="spellEnd"/>
-      <w:r>
-        <w:rPr>
-          <w:rFonts w:ascii="Times New Roman" w:hAnsi="Times New Roman" w:cs="Times New Roman"/>
-          <w:b/>
-          <w:bCs/>
-          <w:color w:val="0070C0"/>
-          <w:lang w:val="fr-FR"/>
-        </w:rPr>
-        <w:t xml:space="preserve"> change </w:t>
-      </w:r>
-      <w:r>
-        <w:rPr>
-          <w:rFonts w:ascii="Times New Roman" w:hAnsi="Times New Roman" w:cs="Times New Roman"/>
-          <w:b/>
-          <w:bCs/>
-          <w:color w:val="0070C0"/>
-          <w:lang w:val="fr-FR"/>
-        </w:rPr>
-        <w:t xml:space="preserve">les </w:t>
-      </w:r>
-      <w:proofErr w:type="spellStart"/>
-      <w:r>
-        <w:rPr>
-          <w:rFonts w:ascii="Times New Roman" w:hAnsi="Times New Roman" w:cs="Times New Roman"/>
-          <w:b/>
-          <w:bCs/>
-          <w:color w:val="0070C0"/>
-          <w:lang w:val="fr-FR"/>
-        </w:rPr>
-        <w:t>comportemnts</w:t>
-      </w:r>
-      <w:proofErr w:type="spellEnd"/>
-      <w:r>
-        <w:rPr>
-          <w:rFonts w:ascii="Times New Roman" w:hAnsi="Times New Roman" w:cs="Times New Roman"/>
-          <w:b/>
-          <w:bCs/>
-          <w:color w:val="0070C0"/>
-          <w:lang w:val="fr-FR"/>
-        </w:rPr>
-        <w:t xml:space="preserve"> des </w:t>
-      </w:r>
-      <w:proofErr w:type="spellStart"/>
-      <w:r>
-        <w:rPr>
-          <w:rFonts w:ascii="Times New Roman" w:hAnsi="Times New Roman" w:cs="Times New Roman"/>
-          <w:b/>
-          <w:bCs/>
-          <w:color w:val="0070C0"/>
-          <w:lang w:val="fr-FR"/>
-        </w:rPr>
-        <w:t>hotes</w:t>
-      </w:r>
-      <w:proofErr w:type="spellEnd"/>
-      <w:r>
-        <w:rPr>
-          <w:rFonts w:ascii="Times New Roman" w:hAnsi="Times New Roman" w:cs="Times New Roman"/>
-          <w:b/>
-          <w:bCs/>
-          <w:color w:val="0070C0"/>
-          <w:lang w:val="fr-FR"/>
-        </w:rPr>
-        <w:t> ?</w:t>
-      </w:r>
-    </w:p>
-    <w:p>
-      <w:pPr>
-        <w:rPr>
-          <w:rFonts w:ascii="Times New Roman" w:hAnsi="Times New Roman" w:cs="Times New Roman"/>
-          <w:b/>
-          <w:bCs/>
-          <w:color w:val="0070C0"/>
-          <w:lang w:val="fr-FR"/>
-        </w:rPr>
-      </w:pPr>
-      <w:proofErr w:type="spellStart"/>
-      <w:r>
-        <w:rPr>
-          <w:rFonts w:ascii="Times New Roman" w:hAnsi="Times New Roman" w:cs="Times New Roman"/>
-          <w:b/>
-          <w:bCs/>
-          <w:color w:val="0070C0"/>
-          <w:lang w:val="fr-FR"/>
-        </w:rPr>
-        <w:t>pq</w:t>
-      </w:r>
-      <w:proofErr w:type="spellEnd"/>
-      <w:r>
-        <w:rPr>
-          <w:rFonts w:ascii="Times New Roman" w:hAnsi="Times New Roman" w:cs="Times New Roman"/>
-          <w:b/>
-          <w:bCs/>
-          <w:color w:val="0070C0"/>
-          <w:lang w:val="fr-FR"/>
-        </w:rPr>
-        <w:t xml:space="preserve"> sur les cartes ?</w:t>
+    </w:p>
+    <w:p>
+      <w:pPr>
+        <w:rPr>
+          <w:rFonts w:ascii="Times New Roman" w:hAnsi="Times New Roman" w:cs="Times New Roman"/>
+          <w:b/>
+          <w:bCs/>
+          <w:color w:val="0070C0"/>
+          <w:lang w:val="fr-FR"/>
+        </w:rPr>
+      </w:pPr>
+      <w:r>
+        <w:rPr>
+          <w:rFonts w:ascii="Times New Roman" w:hAnsi="Times New Roman" w:cs="Times New Roman"/>
+          <w:b/>
+          <w:bCs/>
+          <w:color w:val="0070C0"/>
+          <w:lang w:val="fr-FR"/>
+        </w:rPr>
+        <w:t xml:space="preserve">pb : comment jo change </w:t>
+      </w:r>
+      <w:r>
+        <w:rPr>
+          <w:rFonts w:ascii="Times New Roman" w:hAnsi="Times New Roman" w:cs="Times New Roman"/>
+          <w:b/>
+          <w:bCs/>
+          <w:color w:val="0070C0"/>
+          <w:lang w:val="fr-FR"/>
+        </w:rPr>
+        <w:t>les comportemnts des hotes ?</w:t>
+      </w:r>
+    </w:p>
+    <w:p>
+      <w:pPr>
+        <w:rPr>
+          <w:rFonts w:ascii="Times New Roman" w:hAnsi="Times New Roman" w:cs="Times New Roman"/>
+          <w:b/>
+          <w:bCs/>
+          <w:color w:val="0070C0"/>
+          <w:lang w:val="fr-FR"/>
+        </w:rPr>
+      </w:pPr>
+      <w:r>
+        <w:rPr>
+          <w:rFonts w:ascii="Times New Roman" w:hAnsi="Times New Roman" w:cs="Times New Roman"/>
+          <w:b/>
+          <w:bCs/>
+          <w:color w:val="0070C0"/>
+          <w:lang w:val="fr-FR"/>
+        </w:rPr>
+        <w:t>pq sur les cartes ?</w:t>
       </w:r>
       <w:r>
         <w:rPr>
@@ -5586,29 +4961,7 @@
           <w:color w:val="0070C0"/>
           <w:lang w:val="fr-FR"/>
         </w:rPr>
-        <w:t xml:space="preserve">compo est diff d’un lieu à un autres ? </w:t>
-      </w:r>
-      <w:proofErr w:type="spellStart"/>
-      <w:r>
-        <w:rPr>
-          <w:rFonts w:ascii="Times New Roman" w:hAnsi="Times New Roman" w:cs="Times New Roman"/>
-          <w:b/>
-          <w:bCs/>
-          <w:color w:val="0070C0"/>
-          <w:lang w:val="fr-FR"/>
-        </w:rPr>
-        <w:t>clutsering</w:t>
-      </w:r>
-      <w:proofErr w:type="spellEnd"/>
-      <w:r>
-        <w:rPr>
-          <w:rFonts w:ascii="Times New Roman" w:hAnsi="Times New Roman" w:cs="Times New Roman"/>
-          <w:b/>
-          <w:bCs/>
-          <w:color w:val="0070C0"/>
-          <w:lang w:val="fr-FR"/>
-        </w:rPr>
-        <w:t xml:space="preserve"> ? </w:t>
+        <w:t xml:space="preserve">compo est diff d’un lieu à un autres ? clutsering ? </w:t>
       </w:r>
     </w:p>
     <w:p>
@@ -5650,42 +5003,18 @@
           <w:color w:val="0070C0"/>
           <w:lang w:val="fr-FR"/>
         </w:rPr>
-        <w:t xml:space="preserve">&gt; plus de certain types de </w:t>
-      </w:r>
-      <w:proofErr w:type="spellStart"/>
-      <w:r>
-        <w:rPr>
-          <w:rFonts w:ascii="Times New Roman" w:hAnsi="Times New Roman" w:cs="Times New Roman" w:hint="eastAsia"/>
-          <w:b/>
-          <w:bCs/>
-          <w:color w:val="0070C0"/>
-          <w:lang w:val="fr-FR"/>
-        </w:rPr>
-        <w:t>hote</w:t>
-      </w:r>
-      <w:proofErr w:type="spellEnd"/>
-      <w:r>
-        <w:rPr>
-          <w:rFonts w:ascii="Times New Roman" w:hAnsi="Times New Roman" w:cs="Times New Roman"/>
-          <w:b/>
-          <w:bCs/>
-          <w:color w:val="0070C0"/>
-          <w:lang w:val="fr-FR"/>
-        </w:rPr>
-        <w:t xml:space="preserve"> ? plus de certains type de </w:t>
-      </w:r>
-      <w:proofErr w:type="spellStart"/>
-      <w:r>
-        <w:rPr>
-          <w:rFonts w:ascii="Times New Roman" w:hAnsi="Times New Roman" w:cs="Times New Roman"/>
-          <w:b/>
-          <w:bCs/>
-          <w:color w:val="0070C0"/>
-          <w:lang w:val="fr-FR"/>
-        </w:rPr>
-        <w:t>sp</w:t>
-      </w:r>
-      <w:proofErr w:type="spellEnd"/>
+        <w:t>&gt; plus de certain types de hote</w:t>
+      </w:r>
+      <w:r>
+        <w:rPr>
+          <w:rFonts w:ascii="Times New Roman" w:hAnsi="Times New Roman" w:cs="Times New Roman"/>
+          <w:b/>
+          <w:bCs/>
+          <w:color w:val="0070C0"/>
+          <w:lang w:val="fr-FR"/>
+        </w:rPr>
+        <w:t> ? plus de certains type de sp</w:t>
+      </w:r>
       <w:r>
         <w:rPr>
           <w:rFonts w:ascii="Times New Roman" w:hAnsi="Times New Roman" w:cs="Times New Roman"/>
@@ -5838,7 +5167,6 @@
           <w:lang w:val="fr-FR"/>
         </w:rPr>
       </w:pPr>
-      <w:proofErr w:type="spellStart"/>
       <w:r>
         <w:rPr>
           <w:rFonts w:ascii="Times New Roman" w:hAnsi="Times New Roman" w:cs="Times New Roman"/>
@@ -5851,15 +5179,7 @@
           <w:rFonts w:ascii="Times New Roman" w:hAnsi="Times New Roman" w:cs="Times New Roman" w:hint="eastAsia"/>
           <w:lang w:val="fr-FR"/>
         </w:rPr>
-        <w:t>eo</w:t>
-      </w:r>
-      <w:proofErr w:type="spellEnd"/>
-      <w:r>
-        <w:rPr>
-          <w:rFonts w:ascii="Times New Roman" w:hAnsi="Times New Roman" w:cs="Times New Roman" w:hint="eastAsia"/>
-          <w:lang w:val="fr-FR"/>
-        </w:rPr>
-        <w:t xml:space="preserve"> distribution</w:t>
+        <w:t>eo distribution</w:t>
       </w:r>
       <w:r>
         <w:rPr>
@@ -5894,17 +5214,8 @@
           <w:rFonts w:ascii="Times New Roman" w:hAnsi="Times New Roman" w:cs="Times New Roman"/>
           <w:lang w:val="fr-FR"/>
         </w:rPr>
-        <w:t xml:space="preserve">, de </w:t>
-      </w:r>
-      <w:proofErr w:type="spellStart"/>
-      <w:r>
-        <w:rPr>
-          <w:rFonts w:ascii="Times New Roman" w:hAnsi="Times New Roman" w:cs="Times New Roman"/>
-          <w:lang w:val="fr-FR"/>
-        </w:rPr>
-        <w:t>superhost</w:t>
-      </w:r>
-      <w:proofErr w:type="spellEnd"/>
+        <w:t>, de superhost</w:t>
+      </w:r>
       <w:r>
         <w:rPr>
           <w:rFonts w:ascii="Times New Roman" w:hAnsi="Times New Roman" w:cs="Times New Roman"/>
@@ -5969,21 +5280,7 @@
         <w:rPr>
           <w:rFonts w:ascii="Times New Roman" w:hAnsi="Times New Roman" w:cs="Times New Roman"/>
         </w:rPr>
-        <w:t xml:space="preserve"> dans </w:t>
-      </w:r>
-      <w:proofErr w:type="spellStart"/>
-      <w:r>
-        <w:rPr>
-          <w:rFonts w:ascii="Times New Roman" w:hAnsi="Times New Roman" w:cs="Times New Roman"/>
-        </w:rPr>
-        <w:t>l’arr</w:t>
-      </w:r>
-      <w:proofErr w:type="spellEnd"/>
-      <w:r>
-        <w:rPr>
-          <w:rFonts w:ascii="Times New Roman" w:hAnsi="Times New Roman" w:cs="Times New Roman"/>
-        </w:rPr>
-        <w:t>/le quartier ?</w:t>
+        <w:t xml:space="preserve"> dans l’arr/le quartier ?</w:t>
       </w:r>
       <w:r>
         <w:rPr>
@@ -6056,8 +5353,65 @@
         <w:rPr>
           <w:rFonts w:ascii="Times New Roman" w:hAnsi="Times New Roman" w:cs="Times New Roman"/>
         </w:rPr>
-        <w:t>: distribution, ava</w:t>
-      </w:r>
+        <w:t>: distribution, av</w:t>
+      </w:r>
+      <w:r>
+        <w:rPr>
+          <w:rFonts w:ascii="Times New Roman" w:hAnsi="Times New Roman" w:cs="Times New Roman" w:hint="eastAsia"/>
+        </w:rPr>
+        <w:t>a</w:t>
+      </w:r>
+    </w:p>
+    <w:p>
+      <w:pPr>
+        <w:rPr>
+          <w:rFonts w:ascii="Times New Roman" w:hAnsi="Times New Roman" w:cs="Times New Roman"/>
+          <w:lang w:val="fr-FR"/>
+        </w:rPr>
+      </w:pPr>
+      <w:r>
+        <w:rPr>
+          <w:rFonts w:ascii="Times New Roman" w:hAnsi="Times New Roman" w:cs="Times New Roman" w:hint="eastAsia"/>
+          <w:lang w:val="fr-FR"/>
+        </w:rPr>
+        <w:t>s</w:t>
+      </w:r>
+      <w:r>
+        <w:rPr>
+          <w:rFonts w:ascii="Times New Roman" w:hAnsi="Times New Roman" w:cs="Times New Roman" w:hint="eastAsia"/>
+          <w:lang w:val="fr-FR"/>
+        </w:rPr>
+        <w:t>i plus se concentre autour des lieux sportif</w:t>
+      </w:r>
+      <w:r>
+        <w:rPr>
+          <w:rFonts w:ascii="Times New Roman" w:hAnsi="Times New Roman" w:cs="Times New Roman"/>
+          <w:lang w:val="fr-FR"/>
+        </w:rPr>
+        <w:t> </w:t>
+      </w:r>
+      <w:r>
+        <w:rPr>
+          <w:rFonts w:ascii="Times New Roman" w:hAnsi="Times New Roman" w:cs="Times New Roman" w:hint="eastAsia"/>
+          <w:lang w:val="fr-FR"/>
+        </w:rPr>
+        <w:t>?</w:t>
+      </w:r>
+    </w:p>
+    <w:p>
+      <w:pPr>
+        <w:rPr>
+          <w:rFonts w:ascii="Times New Roman" w:hAnsi="Times New Roman" w:cs="Times New Roman" w:hint="eastAsia"/>
+          <w:lang w:val="fr-FR"/>
+        </w:rPr>
+      </w:pPr>
+    </w:p>
+    <w:p>
+      <w:pPr>
+        <w:rPr>
+          <w:lang w:val="fr-FR"/>
+        </w:rPr>
+      </w:pPr>
     </w:p>
     <w:p>
       <w:pPr>
@@ -6067,44 +5421,78 @@
           <w:numId w:val="2"/>
         </w:numPr>
         <w:ind w:left="426"/>
-        <w:rPr>
-          <w:lang w:val="fr-FR"/>
-        </w:rPr>
-      </w:pPr>
-      <w:r>
-        <w:rPr>
-          <w:rFonts w:ascii="Times New Roman" w:hAnsi="Times New Roman" w:cs="Times New Roman"/>
-          <w:lang w:val="fr-FR"/>
-        </w:rPr>
-        <w:t>S</w:t>
+      </w:pPr>
+      <w:r>
+        <w:rPr>
+          <w:rFonts w:ascii="Times New Roman" w:hAnsi="Times New Roman" w:cs="Times New Roman"/>
+          <w:lang w:val="fr-FR"/>
+        </w:rPr>
+        <w:t>H</w:t>
       </w:r>
       <w:r>
         <w:rPr>
           <w:rFonts w:ascii="Times New Roman" w:hAnsi="Times New Roman" w:cs="Times New Roman" w:hint="eastAsia"/>
           <w:lang w:val="fr-FR"/>
         </w:rPr>
-        <w:t xml:space="preserve">i plus se concentre </w:t>
+        <w:t>ypo</w:t>
+      </w:r>
+      <w:r>
+        <w:rPr>
+          <w:rFonts w:ascii="Times New Roman" w:hAnsi="Times New Roman" w:cs="Times New Roman"/>
+          <w:lang w:val="fr-FR"/>
+        </w:rPr>
+        <w:t> </w:t>
       </w:r>
       <w:r>
         <w:rPr>
           <w:rFonts w:ascii="Times New Roman" w:hAnsi="Times New Roman" w:cs="Times New Roman" w:hint="eastAsia"/>
           <w:lang w:val="fr-FR"/>
         </w:rPr>
-        <w:t>autour des lieux sportif</w:t>
-      </w:r>
-      <w:r>
-        <w:rPr>
-          <w:rFonts w:ascii="Times New Roman" w:hAnsi="Times New Roman" w:cs="Times New Roman"/>
-          <w:lang w:val="fr-FR"/>
-        </w:rPr>
-        <w:t> </w:t>
-      </w:r>
-      <w:r>
-        <w:rPr>
-          <w:rFonts w:ascii="Times New Roman" w:hAnsi="Times New Roman" w:cs="Times New Roman" w:hint="eastAsia"/>
-          <w:lang w:val="fr-FR"/>
-        </w:rPr>
-        <w:t>?</w:t>
+        <w:t xml:space="preserve">&gt; </w:t>
+      </w:r>
+      <w:r>
+        <w:rPr>
+          <w:rFonts w:ascii="Times New Roman" w:hAnsi="Times New Roman" w:cs="Times New Roman"/>
+          <w:lang w:val="fr-FR"/>
+        </w:rPr>
+        <w:t>Pari</w:t>
+      </w:r>
+      <w:r>
+        <w:rPr>
+          <w:rFonts w:ascii="Times New Roman" w:hAnsi="Times New Roman" w:cs="Times New Roman"/>
+          <w:lang w:val="fr-FR"/>
+        </w:rPr>
+        <w:t>s stable vs</w:t>
+      </w:r>
+      <w:r>
+        <w:rPr>
+          <w:rFonts w:ascii="Times New Roman" w:hAnsi="Times New Roman" w:cs="Times New Roman"/>
+          <w:lang w:val="fr-FR"/>
+        </w:rPr>
+        <w:t xml:space="preserve"> </w:t>
+      </w:r>
+    </w:p>
+    <w:p>
+      <w:pPr>
+        <w:rPr>
+          <w:rFonts w:ascii="Times New Roman" w:hAnsi="Times New Roman" w:cs="Times New Roman"/>
+          <w:lang w:val="fr-FR"/>
+        </w:rPr>
+      </w:pPr>
+    </w:p>
+    <w:p>
+      <w:pPr>
+        <w:rPr>
+          <w:rFonts w:ascii="Times New Roman" w:hAnsi="Times New Roman" w:cs="Times New Roman"/>
+          <w:lang w:val="fr-FR"/>
+        </w:rPr>
+      </w:pPr>
+      <w:r>
+        <w:rPr>
+          <w:rFonts w:ascii="Times New Roman" w:hAnsi="Times New Roman" w:cs="Times New Roman"/>
+          <w:lang w:val="fr-FR"/>
+        </w:rPr>
+        <w:t>Compare WHAT?</w:t>
       </w:r>
     </w:p>
     <w:p>
@@ -6115,70 +5503,17 @@
           <w:numId w:val="2"/>
         </w:numPr>
         <w:ind w:left="426"/>
-      </w:pPr>
-      <w:r>
-        <w:rPr>
-          <w:rFonts w:ascii="Times New Roman" w:hAnsi="Times New Roman" w:cs="Times New Roman"/>
-          <w:lang w:val="fr-FR"/>
-        </w:rPr>
-        <w:t>H</w:t>
-      </w:r>
-      <w:r>
-        <w:rPr>
-          <w:rFonts w:ascii="Times New Roman" w:hAnsi="Times New Roman" w:cs="Times New Roman" w:hint="eastAsia"/>
-          <w:lang w:val="fr-FR"/>
-        </w:rPr>
-        <w:t>ypo</w:t>
-      </w:r>
-      <w:r>
-        <w:rPr>
-          <w:rFonts w:ascii="Times New Roman" w:hAnsi="Times New Roman" w:cs="Times New Roman"/>
-          <w:lang w:val="fr-FR"/>
-        </w:rPr>
-        <w:t> </w:t>
-      </w:r>
-      <w:r>
-        <w:rPr>
-          <w:rFonts w:ascii="Times New Roman" w:hAnsi="Times New Roman" w:cs="Times New Roman" w:hint="eastAsia"/>
-          <w:lang w:val="fr-FR"/>
-        </w:rPr>
-        <w:t xml:space="preserve">&gt; </w:t>
-      </w:r>
-      <w:r>
-        <w:rPr>
-          <w:rFonts w:ascii="Times New Roman" w:hAnsi="Times New Roman" w:cs="Times New Roman"/>
-          <w:lang w:val="fr-FR"/>
-        </w:rPr>
-        <w:t>Pari</w:t>
-      </w:r>
-      <w:r>
-        <w:rPr>
-          <w:rFonts w:ascii="Times New Roman" w:hAnsi="Times New Roman" w:cs="Times New Roman"/>
-          <w:lang w:val="fr-FR"/>
-        </w:rPr>
-        <w:t>s stable vs</w:t>
-      </w:r>
-      <w:r>
-        <w:rPr>
-          <w:rFonts w:ascii="Times New Roman" w:hAnsi="Times New Roman" w:cs="Times New Roman"/>
-          <w:lang w:val="fr-FR"/>
-        </w:rPr>
-        <w:t xml:space="preserve"> </w:t>
-      </w:r>
-    </w:p>
-    <w:p>
-      <w:pPr>
-        <w:rPr>
-          <w:rFonts w:ascii="Times New Roman" w:hAnsi="Times New Roman" w:cs="Times New Roman"/>
-          <w:lang w:val="fr-FR"/>
-        </w:rPr>
-      </w:pPr>
-      <w:r>
-        <w:rPr>
-          <w:rFonts w:ascii="Times New Roman" w:hAnsi="Times New Roman" w:cs="Times New Roman"/>
-          <w:lang w:val="fr-FR"/>
-        </w:rPr>
-        <w:t>Compare WHAT?</w:t>
+        <w:rPr>
+          <w:rFonts w:ascii="Times New Roman" w:hAnsi="Times New Roman" w:cs="Times New Roman"/>
+          <w:lang w:val="fr-FR"/>
+        </w:rPr>
+      </w:pPr>
+      <w:r>
+        <w:rPr>
+          <w:rFonts w:ascii="Times New Roman" w:hAnsi="Times New Roman" w:cs="Times New Roman"/>
+          <w:lang w:val="fr-FR"/>
+        </w:rPr>
+        <w:t>Price ?</w:t>
       </w:r>
     </w:p>
     <w:p>
@@ -6199,7 +5534,7 @@
           <w:rFonts w:ascii="Times New Roman" w:hAnsi="Times New Roman" w:cs="Times New Roman"/>
           <w:lang w:val="fr-FR"/>
         </w:rPr>
-        <w:t>Price ?</w:t>
+        <w:t>Sp : type ?</w:t>
       </w:r>
     </w:p>
     <w:p>
@@ -6215,36 +5550,6 @@
           <w:lang w:val="fr-FR"/>
         </w:rPr>
       </w:pPr>
-      <w:proofErr w:type="spellStart"/>
-      <w:r>
-        <w:rPr>
-          <w:rFonts w:ascii="Times New Roman" w:hAnsi="Times New Roman" w:cs="Times New Roman"/>
-          <w:lang w:val="fr-FR"/>
-        </w:rPr>
-        <w:t>Sp</w:t>
-      </w:r>
-      <w:proofErr w:type="spellEnd"/>
-      <w:r>
-        <w:rPr>
-          <w:rFonts w:ascii="Times New Roman" w:hAnsi="Times New Roman" w:cs="Times New Roman"/>
-          <w:lang w:val="fr-FR"/>
-        </w:rPr>
-        <w:t> : type ?</w:t>
-      </w:r>
-    </w:p>
-    <w:p>
-      <w:pPr>
-        <w:pStyle w:val="a9"/>
-        <w:numPr>
-          <w:ilvl w:val="2"/>
-          <w:numId w:val="2"/>
-        </w:numPr>
-        <w:ind w:left="426"/>
-        <w:rPr>
-          <w:rFonts w:ascii="Times New Roman" w:hAnsi="Times New Roman" w:cs="Times New Roman"/>
-          <w:lang w:val="fr-FR"/>
-        </w:rPr>
-      </w:pPr>
     </w:p>
     <w:p>
       <w:pPr>
@@ -6306,23 +5611,7 @@
           <w:rFonts w:ascii="Times New Roman" w:hAnsi="Times New Roman" w:cs="Times New Roman"/>
           <w:lang w:val="fr-FR"/>
         </w:rPr>
-        <w:t xml:space="preserve">Condition pour être </w:t>
-      </w:r>
-      <w:proofErr w:type="spellStart"/>
-      <w:r>
-        <w:rPr>
-          <w:rFonts w:ascii="Times New Roman" w:hAnsi="Times New Roman" w:cs="Times New Roman"/>
-          <w:lang w:val="fr-FR"/>
-        </w:rPr>
-        <w:t>superhost</w:t>
-      </w:r>
-      <w:proofErr w:type="spellEnd"/>
-      <w:r>
-        <w:rPr>
-          <w:rFonts w:ascii="Times New Roman" w:hAnsi="Times New Roman" w:cs="Times New Roman"/>
-          <w:lang w:val="fr-FR"/>
-        </w:rPr>
-        <w:t> ?</w:t>
+        <w:t>Condition pour être superhost ?</w:t>
       </w:r>
     </w:p>
     <w:p>
@@ -6395,40 +5684,24 @@
           <w:rFonts w:ascii="Times New Roman" w:hAnsi="Times New Roman" w:cs="Times New Roman"/>
         </w:rPr>
       </w:pPr>
-      <w:proofErr w:type="spellStart"/>
-      <w:r>
-        <w:rPr>
-          <w:rFonts w:ascii="Times New Roman" w:hAnsi="Times New Roman" w:cs="Times New Roman"/>
-        </w:rPr>
-        <w:t>Is_default_pic</w:t>
-      </w:r>
-      <w:proofErr w:type="spellEnd"/>
-      <w:r>
-        <w:rPr>
-          <w:rFonts w:ascii="Times New Roman" w:hAnsi="Times New Roman" w:cs="Times New Roman"/>
-        </w:rPr>
-        <w:t> :1/0</w:t>
-      </w:r>
-    </w:p>
-    <w:p>
-      <w:pPr>
-        <w:rPr>
-          <w:rFonts w:ascii="Times New Roman" w:hAnsi="Times New Roman" w:cs="Times New Roman"/>
-        </w:rPr>
-      </w:pPr>
-      <w:proofErr w:type="spellStart"/>
-      <w:r>
-        <w:rPr>
-          <w:rFonts w:ascii="Times New Roman" w:hAnsi="Times New Roman" w:cs="Times New Roman"/>
-        </w:rPr>
-        <w:t>Has_person</w:t>
-      </w:r>
-      <w:proofErr w:type="spellEnd"/>
-      <w:r>
-        <w:rPr>
-          <w:rFonts w:ascii="Times New Roman" w:hAnsi="Times New Roman" w:cs="Times New Roman"/>
-        </w:rPr>
-        <w:t> : 1/0</w:t>
+      <w:r>
+        <w:rPr>
+          <w:rFonts w:ascii="Times New Roman" w:hAnsi="Times New Roman" w:cs="Times New Roman"/>
+        </w:rPr>
+        <w:t>Is_default_pic :1/0</w:t>
+      </w:r>
+    </w:p>
+    <w:p>
+      <w:pPr>
+        <w:rPr>
+          <w:rFonts w:ascii="Times New Roman" w:hAnsi="Times New Roman" w:cs="Times New Roman"/>
+        </w:rPr>
+      </w:pPr>
+      <w:r>
+        <w:rPr>
+          <w:rFonts w:ascii="Times New Roman" w:hAnsi="Times New Roman" w:cs="Times New Roman"/>
+        </w:rPr>
+        <w:t>Has_person : 1/0</w:t>
       </w:r>
     </w:p>
     <w:p>
@@ -6451,68 +5724,638 @@
           <w:lang w:val="fr-FR"/>
         </w:rPr>
       </w:pPr>
-      <w:proofErr w:type="spellStart"/>
-      <w:r>
-        <w:rPr>
-          <w:rFonts w:ascii="Times New Roman" w:hAnsi="Times New Roman" w:cs="Times New Roman"/>
-        </w:rPr>
-        <w:t>Is_smiling</w:t>
-      </w:r>
-      <w:proofErr w:type="spellEnd"/>
-      <w:r>
-        <w:rPr>
-          <w:rFonts w:ascii="Times New Roman" w:hAnsi="Times New Roman" w:cs="Times New Roman"/>
-        </w:rPr>
-        <w:t> :1/0</w:t>
-      </w:r>
-    </w:p>
-    <w:p>
-      <w:pPr>
-        <w:rPr>
-          <w:rFonts w:ascii="Times New Roman" w:hAnsi="Times New Roman" w:cs="Times New Roman"/>
-          <w:lang w:val="fr-FR"/>
-        </w:rPr>
-      </w:pPr>
-      <w:proofErr w:type="spellStart"/>
-      <w:r>
-        <w:rPr>
-          <w:rFonts w:ascii="Times New Roman" w:hAnsi="Times New Roman" w:cs="Times New Roman"/>
-          <w:lang w:val="fr-FR"/>
-        </w:rPr>
-        <w:t>High_quality</w:t>
-      </w:r>
-      <w:proofErr w:type="spellEnd"/>
-      <w:r>
-        <w:rPr>
-          <w:rFonts w:ascii="Times New Roman" w:hAnsi="Times New Roman" w:cs="Times New Roman"/>
-          <w:lang w:val="fr-FR"/>
-        </w:rPr>
-        <w:t> : 1/0</w:t>
-      </w:r>
-    </w:p>
-    <w:p>
-      <w:pPr>
-        <w:rPr>
-          <w:rFonts w:ascii="Times New Roman" w:hAnsi="Times New Roman" w:cs="Times New Roman"/>
-          <w:lang w:val="fr-FR"/>
-        </w:rPr>
-      </w:pPr>
-    </w:p>
-    <w:p>
-      <w:pPr>
-        <w:rPr>
-          <w:rFonts w:ascii="Times New Roman" w:hAnsi="Times New Roman" w:cs="Times New Roman"/>
-          <w:lang w:val="fr-FR"/>
-        </w:rPr>
-      </w:pPr>
-    </w:p>
-    <w:p>
-      <w:pPr>
-        <w:rPr>
-          <w:rFonts w:ascii="Times New Roman" w:hAnsi="Times New Roman" w:cs="Times New Roman"/>
-          <w:lang w:val="fr-FR"/>
-        </w:rPr>
-      </w:pPr>
+      <w:r>
+        <w:rPr>
+          <w:rFonts w:ascii="Times New Roman" w:hAnsi="Times New Roman" w:cs="Times New Roman"/>
+        </w:rPr>
+        <w:t>Is_smiling :1/0</w:t>
+      </w:r>
+    </w:p>
+    <w:p>
+      <w:pPr>
+        <w:rPr>
+          <w:rFonts w:ascii="Times New Roman" w:hAnsi="Times New Roman" w:cs="Times New Roman"/>
+          <w:lang w:val="fr-FR"/>
+        </w:rPr>
+      </w:pPr>
+      <w:r>
+        <w:rPr>
+          <w:rFonts w:ascii="Times New Roman" w:hAnsi="Times New Roman" w:cs="Times New Roman"/>
+          <w:lang w:val="fr-FR"/>
+        </w:rPr>
+        <w:t>High_quality : 1/0</w:t>
+      </w:r>
+    </w:p>
+    <w:p>
+      <w:pPr>
+        <w:rPr>
+          <w:rFonts w:ascii="Times New Roman" w:hAnsi="Times New Roman" w:cs="Times New Roman"/>
+          <w:lang w:val="fr-FR"/>
+        </w:rPr>
+      </w:pPr>
+    </w:p>
+    <w:p>
+      <w:pPr>
+        <w:rPr>
+          <w:rFonts w:ascii="Times New Roman" w:hAnsi="Times New Roman" w:cs="Times New Roman"/>
+          <w:lang w:val="fr-FR"/>
+        </w:rPr>
+      </w:pPr>
+    </w:p>
+    <w:p>
+      <w:pPr>
+        <w:rPr>
+          <w:rFonts w:ascii="Times New Roman" w:hAnsi="Times New Roman" w:cs="Times New Roman"/>
+          <w:lang w:val="fr-FR"/>
+        </w:rPr>
+      </w:pPr>
+    </w:p>
+    <w:p>
+      <w:pPr>
+        <w:rPr>
+          <w:rFonts w:ascii="Times New Roman" w:hAnsi="Times New Roman" w:cs="Times New Roman"/>
+          <w:color w:val="0070C0"/>
+          <w:lang w:val="fr-FR"/>
+        </w:rPr>
+      </w:pPr>
+      <w:r>
+        <w:rPr>
+          <w:rFonts w:ascii="Times New Roman" w:hAnsi="Times New Roman" w:cs="Times New Roman"/>
+          <w:color w:val="0070C0"/>
+          <w:lang w:val="fr-FR"/>
+        </w:rPr>
+        <w:t>N</w:t>
+      </w:r>
+      <w:r>
+        <w:rPr>
+          <w:rFonts w:ascii="Times New Roman" w:hAnsi="Times New Roman" w:cs="Times New Roman" w:hint="eastAsia"/>
+          <w:color w:val="0070C0"/>
+          <w:lang w:val="fr-FR"/>
+        </w:rPr>
+        <w:t>ote</w:t>
+      </w:r>
+      <w:r>
+        <w:rPr>
+          <w:rFonts w:ascii="Times New Roman" w:hAnsi="Times New Roman" w:cs="Times New Roman"/>
+          <w:color w:val="0070C0"/>
+          <w:lang w:val="fr-FR"/>
+        </w:rPr>
+        <w:t> :</w:t>
+      </w:r>
+    </w:p>
+    <w:tbl>
+      <w:tblPr>
+        <w:tblW w:w="0" w:type="auto"/>
+        <w:tblCellSpacing w:w="15" w:type="dxa"/>
+        <w:tblBorders>
+          <w:top w:val="single" w:sz="4" w:space="0" w:color="auto"/>
+          <w:left w:val="single" w:sz="4" w:space="0" w:color="auto"/>
+          <w:bottom w:val="single" w:sz="4" w:space="0" w:color="auto"/>
+          <w:right w:val="single" w:sz="4" w:space="0" w:color="auto"/>
+          <w:insideH w:val="single" w:sz="4" w:space="0" w:color="auto"/>
+          <w:insideV w:val="single" w:sz="4" w:space="0" w:color="auto"/>
+        </w:tblBorders>
+        <w:tblCellMar>
+          <w:top w:w="15" w:type="dxa"/>
+          <w:left w:w="15" w:type="dxa"/>
+          <w:bottom w:w="15" w:type="dxa"/>
+          <w:right w:w="15" w:type="dxa"/>
+        </w:tblCellMar>
+        <w:tblLook w:val="04A0" w:firstRow="1" w:lastRow="0" w:firstColumn="1" w:lastColumn="0" w:noHBand="0" w:noVBand="1"/>
+      </w:tblPr>
+      <w:tblGrid>
+        <w:gridCol w:w="971"/>
+        <w:gridCol w:w="1180"/>
+        <w:gridCol w:w="2075"/>
+      </w:tblGrid>
+      <w:tr>
+        <w:trPr>
+          <w:tblHeader/>
+          <w:tblCellSpacing w:w="15" w:type="dxa"/>
+        </w:trPr>
+        <w:tc>
+          <w:tcPr>
+            <w:tcW w:w="0" w:type="auto"/>
+            <w:vAlign w:val="center"/>
+            <w:hideMark/>
+          </w:tcPr>
+          <w:p>
+            <w:pPr>
+              <w:rPr>
+                <w:rFonts w:ascii="Times New Roman" w:hAnsi="Times New Roman" w:cs="Times New Roman"/>
+                <w:b/>
+                <w:bCs/>
+                <w:color w:val="0070C0"/>
+              </w:rPr>
+            </w:pPr>
+            <w:r>
+              <w:rPr>
+                <w:rFonts w:ascii="Times New Roman" w:hAnsi="Times New Roman" w:cs="Times New Roman"/>
+                <w:b/>
+                <w:bCs/>
+                <w:color w:val="0070C0"/>
+              </w:rPr>
+              <w:t>predicate</w:t>
+            </w:r>
+          </w:p>
+        </w:tc>
+        <w:tc>
+          <w:tcPr>
+            <w:tcW w:w="0" w:type="auto"/>
+            <w:vAlign w:val="center"/>
+            <w:hideMark/>
+          </w:tcPr>
+          <w:p>
+            <w:pPr>
+              <w:rPr>
+                <w:rFonts w:ascii="Times New Roman" w:hAnsi="Times New Roman" w:cs="Times New Roman"/>
+                <w:b/>
+                <w:bCs/>
+                <w:color w:val="0070C0"/>
+              </w:rPr>
+            </w:pPr>
+            <w:r>
+              <w:rPr>
+                <w:rFonts w:ascii="Times New Roman" w:hAnsi="Times New Roman" w:cs="Times New Roman"/>
+                <w:b/>
+                <w:bCs/>
+                <w:color w:val="0070C0"/>
+              </w:rPr>
+              <w:t>含义</w:t>
+            </w:r>
+          </w:p>
+        </w:tc>
+        <w:tc>
+          <w:tcPr>
+            <w:tcW w:w="0" w:type="auto"/>
+            <w:vAlign w:val="center"/>
+            <w:hideMark/>
+          </w:tcPr>
+          <w:p>
+            <w:pPr>
+              <w:rPr>
+                <w:rFonts w:ascii="Times New Roman" w:hAnsi="Times New Roman" w:cs="Times New Roman"/>
+                <w:b/>
+                <w:bCs/>
+                <w:color w:val="0070C0"/>
+              </w:rPr>
+            </w:pPr>
+            <w:r>
+              <w:rPr>
+                <w:rFonts w:ascii="Times New Roman" w:hAnsi="Times New Roman" w:cs="Times New Roman"/>
+                <w:b/>
+                <w:bCs/>
+                <w:color w:val="0070C0"/>
+              </w:rPr>
+              <w:t>使用场景</w:t>
+            </w:r>
+          </w:p>
+        </w:tc>
+      </w:tr>
+      <w:tr>
+        <w:trPr>
+          <w:tblCellSpacing w:w="15" w:type="dxa"/>
+        </w:trPr>
+        <w:tc>
+          <w:tcPr>
+            <w:tcW w:w="0" w:type="auto"/>
+            <w:vAlign w:val="center"/>
+            <w:hideMark/>
+          </w:tcPr>
+          <w:p>
+            <w:pPr>
+              <w:rPr>
+                <w:rFonts w:ascii="Times New Roman" w:hAnsi="Times New Roman" w:cs="Times New Roman"/>
+                <w:color w:val="0070C0"/>
+              </w:rPr>
+            </w:pPr>
+            <w:r>
+              <w:rPr>
+                <w:rFonts w:ascii="Times New Roman" w:hAnsi="Times New Roman" w:cs="Times New Roman"/>
+                <w:color w:val="0070C0"/>
+              </w:rPr>
+              <w:t>within</w:t>
+            </w:r>
+          </w:p>
+        </w:tc>
+        <w:tc>
+          <w:tcPr>
+            <w:tcW w:w="0" w:type="auto"/>
+            <w:vAlign w:val="center"/>
+            <w:hideMark/>
+          </w:tcPr>
+          <w:p>
+            <w:pPr>
+              <w:rPr>
+                <w:rFonts w:ascii="Times New Roman" w:hAnsi="Times New Roman" w:cs="Times New Roman"/>
+                <w:color w:val="0070C0"/>
+              </w:rPr>
+            </w:pPr>
+            <w:r>
+              <w:rPr>
+                <w:rFonts w:ascii="Times New Roman" w:hAnsi="Times New Roman" w:cs="Times New Roman"/>
+                <w:color w:val="0070C0"/>
+              </w:rPr>
+              <w:t>点在面内</w:t>
+            </w:r>
+          </w:p>
+        </w:tc>
+        <w:tc>
+          <w:tcPr>
+            <w:tcW w:w="0" w:type="auto"/>
+            <w:vAlign w:val="center"/>
+            <w:hideMark/>
+          </w:tcPr>
+          <w:p>
+            <w:pPr>
+              <w:rPr>
+                <w:rFonts w:ascii="Times New Roman" w:hAnsi="Times New Roman" w:cs="Times New Roman"/>
+                <w:color w:val="0070C0"/>
+              </w:rPr>
+            </w:pPr>
+            <w:r>
+              <w:rPr>
+                <w:rFonts w:ascii="Times New Roman" w:hAnsi="Times New Roman" w:cs="Times New Roman"/>
+                <w:color w:val="0070C0"/>
+              </w:rPr>
+              <w:t>房源属于哪个行政区</w:t>
+            </w:r>
+          </w:p>
+        </w:tc>
+      </w:tr>
+      <w:tr>
+        <w:trPr>
+          <w:tblCellSpacing w:w="15" w:type="dxa"/>
+        </w:trPr>
+        <w:tc>
+          <w:tcPr>
+            <w:tcW w:w="0" w:type="auto"/>
+            <w:vAlign w:val="center"/>
+            <w:hideMark/>
+          </w:tcPr>
+          <w:p>
+            <w:pPr>
+              <w:rPr>
+                <w:rFonts w:ascii="Times New Roman" w:hAnsi="Times New Roman" w:cs="Times New Roman"/>
+                <w:color w:val="0070C0"/>
+              </w:rPr>
+            </w:pPr>
+            <w:r>
+              <w:rPr>
+                <w:rFonts w:ascii="Times New Roman" w:hAnsi="Times New Roman" w:cs="Times New Roman"/>
+                <w:color w:val="0070C0"/>
+              </w:rPr>
+              <w:t>contains</w:t>
+            </w:r>
+          </w:p>
+        </w:tc>
+        <w:tc>
+          <w:tcPr>
+            <w:tcW w:w="0" w:type="auto"/>
+            <w:vAlign w:val="center"/>
+            <w:hideMark/>
+          </w:tcPr>
+          <w:p>
+            <w:pPr>
+              <w:rPr>
+                <w:rFonts w:ascii="Times New Roman" w:hAnsi="Times New Roman" w:cs="Times New Roman"/>
+                <w:color w:val="0070C0"/>
+              </w:rPr>
+            </w:pPr>
+            <w:r>
+              <w:rPr>
+                <w:rFonts w:ascii="Times New Roman" w:hAnsi="Times New Roman" w:cs="Times New Roman"/>
+                <w:color w:val="0070C0"/>
+              </w:rPr>
+              <w:t>面包含点</w:t>
+            </w:r>
+          </w:p>
+        </w:tc>
+        <w:tc>
+          <w:tcPr>
+            <w:tcW w:w="0" w:type="auto"/>
+            <w:vAlign w:val="center"/>
+            <w:hideMark/>
+          </w:tcPr>
+          <w:p>
+            <w:pPr>
+              <w:rPr>
+                <w:rFonts w:ascii="Times New Roman" w:hAnsi="Times New Roman" w:cs="Times New Roman"/>
+                <w:color w:val="0070C0"/>
+              </w:rPr>
+            </w:pPr>
+            <w:r>
+              <w:rPr>
+                <w:rFonts w:ascii="Times New Roman" w:hAnsi="Times New Roman" w:cs="Times New Roman"/>
+                <w:color w:val="0070C0"/>
+              </w:rPr>
+              <w:t>和</w:t>
+            </w:r>
+            <w:r>
+              <w:rPr>
+                <w:rFonts w:ascii="Times New Roman" w:hAnsi="Times New Roman" w:cs="Times New Roman"/>
+                <w:color w:val="0070C0"/>
+              </w:rPr>
+              <w:t xml:space="preserve"> within </w:t>
+            </w:r>
+            <w:r>
+              <w:rPr>
+                <w:rFonts w:ascii="Times New Roman" w:hAnsi="Times New Roman" w:cs="Times New Roman"/>
+                <w:color w:val="0070C0"/>
+              </w:rPr>
+              <w:t>反过来</w:t>
+            </w:r>
+          </w:p>
+        </w:tc>
+      </w:tr>
+      <w:tr>
+        <w:trPr>
+          <w:tblCellSpacing w:w="15" w:type="dxa"/>
+        </w:trPr>
+        <w:tc>
+          <w:tcPr>
+            <w:tcW w:w="0" w:type="auto"/>
+            <w:vAlign w:val="center"/>
+            <w:hideMark/>
+          </w:tcPr>
+          <w:p>
+            <w:pPr>
+              <w:rPr>
+                <w:rFonts w:ascii="Times New Roman" w:hAnsi="Times New Roman" w:cs="Times New Roman"/>
+                <w:color w:val="0070C0"/>
+              </w:rPr>
+            </w:pPr>
+            <w:r>
+              <w:rPr>
+                <w:rFonts w:ascii="Times New Roman" w:hAnsi="Times New Roman" w:cs="Times New Roman"/>
+                <w:color w:val="0070C0"/>
+              </w:rPr>
+              <w:t>intersects</w:t>
+            </w:r>
+          </w:p>
+        </w:tc>
+        <w:tc>
+          <w:tcPr>
+            <w:tcW w:w="0" w:type="auto"/>
+            <w:vAlign w:val="center"/>
+            <w:hideMark/>
+          </w:tcPr>
+          <w:p>
+            <w:pPr>
+              <w:rPr>
+                <w:rFonts w:ascii="Times New Roman" w:hAnsi="Times New Roman" w:cs="Times New Roman"/>
+                <w:color w:val="0070C0"/>
+              </w:rPr>
+            </w:pPr>
+            <w:r>
+              <w:rPr>
+                <w:rFonts w:ascii="Times New Roman" w:hAnsi="Times New Roman" w:cs="Times New Roman"/>
+                <w:color w:val="0070C0"/>
+              </w:rPr>
+              <w:t>有任何接触</w:t>
+            </w:r>
+          </w:p>
+        </w:tc>
+        <w:tc>
+          <w:tcPr>
+            <w:tcW w:w="0" w:type="auto"/>
+            <w:vAlign w:val="center"/>
+            <w:hideMark/>
+          </w:tcPr>
+          <w:p>
+            <w:pPr>
+              <w:rPr>
+                <w:rFonts w:ascii="Times New Roman" w:hAnsi="Times New Roman" w:cs="Times New Roman"/>
+                <w:color w:val="0070C0"/>
+              </w:rPr>
+            </w:pPr>
+            <w:r>
+              <w:rPr>
+                <w:rFonts w:ascii="Times New Roman" w:hAnsi="Times New Roman" w:cs="Times New Roman"/>
+                <w:color w:val="0070C0"/>
+              </w:rPr>
+              <w:t>容错大，边界也算</w:t>
+            </w:r>
+          </w:p>
+        </w:tc>
+      </w:tr>
+      <w:tr>
+        <w:trPr>
+          <w:tblCellSpacing w:w="15" w:type="dxa"/>
+        </w:trPr>
+        <w:tc>
+          <w:tcPr>
+            <w:tcW w:w="0" w:type="auto"/>
+            <w:vAlign w:val="center"/>
+            <w:hideMark/>
+          </w:tcPr>
+          <w:p>
+            <w:pPr>
+              <w:rPr>
+                <w:rFonts w:ascii="Times New Roman" w:hAnsi="Times New Roman" w:cs="Times New Roman"/>
+                <w:color w:val="0070C0"/>
+              </w:rPr>
+            </w:pPr>
+            <w:r>
+              <w:rPr>
+                <w:rFonts w:ascii="Times New Roman" w:hAnsi="Times New Roman" w:cs="Times New Roman"/>
+                <w:color w:val="0070C0"/>
+              </w:rPr>
+              <w:t>touches</w:t>
+            </w:r>
+          </w:p>
+        </w:tc>
+        <w:tc>
+          <w:tcPr>
+            <w:tcW w:w="0" w:type="auto"/>
+            <w:vAlign w:val="center"/>
+            <w:hideMark/>
+          </w:tcPr>
+          <w:p>
+            <w:pPr>
+              <w:rPr>
+                <w:rFonts w:ascii="Times New Roman" w:hAnsi="Times New Roman" w:cs="Times New Roman"/>
+                <w:color w:val="0070C0"/>
+              </w:rPr>
+            </w:pPr>
+            <w:r>
+              <w:rPr>
+                <w:rFonts w:ascii="Times New Roman" w:hAnsi="Times New Roman" w:cs="Times New Roman"/>
+                <w:color w:val="0070C0"/>
+              </w:rPr>
+              <w:t>只接触边界</w:t>
+            </w:r>
+          </w:p>
+        </w:tc>
+        <w:tc>
+          <w:tcPr>
+            <w:tcW w:w="0" w:type="auto"/>
+            <w:vAlign w:val="center"/>
+            <w:hideMark/>
+          </w:tcPr>
+          <w:p>
+            <w:pPr>
+              <w:rPr>
+                <w:rFonts w:ascii="Times New Roman" w:hAnsi="Times New Roman" w:cs="Times New Roman"/>
+                <w:color w:val="0070C0"/>
+              </w:rPr>
+            </w:pPr>
+            <w:r>
+              <w:rPr>
+                <w:rFonts w:ascii="Times New Roman" w:hAnsi="Times New Roman" w:cs="Times New Roman"/>
+                <w:color w:val="0070C0"/>
+              </w:rPr>
+              <w:t>很少用</w:t>
+            </w:r>
+          </w:p>
+        </w:tc>
+      </w:tr>
+      <w:tr>
+        <w:trPr>
+          <w:tblCellSpacing w:w="15" w:type="dxa"/>
+        </w:trPr>
+        <w:tc>
+          <w:tcPr>
+            <w:tcW w:w="0" w:type="auto"/>
+            <w:vAlign w:val="center"/>
+            <w:hideMark/>
+          </w:tcPr>
+          <w:p>
+            <w:pPr>
+              <w:rPr>
+                <w:rFonts w:ascii="Times New Roman" w:hAnsi="Times New Roman" w:cs="Times New Roman"/>
+                <w:color w:val="0070C0"/>
+              </w:rPr>
+            </w:pPr>
+            <w:r>
+              <w:rPr>
+                <w:rFonts w:ascii="Times New Roman" w:hAnsi="Times New Roman" w:cs="Times New Roman"/>
+                <w:color w:val="0070C0"/>
+              </w:rPr>
+              <w:t>overlaps</w:t>
+            </w:r>
+          </w:p>
+        </w:tc>
+        <w:tc>
+          <w:tcPr>
+            <w:tcW w:w="0" w:type="auto"/>
+            <w:vAlign w:val="center"/>
+            <w:hideMark/>
+          </w:tcPr>
+          <w:p>
+            <w:pPr>
+              <w:rPr>
+                <w:rFonts w:ascii="Times New Roman" w:hAnsi="Times New Roman" w:cs="Times New Roman"/>
+                <w:color w:val="0070C0"/>
+              </w:rPr>
+            </w:pPr>
+            <w:r>
+              <w:rPr>
+                <w:rFonts w:ascii="Times New Roman" w:hAnsi="Times New Roman" w:cs="Times New Roman"/>
+                <w:color w:val="0070C0"/>
+              </w:rPr>
+              <w:t>部分重叠</w:t>
+            </w:r>
+          </w:p>
+        </w:tc>
+        <w:tc>
+          <w:tcPr>
+            <w:tcW w:w="0" w:type="auto"/>
+            <w:vAlign w:val="center"/>
+            <w:hideMark/>
+          </w:tcPr>
+          <w:p>
+            <w:pPr>
+              <w:rPr>
+                <w:rFonts w:ascii="Times New Roman" w:hAnsi="Times New Roman" w:cs="Times New Roman"/>
+                <w:color w:val="0070C0"/>
+              </w:rPr>
+            </w:pPr>
+            <w:r>
+              <w:rPr>
+                <w:rFonts w:ascii="Times New Roman" w:hAnsi="Times New Roman" w:cs="Times New Roman"/>
+                <w:color w:val="0070C0"/>
+              </w:rPr>
+              <w:t>面对面</w:t>
+            </w:r>
+          </w:p>
+        </w:tc>
+      </w:tr>
+    </w:tbl>
+    <w:p>
+      <w:pPr>
+        <w:rPr>
+          <w:rFonts w:ascii="Times New Roman" w:hAnsi="Times New Roman" w:cs="Times New Roman" w:hint="eastAsia"/>
+          <w:lang w:val="fr-FR"/>
+        </w:rPr>
+      </w:pPr>
+    </w:p>
+    <w:p>
+      <w:pPr>
+        <w:rPr>
+          <w:rFonts w:ascii="Times New Roman" w:hAnsi="Times New Roman" w:cs="Times New Roman"/>
+        </w:rPr>
+      </w:pPr>
+      <w:r>
+        <w:rPr>
+          <w:rFonts w:ascii="Times New Roman" w:hAnsi="Times New Roman" w:cs="Times New Roman"/>
+        </w:rPr>
+        <w:t xml:space="preserve">  within </w:t>
+      </w:r>
+      <w:r>
+        <w:rPr>
+          <w:rFonts w:ascii="Times New Roman" w:hAnsi="Times New Roman" w:cs="Times New Roman"/>
+          <w:b/>
+          <w:bCs/>
+        </w:rPr>
+        <w:t>不包含边界点</w:t>
+      </w:r>
+    </w:p>
+    <w:p>
+      <w:pPr>
+        <w:rPr>
+          <w:rFonts w:ascii="Times New Roman" w:hAnsi="Times New Roman" w:cs="Times New Roman"/>
+        </w:rPr>
+      </w:pPr>
+      <w:r>
+        <w:rPr>
+          <w:rFonts w:ascii="Times New Roman" w:hAnsi="Times New Roman" w:cs="Times New Roman"/>
+        </w:rPr>
+        <w:lastRenderedPageBreak/>
+        <w:t xml:space="preserve">  </w:t>
+      </w:r>
+      <w:r>
+        <w:rPr>
+          <w:rFonts w:ascii="Times New Roman" w:hAnsi="Times New Roman" w:cs="Times New Roman"/>
+        </w:rPr>
+        <w:t>如果点刚好在多边形边界上，可能匹配不到</w:t>
+      </w:r>
+    </w:p>
+    <w:p>
+      <w:pPr>
+        <w:rPr>
+          <w:rFonts w:ascii="Times New Roman" w:hAnsi="Times New Roman" w:cs="Times New Roman"/>
+        </w:rPr>
+      </w:pPr>
+      <w:r>
+        <w:rPr>
+          <w:rFonts w:ascii="Times New Roman" w:hAnsi="Times New Roman" w:cs="Times New Roman"/>
+        </w:rPr>
+        <w:t>如果你担心边界问题，可以用：</w:t>
+      </w:r>
+    </w:p>
+    <w:p>
+      <w:pPr>
+        <w:rPr>
+          <w:rFonts w:ascii="Times New Roman" w:hAnsi="Times New Roman" w:cs="Times New Roman"/>
+        </w:rPr>
+      </w:pPr>
+      <w:r>
+        <w:rPr>
+          <w:rFonts w:ascii="Times New Roman" w:hAnsi="Times New Roman" w:cs="Times New Roman" w:hint="eastAsia"/>
+        </w:rPr>
+        <w:t>predicate="intersects"</w:t>
+      </w:r>
     </w:p>
     <w:p>
       <w:pPr>
@@ -6997,7 +6840,7 @@
         <w:rFonts w:ascii="Times New Roman" w:eastAsiaTheme="minorEastAsia" w:hAnsi="Times New Roman" w:cs="Times New Roman" w:hint="default"/>
       </w:rPr>
     </w:lvl>
-    <w:lvl w:ilvl="3" w:tentative="1">
+    <w:lvl w:ilvl="3">
       <w:start w:val="1"/>
       <w:numFmt w:val="bullet"/>
       <w:lvlText w:val=""/>

--- a/note_geo_jo.docx
+++ b/note_geo_jo.docx
@@ -5087,6 +5087,12 @@
         </w:rPr>
         <w:t>atio</w:t>
       </w:r>
+      <w:r>
+        <w:rPr>
+          <w:lang w:val="fr-FR"/>
+        </w:rPr>
+        <w:t xml:space="preserve"> </w:t>
+      </w:r>
     </w:p>
     <w:p>
       <w:pPr>
@@ -5110,24 +5116,45 @@
     </w:p>
     <w:p>
       <w:pPr>
-        <w:tabs>
-          <w:tab w:val="left" w:pos="738"/>
-        </w:tabs>
-        <w:rPr>
-          <w:lang w:val="fr-FR"/>
-        </w:rPr>
-      </w:pPr>
-      <w:r>
+        <w:rPr>
+          <w:lang w:val="fr-FR"/>
+        </w:rPr>
+      </w:pPr>
+    </w:p>
+    <w:p>
+      <w:pPr>
         <w:rPr>
           <w:rFonts w:hint="eastAsia"/>
           <w:lang w:val="fr-FR"/>
         </w:rPr>
-        <w:tab/>
+      </w:pPr>
+      <w:r>
+        <w:rPr>
+          <w:rFonts w:hint="eastAsia"/>
+          <w:lang w:val="fr-FR"/>
+        </w:rPr>
+        <w:t>Stock+ratio</w:t>
+      </w:r>
+      <w:r>
+        <w:rPr>
+          <w:lang w:val="fr-FR"/>
+        </w:rPr>
+        <w:t xml:space="preserve"> : </w:t>
+      </w:r>
+      <w:r>
+        <w:rPr>
+          <w:rFonts w:hint="eastAsia"/>
+          <w:lang w:val="fr-FR"/>
+        </w:rPr>
+        <w:t>人口绝对数量成</w:t>
       </w:r>
     </w:p>
     <w:p>
       <w:pPr>
         <w:pStyle w:val="2"/>
+        <w:rPr>
+          <w:rFonts w:hint="eastAsia"/>
+        </w:rPr>
       </w:pPr>
       <w:r>
         <w:lastRenderedPageBreak/>
@@ -5138,32 +5165,6 @@
       <w:pPr>
         <w:rPr>
           <w:rFonts w:ascii="Times New Roman" w:hAnsi="Times New Roman" w:cs="Times New Roman"/>
-        </w:rPr>
-      </w:pPr>
-      <w:r>
-        <w:rPr>
-          <w:rFonts w:ascii="Times New Roman" w:hAnsi="Times New Roman" w:cs="Times New Roman"/>
-        </w:rPr>
-        <w:t>Londo</w:t>
-      </w:r>
-      <w:r>
-        <w:rPr>
-          <w:rFonts w:ascii="Times New Roman" w:hAnsi="Times New Roman" w:cs="Times New Roman"/>
-        </w:rPr>
-        <w:t>n ?</w:t>
-      </w:r>
-    </w:p>
-    <w:p>
-      <w:pPr>
-        <w:rPr>
-          <w:rFonts w:ascii="Times New Roman" w:hAnsi="Times New Roman" w:cs="Times New Roman"/>
-        </w:rPr>
-      </w:pPr>
-    </w:p>
-    <w:p>
-      <w:pPr>
-        <w:rPr>
-          <w:rFonts w:ascii="Times New Roman" w:hAnsi="Times New Roman" w:cs="Times New Roman"/>
           <w:lang w:val="fr-FR"/>
         </w:rPr>
       </w:pPr>
@@ -5256,6 +5257,7 @@
       <w:pPr>
         <w:rPr>
           <w:rFonts w:ascii="Times New Roman" w:hAnsi="Times New Roman" w:cs="Times New Roman"/>
+          <w:lang w:val="fr-FR"/>
         </w:rPr>
       </w:pPr>
       <w:r>
@@ -5299,6 +5301,156 @@
     </w:p>
     <w:p>
       <w:pPr>
+        <w:pStyle w:val="2"/>
+        <w:rPr>
+          <w:lang w:val="fr-FR"/>
+        </w:rPr>
+      </w:pPr>
+      <w:r>
+        <w:rPr>
+          <w:rFonts w:hint="eastAsia"/>
+          <w:lang w:val="fr-FR"/>
+        </w:rPr>
+        <w:t>PB</w:t>
+      </w:r>
+      <w:r>
+        <w:rPr>
+          <w:lang w:val="fr-FR"/>
+        </w:rPr>
+        <w:t> :</w:t>
+      </w:r>
+    </w:p>
+    <w:p>
+      <w:pPr>
+        <w:rPr>
+          <w:rFonts w:hint="eastAsia"/>
+          <w:lang w:val="fr-FR"/>
+        </w:rPr>
+      </w:pPr>
+      <w:r>
+        <w:rPr>
+          <w:rFonts w:hint="eastAsia"/>
+          <w:lang w:val="fr-FR"/>
+        </w:rPr>
+        <w:t>整体比较，于之前是否</w:t>
+      </w:r>
+    </w:p>
+    <w:p>
+      <w:pPr>
+        <w:rPr>
+          <w:lang w:val="fr-FR"/>
+        </w:rPr>
+      </w:pPr>
+    </w:p>
+    <w:p>
+      <w:pPr>
+        <w:rPr>
+          <w:lang w:val="fr-FR"/>
+        </w:rPr>
+      </w:pPr>
+      <w:r>
+        <w:rPr>
+          <w:rFonts w:hint="eastAsia"/>
+          <w:lang w:val="fr-FR"/>
+        </w:rPr>
+        <w:t>Changed</w:t>
+      </w:r>
+      <w:r>
+        <w:rPr>
+          <w:lang w:val="fr-FR"/>
+        </w:rPr>
+        <w:t>_</w:t>
+      </w:r>
+      <w:r>
+        <w:rPr>
+          <w:rFonts w:hint="eastAsia"/>
+          <w:lang w:val="fr-FR"/>
+        </w:rPr>
+        <w:t>host是否在空间上聚集？是否里主要场馆更近？</w:t>
+      </w:r>
+    </w:p>
+    <w:p>
+      <w:pPr>
+        <w:rPr>
+          <w:rFonts w:hint="eastAsia"/>
+          <w:lang w:val="fr-FR"/>
+        </w:rPr>
+      </w:pPr>
+      <w:r>
+        <w:rPr>
+          <w:rFonts w:hint="eastAsia"/>
+          <w:lang w:val="fr-FR"/>
+        </w:rPr>
+        <w:t>去其他时期相比</w:t>
+      </w:r>
+      <w:r>
+        <w:rPr>
+          <w:rFonts w:hint="eastAsia"/>
+          <w:lang w:val="fr-FR"/>
+        </w:rPr>
+        <w:t>？取2503-2506计算</w:t>
+      </w:r>
+      <w:r>
+        <w:rPr>
+          <w:rFonts w:hint="eastAsia"/>
+          <w:lang w:val="fr-FR"/>
+        </w:rPr>
+        <w:t>，是否房东聚集</w:t>
+      </w:r>
+      <w:r>
+        <w:rPr>
+          <w:lang w:val="fr-FR"/>
+        </w:rPr>
+        <w:t>/availability</w:t>
+      </w:r>
+      <w:r>
+        <w:rPr>
+          <w:rFonts w:hint="eastAsia"/>
+          <w:lang w:val="fr-FR"/>
+        </w:rPr>
+        <w:t>的焦点发生了变化呢？（集中于景点，市中心=&gt;基金场馆？）</w:t>
+      </w:r>
+    </w:p>
+    <w:p>
+      <w:pPr>
+        <w:rPr>
+          <w:lang w:val="fr-FR"/>
+        </w:rPr>
+      </w:pPr>
+    </w:p>
+    <w:p>
+      <w:pPr>
+        <w:rPr>
+          <w:rFonts w:hint="eastAsia"/>
+          <w:lang w:val="fr-FR"/>
+        </w:rPr>
+      </w:pPr>
+      <w:r>
+        <w:rPr>
+          <w:rFonts w:hint="eastAsia"/>
+          <w:lang w:val="fr-FR"/>
+        </w:rPr>
+        <w:t>变化和london相比是否更明显没有必要在</w:t>
+      </w:r>
+    </w:p>
+    <w:p>
+      <w:pPr>
+        <w:rPr>
+          <w:rFonts w:ascii="Times New Roman" w:hAnsi="Times New Roman" w:cs="Times New Roman"/>
+          <w:lang w:val="fr-FR"/>
+        </w:rPr>
+      </w:pPr>
+    </w:p>
+    <w:p>
+      <w:pPr>
+        <w:rPr>
+          <w:rFonts w:ascii="Times New Roman" w:hAnsi="Times New Roman" w:cs="Times New Roman"/>
+          <w:lang w:val="fr-FR"/>
+        </w:rPr>
+      </w:pPr>
+    </w:p>
+    <w:p>
+      <w:pPr>
         <w:rPr>
           <w:rFonts w:ascii="Times New Roman" w:hAnsi="Times New Roman" w:cs="Times New Roman"/>
           <w:lang w:val="fr-FR"/>
@@ -5316,491 +5468,545 @@
     <w:p>
       <w:pPr>
         <w:rPr>
-          <w:lang w:val="fr-FR"/>
-        </w:rPr>
-      </w:pPr>
-      <w:r>
+          <w:rFonts w:ascii="Times New Roman" w:hAnsi="Times New Roman" w:cs="Times New Roman"/>
+          <w:b/>
+          <w:bCs/>
+          <w:color w:val="0070C0"/>
+        </w:rPr>
+      </w:pPr>
+      <w:r>
+        <w:rPr>
+          <w:rFonts w:ascii="Times New Roman" w:hAnsi="Times New Roman" w:cs="Times New Roman"/>
+          <w:b/>
+          <w:bCs/>
+          <w:color w:val="0070C0"/>
+        </w:rPr>
+        <w:t>从</w:t>
+      </w:r>
+      <w:r>
+        <w:rPr>
+          <w:rFonts w:ascii="Times New Roman" w:hAnsi="Times New Roman" w:cs="Times New Roman"/>
+          <w:b/>
+          <w:bCs/>
+          <w:color w:val="0070C0"/>
+        </w:rPr>
+        <w:t xml:space="preserve"> geomarketing</w:t>
+      </w:r>
+      <w:r>
+        <w:rPr>
+          <w:rFonts w:ascii="Times New Roman" w:hAnsi="Times New Roman" w:cs="Times New Roman"/>
+          <w:b/>
+          <w:bCs/>
+          <w:color w:val="0070C0"/>
+        </w:rPr>
+        <w:t>（地理营销）视角：</w:t>
+      </w:r>
+    </w:p>
+    <w:p>
+      <w:pPr>
+        <w:rPr>
+          <w:rFonts w:ascii="Times New Roman" w:hAnsi="Times New Roman" w:cs="Times New Roman"/>
+          <w:b/>
+          <w:bCs/>
+          <w:color w:val="0070C0"/>
+        </w:rPr>
+      </w:pPr>
+      <w:r>
+        <w:rPr>
+          <w:rFonts w:ascii="Segoe UI Emoji" w:hAnsi="Segoe UI Emoji" w:cs="Segoe UI Emoji"/>
+          <w:b/>
+          <w:bCs/>
+          <w:color w:val="0070C0"/>
+        </w:rPr>
+        <w:t>👉</w:t>
+      </w:r>
+      <w:r>
+        <w:rPr>
+          <w:rFonts w:ascii="Times New Roman" w:hAnsi="Times New Roman" w:cs="Times New Roman"/>
+          <w:b/>
+          <w:bCs/>
+          <w:color w:val="0070C0"/>
+        </w:rPr>
+        <w:t xml:space="preserve"> </w:t>
+      </w:r>
+      <w:r>
+        <w:rPr>
+          <w:rFonts w:ascii="Times New Roman" w:hAnsi="Times New Roman" w:cs="Times New Roman"/>
+          <w:b/>
+          <w:bCs/>
+          <w:color w:val="0070C0"/>
+        </w:rPr>
+        <w:t>一般我们关注哪些变量？为什么这些变量</w:t>
+      </w:r>
+      <w:r>
+        <w:rPr>
+          <w:rFonts w:ascii="Times New Roman" w:hAnsi="Times New Roman" w:cs="Times New Roman"/>
+          <w:b/>
+          <w:bCs/>
+          <w:color w:val="0070C0"/>
+        </w:rPr>
+        <w:t>“</w:t>
+      </w:r>
+      <w:r>
+        <w:rPr>
+          <w:rFonts w:ascii="Times New Roman" w:hAnsi="Times New Roman" w:cs="Times New Roman"/>
+          <w:b/>
+          <w:bCs/>
+          <w:color w:val="0070C0"/>
+        </w:rPr>
+        <w:t>值得和</w:t>
+      </w:r>
+      <w:r>
+        <w:rPr>
+          <w:rFonts w:ascii="Times New Roman" w:hAnsi="Times New Roman" w:cs="Times New Roman"/>
+          <w:b/>
+          <w:bCs/>
+          <w:color w:val="0070C0"/>
+        </w:rPr>
+        <w:t xml:space="preserve"> GEO </w:t>
+      </w:r>
+      <w:r>
+        <w:rPr>
+          <w:rFonts w:ascii="Times New Roman" w:hAnsi="Times New Roman" w:cs="Times New Roman"/>
+          <w:b/>
+          <w:bCs/>
+          <w:color w:val="0070C0"/>
+        </w:rPr>
+        <w:t>交互</w:t>
+      </w:r>
+      <w:r>
+        <w:rPr>
+          <w:rFonts w:ascii="Times New Roman" w:hAnsi="Times New Roman" w:cs="Times New Roman"/>
+          <w:b/>
+          <w:bCs/>
+          <w:color w:val="0070C0"/>
+        </w:rPr>
+        <w:t>”</w:t>
+      </w:r>
+      <w:r>
+        <w:rPr>
+          <w:rFonts w:ascii="Times New Roman" w:hAnsi="Times New Roman" w:cs="Times New Roman"/>
+          <w:b/>
+          <w:bCs/>
+          <w:color w:val="0070C0"/>
+        </w:rPr>
+        <w:t>？</w:t>
+      </w:r>
+    </w:p>
+    <w:p>
+      <w:pPr>
+        <w:rPr>
+          <w:rFonts w:ascii="Times New Roman" w:hAnsi="Times New Roman" w:cs="Times New Roman"/>
+          <w:color w:val="0070C0"/>
+        </w:rPr>
+      </w:pPr>
+      <w:r>
+        <w:rPr>
+          <w:rFonts w:ascii="Times New Roman" w:hAnsi="Times New Roman" w:cs="Times New Roman"/>
+          <w:color w:val="0070C0"/>
+        </w:rPr>
+        <w:t>你可以把</w:t>
+      </w:r>
+      <w:r>
+        <w:rPr>
+          <w:rFonts w:ascii="Times New Roman" w:hAnsi="Times New Roman" w:cs="Times New Roman"/>
+          <w:color w:val="0070C0"/>
+        </w:rPr>
+        <w:t xml:space="preserve"> geomarketing </w:t>
+      </w:r>
+      <w:r>
+        <w:rPr>
+          <w:rFonts w:ascii="Times New Roman" w:hAnsi="Times New Roman" w:cs="Times New Roman"/>
+          <w:color w:val="0070C0"/>
+        </w:rPr>
+        <w:t>理解为一句话：</w:t>
+      </w:r>
+    </w:p>
+    <w:p>
+      <w:pPr>
+        <w:rPr>
+          <w:rFonts w:ascii="Times New Roman" w:hAnsi="Times New Roman" w:cs="Times New Roman"/>
+          <w:color w:val="0070C0"/>
+        </w:rPr>
+      </w:pPr>
+      <w:r>
+        <w:rPr>
+          <w:rFonts w:ascii="Times New Roman" w:hAnsi="Times New Roman" w:cs="Times New Roman"/>
+          <w:b/>
+          <w:bCs/>
+          <w:color w:val="0070C0"/>
+        </w:rPr>
+        <w:t>“</w:t>
+      </w:r>
+      <w:r>
+        <w:rPr>
+          <w:rFonts w:ascii="Times New Roman" w:hAnsi="Times New Roman" w:cs="Times New Roman"/>
+          <w:b/>
+          <w:bCs/>
+          <w:color w:val="0070C0"/>
+        </w:rPr>
+        <w:t>谁（</w:t>
+      </w:r>
+      <w:r>
+        <w:rPr>
+          <w:rFonts w:ascii="Times New Roman" w:hAnsi="Times New Roman" w:cs="Times New Roman"/>
+          <w:b/>
+          <w:bCs/>
+          <w:color w:val="0070C0"/>
+        </w:rPr>
+        <w:t>who</w:t>
+      </w:r>
+      <w:r>
+        <w:rPr>
+          <w:rFonts w:ascii="Times New Roman" w:hAnsi="Times New Roman" w:cs="Times New Roman"/>
+          <w:b/>
+          <w:bCs/>
+          <w:color w:val="0070C0"/>
+        </w:rPr>
+        <w:t>）在什么地方（</w:t>
+      </w:r>
+      <w:r>
+        <w:rPr>
+          <w:rFonts w:ascii="Times New Roman" w:hAnsi="Times New Roman" w:cs="Times New Roman"/>
+          <w:b/>
+          <w:bCs/>
+          <w:color w:val="0070C0"/>
+        </w:rPr>
+        <w:t>where</w:t>
+      </w:r>
+      <w:r>
+        <w:rPr>
+          <w:rFonts w:ascii="Times New Roman" w:hAnsi="Times New Roman" w:cs="Times New Roman"/>
+          <w:b/>
+          <w:bCs/>
+          <w:color w:val="0070C0"/>
+        </w:rPr>
+        <w:t>），采取了什么策略（</w:t>
+      </w:r>
+      <w:r>
+        <w:rPr>
+          <w:rFonts w:ascii="Times New Roman" w:hAnsi="Times New Roman" w:cs="Times New Roman"/>
+          <w:b/>
+          <w:bCs/>
+          <w:color w:val="0070C0"/>
+        </w:rPr>
+        <w:t>how</w:t>
+      </w:r>
+      <w:r>
+        <w:rPr>
+          <w:rFonts w:ascii="Times New Roman" w:hAnsi="Times New Roman" w:cs="Times New Roman"/>
+          <w:b/>
+          <w:bCs/>
+          <w:color w:val="0070C0"/>
+        </w:rPr>
+        <w:t>），并带来了什么结果（</w:t>
+      </w:r>
+      <w:r>
+        <w:rPr>
+          <w:rFonts w:ascii="Times New Roman" w:hAnsi="Times New Roman" w:cs="Times New Roman"/>
+          <w:b/>
+          <w:bCs/>
+          <w:color w:val="0070C0"/>
+        </w:rPr>
+        <w:t>outcome</w:t>
+      </w:r>
+      <w:r>
+        <w:rPr>
+          <w:rFonts w:ascii="Times New Roman" w:hAnsi="Times New Roman" w:cs="Times New Roman"/>
+          <w:b/>
+          <w:bCs/>
+          <w:color w:val="0070C0"/>
+        </w:rPr>
+        <w:t>）？</w:t>
+      </w:r>
+      <w:r>
+        <w:rPr>
+          <w:rFonts w:ascii="Times New Roman" w:hAnsi="Times New Roman" w:cs="Times New Roman"/>
+          <w:b/>
+          <w:bCs/>
+          <w:color w:val="0070C0"/>
+        </w:rPr>
+        <w:t>”</w:t>
+      </w:r>
+    </w:p>
+    <w:p>
+      <w:pPr>
+        <w:rPr>
+          <w:rFonts w:ascii="Times New Roman" w:hAnsi="Times New Roman" w:cs="Times New Roman"/>
+          <w:color w:val="0070C0"/>
+        </w:rPr>
+      </w:pPr>
+      <w:r>
+        <w:rPr>
+          <w:rFonts w:ascii="Times New Roman" w:hAnsi="Times New Roman" w:cs="Times New Roman"/>
+          <w:color w:val="0070C0"/>
+        </w:rPr>
+        <w:t>在</w:t>
+      </w:r>
+      <w:r>
+        <w:rPr>
+          <w:rFonts w:ascii="Times New Roman" w:hAnsi="Times New Roman" w:cs="Times New Roman"/>
+          <w:color w:val="0070C0"/>
+        </w:rPr>
+        <w:t xml:space="preserve"> Airbnb / JO / self-presentation </w:t>
+      </w:r>
+      <w:r>
+        <w:rPr>
+          <w:rFonts w:ascii="Times New Roman" w:hAnsi="Times New Roman" w:cs="Times New Roman"/>
+          <w:color w:val="0070C0"/>
+        </w:rPr>
+        <w:t>的语境里，变量可以清楚地分成</w:t>
+      </w:r>
+      <w:r>
+        <w:rPr>
+          <w:rFonts w:ascii="Times New Roman" w:hAnsi="Times New Roman" w:cs="Times New Roman"/>
+          <w:color w:val="0070C0"/>
+        </w:rPr>
+        <w:t xml:space="preserve"> </w:t>
+      </w:r>
+      <w:r>
+        <w:rPr>
+          <w:rFonts w:ascii="Times New Roman" w:hAnsi="Times New Roman" w:cs="Times New Roman"/>
+          <w:b/>
+          <w:bCs/>
+          <w:color w:val="0070C0"/>
+        </w:rPr>
+        <w:t xml:space="preserve">4 </w:t>
+      </w:r>
+      <w:r>
+        <w:rPr>
+          <w:rFonts w:ascii="Times New Roman" w:hAnsi="Times New Roman" w:cs="Times New Roman"/>
+          <w:b/>
+          <w:bCs/>
+          <w:color w:val="0070C0"/>
+        </w:rPr>
+        <w:t>大类</w:t>
+      </w:r>
+      <w:r>
+        <w:rPr>
+          <w:rFonts w:ascii="Times New Roman" w:hAnsi="Times New Roman" w:cs="Times New Roman"/>
+          <w:color w:val="0070C0"/>
+        </w:rPr>
+        <w:t xml:space="preserve"> </w:t>
+      </w:r>
+      <w:r>
+        <w:rPr>
+          <w:rFonts w:ascii="Segoe UI Emoji" w:hAnsi="Segoe UI Emoji" w:cs="Segoe UI Emoji"/>
+          <w:color w:val="0070C0"/>
+        </w:rPr>
+        <w:t>👇</w:t>
+      </w:r>
+    </w:p>
+    <w:p>
+      <w:pPr>
+        <w:rPr>
+          <w:rFonts w:ascii="Times New Roman" w:hAnsi="Times New Roman" w:cs="Times New Roman"/>
+          <w:lang w:val="fr-FR"/>
+        </w:rPr>
+      </w:pPr>
+    </w:p>
+    <w:p>
+      <w:pPr>
+        <w:rPr>
+          <w:rFonts w:ascii="Times New Roman" w:hAnsi="Times New Roman" w:cs="Times New Roman"/>
+          <w:lang w:val="fr-FR"/>
+        </w:rPr>
+      </w:pPr>
+    </w:p>
+    <w:p>
+      <w:pPr>
+        <w:rPr>
+          <w:rFonts w:ascii="Times New Roman" w:hAnsi="Times New Roman" w:cs="Times New Roman"/>
+          <w:lang w:val="fr-FR"/>
+        </w:rPr>
+      </w:pPr>
+    </w:p>
+    <w:p>
+      <w:pPr>
         <w:rPr>
           <w:rFonts w:ascii="Times New Roman" w:hAnsi="Times New Roman" w:cs="Times New Roman" w:hint="eastAsia"/>
           <w:lang w:val="fr-FR"/>
         </w:rPr>
-        <w:t>JUST COMPARE</w:t>
-      </w:r>
-      <w:r>
-        <w:rPr>
-          <w:rFonts w:ascii="Times New Roman" w:hAnsi="Times New Roman" w:cs="Times New Roman"/>
-          <w:lang w:val="fr-FR"/>
-        </w:rPr>
-        <w:t xml:space="preserve"> ? bet </w:t>
-      </w:r>
-    </w:p>
-    <w:p>
-      <w:pPr>
-        <w:pStyle w:val="a9"/>
-        <w:numPr>
-          <w:ilvl w:val="2"/>
-          <w:numId w:val="2"/>
-        </w:numPr>
-        <w:ind w:left="426"/>
-      </w:pPr>
-      <w:r>
-        <w:rPr>
-          <w:rFonts w:ascii="Times New Roman" w:hAnsi="Times New Roman" w:cs="Times New Roman"/>
-        </w:rPr>
-        <w:t>New host/stable host</w:t>
-      </w:r>
-      <w:r>
-        <w:rPr>
-          <w:rFonts w:ascii="Times New Roman" w:hAnsi="Times New Roman" w:cs="Times New Roman"/>
-        </w:rPr>
-        <w:t>: distribution, av</w:t>
+      </w:pPr>
+    </w:p>
+    <w:p>
+      <w:pPr>
+        <w:rPr>
+          <w:rFonts w:ascii="Times New Roman" w:hAnsi="Times New Roman" w:cs="Times New Roman"/>
+          <w:lang w:val="fr-FR"/>
+        </w:rPr>
+      </w:pPr>
+      <w:r>
+        <w:rPr>
+          <w:rFonts w:ascii="Times New Roman" w:hAnsi="Times New Roman" w:cs="Times New Roman"/>
+          <w:lang w:val="fr-FR"/>
+        </w:rPr>
+        <w:t>E</w:t>
       </w:r>
       <w:r>
         <w:rPr>
           <w:rFonts w:ascii="Times New Roman" w:hAnsi="Times New Roman" w:cs="Times New Roman" w:hint="eastAsia"/>
-        </w:rPr>
-        <w:t>a</w:t>
-      </w:r>
-    </w:p>
-    <w:p>
-      <w:pPr>
-        <w:rPr>
-          <w:rFonts w:ascii="Times New Roman" w:hAnsi="Times New Roman" w:cs="Times New Roman"/>
-          <w:lang w:val="fr-FR"/>
-        </w:rPr>
-      </w:pPr>
+          <w:lang w:val="fr-FR"/>
+        </w:rPr>
+        <w:t xml:space="preserve">lse </w:t>
+      </w:r>
       <w:r>
         <w:rPr>
           <w:rFonts w:ascii="Times New Roman" w:hAnsi="Times New Roman" w:cs="Times New Roman" w:hint="eastAsia"/>
           <w:lang w:val="fr-FR"/>
         </w:rPr>
+        <w:t>：</w:t>
+      </w:r>
+      <w:r>
+        <w:rPr>
+          <w:rFonts w:ascii="Times New Roman" w:hAnsi="Times New Roman" w:cs="Times New Roman" w:hint="eastAsia"/>
+          <w:lang w:val="fr-FR"/>
+        </w:rPr>
+        <w:t>新房东是否于就房东产生了竞争？就房东的平均收益下降？</w:t>
+      </w:r>
+    </w:p>
+    <w:p>
+      <w:pPr>
+        <w:rPr>
+          <w:rFonts w:ascii="Times New Roman" w:hAnsi="Times New Roman" w:cs="Times New Roman" w:hint="eastAsia"/>
+          <w:lang w:val="fr-FR"/>
+        </w:rPr>
+      </w:pPr>
+    </w:p>
+    <w:p>
+      <w:pPr>
+        <w:rPr>
+          <w:rFonts w:ascii="Times New Roman" w:hAnsi="Times New Roman" w:cs="Times New Roman"/>
+          <w:lang w:val="fr-FR"/>
+        </w:rPr>
+      </w:pPr>
+    </w:p>
+    <w:p>
+      <w:pPr>
+        <w:pStyle w:val="2"/>
+      </w:pPr>
+      <w:r>
+        <w:t>Pic :</w:t>
+      </w:r>
+    </w:p>
+    <w:p>
+      <w:pPr>
+        <w:rPr>
+          <w:rFonts w:ascii="Times New Roman" w:hAnsi="Times New Roman" w:cs="Times New Roman"/>
+        </w:rPr>
+      </w:pPr>
+      <w:r>
+        <w:rPr>
+          <w:rFonts w:ascii="Times New Roman" w:hAnsi="Times New Roman" w:cs="Times New Roman"/>
+        </w:rPr>
+        <w:t>Is_default_pic :1/0</w:t>
+      </w:r>
+    </w:p>
+    <w:p>
+      <w:pPr>
+        <w:rPr>
+          <w:rFonts w:ascii="Times New Roman" w:hAnsi="Times New Roman" w:cs="Times New Roman"/>
+        </w:rPr>
+      </w:pPr>
+      <w:r>
+        <w:rPr>
+          <w:rFonts w:ascii="Times New Roman" w:hAnsi="Times New Roman" w:cs="Times New Roman"/>
+        </w:rPr>
+        <w:t>Has_person : 1/0</w:t>
+      </w:r>
+    </w:p>
+    <w:p>
+      <w:pPr>
+        <w:rPr>
+          <w:rFonts w:ascii="Times New Roman" w:hAnsi="Times New Roman" w:cs="Times New Roman"/>
+        </w:rPr>
+      </w:pPr>
+      <w:r>
+        <w:rPr>
+          <w:rFonts w:ascii="Times New Roman" w:hAnsi="Times New Roman" w:cs="Times New Roman"/>
+        </w:rPr>
+        <w:t>Type : lifestyle/pro/UNK</w:t>
+      </w:r>
+    </w:p>
+    <w:p>
+      <w:pPr>
+        <w:rPr>
+          <w:rFonts w:ascii="Times New Roman" w:hAnsi="Times New Roman" w:cs="Times New Roman"/>
+          <w:lang w:val="fr-FR"/>
+        </w:rPr>
+      </w:pPr>
+      <w:r>
+        <w:rPr>
+          <w:rFonts w:ascii="Times New Roman" w:hAnsi="Times New Roman" w:cs="Times New Roman"/>
+        </w:rPr>
+        <w:t>Is_smiling :1/0</w:t>
+      </w:r>
+    </w:p>
+    <w:p>
+      <w:pPr>
+        <w:rPr>
+          <w:rFonts w:ascii="Times New Roman" w:hAnsi="Times New Roman" w:cs="Times New Roman"/>
+          <w:lang w:val="fr-FR"/>
+        </w:rPr>
+      </w:pPr>
+      <w:r>
+        <w:rPr>
+          <w:rFonts w:ascii="Times New Roman" w:hAnsi="Times New Roman" w:cs="Times New Roman"/>
+          <w:lang w:val="fr-FR"/>
+        </w:rPr>
+        <w:t>High_quality : 1/0</w:t>
+      </w:r>
+    </w:p>
+    <w:p>
+      <w:pPr>
+        <w:rPr>
+          <w:rFonts w:ascii="Times New Roman" w:hAnsi="Times New Roman" w:cs="Times New Roman"/>
+          <w:lang w:val="fr-FR"/>
+        </w:rPr>
+      </w:pPr>
+    </w:p>
+    <w:p>
+      <w:pPr>
+        <w:rPr>
+          <w:rFonts w:ascii="Times New Roman" w:hAnsi="Times New Roman" w:cs="Times New Roman"/>
+          <w:lang w:val="fr-FR"/>
+        </w:rPr>
+      </w:pPr>
+    </w:p>
+    <w:p>
+      <w:pPr>
+        <w:rPr>
+          <w:rFonts w:ascii="Times New Roman" w:hAnsi="Times New Roman" w:cs="Times New Roman"/>
+          <w:lang w:val="fr-FR"/>
+        </w:rPr>
+      </w:pPr>
+    </w:p>
+    <w:p>
+      <w:pPr>
+        <w:pStyle w:val="2"/>
+        <w:rPr>
+          <w:lang w:val="fr-FR"/>
+        </w:rPr>
+      </w:pPr>
+      <w:r>
+        <w:rPr>
+          <w:rFonts w:hint="eastAsia"/>
+          <w:lang w:val="fr-FR"/>
+        </w:rPr>
+        <w:t>pratique</w:t>
+      </w:r>
+      <w:r>
+        <w:rPr>
+          <w:rFonts w:hint="eastAsia"/>
+          <w:lang w:val="fr-FR"/>
+        </w:rPr>
         <w:t>s</w:t>
       </w:r>
       <w:r>
         <w:rPr>
-          <w:rFonts w:ascii="Times New Roman" w:hAnsi="Times New Roman" w:cs="Times New Roman" w:hint="eastAsia"/>
-          <w:lang w:val="fr-FR"/>
-        </w:rPr>
-        <w:t>i plus se concentre autour des lieux sportif</w:t>
-      </w:r>
-      <w:r>
-        <w:rPr>
-          <w:rFonts w:ascii="Times New Roman" w:hAnsi="Times New Roman" w:cs="Times New Roman"/>
-          <w:lang w:val="fr-FR"/>
-        </w:rPr>
-        <w:t> </w:t>
-      </w:r>
-      <w:r>
-        <w:rPr>
-          <w:rFonts w:ascii="Times New Roman" w:hAnsi="Times New Roman" w:cs="Times New Roman" w:hint="eastAsia"/>
-          <w:lang w:val="fr-FR"/>
-        </w:rPr>
-        <w:t>?</w:t>
-      </w:r>
-    </w:p>
-    <w:p>
-      <w:pPr>
-        <w:rPr>
-          <w:rFonts w:ascii="Times New Roman" w:hAnsi="Times New Roman" w:cs="Times New Roman" w:hint="eastAsia"/>
-          <w:lang w:val="fr-FR"/>
-        </w:rPr>
-      </w:pPr>
-    </w:p>
-    <w:p>
-      <w:pPr>
-        <w:rPr>
-          <w:lang w:val="fr-FR"/>
-        </w:rPr>
-      </w:pPr>
-    </w:p>
-    <w:p>
-      <w:pPr>
-        <w:pStyle w:val="a9"/>
-        <w:numPr>
-          <w:ilvl w:val="2"/>
-          <w:numId w:val="2"/>
-        </w:numPr>
-        <w:ind w:left="426"/>
-      </w:pPr>
-      <w:r>
-        <w:rPr>
-          <w:rFonts w:ascii="Times New Roman" w:hAnsi="Times New Roman" w:cs="Times New Roman"/>
-          <w:lang w:val="fr-FR"/>
-        </w:rPr>
-        <w:t>H</w:t>
-      </w:r>
-      <w:r>
-        <w:rPr>
-          <w:rFonts w:ascii="Times New Roman" w:hAnsi="Times New Roman" w:cs="Times New Roman" w:hint="eastAsia"/>
-          <w:lang w:val="fr-FR"/>
-        </w:rPr>
-        <w:t>ypo</w:t>
-      </w:r>
-      <w:r>
-        <w:rPr>
-          <w:rFonts w:ascii="Times New Roman" w:hAnsi="Times New Roman" w:cs="Times New Roman"/>
-          <w:lang w:val="fr-FR"/>
-        </w:rPr>
-        <w:t> </w:t>
-      </w:r>
-      <w:r>
-        <w:rPr>
-          <w:rFonts w:ascii="Times New Roman" w:hAnsi="Times New Roman" w:cs="Times New Roman" w:hint="eastAsia"/>
-          <w:lang w:val="fr-FR"/>
-        </w:rPr>
-        <w:t xml:space="preserve">&gt; </w:t>
-      </w:r>
-      <w:r>
-        <w:rPr>
-          <w:rFonts w:ascii="Times New Roman" w:hAnsi="Times New Roman" w:cs="Times New Roman"/>
-          <w:lang w:val="fr-FR"/>
-        </w:rPr>
-        <w:t>Pari</w:t>
-      </w:r>
-      <w:r>
-        <w:rPr>
-          <w:rFonts w:ascii="Times New Roman" w:hAnsi="Times New Roman" w:cs="Times New Roman"/>
-          <w:lang w:val="fr-FR"/>
-        </w:rPr>
-        <w:t>s stable vs</w:t>
-      </w:r>
-      <w:r>
-        <w:rPr>
-          <w:rFonts w:ascii="Times New Roman" w:hAnsi="Times New Roman" w:cs="Times New Roman"/>
-          <w:lang w:val="fr-FR"/>
-        </w:rPr>
-        <w:t xml:space="preserve"> </w:t>
-      </w:r>
-    </w:p>
-    <w:p>
-      <w:pPr>
-        <w:rPr>
-          <w:rFonts w:ascii="Times New Roman" w:hAnsi="Times New Roman" w:cs="Times New Roman"/>
-          <w:lang w:val="fr-FR"/>
-        </w:rPr>
-      </w:pPr>
-    </w:p>
-    <w:p>
-      <w:pPr>
-        <w:rPr>
-          <w:rFonts w:ascii="Times New Roman" w:hAnsi="Times New Roman" w:cs="Times New Roman"/>
-          <w:lang w:val="fr-FR"/>
-        </w:rPr>
-      </w:pPr>
-      <w:r>
-        <w:rPr>
-          <w:rFonts w:ascii="Times New Roman" w:hAnsi="Times New Roman" w:cs="Times New Roman"/>
-          <w:lang w:val="fr-FR"/>
-        </w:rPr>
-        <w:t>Compare WHAT?</w:t>
-      </w:r>
-    </w:p>
-    <w:p>
-      <w:pPr>
-        <w:pStyle w:val="a9"/>
-        <w:numPr>
-          <w:ilvl w:val="2"/>
-          <w:numId w:val="2"/>
-        </w:numPr>
-        <w:ind w:left="426"/>
-        <w:rPr>
-          <w:rFonts w:ascii="Times New Roman" w:hAnsi="Times New Roman" w:cs="Times New Roman"/>
-          <w:lang w:val="fr-FR"/>
-        </w:rPr>
-      </w:pPr>
-      <w:r>
-        <w:rPr>
-          <w:rFonts w:ascii="Times New Roman" w:hAnsi="Times New Roman" w:cs="Times New Roman"/>
-          <w:lang w:val="fr-FR"/>
-        </w:rPr>
-        <w:t>Price ?</w:t>
-      </w:r>
-    </w:p>
-    <w:p>
-      <w:pPr>
-        <w:pStyle w:val="a9"/>
-        <w:numPr>
-          <w:ilvl w:val="2"/>
-          <w:numId w:val="2"/>
-        </w:numPr>
-        <w:ind w:left="426"/>
-        <w:rPr>
-          <w:rFonts w:ascii="Times New Roman" w:hAnsi="Times New Roman" w:cs="Times New Roman"/>
-          <w:lang w:val="fr-FR"/>
-        </w:rPr>
-      </w:pPr>
-      <w:r>
-        <w:rPr>
-          <w:rFonts w:ascii="Times New Roman" w:hAnsi="Times New Roman" w:cs="Times New Roman"/>
-          <w:lang w:val="fr-FR"/>
-        </w:rPr>
-        <w:t>Sp : type ?</w:t>
-      </w:r>
-    </w:p>
-    <w:p>
-      <w:pPr>
-        <w:pStyle w:val="a9"/>
-        <w:numPr>
-          <w:ilvl w:val="2"/>
-          <w:numId w:val="2"/>
-        </w:numPr>
-        <w:ind w:left="426"/>
-        <w:rPr>
-          <w:rFonts w:ascii="Times New Roman" w:hAnsi="Times New Roman" w:cs="Times New Roman"/>
-          <w:lang w:val="fr-FR"/>
-        </w:rPr>
-      </w:pPr>
-    </w:p>
-    <w:p>
-      <w:pPr>
-        <w:rPr>
-          <w:rFonts w:ascii="Times New Roman" w:hAnsi="Times New Roman" w:cs="Times New Roman" w:hint="eastAsia"/>
-          <w:lang w:val="fr-FR"/>
-        </w:rPr>
-      </w:pPr>
-    </w:p>
-    <w:p>
-      <w:pPr>
-        <w:rPr>
-          <w:rFonts w:ascii="Times New Roman" w:hAnsi="Times New Roman" w:cs="Times New Roman"/>
-          <w:lang w:val="fr-FR"/>
-        </w:rPr>
-      </w:pPr>
-    </w:p>
-    <w:p>
-      <w:pPr>
-        <w:rPr>
-          <w:rFonts w:ascii="Times New Roman" w:hAnsi="Times New Roman" w:cs="Times New Roman"/>
-          <w:lang w:val="fr-FR"/>
-        </w:rPr>
-      </w:pPr>
-    </w:p>
-    <w:p>
-      <w:pPr>
-        <w:rPr>
-          <w:rFonts w:ascii="Times New Roman" w:hAnsi="Times New Roman" w:cs="Times New Roman"/>
-          <w:lang w:val="fr-FR"/>
-        </w:rPr>
-      </w:pPr>
-    </w:p>
-    <w:p>
-      <w:pPr>
-        <w:rPr>
-          <w:rFonts w:ascii="Times New Roman" w:hAnsi="Times New Roman" w:cs="Times New Roman"/>
-          <w:lang w:val="fr-FR"/>
-        </w:rPr>
-      </w:pPr>
-    </w:p>
-    <w:p>
-      <w:pPr>
-        <w:rPr>
-          <w:rFonts w:ascii="Times New Roman" w:hAnsi="Times New Roman" w:cs="Times New Roman"/>
-          <w:lang w:val="fr-FR"/>
-        </w:rPr>
-      </w:pPr>
-    </w:p>
-    <w:p>
-      <w:pPr>
-        <w:rPr>
-          <w:rFonts w:ascii="Times New Roman" w:hAnsi="Times New Roman" w:cs="Times New Roman" w:hint="eastAsia"/>
-          <w:lang w:val="fr-FR"/>
-        </w:rPr>
-      </w:pPr>
-      <w:r>
-        <w:rPr>
-          <w:rFonts w:ascii="Times New Roman" w:hAnsi="Times New Roman" w:cs="Times New Roman"/>
-          <w:lang w:val="fr-FR"/>
-        </w:rPr>
-        <w:t>Condition pour être superhost ?</w:t>
-      </w:r>
-    </w:p>
-    <w:p>
-      <w:pPr>
-        <w:rPr>
-          <w:rFonts w:ascii="Times New Roman" w:hAnsi="Times New Roman" w:cs="Times New Roman"/>
-          <w:lang w:val="fr-FR"/>
-        </w:rPr>
-      </w:pPr>
-    </w:p>
-    <w:p>
-      <w:pPr>
-        <w:rPr>
-          <w:rFonts w:ascii="Times New Roman" w:hAnsi="Times New Roman" w:cs="Times New Roman"/>
-          <w:lang w:val="fr-FR"/>
-        </w:rPr>
-      </w:pPr>
-    </w:p>
-    <w:p>
-      <w:pPr>
-        <w:rPr>
-          <w:rFonts w:ascii="Times New Roman" w:hAnsi="Times New Roman" w:cs="Times New Roman"/>
-          <w:lang w:val="fr-FR"/>
-        </w:rPr>
-      </w:pPr>
-    </w:p>
-    <w:p>
-      <w:pPr>
-        <w:rPr>
-          <w:rFonts w:ascii="Times New Roman" w:hAnsi="Times New Roman" w:cs="Times New Roman"/>
-          <w:lang w:val="fr-FR"/>
-        </w:rPr>
-      </w:pPr>
-    </w:p>
-    <w:p>
-      <w:pPr>
-        <w:rPr>
-          <w:rFonts w:ascii="Times New Roman" w:hAnsi="Times New Roman" w:cs="Times New Roman"/>
-          <w:lang w:val="fr-FR"/>
-        </w:rPr>
-      </w:pPr>
-    </w:p>
-    <w:p>
-      <w:pPr>
-        <w:rPr>
-          <w:rFonts w:ascii="Times New Roman" w:hAnsi="Times New Roman" w:cs="Times New Roman"/>
-          <w:lang w:val="fr-FR"/>
-        </w:rPr>
-      </w:pPr>
-    </w:p>
-    <w:p>
-      <w:pPr>
-        <w:rPr>
-          <w:rFonts w:ascii="Times New Roman" w:hAnsi="Times New Roman" w:cs="Times New Roman"/>
-          <w:lang w:val="fr-FR"/>
-        </w:rPr>
-      </w:pPr>
-    </w:p>
-    <w:p>
-      <w:pPr>
-        <w:pStyle w:val="2"/>
-      </w:pPr>
-      <w:r>
-        <w:t>Pic :</w:t>
-      </w:r>
-    </w:p>
-    <w:p>
-      <w:pPr>
-        <w:rPr>
-          <w:rFonts w:ascii="Times New Roman" w:hAnsi="Times New Roman" w:cs="Times New Roman"/>
-        </w:rPr>
-      </w:pPr>
-      <w:r>
-        <w:rPr>
-          <w:rFonts w:ascii="Times New Roman" w:hAnsi="Times New Roman" w:cs="Times New Roman"/>
-        </w:rPr>
-        <w:t>Is_default_pic :1/0</w:t>
-      </w:r>
-    </w:p>
-    <w:p>
-      <w:pPr>
-        <w:rPr>
-          <w:rFonts w:ascii="Times New Roman" w:hAnsi="Times New Roman" w:cs="Times New Roman"/>
-        </w:rPr>
-      </w:pPr>
-      <w:r>
-        <w:rPr>
-          <w:rFonts w:ascii="Times New Roman" w:hAnsi="Times New Roman" w:cs="Times New Roman"/>
-        </w:rPr>
-        <w:t>Has_person : 1/0</w:t>
-      </w:r>
-    </w:p>
-    <w:p>
-      <w:pPr>
-        <w:rPr>
-          <w:rFonts w:ascii="Times New Roman" w:hAnsi="Times New Roman" w:cs="Times New Roman"/>
-        </w:rPr>
-      </w:pPr>
-      <w:r>
-        <w:rPr>
-          <w:rFonts w:ascii="Times New Roman" w:hAnsi="Times New Roman" w:cs="Times New Roman"/>
-        </w:rPr>
-        <w:t>Type : lifestyle/pro/UNK</w:t>
-      </w:r>
-    </w:p>
-    <w:p>
-      <w:pPr>
-        <w:rPr>
-          <w:rFonts w:ascii="Times New Roman" w:hAnsi="Times New Roman" w:cs="Times New Roman"/>
-          <w:lang w:val="fr-FR"/>
-        </w:rPr>
-      </w:pPr>
-      <w:r>
-        <w:rPr>
-          <w:rFonts w:ascii="Times New Roman" w:hAnsi="Times New Roman" w:cs="Times New Roman"/>
-        </w:rPr>
-        <w:t>Is_smiling :1/0</w:t>
-      </w:r>
-    </w:p>
-    <w:p>
-      <w:pPr>
-        <w:rPr>
-          <w:rFonts w:ascii="Times New Roman" w:hAnsi="Times New Roman" w:cs="Times New Roman"/>
-          <w:lang w:val="fr-FR"/>
-        </w:rPr>
-      </w:pPr>
-      <w:r>
-        <w:rPr>
-          <w:rFonts w:ascii="Times New Roman" w:hAnsi="Times New Roman" w:cs="Times New Roman"/>
-          <w:lang w:val="fr-FR"/>
-        </w:rPr>
-        <w:t>High_quality : 1/0</w:t>
-      </w:r>
-    </w:p>
-    <w:p>
-      <w:pPr>
-        <w:rPr>
-          <w:rFonts w:ascii="Times New Roman" w:hAnsi="Times New Roman" w:cs="Times New Roman"/>
-          <w:lang w:val="fr-FR"/>
-        </w:rPr>
-      </w:pPr>
-    </w:p>
-    <w:p>
-      <w:pPr>
-        <w:rPr>
-          <w:rFonts w:ascii="Times New Roman" w:hAnsi="Times New Roman" w:cs="Times New Roman"/>
-          <w:lang w:val="fr-FR"/>
-        </w:rPr>
-      </w:pPr>
-    </w:p>
-    <w:p>
-      <w:pPr>
-        <w:rPr>
-          <w:rFonts w:ascii="Times New Roman" w:hAnsi="Times New Roman" w:cs="Times New Roman"/>
-          <w:lang w:val="fr-FR"/>
-        </w:rPr>
-      </w:pPr>
-    </w:p>
-    <w:p>
-      <w:pPr>
-        <w:rPr>
-          <w:rFonts w:ascii="Times New Roman" w:hAnsi="Times New Roman" w:cs="Times New Roman"/>
-          <w:color w:val="0070C0"/>
-          <w:lang w:val="fr-FR"/>
-        </w:rPr>
-      </w:pPr>
-      <w:r>
-        <w:rPr>
-          <w:rFonts w:ascii="Times New Roman" w:hAnsi="Times New Roman" w:cs="Times New Roman"/>
-          <w:color w:val="0070C0"/>
-          <w:lang w:val="fr-FR"/>
-        </w:rPr>
-        <w:t>N</w:t>
-      </w:r>
-      <w:r>
-        <w:rPr>
-          <w:rFonts w:ascii="Times New Roman" w:hAnsi="Times New Roman" w:cs="Times New Roman" w:hint="eastAsia"/>
-          <w:color w:val="0070C0"/>
-          <w:lang w:val="fr-FR"/>
-        </w:rPr>
-        <w:t>ote</w:t>
-      </w:r>
-      <w:r>
-        <w:rPr>
-          <w:rFonts w:ascii="Times New Roman" w:hAnsi="Times New Roman" w:cs="Times New Roman"/>
-          <w:color w:val="0070C0"/>
-          <w:lang w:val="fr-FR"/>
-        </w:rPr>
-        <w:t> :</w:t>
+          <w:lang w:val="fr-FR"/>
+        </w:rPr>
+        <w:t>:</w:t>
       </w:r>
     </w:p>
     <w:tbl>
@@ -6321,7 +6527,6 @@
         <w:rPr>
           <w:rFonts w:ascii="Times New Roman" w:hAnsi="Times New Roman" w:cs="Times New Roman"/>
         </w:rPr>
-        <w:lastRenderedPageBreak/>
         <w:t xml:space="preserve">  </w:t>
       </w:r>
       <w:r>
@@ -6348,6 +6553,7 @@
       <w:pPr>
         <w:rPr>
           <w:rFonts w:ascii="Times New Roman" w:hAnsi="Times New Roman" w:cs="Times New Roman"/>
+          <w:lang w:val="fr-FR"/>
         </w:rPr>
       </w:pPr>
       <w:r>

--- a/note_geo_jo.docx
+++ b/note_geo_jo.docx
@@ -6,6 +6,7 @@
       <w:pPr>
         <w:pStyle w:val="1"/>
         <w:rPr>
+          <w:rFonts w:hint="eastAsia"/>
           <w:lang w:val="fr-FR"/>
         </w:rPr>
       </w:pPr>
@@ -26,6 +27,7 @@
     <w:p>
       <w:pPr>
         <w:rPr>
+          <w:rFonts w:hint="eastAsia"/>
           <w:lang w:val="fr-FR"/>
         </w:rPr>
       </w:pPr>
@@ -40,20 +42,16 @@
       <w:pPr>
         <w:pStyle w:val="1"/>
         <w:rPr>
-          <w:lang w:val="fr-FR"/>
-        </w:rPr>
-      </w:pPr>
-      <w:r>
-        <w:rPr>
-          <w:rFonts w:hint="eastAsia"/>
-          <w:lang w:val="fr-FR"/>
+          <w:rFonts w:hint="eastAsia"/>
+        </w:rPr>
+      </w:pPr>
+      <w:r>
+        <w:rPr>
+          <w:rFonts w:hint="eastAsia"/>
         </w:rPr>
         <w:t>I</w:t>
       </w:r>
       <w:r>
-        <w:rPr>
-          <w:lang w:val="fr-FR"/>
-        </w:rPr>
         <w:t xml:space="preserve">nfo </w:t>
       </w:r>
     </w:p>
@@ -90,15 +88,13 @@
           <w:rFonts w:ascii="Times New Roman" w:hAnsi="Times New Roman" w:cs="Times New Roman"/>
           <w:b/>
           <w:bCs/>
-          <w:lang w:val="fr-FR"/>
-        </w:rPr>
-      </w:pPr>
-      <w:r>
-        <w:rPr>
-          <w:rFonts w:ascii="Times New Roman" w:hAnsi="Times New Roman" w:cs="Times New Roman"/>
-          <w:b/>
-          <w:bCs/>
-          <w:lang w:val="fr-FR"/>
+        </w:rPr>
+      </w:pPr>
+      <w:r>
+        <w:rPr>
+          <w:rFonts w:ascii="Times New Roman" w:hAnsi="Times New Roman" w:cs="Times New Roman"/>
+          <w:b/>
+          <w:bCs/>
         </w:rPr>
         <w:t>Env : geo_env</w:t>
       </w:r>
@@ -106,6 +102,7 @@
     <w:p>
       <w:pPr>
         <w:rPr>
+          <w:rFonts w:hint="eastAsia"/>
           <w:b/>
           <w:bCs/>
           <w:highlight w:val="yellow"/>
@@ -123,6 +120,7 @@
     <w:p>
       <w:pPr>
         <w:rPr>
+          <w:rFonts w:hint="eastAsia"/>
           <w:b/>
           <w:bCs/>
           <w:highlight w:val="yellow"/>
@@ -184,32 +182,33 @@
           <w:bCs/>
           <w:highlight w:val="yellow"/>
         </w:rPr>
-        <w:t xml:space="preserve"> : </w:t>
-      </w:r>
-      <w:r>
-        <w:rPr>
+        <w:t xml:space="preserve"> : geo, nli_ab, multi_ab</w:t>
+      </w:r>
+    </w:p>
+    <w:p>
+      <w:pPr>
+        <w:rPr>
+          <w:rFonts w:hint="eastAsia"/>
+          <w:b/>
+          <w:bCs/>
+        </w:rPr>
+      </w:pPr>
+      <w:r>
+        <w:rPr>
+          <w:rFonts w:hint="eastAsia"/>
           <w:b/>
           <w:bCs/>
           <w:highlight w:val="yellow"/>
         </w:rPr>
-        <w:t>geo, nli_ab, multi_ab</w:t>
-      </w:r>
-    </w:p>
-    <w:p>
-      <w:pPr>
-        <w:rPr>
-          <w:b/>
-          <w:bCs/>
-        </w:rPr>
-      </w:pPr>
-      <w:r>
-        <w:rPr>
-          <w:rFonts w:hint="eastAsia"/>
+        <w:t>S</w:t>
+      </w:r>
+      <w:r>
+        <w:rPr>
           <w:b/>
           <w:bCs/>
           <w:highlight w:val="yellow"/>
         </w:rPr>
-        <w:t>S</w:t>
+        <w:t>plit_listings</w:t>
       </w:r>
       <w:r>
         <w:rPr>
@@ -217,24 +216,58 @@
           <w:bCs/>
           <w:highlight w:val="yellow"/>
         </w:rPr>
-        <w:t>plit_listings</w:t>
-      </w:r>
-      <w:r>
-        <w:rPr>
-          <w:b/>
-          <w:bCs/>
-          <w:highlight w:val="yellow"/>
-        </w:rPr>
         <w:t>: geo, multi</w:t>
       </w:r>
     </w:p>
-    <w:p/>
-    <w:p/>
-    <w:p/>
-    <w:p/>
-    <w:p/>
-    <w:p/>
-    <w:p/>
+    <w:p>
+      <w:pPr>
+        <w:rPr>
+          <w:rFonts w:hint="eastAsia"/>
+        </w:rPr>
+      </w:pPr>
+    </w:p>
+    <w:p>
+      <w:pPr>
+        <w:rPr>
+          <w:rFonts w:hint="eastAsia"/>
+        </w:rPr>
+      </w:pPr>
+    </w:p>
+    <w:p>
+      <w:pPr>
+        <w:rPr>
+          <w:rFonts w:hint="eastAsia"/>
+        </w:rPr>
+      </w:pPr>
+    </w:p>
+    <w:p>
+      <w:pPr>
+        <w:rPr>
+          <w:rFonts w:hint="eastAsia"/>
+        </w:rPr>
+      </w:pPr>
+    </w:p>
+    <w:p>
+      <w:pPr>
+        <w:rPr>
+          <w:rFonts w:hint="eastAsia"/>
+        </w:rPr>
+      </w:pPr>
+    </w:p>
+    <w:p>
+      <w:pPr>
+        <w:rPr>
+          <w:rFonts w:hint="eastAsia"/>
+        </w:rPr>
+      </w:pPr>
+    </w:p>
+    <w:p>
+      <w:pPr>
+        <w:rPr>
+          <w:rFonts w:hint="eastAsia"/>
+        </w:rPr>
+      </w:pPr>
+    </w:p>
     <w:p>
       <w:pPr>
         <w:pStyle w:val="1"/>
@@ -355,6 +388,7 @@
       <w:r>
         <w:rPr>
           <w:rFonts w:ascii="Times New Roman" w:hAnsi="Times New Roman" w:cs="Times New Roman"/>
+          <w:lang w:val="fr-FR"/>
         </w:rPr>
         <w:t>Geomarketing</w:t>
       </w:r>
@@ -1111,6 +1145,9 @@
     <w:p>
       <w:pPr>
         <w:pStyle w:val="2"/>
+        <w:rPr>
+          <w:rFonts w:hint="eastAsia"/>
+        </w:rPr>
       </w:pPr>
       <w:r>
         <w:t>24/11/202</w:t>
@@ -1167,7 +1204,7 @@
           <w:tab w:val="left" w:pos="2080"/>
         </w:tabs>
         <w:rPr>
-          <w:rFonts w:ascii="Times New Roman" w:hAnsi="Times New Roman" w:cs="Times New Roman" w:hint="eastAsia"/>
+          <w:rFonts w:ascii="Times New Roman" w:hAnsi="Times New Roman" w:cs="Times New Roman"/>
         </w:rPr>
       </w:pPr>
       <w:r>
@@ -1339,7 +1376,6 @@
         </w:tabs>
         <w:rPr>
           <w:rFonts w:ascii="Times New Roman" w:hAnsi="Times New Roman" w:cs="Times New Roman"/>
-          <w:lang w:val="fr-FR"/>
         </w:rPr>
       </w:pPr>
     </w:p>
@@ -1350,7 +1386,6 @@
         </w:tabs>
         <w:rPr>
           <w:rFonts w:ascii="Times New Roman" w:hAnsi="Times New Roman" w:cs="Times New Roman"/>
-          <w:lang w:val="fr-FR"/>
         </w:rPr>
       </w:pPr>
     </w:p>
@@ -4865,6 +4900,7 @@
           <w:b/>
           <w:bCs/>
           <w:color w:val="0070C0"/>
+          <w:lang w:val="fr-FR"/>
         </w:rPr>
       </w:pPr>
     </w:p>
@@ -4872,6 +4908,7 @@
       <w:pPr>
         <w:pStyle w:val="2"/>
         <w:rPr>
+          <w:rFonts w:hint="eastAsia"/>
           <w:lang w:val="fr-FR"/>
         </w:rPr>
       </w:pPr>
@@ -5040,6 +5077,9 @@
     <w:p>
       <w:pPr>
         <w:pStyle w:val="2"/>
+        <w:rPr>
+          <w:rFonts w:hint="eastAsia"/>
+        </w:rPr>
       </w:pPr>
       <w:r>
         <w:t>R</w:t>
@@ -5055,6 +5095,11 @@
       </w:r>
     </w:p>
     <w:p>
+      <w:pPr>
+        <w:rPr>
+          <w:rFonts w:hint="eastAsia"/>
+        </w:rPr>
+      </w:pPr>
       <w:r>
         <w:rPr>
           <w:rFonts w:hint="eastAsia"/>
@@ -5071,74 +5116,58 @@
     <w:p>
       <w:pPr>
         <w:rPr>
-          <w:lang w:val="fr-FR"/>
-        </w:rPr>
-      </w:pPr>
-      <w:r>
-        <w:rPr>
-          <w:rFonts w:hint="eastAsia"/>
-          <w:lang w:val="fr-FR"/>
+          <w:rFonts w:hint="eastAsia"/>
+        </w:rPr>
+      </w:pPr>
+      <w:r>
+        <w:rPr>
+          <w:rFonts w:hint="eastAsia"/>
         </w:rPr>
         <w:t>R</w:t>
       </w:r>
       <w:r>
-        <w:rPr>
-          <w:lang w:val="fr-FR"/>
-        </w:rPr>
         <w:t>atio</w:t>
       </w:r>
       <w:r>
-        <w:rPr>
-          <w:lang w:val="fr-FR"/>
-        </w:rPr>
         <w:t xml:space="preserve"> </w:t>
       </w:r>
     </w:p>
     <w:p>
       <w:pPr>
         <w:rPr>
-          <w:lang w:val="fr-FR"/>
-        </w:rPr>
-      </w:pPr>
-      <w:r>
-        <w:rPr>
-          <w:rFonts w:hint="eastAsia"/>
-          <w:lang w:val="fr-FR"/>
+          <w:rFonts w:hint="eastAsia"/>
+        </w:rPr>
+      </w:pPr>
+      <w:r>
+        <w:rPr>
+          <w:rFonts w:hint="eastAsia"/>
         </w:rPr>
         <w:t>C</w:t>
       </w:r>
       <w:r>
-        <w:rPr>
-          <w:lang w:val="fr-FR"/>
-        </w:rPr>
         <w:t>at</w:t>
       </w:r>
     </w:p>
     <w:p>
       <w:pPr>
         <w:rPr>
-          <w:lang w:val="fr-FR"/>
-        </w:rPr>
-      </w:pPr>
-    </w:p>
-    <w:p>
-      <w:pPr>
-        <w:rPr>
-          <w:rFonts w:hint="eastAsia"/>
-          <w:lang w:val="fr-FR"/>
-        </w:rPr>
-      </w:pPr>
-      <w:r>
-        <w:rPr>
-          <w:rFonts w:hint="eastAsia"/>
-          <w:lang w:val="fr-FR"/>
+          <w:rFonts w:hint="eastAsia"/>
+        </w:rPr>
+      </w:pPr>
+    </w:p>
+    <w:p>
+      <w:pPr>
+        <w:rPr>
+          <w:rFonts w:hint="eastAsia"/>
+        </w:rPr>
+      </w:pPr>
+      <w:r>
+        <w:rPr>
+          <w:rFonts w:hint="eastAsia"/>
         </w:rPr>
         <w:t>Stock+ratio</w:t>
       </w:r>
       <w:r>
-        <w:rPr>
-          <w:lang w:val="fr-FR"/>
-        </w:rPr>
         <w:t xml:space="preserve"> : </w:t>
       </w:r>
       <w:r>
@@ -5165,90 +5194,71 @@
       <w:pPr>
         <w:rPr>
           <w:rFonts w:ascii="Times New Roman" w:hAnsi="Times New Roman" w:cs="Times New Roman"/>
-          <w:lang w:val="fr-FR"/>
-        </w:rPr>
-      </w:pPr>
-      <w:r>
-        <w:rPr>
-          <w:rFonts w:ascii="Times New Roman" w:hAnsi="Times New Roman" w:cs="Times New Roman"/>
-          <w:lang w:val="fr-FR"/>
+        </w:rPr>
+      </w:pPr>
+      <w:r>
+        <w:rPr>
+          <w:rFonts w:ascii="Times New Roman" w:hAnsi="Times New Roman" w:cs="Times New Roman"/>
         </w:rPr>
         <w:t>G</w:t>
       </w:r>
       <w:r>
         <w:rPr>
           <w:rFonts w:ascii="Times New Roman" w:hAnsi="Times New Roman" w:cs="Times New Roman" w:hint="eastAsia"/>
-          <w:lang w:val="fr-FR"/>
         </w:rPr>
         <w:t>eo distribution</w:t>
       </w:r>
       <w:r>
         <w:rPr>
           <w:rFonts w:ascii="Times New Roman" w:hAnsi="Times New Roman" w:cs="Times New Roman"/>
-          <w:lang w:val="fr-FR"/>
-        </w:rPr>
-        <w:t> </w:t>
-      </w:r>
-      <w:r>
-        <w:rPr>
-          <w:rFonts w:ascii="Times New Roman" w:hAnsi="Times New Roman" w:cs="Times New Roman"/>
-          <w:lang w:val="fr-FR"/>
-        </w:rPr>
-        <w:t>: densité</w:t>
-      </w:r>
-      <w:r>
-        <w:rPr>
-          <w:rFonts w:ascii="Times New Roman" w:hAnsi="Times New Roman" w:cs="Times New Roman"/>
-          <w:lang w:val="fr-FR"/>
+        </w:rPr>
+        <w:t> : densité</w:t>
+      </w:r>
+      <w:r>
+        <w:rPr>
+          <w:rFonts w:ascii="Times New Roman" w:hAnsi="Times New Roman" w:cs="Times New Roman"/>
         </w:rPr>
         <w:t xml:space="preserve"> de listings</w:t>
       </w:r>
       <w:r>
         <w:rPr>
           <w:rFonts w:ascii="Times New Roman" w:hAnsi="Times New Roman" w:cs="Times New Roman"/>
-          <w:lang w:val="fr-FR"/>
         </w:rPr>
         <w:t>(ratio)</w:t>
       </w:r>
       <w:r>
         <w:rPr>
           <w:rFonts w:ascii="Times New Roman" w:hAnsi="Times New Roman" w:cs="Times New Roman"/>
-          <w:lang w:val="fr-FR"/>
         </w:rPr>
         <w:t>, de superhost</w:t>
       </w:r>
       <w:r>
         <w:rPr>
           <w:rFonts w:ascii="Times New Roman" w:hAnsi="Times New Roman" w:cs="Times New Roman"/>
-          <w:lang w:val="fr-FR"/>
         </w:rPr>
         <w:t xml:space="preserve"> / new hosts</w:t>
       </w:r>
       <w:r>
         <w:rPr>
           <w:rFonts w:ascii="Times New Roman" w:hAnsi="Times New Roman" w:cs="Times New Roman"/>
-          <w:lang w:val="fr-FR"/>
         </w:rPr>
         <w:t xml:space="preserve"> </w:t>
       </w:r>
       <w:r>
         <w:rPr>
           <w:rFonts w:ascii="Times New Roman" w:hAnsi="Times New Roman" w:cs="Times New Roman"/>
-          <w:lang w:val="fr-FR"/>
         </w:rPr>
         <w:t>(se regroupe dans une zone</w:t>
       </w:r>
       <w:r>
         <w:rPr>
           <w:rFonts w:ascii="Times New Roman" w:hAnsi="Times New Roman" w:cs="Times New Roman"/>
-          <w:lang w:val="fr-FR"/>
         </w:rPr>
         <w:t>)(</w:t>
       </w:r>
       <w:r>
         <w:rPr>
           <w:rFonts w:ascii="Times New Roman" w:hAnsi="Times New Roman" w:cs="Times New Roman"/>
-          <w:lang w:val="fr-FR"/>
         </w:rPr>
         <w:t>cat ? ?)</w:t>
       </w:r>
@@ -5257,20 +5267,13 @@
       <w:pPr>
         <w:rPr>
           <w:rFonts w:ascii="Times New Roman" w:hAnsi="Times New Roman" w:cs="Times New Roman"/>
-          <w:lang w:val="fr-FR"/>
-        </w:rPr>
-      </w:pPr>
-      <w:r>
-        <w:rPr>
-          <w:rFonts w:ascii="Times New Roman" w:hAnsi="Times New Roman" w:cs="Times New Roman"/>
-        </w:rPr>
-        <w:t xml:space="preserve">Mean price / </w:t>
-      </w:r>
-      <w:r>
-        <w:rPr>
-          <w:rFonts w:ascii="Times New Roman" w:hAnsi="Times New Roman" w:cs="Times New Roman"/>
-        </w:rPr>
-        <w:t>availability</w:t>
+        </w:rPr>
+      </w:pPr>
+      <w:r>
+        <w:rPr>
+          <w:rFonts w:ascii="Times New Roman" w:hAnsi="Times New Roman" w:cs="Times New Roman"/>
+        </w:rPr>
+        <w:t>Mean price / availability</w:t>
       </w:r>
       <w:r>
         <w:rPr>
@@ -5295,7 +5298,6 @@
       <w:pPr>
         <w:rPr>
           <w:rFonts w:ascii="Times New Roman" w:hAnsi="Times New Roman" w:cs="Times New Roman"/>
-          <w:lang w:val="fr-FR"/>
         </w:rPr>
       </w:pPr>
     </w:p>
@@ -5303,6 +5305,7 @@
       <w:pPr>
         <w:pStyle w:val="2"/>
         <w:rPr>
+          <w:rFonts w:hint="eastAsia"/>
           <w:lang w:val="fr-FR"/>
         </w:rPr>
       </w:pPr>
@@ -5323,28 +5326,64 @@
     <w:p>
       <w:pPr>
         <w:rPr>
-          <w:rFonts w:hint="eastAsia"/>
-          <w:lang w:val="fr-FR"/>
-        </w:rPr>
-      </w:pPr>
-      <w:r>
-        <w:rPr>
-          <w:rFonts w:hint="eastAsia"/>
-          <w:lang w:val="fr-FR"/>
-        </w:rPr>
-        <w:t>整体比较，于之前是否</w:t>
-      </w:r>
-    </w:p>
-    <w:p>
-      <w:pPr>
-        <w:rPr>
-          <w:lang w:val="fr-FR"/>
-        </w:rPr>
-      </w:pPr>
-    </w:p>
-    <w:p>
-      <w:pPr>
-        <w:rPr>
+          <w:lang w:val="fr-FR"/>
+        </w:rPr>
+      </w:pPr>
+      <w:r>
+        <w:rPr>
+          <w:rFonts w:hint="eastAsia"/>
+          <w:lang w:val="fr-FR"/>
+        </w:rPr>
+        <w:t>整体比较，于之前</w:t>
+      </w:r>
+      <w:r>
+        <w:rPr>
+          <w:rFonts w:hint="eastAsia"/>
+          <w:lang w:val="fr-FR"/>
+        </w:rPr>
+        <w:t>，在区的层级，价格，房东数量，可预订天数</w:t>
+      </w:r>
+      <w:r>
+        <w:rPr>
+          <w:rFonts w:hint="eastAsia"/>
+          <w:lang w:val="fr-FR"/>
+        </w:rPr>
+        <w:t>是否</w:t>
+      </w:r>
+      <w:r>
+        <w:rPr>
+          <w:rFonts w:hint="eastAsia"/>
+          <w:lang w:val="fr-FR"/>
+        </w:rPr>
+        <w:t>发生变化</w:t>
+      </w:r>
+    </w:p>
+    <w:p>
+      <w:pPr>
+        <w:rPr>
+          <w:lang w:val="fr-FR"/>
+        </w:rPr>
+      </w:pPr>
+    </w:p>
+    <w:p>
+      <w:pPr>
+        <w:rPr>
+          <w:rFonts w:hint="eastAsia"/>
+          <w:lang w:val="fr-FR"/>
+        </w:rPr>
+      </w:pPr>
+      <w:r>
+        <w:rPr>
+          <w:rFonts w:hint="eastAsia"/>
+          <w:lang w:val="fr-FR"/>
+        </w:rPr>
+        <w:t>分组比较：</w:t>
+      </w:r>
+    </w:p>
+    <w:p>
+      <w:pPr>
+        <w:rPr>
+          <w:rFonts w:hint="eastAsia"/>
           <w:lang w:val="fr-FR"/>
         </w:rPr>
       </w:pPr>
@@ -5395,6 +5434,13 @@
           <w:rFonts w:hint="eastAsia"/>
           <w:lang w:val="fr-FR"/>
         </w:rPr>
+        <w:t>(没有23年的数据，又要控制旺季淡季)</w:t>
+      </w:r>
+      <w:r>
+        <w:rPr>
+          <w:rFonts w:hint="eastAsia"/>
+          <w:lang w:val="fr-FR"/>
+        </w:rPr>
         <w:t>，是否房东聚集</w:t>
       </w:r>
       <w:r>
@@ -5414,14 +5460,22 @@
     <w:p>
       <w:pPr>
         <w:rPr>
-          <w:lang w:val="fr-FR"/>
-        </w:rPr>
-      </w:pPr>
-    </w:p>
-    <w:p>
-      <w:pPr>
-        <w:rPr>
-          <w:rFonts w:hint="eastAsia"/>
+          <w:rFonts w:hint="eastAsia"/>
+          <w:lang w:val="fr-FR"/>
+        </w:rPr>
+      </w:pPr>
+    </w:p>
+    <w:p>
+      <w:pPr>
+        <w:rPr>
+          <w:rFonts w:hint="eastAsia"/>
+          <w:lang w:val="fr-FR"/>
+        </w:rPr>
+      </w:pPr>
+    </w:p>
+    <w:p>
+      <w:pPr>
+        <w:rPr>
           <w:lang w:val="fr-FR"/>
         </w:rPr>
       </w:pPr>
@@ -5436,454 +5490,457 @@
     <w:p>
       <w:pPr>
         <w:rPr>
-          <w:rFonts w:ascii="Times New Roman" w:hAnsi="Times New Roman" w:cs="Times New Roman"/>
-          <w:lang w:val="fr-FR"/>
-        </w:rPr>
-      </w:pPr>
-    </w:p>
-    <w:p>
-      <w:pPr>
-        <w:rPr>
-          <w:rFonts w:ascii="Times New Roman" w:hAnsi="Times New Roman" w:cs="Times New Roman"/>
-          <w:lang w:val="fr-FR"/>
-        </w:rPr>
-      </w:pPr>
-    </w:p>
-    <w:p>
-      <w:pPr>
-        <w:rPr>
-          <w:rFonts w:ascii="Times New Roman" w:hAnsi="Times New Roman" w:cs="Times New Roman"/>
-          <w:lang w:val="fr-FR"/>
-        </w:rPr>
-      </w:pPr>
-    </w:p>
-    <w:p>
-      <w:pPr>
+          <w:lang w:val="fr-FR"/>
+        </w:rPr>
+      </w:pPr>
+    </w:p>
+    <w:p>
+      <w:pPr>
+        <w:rPr>
+          <w:rFonts w:ascii="Times New Roman" w:hAnsi="Times New Roman" w:cs="Times New Roman"/>
+          <w:lang w:val="fr-FR"/>
+        </w:rPr>
+      </w:pPr>
+    </w:p>
+    <w:p>
+      <w:pPr>
+        <w:rPr>
+          <w:rFonts w:ascii="Times New Roman" w:hAnsi="Times New Roman" w:cs="Times New Roman"/>
+          <w:lang w:val="fr-FR"/>
+        </w:rPr>
+      </w:pPr>
+    </w:p>
+    <w:p>
+      <w:pPr>
+        <w:rPr>
+          <w:rFonts w:ascii="Times New Roman" w:hAnsi="Times New Roman" w:cs="Times New Roman"/>
+          <w:b/>
+          <w:bCs/>
+          <w:color w:val="0070C0"/>
+        </w:rPr>
+      </w:pPr>
+      <w:r>
+        <w:rPr>
+          <w:rFonts w:ascii="Times New Roman" w:hAnsi="Times New Roman" w:cs="Times New Roman"/>
+          <w:b/>
+          <w:bCs/>
+          <w:color w:val="0070C0"/>
+        </w:rPr>
+        <w:t>从</w:t>
+      </w:r>
+      <w:r>
+        <w:rPr>
+          <w:rFonts w:ascii="Times New Roman" w:hAnsi="Times New Roman" w:cs="Times New Roman"/>
+          <w:b/>
+          <w:bCs/>
+          <w:color w:val="0070C0"/>
+        </w:rPr>
+        <w:t xml:space="preserve"> geomarketing</w:t>
+      </w:r>
+      <w:r>
+        <w:rPr>
+          <w:rFonts w:ascii="Times New Roman" w:hAnsi="Times New Roman" w:cs="Times New Roman"/>
+          <w:b/>
+          <w:bCs/>
+          <w:color w:val="0070C0"/>
+        </w:rPr>
+        <w:t>（地理营销）视角：</w:t>
+      </w:r>
+    </w:p>
+    <w:p>
+      <w:pPr>
+        <w:rPr>
+          <w:rFonts w:ascii="Times New Roman" w:hAnsi="Times New Roman" w:cs="Times New Roman"/>
+          <w:b/>
+          <w:bCs/>
+          <w:color w:val="0070C0"/>
+        </w:rPr>
+      </w:pPr>
+      <w:r>
+        <w:rPr>
+          <w:rFonts w:ascii="Segoe UI Emoji" w:hAnsi="Segoe UI Emoji" w:cs="Segoe UI Emoji"/>
+          <w:b/>
+          <w:bCs/>
+          <w:color w:val="0070C0"/>
+        </w:rPr>
+        <w:t>👉</w:t>
+      </w:r>
+      <w:r>
+        <w:rPr>
+          <w:rFonts w:ascii="Times New Roman" w:hAnsi="Times New Roman" w:cs="Times New Roman"/>
+          <w:b/>
+          <w:bCs/>
+          <w:color w:val="0070C0"/>
+        </w:rPr>
+        <w:t xml:space="preserve"> </w:t>
+      </w:r>
+      <w:r>
+        <w:rPr>
+          <w:rFonts w:ascii="Times New Roman" w:hAnsi="Times New Roman" w:cs="Times New Roman"/>
+          <w:b/>
+          <w:bCs/>
+          <w:color w:val="0070C0"/>
+        </w:rPr>
+        <w:t>一般我们关注哪些变量？为什么这些变量</w:t>
+      </w:r>
+      <w:r>
+        <w:rPr>
+          <w:rFonts w:ascii="Times New Roman" w:hAnsi="Times New Roman" w:cs="Times New Roman"/>
+          <w:b/>
+          <w:bCs/>
+          <w:color w:val="0070C0"/>
+        </w:rPr>
+        <w:t>“</w:t>
+      </w:r>
+      <w:r>
+        <w:rPr>
+          <w:rFonts w:ascii="Times New Roman" w:hAnsi="Times New Roman" w:cs="Times New Roman"/>
+          <w:b/>
+          <w:bCs/>
+          <w:color w:val="0070C0"/>
+        </w:rPr>
+        <w:t>值得和</w:t>
+      </w:r>
+      <w:r>
+        <w:rPr>
+          <w:rFonts w:ascii="Times New Roman" w:hAnsi="Times New Roman" w:cs="Times New Roman"/>
+          <w:b/>
+          <w:bCs/>
+          <w:color w:val="0070C0"/>
+        </w:rPr>
+        <w:t xml:space="preserve"> GEO </w:t>
+      </w:r>
+      <w:r>
+        <w:rPr>
+          <w:rFonts w:ascii="Times New Roman" w:hAnsi="Times New Roman" w:cs="Times New Roman"/>
+          <w:b/>
+          <w:bCs/>
+          <w:color w:val="0070C0"/>
+        </w:rPr>
+        <w:t>交互</w:t>
+      </w:r>
+      <w:r>
+        <w:rPr>
+          <w:rFonts w:ascii="Times New Roman" w:hAnsi="Times New Roman" w:cs="Times New Roman"/>
+          <w:b/>
+          <w:bCs/>
+          <w:color w:val="0070C0"/>
+        </w:rPr>
+        <w:t>”</w:t>
+      </w:r>
+      <w:r>
+        <w:rPr>
+          <w:rFonts w:ascii="Times New Roman" w:hAnsi="Times New Roman" w:cs="Times New Roman"/>
+          <w:b/>
+          <w:bCs/>
+          <w:color w:val="0070C0"/>
+        </w:rPr>
+        <w:t>？</w:t>
+      </w:r>
+    </w:p>
+    <w:p>
+      <w:pPr>
+        <w:rPr>
+          <w:rFonts w:ascii="Times New Roman" w:hAnsi="Times New Roman" w:cs="Times New Roman"/>
+          <w:color w:val="0070C0"/>
+        </w:rPr>
+      </w:pPr>
+      <w:r>
+        <w:rPr>
+          <w:rFonts w:ascii="Times New Roman" w:hAnsi="Times New Roman" w:cs="Times New Roman"/>
+          <w:color w:val="0070C0"/>
+        </w:rPr>
+        <w:t>你可以把</w:t>
+      </w:r>
+      <w:r>
+        <w:rPr>
+          <w:rFonts w:ascii="Times New Roman" w:hAnsi="Times New Roman" w:cs="Times New Roman"/>
+          <w:color w:val="0070C0"/>
+        </w:rPr>
+        <w:t xml:space="preserve"> geomarketing </w:t>
+      </w:r>
+      <w:r>
+        <w:rPr>
+          <w:rFonts w:ascii="Times New Roman" w:hAnsi="Times New Roman" w:cs="Times New Roman"/>
+          <w:color w:val="0070C0"/>
+        </w:rPr>
+        <w:t>理解为一句话：</w:t>
+      </w:r>
+    </w:p>
+    <w:p>
+      <w:pPr>
+        <w:rPr>
+          <w:rFonts w:ascii="Times New Roman" w:hAnsi="Times New Roman" w:cs="Times New Roman"/>
+          <w:color w:val="0070C0"/>
+        </w:rPr>
+      </w:pPr>
+      <w:r>
+        <w:rPr>
+          <w:rFonts w:ascii="Times New Roman" w:hAnsi="Times New Roman" w:cs="Times New Roman"/>
+          <w:b/>
+          <w:bCs/>
+          <w:color w:val="0070C0"/>
+        </w:rPr>
+        <w:t>“</w:t>
+      </w:r>
+      <w:r>
+        <w:rPr>
+          <w:rFonts w:ascii="Times New Roman" w:hAnsi="Times New Roman" w:cs="Times New Roman"/>
+          <w:b/>
+          <w:bCs/>
+          <w:color w:val="0070C0"/>
+        </w:rPr>
+        <w:t>谁（</w:t>
+      </w:r>
+      <w:r>
+        <w:rPr>
+          <w:rFonts w:ascii="Times New Roman" w:hAnsi="Times New Roman" w:cs="Times New Roman"/>
+          <w:b/>
+          <w:bCs/>
+          <w:color w:val="0070C0"/>
+        </w:rPr>
+        <w:t>who</w:t>
+      </w:r>
+      <w:r>
+        <w:rPr>
+          <w:rFonts w:ascii="Times New Roman" w:hAnsi="Times New Roman" w:cs="Times New Roman"/>
+          <w:b/>
+          <w:bCs/>
+          <w:color w:val="0070C0"/>
+        </w:rPr>
+        <w:t>）在什么地方（</w:t>
+      </w:r>
+      <w:r>
+        <w:rPr>
+          <w:rFonts w:ascii="Times New Roman" w:hAnsi="Times New Roman" w:cs="Times New Roman"/>
+          <w:b/>
+          <w:bCs/>
+          <w:color w:val="0070C0"/>
+        </w:rPr>
+        <w:t>where</w:t>
+      </w:r>
+      <w:r>
+        <w:rPr>
+          <w:rFonts w:ascii="Times New Roman" w:hAnsi="Times New Roman" w:cs="Times New Roman"/>
+          <w:b/>
+          <w:bCs/>
+          <w:color w:val="0070C0"/>
+        </w:rPr>
+        <w:t>），采取了什么策略（</w:t>
+      </w:r>
+      <w:r>
+        <w:rPr>
+          <w:rFonts w:ascii="Times New Roman" w:hAnsi="Times New Roman" w:cs="Times New Roman"/>
+          <w:b/>
+          <w:bCs/>
+          <w:color w:val="0070C0"/>
+        </w:rPr>
+        <w:t>how</w:t>
+      </w:r>
+      <w:r>
+        <w:rPr>
+          <w:rFonts w:ascii="Times New Roman" w:hAnsi="Times New Roman" w:cs="Times New Roman"/>
+          <w:b/>
+          <w:bCs/>
+          <w:color w:val="0070C0"/>
+        </w:rPr>
+        <w:t>），并带来了什么结果（</w:t>
+      </w:r>
+      <w:r>
+        <w:rPr>
+          <w:rFonts w:ascii="Times New Roman" w:hAnsi="Times New Roman" w:cs="Times New Roman"/>
+          <w:b/>
+          <w:bCs/>
+          <w:color w:val="0070C0"/>
+        </w:rPr>
+        <w:t>outcome</w:t>
+      </w:r>
+      <w:r>
+        <w:rPr>
+          <w:rFonts w:ascii="Times New Roman" w:hAnsi="Times New Roman" w:cs="Times New Roman"/>
+          <w:b/>
+          <w:bCs/>
+          <w:color w:val="0070C0"/>
+        </w:rPr>
+        <w:t>）？</w:t>
+      </w:r>
+      <w:r>
+        <w:rPr>
+          <w:rFonts w:ascii="Times New Roman" w:hAnsi="Times New Roman" w:cs="Times New Roman"/>
+          <w:b/>
+          <w:bCs/>
+          <w:color w:val="0070C0"/>
+        </w:rPr>
+        <w:t>”</w:t>
+      </w:r>
+    </w:p>
+    <w:p>
+      <w:pPr>
+        <w:rPr>
+          <w:rFonts w:ascii="Times New Roman" w:hAnsi="Times New Roman" w:cs="Times New Roman"/>
+          <w:color w:val="0070C0"/>
+        </w:rPr>
+      </w:pPr>
+      <w:r>
+        <w:rPr>
+          <w:rFonts w:ascii="Times New Roman" w:hAnsi="Times New Roman" w:cs="Times New Roman"/>
+          <w:color w:val="0070C0"/>
+        </w:rPr>
+        <w:t>在</w:t>
+      </w:r>
+      <w:r>
+        <w:rPr>
+          <w:rFonts w:ascii="Times New Roman" w:hAnsi="Times New Roman" w:cs="Times New Roman"/>
+          <w:color w:val="0070C0"/>
+        </w:rPr>
+        <w:t xml:space="preserve"> Airbnb / JO / self-presentation </w:t>
+      </w:r>
+      <w:r>
+        <w:rPr>
+          <w:rFonts w:ascii="Times New Roman" w:hAnsi="Times New Roman" w:cs="Times New Roman"/>
+          <w:color w:val="0070C0"/>
+        </w:rPr>
+        <w:t>的语境里，变量可以清楚地分成</w:t>
+      </w:r>
+      <w:r>
+        <w:rPr>
+          <w:rFonts w:ascii="Times New Roman" w:hAnsi="Times New Roman" w:cs="Times New Roman"/>
+          <w:color w:val="0070C0"/>
+        </w:rPr>
+        <w:t xml:space="preserve"> </w:t>
+      </w:r>
+      <w:r>
+        <w:rPr>
+          <w:rFonts w:ascii="Times New Roman" w:hAnsi="Times New Roman" w:cs="Times New Roman"/>
+          <w:b/>
+          <w:bCs/>
+          <w:color w:val="0070C0"/>
+        </w:rPr>
+        <w:t xml:space="preserve">4 </w:t>
+      </w:r>
+      <w:r>
+        <w:rPr>
+          <w:rFonts w:ascii="Times New Roman" w:hAnsi="Times New Roman" w:cs="Times New Roman"/>
+          <w:b/>
+          <w:bCs/>
+          <w:color w:val="0070C0"/>
+        </w:rPr>
+        <w:t>大类</w:t>
+      </w:r>
+      <w:r>
+        <w:rPr>
+          <w:rFonts w:ascii="Times New Roman" w:hAnsi="Times New Roman" w:cs="Times New Roman"/>
+          <w:color w:val="0070C0"/>
+        </w:rPr>
+        <w:t xml:space="preserve"> </w:t>
+      </w:r>
+      <w:r>
+        <w:rPr>
+          <w:rFonts w:ascii="Segoe UI Emoji" w:hAnsi="Segoe UI Emoji" w:cs="Segoe UI Emoji"/>
+          <w:color w:val="0070C0"/>
+        </w:rPr>
+        <w:t>👇</w:t>
+      </w:r>
+    </w:p>
+    <w:p>
+      <w:pPr>
+        <w:rPr>
+          <w:rFonts w:ascii="Times New Roman" w:hAnsi="Times New Roman" w:cs="Times New Roman"/>
+        </w:rPr>
+      </w:pPr>
+    </w:p>
+    <w:p>
+      <w:pPr>
+        <w:rPr>
+          <w:rFonts w:ascii="Times New Roman" w:hAnsi="Times New Roman" w:cs="Times New Roman"/>
+        </w:rPr>
+      </w:pPr>
+    </w:p>
+    <w:p>
+      <w:pPr>
+        <w:rPr>
+          <w:rFonts w:ascii="Times New Roman" w:hAnsi="Times New Roman" w:cs="Times New Roman"/>
+        </w:rPr>
+      </w:pPr>
+    </w:p>
+    <w:p>
+      <w:pPr>
+        <w:rPr>
+          <w:rFonts w:ascii="Times New Roman" w:hAnsi="Times New Roman" w:cs="Times New Roman"/>
+        </w:rPr>
+      </w:pPr>
+    </w:p>
+    <w:p>
+      <w:pPr>
+        <w:rPr>
+          <w:rFonts w:ascii="Times New Roman" w:hAnsi="Times New Roman" w:cs="Times New Roman"/>
+        </w:rPr>
+      </w:pPr>
+      <w:r>
+        <w:rPr>
+          <w:rFonts w:ascii="Times New Roman" w:hAnsi="Times New Roman" w:cs="Times New Roman"/>
+        </w:rPr>
+        <w:t>E</w:t>
+      </w:r>
+      <w:r>
         <w:rPr>
           <w:rFonts w:ascii="Times New Roman" w:hAnsi="Times New Roman" w:cs="Times New Roman" w:hint="eastAsia"/>
-          <w:lang w:val="fr-FR"/>
-        </w:rPr>
-      </w:pPr>
-    </w:p>
-    <w:p>
-      <w:pPr>
-        <w:rPr>
-          <w:rFonts w:ascii="Times New Roman" w:hAnsi="Times New Roman" w:cs="Times New Roman"/>
-          <w:b/>
-          <w:bCs/>
-          <w:color w:val="0070C0"/>
-        </w:rPr>
-      </w:pPr>
-      <w:r>
-        <w:rPr>
-          <w:rFonts w:ascii="Times New Roman" w:hAnsi="Times New Roman" w:cs="Times New Roman"/>
-          <w:b/>
-          <w:bCs/>
-          <w:color w:val="0070C0"/>
-        </w:rPr>
-        <w:t>从</w:t>
-      </w:r>
-      <w:r>
-        <w:rPr>
-          <w:rFonts w:ascii="Times New Roman" w:hAnsi="Times New Roman" w:cs="Times New Roman"/>
-          <w:b/>
-          <w:bCs/>
-          <w:color w:val="0070C0"/>
-        </w:rPr>
-        <w:t xml:space="preserve"> geomarketing</w:t>
-      </w:r>
-      <w:r>
-        <w:rPr>
-          <w:rFonts w:ascii="Times New Roman" w:hAnsi="Times New Roman" w:cs="Times New Roman"/>
-          <w:b/>
-          <w:bCs/>
-          <w:color w:val="0070C0"/>
-        </w:rPr>
-        <w:t>（地理营销）视角：</w:t>
-      </w:r>
-    </w:p>
-    <w:p>
-      <w:pPr>
-        <w:rPr>
-          <w:rFonts w:ascii="Times New Roman" w:hAnsi="Times New Roman" w:cs="Times New Roman"/>
-          <w:b/>
-          <w:bCs/>
-          <w:color w:val="0070C0"/>
-        </w:rPr>
-      </w:pPr>
-      <w:r>
-        <w:rPr>
-          <w:rFonts w:ascii="Segoe UI Emoji" w:hAnsi="Segoe UI Emoji" w:cs="Segoe UI Emoji"/>
-          <w:b/>
-          <w:bCs/>
-          <w:color w:val="0070C0"/>
-        </w:rPr>
-        <w:t>👉</w:t>
-      </w:r>
-      <w:r>
-        <w:rPr>
-          <w:rFonts w:ascii="Times New Roman" w:hAnsi="Times New Roman" w:cs="Times New Roman"/>
-          <w:b/>
-          <w:bCs/>
-          <w:color w:val="0070C0"/>
-        </w:rPr>
-        <w:t xml:space="preserve"> </w:t>
-      </w:r>
-      <w:r>
-        <w:rPr>
-          <w:rFonts w:ascii="Times New Roman" w:hAnsi="Times New Roman" w:cs="Times New Roman"/>
-          <w:b/>
-          <w:bCs/>
-          <w:color w:val="0070C0"/>
-        </w:rPr>
-        <w:t>一般我们关注哪些变量？为什么这些变量</w:t>
-      </w:r>
-      <w:r>
-        <w:rPr>
-          <w:rFonts w:ascii="Times New Roman" w:hAnsi="Times New Roman" w:cs="Times New Roman"/>
-          <w:b/>
-          <w:bCs/>
-          <w:color w:val="0070C0"/>
-        </w:rPr>
-        <w:t>“</w:t>
-      </w:r>
-      <w:r>
-        <w:rPr>
-          <w:rFonts w:ascii="Times New Roman" w:hAnsi="Times New Roman" w:cs="Times New Roman"/>
-          <w:b/>
-          <w:bCs/>
-          <w:color w:val="0070C0"/>
-        </w:rPr>
-        <w:t>值得和</w:t>
-      </w:r>
-      <w:r>
-        <w:rPr>
-          <w:rFonts w:ascii="Times New Roman" w:hAnsi="Times New Roman" w:cs="Times New Roman"/>
-          <w:b/>
-          <w:bCs/>
-          <w:color w:val="0070C0"/>
-        </w:rPr>
-        <w:t xml:space="preserve"> GEO </w:t>
-      </w:r>
-      <w:r>
-        <w:rPr>
-          <w:rFonts w:ascii="Times New Roman" w:hAnsi="Times New Roman" w:cs="Times New Roman"/>
-          <w:b/>
-          <w:bCs/>
-          <w:color w:val="0070C0"/>
-        </w:rPr>
-        <w:t>交互</w:t>
-      </w:r>
-      <w:r>
-        <w:rPr>
-          <w:rFonts w:ascii="Times New Roman" w:hAnsi="Times New Roman" w:cs="Times New Roman"/>
-          <w:b/>
-          <w:bCs/>
-          <w:color w:val="0070C0"/>
-        </w:rPr>
-        <w:t>”</w:t>
-      </w:r>
-      <w:r>
-        <w:rPr>
-          <w:rFonts w:ascii="Times New Roman" w:hAnsi="Times New Roman" w:cs="Times New Roman"/>
-          <w:b/>
-          <w:bCs/>
-          <w:color w:val="0070C0"/>
+        </w:rPr>
+        <w:t xml:space="preserve">lse </w:t>
+      </w:r>
+      <w:r>
+        <w:rPr>
+          <w:rFonts w:ascii="Times New Roman" w:hAnsi="Times New Roman" w:cs="Times New Roman" w:hint="eastAsia"/>
+        </w:rPr>
+        <w:t>：</w:t>
+      </w:r>
+      <w:r>
+        <w:rPr>
+          <w:rFonts w:ascii="Times New Roman" w:hAnsi="Times New Roman" w:cs="Times New Roman" w:hint="eastAsia"/>
+          <w:lang w:val="fr-FR"/>
+        </w:rPr>
+        <w:t>新房东是否于就房东产生了竞争</w:t>
+      </w:r>
+      <w:r>
+        <w:rPr>
+          <w:rFonts w:ascii="Times New Roman" w:hAnsi="Times New Roman" w:cs="Times New Roman" w:hint="eastAsia"/>
         </w:rPr>
         <w:t>？</w:t>
       </w:r>
-    </w:p>
-    <w:p>
-      <w:pPr>
-        <w:rPr>
-          <w:rFonts w:ascii="Times New Roman" w:hAnsi="Times New Roman" w:cs="Times New Roman"/>
-          <w:color w:val="0070C0"/>
-        </w:rPr>
-      </w:pPr>
-      <w:r>
-        <w:rPr>
-          <w:rFonts w:ascii="Times New Roman" w:hAnsi="Times New Roman" w:cs="Times New Roman"/>
-          <w:color w:val="0070C0"/>
-        </w:rPr>
-        <w:t>你可以把</w:t>
-      </w:r>
-      <w:r>
-        <w:rPr>
-          <w:rFonts w:ascii="Times New Roman" w:hAnsi="Times New Roman" w:cs="Times New Roman"/>
-          <w:color w:val="0070C0"/>
-        </w:rPr>
-        <w:t xml:space="preserve"> geomarketing </w:t>
-      </w:r>
-      <w:r>
-        <w:rPr>
-          <w:rFonts w:ascii="Times New Roman" w:hAnsi="Times New Roman" w:cs="Times New Roman"/>
-          <w:color w:val="0070C0"/>
-        </w:rPr>
-        <w:t>理解为一句话：</w:t>
-      </w:r>
-    </w:p>
-    <w:p>
-      <w:pPr>
-        <w:rPr>
-          <w:rFonts w:ascii="Times New Roman" w:hAnsi="Times New Roman" w:cs="Times New Roman"/>
-          <w:color w:val="0070C0"/>
-        </w:rPr>
-      </w:pPr>
-      <w:r>
-        <w:rPr>
-          <w:rFonts w:ascii="Times New Roman" w:hAnsi="Times New Roman" w:cs="Times New Roman"/>
-          <w:b/>
-          <w:bCs/>
-          <w:color w:val="0070C0"/>
-        </w:rPr>
-        <w:t>“</w:t>
-      </w:r>
-      <w:r>
-        <w:rPr>
-          <w:rFonts w:ascii="Times New Roman" w:hAnsi="Times New Roman" w:cs="Times New Roman"/>
-          <w:b/>
-          <w:bCs/>
-          <w:color w:val="0070C0"/>
-        </w:rPr>
-        <w:t>谁（</w:t>
-      </w:r>
-      <w:r>
-        <w:rPr>
-          <w:rFonts w:ascii="Times New Roman" w:hAnsi="Times New Roman" w:cs="Times New Roman"/>
-          <w:b/>
-          <w:bCs/>
-          <w:color w:val="0070C0"/>
-        </w:rPr>
-        <w:t>who</w:t>
-      </w:r>
-      <w:r>
-        <w:rPr>
-          <w:rFonts w:ascii="Times New Roman" w:hAnsi="Times New Roman" w:cs="Times New Roman"/>
-          <w:b/>
-          <w:bCs/>
-          <w:color w:val="0070C0"/>
-        </w:rPr>
-        <w:t>）在什么地方（</w:t>
-      </w:r>
-      <w:r>
-        <w:rPr>
-          <w:rFonts w:ascii="Times New Roman" w:hAnsi="Times New Roman" w:cs="Times New Roman"/>
-          <w:b/>
-          <w:bCs/>
-          <w:color w:val="0070C0"/>
-        </w:rPr>
-        <w:t>where</w:t>
-      </w:r>
-      <w:r>
-        <w:rPr>
-          <w:rFonts w:ascii="Times New Roman" w:hAnsi="Times New Roman" w:cs="Times New Roman"/>
-          <w:b/>
-          <w:bCs/>
-          <w:color w:val="0070C0"/>
-        </w:rPr>
-        <w:t>），采取了什么策略（</w:t>
-      </w:r>
-      <w:r>
-        <w:rPr>
-          <w:rFonts w:ascii="Times New Roman" w:hAnsi="Times New Roman" w:cs="Times New Roman"/>
-          <w:b/>
-          <w:bCs/>
-          <w:color w:val="0070C0"/>
-        </w:rPr>
-        <w:t>how</w:t>
-      </w:r>
-      <w:r>
-        <w:rPr>
-          <w:rFonts w:ascii="Times New Roman" w:hAnsi="Times New Roman" w:cs="Times New Roman"/>
-          <w:b/>
-          <w:bCs/>
-          <w:color w:val="0070C0"/>
-        </w:rPr>
-        <w:t>），并带来了什么结果（</w:t>
-      </w:r>
-      <w:r>
-        <w:rPr>
-          <w:rFonts w:ascii="Times New Roman" w:hAnsi="Times New Roman" w:cs="Times New Roman"/>
-          <w:b/>
-          <w:bCs/>
-          <w:color w:val="0070C0"/>
-        </w:rPr>
-        <w:t>outcome</w:t>
-      </w:r>
-      <w:r>
-        <w:rPr>
-          <w:rFonts w:ascii="Times New Roman" w:hAnsi="Times New Roman" w:cs="Times New Roman"/>
-          <w:b/>
-          <w:bCs/>
-          <w:color w:val="0070C0"/>
-        </w:rPr>
-        <w:t>）？</w:t>
-      </w:r>
-      <w:r>
-        <w:rPr>
-          <w:rFonts w:ascii="Times New Roman" w:hAnsi="Times New Roman" w:cs="Times New Roman"/>
-          <w:b/>
-          <w:bCs/>
-          <w:color w:val="0070C0"/>
-        </w:rPr>
-        <w:t>”</w:t>
-      </w:r>
-    </w:p>
-    <w:p>
-      <w:pPr>
-        <w:rPr>
-          <w:rFonts w:ascii="Times New Roman" w:hAnsi="Times New Roman" w:cs="Times New Roman"/>
-          <w:color w:val="0070C0"/>
-        </w:rPr>
-      </w:pPr>
-      <w:r>
-        <w:rPr>
-          <w:rFonts w:ascii="Times New Roman" w:hAnsi="Times New Roman" w:cs="Times New Roman"/>
-          <w:color w:val="0070C0"/>
-        </w:rPr>
-        <w:t>在</w:t>
-      </w:r>
-      <w:r>
-        <w:rPr>
-          <w:rFonts w:ascii="Times New Roman" w:hAnsi="Times New Roman" w:cs="Times New Roman"/>
-          <w:color w:val="0070C0"/>
-        </w:rPr>
-        <w:t xml:space="preserve"> Airbnb / JO / self-presentation </w:t>
-      </w:r>
-      <w:r>
-        <w:rPr>
-          <w:rFonts w:ascii="Times New Roman" w:hAnsi="Times New Roman" w:cs="Times New Roman"/>
-          <w:color w:val="0070C0"/>
-        </w:rPr>
-        <w:t>的语境里，变量可以清楚地分成</w:t>
-      </w:r>
-      <w:r>
-        <w:rPr>
-          <w:rFonts w:ascii="Times New Roman" w:hAnsi="Times New Roman" w:cs="Times New Roman"/>
-          <w:color w:val="0070C0"/>
-        </w:rPr>
-        <w:t xml:space="preserve"> </w:t>
-      </w:r>
-      <w:r>
-        <w:rPr>
-          <w:rFonts w:ascii="Times New Roman" w:hAnsi="Times New Roman" w:cs="Times New Roman"/>
-          <w:b/>
-          <w:bCs/>
-          <w:color w:val="0070C0"/>
-        </w:rPr>
-        <w:t xml:space="preserve">4 </w:t>
-      </w:r>
-      <w:r>
-        <w:rPr>
-          <w:rFonts w:ascii="Times New Roman" w:hAnsi="Times New Roman" w:cs="Times New Roman"/>
-          <w:b/>
-          <w:bCs/>
-          <w:color w:val="0070C0"/>
-        </w:rPr>
-        <w:t>大类</w:t>
-      </w:r>
-      <w:r>
-        <w:rPr>
-          <w:rFonts w:ascii="Times New Roman" w:hAnsi="Times New Roman" w:cs="Times New Roman"/>
-          <w:color w:val="0070C0"/>
-        </w:rPr>
-        <w:t xml:space="preserve"> </w:t>
-      </w:r>
-      <w:r>
-        <w:rPr>
-          <w:rFonts w:ascii="Segoe UI Emoji" w:hAnsi="Segoe UI Emoji" w:cs="Segoe UI Emoji"/>
-          <w:color w:val="0070C0"/>
-        </w:rPr>
-        <w:t>👇</w:t>
-      </w:r>
-    </w:p>
-    <w:p>
-      <w:pPr>
-        <w:rPr>
-          <w:rFonts w:ascii="Times New Roman" w:hAnsi="Times New Roman" w:cs="Times New Roman"/>
-          <w:lang w:val="fr-FR"/>
-        </w:rPr>
-      </w:pPr>
-    </w:p>
-    <w:p>
-      <w:pPr>
-        <w:rPr>
-          <w:rFonts w:ascii="Times New Roman" w:hAnsi="Times New Roman" w:cs="Times New Roman"/>
-          <w:lang w:val="fr-FR"/>
-        </w:rPr>
-      </w:pPr>
-    </w:p>
-    <w:p>
-      <w:pPr>
-        <w:rPr>
-          <w:rFonts w:ascii="Times New Roman" w:hAnsi="Times New Roman" w:cs="Times New Roman"/>
-          <w:lang w:val="fr-FR"/>
-        </w:rPr>
-      </w:pPr>
-    </w:p>
-    <w:p>
-      <w:pPr>
+      <w:r>
         <w:rPr>
           <w:rFonts w:ascii="Times New Roman" w:hAnsi="Times New Roman" w:cs="Times New Roman" w:hint="eastAsia"/>
           <w:lang w:val="fr-FR"/>
         </w:rPr>
-      </w:pPr>
-    </w:p>
-    <w:p>
-      <w:pPr>
-        <w:rPr>
-          <w:rFonts w:ascii="Times New Roman" w:hAnsi="Times New Roman" w:cs="Times New Roman"/>
-          <w:lang w:val="fr-FR"/>
-        </w:rPr>
-      </w:pPr>
-      <w:r>
-        <w:rPr>
-          <w:rFonts w:ascii="Times New Roman" w:hAnsi="Times New Roman" w:cs="Times New Roman"/>
-          <w:lang w:val="fr-FR"/>
-        </w:rPr>
-        <w:t>E</w:t>
+        <w:t>就房东的平均收益下降</w:t>
       </w:r>
       <w:r>
         <w:rPr>
           <w:rFonts w:ascii="Times New Roman" w:hAnsi="Times New Roman" w:cs="Times New Roman" w:hint="eastAsia"/>
-          <w:lang w:val="fr-FR"/>
-        </w:rPr>
-        <w:t xml:space="preserve">lse </w:t>
-      </w:r>
-      <w:r>
-        <w:rPr>
-          <w:rFonts w:ascii="Times New Roman" w:hAnsi="Times New Roman" w:cs="Times New Roman" w:hint="eastAsia"/>
-          <w:lang w:val="fr-FR"/>
-        </w:rPr>
-        <w:t>：</w:t>
-      </w:r>
-      <w:r>
-        <w:rPr>
-          <w:rFonts w:ascii="Times New Roman" w:hAnsi="Times New Roman" w:cs="Times New Roman" w:hint="eastAsia"/>
-          <w:lang w:val="fr-FR"/>
-        </w:rPr>
-        <w:t>新房东是否于就房东产生了竞争？就房东的平均收益下降？</w:t>
-      </w:r>
-    </w:p>
-    <w:p>
-      <w:pPr>
-        <w:rPr>
-          <w:rFonts w:ascii="Times New Roman" w:hAnsi="Times New Roman" w:cs="Times New Roman" w:hint="eastAsia"/>
-          <w:lang w:val="fr-FR"/>
-        </w:rPr>
-      </w:pPr>
-    </w:p>
-    <w:p>
-      <w:pPr>
-        <w:rPr>
-          <w:rFonts w:ascii="Times New Roman" w:hAnsi="Times New Roman" w:cs="Times New Roman"/>
-          <w:lang w:val="fr-FR"/>
+        </w:rPr>
+        <w:t>？</w:t>
+      </w:r>
+    </w:p>
+    <w:p>
+      <w:pPr>
+        <w:rPr>
+          <w:rFonts w:ascii="Times New Roman" w:hAnsi="Times New Roman" w:cs="Times New Roman"/>
+        </w:rPr>
+      </w:pPr>
+    </w:p>
+    <w:p>
+      <w:pPr>
+        <w:rPr>
+          <w:rFonts w:ascii="Times New Roman" w:hAnsi="Times New Roman" w:cs="Times New Roman"/>
         </w:rPr>
       </w:pPr>
     </w:p>
     <w:p>
       <w:pPr>
         <w:pStyle w:val="2"/>
+        <w:rPr>
+          <w:rFonts w:hint="eastAsia"/>
+        </w:rPr>
       </w:pPr>
       <w:r>
         <w:t>Pic :</w:t>
@@ -5932,7 +5989,6 @@
       <w:pPr>
         <w:rPr>
           <w:rFonts w:ascii="Times New Roman" w:hAnsi="Times New Roman" w:cs="Times New Roman"/>
-          <w:lang w:val="fr-FR"/>
         </w:rPr>
       </w:pPr>
       <w:r>
@@ -5985,6 +6041,7 @@
       <w:pPr>
         <w:pStyle w:val="2"/>
         <w:rPr>
+          <w:rFonts w:hint="eastAsia"/>
           <w:lang w:val="fr-FR"/>
         </w:rPr>
       </w:pPr>
@@ -6491,75 +6548,76 @@
     <w:p>
       <w:pPr>
         <w:rPr>
+          <w:rFonts w:ascii="Times New Roman" w:hAnsi="Times New Roman" w:cs="Times New Roman"/>
+          <w:lang w:val="fr-FR"/>
+        </w:rPr>
+      </w:pPr>
+    </w:p>
+    <w:p>
+      <w:pPr>
+        <w:rPr>
+          <w:rFonts w:ascii="Times New Roman" w:hAnsi="Times New Roman" w:cs="Times New Roman"/>
+        </w:rPr>
+      </w:pPr>
+      <w:r>
+        <w:rPr>
+          <w:rFonts w:ascii="Times New Roman" w:hAnsi="Times New Roman" w:cs="Times New Roman"/>
+        </w:rPr>
+        <w:t xml:space="preserve">  within </w:t>
+      </w:r>
+      <w:r>
+        <w:rPr>
+          <w:rFonts w:ascii="Times New Roman" w:hAnsi="Times New Roman" w:cs="Times New Roman"/>
+          <w:b/>
+          <w:bCs/>
+        </w:rPr>
+        <w:t>不包含边界点</w:t>
+      </w:r>
+    </w:p>
+    <w:p>
+      <w:pPr>
+        <w:rPr>
+          <w:rFonts w:ascii="Times New Roman" w:hAnsi="Times New Roman" w:cs="Times New Roman"/>
+        </w:rPr>
+      </w:pPr>
+      <w:r>
+        <w:rPr>
+          <w:rFonts w:ascii="Times New Roman" w:hAnsi="Times New Roman" w:cs="Times New Roman"/>
+        </w:rPr>
+        <w:t xml:space="preserve">  </w:t>
+      </w:r>
+      <w:r>
+        <w:rPr>
+          <w:rFonts w:ascii="Times New Roman" w:hAnsi="Times New Roman" w:cs="Times New Roman"/>
+        </w:rPr>
+        <w:t>如果点刚好在多边形边界上，可能匹配不到</w:t>
+      </w:r>
+    </w:p>
+    <w:p>
+      <w:pPr>
+        <w:rPr>
+          <w:rFonts w:ascii="Times New Roman" w:hAnsi="Times New Roman" w:cs="Times New Roman"/>
+        </w:rPr>
+      </w:pPr>
+      <w:r>
+        <w:rPr>
+          <w:rFonts w:ascii="Times New Roman" w:hAnsi="Times New Roman" w:cs="Times New Roman"/>
+        </w:rPr>
+        <w:t>如果你担心边界问题，可以用：</w:t>
+      </w:r>
+    </w:p>
+    <w:p>
+      <w:pPr>
+        <w:rPr>
+          <w:rFonts w:ascii="Times New Roman" w:hAnsi="Times New Roman" w:cs="Times New Roman"/>
+          <w:lang w:val="fr-FR"/>
+        </w:rPr>
+      </w:pPr>
+      <w:r>
+        <w:rPr>
           <w:rFonts w:ascii="Times New Roman" w:hAnsi="Times New Roman" w:cs="Times New Roman" w:hint="eastAsia"/>
-          <w:lang w:val="fr-FR"/>
-        </w:rPr>
-      </w:pPr>
-    </w:p>
-    <w:p>
-      <w:pPr>
-        <w:rPr>
-          <w:rFonts w:ascii="Times New Roman" w:hAnsi="Times New Roman" w:cs="Times New Roman"/>
-        </w:rPr>
-      </w:pPr>
-      <w:r>
-        <w:rPr>
-          <w:rFonts w:ascii="Times New Roman" w:hAnsi="Times New Roman" w:cs="Times New Roman"/>
-        </w:rPr>
-        <w:t xml:space="preserve">  within </w:t>
-      </w:r>
-      <w:r>
-        <w:rPr>
-          <w:rFonts w:ascii="Times New Roman" w:hAnsi="Times New Roman" w:cs="Times New Roman"/>
-          <w:b/>
-          <w:bCs/>
-        </w:rPr>
-        <w:t>不包含边界点</w:t>
-      </w:r>
-    </w:p>
-    <w:p>
-      <w:pPr>
-        <w:rPr>
-          <w:rFonts w:ascii="Times New Roman" w:hAnsi="Times New Roman" w:cs="Times New Roman"/>
-        </w:rPr>
-      </w:pPr>
-      <w:r>
-        <w:rPr>
-          <w:rFonts w:ascii="Times New Roman" w:hAnsi="Times New Roman" w:cs="Times New Roman"/>
-        </w:rPr>
-        <w:t xml:space="preserve">  </w:t>
-      </w:r>
-      <w:r>
-        <w:rPr>
-          <w:rFonts w:ascii="Times New Roman" w:hAnsi="Times New Roman" w:cs="Times New Roman"/>
-        </w:rPr>
-        <w:t>如果点刚好在多边形边界上，可能匹配不到</w:t>
-      </w:r>
-    </w:p>
-    <w:p>
-      <w:pPr>
-        <w:rPr>
-          <w:rFonts w:ascii="Times New Roman" w:hAnsi="Times New Roman" w:cs="Times New Roman"/>
-        </w:rPr>
-      </w:pPr>
-      <w:r>
-        <w:rPr>
-          <w:rFonts w:ascii="Times New Roman" w:hAnsi="Times New Roman" w:cs="Times New Roman"/>
-        </w:rPr>
-        <w:t>如果你担心边界问题，可以用：</w:t>
-      </w:r>
-    </w:p>
-    <w:p>
-      <w:pPr>
-        <w:rPr>
-          <w:rFonts w:ascii="Times New Roman" w:hAnsi="Times New Roman" w:cs="Times New Roman"/>
-          <w:lang w:val="fr-FR"/>
-        </w:rPr>
-      </w:pPr>
-      <w:r>
-        <w:rPr>
-          <w:rFonts w:ascii="Times New Roman" w:hAnsi="Times New Roman" w:cs="Times New Roman" w:hint="eastAsia"/>
-        </w:rPr>
+        </w:rPr>
+        <w:lastRenderedPageBreak/>
         <w:t>predicate="intersects"</w:t>
       </w:r>
     </w:p>
@@ -7760,6 +7818,7 @@
   <w:style w:type="character" w:default="1" w:styleId="a0">
     <w:name w:val="Default Paragraph Font"/>
     <w:uiPriority w:val="1"/>
+    <w:semiHidden/>
     <w:unhideWhenUsed/>
   </w:style>
   <w:style w:type="table" w:default="1" w:styleId="a1">

--- a/note_geo_jo.docx
+++ b/note_geo_jo.docx
@@ -96,8 +96,18 @@
           <w:b/>
           <w:bCs/>
         </w:rPr>
-        <w:t>Env : geo_env</w:t>
-      </w:r>
+        <w:t xml:space="preserve">Env : </w:t>
+      </w:r>
+      <w:proofErr w:type="spellStart"/>
+      <w:r>
+        <w:rPr>
+          <w:rFonts w:ascii="Times New Roman" w:hAnsi="Times New Roman" w:cs="Times New Roman"/>
+          <w:b/>
+          <w:bCs/>
+        </w:rPr>
+        <w:t>geo_env</w:t>
+      </w:r>
+      <w:proofErr w:type="spellEnd"/>
     </w:p>
     <w:p>
       <w:pPr>
@@ -159,6 +169,7 @@
         </w:rPr>
         <w:t xml:space="preserve">, </w:t>
       </w:r>
+      <w:proofErr w:type="spellStart"/>
       <w:r>
         <w:rPr>
           <w:rFonts w:hint="eastAsia"/>
@@ -176,30 +187,60 @@
         </w:rPr>
         <w:t>reprocess_listings</w:t>
       </w:r>
+      <w:proofErr w:type="spellEnd"/>
       <w:r>
         <w:rPr>
           <w:b/>
           <w:bCs/>
           <w:highlight w:val="yellow"/>
         </w:rPr>
-        <w:t xml:space="preserve"> : geo, nli_ab, multi_ab</w:t>
-      </w:r>
-    </w:p>
-    <w:p>
-      <w:pPr>
-        <w:rPr>
-          <w:rFonts w:hint="eastAsia"/>
-          <w:b/>
-          <w:bCs/>
-        </w:rPr>
-      </w:pPr>
-      <w:r>
-        <w:rPr>
-          <w:rFonts w:hint="eastAsia"/>
+        <w:t xml:space="preserve"> : geo, </w:t>
+      </w:r>
+      <w:proofErr w:type="spellStart"/>
+      <w:r>
+        <w:rPr>
           <w:b/>
           <w:bCs/>
           <w:highlight w:val="yellow"/>
         </w:rPr>
+        <w:t>nli_ab</w:t>
+      </w:r>
+      <w:proofErr w:type="spellEnd"/>
+      <w:r>
+        <w:rPr>
+          <w:b/>
+          <w:bCs/>
+          <w:highlight w:val="yellow"/>
+        </w:rPr>
+        <w:t xml:space="preserve">, </w:t>
+      </w:r>
+      <w:proofErr w:type="spellStart"/>
+      <w:r>
+        <w:rPr>
+          <w:b/>
+          <w:bCs/>
+          <w:highlight w:val="yellow"/>
+        </w:rPr>
+        <w:t>multi_ab</w:t>
+      </w:r>
+      <w:proofErr w:type="spellEnd"/>
+    </w:p>
+    <w:p>
+      <w:pPr>
+        <w:rPr>
+          <w:rFonts w:hint="eastAsia"/>
+          <w:b/>
+          <w:bCs/>
+        </w:rPr>
+      </w:pPr>
+      <w:proofErr w:type="spellStart"/>
+      <w:r>
+        <w:rPr>
+          <w:rFonts w:hint="eastAsia"/>
+          <w:b/>
+          <w:bCs/>
+          <w:highlight w:val="yellow"/>
+        </w:rPr>
         <w:t>S</w:t>
       </w:r>
       <w:r>
@@ -210,6 +251,7 @@
         </w:rPr>
         <w:t>plit_listings</w:t>
       </w:r>
+      <w:proofErr w:type="spellEnd"/>
       <w:r>
         <w:rPr>
           <w:b/>
@@ -275,12 +317,14 @@
           <w:rFonts w:hint="eastAsia"/>
         </w:rPr>
       </w:pPr>
+      <w:proofErr w:type="spellStart"/>
       <w:r>
         <w:rPr>
           <w:rFonts w:hint="eastAsia"/>
         </w:rPr>
         <w:t>Multilevel_Geovisualisaiton_Airbnb_JO</w:t>
       </w:r>
+      <w:proofErr w:type="spellEnd"/>
     </w:p>
     <w:p>
       <w:pPr>
@@ -372,19 +416,25 @@
           <w:rFonts w:hint="eastAsia"/>
         </w:rPr>
       </w:pPr>
-      <w:r>
-        <w:t xml:space="preserve">Sujet : </w:t>
-      </w:r>
-    </w:p>
-    <w:p>
-      <w:pPr>
-        <w:rPr>
-          <w:rFonts w:ascii="Times New Roman" w:hAnsi="Times New Roman" w:cs="Times New Roman"/>
-          <w:b/>
-          <w:bCs/>
-          <w:lang w:val="fr-FR"/>
-        </w:rPr>
-      </w:pPr>
+      <w:proofErr w:type="spellStart"/>
+      <w:r>
+        <w:t>Sujet</w:t>
+      </w:r>
+      <w:proofErr w:type="spellEnd"/>
+      <w:r>
+        <w:t xml:space="preserve"> : </w:t>
+      </w:r>
+    </w:p>
+    <w:p>
+      <w:pPr>
+        <w:rPr>
+          <w:rFonts w:ascii="Times New Roman" w:hAnsi="Times New Roman" w:cs="Times New Roman"/>
+          <w:b/>
+          <w:bCs/>
+          <w:lang w:val="fr-FR"/>
+        </w:rPr>
+      </w:pPr>
+      <w:proofErr w:type="spellStart"/>
       <w:r>
         <w:rPr>
           <w:rFonts w:ascii="Times New Roman" w:hAnsi="Times New Roman" w:cs="Times New Roman"/>
@@ -392,25 +442,37 @@
         </w:rPr>
         <w:t>Geomarketing</w:t>
       </w:r>
-    </w:p>
-    <w:p>
-      <w:pPr>
-        <w:rPr>
-          <w:rFonts w:ascii="Times New Roman" w:hAnsi="Times New Roman" w:cs="Times New Roman"/>
-          <w:b/>
-          <w:bCs/>
-          <w:lang w:val="fr-FR"/>
-        </w:rPr>
-      </w:pPr>
-      <w:r>
-        <w:rPr>
-          <w:rFonts w:ascii="Times New Roman" w:hAnsi="Times New Roman" w:cs="Times New Roman"/>
-          <w:b/>
-          <w:bCs/>
-          <w:lang w:val="fr-FR"/>
-        </w:rPr>
-        <w:t>Paper : 10+- pages, contexte, pb, méthodologie, traitement, analyse /res</w:t>
-      </w:r>
+      <w:proofErr w:type="spellEnd"/>
+    </w:p>
+    <w:p>
+      <w:pPr>
+        <w:rPr>
+          <w:rFonts w:ascii="Times New Roman" w:hAnsi="Times New Roman" w:cs="Times New Roman"/>
+          <w:b/>
+          <w:bCs/>
+          <w:lang w:val="fr-FR"/>
+        </w:rPr>
+      </w:pPr>
+      <w:r>
+        <w:rPr>
+          <w:rFonts w:ascii="Times New Roman" w:hAnsi="Times New Roman" w:cs="Times New Roman"/>
+          <w:b/>
+          <w:bCs/>
+          <w:lang w:val="fr-FR"/>
+        </w:rPr>
+        <w:t>Paper : 10+- pages, contexte, pb, méthodologie, traitement, analyse /</w:t>
+      </w:r>
+      <w:proofErr w:type="spellStart"/>
+      <w:r>
+        <w:rPr>
+          <w:rFonts w:ascii="Times New Roman" w:hAnsi="Times New Roman" w:cs="Times New Roman"/>
+          <w:b/>
+          <w:bCs/>
+          <w:lang w:val="fr-FR"/>
+        </w:rPr>
+        <w:t>res</w:t>
+      </w:r>
+      <w:proofErr w:type="spellEnd"/>
     </w:p>
     <w:p>
       <w:pPr>
@@ -460,7 +522,15 @@
         </w:rPr>
       </w:pPr>
       <w:r>
-        <w:t>Trav connexes :</w:t>
+        <w:t xml:space="preserve">Trav </w:t>
+      </w:r>
+      <w:proofErr w:type="spellStart"/>
+      <w:r>
+        <w:t>connexes</w:t>
+      </w:r>
+      <w:proofErr w:type="spellEnd"/>
+      <w:r>
+        <w:t> :</w:t>
       </w:r>
     </w:p>
     <w:p>
@@ -475,14 +545,25 @@
           <w:lang w:val="fr-FR"/>
         </w:rPr>
       </w:pPr>
-      <w:r>
-        <w:rPr>
-          <w:rFonts w:ascii="Times New Roman" w:hAnsi="Times New Roman" w:cs="Times New Roman"/>
-          <w:b/>
-          <w:bCs/>
-          <w:lang w:val="fr-FR"/>
-        </w:rPr>
-        <w:t xml:space="preserve">Géovisualisation multi-échelles des locations Airbnb en région parisienne (2016-2022) : </w:t>
+      <w:proofErr w:type="spellStart"/>
+      <w:r>
+        <w:rPr>
+          <w:rFonts w:ascii="Times New Roman" w:hAnsi="Times New Roman" w:cs="Times New Roman"/>
+          <w:b/>
+          <w:bCs/>
+          <w:lang w:val="fr-FR"/>
+        </w:rPr>
+        <w:t>Géovisualisation</w:t>
+      </w:r>
+      <w:proofErr w:type="spellEnd"/>
+      <w:r>
+        <w:rPr>
+          <w:rFonts w:ascii="Times New Roman" w:hAnsi="Times New Roman" w:cs="Times New Roman"/>
+          <w:b/>
+          <w:bCs/>
+          <w:lang w:val="fr-FR"/>
+        </w:rPr>
+        <w:t xml:space="preserve"> multi-échelles des locations Airbnb en région parisienne (2016-2022) : </w:t>
       </w:r>
       <w:hyperlink r:id="rId7" w:history="1">
         <w:r>
@@ -528,11 +609,19 @@
           <w:rFonts w:ascii="Times New Roman" w:hAnsi="Times New Roman" w:cs="Times New Roman"/>
         </w:rPr>
       </w:pPr>
-      <w:r>
-        <w:rPr>
-          <w:rFonts w:ascii="Times New Roman" w:hAnsi="Times New Roman" w:cs="Times New Roman"/>
-        </w:rPr>
-        <w:t xml:space="preserve">acessiblité </w:t>
+      <w:proofErr w:type="spellStart"/>
+      <w:r>
+        <w:rPr>
+          <w:rFonts w:ascii="Times New Roman" w:hAnsi="Times New Roman" w:cs="Times New Roman"/>
+        </w:rPr>
+        <w:t>acessiblité</w:t>
+      </w:r>
+      <w:proofErr w:type="spellEnd"/>
+      <w:r>
+        <w:rPr>
+          <w:rFonts w:ascii="Times New Roman" w:hAnsi="Times New Roman" w:cs="Times New Roman"/>
+        </w:rPr>
+        <w:t xml:space="preserve"> </w:t>
       </w:r>
       <w:r>
         <w:rPr>
@@ -570,7 +659,49 @@
         <w:rPr>
           <w:rFonts w:ascii="Times New Roman" w:hAnsi="Times New Roman" w:cs="Times New Roman"/>
         </w:rPr>
-        <w:t xml:space="preserve">focus : comparaison des villes, distance aux lieux sportifs </w:t>
+        <w:t xml:space="preserve">focus : </w:t>
+      </w:r>
+      <w:proofErr w:type="spellStart"/>
+      <w:r>
+        <w:rPr>
+          <w:rFonts w:ascii="Times New Roman" w:hAnsi="Times New Roman" w:cs="Times New Roman"/>
+        </w:rPr>
+        <w:t>comparaison</w:t>
+      </w:r>
+      <w:proofErr w:type="spellEnd"/>
+      <w:r>
+        <w:rPr>
+          <w:rFonts w:ascii="Times New Roman" w:hAnsi="Times New Roman" w:cs="Times New Roman"/>
+        </w:rPr>
+        <w:t xml:space="preserve"> des villes, distance aux </w:t>
+      </w:r>
+      <w:proofErr w:type="spellStart"/>
+      <w:r>
+        <w:rPr>
+          <w:rFonts w:ascii="Times New Roman" w:hAnsi="Times New Roman" w:cs="Times New Roman"/>
+        </w:rPr>
+        <w:t>lieux</w:t>
+      </w:r>
+      <w:proofErr w:type="spellEnd"/>
+      <w:r>
+        <w:rPr>
+          <w:rFonts w:ascii="Times New Roman" w:hAnsi="Times New Roman" w:cs="Times New Roman"/>
+        </w:rPr>
+        <w:t xml:space="preserve"> </w:t>
+      </w:r>
+      <w:proofErr w:type="spellStart"/>
+      <w:r>
+        <w:rPr>
+          <w:rFonts w:ascii="Times New Roman" w:hAnsi="Times New Roman" w:cs="Times New Roman"/>
+        </w:rPr>
+        <w:t>sportifs</w:t>
+      </w:r>
+      <w:proofErr w:type="spellEnd"/>
+      <w:r>
+        <w:rPr>
+          <w:rFonts w:ascii="Times New Roman" w:hAnsi="Times New Roman" w:cs="Times New Roman"/>
+        </w:rPr>
+        <w:t xml:space="preserve"> </w:t>
       </w:r>
     </w:p>
     <w:p>
@@ -647,13 +778,23 @@
         </w:rPr>
         <w:t>六边形热力图（</w:t>
       </w:r>
-      <w:r>
-        <w:rPr>
-          <w:rFonts w:ascii="Times New Roman" w:hAnsi="Times New Roman" w:cs="Times New Roman"/>
-          <w:b/>
-          <w:bCs/>
-        </w:rPr>
-        <w:t>Hexbin Map</w:t>
+      <w:proofErr w:type="spellStart"/>
+      <w:r>
+        <w:rPr>
+          <w:rFonts w:ascii="Times New Roman" w:hAnsi="Times New Roman" w:cs="Times New Roman"/>
+          <w:b/>
+          <w:bCs/>
+        </w:rPr>
+        <w:t>Hexbin</w:t>
+      </w:r>
+      <w:proofErr w:type="spellEnd"/>
+      <w:r>
+        <w:rPr>
+          <w:rFonts w:ascii="Times New Roman" w:hAnsi="Times New Roman" w:cs="Times New Roman"/>
+          <w:b/>
+          <w:bCs/>
+        </w:rPr>
+        <w:t xml:space="preserve"> Map</w:t>
       </w:r>
       <w:r>
         <w:rPr>
@@ -726,24 +867,59 @@
           <w:rFonts w:ascii="Times New Roman" w:hAnsi="Times New Roman" w:cs="Times New Roman"/>
           <w:lang w:val="fr-FR"/>
         </w:rPr>
-        <w:t>Discuter sur les data dans la scéance prochaine début Dec</w:t>
-      </w:r>
-    </w:p>
-    <w:p>
-      <w:pPr>
-        <w:rPr>
-          <w:rFonts w:ascii="Times New Roman" w:hAnsi="Times New Roman" w:cs="Times New Roman"/>
-          <w:b/>
-          <w:bCs/>
-        </w:rPr>
-      </w:pPr>
-      <w:r>
-        <w:rPr>
-          <w:rFonts w:ascii="Times New Roman" w:hAnsi="Times New Roman" w:cs="Times New Roman"/>
-          <w:b/>
-          <w:bCs/>
-        </w:rPr>
-        <w:t>Spatialiser les data</w:t>
+        <w:t xml:space="preserve">Discuter sur les data dans la </w:t>
+      </w:r>
+      <w:proofErr w:type="spellStart"/>
+      <w:r>
+        <w:rPr>
+          <w:rFonts w:ascii="Times New Roman" w:hAnsi="Times New Roman" w:cs="Times New Roman"/>
+          <w:lang w:val="fr-FR"/>
+        </w:rPr>
+        <w:t>scéance</w:t>
+      </w:r>
+      <w:proofErr w:type="spellEnd"/>
+      <w:r>
+        <w:rPr>
+          <w:rFonts w:ascii="Times New Roman" w:hAnsi="Times New Roman" w:cs="Times New Roman"/>
+          <w:lang w:val="fr-FR"/>
+        </w:rPr>
+        <w:t xml:space="preserve"> prochaine début </w:t>
+      </w:r>
+      <w:proofErr w:type="spellStart"/>
+      <w:r>
+        <w:rPr>
+          <w:rFonts w:ascii="Times New Roman" w:hAnsi="Times New Roman" w:cs="Times New Roman"/>
+          <w:lang w:val="fr-FR"/>
+        </w:rPr>
+        <w:t>Dec</w:t>
+      </w:r>
+      <w:proofErr w:type="spellEnd"/>
+    </w:p>
+    <w:p>
+      <w:pPr>
+        <w:rPr>
+          <w:rFonts w:ascii="Times New Roman" w:hAnsi="Times New Roman" w:cs="Times New Roman"/>
+          <w:b/>
+          <w:bCs/>
+        </w:rPr>
+      </w:pPr>
+      <w:proofErr w:type="spellStart"/>
+      <w:r>
+        <w:rPr>
+          <w:rFonts w:ascii="Times New Roman" w:hAnsi="Times New Roman" w:cs="Times New Roman"/>
+          <w:b/>
+          <w:bCs/>
+        </w:rPr>
+        <w:t>Spatialiser</w:t>
+      </w:r>
+      <w:proofErr w:type="spellEnd"/>
+      <w:r>
+        <w:rPr>
+          <w:rFonts w:ascii="Times New Roman" w:hAnsi="Times New Roman" w:cs="Times New Roman"/>
+          <w:b/>
+          <w:bCs/>
+        </w:rPr>
+        <w:t xml:space="preserve"> les data</w:t>
       </w:r>
     </w:p>
     <w:p>
@@ -784,11 +960,19 @@
         </w:rPr>
         <w:t>房源：地点（</w:t>
       </w:r>
-      <w:r>
-        <w:rPr>
-          <w:rFonts w:ascii="Times New Roman" w:hAnsi="Times New Roman" w:cs="Times New Roman"/>
-        </w:rPr>
-        <w:t>dist_min ?</w:t>
+      <w:proofErr w:type="spellStart"/>
+      <w:r>
+        <w:rPr>
+          <w:rFonts w:ascii="Times New Roman" w:hAnsi="Times New Roman" w:cs="Times New Roman"/>
+        </w:rPr>
+        <w:t>dist_min</w:t>
+      </w:r>
+      <w:proofErr w:type="spellEnd"/>
+      <w:r>
+        <w:rPr>
+          <w:rFonts w:ascii="Times New Roman" w:hAnsi="Times New Roman" w:cs="Times New Roman"/>
+        </w:rPr>
+        <w:t> ?</w:t>
       </w:r>
       <w:r>
         <w:rPr>
@@ -1144,25 +1328,23 @@
     </w:p>
     <w:p>
       <w:pPr>
+        <w:pStyle w:val="1"/>
+        <w:rPr>
+          <w:rFonts w:hint="eastAsia"/>
+        </w:rPr>
+      </w:pPr>
+      <w:r>
+        <w:t>16/12/2025</w:t>
+      </w:r>
+    </w:p>
+    <w:p>
+      <w:pPr>
         <w:pStyle w:val="2"/>
         <w:rPr>
           <w:rFonts w:hint="eastAsia"/>
         </w:rPr>
       </w:pPr>
-      <w:r>
-        <w:t>24/11/202</w:t>
-      </w:r>
-      <w:r>
-        <w:t>5 :</w:t>
-      </w:r>
-    </w:p>
-    <w:p>
-      <w:pPr>
-        <w:pStyle w:val="2"/>
-        <w:rPr>
-          <w:rFonts w:hint="eastAsia"/>
-        </w:rPr>
-      </w:pPr>
+      <w:proofErr w:type="spellStart"/>
       <w:r>
         <w:rPr>
           <w:rFonts w:hint="eastAsia"/>
@@ -1172,14 +1354,9 @@
       <w:r>
         <w:t>f_simple</w:t>
       </w:r>
-      <w:r>
-        <w:t xml:space="preserve"> </w:t>
-      </w:r>
-      <w:r>
-        <w:rPr>
-          <w:rFonts w:hint="eastAsia"/>
-        </w:rPr>
-        <w:t>需要保留的信息</w:t>
+      <w:proofErr w:type="spellEnd"/>
+      <w:r>
+        <w:t xml:space="preserve"> vars:</w:t>
       </w:r>
     </w:p>
     <w:p>
@@ -1191,11 +1368,33 @@
           <w:rFonts w:ascii="Times New Roman" w:hAnsi="Times New Roman" w:cs="Times New Roman"/>
         </w:rPr>
       </w:pPr>
-      <w:r>
-        <w:rPr>
-          <w:rFonts w:ascii="Times New Roman" w:hAnsi="Times New Roman" w:cs="Times New Roman"/>
-        </w:rPr>
-        <w:t>vars_id=['id','host_id']</w:t>
+      <w:proofErr w:type="spellStart"/>
+      <w:r>
+        <w:rPr>
+          <w:rFonts w:ascii="Times New Roman" w:hAnsi="Times New Roman" w:cs="Times New Roman"/>
+        </w:rPr>
+        <w:t>vars_id</w:t>
+      </w:r>
+      <w:proofErr w:type="spellEnd"/>
+      <w:r>
+        <w:rPr>
+          <w:rFonts w:ascii="Times New Roman" w:hAnsi="Times New Roman" w:cs="Times New Roman"/>
+        </w:rPr>
+        <w:t>=['id','</w:t>
+      </w:r>
+      <w:proofErr w:type="spellStart"/>
+      <w:r>
+        <w:rPr>
+          <w:rFonts w:ascii="Times New Roman" w:hAnsi="Times New Roman" w:cs="Times New Roman"/>
+        </w:rPr>
+        <w:t>host_id</w:t>
+      </w:r>
+      <w:proofErr w:type="spellEnd"/>
+      <w:r>
+        <w:rPr>
+          <w:rFonts w:ascii="Times New Roman" w:hAnsi="Times New Roman" w:cs="Times New Roman"/>
+        </w:rPr>
+        <w:t>']</w:t>
       </w:r>
     </w:p>
     <w:p>
@@ -1223,11 +1422,47 @@
           <w:rFonts w:ascii="Times New Roman" w:hAnsi="Times New Roman" w:cs="Times New Roman"/>
         </w:rPr>
       </w:pPr>
-      <w:r>
-        <w:rPr>
-          <w:rFonts w:ascii="Times New Roman" w:hAnsi="Times New Roman" w:cs="Times New Roman"/>
-        </w:rPr>
-        <w:t xml:space="preserve">x_vars=["host_identity_verified", "host_has_profile_pic",         </w:t>
+      <w:proofErr w:type="spellStart"/>
+      <w:r>
+        <w:rPr>
+          <w:rFonts w:ascii="Times New Roman" w:hAnsi="Times New Roman" w:cs="Times New Roman"/>
+        </w:rPr>
+        <w:t>x_vars</w:t>
+      </w:r>
+      <w:proofErr w:type="spellEnd"/>
+      <w:r>
+        <w:rPr>
+          <w:rFonts w:ascii="Times New Roman" w:hAnsi="Times New Roman" w:cs="Times New Roman"/>
+        </w:rPr>
+        <w:t>=["</w:t>
+      </w:r>
+      <w:proofErr w:type="spellStart"/>
+      <w:r>
+        <w:rPr>
+          <w:rFonts w:ascii="Times New Roman" w:hAnsi="Times New Roman" w:cs="Times New Roman"/>
+        </w:rPr>
+        <w:t>host_identity_verified</w:t>
+      </w:r>
+      <w:proofErr w:type="spellEnd"/>
+      <w:r>
+        <w:rPr>
+          <w:rFonts w:ascii="Times New Roman" w:hAnsi="Times New Roman" w:cs="Times New Roman"/>
+        </w:rPr>
+        <w:t>", "</w:t>
+      </w:r>
+      <w:proofErr w:type="spellStart"/>
+      <w:r>
+        <w:rPr>
+          <w:rFonts w:ascii="Times New Roman" w:hAnsi="Times New Roman" w:cs="Times New Roman"/>
+        </w:rPr>
+        <w:t>host_has_profile_pic</w:t>
+      </w:r>
+      <w:proofErr w:type="spellEnd"/>
+      <w:r>
+        <w:rPr>
+          <w:rFonts w:ascii="Times New Roman" w:hAnsi="Times New Roman" w:cs="Times New Roman"/>
+        </w:rPr>
+        <w:t xml:space="preserve">",         </w:t>
       </w:r>
     </w:p>
     <w:p>
@@ -1243,7 +1478,35 @@
         <w:rPr>
           <w:rFonts w:ascii="Times New Roman" w:hAnsi="Times New Roman" w:cs="Times New Roman"/>
         </w:rPr>
-        <w:t>    "review_scores_rating", #"has_rating", "number_of_reviews",</w:t>
+        <w:t>    "</w:t>
+      </w:r>
+      <w:proofErr w:type="spellStart"/>
+      <w:r>
+        <w:rPr>
+          <w:rFonts w:ascii="Times New Roman" w:hAnsi="Times New Roman" w:cs="Times New Roman"/>
+        </w:rPr>
+        <w:t>review_scores_rating</w:t>
+      </w:r>
+      <w:proofErr w:type="spellEnd"/>
+      <w:r>
+        <w:rPr>
+          <w:rFonts w:ascii="Times New Roman" w:hAnsi="Times New Roman" w:cs="Times New Roman"/>
+        </w:rPr>
+        <w:t>", #"has_rating", "</w:t>
+      </w:r>
+      <w:proofErr w:type="spellStart"/>
+      <w:r>
+        <w:rPr>
+          <w:rFonts w:ascii="Times New Roman" w:hAnsi="Times New Roman" w:cs="Times New Roman"/>
+        </w:rPr>
+        <w:t>number_of_reviews</w:t>
+      </w:r>
+      <w:proofErr w:type="spellEnd"/>
+      <w:r>
+        <w:rPr>
+          <w:rFonts w:ascii="Times New Roman" w:hAnsi="Times New Roman" w:cs="Times New Roman"/>
+        </w:rPr>
+        <w:t>",</w:t>
       </w:r>
     </w:p>
     <w:p>
@@ -1259,7 +1522,21 @@
         <w:rPr>
           <w:rFonts w:ascii="Times New Roman" w:hAnsi="Times New Roman" w:cs="Times New Roman"/>
         </w:rPr>
-        <w:t>    "years_since_host","professional_host",'host_is_superhost', #'calculated_host_listings_count',</w:t>
+        <w:t>    "years_since_host","professional_host",'</w:t>
+      </w:r>
+      <w:proofErr w:type="spellStart"/>
+      <w:r>
+        <w:rPr>
+          <w:rFonts w:ascii="Times New Roman" w:hAnsi="Times New Roman" w:cs="Times New Roman"/>
+        </w:rPr>
+        <w:t>host_is_superhost</w:t>
+      </w:r>
+      <w:proofErr w:type="spellEnd"/>
+      <w:r>
+        <w:rPr>
+          <w:rFonts w:ascii="Times New Roman" w:hAnsi="Times New Roman" w:cs="Times New Roman"/>
+        </w:rPr>
+        <w:t>', #'calculated_host_listings_count',</w:t>
       </w:r>
     </w:p>
     <w:p>
@@ -1275,7 +1552,22 @@
         <w:rPr>
           <w:rFonts w:ascii="Times New Roman" w:hAnsi="Times New Roman" w:cs="Times New Roman"/>
         </w:rPr>
-        <w:t>    "lang", "len",</w:t>
+        <w:lastRenderedPageBreak/>
+        <w:t>    "lang", "</w:t>
+      </w:r>
+      <w:proofErr w:type="spellStart"/>
+      <w:r>
+        <w:rPr>
+          <w:rFonts w:ascii="Times New Roman" w:hAnsi="Times New Roman" w:cs="Times New Roman"/>
+        </w:rPr>
+        <w:t>len</w:t>
+      </w:r>
+      <w:proofErr w:type="spellEnd"/>
+      <w:r>
+        <w:rPr>
+          <w:rFonts w:ascii="Times New Roman" w:hAnsi="Times New Roman" w:cs="Times New Roman"/>
+        </w:rPr>
+        <w:t>",</w:t>
       </w:r>
     </w:p>
     <w:p>
@@ -1291,7 +1583,35 @@
         <w:rPr>
           <w:rFonts w:ascii="Times New Roman" w:hAnsi="Times New Roman" w:cs="Times New Roman"/>
         </w:rPr>
-        <w:t>    "room_type", "instant_bookable",</w:t>
+        <w:t>    "</w:t>
+      </w:r>
+      <w:proofErr w:type="spellStart"/>
+      <w:r>
+        <w:rPr>
+          <w:rFonts w:ascii="Times New Roman" w:hAnsi="Times New Roman" w:cs="Times New Roman"/>
+        </w:rPr>
+        <w:t>room_type</w:t>
+      </w:r>
+      <w:proofErr w:type="spellEnd"/>
+      <w:r>
+        <w:rPr>
+          <w:rFonts w:ascii="Times New Roman" w:hAnsi="Times New Roman" w:cs="Times New Roman"/>
+        </w:rPr>
+        <w:t>", "</w:t>
+      </w:r>
+      <w:proofErr w:type="spellStart"/>
+      <w:r>
+        <w:rPr>
+          <w:rFonts w:ascii="Times New Roman" w:hAnsi="Times New Roman" w:cs="Times New Roman"/>
+        </w:rPr>
+        <w:t>instant_bookable</w:t>
+      </w:r>
+      <w:proofErr w:type="spellEnd"/>
+      <w:r>
+        <w:rPr>
+          <w:rFonts w:ascii="Times New Roman" w:hAnsi="Times New Roman" w:cs="Times New Roman"/>
+        </w:rPr>
+        <w:t>",</w:t>
       </w:r>
     </w:p>
     <w:p>
@@ -1307,7 +1627,6 @@
         <w:rPr>
           <w:rFonts w:ascii="Times New Roman" w:hAnsi="Times New Roman" w:cs="Times New Roman"/>
         </w:rPr>
-        <w:lastRenderedPageBreak/>
         <w:t>    'is_within_3km'#loc!</w:t>
       </w:r>
     </w:p>
@@ -1340,7 +1659,21 @@
         <w:rPr>
           <w:rFonts w:ascii="Times New Roman" w:hAnsi="Times New Roman" w:cs="Times New Roman"/>
         </w:rPr>
-        <w:t>vars_change=['status','status_changed','host_about_changed','host_picture_url_changed','sp_changed', 'is_changed']</w:t>
+        <w:t>vars_change=['status','status_changed','host_about_changed','host_picture_url_changed','sp_changed', '</w:t>
+      </w:r>
+      <w:proofErr w:type="spellStart"/>
+      <w:r>
+        <w:rPr>
+          <w:rFonts w:ascii="Times New Roman" w:hAnsi="Times New Roman" w:cs="Times New Roman"/>
+        </w:rPr>
+        <w:t>is_changed</w:t>
+      </w:r>
+      <w:proofErr w:type="spellEnd"/>
+      <w:r>
+        <w:rPr>
+          <w:rFonts w:ascii="Times New Roman" w:hAnsi="Times New Roman" w:cs="Times New Roman"/>
+        </w:rPr>
+        <w:t>']</w:t>
       </w:r>
     </w:p>
     <w:p>
@@ -1362,11 +1695,19 @@
           <w:rFonts w:ascii="Times New Roman" w:hAnsi="Times New Roman" w:cs="Times New Roman"/>
         </w:rPr>
       </w:pPr>
-      <w:r>
-        <w:rPr>
-          <w:rFonts w:ascii="Times New Roman" w:hAnsi="Times New Roman" w:cs="Times New Roman"/>
-        </w:rPr>
-        <w:t>y_vars=['price','availability_90']</w:t>
+      <w:proofErr w:type="spellStart"/>
+      <w:r>
+        <w:rPr>
+          <w:rFonts w:ascii="Times New Roman" w:hAnsi="Times New Roman" w:cs="Times New Roman"/>
+        </w:rPr>
+        <w:t>y_vars</w:t>
+      </w:r>
+      <w:proofErr w:type="spellEnd"/>
+      <w:r>
+        <w:rPr>
+          <w:rFonts w:ascii="Times New Roman" w:hAnsi="Times New Roman" w:cs="Times New Roman"/>
+        </w:rPr>
+        <w:t>=['price','availability_90']</w:t>
       </w:r>
     </w:p>
     <w:p>
@@ -1401,13 +1742,18 @@
     </w:p>
     <w:p>
       <w:pPr>
-        <w:pStyle w:val="3"/>
-        <w:rPr>
-          <w:rFonts w:hint="eastAsia"/>
-        </w:rPr>
-      </w:pPr>
-      <w:r>
-        <w:t>Opendata-paris :</w:t>
+        <w:pStyle w:val="2"/>
+        <w:rPr>
+          <w:rFonts w:hint="eastAsia"/>
+        </w:rPr>
+      </w:pPr>
+      <w:proofErr w:type="spellStart"/>
+      <w:r>
+        <w:t>Opendata-paris</w:t>
+      </w:r>
+      <w:proofErr w:type="spellEnd"/>
+      <w:r>
+        <w:t xml:space="preserve"> :</w:t>
       </w:r>
     </w:p>
     <w:p>
@@ -1422,12 +1768,21 @@
           <w:color w:val="0070C0"/>
         </w:rPr>
       </w:pPr>
-      <w:r>
-        <w:rPr>
-          <w:rFonts w:ascii="Times New Roman" w:hAnsi="Times New Roman" w:cs="Times New Roman"/>
-          <w:color w:val="0070C0"/>
-        </w:rPr>
-        <w:t xml:space="preserve">quartier_paris.shp </w:t>
+      <w:proofErr w:type="spellStart"/>
+      <w:r>
+        <w:rPr>
+          <w:rFonts w:ascii="Times New Roman" w:hAnsi="Times New Roman" w:cs="Times New Roman"/>
+          <w:color w:val="0070C0"/>
+        </w:rPr>
+        <w:t>quartier_paris.shp</w:t>
+      </w:r>
+      <w:proofErr w:type="spellEnd"/>
+      <w:r>
+        <w:rPr>
+          <w:rFonts w:ascii="Times New Roman" w:hAnsi="Times New Roman" w:cs="Times New Roman"/>
+          <w:color w:val="0070C0"/>
+        </w:rPr>
+        <w:t xml:space="preserve"> </w:t>
       </w:r>
       <w:r>
         <w:rPr>
@@ -1651,6 +2006,7 @@
                 <w:color w:val="0070C0"/>
               </w:rPr>
             </w:pPr>
+            <w:proofErr w:type="spellStart"/>
             <w:r>
               <w:rPr>
                 <w:rFonts w:ascii="Times New Roman" w:hAnsi="Times New Roman" w:cs="Times New Roman"/>
@@ -1660,6 +2016,7 @@
               </w:rPr>
               <w:t>c_qu</w:t>
             </w:r>
+            <w:proofErr w:type="spellEnd"/>
           </w:p>
         </w:tc>
         <w:tc>
@@ -1722,6 +2079,7 @@
                 <w:color w:val="0070C0"/>
               </w:rPr>
             </w:pPr>
+            <w:proofErr w:type="spellStart"/>
             <w:r>
               <w:rPr>
                 <w:rFonts w:ascii="Times New Roman" w:hAnsi="Times New Roman" w:cs="Times New Roman"/>
@@ -1731,6 +2089,7 @@
               </w:rPr>
               <w:t>l_qu</w:t>
             </w:r>
+            <w:proofErr w:type="spellEnd"/>
           </w:p>
         </w:tc>
         <w:tc>
@@ -1761,7 +2120,23 @@
                 <w:rFonts w:ascii="Times New Roman" w:hAnsi="Times New Roman" w:cs="Times New Roman"/>
                 <w:color w:val="0070C0"/>
               </w:rPr>
-              <w:t xml:space="preserve"> "Saint-Germain-l'Auxerrois"</w:t>
+              <w:t xml:space="preserve"> "Saint-Germain-</w:t>
+            </w:r>
+            <w:proofErr w:type="spellStart"/>
+            <w:r>
+              <w:rPr>
+                <w:rFonts w:ascii="Times New Roman" w:hAnsi="Times New Roman" w:cs="Times New Roman"/>
+                <w:color w:val="0070C0"/>
+              </w:rPr>
+              <w:t>l'Auxerrois</w:t>
+            </w:r>
+            <w:proofErr w:type="spellEnd"/>
+            <w:r>
+              <w:rPr>
+                <w:rFonts w:ascii="Times New Roman" w:hAnsi="Times New Roman" w:cs="Times New Roman"/>
+                <w:color w:val="0070C0"/>
+              </w:rPr>
+              <w:t>"</w:t>
             </w:r>
             <w:r>
               <w:rPr>
@@ -1793,6 +2168,7 @@
                 <w:color w:val="0070C0"/>
               </w:rPr>
             </w:pPr>
+            <w:proofErr w:type="spellStart"/>
             <w:r>
               <w:rPr>
                 <w:rFonts w:ascii="Times New Roman" w:hAnsi="Times New Roman" w:cs="Times New Roman"/>
@@ -1802,6 +2178,7 @@
               </w:rPr>
               <w:t>c_ar</w:t>
             </w:r>
+            <w:proofErr w:type="spellEnd"/>
           </w:p>
         </w:tc>
         <w:tc>
@@ -2018,16 +2395,6 @@
           <w:color w:val="0070C0"/>
         </w:rPr>
       </w:pPr>
-    </w:p>
-    <w:p>
-      <w:pPr>
-        <w:rPr>
-          <w:rFonts w:ascii="Times New Roman" w:hAnsi="Times New Roman" w:cs="Times New Roman"/>
-          <w:b/>
-          <w:bCs/>
-          <w:color w:val="0070C0"/>
-        </w:rPr>
-      </w:pPr>
       <w:r>
         <w:rPr>
           <w:rFonts w:ascii="Times New Roman" w:hAnsi="Times New Roman" w:cs="Times New Roman" w:hint="eastAsia"/>
@@ -2123,11 +2490,12 @@
     </w:p>
     <w:p>
       <w:pPr>
-        <w:pStyle w:val="3"/>
-        <w:rPr>
-          <w:rFonts w:hint="eastAsia"/>
-        </w:rPr>
-      </w:pPr>
+        <w:pStyle w:val="2"/>
+        <w:rPr>
+          <w:rFonts w:hint="eastAsia"/>
+        </w:rPr>
+      </w:pPr>
+      <w:proofErr w:type="spellStart"/>
       <w:r>
         <w:lastRenderedPageBreak/>
         <w:t>G</w:t>
@@ -2139,64 +2507,149 @@
         <w:t>df</w:t>
       </w:r>
       <w:r>
-        <w:t>_joined :</w:t>
-      </w:r>
-    </w:p>
-    <w:p>
-      <w:pPr>
-        <w:rPr>
-          <w:rFonts w:ascii="Times New Roman" w:hAnsi="Times New Roman" w:cs="Times New Roman"/>
-          <w:b/>
-          <w:bCs/>
-          <w:color w:val="0070C0"/>
-        </w:rPr>
-      </w:pPr>
-      <w:r>
-        <w:rPr>
-          <w:rFonts w:ascii="Times New Roman" w:hAnsi="Times New Roman" w:cs="Times New Roman"/>
-          <w:b/>
-          <w:bCs/>
-          <w:color w:val="0070C0"/>
-        </w:rPr>
-        <w:t>gdf_joined = gpd.sjoin(</w:t>
-      </w:r>
-    </w:p>
-    <w:p>
-      <w:pPr>
-        <w:rPr>
-          <w:rFonts w:ascii="Times New Roman" w:hAnsi="Times New Roman" w:cs="Times New Roman"/>
-          <w:b/>
-          <w:bCs/>
-          <w:color w:val="0070C0"/>
-        </w:rPr>
-      </w:pPr>
-      <w:r>
-        <w:rPr>
-          <w:rFonts w:ascii="Times New Roman" w:hAnsi="Times New Roman" w:cs="Times New Roman"/>
-          <w:b/>
-          <w:bCs/>
-          <w:color w:val="0070C0"/>
-        </w:rPr>
-        <w:t>    gdf_points,</w:t>
-      </w:r>
-    </w:p>
-    <w:p>
-      <w:pPr>
-        <w:rPr>
-          <w:rFonts w:ascii="Times New Roman" w:hAnsi="Times New Roman" w:cs="Times New Roman"/>
-          <w:b/>
-          <w:bCs/>
-          <w:color w:val="0070C0"/>
-        </w:rPr>
-      </w:pPr>
-      <w:r>
-        <w:rPr>
-          <w:rFonts w:ascii="Times New Roman" w:hAnsi="Times New Roman" w:cs="Times New Roman"/>
-          <w:b/>
-          <w:bCs/>
-          <w:color w:val="0070C0"/>
-        </w:rPr>
-        <w:t>    gdf_quartier,</w:t>
+        <w:t>_joined</w:t>
+      </w:r>
+      <w:proofErr w:type="spellEnd"/>
+      <w:r>
+        <w:t> :</w:t>
+      </w:r>
+    </w:p>
+    <w:p>
+      <w:pPr>
+        <w:rPr>
+          <w:rFonts w:ascii="Times New Roman" w:hAnsi="Times New Roman" w:cs="Times New Roman"/>
+          <w:b/>
+          <w:bCs/>
+          <w:color w:val="0070C0"/>
+        </w:rPr>
+      </w:pPr>
+      <w:proofErr w:type="spellStart"/>
+      <w:r>
+        <w:rPr>
+          <w:rFonts w:ascii="Times New Roman" w:hAnsi="Times New Roman" w:cs="Times New Roman"/>
+          <w:b/>
+          <w:bCs/>
+          <w:color w:val="0070C0"/>
+        </w:rPr>
+        <w:t>gdf_joined</w:t>
+      </w:r>
+      <w:proofErr w:type="spellEnd"/>
+      <w:r>
+        <w:rPr>
+          <w:rFonts w:ascii="Times New Roman" w:hAnsi="Times New Roman" w:cs="Times New Roman"/>
+          <w:b/>
+          <w:bCs/>
+          <w:color w:val="0070C0"/>
+        </w:rPr>
+        <w:t xml:space="preserve"> = </w:t>
+      </w:r>
+      <w:proofErr w:type="spellStart"/>
+      <w:r>
+        <w:rPr>
+          <w:rFonts w:ascii="Times New Roman" w:hAnsi="Times New Roman" w:cs="Times New Roman"/>
+          <w:b/>
+          <w:bCs/>
+          <w:color w:val="0070C0"/>
+        </w:rPr>
+        <w:t>gpd.</w:t>
+      </w:r>
+      <w:r>
+        <w:rPr>
+          <w:rFonts w:ascii="Times New Roman" w:hAnsi="Times New Roman" w:cs="Times New Roman"/>
+          <w:b/>
+          <w:bCs/>
+          <w:color w:val="0070C0"/>
+          <w:highlight w:val="yellow"/>
+        </w:rPr>
+        <w:t>sjoin</w:t>
+      </w:r>
+      <w:proofErr w:type="spellEnd"/>
+      <w:r>
+        <w:rPr>
+          <w:rFonts w:ascii="Times New Roman" w:hAnsi="Times New Roman" w:cs="Times New Roman"/>
+          <w:b/>
+          <w:bCs/>
+          <w:color w:val="0070C0"/>
+        </w:rPr>
+        <w:t>(</w:t>
+      </w:r>
+    </w:p>
+    <w:p>
+      <w:pPr>
+        <w:rPr>
+          <w:rFonts w:ascii="Times New Roman" w:hAnsi="Times New Roman" w:cs="Times New Roman"/>
+          <w:b/>
+          <w:bCs/>
+          <w:color w:val="0070C0"/>
+        </w:rPr>
+      </w:pPr>
+      <w:r>
+        <w:rPr>
+          <w:rFonts w:ascii="Times New Roman" w:hAnsi="Times New Roman" w:cs="Times New Roman"/>
+          <w:b/>
+          <w:bCs/>
+          <w:color w:val="0070C0"/>
+        </w:rPr>
+        <w:t xml:space="preserve">    </w:t>
+      </w:r>
+      <w:proofErr w:type="spellStart"/>
+      <w:r>
+        <w:rPr>
+          <w:rFonts w:ascii="Times New Roman" w:hAnsi="Times New Roman" w:cs="Times New Roman"/>
+          <w:b/>
+          <w:bCs/>
+          <w:color w:val="0070C0"/>
+        </w:rPr>
+        <w:t>gdf_points</w:t>
+      </w:r>
+      <w:proofErr w:type="spellEnd"/>
+      <w:r>
+        <w:rPr>
+          <w:rFonts w:ascii="Times New Roman" w:hAnsi="Times New Roman" w:cs="Times New Roman"/>
+          <w:b/>
+          <w:bCs/>
+          <w:color w:val="0070C0"/>
+        </w:rPr>
+        <w:t>,</w:t>
+      </w:r>
+    </w:p>
+    <w:p>
+      <w:pPr>
+        <w:rPr>
+          <w:rFonts w:ascii="Times New Roman" w:hAnsi="Times New Roman" w:cs="Times New Roman"/>
+          <w:b/>
+          <w:bCs/>
+          <w:color w:val="0070C0"/>
+        </w:rPr>
+      </w:pPr>
+      <w:r>
+        <w:rPr>
+          <w:rFonts w:ascii="Times New Roman" w:hAnsi="Times New Roman" w:cs="Times New Roman"/>
+          <w:b/>
+          <w:bCs/>
+          <w:color w:val="0070C0"/>
+        </w:rPr>
+        <w:t xml:space="preserve">    </w:t>
+      </w:r>
+      <w:proofErr w:type="spellStart"/>
+      <w:r>
+        <w:rPr>
+          <w:rFonts w:ascii="Times New Roman" w:hAnsi="Times New Roman" w:cs="Times New Roman"/>
+          <w:b/>
+          <w:bCs/>
+          <w:color w:val="0070C0"/>
+        </w:rPr>
+        <w:t>gdf_quartier</w:t>
+      </w:r>
+      <w:proofErr w:type="spellEnd"/>
+      <w:r>
+        <w:rPr>
+          <w:rFonts w:ascii="Times New Roman" w:hAnsi="Times New Roman" w:cs="Times New Roman"/>
+          <w:b/>
+          <w:bCs/>
+          <w:color w:val="0070C0"/>
+        </w:rPr>
+        <w:t>,</w:t>
       </w:r>
     </w:p>
     <w:p>
@@ -2308,8 +2761,17 @@
           <w:rFonts w:ascii="Times New Roman" w:hAnsi="Times New Roman" w:cs="Times New Roman" w:hint="eastAsia"/>
           <w:color w:val="0070C0"/>
         </w:rPr>
-        <w:t xml:space="preserve"> NaN</w:t>
-      </w:r>
+        <w:t xml:space="preserve"> </w:t>
+      </w:r>
+      <w:proofErr w:type="spellStart"/>
+      <w:r>
+        <w:rPr>
+          <w:rFonts w:ascii="Times New Roman" w:hAnsi="Times New Roman" w:cs="Times New Roman" w:hint="eastAsia"/>
+          <w:color w:val="0070C0"/>
+        </w:rPr>
+        <w:t>NaN</w:t>
+      </w:r>
+      <w:proofErr w:type="spellEnd"/>
       <w:r>
         <w:rPr>
           <w:rFonts w:ascii="Times New Roman" w:hAnsi="Times New Roman" w:cs="Times New Roman" w:hint="eastAsia"/>
@@ -2439,8 +2901,16 @@
           <w:color w:val="0070C0"/>
         </w:rPr>
         <w:tab/>
+      </w:r>
+      <w:proofErr w:type="spellStart"/>
+      <w:r>
+        <w:rPr>
+          <w:rFonts w:ascii="Times New Roman" w:hAnsi="Times New Roman" w:cs="Times New Roman" w:hint="eastAsia"/>
+          <w:color w:val="0070C0"/>
+        </w:rPr>
         <w:t>NaN</w:t>
       </w:r>
+      <w:proofErr w:type="spellEnd"/>
       <w:r>
         <w:rPr>
           <w:rFonts w:ascii="Times New Roman" w:hAnsi="Times New Roman" w:cs="Times New Roman" w:hint="eastAsia"/>
@@ -2542,6 +3012,569 @@
           <w:color w:val="0070C0"/>
         </w:rPr>
         <w:t>：点与区域是否有任何交集</w:t>
+      </w:r>
+    </w:p>
+    <w:p>
+      <w:pPr>
+        <w:rPr>
+          <w:rFonts w:hint="eastAsia"/>
+          <w:lang w:val="fr-FR"/>
+        </w:rPr>
+      </w:pPr>
+    </w:p>
+    <w:tbl>
+      <w:tblPr>
+        <w:tblW w:w="0" w:type="auto"/>
+        <w:tblCellSpacing w:w="15" w:type="dxa"/>
+        <w:tblBorders>
+          <w:top w:val="single" w:sz="4" w:space="0" w:color="auto"/>
+          <w:left w:val="single" w:sz="4" w:space="0" w:color="auto"/>
+          <w:bottom w:val="single" w:sz="4" w:space="0" w:color="auto"/>
+          <w:right w:val="single" w:sz="4" w:space="0" w:color="auto"/>
+          <w:insideH w:val="single" w:sz="4" w:space="0" w:color="auto"/>
+          <w:insideV w:val="single" w:sz="4" w:space="0" w:color="auto"/>
+        </w:tblBorders>
+        <w:tblCellMar>
+          <w:top w:w="15" w:type="dxa"/>
+          <w:left w:w="15" w:type="dxa"/>
+          <w:bottom w:w="15" w:type="dxa"/>
+          <w:right w:w="15" w:type="dxa"/>
+        </w:tblCellMar>
+        <w:tblLook w:val="04A0" w:firstRow="1" w:lastRow="0" w:firstColumn="1" w:lastColumn="0" w:noHBand="0" w:noVBand="1"/>
+      </w:tblPr>
+      <w:tblGrid>
+        <w:gridCol w:w="971"/>
+        <w:gridCol w:w="1180"/>
+        <w:gridCol w:w="2075"/>
+      </w:tblGrid>
+      <w:tr>
+        <w:trPr>
+          <w:tblHeader/>
+          <w:tblCellSpacing w:w="15" w:type="dxa"/>
+        </w:trPr>
+        <w:tc>
+          <w:tcPr>
+            <w:tcW w:w="0" w:type="auto"/>
+            <w:vAlign w:val="center"/>
+            <w:hideMark/>
+          </w:tcPr>
+          <w:p>
+            <w:pPr>
+              <w:rPr>
+                <w:rFonts w:ascii="Times New Roman" w:hAnsi="Times New Roman" w:cs="Times New Roman"/>
+                <w:b/>
+                <w:bCs/>
+                <w:color w:val="0070C0"/>
+              </w:rPr>
+            </w:pPr>
+            <w:r>
+              <w:rPr>
+                <w:rFonts w:ascii="Times New Roman" w:hAnsi="Times New Roman" w:cs="Times New Roman"/>
+                <w:b/>
+                <w:bCs/>
+                <w:color w:val="0070C0"/>
+              </w:rPr>
+              <w:t>predicate</w:t>
+            </w:r>
+          </w:p>
+        </w:tc>
+        <w:tc>
+          <w:tcPr>
+            <w:tcW w:w="0" w:type="auto"/>
+            <w:vAlign w:val="center"/>
+            <w:hideMark/>
+          </w:tcPr>
+          <w:p>
+            <w:pPr>
+              <w:rPr>
+                <w:rFonts w:ascii="Times New Roman" w:hAnsi="Times New Roman" w:cs="Times New Roman"/>
+                <w:b/>
+                <w:bCs/>
+                <w:color w:val="0070C0"/>
+              </w:rPr>
+            </w:pPr>
+            <w:r>
+              <w:rPr>
+                <w:rFonts w:ascii="Times New Roman" w:hAnsi="Times New Roman" w:cs="Times New Roman"/>
+                <w:b/>
+                <w:bCs/>
+                <w:color w:val="0070C0"/>
+              </w:rPr>
+              <w:t>含义</w:t>
+            </w:r>
+          </w:p>
+        </w:tc>
+        <w:tc>
+          <w:tcPr>
+            <w:tcW w:w="0" w:type="auto"/>
+            <w:vAlign w:val="center"/>
+            <w:hideMark/>
+          </w:tcPr>
+          <w:p>
+            <w:pPr>
+              <w:rPr>
+                <w:rFonts w:ascii="Times New Roman" w:hAnsi="Times New Roman" w:cs="Times New Roman"/>
+                <w:b/>
+                <w:bCs/>
+                <w:color w:val="0070C0"/>
+              </w:rPr>
+            </w:pPr>
+            <w:r>
+              <w:rPr>
+                <w:rFonts w:ascii="Times New Roman" w:hAnsi="Times New Roman" w:cs="Times New Roman"/>
+                <w:b/>
+                <w:bCs/>
+                <w:color w:val="0070C0"/>
+              </w:rPr>
+              <w:t>使用场景</w:t>
+            </w:r>
+          </w:p>
+        </w:tc>
+      </w:tr>
+      <w:tr>
+        <w:trPr>
+          <w:tblCellSpacing w:w="15" w:type="dxa"/>
+        </w:trPr>
+        <w:tc>
+          <w:tcPr>
+            <w:tcW w:w="0" w:type="auto"/>
+            <w:vAlign w:val="center"/>
+            <w:hideMark/>
+          </w:tcPr>
+          <w:p>
+            <w:pPr>
+              <w:rPr>
+                <w:rFonts w:ascii="Times New Roman" w:hAnsi="Times New Roman" w:cs="Times New Roman"/>
+                <w:color w:val="0070C0"/>
+              </w:rPr>
+            </w:pPr>
+            <w:r>
+              <w:rPr>
+                <w:rFonts w:ascii="Times New Roman" w:hAnsi="Times New Roman" w:cs="Times New Roman"/>
+                <w:color w:val="0070C0"/>
+              </w:rPr>
+              <w:t>within</w:t>
+            </w:r>
+          </w:p>
+        </w:tc>
+        <w:tc>
+          <w:tcPr>
+            <w:tcW w:w="0" w:type="auto"/>
+            <w:vAlign w:val="center"/>
+            <w:hideMark/>
+          </w:tcPr>
+          <w:p>
+            <w:pPr>
+              <w:rPr>
+                <w:rFonts w:ascii="Times New Roman" w:hAnsi="Times New Roman" w:cs="Times New Roman"/>
+                <w:color w:val="0070C0"/>
+              </w:rPr>
+            </w:pPr>
+            <w:r>
+              <w:rPr>
+                <w:rFonts w:ascii="Times New Roman" w:hAnsi="Times New Roman" w:cs="Times New Roman"/>
+                <w:color w:val="0070C0"/>
+              </w:rPr>
+              <w:t>点在面内</w:t>
+            </w:r>
+          </w:p>
+        </w:tc>
+        <w:tc>
+          <w:tcPr>
+            <w:tcW w:w="0" w:type="auto"/>
+            <w:vAlign w:val="center"/>
+            <w:hideMark/>
+          </w:tcPr>
+          <w:p>
+            <w:pPr>
+              <w:rPr>
+                <w:rFonts w:ascii="Times New Roman" w:hAnsi="Times New Roman" w:cs="Times New Roman"/>
+                <w:color w:val="0070C0"/>
+              </w:rPr>
+            </w:pPr>
+            <w:r>
+              <w:rPr>
+                <w:rFonts w:ascii="Times New Roman" w:hAnsi="Times New Roman" w:cs="Times New Roman"/>
+                <w:color w:val="0070C0"/>
+              </w:rPr>
+              <w:t>房源属于哪个行政区</w:t>
+            </w:r>
+          </w:p>
+        </w:tc>
+      </w:tr>
+      <w:tr>
+        <w:trPr>
+          <w:tblCellSpacing w:w="15" w:type="dxa"/>
+        </w:trPr>
+        <w:tc>
+          <w:tcPr>
+            <w:tcW w:w="0" w:type="auto"/>
+            <w:vAlign w:val="center"/>
+            <w:hideMark/>
+          </w:tcPr>
+          <w:p>
+            <w:pPr>
+              <w:rPr>
+                <w:rFonts w:ascii="Times New Roman" w:hAnsi="Times New Roman" w:cs="Times New Roman"/>
+                <w:color w:val="0070C0"/>
+              </w:rPr>
+            </w:pPr>
+            <w:r>
+              <w:rPr>
+                <w:rFonts w:ascii="Times New Roman" w:hAnsi="Times New Roman" w:cs="Times New Roman"/>
+                <w:color w:val="0070C0"/>
+              </w:rPr>
+              <w:t>contains</w:t>
+            </w:r>
+          </w:p>
+        </w:tc>
+        <w:tc>
+          <w:tcPr>
+            <w:tcW w:w="0" w:type="auto"/>
+            <w:vAlign w:val="center"/>
+            <w:hideMark/>
+          </w:tcPr>
+          <w:p>
+            <w:pPr>
+              <w:rPr>
+                <w:rFonts w:ascii="Times New Roman" w:hAnsi="Times New Roman" w:cs="Times New Roman"/>
+                <w:color w:val="0070C0"/>
+              </w:rPr>
+            </w:pPr>
+            <w:r>
+              <w:rPr>
+                <w:rFonts w:ascii="Times New Roman" w:hAnsi="Times New Roman" w:cs="Times New Roman"/>
+                <w:color w:val="0070C0"/>
+              </w:rPr>
+              <w:t>面包含点</w:t>
+            </w:r>
+          </w:p>
+        </w:tc>
+        <w:tc>
+          <w:tcPr>
+            <w:tcW w:w="0" w:type="auto"/>
+            <w:vAlign w:val="center"/>
+            <w:hideMark/>
+          </w:tcPr>
+          <w:p>
+            <w:pPr>
+              <w:rPr>
+                <w:rFonts w:ascii="Times New Roman" w:hAnsi="Times New Roman" w:cs="Times New Roman"/>
+                <w:color w:val="0070C0"/>
+              </w:rPr>
+            </w:pPr>
+            <w:r>
+              <w:rPr>
+                <w:rFonts w:ascii="Times New Roman" w:hAnsi="Times New Roman" w:cs="Times New Roman"/>
+                <w:color w:val="0070C0"/>
+              </w:rPr>
+              <w:t>和</w:t>
+            </w:r>
+            <w:r>
+              <w:rPr>
+                <w:rFonts w:ascii="Times New Roman" w:hAnsi="Times New Roman" w:cs="Times New Roman"/>
+                <w:color w:val="0070C0"/>
+              </w:rPr>
+              <w:t xml:space="preserve"> within </w:t>
+            </w:r>
+            <w:r>
+              <w:rPr>
+                <w:rFonts w:ascii="Times New Roman" w:hAnsi="Times New Roman" w:cs="Times New Roman"/>
+                <w:color w:val="0070C0"/>
+              </w:rPr>
+              <w:t>反过来</w:t>
+            </w:r>
+          </w:p>
+        </w:tc>
+      </w:tr>
+      <w:tr>
+        <w:trPr>
+          <w:tblCellSpacing w:w="15" w:type="dxa"/>
+        </w:trPr>
+        <w:tc>
+          <w:tcPr>
+            <w:tcW w:w="0" w:type="auto"/>
+            <w:vAlign w:val="center"/>
+            <w:hideMark/>
+          </w:tcPr>
+          <w:p>
+            <w:pPr>
+              <w:rPr>
+                <w:rFonts w:ascii="Times New Roman" w:hAnsi="Times New Roman" w:cs="Times New Roman"/>
+                <w:color w:val="0070C0"/>
+              </w:rPr>
+            </w:pPr>
+            <w:r>
+              <w:rPr>
+                <w:rFonts w:ascii="Times New Roman" w:hAnsi="Times New Roman" w:cs="Times New Roman"/>
+                <w:color w:val="0070C0"/>
+              </w:rPr>
+              <w:t>intersects</w:t>
+            </w:r>
+          </w:p>
+        </w:tc>
+        <w:tc>
+          <w:tcPr>
+            <w:tcW w:w="0" w:type="auto"/>
+            <w:vAlign w:val="center"/>
+            <w:hideMark/>
+          </w:tcPr>
+          <w:p>
+            <w:pPr>
+              <w:rPr>
+                <w:rFonts w:ascii="Times New Roman" w:hAnsi="Times New Roman" w:cs="Times New Roman"/>
+                <w:color w:val="0070C0"/>
+              </w:rPr>
+            </w:pPr>
+            <w:r>
+              <w:rPr>
+                <w:rFonts w:ascii="Times New Roman" w:hAnsi="Times New Roman" w:cs="Times New Roman"/>
+                <w:color w:val="0070C0"/>
+              </w:rPr>
+              <w:t>有任何接触</w:t>
+            </w:r>
+          </w:p>
+        </w:tc>
+        <w:tc>
+          <w:tcPr>
+            <w:tcW w:w="0" w:type="auto"/>
+            <w:vAlign w:val="center"/>
+            <w:hideMark/>
+          </w:tcPr>
+          <w:p>
+            <w:pPr>
+              <w:rPr>
+                <w:rFonts w:ascii="Times New Roman" w:hAnsi="Times New Roman" w:cs="Times New Roman"/>
+                <w:color w:val="0070C0"/>
+              </w:rPr>
+            </w:pPr>
+            <w:r>
+              <w:rPr>
+                <w:rFonts w:ascii="Times New Roman" w:hAnsi="Times New Roman" w:cs="Times New Roman"/>
+                <w:color w:val="0070C0"/>
+              </w:rPr>
+              <w:t>容错大，边界也算</w:t>
+            </w:r>
+          </w:p>
+        </w:tc>
+      </w:tr>
+      <w:tr>
+        <w:trPr>
+          <w:tblCellSpacing w:w="15" w:type="dxa"/>
+        </w:trPr>
+        <w:tc>
+          <w:tcPr>
+            <w:tcW w:w="0" w:type="auto"/>
+            <w:vAlign w:val="center"/>
+            <w:hideMark/>
+          </w:tcPr>
+          <w:p>
+            <w:pPr>
+              <w:rPr>
+                <w:rFonts w:ascii="Times New Roman" w:hAnsi="Times New Roman" w:cs="Times New Roman"/>
+                <w:color w:val="0070C0"/>
+              </w:rPr>
+            </w:pPr>
+            <w:r>
+              <w:rPr>
+                <w:rFonts w:ascii="Times New Roman" w:hAnsi="Times New Roman" w:cs="Times New Roman"/>
+                <w:color w:val="0070C0"/>
+              </w:rPr>
+              <w:t>touches</w:t>
+            </w:r>
+          </w:p>
+        </w:tc>
+        <w:tc>
+          <w:tcPr>
+            <w:tcW w:w="0" w:type="auto"/>
+            <w:vAlign w:val="center"/>
+            <w:hideMark/>
+          </w:tcPr>
+          <w:p>
+            <w:pPr>
+              <w:rPr>
+                <w:rFonts w:ascii="Times New Roman" w:hAnsi="Times New Roman" w:cs="Times New Roman"/>
+                <w:color w:val="0070C0"/>
+              </w:rPr>
+            </w:pPr>
+            <w:r>
+              <w:rPr>
+                <w:rFonts w:ascii="Times New Roman" w:hAnsi="Times New Roman" w:cs="Times New Roman"/>
+                <w:color w:val="0070C0"/>
+              </w:rPr>
+              <w:t>只接触边界</w:t>
+            </w:r>
+          </w:p>
+        </w:tc>
+        <w:tc>
+          <w:tcPr>
+            <w:tcW w:w="0" w:type="auto"/>
+            <w:vAlign w:val="center"/>
+            <w:hideMark/>
+          </w:tcPr>
+          <w:p>
+            <w:pPr>
+              <w:rPr>
+                <w:rFonts w:ascii="Times New Roman" w:hAnsi="Times New Roman" w:cs="Times New Roman"/>
+                <w:color w:val="0070C0"/>
+              </w:rPr>
+            </w:pPr>
+            <w:r>
+              <w:rPr>
+                <w:rFonts w:ascii="Times New Roman" w:hAnsi="Times New Roman" w:cs="Times New Roman"/>
+                <w:color w:val="0070C0"/>
+              </w:rPr>
+              <w:t>很少用</w:t>
+            </w:r>
+          </w:p>
+        </w:tc>
+      </w:tr>
+      <w:tr>
+        <w:trPr>
+          <w:tblCellSpacing w:w="15" w:type="dxa"/>
+        </w:trPr>
+        <w:tc>
+          <w:tcPr>
+            <w:tcW w:w="0" w:type="auto"/>
+            <w:vAlign w:val="center"/>
+            <w:hideMark/>
+          </w:tcPr>
+          <w:p>
+            <w:pPr>
+              <w:rPr>
+                <w:rFonts w:ascii="Times New Roman" w:hAnsi="Times New Roman" w:cs="Times New Roman"/>
+                <w:color w:val="0070C0"/>
+              </w:rPr>
+            </w:pPr>
+            <w:r>
+              <w:rPr>
+                <w:rFonts w:ascii="Times New Roman" w:hAnsi="Times New Roman" w:cs="Times New Roman"/>
+                <w:color w:val="0070C0"/>
+              </w:rPr>
+              <w:t>overlaps</w:t>
+            </w:r>
+          </w:p>
+        </w:tc>
+        <w:tc>
+          <w:tcPr>
+            <w:tcW w:w="0" w:type="auto"/>
+            <w:vAlign w:val="center"/>
+            <w:hideMark/>
+          </w:tcPr>
+          <w:p>
+            <w:pPr>
+              <w:rPr>
+                <w:rFonts w:ascii="Times New Roman" w:hAnsi="Times New Roman" w:cs="Times New Roman"/>
+                <w:color w:val="0070C0"/>
+              </w:rPr>
+            </w:pPr>
+            <w:r>
+              <w:rPr>
+                <w:rFonts w:ascii="Times New Roman" w:hAnsi="Times New Roman" w:cs="Times New Roman"/>
+                <w:color w:val="0070C0"/>
+              </w:rPr>
+              <w:t>部分重叠</w:t>
+            </w:r>
+          </w:p>
+        </w:tc>
+        <w:tc>
+          <w:tcPr>
+            <w:tcW w:w="0" w:type="auto"/>
+            <w:vAlign w:val="center"/>
+            <w:hideMark/>
+          </w:tcPr>
+          <w:p>
+            <w:pPr>
+              <w:rPr>
+                <w:rFonts w:ascii="Times New Roman" w:hAnsi="Times New Roman" w:cs="Times New Roman"/>
+                <w:color w:val="0070C0"/>
+              </w:rPr>
+            </w:pPr>
+            <w:r>
+              <w:rPr>
+                <w:rFonts w:ascii="Times New Roman" w:hAnsi="Times New Roman" w:cs="Times New Roman"/>
+                <w:color w:val="0070C0"/>
+              </w:rPr>
+              <w:t>面对面</w:t>
+            </w:r>
+          </w:p>
+        </w:tc>
+      </w:tr>
+    </w:tbl>
+    <w:p>
+      <w:pPr>
+        <w:rPr>
+          <w:rFonts w:ascii="Times New Roman" w:hAnsi="Times New Roman" w:cs="Times New Roman"/>
+          <w:lang w:val="fr-FR"/>
+        </w:rPr>
+      </w:pPr>
+    </w:p>
+    <w:p>
+      <w:pPr>
+        <w:rPr>
+          <w:rFonts w:ascii="Times New Roman" w:hAnsi="Times New Roman" w:cs="Times New Roman"/>
+        </w:rPr>
+      </w:pPr>
+      <w:r>
+        <w:rPr>
+          <w:rFonts w:ascii="Times New Roman" w:hAnsi="Times New Roman" w:cs="Times New Roman"/>
+        </w:rPr>
+        <w:t xml:space="preserve">  within </w:t>
+      </w:r>
+      <w:r>
+        <w:rPr>
+          <w:rFonts w:ascii="Times New Roman" w:hAnsi="Times New Roman" w:cs="Times New Roman"/>
+          <w:b/>
+          <w:bCs/>
+        </w:rPr>
+        <w:t>不包含边界点</w:t>
+      </w:r>
+    </w:p>
+    <w:p>
+      <w:pPr>
+        <w:rPr>
+          <w:rFonts w:ascii="Times New Roman" w:hAnsi="Times New Roman" w:cs="Times New Roman"/>
+        </w:rPr>
+      </w:pPr>
+      <w:r>
+        <w:rPr>
+          <w:rFonts w:ascii="Times New Roman" w:hAnsi="Times New Roman" w:cs="Times New Roman"/>
+        </w:rPr>
+        <w:lastRenderedPageBreak/>
+        <w:t xml:space="preserve">  </w:t>
+      </w:r>
+      <w:r>
+        <w:rPr>
+          <w:rFonts w:ascii="Times New Roman" w:hAnsi="Times New Roman" w:cs="Times New Roman"/>
+        </w:rPr>
+        <w:t>如果点刚好在多边形边界上，可能匹配不到</w:t>
+      </w:r>
+    </w:p>
+    <w:p>
+      <w:pPr>
+        <w:rPr>
+          <w:rFonts w:ascii="Times New Roman" w:hAnsi="Times New Roman" w:cs="Times New Roman"/>
+        </w:rPr>
+      </w:pPr>
+      <w:r>
+        <w:rPr>
+          <w:rFonts w:ascii="Times New Roman" w:hAnsi="Times New Roman" w:cs="Times New Roman"/>
+        </w:rPr>
+        <w:t>如果你担心边界问题，可以用：</w:t>
+      </w:r>
+    </w:p>
+    <w:p>
+      <w:pPr>
+        <w:rPr>
+          <w:rFonts w:ascii="Times New Roman" w:hAnsi="Times New Roman" w:cs="Times New Roman"/>
+          <w:lang w:val="fr-FR"/>
+        </w:rPr>
+      </w:pPr>
+      <w:r>
+        <w:rPr>
+          <w:rFonts w:ascii="Times New Roman" w:hAnsi="Times New Roman" w:cs="Times New Roman" w:hint="eastAsia"/>
+        </w:rPr>
+        <w:t>predicate="intersects"</w:t>
       </w:r>
     </w:p>
     <w:p>
@@ -2885,6 +3918,7 @@
                 <w:color w:val="0070C0"/>
               </w:rPr>
             </w:pPr>
+            <w:proofErr w:type="spellStart"/>
             <w:r>
               <w:rPr>
                 <w:rFonts w:ascii="Times New Roman" w:hAnsi="Times New Roman" w:cs="Times New Roman"/>
@@ -2894,6 +3928,7 @@
               </w:rPr>
               <w:t>index_right</w:t>
             </w:r>
+            <w:proofErr w:type="spellEnd"/>
           </w:p>
         </w:tc>
         <w:tc>
@@ -2911,6 +3946,7 @@
                 <w:color w:val="0070C0"/>
               </w:rPr>
             </w:pPr>
+            <w:proofErr w:type="spellStart"/>
             <w:r>
               <w:rPr>
                 <w:rFonts w:ascii="Times New Roman" w:hAnsi="Times New Roman" w:cs="Times New Roman"/>
@@ -2920,6 +3956,7 @@
               </w:rPr>
               <w:t>gdf_quartier</w:t>
             </w:r>
+            <w:proofErr w:type="spellEnd"/>
           </w:p>
         </w:tc>
         <w:tc>
@@ -3023,6 +4060,7 @@
                 <w:color w:val="0070C0"/>
               </w:rPr>
             </w:pPr>
+            <w:proofErr w:type="spellStart"/>
             <w:r>
               <w:rPr>
                 <w:rFonts w:ascii="Times New Roman" w:hAnsi="Times New Roman" w:cs="Times New Roman"/>
@@ -3032,6 +4070,7 @@
               </w:rPr>
               <w:t>n_sq_qu</w:t>
             </w:r>
+            <w:proofErr w:type="spellEnd"/>
           </w:p>
         </w:tc>
         <w:tc>
@@ -3049,6 +4088,7 @@
                 <w:color w:val="0070C0"/>
               </w:rPr>
             </w:pPr>
+            <w:proofErr w:type="spellStart"/>
             <w:r>
               <w:rPr>
                 <w:rFonts w:ascii="Times New Roman" w:hAnsi="Times New Roman" w:cs="Times New Roman"/>
@@ -3058,6 +4098,7 @@
               </w:rPr>
               <w:t>gdf_quartier</w:t>
             </w:r>
+            <w:proofErr w:type="spellEnd"/>
           </w:p>
         </w:tc>
         <w:tc>
@@ -3168,16 +4209,17 @@
                 <w:color w:val="0070C0"/>
               </w:rPr>
             </w:pPr>
-            <w:r>
-              <w:rPr>
-                <w:rFonts w:ascii="Times New Roman" w:hAnsi="Times New Roman" w:cs="Times New Roman"/>
-                <w:b/>
-                <w:bCs/>
-                <w:color w:val="0070C0"/>
-              </w:rPr>
-              <w:lastRenderedPageBreak/>
+            <w:proofErr w:type="spellStart"/>
+            <w:r>
+              <w:rPr>
+                <w:rFonts w:ascii="Times New Roman" w:hAnsi="Times New Roman" w:cs="Times New Roman"/>
+                <w:b/>
+                <w:bCs/>
+                <w:color w:val="0070C0"/>
+              </w:rPr>
               <w:t>c_qu</w:t>
             </w:r>
+            <w:proofErr w:type="spellEnd"/>
           </w:p>
         </w:tc>
         <w:tc>
@@ -3195,6 +4237,7 @@
                 <w:color w:val="0070C0"/>
               </w:rPr>
             </w:pPr>
+            <w:proofErr w:type="spellStart"/>
             <w:r>
               <w:rPr>
                 <w:rFonts w:ascii="Times New Roman" w:hAnsi="Times New Roman" w:cs="Times New Roman"/>
@@ -3204,6 +4247,7 @@
               </w:rPr>
               <w:t>gdf_quartier</w:t>
             </w:r>
+            <w:proofErr w:type="spellEnd"/>
           </w:p>
         </w:tc>
         <w:tc>
@@ -3325,6 +4369,7 @@
                 <w:color w:val="0070C0"/>
               </w:rPr>
             </w:pPr>
+            <w:proofErr w:type="spellStart"/>
             <w:r>
               <w:rPr>
                 <w:rFonts w:ascii="Times New Roman" w:hAnsi="Times New Roman" w:cs="Times New Roman"/>
@@ -3334,6 +4379,7 @@
               </w:rPr>
               <w:t>c_quinsee</w:t>
             </w:r>
+            <w:proofErr w:type="spellEnd"/>
           </w:p>
         </w:tc>
         <w:tc>
@@ -3351,6 +4397,7 @@
                 <w:color w:val="0070C0"/>
               </w:rPr>
             </w:pPr>
+            <w:proofErr w:type="spellStart"/>
             <w:r>
               <w:rPr>
                 <w:rFonts w:ascii="Times New Roman" w:hAnsi="Times New Roman" w:cs="Times New Roman"/>
@@ -3360,6 +4407,7 @@
               </w:rPr>
               <w:t>gdf_quartier</w:t>
             </w:r>
+            <w:proofErr w:type="spellEnd"/>
           </w:p>
         </w:tc>
         <w:tc>
@@ -3461,6 +4509,7 @@
                 <w:color w:val="0070C0"/>
               </w:rPr>
             </w:pPr>
+            <w:proofErr w:type="spellStart"/>
             <w:r>
               <w:rPr>
                 <w:rFonts w:ascii="Times New Roman" w:hAnsi="Times New Roman" w:cs="Times New Roman"/>
@@ -3470,6 +4519,7 @@
               </w:rPr>
               <w:t>l_qu</w:t>
             </w:r>
+            <w:proofErr w:type="spellEnd"/>
           </w:p>
         </w:tc>
         <w:tc>
@@ -3487,6 +4537,7 @@
                 <w:color w:val="0070C0"/>
               </w:rPr>
             </w:pPr>
+            <w:proofErr w:type="spellStart"/>
             <w:r>
               <w:rPr>
                 <w:rFonts w:ascii="Times New Roman" w:hAnsi="Times New Roman" w:cs="Times New Roman"/>
@@ -3496,6 +4547,7 @@
               </w:rPr>
               <w:t>gdf_quartier</w:t>
             </w:r>
+            <w:proofErr w:type="spellEnd"/>
           </w:p>
         </w:tc>
         <w:tc>
@@ -3635,6 +4687,7 @@
                 <w:color w:val="0070C0"/>
               </w:rPr>
             </w:pPr>
+            <w:proofErr w:type="spellStart"/>
             <w:r>
               <w:rPr>
                 <w:rFonts w:ascii="Times New Roman" w:hAnsi="Times New Roman" w:cs="Times New Roman"/>
@@ -3644,6 +4697,7 @@
               </w:rPr>
               <w:t>c_ar</w:t>
             </w:r>
+            <w:proofErr w:type="spellEnd"/>
           </w:p>
         </w:tc>
         <w:tc>
@@ -3661,6 +4715,7 @@
                 <w:color w:val="0070C0"/>
               </w:rPr>
             </w:pPr>
+            <w:proofErr w:type="spellStart"/>
             <w:r>
               <w:rPr>
                 <w:rFonts w:ascii="Times New Roman" w:hAnsi="Times New Roman" w:cs="Times New Roman"/>
@@ -3670,6 +4725,7 @@
               </w:rPr>
               <w:t>gdf_quartier</w:t>
             </w:r>
+            <w:proofErr w:type="spellEnd"/>
           </w:p>
         </w:tc>
         <w:tc>
@@ -3798,6 +4854,7 @@
                 <w:color w:val="0070C0"/>
               </w:rPr>
             </w:pPr>
+            <w:proofErr w:type="spellStart"/>
             <w:r>
               <w:rPr>
                 <w:rFonts w:ascii="Times New Roman" w:hAnsi="Times New Roman" w:cs="Times New Roman"/>
@@ -3807,6 +4864,7 @@
               </w:rPr>
               <w:t>n_sq_ar</w:t>
             </w:r>
+            <w:proofErr w:type="spellEnd"/>
           </w:p>
         </w:tc>
         <w:tc>
@@ -3824,6 +4882,7 @@
                 <w:color w:val="0070C0"/>
               </w:rPr>
             </w:pPr>
+            <w:proofErr w:type="spellStart"/>
             <w:r>
               <w:rPr>
                 <w:rFonts w:ascii="Times New Roman" w:hAnsi="Times New Roman" w:cs="Times New Roman"/>
@@ -3833,6 +4892,7 @@
               </w:rPr>
               <w:t>gdf_quartier</w:t>
             </w:r>
+            <w:proofErr w:type="spellEnd"/>
           </w:p>
         </w:tc>
         <w:tc>
@@ -3925,6 +4985,7 @@
                 <w:color w:val="0070C0"/>
               </w:rPr>
             </w:pPr>
+            <w:proofErr w:type="spellStart"/>
             <w:r>
               <w:rPr>
                 <w:rFonts w:ascii="Times New Roman" w:hAnsi="Times New Roman" w:cs="Times New Roman"/>
@@ -3934,6 +4995,7 @@
               </w:rPr>
               <w:t>perimetre</w:t>
             </w:r>
+            <w:proofErr w:type="spellEnd"/>
           </w:p>
         </w:tc>
         <w:tc>
@@ -3951,6 +5013,7 @@
                 <w:color w:val="0070C0"/>
               </w:rPr>
             </w:pPr>
+            <w:proofErr w:type="spellStart"/>
             <w:r>
               <w:rPr>
                 <w:rFonts w:ascii="Times New Roman" w:hAnsi="Times New Roman" w:cs="Times New Roman"/>
@@ -3960,6 +5023,7 @@
               </w:rPr>
               <w:t>gdf_quartier</w:t>
             </w:r>
+            <w:proofErr w:type="spellEnd"/>
           </w:p>
         </w:tc>
         <w:tc>
@@ -4078,6 +5142,7 @@
                 <w:color w:val="0070C0"/>
               </w:rPr>
             </w:pPr>
+            <w:proofErr w:type="spellStart"/>
             <w:r>
               <w:rPr>
                 <w:rFonts w:ascii="Times New Roman" w:hAnsi="Times New Roman" w:cs="Times New Roman"/>
@@ -4087,6 +5152,7 @@
               </w:rPr>
               <w:t>gdf_quartier</w:t>
             </w:r>
+            <w:proofErr w:type="spellEnd"/>
           </w:p>
         </w:tc>
         <w:tc>
@@ -4183,16 +5249,16 @@
     </w:p>
     <w:p>
       <w:pPr>
-        <w:pStyle w:val="3"/>
-        <w:rPr>
-          <w:rFonts w:hint="eastAsia"/>
-        </w:rPr>
-      </w:pPr>
-      <w:r>
-        <w:rPr>
-          <w:rFonts w:hint="eastAsia"/>
-        </w:rPr>
-        <w:t>关于fig，ax：</w:t>
+        <w:pStyle w:val="2"/>
+        <w:rPr>
+          <w:rFonts w:hint="eastAsia"/>
+        </w:rPr>
+      </w:pPr>
+      <w:r>
+        <w:rPr>
+          <w:rFonts w:hint="eastAsia"/>
+        </w:rPr>
+        <w:t>fig，ax：</w:t>
       </w:r>
     </w:p>
     <w:p>
@@ -4292,7 +5358,27 @@
           <w:bCs/>
           <w:color w:val="0070C0"/>
         </w:rPr>
-        <w:t>fig, ax = plt.subplots()</w:t>
+        <w:t xml:space="preserve">fig, ax = </w:t>
+      </w:r>
+      <w:proofErr w:type="spellStart"/>
+      <w:r>
+        <w:rPr>
+          <w:rFonts w:ascii="Times New Roman" w:hAnsi="Times New Roman" w:cs="Times New Roman" w:hint="eastAsia"/>
+          <w:b/>
+          <w:bCs/>
+          <w:color w:val="0070C0"/>
+        </w:rPr>
+        <w:t>plt.subplots</w:t>
+      </w:r>
+      <w:proofErr w:type="spellEnd"/>
+      <w:r>
+        <w:rPr>
+          <w:rFonts w:ascii="Times New Roman" w:hAnsi="Times New Roman" w:cs="Times New Roman" w:hint="eastAsia"/>
+          <w:b/>
+          <w:bCs/>
+          <w:color w:val="0070C0"/>
+        </w:rPr>
+        <w:t>()</w:t>
       </w:r>
     </w:p>
     <w:p>
@@ -4595,15 +5681,6 @@
           <w:color w:val="0070C0"/>
         </w:rPr>
         <w:br/>
-      </w:r>
-      <w:r>
-        <w:rPr>
-          <w:rFonts w:ascii="Times New Roman" w:hAnsi="Times New Roman" w:cs="Times New Roman"/>
-          <w:b/>
-          <w:bCs/>
-          <w:color w:val="0070C0"/>
-        </w:rPr>
-        <w:lastRenderedPageBreak/>
         <w:t xml:space="preserve">→ </w:t>
       </w:r>
       <w:r>
@@ -4880,26 +5957,8 @@
     </w:p>
     <w:p>
       <w:pPr>
-        <w:pStyle w:val="1"/>
-        <w:rPr>
-          <w:rFonts w:hint="eastAsia"/>
-          <w:lang w:val="fr-FR"/>
-        </w:rPr>
-      </w:pPr>
-      <w:r>
-        <w:rPr>
-          <w:lang w:val="fr-FR"/>
-        </w:rPr>
-        <w:t>16/12/2025</w:t>
-      </w:r>
-    </w:p>
-    <w:p>
-      <w:pPr>
-        <w:rPr>
-          <w:rFonts w:ascii="Times New Roman" w:hAnsi="Times New Roman" w:cs="Times New Roman"/>
-          <w:b/>
-          <w:bCs/>
-          <w:color w:val="0070C0"/>
+        <w:rPr>
+          <w:rFonts w:hint="eastAsia"/>
           <w:lang w:val="fr-FR"/>
         </w:rPr>
       </w:pPr>
@@ -4912,165 +5971,174 @@
           <w:lang w:val="fr-FR"/>
         </w:rPr>
       </w:pPr>
-      <w:r>
-        <w:rPr>
-          <w:lang w:val="fr-FR"/>
-        </w:rPr>
-        <w:t>idees</w:t>
-      </w:r>
-    </w:p>
-    <w:p>
-      <w:pPr>
-        <w:rPr>
-          <w:rFonts w:ascii="Times New Roman" w:hAnsi="Times New Roman" w:cs="Times New Roman"/>
-          <w:b/>
-          <w:bCs/>
-          <w:color w:val="0070C0"/>
-          <w:lang w:val="fr-FR"/>
-        </w:rPr>
-      </w:pPr>
-      <w:r>
-        <w:rPr>
-          <w:rFonts w:ascii="Times New Roman" w:hAnsi="Times New Roman" w:cs="Times New Roman"/>
-          <w:b/>
-          <w:bCs/>
-          <w:color w:val="0070C0"/>
-          <w:lang w:val="fr-FR"/>
-        </w:rPr>
-        <w:t xml:space="preserve">pb : comment jo change </w:t>
-      </w:r>
-      <w:r>
-        <w:rPr>
-          <w:rFonts w:ascii="Times New Roman" w:hAnsi="Times New Roman" w:cs="Times New Roman"/>
-          <w:b/>
-          <w:bCs/>
-          <w:color w:val="0070C0"/>
-          <w:lang w:val="fr-FR"/>
-        </w:rPr>
-        <w:t>les comportemnts des hotes ?</w:t>
-      </w:r>
-    </w:p>
-    <w:p>
-      <w:pPr>
-        <w:rPr>
-          <w:rFonts w:ascii="Times New Roman" w:hAnsi="Times New Roman" w:cs="Times New Roman"/>
-          <w:b/>
-          <w:bCs/>
-          <w:color w:val="0070C0"/>
-          <w:lang w:val="fr-FR"/>
-        </w:rPr>
-      </w:pPr>
-      <w:r>
-        <w:rPr>
-          <w:rFonts w:ascii="Times New Roman" w:hAnsi="Times New Roman" w:cs="Times New Roman"/>
-          <w:b/>
-          <w:bCs/>
-          <w:color w:val="0070C0"/>
-          <w:lang w:val="fr-FR"/>
-        </w:rPr>
-        <w:t>pq sur les cartes ?</w:t>
-      </w:r>
-      <w:r>
-        <w:rPr>
-          <w:rFonts w:ascii="Times New Roman" w:hAnsi="Times New Roman" w:cs="Times New Roman"/>
-          <w:b/>
-          <w:bCs/>
-          <w:color w:val="0070C0"/>
-          <w:lang w:val="fr-FR"/>
-        </w:rPr>
-        <w:t>=</w:t>
-      </w:r>
-      <w:r>
-        <w:rPr>
-          <w:rFonts w:ascii="Times New Roman" w:hAnsi="Times New Roman" w:cs="Times New Roman" w:hint="eastAsia"/>
-          <w:b/>
-          <w:bCs/>
-          <w:color w:val="0070C0"/>
-          <w:lang w:val="fr-FR"/>
-        </w:rPr>
-        <w:t xml:space="preserve">&gt; </w:t>
-      </w:r>
-      <w:r>
-        <w:rPr>
-          <w:rFonts w:ascii="Times New Roman" w:hAnsi="Times New Roman" w:cs="Times New Roman"/>
-          <w:b/>
-          <w:bCs/>
-          <w:color w:val="0070C0"/>
-          <w:lang w:val="fr-FR"/>
-        </w:rPr>
-        <w:t xml:space="preserve">compo est diff d’un lieu à un autres ? clutsering ? </w:t>
-      </w:r>
-    </w:p>
-    <w:p>
-      <w:pPr>
-        <w:rPr>
-          <w:rFonts w:ascii="Times New Roman" w:hAnsi="Times New Roman" w:cs="Times New Roman"/>
-          <w:b/>
-          <w:bCs/>
-          <w:color w:val="0070C0"/>
-          <w:lang w:val="fr-FR"/>
-        </w:rPr>
-      </w:pPr>
-    </w:p>
-    <w:p>
-      <w:pPr>
-        <w:rPr>
-          <w:rFonts w:ascii="Times New Roman" w:hAnsi="Times New Roman" w:cs="Times New Roman"/>
-          <w:b/>
-          <w:bCs/>
-          <w:color w:val="0070C0"/>
-          <w:lang w:val="fr-FR"/>
-        </w:rPr>
-      </w:pPr>
-      <w:r>
-        <w:rPr>
-          <w:rFonts w:ascii="Times New Roman" w:hAnsi="Times New Roman" w:cs="Times New Roman"/>
-          <w:b/>
-          <w:bCs/>
-          <w:color w:val="0070C0"/>
-          <w:lang w:val="fr-FR"/>
-        </w:rPr>
-        <w:t>JO =</w:t>
-      </w:r>
-      <w:r>
-        <w:rPr>
-          <w:rFonts w:ascii="Times New Roman" w:hAnsi="Times New Roman" w:cs="Times New Roman" w:hint="eastAsia"/>
-          <w:b/>
-          <w:bCs/>
-          <w:color w:val="0070C0"/>
-          <w:lang w:val="fr-FR"/>
-        </w:rPr>
-        <w:t>&gt; plus de certain types de hote</w:t>
-      </w:r>
-      <w:r>
-        <w:rPr>
-          <w:rFonts w:ascii="Times New Roman" w:hAnsi="Times New Roman" w:cs="Times New Roman"/>
-          <w:b/>
-          <w:bCs/>
-          <w:color w:val="0070C0"/>
-          <w:lang w:val="fr-FR"/>
-        </w:rPr>
-        <w:t> ? plus de certains type de sp</w:t>
-      </w:r>
-      <w:r>
-        <w:rPr>
-          <w:rFonts w:ascii="Times New Roman" w:hAnsi="Times New Roman" w:cs="Times New Roman"/>
-          <w:b/>
-          <w:bCs/>
-          <w:color w:val="0070C0"/>
-          <w:lang w:val="fr-FR"/>
-        </w:rPr>
-        <w:t> ?</w:t>
-      </w:r>
-    </w:p>
-    <w:p>
-      <w:pPr>
-        <w:rPr>
-          <w:rFonts w:ascii="Times New Roman" w:hAnsi="Times New Roman" w:cs="Times New Roman"/>
-          <w:b/>
-          <w:bCs/>
-          <w:color w:val="0070C0"/>
-          <w:lang w:val="fr-FR"/>
+      <w:proofErr w:type="spellStart"/>
+      <w:r>
+        <w:rPr>
+          <w:lang w:val="fr-FR"/>
+        </w:rPr>
+        <w:t>Desc</w:t>
+      </w:r>
+      <w:proofErr w:type="spellEnd"/>
+      <w:r>
+        <w:rPr>
+          <w:lang w:val="fr-FR"/>
+        </w:rPr>
+        <w:t xml:space="preserve"> : </w:t>
+      </w:r>
+    </w:p>
+    <w:p>
+      <w:pPr>
+        <w:rPr>
+          <w:rFonts w:ascii="Times New Roman" w:hAnsi="Times New Roman" w:cs="Times New Roman"/>
+          <w:lang w:val="fr-FR"/>
+        </w:rPr>
+      </w:pPr>
+      <w:proofErr w:type="spellStart"/>
+      <w:r>
+        <w:rPr>
+          <w:rFonts w:ascii="Times New Roman" w:hAnsi="Times New Roman" w:cs="Times New Roman"/>
+          <w:lang w:val="fr-FR"/>
+        </w:rPr>
+        <w:t>G</w:t>
+      </w:r>
+      <w:r>
+        <w:rPr>
+          <w:rFonts w:ascii="Times New Roman" w:hAnsi="Times New Roman" w:cs="Times New Roman" w:hint="eastAsia"/>
+          <w:lang w:val="fr-FR"/>
+        </w:rPr>
+        <w:t>eo</w:t>
+      </w:r>
+      <w:proofErr w:type="spellEnd"/>
+      <w:r>
+        <w:rPr>
+          <w:rFonts w:ascii="Times New Roman" w:hAnsi="Times New Roman" w:cs="Times New Roman" w:hint="eastAsia"/>
+          <w:lang w:val="fr-FR"/>
+        </w:rPr>
+        <w:t xml:space="preserve"> distribution</w:t>
+      </w:r>
+      <w:r>
+        <w:rPr>
+          <w:rFonts w:ascii="Times New Roman" w:hAnsi="Times New Roman" w:cs="Times New Roman"/>
+          <w:lang w:val="fr-FR"/>
+        </w:rPr>
+        <w:t> : densité</w:t>
+      </w:r>
+      <w:r>
+        <w:rPr>
+          <w:rFonts w:ascii="Times New Roman" w:hAnsi="Times New Roman" w:cs="Times New Roman"/>
+          <w:lang w:val="fr-FR"/>
+        </w:rPr>
+        <w:t xml:space="preserve"> de listings</w:t>
+      </w:r>
+      <w:r>
+        <w:rPr>
+          <w:rFonts w:ascii="Times New Roman" w:hAnsi="Times New Roman" w:cs="Times New Roman"/>
+          <w:lang w:val="fr-FR"/>
+        </w:rPr>
+        <w:t>(ratio)</w:t>
+      </w:r>
+      <w:r>
+        <w:rPr>
+          <w:rFonts w:ascii="Times New Roman" w:hAnsi="Times New Roman" w:cs="Times New Roman"/>
+          <w:lang w:val="fr-FR"/>
+        </w:rPr>
+        <w:t xml:space="preserve">, de </w:t>
+      </w:r>
+      <w:proofErr w:type="spellStart"/>
+      <w:r>
+        <w:rPr>
+          <w:rFonts w:ascii="Times New Roman" w:hAnsi="Times New Roman" w:cs="Times New Roman"/>
+          <w:lang w:val="fr-FR"/>
+        </w:rPr>
+        <w:t>superhost</w:t>
+      </w:r>
+      <w:proofErr w:type="spellEnd"/>
+      <w:r>
+        <w:rPr>
+          <w:rFonts w:ascii="Times New Roman" w:hAnsi="Times New Roman" w:cs="Times New Roman"/>
+          <w:lang w:val="fr-FR"/>
+        </w:rPr>
+        <w:t xml:space="preserve"> / new hosts</w:t>
+      </w:r>
+      <w:r>
+        <w:rPr>
+          <w:rFonts w:ascii="Times New Roman" w:hAnsi="Times New Roman" w:cs="Times New Roman"/>
+          <w:lang w:val="fr-FR"/>
+        </w:rPr>
+        <w:t xml:space="preserve"> </w:t>
+      </w:r>
+      <w:r>
+        <w:rPr>
+          <w:rFonts w:ascii="Times New Roman" w:hAnsi="Times New Roman" w:cs="Times New Roman"/>
+          <w:lang w:val="fr-FR"/>
+        </w:rPr>
+        <w:t>(se regroupe dans une zone</w:t>
+      </w:r>
+      <w:r>
+        <w:rPr>
+          <w:rFonts w:ascii="Times New Roman" w:hAnsi="Times New Roman" w:cs="Times New Roman"/>
+          <w:lang w:val="fr-FR"/>
+        </w:rPr>
+        <w:t>)(</w:t>
+      </w:r>
+      <w:r>
+        <w:rPr>
+          <w:rFonts w:ascii="Times New Roman" w:hAnsi="Times New Roman" w:cs="Times New Roman"/>
+          <w:lang w:val="fr-FR"/>
+        </w:rPr>
+        <w:t>cat ? ?)</w:t>
+      </w:r>
+    </w:p>
+    <w:p>
+      <w:pPr>
+        <w:rPr>
+          <w:rFonts w:ascii="Times New Roman" w:hAnsi="Times New Roman" w:cs="Times New Roman"/>
+        </w:rPr>
+      </w:pPr>
+      <w:r>
+        <w:rPr>
+          <w:rFonts w:ascii="Times New Roman" w:hAnsi="Times New Roman" w:cs="Times New Roman"/>
+        </w:rPr>
+        <w:t>Mean price / availability</w:t>
+      </w:r>
+      <w:r>
+        <w:rPr>
+          <w:rFonts w:ascii="Times New Roman" w:hAnsi="Times New Roman" w:cs="Times New Roman"/>
+        </w:rPr>
+        <w:t>/rating</w:t>
+      </w:r>
+      <w:r>
+        <w:rPr>
+          <w:rFonts w:ascii="Times New Roman" w:hAnsi="Times New Roman" w:cs="Times New Roman"/>
+        </w:rPr>
+        <w:t xml:space="preserve"> dans </w:t>
+      </w:r>
+      <w:proofErr w:type="spellStart"/>
+      <w:r>
+        <w:rPr>
+          <w:rFonts w:ascii="Times New Roman" w:hAnsi="Times New Roman" w:cs="Times New Roman"/>
+        </w:rPr>
+        <w:t>l’arr</w:t>
+      </w:r>
+      <w:proofErr w:type="spellEnd"/>
+      <w:r>
+        <w:rPr>
+          <w:rFonts w:ascii="Times New Roman" w:hAnsi="Times New Roman" w:cs="Times New Roman"/>
+        </w:rPr>
+        <w:t>/le quartier ?</w:t>
+      </w:r>
+      <w:r>
+        <w:rPr>
+          <w:rFonts w:ascii="Times New Roman" w:hAnsi="Times New Roman" w:cs="Times New Roman"/>
+        </w:rPr>
+        <w:t>(stock ?)</w:t>
+      </w:r>
+    </w:p>
+    <w:p>
+      <w:pPr>
+        <w:ind w:leftChars="515" w:left="1133"/>
+        <w:rPr>
+          <w:rFonts w:ascii="Times New Roman" w:hAnsi="Times New Roman" w:cs="Times New Roman"/>
         </w:rPr>
       </w:pPr>
     </w:p>
@@ -5082,485 +6150,1434 @@
         </w:rPr>
       </w:pPr>
       <w:r>
-        <w:t>R</w:t>
-      </w:r>
-      <w:r>
-        <w:rPr>
-          <w:rFonts w:hint="eastAsia"/>
-        </w:rPr>
-        <w:t xml:space="preserve">APPEL </w:t>
-      </w:r>
-      <w:r>
-        <w:t>:</w:t>
-      </w:r>
-    </w:p>
-    <w:p>
-      <w:pPr>
-        <w:rPr>
-          <w:rFonts w:hint="eastAsia"/>
-        </w:rPr>
-      </w:pPr>
-      <w:r>
-        <w:rPr>
-          <w:rFonts w:hint="eastAsia"/>
-        </w:rPr>
-        <w:t>S</w:t>
-      </w:r>
-      <w:r>
-        <w:t>tock : v a</w:t>
-      </w:r>
-      <w:r>
-        <w:t>bs</w:t>
-      </w:r>
-    </w:p>
-    <w:p>
-      <w:pPr>
-        <w:rPr>
-          <w:rFonts w:hint="eastAsia"/>
-        </w:rPr>
-      </w:pPr>
-      <w:r>
-        <w:rPr>
-          <w:rFonts w:hint="eastAsia"/>
-        </w:rPr>
-        <w:t>R</w:t>
-      </w:r>
-      <w:r>
-        <w:t>atio</w:t>
-      </w:r>
-      <w:r>
+        <w:rPr>
+          <w:rFonts w:hint="eastAsia"/>
+        </w:rPr>
+        <w:t>PB</w:t>
+      </w:r>
+      <w:r>
+        <w:t> :</w:t>
+      </w:r>
+    </w:p>
+    <w:p>
+      <w:pPr>
+        <w:rPr>
+          <w:rFonts w:hint="eastAsia"/>
+        </w:rPr>
+      </w:pPr>
+      <w:r>
+        <w:rPr>
+          <w:rFonts w:hint="eastAsia"/>
+        </w:rPr>
+        <w:t xml:space="preserve">WHO （cat）， </w:t>
+      </w:r>
+      <w:r>
+        <w:rPr>
+          <w:rFonts w:hint="eastAsia"/>
+        </w:rPr>
+        <w:t>HOW(行为 </w:t>
+      </w:r>
+      <w:r>
+        <w:t>: price ? ava ? lang, instant bookable</w:t>
+      </w:r>
+      <w:r>
+        <w:rPr>
+          <w:rFonts w:hint="eastAsia"/>
+        </w:rPr>
+        <w:t>)</w:t>
+      </w:r>
+      <w:r>
+        <w:t>,</w:t>
+      </w:r>
+      <w:r>
+        <w:t xml:space="preserve"> WHERE</w:t>
+      </w:r>
+    </w:p>
+    <w:p>
+      <w:pPr>
+        <w:rPr>
+          <w:rFonts w:hint="eastAsia"/>
+        </w:rPr>
+      </w:pPr>
+    </w:p>
+    <w:p>
+      <w:pPr>
+        <w:rPr>
+          <w:rFonts w:hint="eastAsia"/>
+        </w:rPr>
+      </w:pPr>
+    </w:p>
+    <w:p>
+      <w:pPr>
+        <w:rPr>
+          <w:rFonts w:hint="eastAsia"/>
+        </w:rPr>
+      </w:pPr>
+      <w:r>
+        <w:rPr>
+          <w:rFonts w:hint="eastAsia"/>
+        </w:rPr>
+        <w:t>WHERE</w:t>
+      </w:r>
+      <w:r>
+        <w:t> :</w:t>
+      </w:r>
+    </w:p>
+    <w:p>
+      <w:pPr>
+        <w:rPr>
+          <w:rFonts w:hint="eastAsia"/>
+        </w:rPr>
+      </w:pPr>
+      <w:r>
+        <w:t xml:space="preserve">  </w:t>
+      </w:r>
+      <w:r>
+        <w:rPr>
+          <w:b/>
+          <w:bCs/>
+        </w:rPr>
+        <w:t>中心 vs 边缘</w:t>
+      </w:r>
+    </w:p>
+    <w:p>
+      <w:pPr>
+        <w:rPr>
+          <w:rFonts w:hint="eastAsia"/>
+        </w:rPr>
+      </w:pPr>
+      <w:r>
+        <w:t xml:space="preserve">  </w:t>
+      </w:r>
+      <w:r>
+        <w:rPr>
+          <w:b/>
+          <w:bCs/>
+        </w:rPr>
+        <w:t>热点 vs 普通区域</w:t>
+      </w:r>
+    </w:p>
+    <w:p>
+      <w:pPr>
+        <w:rPr>
+          <w:rFonts w:hint="eastAsia"/>
+        </w:rPr>
+      </w:pPr>
+      <w:r>
+        <w:t xml:space="preserve">  </w:t>
+      </w:r>
+      <w:r>
+        <w:rPr>
+          <w:b/>
+          <w:bCs/>
+        </w:rPr>
+        <w:t>事件核心区 vs 对照区</w:t>
+      </w:r>
+    </w:p>
+    <w:p>
+      <w:pPr>
+        <w:rPr>
+          <w:rFonts w:hint="eastAsia"/>
+          <w:lang w:val="fr-FR"/>
+        </w:rPr>
+      </w:pPr>
+      <w:r>
+        <w:rPr>
+          <w:rFonts w:hint="eastAsia"/>
+          <w:lang w:val="fr-FR"/>
+        </w:rPr>
+        <w:t>整体比较：3KM核心区域和其他区域相比，房东数量，价格，可预订天数，语言，是否有显著差异？</w:t>
+      </w:r>
+    </w:p>
+    <w:p>
+      <w:pPr>
+        <w:rPr>
+          <w:rFonts w:hint="eastAsia"/>
+        </w:rPr>
+      </w:pPr>
+      <w:r>
+        <w:rPr>
+          <w:rFonts w:hint="eastAsia"/>
+          <w:lang w:val="fr-FR"/>
+        </w:rPr>
+        <w:t>于</w:t>
+      </w:r>
+      <w:r>
+        <w:rPr>
+          <w:rFonts w:hint="eastAsia"/>
+        </w:rPr>
+        <w:t>20</w:t>
+      </w:r>
+      <w:r>
+        <w:rPr>
+          <w:rFonts w:hint="eastAsia"/>
+        </w:rPr>
+        <w:t>25年相比，验证是否真的是场馆的作用？焦点变化？（市中心VS场馆附近）</w:t>
+      </w:r>
+    </w:p>
+    <w:p>
+      <w:pPr>
+        <w:rPr>
+          <w:rFonts w:hint="eastAsia"/>
+        </w:rPr>
+      </w:pPr>
+    </w:p>
+    <w:p>
+      <w:pPr>
+        <w:rPr>
+          <w:rFonts w:hint="eastAsia"/>
+          <w:lang w:val="fr-FR"/>
+        </w:rPr>
+      </w:pPr>
+      <w:r>
+        <w:rPr>
+          <w:rFonts w:hint="eastAsia"/>
+        </w:rPr>
+        <w:t>WHO</w:t>
+      </w:r>
+      <w:r>
+        <w:t> </w:t>
+      </w:r>
+      <w:r>
+        <w:rPr>
+          <w:lang w:val="fr-FR"/>
+        </w:rPr>
+        <w:t xml:space="preserve">: </w:t>
+      </w:r>
+    </w:p>
+    <w:p>
+      <w:pPr>
+        <w:rPr>
+          <w:rFonts w:hint="eastAsia"/>
+          <w:strike/>
+          <w:lang w:val="fr-FR"/>
+        </w:rPr>
+      </w:pPr>
+      <w:r>
+        <w:rPr>
+          <w:rFonts w:hint="eastAsia"/>
+          <w:strike/>
+          <w:lang w:val="fr-FR"/>
+        </w:rPr>
+        <w:t>在一个区域中变化房东的比例时候增多：2024vs2025</w:t>
+      </w:r>
+    </w:p>
+    <w:p>
+      <w:pPr>
+        <w:rPr>
+          <w:rFonts w:hint="eastAsia"/>
+          <w:lang w:val="fr-FR"/>
+        </w:rPr>
+      </w:pPr>
+      <w:r>
+        <w:rPr>
+          <w:rFonts w:hint="eastAsia"/>
+          <w:lang w:val="fr-FR"/>
+        </w:rPr>
+        <w:t>接近场馆的区域是不是房东更多/密度更大，变化房东的比例是否更高？焦点转移？</w:t>
+      </w:r>
+    </w:p>
+    <w:p>
+      <w:pPr>
+        <w:pStyle w:val="a9"/>
+        <w:numPr>
+          <w:ilvl w:val="1"/>
+          <w:numId w:val="2"/>
+        </w:numPr>
+        <w:ind w:left="0" w:firstLine="0"/>
+        <w:rPr>
+          <w:rFonts w:hint="eastAsia"/>
+          <w:lang w:val="fr-FR"/>
+        </w:rPr>
+      </w:pPr>
+      <w:r>
+        <w:rPr>
+          <w:rFonts w:hint="eastAsia"/>
+          <w:lang w:val="fr-FR"/>
+        </w:rPr>
+        <w:t>颜色表示密度，圈圈的大小表示变化房东的绝对数量</w:t>
+      </w:r>
+    </w:p>
+    <w:p>
+      <w:pPr>
+        <w:pStyle w:val="a9"/>
+        <w:numPr>
+          <w:ilvl w:val="1"/>
+          <w:numId w:val="2"/>
+        </w:numPr>
+        <w:ind w:left="0" w:firstLine="0"/>
+        <w:rPr>
+          <w:rFonts w:hint="eastAsia"/>
+          <w:lang w:val="fr-FR"/>
+        </w:rPr>
+      </w:pPr>
+      <w:r>
+        <w:rPr>
+          <w:rFonts w:hint="eastAsia"/>
+          <w:lang w:val="fr-FR"/>
+        </w:rPr>
+        <w:t>同时可以比较这里是否有更多的</w:t>
+      </w:r>
+      <w:proofErr w:type="spellStart"/>
+      <w:r>
+        <w:rPr>
+          <w:rFonts w:hint="eastAsia"/>
+          <w:lang w:val="fr-FR"/>
+        </w:rPr>
+        <w:t>superhost</w:t>
+      </w:r>
+      <w:proofErr w:type="spellEnd"/>
+      <w:r>
+        <w:rPr>
+          <w:rFonts w:hint="eastAsia"/>
+          <w:lang w:val="fr-FR"/>
+        </w:rPr>
+        <w:t>？</w:t>
+      </w:r>
+    </w:p>
+    <w:p>
+      <w:pPr>
+        <w:rPr>
+          <w:rFonts w:hint="eastAsia"/>
+        </w:rPr>
+      </w:pPr>
+    </w:p>
+    <w:p>
+      <w:pPr>
+        <w:rPr>
+          <w:rFonts w:hint="eastAsia"/>
+        </w:rPr>
+      </w:pPr>
+      <w:r>
+        <w:rPr>
+          <w:rFonts w:hint="eastAsia"/>
+        </w:rPr>
+        <w:t>怎么规定核心区域？3KM范围几乎可以覆盖小巴黎</w:t>
+      </w:r>
+    </w:p>
+    <w:p>
+      <w:pPr>
+        <w:rPr>
+          <w:rFonts w:hint="eastAsia"/>
+        </w:rPr>
+      </w:pPr>
+      <w:r>
+        <w:rPr>
+          <w:noProof/>
+        </w:rPr>
+        <w:lastRenderedPageBreak/>
+        <w:drawing>
+          <wp:inline distT="0" distB="0" distL="0" distR="0" wp14:anchorId="29C9E195" wp14:editId="404B4462">
+            <wp:extent cx="3022177" cy="2433824"/>
+            <wp:effectExtent l="0" t="0" r="6985" b="5080"/>
+            <wp:docPr id="797516500" name="图片 1" descr="图示&#10;&#10;AI 生成的内容可能不正确。"/>
+            <wp:cNvGraphicFramePr>
+              <a:graphicFrameLocks xmlns:a="http://schemas.openxmlformats.org/drawingml/2006/main" noChangeAspect="1"/>
+            </wp:cNvGraphicFramePr>
+            <a:graphic xmlns:a="http://schemas.openxmlformats.org/drawingml/2006/main">
+              <a:graphicData uri="http://schemas.openxmlformats.org/drawingml/2006/picture">
+                <pic:pic xmlns:pic="http://schemas.openxmlformats.org/drawingml/2006/picture">
+                  <pic:nvPicPr>
+                    <pic:cNvPr id="797516500" name="图片 1" descr="图示&#10;&#10;AI 生成的内容可能不正确。"/>
+                    <pic:cNvPicPr/>
+                  </pic:nvPicPr>
+                  <pic:blipFill>
+                    <a:blip r:embed="rId9"/>
+                    <a:stretch>
+                      <a:fillRect/>
+                    </a:stretch>
+                  </pic:blipFill>
+                  <pic:spPr>
+                    <a:xfrm>
+                      <a:off x="0" y="0"/>
+                      <a:ext cx="3024235" cy="2435481"/>
+                    </a:xfrm>
+                    <a:prstGeom prst="rect">
+                      <a:avLst/>
+                    </a:prstGeom>
+                  </pic:spPr>
+                </pic:pic>
+              </a:graphicData>
+            </a:graphic>
+          </wp:inline>
+        </w:drawing>
+      </w:r>
+    </w:p>
+    <w:p>
+      <w:pPr>
+        <w:rPr>
+          <w:rFonts w:hint="eastAsia"/>
+        </w:rPr>
+      </w:pPr>
+    </w:p>
+    <w:p>
+      <w:pPr>
+        <w:rPr>
+          <w:rFonts w:hint="eastAsia"/>
+          <w:lang w:val="fr-FR"/>
+        </w:rPr>
+      </w:pPr>
+      <w:r>
+        <w:rPr>
+          <w:rFonts w:hint="eastAsia"/>
+        </w:rPr>
+        <w:t>HOW</w:t>
+      </w:r>
+      <w:r>
+        <w:rPr>
+          <w:rFonts w:hint="eastAsia"/>
+        </w:rPr>
+        <w:t>：</w:t>
+      </w:r>
+      <w:proofErr w:type="spellStart"/>
+      <w:r>
+        <w:rPr>
+          <w:rFonts w:hint="eastAsia"/>
+        </w:rPr>
+        <w:t>listings</w:t>
+      </w:r>
+      <w:r>
+        <w:t>+</w:t>
+      </w:r>
+      <w:r>
+        <w:rPr>
+          <w:rFonts w:hint="eastAsia"/>
+        </w:rPr>
+        <w:t>sp</w:t>
+      </w:r>
+      <w:proofErr w:type="spellEnd"/>
+    </w:p>
+    <w:p>
+      <w:pPr>
+        <w:rPr>
+          <w:rFonts w:hint="eastAsia"/>
+          <w:lang w:val="fr-FR"/>
+        </w:rPr>
+      </w:pPr>
+      <w:r>
+        <w:rPr>
+          <w:rFonts w:hint="eastAsia"/>
+          <w:lang w:val="fr-FR"/>
+        </w:rPr>
+        <w:t>在一个区域内，房东类型X展示行为？</w:t>
+      </w:r>
+    </w:p>
+    <w:p>
+      <w:pPr>
+        <w:rPr>
+          <w:rFonts w:hint="eastAsia"/>
+          <w:lang w:val="fr-FR"/>
+        </w:rPr>
+      </w:pPr>
+      <w:r>
+        <w:rPr>
+          <w:rFonts w:hint="eastAsia"/>
+          <w:lang w:val="fr-FR"/>
+        </w:rPr>
+        <w:t>核心区域的</w:t>
+      </w:r>
+    </w:p>
+    <w:p>
+      <w:pPr>
+        <w:rPr>
+          <w:rFonts w:hint="eastAsia"/>
+        </w:rPr>
+      </w:pPr>
+    </w:p>
+    <w:p>
+      <w:pPr>
+        <w:rPr>
+          <w:rFonts w:hint="eastAsia"/>
+        </w:rPr>
+      </w:pPr>
+    </w:p>
+    <w:p>
+      <w:pPr>
+        <w:rPr>
+          <w:rFonts w:hint="eastAsia"/>
+        </w:rPr>
+      </w:pPr>
+    </w:p>
+    <w:p>
+      <w:pPr>
+        <w:rPr>
+          <w:rFonts w:hint="eastAsia"/>
+        </w:rPr>
+      </w:pPr>
+    </w:p>
+    <w:p>
+      <w:pPr>
+        <w:rPr>
+          <w:rFonts w:hint="eastAsia"/>
+        </w:rPr>
+      </w:pPr>
+    </w:p>
+    <w:p>
+      <w:pPr>
+        <w:rPr>
+          <w:rFonts w:hint="eastAsia"/>
+        </w:rPr>
+      </w:pPr>
+    </w:p>
+    <w:p>
+      <w:pPr>
+        <w:pStyle w:val="a9"/>
+        <w:numPr>
+          <w:ilvl w:val="4"/>
+          <w:numId w:val="2"/>
+        </w:numPr>
+        <w:rPr>
+          <w:rFonts w:hint="eastAsia"/>
+          <w:lang w:val="fr-FR"/>
+        </w:rPr>
+      </w:pPr>
+      <w:r>
+        <w:rPr>
+          <w:rFonts w:hint="eastAsia"/>
+          <w:lang w:val="fr-FR"/>
+        </w:rPr>
+        <w:t>整体比较</w:t>
+      </w:r>
+      <w:r>
+        <w:rPr>
+          <w:rFonts w:hint="eastAsia"/>
+        </w:rPr>
+        <w:t>：</w:t>
+      </w:r>
+      <w:r>
+        <w:rPr>
+          <w:rFonts w:hint="eastAsia"/>
+          <w:lang w:val="fr-FR"/>
+        </w:rPr>
+        <w:t>相比于</w:t>
+      </w:r>
+      <w:r>
+        <w:rPr>
+          <w:rFonts w:hint="eastAsia"/>
+        </w:rPr>
+        <w:t>0225</w:t>
+      </w:r>
+      <w:r>
+        <w:rPr>
+          <w:rFonts w:hint="eastAsia"/>
+          <w:lang w:val="fr-FR"/>
+        </w:rPr>
+        <w:t>同季度</w:t>
+      </w:r>
+      <w:r>
+        <w:rPr>
+          <w:rFonts w:hint="eastAsia"/>
+        </w:rPr>
+        <w:t>，</w:t>
+      </w:r>
+      <w:r>
+        <w:rPr>
+          <w:rFonts w:hint="eastAsia"/>
+          <w:lang w:val="fr-FR"/>
+        </w:rPr>
+        <w:t>不同的区，在</w:t>
+      </w:r>
+      <w:r>
+        <w:rPr>
+          <w:rFonts w:hint="eastAsia"/>
+          <w:lang w:val="fr-FR"/>
+        </w:rPr>
+        <w:t>房东数量</w:t>
+      </w:r>
+      <w:r>
+        <w:rPr>
+          <w:rFonts w:hint="eastAsia"/>
+        </w:rPr>
+        <w:t>，</w:t>
+      </w:r>
+      <w:r>
+        <w:rPr>
+          <w:rFonts w:hint="eastAsia"/>
+        </w:rPr>
+        <w:t>价格，</w:t>
+      </w:r>
+      <w:r>
+        <w:rPr>
+          <w:rFonts w:hint="eastAsia"/>
+          <w:lang w:val="fr-FR"/>
+        </w:rPr>
+        <w:t>可预订天数</w:t>
+      </w:r>
+      <w:r>
+        <w:rPr>
+          <w:rFonts w:hint="eastAsia"/>
+          <w:lang w:val="fr-FR"/>
+        </w:rPr>
+        <w:t>是否</w:t>
+      </w:r>
+      <w:r>
+        <w:rPr>
+          <w:rFonts w:hint="eastAsia"/>
+          <w:lang w:val="fr-FR"/>
+        </w:rPr>
+        <w:t>有明显的</w:t>
+      </w:r>
+      <w:r>
+        <w:rPr>
+          <w:rFonts w:hint="eastAsia"/>
+          <w:lang w:val="fr-FR"/>
+        </w:rPr>
+        <w:t>变化</w:t>
+      </w:r>
+    </w:p>
+    <w:p>
+      <w:pPr>
+        <w:rPr>
+          <w:rFonts w:hint="eastAsia"/>
+          <w:lang w:val="fr-FR"/>
+        </w:rPr>
+      </w:pPr>
+      <w:r>
+        <w:rPr>
+          <w:rFonts w:hint="eastAsia"/>
+          <w:lang w:val="fr-FR"/>
+        </w:rPr>
+        <w:t>焦点是否在地理上发生了转移？</w:t>
+      </w:r>
+    </w:p>
+    <w:p>
+      <w:pPr>
+        <w:rPr>
+          <w:rFonts w:hint="eastAsia"/>
+          <w:lang w:val="fr-FR"/>
+        </w:rPr>
+      </w:pPr>
+      <w:r>
+        <w:rPr>
+          <w:rFonts w:hint="eastAsia"/>
+          <w:lang w:val="fr-FR"/>
+        </w:rPr>
+        <w:t>分组比较：</w:t>
+      </w:r>
+    </w:p>
+    <w:p>
+      <w:pPr>
+        <w:rPr>
+          <w:rFonts w:hint="eastAsia"/>
+          <w:lang w:val="fr-FR"/>
+        </w:rPr>
+      </w:pPr>
+      <w:r>
+        <w:rPr>
+          <w:rFonts w:hint="eastAsia"/>
+          <w:lang w:val="fr-FR"/>
+        </w:rPr>
+        <w:t>一个区域的房东的密度</w:t>
+      </w:r>
+      <w:r>
+        <w:rPr>
+          <w:rFonts w:hint="eastAsia"/>
+          <w:lang w:val="fr-FR"/>
+        </w:rPr>
+        <w:t>/绝对数量</w:t>
+      </w:r>
+      <w:r>
+        <w:rPr>
+          <w:rFonts w:hint="eastAsia"/>
+          <w:lang w:val="fr-FR"/>
+        </w:rPr>
+        <w:t>用颜色深浅表示+ 变化房东的比例</w:t>
+      </w:r>
+    </w:p>
+    <w:p>
+      <w:pPr>
+        <w:rPr>
+          <w:rFonts w:hint="eastAsia"/>
+          <w:lang w:val="fr-FR"/>
+        </w:rPr>
+      </w:pPr>
+      <w:r>
+        <w:rPr>
+          <w:rFonts w:hint="eastAsia"/>
+          <w:lang w:val="fr-FR"/>
+        </w:rPr>
+        <w:t>一个区域中接近场馆3KM的房东的绝对数量</w:t>
+      </w:r>
+    </w:p>
+    <w:p>
+      <w:pPr>
+        <w:ind w:firstLine="420"/>
+        <w:rPr>
+          <w:rFonts w:hint="eastAsia"/>
+          <w:lang w:val="fr-FR"/>
+        </w:rPr>
+      </w:pPr>
+      <w:r>
+        <w:rPr>
+          <w:rFonts w:hint="eastAsia"/>
+          <w:lang w:val="fr-FR"/>
+        </w:rPr>
+        <w:t>是否近距离的数量越高，该的平均</w:t>
+      </w:r>
+      <w:r>
+        <w:rPr>
+          <w:rFonts w:hint="eastAsia"/>
+          <w:lang w:val="fr-FR"/>
+        </w:rPr>
+        <w:t>的价格越高？可预订天数越少？</w:t>
+      </w:r>
+      <w:r>
+        <w:rPr>
+          <w:rFonts w:hint="eastAsia"/>
+          <w:lang w:val="fr-FR"/>
+        </w:rPr>
+        <w:t>（被预定完）</w:t>
+      </w:r>
+    </w:p>
+    <w:p>
+      <w:pPr>
+        <w:pStyle w:val="a9"/>
+        <w:numPr>
+          <w:ilvl w:val="1"/>
+          <w:numId w:val="2"/>
+        </w:numPr>
+        <w:ind w:left="709"/>
+        <w:rPr>
+          <w:rFonts w:hint="eastAsia"/>
+          <w:lang w:val="fr-FR"/>
+        </w:rPr>
+      </w:pPr>
+      <w:r>
+        <w:rPr>
+          <w:rFonts w:hint="eastAsia"/>
+          <w:lang w:val="fr-FR"/>
+        </w:rPr>
+        <w:t>表现该地区受到JO的影响！</w:t>
+      </w:r>
+    </w:p>
+    <w:p>
+      <w:pPr>
+        <w:rPr>
+          <w:rFonts w:hint="eastAsia"/>
+          <w:lang w:val="fr-FR"/>
+        </w:rPr>
+      </w:pPr>
+    </w:p>
+    <w:p>
+      <w:pPr>
+        <w:rPr>
+          <w:rFonts w:hint="eastAsia"/>
+          <w:lang w:val="fr-FR"/>
+        </w:rPr>
+      </w:pPr>
+      <w:proofErr w:type="spellStart"/>
+      <w:r>
+        <w:rPr>
+          <w:rFonts w:hint="eastAsia"/>
+          <w:lang w:val="fr-FR"/>
+        </w:rPr>
+        <w:lastRenderedPageBreak/>
+        <w:t>Changed</w:t>
+      </w:r>
+      <w:r>
+        <w:rPr>
+          <w:lang w:val="fr-FR"/>
+        </w:rPr>
+        <w:t>_</w:t>
+      </w:r>
+      <w:r>
+        <w:rPr>
+          <w:rFonts w:hint="eastAsia"/>
+          <w:lang w:val="fr-FR"/>
+        </w:rPr>
+        <w:t>host</w:t>
+      </w:r>
+      <w:proofErr w:type="spellEnd"/>
+      <w:r>
+        <w:rPr>
+          <w:rFonts w:hint="eastAsia"/>
+          <w:lang w:val="fr-FR"/>
+        </w:rPr>
+        <w:t>是否在空间上聚集？是否里主要场馆更近？</w:t>
+      </w:r>
+    </w:p>
+    <w:p>
+      <w:pPr>
+        <w:rPr>
+          <w:rFonts w:hint="eastAsia"/>
+          <w:lang w:val="fr-FR"/>
+        </w:rPr>
+      </w:pPr>
+      <w:r>
+        <w:rPr>
+          <w:rFonts w:hint="eastAsia"/>
+          <w:lang w:val="fr-FR"/>
+        </w:rPr>
+        <w:t>去其他时期相比</w:t>
+      </w:r>
+      <w:r>
+        <w:rPr>
+          <w:rFonts w:hint="eastAsia"/>
+          <w:lang w:val="fr-FR"/>
+        </w:rPr>
+        <w:t>？取2503-2506计算</w:t>
+      </w:r>
+      <w:r>
+        <w:rPr>
+          <w:rFonts w:hint="eastAsia"/>
+          <w:lang w:val="fr-FR"/>
+        </w:rPr>
+        <w:t>(没有23年的数据，又要控制旺季淡季)</w:t>
+      </w:r>
+      <w:r>
+        <w:rPr>
+          <w:rFonts w:hint="eastAsia"/>
+          <w:lang w:val="fr-FR"/>
+        </w:rPr>
+        <w:t>，是否房东聚集</w:t>
+      </w:r>
+      <w:r>
+        <w:rPr>
+          <w:lang w:val="fr-FR"/>
+        </w:rPr>
+        <w:t>/</w:t>
+      </w:r>
+      <w:proofErr w:type="spellStart"/>
+      <w:r>
+        <w:rPr>
+          <w:lang w:val="fr-FR"/>
+        </w:rPr>
+        <w:t>availability</w:t>
+      </w:r>
+      <w:proofErr w:type="spellEnd"/>
+      <w:r>
+        <w:rPr>
+          <w:rFonts w:hint="eastAsia"/>
+          <w:lang w:val="fr-FR"/>
+        </w:rPr>
+        <w:t>的焦点发生了变化呢？（集中于景点，市中心=&gt;基金场馆？）</w:t>
+      </w:r>
+    </w:p>
+    <w:p>
+      <w:pPr>
+        <w:rPr>
+          <w:rFonts w:hint="eastAsia"/>
+          <w:lang w:val="fr-FR"/>
+        </w:rPr>
+      </w:pPr>
+    </w:p>
+    <w:p>
+      <w:pPr>
+        <w:rPr>
+          <w:rFonts w:hint="eastAsia"/>
+          <w:lang w:val="fr-FR"/>
+        </w:rPr>
+      </w:pPr>
+      <w:r>
+        <w:rPr>
+          <w:rFonts w:hint="eastAsia"/>
+          <w:lang w:val="fr-FR"/>
+        </w:rPr>
+        <w:t>变化和</w:t>
+      </w:r>
+      <w:proofErr w:type="spellStart"/>
+      <w:r>
+        <w:rPr>
+          <w:rFonts w:hint="eastAsia"/>
+          <w:lang w:val="fr-FR"/>
+        </w:rPr>
+        <w:t>london</w:t>
+      </w:r>
+      <w:proofErr w:type="spellEnd"/>
+      <w:r>
+        <w:rPr>
+          <w:rFonts w:hint="eastAsia"/>
+          <w:lang w:val="fr-FR"/>
+        </w:rPr>
+        <w:t>相比是否更明显没有必要在</w:t>
+      </w:r>
+    </w:p>
+    <w:p>
+      <w:pPr>
+        <w:rPr>
+          <w:rFonts w:hint="eastAsia"/>
+          <w:lang w:val="fr-FR"/>
+        </w:rPr>
+      </w:pPr>
+    </w:p>
+    <w:p>
+      <w:pPr>
+        <w:rPr>
+          <w:rFonts w:ascii="Times New Roman" w:hAnsi="Times New Roman" w:cs="Times New Roman"/>
+          <w:lang w:val="fr-FR"/>
+        </w:rPr>
+      </w:pPr>
+    </w:p>
+    <w:p>
+      <w:pPr>
+        <w:rPr>
+          <w:rFonts w:ascii="Times New Roman" w:hAnsi="Times New Roman" w:cs="Times New Roman"/>
+          <w:lang w:val="fr-FR"/>
+        </w:rPr>
+      </w:pPr>
+    </w:p>
+    <w:p>
+      <w:pPr>
+        <w:rPr>
+          <w:rFonts w:ascii="Times New Roman" w:hAnsi="Times New Roman" w:cs="Times New Roman"/>
+          <w:b/>
+          <w:bCs/>
+          <w:color w:val="0070C0"/>
+        </w:rPr>
+      </w:pPr>
+      <w:r>
+        <w:rPr>
+          <w:rFonts w:ascii="Times New Roman" w:hAnsi="Times New Roman" w:cs="Times New Roman"/>
+          <w:b/>
+          <w:bCs/>
+          <w:color w:val="0070C0"/>
+        </w:rPr>
+        <w:t>从</w:t>
+      </w:r>
+      <w:r>
+        <w:rPr>
+          <w:rFonts w:ascii="Times New Roman" w:hAnsi="Times New Roman" w:cs="Times New Roman"/>
+          <w:b/>
+          <w:bCs/>
+          <w:color w:val="0070C0"/>
+        </w:rPr>
         <w:t xml:space="preserve"> </w:t>
       </w:r>
-    </w:p>
-    <w:p>
-      <w:pPr>
-        <w:rPr>
-          <w:rFonts w:hint="eastAsia"/>
-        </w:rPr>
-      </w:pPr>
-      <w:r>
-        <w:rPr>
-          <w:rFonts w:hint="eastAsia"/>
-        </w:rPr>
-        <w:t>C</w:t>
-      </w:r>
-      <w:r>
-        <w:t>at</w:t>
-      </w:r>
-    </w:p>
-    <w:p>
-      <w:pPr>
-        <w:rPr>
-          <w:rFonts w:hint="eastAsia"/>
-        </w:rPr>
-      </w:pPr>
-    </w:p>
-    <w:p>
-      <w:pPr>
-        <w:rPr>
-          <w:rFonts w:hint="eastAsia"/>
-        </w:rPr>
-      </w:pPr>
-      <w:r>
-        <w:rPr>
-          <w:rFonts w:hint="eastAsia"/>
-        </w:rPr>
-        <w:t>Stock+ratio</w:t>
-      </w:r>
-      <w:r>
-        <w:t xml:space="preserve"> : </w:t>
-      </w:r>
-      <w:r>
-        <w:rPr>
-          <w:rFonts w:hint="eastAsia"/>
-          <w:lang w:val="fr-FR"/>
-        </w:rPr>
-        <w:t>人口绝对数量成</w:t>
-      </w:r>
-    </w:p>
-    <w:p>
-      <w:pPr>
-        <w:pStyle w:val="2"/>
-        <w:rPr>
-          <w:rFonts w:hint="eastAsia"/>
-        </w:rPr>
-      </w:pPr>
-      <w:r>
-        <w:lastRenderedPageBreak/>
-        <w:t xml:space="preserve">Desc : </w:t>
-      </w:r>
-    </w:p>
-    <w:p>
-      <w:pPr>
-        <w:rPr>
-          <w:rFonts w:ascii="Times New Roman" w:hAnsi="Times New Roman" w:cs="Times New Roman"/>
-        </w:rPr>
-      </w:pPr>
-      <w:r>
-        <w:rPr>
-          <w:rFonts w:ascii="Times New Roman" w:hAnsi="Times New Roman" w:cs="Times New Roman"/>
-        </w:rPr>
-        <w:t>G</w:t>
-      </w:r>
-      <w:r>
-        <w:rPr>
-          <w:rFonts w:ascii="Times New Roman" w:hAnsi="Times New Roman" w:cs="Times New Roman" w:hint="eastAsia"/>
-        </w:rPr>
-        <w:t>eo distribution</w:t>
-      </w:r>
-      <w:r>
-        <w:rPr>
-          <w:rFonts w:ascii="Times New Roman" w:hAnsi="Times New Roman" w:cs="Times New Roman"/>
-        </w:rPr>
-        <w:t> : densité</w:t>
-      </w:r>
-      <w:r>
-        <w:rPr>
-          <w:rFonts w:ascii="Times New Roman" w:hAnsi="Times New Roman" w:cs="Times New Roman"/>
-        </w:rPr>
-        <w:t xml:space="preserve"> de listings</w:t>
-      </w:r>
-      <w:r>
-        <w:rPr>
-          <w:rFonts w:ascii="Times New Roman" w:hAnsi="Times New Roman" w:cs="Times New Roman"/>
-        </w:rPr>
-        <w:t>(ratio)</w:t>
-      </w:r>
-      <w:r>
-        <w:rPr>
-          <w:rFonts w:ascii="Times New Roman" w:hAnsi="Times New Roman" w:cs="Times New Roman"/>
-        </w:rPr>
-        <w:t>, de superhost</w:t>
-      </w:r>
-      <w:r>
-        <w:rPr>
-          <w:rFonts w:ascii="Times New Roman" w:hAnsi="Times New Roman" w:cs="Times New Roman"/>
-        </w:rPr>
-        <w:t xml:space="preserve"> / new hosts</w:t>
-      </w:r>
-      <w:r>
-        <w:rPr>
-          <w:rFonts w:ascii="Times New Roman" w:hAnsi="Times New Roman" w:cs="Times New Roman"/>
+      <w:proofErr w:type="spellStart"/>
+      <w:r>
+        <w:rPr>
+          <w:rFonts w:ascii="Times New Roman" w:hAnsi="Times New Roman" w:cs="Times New Roman"/>
+          <w:b/>
+          <w:bCs/>
+          <w:color w:val="0070C0"/>
+        </w:rPr>
+        <w:t>geomarketing</w:t>
+      </w:r>
+      <w:proofErr w:type="spellEnd"/>
+      <w:r>
+        <w:rPr>
+          <w:rFonts w:ascii="Times New Roman" w:hAnsi="Times New Roman" w:cs="Times New Roman"/>
+          <w:b/>
+          <w:bCs/>
+          <w:color w:val="0070C0"/>
+        </w:rPr>
+        <w:t>（地理营销）视角：</w:t>
+      </w:r>
+    </w:p>
+    <w:p>
+      <w:pPr>
+        <w:rPr>
+          <w:rFonts w:ascii="Times New Roman" w:hAnsi="Times New Roman" w:cs="Times New Roman"/>
+          <w:b/>
+          <w:bCs/>
+          <w:color w:val="0070C0"/>
+        </w:rPr>
+      </w:pPr>
+      <w:r>
+        <w:rPr>
+          <w:rFonts w:ascii="Segoe UI Emoji" w:hAnsi="Segoe UI Emoji" w:cs="Segoe UI Emoji"/>
+          <w:b/>
+          <w:bCs/>
+          <w:color w:val="0070C0"/>
+        </w:rPr>
+        <w:t>👉</w:t>
+      </w:r>
+      <w:r>
+        <w:rPr>
+          <w:rFonts w:ascii="Times New Roman" w:hAnsi="Times New Roman" w:cs="Times New Roman"/>
+          <w:b/>
+          <w:bCs/>
+          <w:color w:val="0070C0"/>
         </w:rPr>
         <w:t xml:space="preserve"> </w:t>
       </w:r>
       <w:r>
         <w:rPr>
           <w:rFonts w:ascii="Times New Roman" w:hAnsi="Times New Roman" w:cs="Times New Roman"/>
-        </w:rPr>
-        <w:t>(se regroupe dans une zone</w:t>
-      </w:r>
-      <w:r>
-        <w:rPr>
-          <w:rFonts w:ascii="Times New Roman" w:hAnsi="Times New Roman" w:cs="Times New Roman"/>
-        </w:rPr>
-        <w:t>)(</w:t>
-      </w:r>
-      <w:r>
-        <w:rPr>
-          <w:rFonts w:ascii="Times New Roman" w:hAnsi="Times New Roman" w:cs="Times New Roman"/>
-        </w:rPr>
-        <w:t>cat ? ?)</w:t>
-      </w:r>
-    </w:p>
-    <w:p>
-      <w:pPr>
-        <w:rPr>
-          <w:rFonts w:ascii="Times New Roman" w:hAnsi="Times New Roman" w:cs="Times New Roman"/>
-        </w:rPr>
-      </w:pPr>
-      <w:r>
-        <w:rPr>
-          <w:rFonts w:ascii="Times New Roman" w:hAnsi="Times New Roman" w:cs="Times New Roman"/>
-        </w:rPr>
-        <w:t>Mean price / availability</w:t>
-      </w:r>
-      <w:r>
-        <w:rPr>
-          <w:rFonts w:ascii="Times New Roman" w:hAnsi="Times New Roman" w:cs="Times New Roman"/>
-        </w:rPr>
-        <w:t>/rating</w:t>
-      </w:r>
-      <w:r>
-        <w:rPr>
-          <w:rFonts w:ascii="Times New Roman" w:hAnsi="Times New Roman" w:cs="Times New Roman"/>
-        </w:rPr>
-        <w:t xml:space="preserve"> dans l’arr/le quartier ?</w:t>
-      </w:r>
-      <w:r>
-        <w:rPr>
-          <w:rFonts w:ascii="Times New Roman" w:hAnsi="Times New Roman" w:cs="Times New Roman"/>
-        </w:rPr>
-        <w:t>(stock ?)</w:t>
-      </w:r>
-    </w:p>
-    <w:p>
-      <w:pPr>
-        <w:rPr>
-          <w:rFonts w:ascii="Times New Roman" w:hAnsi="Times New Roman" w:cs="Times New Roman"/>
-        </w:rPr>
-      </w:pPr>
-    </w:p>
-    <w:p>
-      <w:pPr>
-        <w:pStyle w:val="2"/>
-        <w:rPr>
-          <w:rFonts w:hint="eastAsia"/>
-          <w:lang w:val="fr-FR"/>
-        </w:rPr>
-      </w:pPr>
-      <w:r>
-        <w:rPr>
-          <w:rFonts w:hint="eastAsia"/>
-          <w:lang w:val="fr-FR"/>
-        </w:rPr>
-        <w:t>PB</w:t>
-      </w:r>
-      <w:r>
-        <w:rPr>
-          <w:lang w:val="fr-FR"/>
-        </w:rPr>
-        <w:t> :</w:t>
-      </w:r>
-    </w:p>
-    <w:p>
-      <w:pPr>
-        <w:rPr>
-          <w:lang w:val="fr-FR"/>
-        </w:rPr>
-      </w:pPr>
-      <w:r>
-        <w:rPr>
-          <w:rFonts w:hint="eastAsia"/>
-          <w:lang w:val="fr-FR"/>
-        </w:rPr>
-        <w:t>整体比较，于之前</w:t>
-      </w:r>
-      <w:r>
-        <w:rPr>
-          <w:rFonts w:hint="eastAsia"/>
-          <w:lang w:val="fr-FR"/>
-        </w:rPr>
-        <w:t>，在区的层级，价格，房东数量，可预订天数</w:t>
-      </w:r>
-      <w:r>
-        <w:rPr>
-          <w:rFonts w:hint="eastAsia"/>
-          <w:lang w:val="fr-FR"/>
-        </w:rPr>
-        <w:t>是否</w:t>
-      </w:r>
-      <w:r>
-        <w:rPr>
-          <w:rFonts w:hint="eastAsia"/>
-          <w:lang w:val="fr-FR"/>
-        </w:rPr>
-        <w:t>发生变化</w:t>
-      </w:r>
-    </w:p>
-    <w:p>
-      <w:pPr>
-        <w:rPr>
-          <w:lang w:val="fr-FR"/>
-        </w:rPr>
-      </w:pPr>
-    </w:p>
-    <w:p>
-      <w:pPr>
-        <w:rPr>
-          <w:rFonts w:hint="eastAsia"/>
-          <w:lang w:val="fr-FR"/>
-        </w:rPr>
-      </w:pPr>
-      <w:r>
-        <w:rPr>
-          <w:rFonts w:hint="eastAsia"/>
-          <w:lang w:val="fr-FR"/>
-        </w:rPr>
-        <w:t>分组比较：</w:t>
-      </w:r>
-    </w:p>
-    <w:p>
-      <w:pPr>
-        <w:rPr>
-          <w:rFonts w:hint="eastAsia"/>
-          <w:lang w:val="fr-FR"/>
-        </w:rPr>
-      </w:pPr>
-      <w:r>
-        <w:rPr>
-          <w:rFonts w:hint="eastAsia"/>
-          <w:lang w:val="fr-FR"/>
-        </w:rPr>
-        <w:t>Changed</w:t>
-      </w:r>
-      <w:r>
-        <w:rPr>
-          <w:lang w:val="fr-FR"/>
-        </w:rPr>
-        <w:t>_</w:t>
-      </w:r>
-      <w:r>
-        <w:rPr>
-          <w:rFonts w:hint="eastAsia"/>
-          <w:lang w:val="fr-FR"/>
-        </w:rPr>
-        <w:t>host是否在空间上聚集？是否里主要场馆更近？</w:t>
-      </w:r>
-    </w:p>
-    <w:p>
-      <w:pPr>
-        <w:rPr>
-          <w:rFonts w:hint="eastAsia"/>
-          <w:lang w:val="fr-FR"/>
-        </w:rPr>
-      </w:pPr>
-      <w:r>
-        <w:rPr>
-          <w:rFonts w:hint="eastAsia"/>
-          <w:lang w:val="fr-FR"/>
-        </w:rPr>
-        <w:t>去其他时期相比</w:t>
-      </w:r>
-      <w:r>
-        <w:rPr>
-          <w:rFonts w:hint="eastAsia"/>
-          <w:lang w:val="fr-FR"/>
-        </w:rPr>
-        <w:t>？取2503-2506计算</w:t>
-      </w:r>
-      <w:r>
-        <w:rPr>
-          <w:rFonts w:hint="eastAsia"/>
-          <w:lang w:val="fr-FR"/>
-        </w:rPr>
-        <w:t>(没有23年的数据，又要控制旺季淡季)</w:t>
-      </w:r>
-      <w:r>
-        <w:rPr>
-          <w:rFonts w:hint="eastAsia"/>
-          <w:lang w:val="fr-FR"/>
-        </w:rPr>
-        <w:t>，是否房东聚集</w:t>
-      </w:r>
-      <w:r>
-        <w:rPr>
-          <w:lang w:val="fr-FR"/>
-        </w:rPr>
-        <w:t>/availability</w:t>
-      </w:r>
-      <w:r>
-        <w:rPr>
-          <w:rFonts w:hint="eastAsia"/>
-          <w:lang w:val="fr-FR"/>
-        </w:rPr>
-        <w:t>的焦点发生了变化呢？（集中于景点，市中心=&gt;基金场馆？）</w:t>
-      </w:r>
-    </w:p>
-    <w:p>
-      <w:pPr>
-        <w:rPr>
-          <w:rFonts w:hint="eastAsia"/>
-          <w:lang w:val="fr-FR"/>
-        </w:rPr>
-      </w:pPr>
-    </w:p>
-    <w:p>
-      <w:pPr>
-        <w:rPr>
-          <w:rFonts w:hint="eastAsia"/>
-          <w:lang w:val="fr-FR"/>
-        </w:rPr>
-      </w:pPr>
-    </w:p>
-    <w:p>
-      <w:pPr>
-        <w:rPr>
-          <w:lang w:val="fr-FR"/>
-        </w:rPr>
-      </w:pPr>
-      <w:r>
-        <w:rPr>
-          <w:rFonts w:hint="eastAsia"/>
-          <w:lang w:val="fr-FR"/>
-        </w:rPr>
-        <w:t>变化和london相比是否更明显没有必要在</w:t>
-      </w:r>
-    </w:p>
-    <w:p>
-      <w:pPr>
-        <w:rPr>
-          <w:lang w:val="fr-FR"/>
-        </w:rPr>
-      </w:pPr>
-    </w:p>
-    <w:p>
-      <w:pPr>
-        <w:rPr>
-          <w:rFonts w:ascii="Times New Roman" w:hAnsi="Times New Roman" w:cs="Times New Roman"/>
-          <w:lang w:val="fr-FR"/>
-        </w:rPr>
-      </w:pPr>
-    </w:p>
-    <w:p>
-      <w:pPr>
-        <w:rPr>
-          <w:rFonts w:ascii="Times New Roman" w:hAnsi="Times New Roman" w:cs="Times New Roman"/>
-          <w:lang w:val="fr-FR"/>
-        </w:rPr>
-      </w:pPr>
-    </w:p>
-    <w:p>
-      <w:pPr>
-        <w:rPr>
-          <w:rFonts w:ascii="Times New Roman" w:hAnsi="Times New Roman" w:cs="Times New Roman"/>
-          <w:b/>
-          <w:bCs/>
-          <w:color w:val="0070C0"/>
-        </w:rPr>
-      </w:pPr>
-      <w:r>
-        <w:rPr>
-          <w:rFonts w:ascii="Times New Roman" w:hAnsi="Times New Roman" w:cs="Times New Roman"/>
-          <w:b/>
-          <w:bCs/>
-          <w:color w:val="0070C0"/>
-        </w:rPr>
-        <w:t>从</w:t>
-      </w:r>
-      <w:r>
-        <w:rPr>
-          <w:rFonts w:ascii="Times New Roman" w:hAnsi="Times New Roman" w:cs="Times New Roman"/>
-          <w:b/>
-          <w:bCs/>
-          <w:color w:val="0070C0"/>
-        </w:rPr>
-        <w:t xml:space="preserve"> geomarketing</w:t>
-      </w:r>
-      <w:r>
-        <w:rPr>
-          <w:rFonts w:ascii="Times New Roman" w:hAnsi="Times New Roman" w:cs="Times New Roman"/>
-          <w:b/>
-          <w:bCs/>
-          <w:color w:val="0070C0"/>
-        </w:rPr>
-        <w:t>（地理营销）视角：</w:t>
-      </w:r>
-    </w:p>
-    <w:p>
-      <w:pPr>
-        <w:rPr>
-          <w:rFonts w:ascii="Times New Roman" w:hAnsi="Times New Roman" w:cs="Times New Roman"/>
-          <w:b/>
-          <w:bCs/>
-          <w:color w:val="0070C0"/>
-        </w:rPr>
-      </w:pPr>
+          <w:b/>
+          <w:bCs/>
+          <w:color w:val="0070C0"/>
+        </w:rPr>
+        <w:t>一般我们关注哪些变量？为什么这些变量</w:t>
+      </w:r>
+      <w:r>
+        <w:rPr>
+          <w:rFonts w:ascii="Times New Roman" w:hAnsi="Times New Roman" w:cs="Times New Roman"/>
+          <w:b/>
+          <w:bCs/>
+          <w:color w:val="0070C0"/>
+        </w:rPr>
+        <w:t>“</w:t>
+      </w:r>
+      <w:r>
+        <w:rPr>
+          <w:rFonts w:ascii="Times New Roman" w:hAnsi="Times New Roman" w:cs="Times New Roman"/>
+          <w:b/>
+          <w:bCs/>
+          <w:color w:val="0070C0"/>
+        </w:rPr>
+        <w:t>值得和</w:t>
+      </w:r>
+      <w:r>
+        <w:rPr>
+          <w:rFonts w:ascii="Times New Roman" w:hAnsi="Times New Roman" w:cs="Times New Roman"/>
+          <w:b/>
+          <w:bCs/>
+          <w:color w:val="0070C0"/>
+        </w:rPr>
+        <w:t xml:space="preserve"> GEO </w:t>
+      </w:r>
+      <w:r>
+        <w:rPr>
+          <w:rFonts w:ascii="Times New Roman" w:hAnsi="Times New Roman" w:cs="Times New Roman"/>
+          <w:b/>
+          <w:bCs/>
+          <w:color w:val="0070C0"/>
+        </w:rPr>
+        <w:t>交互</w:t>
+      </w:r>
+      <w:r>
+        <w:rPr>
+          <w:rFonts w:ascii="Times New Roman" w:hAnsi="Times New Roman" w:cs="Times New Roman"/>
+          <w:b/>
+          <w:bCs/>
+          <w:color w:val="0070C0"/>
+        </w:rPr>
+        <w:t>”</w:t>
+      </w:r>
+      <w:r>
+        <w:rPr>
+          <w:rFonts w:ascii="Times New Roman" w:hAnsi="Times New Roman" w:cs="Times New Roman"/>
+          <w:b/>
+          <w:bCs/>
+          <w:color w:val="0070C0"/>
+        </w:rPr>
+        <w:t>？</w:t>
+      </w:r>
+    </w:p>
+    <w:p>
+      <w:pPr>
+        <w:rPr>
+          <w:rFonts w:ascii="Times New Roman" w:hAnsi="Times New Roman" w:cs="Times New Roman"/>
+          <w:color w:val="0070C0"/>
+        </w:rPr>
+      </w:pPr>
+      <w:r>
+        <w:rPr>
+          <w:rFonts w:ascii="Times New Roman" w:hAnsi="Times New Roman" w:cs="Times New Roman"/>
+          <w:color w:val="0070C0"/>
+        </w:rPr>
+        <w:t>你可以把</w:t>
+      </w:r>
+      <w:r>
+        <w:rPr>
+          <w:rFonts w:ascii="Times New Roman" w:hAnsi="Times New Roman" w:cs="Times New Roman"/>
+          <w:color w:val="0070C0"/>
+        </w:rPr>
+        <w:t xml:space="preserve"> </w:t>
+      </w:r>
+      <w:proofErr w:type="spellStart"/>
+      <w:r>
+        <w:rPr>
+          <w:rFonts w:ascii="Times New Roman" w:hAnsi="Times New Roman" w:cs="Times New Roman"/>
+          <w:color w:val="0070C0"/>
+        </w:rPr>
+        <w:t>geomarketing</w:t>
+      </w:r>
+      <w:proofErr w:type="spellEnd"/>
+      <w:r>
+        <w:rPr>
+          <w:rFonts w:ascii="Times New Roman" w:hAnsi="Times New Roman" w:cs="Times New Roman"/>
+          <w:color w:val="0070C0"/>
+        </w:rPr>
+        <w:t xml:space="preserve"> </w:t>
+      </w:r>
+      <w:r>
+        <w:rPr>
+          <w:rFonts w:ascii="Times New Roman" w:hAnsi="Times New Roman" w:cs="Times New Roman"/>
+          <w:color w:val="0070C0"/>
+        </w:rPr>
+        <w:t>理解为一句话：</w:t>
+      </w:r>
+    </w:p>
+    <w:p>
+      <w:pPr>
+        <w:rPr>
+          <w:rFonts w:ascii="Times New Roman" w:hAnsi="Times New Roman" w:cs="Times New Roman"/>
+          <w:color w:val="0070C0"/>
+        </w:rPr>
+      </w:pPr>
+      <w:r>
+        <w:rPr>
+          <w:rFonts w:ascii="Times New Roman" w:hAnsi="Times New Roman" w:cs="Times New Roman"/>
+          <w:b/>
+          <w:bCs/>
+          <w:color w:val="0070C0"/>
+        </w:rPr>
+        <w:t>“</w:t>
+      </w:r>
+      <w:r>
+        <w:rPr>
+          <w:rFonts w:ascii="Times New Roman" w:hAnsi="Times New Roman" w:cs="Times New Roman"/>
+          <w:b/>
+          <w:bCs/>
+          <w:color w:val="0070C0"/>
+        </w:rPr>
+        <w:t>谁（</w:t>
+      </w:r>
+      <w:r>
+        <w:rPr>
+          <w:rFonts w:ascii="Times New Roman" w:hAnsi="Times New Roman" w:cs="Times New Roman"/>
+          <w:b/>
+          <w:bCs/>
+          <w:color w:val="0070C0"/>
+        </w:rPr>
+        <w:t>who</w:t>
+      </w:r>
+      <w:r>
+        <w:rPr>
+          <w:rFonts w:ascii="Times New Roman" w:hAnsi="Times New Roman" w:cs="Times New Roman"/>
+          <w:b/>
+          <w:bCs/>
+          <w:color w:val="0070C0"/>
+        </w:rPr>
+        <w:t>）在什么地方（</w:t>
+      </w:r>
+      <w:r>
+        <w:rPr>
+          <w:rFonts w:ascii="Times New Roman" w:hAnsi="Times New Roman" w:cs="Times New Roman"/>
+          <w:b/>
+          <w:bCs/>
+          <w:color w:val="0070C0"/>
+        </w:rPr>
+        <w:t>where</w:t>
+      </w:r>
+      <w:r>
+        <w:rPr>
+          <w:rFonts w:ascii="Times New Roman" w:hAnsi="Times New Roman" w:cs="Times New Roman"/>
+          <w:b/>
+          <w:bCs/>
+          <w:color w:val="0070C0"/>
+        </w:rPr>
+        <w:t>），采取了什么策略（</w:t>
+      </w:r>
+      <w:r>
+        <w:rPr>
+          <w:rFonts w:ascii="Times New Roman" w:hAnsi="Times New Roman" w:cs="Times New Roman"/>
+          <w:b/>
+          <w:bCs/>
+          <w:color w:val="0070C0"/>
+        </w:rPr>
+        <w:t>how</w:t>
+      </w:r>
+      <w:r>
+        <w:rPr>
+          <w:rFonts w:ascii="Times New Roman" w:hAnsi="Times New Roman" w:cs="Times New Roman"/>
+          <w:b/>
+          <w:bCs/>
+          <w:color w:val="0070C0"/>
+        </w:rPr>
+        <w:t>），并带来了什么结果（</w:t>
+      </w:r>
+      <w:r>
+        <w:rPr>
+          <w:rFonts w:ascii="Times New Roman" w:hAnsi="Times New Roman" w:cs="Times New Roman"/>
+          <w:b/>
+          <w:bCs/>
+          <w:color w:val="0070C0"/>
+        </w:rPr>
+        <w:t>outcome</w:t>
+      </w:r>
+      <w:r>
+        <w:rPr>
+          <w:rFonts w:ascii="Times New Roman" w:hAnsi="Times New Roman" w:cs="Times New Roman"/>
+          <w:b/>
+          <w:bCs/>
+          <w:color w:val="0070C0"/>
+        </w:rPr>
+        <w:t>）？</w:t>
+      </w:r>
+      <w:r>
+        <w:rPr>
+          <w:rFonts w:ascii="Times New Roman" w:hAnsi="Times New Roman" w:cs="Times New Roman"/>
+          <w:b/>
+          <w:bCs/>
+          <w:color w:val="0070C0"/>
+        </w:rPr>
+        <w:t>”</w:t>
+      </w:r>
+    </w:p>
+    <w:p>
+      <w:pPr>
+        <w:rPr>
+          <w:rFonts w:ascii="Times New Roman" w:hAnsi="Times New Roman" w:cs="Times New Roman"/>
+          <w:color w:val="0070C0"/>
+        </w:rPr>
+      </w:pPr>
+      <w:r>
+        <w:rPr>
+          <w:rFonts w:ascii="Times New Roman" w:hAnsi="Times New Roman" w:cs="Times New Roman"/>
+          <w:color w:val="0070C0"/>
+        </w:rPr>
+        <w:t>在</w:t>
+      </w:r>
+      <w:r>
+        <w:rPr>
+          <w:rFonts w:ascii="Times New Roman" w:hAnsi="Times New Roman" w:cs="Times New Roman"/>
+          <w:color w:val="0070C0"/>
+        </w:rPr>
+        <w:t xml:space="preserve"> Airbnb / JO / self-presentation </w:t>
+      </w:r>
+      <w:r>
+        <w:rPr>
+          <w:rFonts w:ascii="Times New Roman" w:hAnsi="Times New Roman" w:cs="Times New Roman"/>
+          <w:color w:val="0070C0"/>
+        </w:rPr>
+        <w:t>的语境里，变量可以清楚地分成</w:t>
+      </w:r>
+      <w:r>
+        <w:rPr>
+          <w:rFonts w:ascii="Times New Roman" w:hAnsi="Times New Roman" w:cs="Times New Roman"/>
+          <w:color w:val="0070C0"/>
+        </w:rPr>
+        <w:t xml:space="preserve"> </w:t>
+      </w:r>
+      <w:r>
+        <w:rPr>
+          <w:rFonts w:ascii="Times New Roman" w:hAnsi="Times New Roman" w:cs="Times New Roman"/>
+          <w:b/>
+          <w:bCs/>
+          <w:color w:val="0070C0"/>
+        </w:rPr>
+        <w:t xml:space="preserve">4 </w:t>
+      </w:r>
+      <w:r>
+        <w:rPr>
+          <w:rFonts w:ascii="Times New Roman" w:hAnsi="Times New Roman" w:cs="Times New Roman"/>
+          <w:b/>
+          <w:bCs/>
+          <w:color w:val="0070C0"/>
+        </w:rPr>
+        <w:t>大类</w:t>
+      </w:r>
+      <w:r>
+        <w:rPr>
+          <w:rFonts w:ascii="Times New Roman" w:hAnsi="Times New Roman" w:cs="Times New Roman"/>
+          <w:color w:val="0070C0"/>
+        </w:rPr>
+        <w:t xml:space="preserve"> </w:t>
+      </w:r>
       <w:r>
         <w:rPr>
           <w:rFonts w:ascii="Segoe UI Emoji" w:hAnsi="Segoe UI Emoji" w:cs="Segoe UI Emoji"/>
-          <w:b/>
-          <w:bCs/>
+          <w:color w:val="0070C0"/>
+        </w:rPr>
+        <w:t>👇</w:t>
+      </w:r>
+    </w:p>
+    <w:p>
+      <w:pPr>
+        <w:rPr>
+          <w:rFonts w:ascii="Times New Roman" w:hAnsi="Times New Roman" w:cs="Times New Roman"/>
+        </w:rPr>
+      </w:pPr>
+    </w:p>
+    <w:p>
+      <w:pPr>
+        <w:rPr>
+          <w:rFonts w:hint="eastAsia"/>
+          <w:color w:val="0070C0"/>
+        </w:rPr>
+      </w:pPr>
+      <w:r>
+        <w:rPr>
+          <w:rFonts w:ascii="Segoe UI Emoji" w:hAnsi="Segoe UI Emoji" w:cs="Segoe UI Emoji"/>
+          <w:color w:val="0070C0"/>
+        </w:rPr>
+        <w:t>📌</w:t>
+      </w:r>
+      <w:r>
+        <w:rPr>
+          <w:color w:val="0070C0"/>
+        </w:rPr>
+        <w:t xml:space="preserve"> </w:t>
+      </w:r>
+      <w:proofErr w:type="spellStart"/>
+      <w:r>
+        <w:rPr>
+          <w:color w:val="0070C0"/>
+        </w:rPr>
+        <w:t>geomarketing</w:t>
+      </w:r>
+      <w:proofErr w:type="spellEnd"/>
+      <w:r>
+        <w:rPr>
+          <w:color w:val="0070C0"/>
+        </w:rPr>
+        <w:t xml:space="preserve"> 特别关心：</w:t>
+      </w:r>
+    </w:p>
+    <w:p>
+      <w:pPr>
+        <w:numPr>
+          <w:ilvl w:val="0"/>
+          <w:numId w:val="4"/>
+        </w:numPr>
+        <w:rPr>
+          <w:rFonts w:hint="eastAsia"/>
+          <w:color w:val="0070C0"/>
+        </w:rPr>
+      </w:pPr>
+      <w:r>
+        <w:rPr>
+          <w:b/>
+          <w:bCs/>
+          <w:color w:val="0070C0"/>
+        </w:rPr>
+        <w:t>中心 vs 边缘</w:t>
+      </w:r>
+    </w:p>
+    <w:p>
+      <w:pPr>
+        <w:numPr>
+          <w:ilvl w:val="0"/>
+          <w:numId w:val="4"/>
+        </w:numPr>
+        <w:rPr>
+          <w:rFonts w:hint="eastAsia"/>
+          <w:color w:val="0070C0"/>
+        </w:rPr>
+      </w:pPr>
+      <w:r>
+        <w:rPr>
+          <w:b/>
+          <w:bCs/>
+          <w:color w:val="0070C0"/>
+        </w:rPr>
+        <w:t>热点 vs 普通区域</w:t>
+      </w:r>
+    </w:p>
+    <w:p>
+      <w:pPr>
+        <w:numPr>
+          <w:ilvl w:val="0"/>
+          <w:numId w:val="4"/>
+        </w:numPr>
+        <w:rPr>
+          <w:rFonts w:hint="eastAsia"/>
+          <w:color w:val="0070C0"/>
+        </w:rPr>
+      </w:pPr>
+      <w:r>
+        <w:rPr>
+          <w:b/>
+          <w:bCs/>
+          <w:color w:val="0070C0"/>
+        </w:rPr>
+        <w:t>事件核心区 vs 对照区</w:t>
+      </w:r>
+    </w:p>
+    <w:p>
+      <w:pPr>
+        <w:rPr>
+          <w:rFonts w:ascii="Times New Roman" w:hAnsi="Times New Roman" w:cs="Times New Roman"/>
+          <w:lang w:val="fr-FR"/>
+        </w:rPr>
+      </w:pPr>
+    </w:p>
+    <w:p>
+      <w:pPr>
+        <w:rPr>
+          <w:rFonts w:ascii="Times New Roman" w:hAnsi="Times New Roman" w:cs="Times New Roman"/>
+          <w:b/>
+          <w:bCs/>
+          <w:color w:val="0070C0"/>
+          <w:lang w:val="fr-FR"/>
+        </w:rPr>
+      </w:pPr>
+      <w:r>
+        <w:rPr>
+          <w:rFonts w:ascii="Times New Roman" w:hAnsi="Times New Roman" w:cs="Times New Roman"/>
+          <w:b/>
+          <w:bCs/>
+          <w:color w:val="0070C0"/>
+          <w:lang w:val="fr-FR"/>
+        </w:rPr>
+        <w:t>HOW</w:t>
+      </w:r>
+      <w:r>
+        <w:rPr>
+          <w:rFonts w:ascii="Times New Roman" w:hAnsi="Times New Roman" w:cs="Times New Roman"/>
+          <w:b/>
+          <w:bCs/>
+          <w:color w:val="0070C0"/>
+          <w:lang w:val="fr-FR"/>
+        </w:rPr>
+        <w:t>：</w:t>
+      </w:r>
+      <w:r>
+        <w:rPr>
+          <w:rFonts w:ascii="Times New Roman" w:hAnsi="Times New Roman" w:cs="Times New Roman"/>
+          <w:b/>
+          <w:bCs/>
+          <w:color w:val="0070C0"/>
+        </w:rPr>
+        <w:t>策略与自我呈现</w:t>
+      </w:r>
+      <w:r>
+        <w:rPr>
+          <w:rFonts w:ascii="Times New Roman" w:hAnsi="Times New Roman" w:cs="Times New Roman"/>
+          <w:b/>
+          <w:bCs/>
+          <w:color w:val="0070C0"/>
+          <w:lang w:val="fr-FR"/>
+        </w:rPr>
+        <w:t>（</w:t>
+      </w:r>
+      <w:proofErr w:type="spellStart"/>
+      <w:r>
+        <w:rPr>
+          <w:rFonts w:ascii="Times New Roman" w:hAnsi="Times New Roman" w:cs="Times New Roman"/>
+          <w:b/>
+          <w:bCs/>
+          <w:color w:val="0070C0"/>
+          <w:lang w:val="fr-FR"/>
+        </w:rPr>
+        <w:t>Strategy</w:t>
+      </w:r>
+      <w:proofErr w:type="spellEnd"/>
+      <w:r>
+        <w:rPr>
+          <w:rFonts w:ascii="Times New Roman" w:hAnsi="Times New Roman" w:cs="Times New Roman"/>
+          <w:b/>
+          <w:bCs/>
+          <w:color w:val="0070C0"/>
+          <w:lang w:val="fr-FR"/>
+        </w:rPr>
+        <w:t xml:space="preserve"> variables</w:t>
+      </w:r>
+      <w:r>
+        <w:rPr>
+          <w:rFonts w:ascii="Times New Roman" w:hAnsi="Times New Roman" w:cs="Times New Roman"/>
+          <w:b/>
+          <w:bCs/>
+          <w:color w:val="0070C0"/>
+          <w:lang w:val="fr-FR"/>
+        </w:rPr>
+        <w:t>）</w:t>
+      </w:r>
+    </w:p>
+    <w:p>
+      <w:pPr>
+        <w:rPr>
+          <w:rFonts w:ascii="Times New Roman" w:hAnsi="Times New Roman" w:cs="Times New Roman"/>
+          <w:color w:val="0070C0"/>
+          <w:lang w:val="fr-FR"/>
+        </w:rPr>
+      </w:pPr>
+      <w:r>
+        <w:rPr>
+          <w:rFonts w:ascii="Segoe UI Emoji" w:hAnsi="Segoe UI Emoji" w:cs="Segoe UI Emoji"/>
           <w:color w:val="0070C0"/>
         </w:rPr>
         <w:t>👉</w:t>
@@ -5568,27 +7585,23 @@
       <w:r>
         <w:rPr>
           <w:rFonts w:ascii="Times New Roman" w:hAnsi="Times New Roman" w:cs="Times New Roman"/>
-          <w:b/>
-          <w:bCs/>
-          <w:color w:val="0070C0"/>
+          <w:color w:val="0070C0"/>
+          <w:lang w:val="fr-FR"/>
         </w:rPr>
         <w:t xml:space="preserve"> </w:t>
       </w:r>
       <w:r>
         <w:rPr>
           <w:rFonts w:ascii="Times New Roman" w:hAnsi="Times New Roman" w:cs="Times New Roman"/>
-          <w:b/>
-          <w:bCs/>
-          <w:color w:val="0070C0"/>
-        </w:rPr>
-        <w:t>一般我们关注哪些变量？为什么这些变量</w:t>
-      </w:r>
-      <w:r>
-        <w:rPr>
-          <w:rFonts w:ascii="Times New Roman" w:hAnsi="Times New Roman" w:cs="Times New Roman"/>
-          <w:b/>
-          <w:bCs/>
-          <w:color w:val="0070C0"/>
+          <w:color w:val="0070C0"/>
+        </w:rPr>
+        <w:t>回答</w:t>
+      </w:r>
+      <w:r>
+        <w:rPr>
+          <w:rFonts w:ascii="Times New Roman" w:hAnsi="Times New Roman" w:cs="Times New Roman"/>
+          <w:color w:val="0070C0"/>
+          <w:lang w:val="fr-FR"/>
         </w:rPr>
         <w:t>“</w:t>
       </w:r>
@@ -5599,485 +7612,81 @@
           <w:bCs/>
           <w:color w:val="0070C0"/>
         </w:rPr>
-        <w:t>值得和</w:t>
-      </w:r>
-      <w:r>
-        <w:rPr>
-          <w:rFonts w:ascii="Times New Roman" w:hAnsi="Times New Roman" w:cs="Times New Roman"/>
-          <w:b/>
-          <w:bCs/>
-          <w:color w:val="0070C0"/>
-        </w:rPr>
-        <w:t xml:space="preserve"> GEO </w:t>
-      </w:r>
-      <w:r>
-        <w:rPr>
-          <w:rFonts w:ascii="Times New Roman" w:hAnsi="Times New Roman" w:cs="Times New Roman"/>
-          <w:b/>
-          <w:bCs/>
-          <w:color w:val="0070C0"/>
-        </w:rPr>
-        <w:t>交互</w:t>
-      </w:r>
-      <w:r>
-        <w:rPr>
-          <w:rFonts w:ascii="Times New Roman" w:hAnsi="Times New Roman" w:cs="Times New Roman"/>
-          <w:b/>
-          <w:bCs/>
-          <w:color w:val="0070C0"/>
+        <w:t>他们如何呈现自己</w:t>
+      </w:r>
+      <w:r>
+        <w:rPr>
+          <w:rFonts w:ascii="Times New Roman" w:hAnsi="Times New Roman" w:cs="Times New Roman"/>
+          <w:b/>
+          <w:bCs/>
+          <w:color w:val="0070C0"/>
+          <w:lang w:val="fr-FR"/>
+        </w:rPr>
+        <w:t xml:space="preserve"> / </w:t>
+      </w:r>
+      <w:r>
+        <w:rPr>
+          <w:rFonts w:ascii="Times New Roman" w:hAnsi="Times New Roman" w:cs="Times New Roman"/>
+          <w:b/>
+          <w:bCs/>
+          <w:color w:val="0070C0"/>
+        </w:rPr>
+        <w:t>如何进入市场</w:t>
+      </w:r>
+      <w:r>
+        <w:rPr>
+          <w:rFonts w:ascii="Times New Roman" w:hAnsi="Times New Roman" w:cs="Times New Roman"/>
+          <w:b/>
+          <w:bCs/>
+          <w:color w:val="0070C0"/>
+          <w:lang w:val="fr-FR"/>
+        </w:rPr>
+        <w:t>？</w:t>
+      </w:r>
+      <w:r>
+        <w:rPr>
+          <w:rFonts w:ascii="Times New Roman" w:hAnsi="Times New Roman" w:cs="Times New Roman"/>
+          <w:color w:val="0070C0"/>
+          <w:lang w:val="fr-FR"/>
         </w:rPr>
         <w:t>”</w:t>
       </w:r>
-      <w:r>
-        <w:rPr>
-          <w:rFonts w:ascii="Times New Roman" w:hAnsi="Times New Roman" w:cs="Times New Roman"/>
-          <w:b/>
-          <w:bCs/>
-          <w:color w:val="0070C0"/>
-        </w:rPr>
-        <w:t>？</w:t>
-      </w:r>
-    </w:p>
-    <w:p>
-      <w:pPr>
-        <w:rPr>
-          <w:rFonts w:ascii="Times New Roman" w:hAnsi="Times New Roman" w:cs="Times New Roman"/>
-          <w:color w:val="0070C0"/>
-        </w:rPr>
-      </w:pPr>
-      <w:r>
-        <w:rPr>
-          <w:rFonts w:ascii="Times New Roman" w:hAnsi="Times New Roman" w:cs="Times New Roman"/>
-          <w:color w:val="0070C0"/>
-        </w:rPr>
-        <w:t>你可以把</w:t>
-      </w:r>
-      <w:r>
-        <w:rPr>
-          <w:rFonts w:ascii="Times New Roman" w:hAnsi="Times New Roman" w:cs="Times New Roman"/>
-          <w:color w:val="0070C0"/>
-        </w:rPr>
-        <w:t xml:space="preserve"> geomarketing </w:t>
-      </w:r>
-      <w:r>
-        <w:rPr>
-          <w:rFonts w:ascii="Times New Roman" w:hAnsi="Times New Roman" w:cs="Times New Roman"/>
-          <w:color w:val="0070C0"/>
-        </w:rPr>
-        <w:t>理解为一句话：</w:t>
-      </w:r>
-    </w:p>
-    <w:p>
-      <w:pPr>
-        <w:rPr>
-          <w:rFonts w:ascii="Times New Roman" w:hAnsi="Times New Roman" w:cs="Times New Roman"/>
-          <w:color w:val="0070C0"/>
-        </w:rPr>
-      </w:pPr>
-      <w:r>
-        <w:rPr>
-          <w:rFonts w:ascii="Times New Roman" w:hAnsi="Times New Roman" w:cs="Times New Roman"/>
-          <w:b/>
-          <w:bCs/>
-          <w:color w:val="0070C0"/>
-        </w:rPr>
-        <w:t>“</w:t>
-      </w:r>
-      <w:r>
-        <w:rPr>
-          <w:rFonts w:ascii="Times New Roman" w:hAnsi="Times New Roman" w:cs="Times New Roman"/>
-          <w:b/>
-          <w:bCs/>
-          <w:color w:val="0070C0"/>
-        </w:rPr>
-        <w:t>谁（</w:t>
-      </w:r>
-      <w:r>
-        <w:rPr>
-          <w:rFonts w:ascii="Times New Roman" w:hAnsi="Times New Roman" w:cs="Times New Roman"/>
-          <w:b/>
-          <w:bCs/>
-          <w:color w:val="0070C0"/>
-        </w:rPr>
-        <w:t>who</w:t>
-      </w:r>
-      <w:r>
-        <w:rPr>
-          <w:rFonts w:ascii="Times New Roman" w:hAnsi="Times New Roman" w:cs="Times New Roman"/>
-          <w:b/>
-          <w:bCs/>
-          <w:color w:val="0070C0"/>
-        </w:rPr>
-        <w:t>）在什么地方（</w:t>
-      </w:r>
-      <w:r>
-        <w:rPr>
-          <w:rFonts w:ascii="Times New Roman" w:hAnsi="Times New Roman" w:cs="Times New Roman"/>
-          <w:b/>
-          <w:bCs/>
-          <w:color w:val="0070C0"/>
-        </w:rPr>
-        <w:t>where</w:t>
-      </w:r>
-      <w:r>
-        <w:rPr>
-          <w:rFonts w:ascii="Times New Roman" w:hAnsi="Times New Roman" w:cs="Times New Roman"/>
-          <w:b/>
-          <w:bCs/>
-          <w:color w:val="0070C0"/>
-        </w:rPr>
-        <w:t>），采取了什么策略（</w:t>
-      </w:r>
-      <w:r>
-        <w:rPr>
-          <w:rFonts w:ascii="Times New Roman" w:hAnsi="Times New Roman" w:cs="Times New Roman"/>
-          <w:b/>
-          <w:bCs/>
-          <w:color w:val="0070C0"/>
-        </w:rPr>
-        <w:t>how</w:t>
-      </w:r>
-      <w:r>
-        <w:rPr>
-          <w:rFonts w:ascii="Times New Roman" w:hAnsi="Times New Roman" w:cs="Times New Roman"/>
-          <w:b/>
-          <w:bCs/>
-          <w:color w:val="0070C0"/>
-        </w:rPr>
-        <w:t>），并带来了什么结果（</w:t>
-      </w:r>
-      <w:r>
-        <w:rPr>
-          <w:rFonts w:ascii="Times New Roman" w:hAnsi="Times New Roman" w:cs="Times New Roman"/>
-          <w:b/>
-          <w:bCs/>
-          <w:color w:val="0070C0"/>
-        </w:rPr>
-        <w:t>outcome</w:t>
-      </w:r>
-      <w:r>
-        <w:rPr>
-          <w:rFonts w:ascii="Times New Roman" w:hAnsi="Times New Roman" w:cs="Times New Roman"/>
-          <w:b/>
-          <w:bCs/>
-          <w:color w:val="0070C0"/>
-        </w:rPr>
-        <w:t>）？</w:t>
-      </w:r>
-      <w:r>
-        <w:rPr>
-          <w:rFonts w:ascii="Times New Roman" w:hAnsi="Times New Roman" w:cs="Times New Roman"/>
-          <w:b/>
-          <w:bCs/>
-          <w:color w:val="0070C0"/>
-        </w:rPr>
-        <w:t>”</w:t>
-      </w:r>
-    </w:p>
-    <w:p>
-      <w:pPr>
-        <w:rPr>
-          <w:rFonts w:ascii="Times New Roman" w:hAnsi="Times New Roman" w:cs="Times New Roman"/>
-          <w:color w:val="0070C0"/>
-        </w:rPr>
-      </w:pPr>
-      <w:r>
-        <w:rPr>
-          <w:rFonts w:ascii="Times New Roman" w:hAnsi="Times New Roman" w:cs="Times New Roman"/>
-          <w:color w:val="0070C0"/>
-        </w:rPr>
-        <w:t>在</w:t>
-      </w:r>
-      <w:r>
-        <w:rPr>
-          <w:rFonts w:ascii="Times New Roman" w:hAnsi="Times New Roman" w:cs="Times New Roman"/>
-          <w:color w:val="0070C0"/>
-        </w:rPr>
-        <w:t xml:space="preserve"> Airbnb / JO / self-presentation </w:t>
-      </w:r>
-      <w:r>
-        <w:rPr>
-          <w:rFonts w:ascii="Times New Roman" w:hAnsi="Times New Roman" w:cs="Times New Roman"/>
-          <w:color w:val="0070C0"/>
-        </w:rPr>
-        <w:t>的语境里，变量可以清楚地分成</w:t>
-      </w:r>
-      <w:r>
-        <w:rPr>
-          <w:rFonts w:ascii="Times New Roman" w:hAnsi="Times New Roman" w:cs="Times New Roman"/>
-          <w:color w:val="0070C0"/>
-        </w:rPr>
-        <w:t xml:space="preserve"> </w:t>
-      </w:r>
-      <w:r>
-        <w:rPr>
-          <w:rFonts w:ascii="Times New Roman" w:hAnsi="Times New Roman" w:cs="Times New Roman"/>
-          <w:b/>
-          <w:bCs/>
-          <w:color w:val="0070C0"/>
-        </w:rPr>
-        <w:t xml:space="preserve">4 </w:t>
-      </w:r>
-      <w:r>
-        <w:rPr>
-          <w:rFonts w:ascii="Times New Roman" w:hAnsi="Times New Roman" w:cs="Times New Roman"/>
-          <w:b/>
-          <w:bCs/>
-          <w:color w:val="0070C0"/>
-        </w:rPr>
-        <w:t>大类</w:t>
-      </w:r>
-      <w:r>
-        <w:rPr>
-          <w:rFonts w:ascii="Times New Roman" w:hAnsi="Times New Roman" w:cs="Times New Roman"/>
-          <w:color w:val="0070C0"/>
-        </w:rPr>
-        <w:t xml:space="preserve"> </w:t>
-      </w:r>
-      <w:r>
-        <w:rPr>
-          <w:rFonts w:ascii="Segoe UI Emoji" w:hAnsi="Segoe UI Emoji" w:cs="Segoe UI Emoji"/>
-          <w:color w:val="0070C0"/>
-        </w:rPr>
-        <w:t>👇</w:t>
-      </w:r>
-    </w:p>
-    <w:p>
-      <w:pPr>
-        <w:rPr>
-          <w:rFonts w:ascii="Times New Roman" w:hAnsi="Times New Roman" w:cs="Times New Roman"/>
-        </w:rPr>
-      </w:pPr>
-    </w:p>
-    <w:p>
-      <w:pPr>
-        <w:rPr>
-          <w:rFonts w:ascii="Times New Roman" w:hAnsi="Times New Roman" w:cs="Times New Roman"/>
-        </w:rPr>
-      </w:pPr>
-    </w:p>
-    <w:p>
-      <w:pPr>
-        <w:rPr>
-          <w:rFonts w:ascii="Times New Roman" w:hAnsi="Times New Roman" w:cs="Times New Roman"/>
-        </w:rPr>
-      </w:pPr>
-    </w:p>
-    <w:p>
-      <w:pPr>
-        <w:rPr>
-          <w:rFonts w:ascii="Times New Roman" w:hAnsi="Times New Roman" w:cs="Times New Roman"/>
-        </w:rPr>
-      </w:pPr>
-    </w:p>
-    <w:p>
-      <w:pPr>
-        <w:rPr>
-          <w:rFonts w:ascii="Times New Roman" w:hAnsi="Times New Roman" w:cs="Times New Roman"/>
-        </w:rPr>
-      </w:pPr>
-      <w:r>
-        <w:rPr>
-          <w:rFonts w:ascii="Times New Roman" w:hAnsi="Times New Roman" w:cs="Times New Roman"/>
-        </w:rPr>
-        <w:t>E</w:t>
-      </w:r>
-      <w:r>
-        <w:rPr>
-          <w:rFonts w:ascii="Times New Roman" w:hAnsi="Times New Roman" w:cs="Times New Roman" w:hint="eastAsia"/>
-        </w:rPr>
-        <w:t xml:space="preserve">lse </w:t>
-      </w:r>
-      <w:r>
-        <w:rPr>
-          <w:rFonts w:ascii="Times New Roman" w:hAnsi="Times New Roman" w:cs="Times New Roman" w:hint="eastAsia"/>
+    </w:p>
+    <w:p>
+      <w:pPr>
+        <w:rPr>
+          <w:rFonts w:ascii="Times New Roman" w:hAnsi="Times New Roman" w:cs="Times New Roman"/>
+          <w:color w:val="0070C0"/>
+        </w:rPr>
+      </w:pPr>
+      <w:r>
+        <w:rPr>
+          <w:rFonts w:ascii="Times New Roman" w:hAnsi="Times New Roman" w:cs="Times New Roman"/>
+          <w:color w:val="0070C0"/>
+        </w:rPr>
+        <w:t>这是你项目</w:t>
+      </w:r>
+      <w:r>
+        <w:rPr>
+          <w:rFonts w:ascii="Times New Roman" w:hAnsi="Times New Roman" w:cs="Times New Roman"/>
+          <w:b/>
+          <w:bCs/>
+          <w:color w:val="0070C0"/>
+        </w:rPr>
+        <w:t>最强的一块</w:t>
+      </w:r>
+      <w:r>
+        <w:rPr>
+          <w:rFonts w:ascii="Times New Roman" w:hAnsi="Times New Roman" w:cs="Times New Roman"/>
+          <w:color w:val="0070C0"/>
         </w:rPr>
         <w:t>：</w:t>
-      </w:r>
-      <w:r>
-        <w:rPr>
-          <w:rFonts w:ascii="Times New Roman" w:hAnsi="Times New Roman" w:cs="Times New Roman" w:hint="eastAsia"/>
-          <w:lang w:val="fr-FR"/>
-        </w:rPr>
-        <w:t>新房东是否于就房东产生了竞争</w:t>
-      </w:r>
-      <w:r>
-        <w:rPr>
-          <w:rFonts w:ascii="Times New Roman" w:hAnsi="Times New Roman" w:cs="Times New Roman" w:hint="eastAsia"/>
-        </w:rPr>
-        <w:t>？</w:t>
-      </w:r>
-      <w:r>
-        <w:rPr>
-          <w:rFonts w:ascii="Times New Roman" w:hAnsi="Times New Roman" w:cs="Times New Roman" w:hint="eastAsia"/>
-          <w:lang w:val="fr-FR"/>
-        </w:rPr>
-        <w:t>就房东的平均收益下降</w:t>
-      </w:r>
-      <w:r>
-        <w:rPr>
-          <w:rFonts w:ascii="Times New Roman" w:hAnsi="Times New Roman" w:cs="Times New Roman" w:hint="eastAsia"/>
-        </w:rPr>
-        <w:t>？</w:t>
-      </w:r>
-    </w:p>
-    <w:p>
-      <w:pPr>
-        <w:rPr>
-          <w:rFonts w:ascii="Times New Roman" w:hAnsi="Times New Roman" w:cs="Times New Roman"/>
-        </w:rPr>
-      </w:pPr>
-    </w:p>
-    <w:p>
-      <w:pPr>
-        <w:rPr>
-          <w:rFonts w:ascii="Times New Roman" w:hAnsi="Times New Roman" w:cs="Times New Roman"/>
-        </w:rPr>
-      </w:pPr>
-    </w:p>
-    <w:p>
-      <w:pPr>
-        <w:pStyle w:val="2"/>
-        <w:rPr>
-          <w:rFonts w:hint="eastAsia"/>
-        </w:rPr>
-      </w:pPr>
-      <w:r>
-        <w:t>Pic :</w:t>
-      </w:r>
-    </w:p>
-    <w:p>
-      <w:pPr>
-        <w:rPr>
-          <w:rFonts w:ascii="Times New Roman" w:hAnsi="Times New Roman" w:cs="Times New Roman"/>
-        </w:rPr>
-      </w:pPr>
-      <w:r>
-        <w:rPr>
-          <w:rFonts w:ascii="Times New Roman" w:hAnsi="Times New Roman" w:cs="Times New Roman"/>
-        </w:rPr>
-        <w:t>Is_default_pic :1/0</w:t>
-      </w:r>
-    </w:p>
-    <w:p>
-      <w:pPr>
-        <w:rPr>
-          <w:rFonts w:ascii="Times New Roman" w:hAnsi="Times New Roman" w:cs="Times New Roman"/>
-        </w:rPr>
-      </w:pPr>
-      <w:r>
-        <w:rPr>
-          <w:rFonts w:ascii="Times New Roman" w:hAnsi="Times New Roman" w:cs="Times New Roman"/>
-        </w:rPr>
-        <w:t>Has_person : 1/0</w:t>
-      </w:r>
-    </w:p>
-    <w:p>
-      <w:pPr>
-        <w:rPr>
-          <w:rFonts w:ascii="Times New Roman" w:hAnsi="Times New Roman" w:cs="Times New Roman"/>
-        </w:rPr>
-      </w:pPr>
-      <w:r>
-        <w:rPr>
-          <w:rFonts w:ascii="Times New Roman" w:hAnsi="Times New Roman" w:cs="Times New Roman"/>
-        </w:rPr>
-        <w:t>Type : lifestyle/pro/UNK</w:t>
-      </w:r>
-    </w:p>
-    <w:p>
-      <w:pPr>
-        <w:rPr>
-          <w:rFonts w:ascii="Times New Roman" w:hAnsi="Times New Roman" w:cs="Times New Roman"/>
-        </w:rPr>
-      </w:pPr>
-      <w:r>
-        <w:rPr>
-          <w:rFonts w:ascii="Times New Roman" w:hAnsi="Times New Roman" w:cs="Times New Roman"/>
-        </w:rPr>
-        <w:t>Is_smiling :1/0</w:t>
-      </w:r>
-    </w:p>
-    <w:p>
-      <w:pPr>
-        <w:rPr>
-          <w:rFonts w:ascii="Times New Roman" w:hAnsi="Times New Roman" w:cs="Times New Roman"/>
-          <w:lang w:val="fr-FR"/>
-        </w:rPr>
-      </w:pPr>
-      <w:r>
-        <w:rPr>
-          <w:rFonts w:ascii="Times New Roman" w:hAnsi="Times New Roman" w:cs="Times New Roman"/>
-          <w:lang w:val="fr-FR"/>
-        </w:rPr>
-        <w:t>High_quality : 1/0</w:t>
-      </w:r>
-    </w:p>
-    <w:p>
-      <w:pPr>
-        <w:rPr>
-          <w:rFonts w:ascii="Times New Roman" w:hAnsi="Times New Roman" w:cs="Times New Roman"/>
-          <w:lang w:val="fr-FR"/>
-        </w:rPr>
-      </w:pPr>
-    </w:p>
-    <w:p>
-      <w:pPr>
-        <w:rPr>
-          <w:rFonts w:ascii="Times New Roman" w:hAnsi="Times New Roman" w:cs="Times New Roman"/>
-          <w:lang w:val="fr-FR"/>
-        </w:rPr>
-      </w:pPr>
-    </w:p>
-    <w:p>
-      <w:pPr>
-        <w:rPr>
-          <w:rFonts w:ascii="Times New Roman" w:hAnsi="Times New Roman" w:cs="Times New Roman"/>
-          <w:lang w:val="fr-FR"/>
-        </w:rPr>
-      </w:pPr>
-    </w:p>
-    <w:p>
-      <w:pPr>
-        <w:pStyle w:val="2"/>
-        <w:rPr>
-          <w:rFonts w:hint="eastAsia"/>
-          <w:lang w:val="fr-FR"/>
-        </w:rPr>
-      </w:pPr>
-      <w:r>
-        <w:rPr>
-          <w:rFonts w:hint="eastAsia"/>
-          <w:lang w:val="fr-FR"/>
-        </w:rPr>
-        <w:t>pratique</w:t>
-      </w:r>
-      <w:r>
-        <w:rPr>
-          <w:rFonts w:hint="eastAsia"/>
-          <w:lang w:val="fr-FR"/>
-        </w:rPr>
-        <w:t>s</w:t>
-      </w:r>
-      <w:r>
-        <w:rPr>
-          <w:lang w:val="fr-FR"/>
-        </w:rPr>
-        <w:t>:</w:t>
       </w:r>
     </w:p>
     <w:tbl>
       <w:tblPr>
         <w:tblW w:w="0" w:type="auto"/>
         <w:tblCellSpacing w:w="15" w:type="dxa"/>
-        <w:tblBorders>
-          <w:top w:val="single" w:sz="4" w:space="0" w:color="auto"/>
-          <w:left w:val="single" w:sz="4" w:space="0" w:color="auto"/>
-          <w:bottom w:val="single" w:sz="4" w:space="0" w:color="auto"/>
-          <w:right w:val="single" w:sz="4" w:space="0" w:color="auto"/>
-          <w:insideH w:val="single" w:sz="4" w:space="0" w:color="auto"/>
-          <w:insideV w:val="single" w:sz="4" w:space="0" w:color="auto"/>
-        </w:tblBorders>
         <w:tblCellMar>
           <w:top w:w="15" w:type="dxa"/>
           <w:left w:w="15" w:type="dxa"/>
@@ -6087,9 +7696,8 @@
         <w:tblLook w:val="04A0" w:firstRow="1" w:lastRow="0" w:firstColumn="1" w:lastColumn="0" w:noHBand="0" w:noVBand="1"/>
       </w:tblPr>
       <w:tblGrid>
-        <w:gridCol w:w="971"/>
-        <w:gridCol w:w="1180"/>
-        <w:gridCol w:w="2075"/>
+        <w:gridCol w:w="3833"/>
+        <w:gridCol w:w="2532"/>
       </w:tblGrid>
       <w:tr>
         <w:trPr>
@@ -6118,7 +7726,7 @@
                 <w:bCs/>
                 <w:color w:val="0070C0"/>
               </w:rPr>
-              <w:t>predicate</w:t>
+              <w:t>变量</w:t>
             </w:r>
           </w:p>
         </w:tc>
@@ -6145,32 +7753,6 @@
                 <w:color w:val="0070C0"/>
               </w:rPr>
               <w:t>含义</w:t>
-            </w:r>
-          </w:p>
-        </w:tc>
-        <w:tc>
-          <w:tcPr>
-            <w:tcW w:w="0" w:type="auto"/>
-            <w:vAlign w:val="center"/>
-            <w:hideMark/>
-          </w:tcPr>
-          <w:p>
-            <w:pPr>
-              <w:rPr>
-                <w:rFonts w:ascii="Times New Roman" w:hAnsi="Times New Roman" w:cs="Times New Roman"/>
-                <w:b/>
-                <w:bCs/>
-                <w:color w:val="0070C0"/>
-              </w:rPr>
-            </w:pPr>
-            <w:r>
-              <w:rPr>
-                <w:rFonts w:ascii="Times New Roman" w:hAnsi="Times New Roman" w:cs="Times New Roman"/>
-                <w:b/>
-                <w:bCs/>
-                <w:color w:val="0070C0"/>
-              </w:rPr>
-              <w:t>使用场景</w:t>
             </w:r>
           </w:p>
         </w:tc>
@@ -6192,13 +7774,15 @@
                 <w:color w:val="0070C0"/>
               </w:rPr>
             </w:pPr>
-            <w:r>
-              <w:rPr>
-                <w:rFonts w:ascii="Times New Roman" w:hAnsi="Times New Roman" w:cs="Times New Roman"/>
-                <w:color w:val="0070C0"/>
-              </w:rPr>
-              <w:t>within</w:t>
-            </w:r>
+            <w:proofErr w:type="spellStart"/>
+            <w:r>
+              <w:rPr>
+                <w:rFonts w:ascii="Times New Roman" w:hAnsi="Times New Roman" w:cs="Times New Roman"/>
+                <w:color w:val="0070C0"/>
+              </w:rPr>
+              <w:t>host_about_changed</w:t>
+            </w:r>
+            <w:proofErr w:type="spellEnd"/>
           </w:p>
         </w:tc>
         <w:tc>
@@ -6219,29 +7803,14 @@
                 <w:rFonts w:ascii="Times New Roman" w:hAnsi="Times New Roman" w:cs="Times New Roman"/>
                 <w:color w:val="0070C0"/>
               </w:rPr>
-              <w:t>点在面内</w:t>
-            </w:r>
-          </w:p>
-        </w:tc>
-        <w:tc>
-          <w:tcPr>
-            <w:tcW w:w="0" w:type="auto"/>
-            <w:vAlign w:val="center"/>
-            <w:hideMark/>
-          </w:tcPr>
-          <w:p>
-            <w:pPr>
-              <w:rPr>
-                <w:rFonts w:ascii="Times New Roman" w:hAnsi="Times New Roman" w:cs="Times New Roman"/>
-                <w:color w:val="0070C0"/>
-              </w:rPr>
-            </w:pPr>
-            <w:r>
-              <w:rPr>
-                <w:rFonts w:ascii="Times New Roman" w:hAnsi="Times New Roman" w:cs="Times New Roman"/>
-                <w:color w:val="0070C0"/>
-              </w:rPr>
-              <w:t>房源属于哪个行政区</w:t>
+              <w:t xml:space="preserve">bio </w:t>
+            </w:r>
+            <w:r>
+              <w:rPr>
+                <w:rFonts w:ascii="Times New Roman" w:hAnsi="Times New Roman" w:cs="Times New Roman"/>
+                <w:color w:val="0070C0"/>
+              </w:rPr>
+              <w:t>是否改变</w:t>
             </w:r>
           </w:p>
         </w:tc>
@@ -6263,13 +7832,16 @@
                 <w:color w:val="0070C0"/>
               </w:rPr>
             </w:pPr>
-            <w:r>
-              <w:rPr>
-                <w:rFonts w:ascii="Times New Roman" w:hAnsi="Times New Roman" w:cs="Times New Roman"/>
-                <w:color w:val="0070C0"/>
-              </w:rPr>
-              <w:t>contains</w:t>
-            </w:r>
+            <w:proofErr w:type="spellStart"/>
+            <w:r>
+              <w:rPr>
+                <w:rFonts w:ascii="Times New Roman" w:hAnsi="Times New Roman" w:cs="Times New Roman"/>
+                <w:color w:val="0070C0"/>
+              </w:rPr>
+              <w:lastRenderedPageBreak/>
+              <w:t>host_picture_url_changed</w:t>
+            </w:r>
+            <w:proofErr w:type="spellEnd"/>
           </w:p>
         </w:tc>
         <w:tc>
@@ -6290,43 +7862,7 @@
                 <w:rFonts w:ascii="Times New Roman" w:hAnsi="Times New Roman" w:cs="Times New Roman"/>
                 <w:color w:val="0070C0"/>
               </w:rPr>
-              <w:t>面包含点</w:t>
-            </w:r>
-          </w:p>
-        </w:tc>
-        <w:tc>
-          <w:tcPr>
-            <w:tcW w:w="0" w:type="auto"/>
-            <w:vAlign w:val="center"/>
-            <w:hideMark/>
-          </w:tcPr>
-          <w:p>
-            <w:pPr>
-              <w:rPr>
-                <w:rFonts w:ascii="Times New Roman" w:hAnsi="Times New Roman" w:cs="Times New Roman"/>
-                <w:color w:val="0070C0"/>
-              </w:rPr>
-            </w:pPr>
-            <w:r>
-              <w:rPr>
-                <w:rFonts w:ascii="Times New Roman" w:hAnsi="Times New Roman" w:cs="Times New Roman"/>
-                <w:color w:val="0070C0"/>
-              </w:rPr>
-              <w:t>和</w:t>
-            </w:r>
-            <w:r>
-              <w:rPr>
-                <w:rFonts w:ascii="Times New Roman" w:hAnsi="Times New Roman" w:cs="Times New Roman"/>
-                <w:color w:val="0070C0"/>
-              </w:rPr>
-              <w:t xml:space="preserve"> within </w:t>
-            </w:r>
-            <w:r>
-              <w:rPr>
-                <w:rFonts w:ascii="Times New Roman" w:hAnsi="Times New Roman" w:cs="Times New Roman"/>
-                <w:color w:val="0070C0"/>
-              </w:rPr>
-              <w:t>反过来</w:t>
+              <w:t>照片是否改变</w:t>
             </w:r>
           </w:p>
         </w:tc>
@@ -6348,13 +7884,15 @@
                 <w:color w:val="0070C0"/>
               </w:rPr>
             </w:pPr>
-            <w:r>
-              <w:rPr>
-                <w:rFonts w:ascii="Times New Roman" w:hAnsi="Times New Roman" w:cs="Times New Roman"/>
-                <w:color w:val="0070C0"/>
-              </w:rPr>
-              <w:t>intersects</w:t>
-            </w:r>
+            <w:proofErr w:type="spellStart"/>
+            <w:r>
+              <w:rPr>
+                <w:rFonts w:ascii="Times New Roman" w:hAnsi="Times New Roman" w:cs="Times New Roman"/>
+                <w:color w:val="0070C0"/>
+              </w:rPr>
+              <w:t>sp_changed</w:t>
+            </w:r>
+            <w:proofErr w:type="spellEnd"/>
           </w:p>
         </w:tc>
         <w:tc>
@@ -6375,29 +7913,14 @@
                 <w:rFonts w:ascii="Times New Roman" w:hAnsi="Times New Roman" w:cs="Times New Roman"/>
                 <w:color w:val="0070C0"/>
               </w:rPr>
-              <w:t>有任何接触</w:t>
-            </w:r>
-          </w:p>
-        </w:tc>
-        <w:tc>
-          <w:tcPr>
-            <w:tcW w:w="0" w:type="auto"/>
-            <w:vAlign w:val="center"/>
-            <w:hideMark/>
-          </w:tcPr>
-          <w:p>
-            <w:pPr>
-              <w:rPr>
-                <w:rFonts w:ascii="Times New Roman" w:hAnsi="Times New Roman" w:cs="Times New Roman"/>
-                <w:color w:val="0070C0"/>
-              </w:rPr>
-            </w:pPr>
-            <w:r>
-              <w:rPr>
-                <w:rFonts w:ascii="Times New Roman" w:hAnsi="Times New Roman" w:cs="Times New Roman"/>
-                <w:color w:val="0070C0"/>
-              </w:rPr>
-              <w:t>容错大，边界也算</w:t>
+              <w:t xml:space="preserve">self-presentation </w:t>
+            </w:r>
+            <w:r>
+              <w:rPr>
+                <w:rFonts w:ascii="Times New Roman" w:hAnsi="Times New Roman" w:cs="Times New Roman"/>
+                <w:color w:val="0070C0"/>
+              </w:rPr>
+              <w:t>是否变化</w:t>
             </w:r>
           </w:p>
         </w:tc>
@@ -6424,7 +7947,14 @@
                 <w:rFonts w:ascii="Times New Roman" w:hAnsi="Times New Roman" w:cs="Times New Roman"/>
                 <w:color w:val="0070C0"/>
               </w:rPr>
-              <w:t>touches</w:t>
+              <w:t>你构建的</w:t>
+            </w:r>
+            <w:r>
+              <w:rPr>
+                <w:rFonts w:ascii="Times New Roman" w:hAnsi="Times New Roman" w:cs="Times New Roman"/>
+                <w:color w:val="0070C0"/>
+              </w:rPr>
+              <w:t xml:space="preserve"> photo type / lifestyle / headshot</w:t>
             </w:r>
           </w:p>
         </w:tc>
@@ -6446,100 +7976,7 @@
                 <w:rFonts w:ascii="Times New Roman" w:hAnsi="Times New Roman" w:cs="Times New Roman"/>
                 <w:color w:val="0070C0"/>
               </w:rPr>
-              <w:t>只接触边界</w:t>
-            </w:r>
-          </w:p>
-        </w:tc>
-        <w:tc>
-          <w:tcPr>
-            <w:tcW w:w="0" w:type="auto"/>
-            <w:vAlign w:val="center"/>
-            <w:hideMark/>
-          </w:tcPr>
-          <w:p>
-            <w:pPr>
-              <w:rPr>
-                <w:rFonts w:ascii="Times New Roman" w:hAnsi="Times New Roman" w:cs="Times New Roman"/>
-                <w:color w:val="0070C0"/>
-              </w:rPr>
-            </w:pPr>
-            <w:r>
-              <w:rPr>
-                <w:rFonts w:ascii="Times New Roman" w:hAnsi="Times New Roman" w:cs="Times New Roman"/>
-                <w:color w:val="0070C0"/>
-              </w:rPr>
-              <w:t>很少用</w:t>
-            </w:r>
-          </w:p>
-        </w:tc>
-      </w:tr>
-      <w:tr>
-        <w:trPr>
-          <w:tblCellSpacing w:w="15" w:type="dxa"/>
-        </w:trPr>
-        <w:tc>
-          <w:tcPr>
-            <w:tcW w:w="0" w:type="auto"/>
-            <w:vAlign w:val="center"/>
-            <w:hideMark/>
-          </w:tcPr>
-          <w:p>
-            <w:pPr>
-              <w:rPr>
-                <w:rFonts w:ascii="Times New Roman" w:hAnsi="Times New Roman" w:cs="Times New Roman"/>
-                <w:color w:val="0070C0"/>
-              </w:rPr>
-            </w:pPr>
-            <w:r>
-              <w:rPr>
-                <w:rFonts w:ascii="Times New Roman" w:hAnsi="Times New Roman" w:cs="Times New Roman"/>
-                <w:color w:val="0070C0"/>
-              </w:rPr>
-              <w:t>overlaps</w:t>
-            </w:r>
-          </w:p>
-        </w:tc>
-        <w:tc>
-          <w:tcPr>
-            <w:tcW w:w="0" w:type="auto"/>
-            <w:vAlign w:val="center"/>
-            <w:hideMark/>
-          </w:tcPr>
-          <w:p>
-            <w:pPr>
-              <w:rPr>
-                <w:rFonts w:ascii="Times New Roman" w:hAnsi="Times New Roman" w:cs="Times New Roman"/>
-                <w:color w:val="0070C0"/>
-              </w:rPr>
-            </w:pPr>
-            <w:r>
-              <w:rPr>
-                <w:rFonts w:ascii="Times New Roman" w:hAnsi="Times New Roman" w:cs="Times New Roman"/>
-                <w:color w:val="0070C0"/>
-              </w:rPr>
-              <w:t>部分重叠</w:t>
-            </w:r>
-          </w:p>
-        </w:tc>
-        <w:tc>
-          <w:tcPr>
-            <w:tcW w:w="0" w:type="auto"/>
-            <w:vAlign w:val="center"/>
-            <w:hideMark/>
-          </w:tcPr>
-          <w:p>
-            <w:pPr>
-              <w:rPr>
-                <w:rFonts w:ascii="Times New Roman" w:hAnsi="Times New Roman" w:cs="Times New Roman"/>
-                <w:color w:val="0070C0"/>
-              </w:rPr>
-            </w:pPr>
-            <w:r>
-              <w:rPr>
-                <w:rFonts w:ascii="Times New Roman" w:hAnsi="Times New Roman" w:cs="Times New Roman"/>
-                <w:color w:val="0070C0"/>
-              </w:rPr>
-              <w:t>面对面</w:t>
+              <w:t>视觉策略</w:t>
             </w:r>
           </w:p>
         </w:tc>
@@ -6549,179 +7986,2049 @@
       <w:pPr>
         <w:rPr>
           <w:rFonts w:ascii="Times New Roman" w:hAnsi="Times New Roman" w:cs="Times New Roman"/>
-          <w:lang w:val="fr-FR"/>
-        </w:rPr>
-      </w:pPr>
-    </w:p>
-    <w:p>
-      <w:pPr>
-        <w:rPr>
-          <w:rFonts w:ascii="Times New Roman" w:hAnsi="Times New Roman" w:cs="Times New Roman"/>
-        </w:rPr>
-      </w:pPr>
-      <w:r>
-        <w:rPr>
-          <w:rFonts w:ascii="Times New Roman" w:hAnsi="Times New Roman" w:cs="Times New Roman"/>
-        </w:rPr>
-        <w:t xml:space="preserve">  within </w:t>
-      </w:r>
-      <w:r>
-        <w:rPr>
-          <w:rFonts w:ascii="Times New Roman" w:hAnsi="Times New Roman" w:cs="Times New Roman"/>
-          <w:b/>
-          <w:bCs/>
-        </w:rPr>
-        <w:t>不包含边界点</w:t>
-      </w:r>
-    </w:p>
-    <w:p>
-      <w:pPr>
-        <w:rPr>
-          <w:rFonts w:ascii="Times New Roman" w:hAnsi="Times New Roman" w:cs="Times New Roman"/>
-        </w:rPr>
-      </w:pPr>
-      <w:r>
-        <w:rPr>
-          <w:rFonts w:ascii="Times New Roman" w:hAnsi="Times New Roman" w:cs="Times New Roman"/>
-        </w:rPr>
-        <w:t xml:space="preserve">  </w:t>
-      </w:r>
-      <w:r>
-        <w:rPr>
-          <w:rFonts w:ascii="Times New Roman" w:hAnsi="Times New Roman" w:cs="Times New Roman"/>
-        </w:rPr>
-        <w:t>如果点刚好在多边形边界上，可能匹配不到</w:t>
-      </w:r>
-    </w:p>
-    <w:p>
-      <w:pPr>
-        <w:rPr>
-          <w:rFonts w:ascii="Times New Roman" w:hAnsi="Times New Roman" w:cs="Times New Roman"/>
-        </w:rPr>
-      </w:pPr>
-      <w:r>
-        <w:rPr>
-          <w:rFonts w:ascii="Times New Roman" w:hAnsi="Times New Roman" w:cs="Times New Roman"/>
-        </w:rPr>
-        <w:t>如果你担心边界问题，可以用：</w:t>
-      </w:r>
-    </w:p>
-    <w:p>
-      <w:pPr>
-        <w:rPr>
-          <w:rFonts w:ascii="Times New Roman" w:hAnsi="Times New Roman" w:cs="Times New Roman"/>
-          <w:lang w:val="fr-FR"/>
-        </w:rPr>
-      </w:pPr>
-      <w:r>
-        <w:rPr>
-          <w:rFonts w:ascii="Times New Roman" w:hAnsi="Times New Roman" w:cs="Times New Roman" w:hint="eastAsia"/>
+          <w:color w:val="0070C0"/>
+          <w:lang w:val="fr-FR"/>
+        </w:rPr>
+      </w:pPr>
+    </w:p>
+    <w:p>
+      <w:pPr>
+        <w:rPr>
+          <w:rFonts w:ascii="Times New Roman" w:hAnsi="Times New Roman" w:cs="Times New Roman"/>
+          <w:lang w:val="fr-FR"/>
+        </w:rPr>
+      </w:pPr>
+    </w:p>
+    <w:p>
+      <w:pPr>
+        <w:rPr>
+          <w:rFonts w:ascii="Times New Roman" w:hAnsi="Times New Roman" w:cs="Times New Roman"/>
+          <w:lang w:val="fr-FR"/>
+        </w:rPr>
+      </w:pPr>
+    </w:p>
+    <w:p>
+      <w:pPr>
+        <w:rPr>
+          <w:rFonts w:ascii="Times New Roman" w:hAnsi="Times New Roman" w:cs="Times New Roman"/>
+        </w:rPr>
+      </w:pPr>
+    </w:p>
+    <w:p>
+      <w:pPr>
+        <w:rPr>
+          <w:rFonts w:ascii="Times New Roman" w:hAnsi="Times New Roman" w:cs="Times New Roman"/>
+        </w:rPr>
+      </w:pPr>
+    </w:p>
+    <w:p>
+      <w:pPr>
+        <w:rPr>
+          <w:rFonts w:ascii="Times New Roman" w:hAnsi="Times New Roman" w:cs="Times New Roman"/>
+        </w:rPr>
+      </w:pPr>
+      <w:r>
+        <w:rPr>
+          <w:rFonts w:ascii="Times New Roman" w:hAnsi="Times New Roman" w:cs="Times New Roman"/>
+        </w:rPr>
+        <w:t>E</w:t>
+      </w:r>
+      <w:r>
+        <w:rPr>
+          <w:rFonts w:ascii="Times New Roman" w:hAnsi="Times New Roman" w:cs="Times New Roman" w:hint="eastAsia"/>
+        </w:rPr>
+        <w:t xml:space="preserve">lse </w:t>
+      </w:r>
+      <w:r>
+        <w:rPr>
+          <w:rFonts w:ascii="Times New Roman" w:hAnsi="Times New Roman" w:cs="Times New Roman" w:hint="eastAsia"/>
+        </w:rPr>
+        <w:t>：</w:t>
+      </w:r>
+      <w:r>
+        <w:rPr>
+          <w:rFonts w:ascii="Times New Roman" w:hAnsi="Times New Roman" w:cs="Times New Roman" w:hint="eastAsia"/>
+          <w:lang w:val="fr-FR"/>
+        </w:rPr>
+        <w:t>新房东是否于就房东产生了竞争</w:t>
+      </w:r>
+      <w:r>
+        <w:rPr>
+          <w:rFonts w:ascii="Times New Roman" w:hAnsi="Times New Roman" w:cs="Times New Roman" w:hint="eastAsia"/>
+        </w:rPr>
+        <w:t>？</w:t>
+      </w:r>
+      <w:r>
+        <w:rPr>
+          <w:rFonts w:ascii="Times New Roman" w:hAnsi="Times New Roman" w:cs="Times New Roman" w:hint="eastAsia"/>
+          <w:lang w:val="fr-FR"/>
+        </w:rPr>
+        <w:t>就房东的平均收益下降</w:t>
+      </w:r>
+      <w:r>
+        <w:rPr>
+          <w:rFonts w:ascii="Times New Roman" w:hAnsi="Times New Roman" w:cs="Times New Roman" w:hint="eastAsia"/>
+        </w:rPr>
+        <w:t>？</w:t>
+      </w:r>
+    </w:p>
+    <w:p>
+      <w:pPr>
+        <w:rPr>
+          <w:rFonts w:ascii="Times New Roman" w:hAnsi="Times New Roman" w:cs="Times New Roman"/>
+        </w:rPr>
+      </w:pPr>
+    </w:p>
+    <w:p>
+      <w:pPr>
+        <w:rPr>
+          <w:rFonts w:ascii="Times New Roman" w:hAnsi="Times New Roman" w:cs="Times New Roman"/>
+        </w:rPr>
+      </w:pPr>
+    </w:p>
+    <w:p>
+      <w:pPr>
+        <w:pStyle w:val="2"/>
+        <w:rPr>
+          <w:rFonts w:hint="eastAsia"/>
+        </w:rPr>
+      </w:pPr>
+      <w:r>
+        <w:t>Pic :</w:t>
+      </w:r>
+    </w:p>
+    <w:p>
+      <w:pPr>
+        <w:rPr>
+          <w:rFonts w:ascii="Times New Roman" w:hAnsi="Times New Roman" w:cs="Times New Roman"/>
+        </w:rPr>
+      </w:pPr>
+      <w:proofErr w:type="spellStart"/>
+      <w:r>
+        <w:rPr>
+          <w:rFonts w:ascii="Times New Roman" w:hAnsi="Times New Roman" w:cs="Times New Roman"/>
+        </w:rPr>
+        <w:t>Is_default_pic</w:t>
+      </w:r>
+      <w:proofErr w:type="spellEnd"/>
+      <w:r>
+        <w:rPr>
+          <w:rFonts w:ascii="Times New Roman" w:hAnsi="Times New Roman" w:cs="Times New Roman"/>
+        </w:rPr>
+        <w:t> :1/0</w:t>
+      </w:r>
+    </w:p>
+    <w:p>
+      <w:pPr>
+        <w:rPr>
+          <w:rFonts w:ascii="Times New Roman" w:hAnsi="Times New Roman" w:cs="Times New Roman"/>
+        </w:rPr>
+      </w:pPr>
+      <w:proofErr w:type="spellStart"/>
+      <w:r>
+        <w:rPr>
+          <w:rFonts w:ascii="Times New Roman" w:hAnsi="Times New Roman" w:cs="Times New Roman"/>
+        </w:rPr>
+        <w:t>Has_person</w:t>
+      </w:r>
+      <w:proofErr w:type="spellEnd"/>
+      <w:r>
+        <w:rPr>
+          <w:rFonts w:ascii="Times New Roman" w:hAnsi="Times New Roman" w:cs="Times New Roman"/>
+        </w:rPr>
+        <w:t> : 1/0</w:t>
+      </w:r>
+    </w:p>
+    <w:p>
+      <w:pPr>
+        <w:rPr>
+          <w:rFonts w:ascii="Times New Roman" w:hAnsi="Times New Roman" w:cs="Times New Roman"/>
+        </w:rPr>
+      </w:pPr>
+      <w:r>
+        <w:rPr>
+          <w:rFonts w:ascii="Times New Roman" w:hAnsi="Times New Roman" w:cs="Times New Roman"/>
+        </w:rPr>
+        <w:t>Type : lifestyle/pro/UNK</w:t>
+      </w:r>
+    </w:p>
+    <w:p>
+      <w:pPr>
+        <w:rPr>
+          <w:rFonts w:ascii="Times New Roman" w:hAnsi="Times New Roman" w:cs="Times New Roman"/>
+        </w:rPr>
+      </w:pPr>
+      <w:proofErr w:type="spellStart"/>
+      <w:r>
+        <w:rPr>
+          <w:rFonts w:ascii="Times New Roman" w:hAnsi="Times New Roman" w:cs="Times New Roman"/>
+        </w:rPr>
+        <w:t>Is_smiling</w:t>
+      </w:r>
+      <w:proofErr w:type="spellEnd"/>
+      <w:r>
+        <w:rPr>
+          <w:rFonts w:ascii="Times New Roman" w:hAnsi="Times New Roman" w:cs="Times New Roman"/>
+        </w:rPr>
+        <w:t> :1/0</w:t>
+      </w:r>
+    </w:p>
+    <w:p>
+      <w:pPr>
+        <w:rPr>
+          <w:rFonts w:ascii="Times New Roman" w:hAnsi="Times New Roman" w:cs="Times New Roman"/>
+          <w:lang w:val="fr-FR"/>
+        </w:rPr>
+      </w:pPr>
+      <w:proofErr w:type="spellStart"/>
+      <w:r>
+        <w:rPr>
+          <w:rFonts w:ascii="Times New Roman" w:hAnsi="Times New Roman" w:cs="Times New Roman"/>
+          <w:lang w:val="fr-FR"/>
+        </w:rPr>
+        <w:t>High_quality</w:t>
+      </w:r>
+      <w:proofErr w:type="spellEnd"/>
+      <w:r>
+        <w:rPr>
+          <w:rFonts w:ascii="Times New Roman" w:hAnsi="Times New Roman" w:cs="Times New Roman"/>
+          <w:lang w:val="fr-FR"/>
+        </w:rPr>
+        <w:t> : 1/0</w:t>
+      </w:r>
+    </w:p>
+    <w:p>
+      <w:pPr>
+        <w:rPr>
+          <w:rFonts w:ascii="Times New Roman" w:hAnsi="Times New Roman" w:cs="Times New Roman"/>
+          <w:lang w:val="fr-FR"/>
+        </w:rPr>
+      </w:pPr>
+    </w:p>
+    <w:p>
+      <w:pPr>
+        <w:rPr>
+          <w:rFonts w:ascii="Times New Roman" w:hAnsi="Times New Roman" w:cs="Times New Roman"/>
+          <w:lang w:val="fr-FR"/>
+        </w:rPr>
+      </w:pPr>
+    </w:p>
+    <w:p>
+      <w:pPr>
+        <w:rPr>
+          <w:rFonts w:ascii="Times New Roman" w:hAnsi="Times New Roman" w:cs="Times New Roman"/>
+          <w:lang w:val="fr-FR"/>
+        </w:rPr>
+      </w:pPr>
+    </w:p>
+    <w:p>
+      <w:pPr>
+        <w:rPr>
+          <w:rFonts w:ascii="Times New Roman" w:hAnsi="Times New Roman" w:cs="Times New Roman"/>
+          <w:lang w:val="fr-FR"/>
+        </w:rPr>
+      </w:pPr>
+    </w:p>
+    <w:p>
+      <w:pPr>
+        <w:rPr>
+          <w:rFonts w:ascii="Times New Roman" w:hAnsi="Times New Roman" w:cs="Times New Roman"/>
+          <w:lang w:val="fr-FR"/>
+        </w:rPr>
+      </w:pPr>
+    </w:p>
+    <w:p>
+      <w:pPr>
+        <w:rPr>
+          <w:rFonts w:ascii="Times New Roman" w:hAnsi="Times New Roman" w:cs="Times New Roman"/>
+          <w:lang w:val="fr-FR"/>
+        </w:rPr>
+      </w:pPr>
+    </w:p>
+    <w:p>
+      <w:pPr>
+        <w:rPr>
+          <w:rFonts w:ascii="Times New Roman" w:hAnsi="Times New Roman" w:cs="Times New Roman"/>
+          <w:lang w:val="fr-FR"/>
+        </w:rPr>
+      </w:pPr>
+    </w:p>
+    <w:p>
+      <w:pPr>
+        <w:rPr>
+          <w:rFonts w:ascii="Times New Roman" w:hAnsi="Times New Roman" w:cs="Times New Roman"/>
+          <w:lang w:val="fr-FR"/>
+        </w:rPr>
+      </w:pPr>
+    </w:p>
+    <w:p>
+      <w:pPr>
+        <w:rPr>
+          <w:rFonts w:ascii="Times New Roman" w:hAnsi="Times New Roman" w:cs="Times New Roman"/>
+          <w:lang w:val="fr-FR"/>
+        </w:rPr>
+      </w:pPr>
+    </w:p>
+    <w:p>
+      <w:pPr>
+        <w:rPr>
+          <w:rFonts w:ascii="Times New Roman" w:hAnsi="Times New Roman" w:cs="Times New Roman"/>
+          <w:lang w:val="fr-FR"/>
+        </w:rPr>
+      </w:pPr>
+    </w:p>
+    <w:p>
+      <w:pPr>
+        <w:pStyle w:val="1"/>
+        <w:rPr>
+          <w:rFonts w:hint="eastAsia"/>
+          <w:lang w:val="fr-FR"/>
+        </w:rPr>
+      </w:pPr>
+      <w:r>
+        <w:rPr>
+          <w:lang w:val="fr-FR"/>
+        </w:rPr>
+        <w:t>17/12/2025 :</w:t>
+      </w:r>
+    </w:p>
+    <w:p>
+      <w:pPr>
+        <w:tabs>
+          <w:tab w:val="left" w:pos="2722"/>
+        </w:tabs>
+        <w:rPr>
+          <w:rFonts w:ascii="Times New Roman" w:hAnsi="Times New Roman" w:cs="Times New Roman"/>
+          <w:lang w:val="fr-FR"/>
+        </w:rPr>
+      </w:pPr>
+      <w:r>
+        <w:rPr>
+          <w:rFonts w:ascii="Times New Roman" w:hAnsi="Times New Roman" w:cs="Times New Roman"/>
+          <w:lang w:val="fr-FR"/>
+        </w:rPr>
+        <w:t>Quoi veut dire « proche » ??</w:t>
+      </w:r>
+    </w:p>
+    <w:p>
+      <w:pPr>
+        <w:tabs>
+          <w:tab w:val="left" w:pos="2722"/>
+        </w:tabs>
+        <w:rPr>
+          <w:rFonts w:ascii="Times New Roman" w:hAnsi="Times New Roman" w:cs="Times New Roman"/>
+          <w:lang w:val="fr-FR"/>
+        </w:rPr>
+      </w:pPr>
+      <w:r>
+        <w:rPr>
+          <w:rFonts w:ascii="Times New Roman" w:hAnsi="Times New Roman" w:cs="Times New Roman"/>
+          <w:lang w:val="fr-FR"/>
+        </w:rPr>
+        <w:t>Créer des buffer autour une polygone </w:t>
+      </w:r>
+      <w:r>
+        <w:rPr>
+          <w:rFonts w:ascii="Times New Roman" w:hAnsi="Times New Roman" w:cs="Times New Roman" w:hint="eastAsia"/>
+          <w:lang w:val="fr-FR"/>
+        </w:rPr>
+        <w:t>/</w:t>
+      </w:r>
+      <w:r>
+        <w:rPr>
+          <w:rFonts w:ascii="Times New Roman" w:hAnsi="Times New Roman" w:cs="Times New Roman"/>
+          <w:lang w:val="fr-FR"/>
+        </w:rPr>
+        <w:t xml:space="preserve">un pt </w:t>
+      </w:r>
+      <w:r>
+        <w:rPr>
+          <w:rFonts w:ascii="Times New Roman" w:hAnsi="Times New Roman" w:cs="Times New Roman"/>
+          <w:lang w:val="fr-FR"/>
+        </w:rPr>
+        <w:t>!!</w:t>
+      </w:r>
+    </w:p>
+    <w:p>
+      <w:pPr>
+        <w:rPr>
+          <w:rFonts w:ascii="Times New Roman" w:hAnsi="Times New Roman" w:cs="Times New Roman"/>
+          <w:lang w:val="fr-FR"/>
+        </w:rPr>
+      </w:pPr>
+    </w:p>
+    <w:p>
+      <w:pPr>
+        <w:rPr>
+          <w:rFonts w:ascii="Times New Roman" w:hAnsi="Times New Roman" w:cs="Times New Roman"/>
+          <w:lang w:val="fr-FR"/>
+        </w:rPr>
+      </w:pPr>
+    </w:p>
+    <w:p>
+      <w:pPr>
+        <w:rPr>
+          <w:rFonts w:ascii="Times New Roman" w:hAnsi="Times New Roman" w:cs="Times New Roman"/>
+          <w:lang w:val="fr-FR"/>
+        </w:rPr>
+      </w:pPr>
+    </w:p>
+    <w:p>
+      <w:pPr>
+        <w:rPr>
+          <w:rFonts w:ascii="Times New Roman" w:hAnsi="Times New Roman" w:cs="Times New Roman"/>
+          <w:lang w:val="fr-FR"/>
+        </w:rPr>
+      </w:pPr>
+      <w:r>
+        <w:rPr>
+          <w:rFonts w:ascii="Times New Roman" w:hAnsi="Times New Roman" w:cs="Times New Roman"/>
+          <w:lang w:val="fr-FR"/>
+        </w:rPr>
+        <w:t>"Je suis comédien depuis des années et animateur auprès des personnes âgées. Actuellement souvent en déplacement. L'appartement est vraiment sympa pour un séjour ou une nuit. Montmartre, Abbesses, Moulin Rouge, Opéra, Place de Clichy, Stade de France, Théâtres, Bars, Restaurants...Tous les transports...Galerie Lafayette... Je vous propose également des forfaits sur plusieurs jours à voir ensemble, vous répond le plus rapidement possible!!</w:t>
+      </w:r>
+    </w:p>
+    <w:p>
+      <w:pPr>
+        <w:rPr>
+          <w:rFonts w:ascii="Times New Roman" w:hAnsi="Times New Roman" w:cs="Times New Roman"/>
+          <w:lang w:val="fr-FR"/>
+        </w:rPr>
+      </w:pPr>
+    </w:p>
+    <w:p>
+      <w:pPr>
+        <w:rPr>
+          <w:rFonts w:ascii="Times New Roman" w:hAnsi="Times New Roman" w:cs="Times New Roman"/>
+          <w:lang w:val="fr-FR"/>
+        </w:rPr>
+      </w:pPr>
+      <w:r>
+        <w:rPr>
+          <w:rFonts w:ascii="Times New Roman" w:hAnsi="Times New Roman" w:cs="Times New Roman"/>
+          <w:lang w:val="fr-FR"/>
+        </w:rPr>
+        <w:t>Je loue mon appartement pendant la période des JO cet été.</w:t>
+      </w:r>
+    </w:p>
+    <w:p>
+      <w:pPr>
+        <w:rPr>
+          <w:rFonts w:ascii="Times New Roman" w:hAnsi="Times New Roman" w:cs="Times New Roman"/>
+          <w:lang w:val="fr-FR"/>
+        </w:rPr>
+      </w:pPr>
+    </w:p>
+    <w:p>
+      <w:pPr>
+        <w:rPr>
+          <w:rFonts w:ascii="Times New Roman" w:hAnsi="Times New Roman" w:cs="Times New Roman"/>
+          <w:lang w:val="fr-FR"/>
+        </w:rPr>
+      </w:pPr>
+    </w:p>
+    <w:p>
+      <w:pPr>
+        <w:rPr>
+          <w:rFonts w:ascii="Times New Roman" w:hAnsi="Times New Roman" w:cs="Times New Roman"/>
+          <w:lang w:val="fr-FR"/>
+        </w:rPr>
+      </w:pPr>
+    </w:p>
+    <w:p>
+      <w:pPr>
+        <w:pStyle w:val="1"/>
+        <w:rPr>
+          <w:lang w:val="fr-FR"/>
+        </w:rPr>
+      </w:pPr>
+      <w:r>
+        <w:rPr>
+          <w:lang w:val="fr-FR"/>
+        </w:rPr>
+        <w:t>18/12/2025 :</w:t>
+      </w:r>
+    </w:p>
+    <w:p>
+      <w:pPr>
+        <w:rPr>
+          <w:rFonts w:ascii="Times New Roman" w:hAnsi="Times New Roman" w:cs="Times New Roman" w:hint="eastAsia"/>
+          <w:lang w:val="fr-FR"/>
+        </w:rPr>
+      </w:pPr>
+    </w:p>
+    <w:p>
+      <w:pPr>
+        <w:rPr>
+          <w:rFonts w:ascii="Times New Roman" w:hAnsi="Times New Roman" w:cs="Times New Roman" w:hint="eastAsia"/>
+          <w:lang w:val="fr-FR"/>
+        </w:rPr>
+      </w:pPr>
+    </w:p>
+    <w:p>
+      <w:pPr>
+        <w:rPr>
+          <w:rFonts w:ascii="Times New Roman" w:hAnsi="Times New Roman" w:cs="Times New Roman"/>
+          <w:lang w:val="fr-FR"/>
+        </w:rPr>
+      </w:pPr>
+      <w:r>
+        <w:rPr>
+          <w:rFonts w:ascii="Times New Roman" w:hAnsi="Times New Roman" w:cs="Times New Roman" w:hint="eastAsia"/>
+          <w:lang w:val="fr-FR"/>
+        </w:rPr>
+        <w:t xml:space="preserve">PB: comment </w:t>
+      </w:r>
+      <w:proofErr w:type="spellStart"/>
+      <w:r>
+        <w:rPr>
+          <w:rFonts w:ascii="Times New Roman" w:hAnsi="Times New Roman" w:cs="Times New Roman" w:hint="eastAsia"/>
+          <w:lang w:val="fr-FR"/>
+        </w:rPr>
+        <w:t>jo</w:t>
+      </w:r>
+      <w:proofErr w:type="spellEnd"/>
+      <w:r>
+        <w:rPr>
+          <w:rFonts w:ascii="Times New Roman" w:hAnsi="Times New Roman" w:cs="Times New Roman" w:hint="eastAsia"/>
+          <w:lang w:val="fr-FR"/>
+        </w:rPr>
+        <w:t xml:space="preserve"> change le </w:t>
+      </w:r>
+      <w:proofErr w:type="spellStart"/>
+      <w:r>
+        <w:rPr>
+          <w:rFonts w:ascii="Times New Roman" w:hAnsi="Times New Roman" w:cs="Times New Roman" w:hint="eastAsia"/>
+          <w:lang w:val="fr-FR"/>
+        </w:rPr>
+        <w:t>march</w:t>
+      </w:r>
+      <w:proofErr w:type="spellEnd"/>
+      <w:r>
+        <w:rPr>
+          <w:rFonts w:ascii="Times New Roman" w:hAnsi="Times New Roman" w:cs="Times New Roman" w:hint="eastAsia"/>
+          <w:lang w:val="fr-FR"/>
+        </w:rPr>
+        <w:t>é</w:t>
+      </w:r>
+      <w:r>
+        <w:rPr>
+          <w:rFonts w:ascii="Times New Roman" w:hAnsi="Times New Roman" w:cs="Times New Roman" w:hint="eastAsia"/>
+          <w:lang w:val="fr-FR"/>
+        </w:rPr>
+        <w:t xml:space="preserve"> d</w:t>
+      </w:r>
+      <w:r>
+        <w:rPr>
+          <w:rFonts w:ascii="Times New Roman" w:hAnsi="Times New Roman" w:cs="Times New Roman" w:hint="eastAsia"/>
+          <w:lang w:val="fr-FR"/>
+        </w:rPr>
+        <w:t>’</w:t>
+      </w:r>
+      <w:proofErr w:type="spellStart"/>
+      <w:r>
+        <w:rPr>
+          <w:rFonts w:ascii="Times New Roman" w:hAnsi="Times New Roman" w:cs="Times New Roman" w:hint="eastAsia"/>
+          <w:lang w:val="fr-FR"/>
+        </w:rPr>
+        <w:t>aribnb</w:t>
+      </w:r>
+      <w:proofErr w:type="spellEnd"/>
+      <w:r>
+        <w:rPr>
+          <w:rFonts w:ascii="Times New Roman" w:hAnsi="Times New Roman" w:cs="Times New Roman" w:hint="eastAsia"/>
+          <w:lang w:val="fr-FR"/>
+        </w:rPr>
+        <w:t xml:space="preserve"> ?</w:t>
+      </w:r>
+      <w:r>
+        <w:rPr>
+          <w:rFonts w:ascii="Times New Roman" w:hAnsi="Times New Roman" w:cs="Times New Roman"/>
+          <w:lang w:val="fr-FR"/>
+        </w:rPr>
+        <w:t>?</w:t>
+      </w:r>
+    </w:p>
+    <w:p>
+      <w:pPr>
+        <w:rPr>
+          <w:rFonts w:ascii="Times New Roman" w:hAnsi="Times New Roman" w:cs="Times New Roman" w:hint="eastAsia"/>
+          <w:lang w:val="fr-FR"/>
+        </w:rPr>
+      </w:pPr>
+    </w:p>
+    <w:p>
+      <w:pPr>
+        <w:rPr>
+          <w:rFonts w:ascii="Times New Roman" w:hAnsi="Times New Roman" w:cs="Times New Roman" w:hint="eastAsia"/>
+          <w:lang w:val="fr-FR"/>
+        </w:rPr>
+      </w:pPr>
+      <w:r>
+        <w:rPr>
+          <w:rFonts w:ascii="Times New Roman" w:hAnsi="Times New Roman" w:cs="Times New Roman" w:hint="eastAsia"/>
+          <w:lang w:val="fr-FR"/>
+        </w:rPr>
+        <w:t>-identifier l</w:t>
+      </w:r>
+      <w:r>
+        <w:rPr>
+          <w:rFonts w:ascii="Times New Roman" w:hAnsi="Times New Roman" w:cs="Times New Roman" w:hint="eastAsia"/>
+          <w:lang w:val="fr-FR"/>
+        </w:rPr>
+        <w:t>’</w:t>
+      </w:r>
+      <w:r>
+        <w:rPr>
+          <w:rFonts w:ascii="Times New Roman" w:hAnsi="Times New Roman" w:cs="Times New Roman" w:hint="eastAsia"/>
+          <w:lang w:val="fr-FR"/>
+        </w:rPr>
+        <w:t xml:space="preserve">effet de </w:t>
+      </w:r>
+      <w:proofErr w:type="spellStart"/>
+      <w:r>
+        <w:rPr>
+          <w:rFonts w:ascii="Times New Roman" w:hAnsi="Times New Roman" w:cs="Times New Roman" w:hint="eastAsia"/>
+          <w:lang w:val="fr-FR"/>
+        </w:rPr>
+        <w:t>jo</w:t>
+      </w:r>
+      <w:proofErr w:type="spellEnd"/>
+      <w:r>
+        <w:rPr>
+          <w:rFonts w:ascii="Times New Roman" w:hAnsi="Times New Roman" w:cs="Times New Roman" w:hint="eastAsia"/>
+          <w:lang w:val="fr-FR"/>
+        </w:rPr>
+        <w:t>, du r</w:t>
+      </w:r>
+      <w:r>
+        <w:rPr>
+          <w:rFonts w:ascii="Times New Roman" w:hAnsi="Times New Roman" w:cs="Times New Roman" w:hint="eastAsia"/>
+          <w:lang w:val="fr-FR"/>
+        </w:rPr>
+        <w:t>é</w:t>
+      </w:r>
+      <w:proofErr w:type="spellStart"/>
+      <w:r>
+        <w:rPr>
+          <w:rFonts w:ascii="Times New Roman" w:hAnsi="Times New Roman" w:cs="Times New Roman" w:hint="eastAsia"/>
+          <w:lang w:val="fr-FR"/>
+        </w:rPr>
+        <w:t>sultat</w:t>
+      </w:r>
+      <w:proofErr w:type="spellEnd"/>
+      <w:r>
+        <w:rPr>
+          <w:rFonts w:ascii="Times New Roman" w:hAnsi="Times New Roman" w:cs="Times New Roman" w:hint="eastAsia"/>
+          <w:lang w:val="fr-FR"/>
+        </w:rPr>
+        <w:t>.</w:t>
+      </w:r>
+    </w:p>
+    <w:p>
+      <w:pPr>
+        <w:rPr>
+          <w:rFonts w:ascii="Times New Roman" w:hAnsi="Times New Roman" w:cs="Times New Roman" w:hint="eastAsia"/>
+          <w:lang w:val="fr-FR"/>
+        </w:rPr>
+      </w:pPr>
+      <w:r>
+        <w:rPr>
+          <w:rFonts w:ascii="Times New Roman" w:hAnsi="Times New Roman" w:cs="Times New Roman" w:hint="eastAsia"/>
+          <w:lang w:val="fr-FR"/>
+        </w:rPr>
+        <w:t xml:space="preserve">WHAT in </w:t>
+      </w:r>
+      <w:proofErr w:type="spellStart"/>
+      <w:r>
+        <w:rPr>
+          <w:rFonts w:ascii="Times New Roman" w:hAnsi="Times New Roman" w:cs="Times New Roman" w:hint="eastAsia"/>
+          <w:lang w:val="fr-FR"/>
+        </w:rPr>
+        <w:t>map</w:t>
+      </w:r>
+      <w:proofErr w:type="spellEnd"/>
+      <w:r>
+        <w:rPr>
+          <w:rFonts w:ascii="Times New Roman" w:hAnsi="Times New Roman" w:cs="Times New Roman" w:hint="eastAsia"/>
+          <w:lang w:val="fr-FR"/>
+        </w:rPr>
+        <w:t>? 24 vs 25</w:t>
+      </w:r>
+    </w:p>
+    <w:p>
+      <w:pPr>
+        <w:rPr>
+          <w:rFonts w:ascii="Times New Roman" w:hAnsi="Times New Roman" w:cs="Times New Roman" w:hint="eastAsia"/>
+          <w:lang w:val="fr-FR"/>
+        </w:rPr>
+      </w:pPr>
+    </w:p>
+    <w:p>
+      <w:pPr>
+        <w:rPr>
+          <w:rFonts w:ascii="Times New Roman" w:hAnsi="Times New Roman" w:cs="Times New Roman" w:hint="eastAsia"/>
+          <w:lang w:val="fr-FR"/>
+        </w:rPr>
+      </w:pPr>
+      <w:r>
+        <w:rPr>
+          <w:rFonts w:ascii="Times New Roman" w:hAnsi="Times New Roman" w:cs="Times New Roman" w:hint="eastAsia"/>
+          <w:lang w:val="fr-FR"/>
+        </w:rPr>
+        <w:t>à</w:t>
+      </w:r>
+      <w:r>
+        <w:rPr>
+          <w:rFonts w:ascii="Times New Roman" w:hAnsi="Times New Roman" w:cs="Times New Roman" w:hint="eastAsia"/>
+          <w:lang w:val="fr-FR"/>
+        </w:rPr>
+        <w:t xml:space="preserve"> visualise la </w:t>
+      </w:r>
+      <w:proofErr w:type="spellStart"/>
+      <w:r>
+        <w:rPr>
+          <w:rFonts w:ascii="Times New Roman" w:hAnsi="Times New Roman" w:cs="Times New Roman" w:hint="eastAsia"/>
+          <w:lang w:val="fr-FR"/>
+        </w:rPr>
+        <w:t>densit</w:t>
+      </w:r>
+      <w:proofErr w:type="spellEnd"/>
+      <w:r>
+        <w:rPr>
+          <w:rFonts w:ascii="Times New Roman" w:hAnsi="Times New Roman" w:cs="Times New Roman" w:hint="eastAsia"/>
+          <w:lang w:val="fr-FR"/>
+        </w:rPr>
+        <w:t>é</w:t>
+      </w:r>
+      <w:r>
+        <w:rPr>
+          <w:rFonts w:ascii="Times New Roman" w:hAnsi="Times New Roman" w:cs="Times New Roman" w:hint="eastAsia"/>
+          <w:lang w:val="fr-FR"/>
+        </w:rPr>
+        <w:t xml:space="preserve"> des listings, des </w:t>
+      </w:r>
+      <w:proofErr w:type="spellStart"/>
+      <w:r>
+        <w:rPr>
+          <w:rFonts w:ascii="Times New Roman" w:hAnsi="Times New Roman" w:cs="Times New Roman" w:hint="eastAsia"/>
+          <w:lang w:val="fr-FR"/>
+        </w:rPr>
+        <w:t>hotes</w:t>
+      </w:r>
+      <w:proofErr w:type="spellEnd"/>
+      <w:r>
+        <w:rPr>
+          <w:rFonts w:ascii="Times New Roman" w:hAnsi="Times New Roman" w:cs="Times New Roman" w:hint="eastAsia"/>
+          <w:lang w:val="fr-FR"/>
+        </w:rPr>
+        <w:t>=&gt; carte stock</w:t>
+      </w:r>
+    </w:p>
+    <w:p>
+      <w:pPr>
+        <w:rPr>
+          <w:rFonts w:ascii="Times New Roman" w:hAnsi="Times New Roman" w:cs="Times New Roman" w:hint="eastAsia"/>
+          <w:lang w:val="fr-FR"/>
+        </w:rPr>
+      </w:pPr>
+      <w:r>
+        <w:rPr>
+          <w:rFonts w:ascii="Times New Roman" w:hAnsi="Times New Roman" w:cs="Times New Roman" w:hint="eastAsia"/>
+          <w:lang w:val="fr-FR"/>
+        </w:rPr>
+        <w:t xml:space="preserve">la moyenne du prix, de la </w:t>
+      </w:r>
+      <w:proofErr w:type="spellStart"/>
+      <w:r>
+        <w:rPr>
+          <w:rFonts w:ascii="Times New Roman" w:hAnsi="Times New Roman" w:cs="Times New Roman" w:hint="eastAsia"/>
+          <w:lang w:val="fr-FR"/>
+        </w:rPr>
+        <w:t>disponibilit</w:t>
+      </w:r>
+      <w:proofErr w:type="spellEnd"/>
+      <w:r>
+        <w:rPr>
+          <w:rFonts w:ascii="Times New Roman" w:hAnsi="Times New Roman" w:cs="Times New Roman" w:hint="eastAsia"/>
+          <w:lang w:val="fr-FR"/>
+        </w:rPr>
+        <w:t>é</w:t>
+      </w:r>
+      <w:r>
+        <w:rPr>
+          <w:rFonts w:ascii="Times New Roman" w:hAnsi="Times New Roman" w:cs="Times New Roman" w:hint="eastAsia"/>
+          <w:lang w:val="fr-FR"/>
+        </w:rPr>
+        <w:t>(inverse), de la note =&gt; carte ratio</w:t>
+      </w:r>
+    </w:p>
+    <w:p>
+      <w:pPr>
+        <w:rPr>
+          <w:rFonts w:ascii="Times New Roman" w:hAnsi="Times New Roman" w:cs="Times New Roman" w:hint="eastAsia"/>
+          <w:lang w:val="fr-FR"/>
+        </w:rPr>
+      </w:pPr>
+      <w:r>
+        <w:rPr>
+          <w:rFonts w:ascii="Times New Roman" w:hAnsi="Times New Roman" w:cs="Times New Roman" w:hint="eastAsia"/>
+          <w:lang w:val="fr-FR"/>
+        </w:rPr>
+        <w:t> </w:t>
+      </w:r>
+    </w:p>
+    <w:p>
+      <w:pPr>
+        <w:rPr>
+          <w:rFonts w:ascii="Times New Roman" w:hAnsi="Times New Roman" w:cs="Times New Roman" w:hint="eastAsia"/>
+          <w:lang w:val="fr-FR"/>
+        </w:rPr>
+      </w:pPr>
+      <w:r>
+        <w:rPr>
+          <w:rFonts w:ascii="Times New Roman" w:hAnsi="Times New Roman" w:cs="Times New Roman" w:hint="eastAsia"/>
+          <w:lang w:val="fr-FR"/>
+        </w:rPr>
+        <w:t>à</w:t>
+      </w:r>
+      <w:r>
+        <w:rPr>
+          <w:rFonts w:ascii="Times New Roman" w:hAnsi="Times New Roman" w:cs="Times New Roman" w:hint="eastAsia"/>
+          <w:lang w:val="fr-FR"/>
+        </w:rPr>
+        <w:t xml:space="preserve"> voir s'il y a un changement de centre d</w:t>
+      </w:r>
+      <w:r>
+        <w:rPr>
+          <w:rFonts w:ascii="Times New Roman" w:hAnsi="Times New Roman" w:cs="Times New Roman" w:hint="eastAsia"/>
+          <w:lang w:val="fr-FR"/>
+        </w:rPr>
+        <w:t>’</w:t>
+      </w:r>
+      <w:proofErr w:type="spellStart"/>
+      <w:r>
+        <w:rPr>
+          <w:rFonts w:ascii="Times New Roman" w:hAnsi="Times New Roman" w:cs="Times New Roman" w:hint="eastAsia"/>
+          <w:lang w:val="fr-FR"/>
+        </w:rPr>
+        <w:t>activit</w:t>
+      </w:r>
+      <w:proofErr w:type="spellEnd"/>
+      <w:r>
+        <w:rPr>
+          <w:rFonts w:ascii="Times New Roman" w:hAnsi="Times New Roman" w:cs="Times New Roman" w:hint="eastAsia"/>
+          <w:lang w:val="fr-FR"/>
+        </w:rPr>
+        <w:t>é</w:t>
+      </w:r>
+      <w:r>
+        <w:rPr>
+          <w:rFonts w:ascii="Times New Roman" w:hAnsi="Times New Roman" w:cs="Times New Roman" w:hint="eastAsia"/>
+          <w:lang w:val="fr-FR"/>
+        </w:rPr>
+        <w:t xml:space="preserve"> ou de la </w:t>
+      </w:r>
+      <w:proofErr w:type="spellStart"/>
+      <w:r>
+        <w:rPr>
+          <w:rFonts w:ascii="Times New Roman" w:hAnsi="Times New Roman" w:cs="Times New Roman" w:hint="eastAsia"/>
+          <w:lang w:val="fr-FR"/>
+        </w:rPr>
+        <w:t>densit</w:t>
+      </w:r>
+      <w:proofErr w:type="spellEnd"/>
+      <w:r>
+        <w:rPr>
+          <w:rFonts w:ascii="Times New Roman" w:hAnsi="Times New Roman" w:cs="Times New Roman" w:hint="eastAsia"/>
+          <w:lang w:val="fr-FR"/>
+        </w:rPr>
+        <w:t>é</w:t>
+      </w:r>
+      <w:r>
+        <w:rPr>
+          <w:rFonts w:ascii="Times New Roman" w:hAnsi="Times New Roman" w:cs="Times New Roman" w:hint="eastAsia"/>
+          <w:lang w:val="fr-FR"/>
+        </w:rPr>
+        <w:t xml:space="preserve"> de l'</w:t>
+      </w:r>
+      <w:proofErr w:type="spellStart"/>
+      <w:r>
+        <w:rPr>
+          <w:rFonts w:ascii="Times New Roman" w:hAnsi="Times New Roman" w:cs="Times New Roman" w:hint="eastAsia"/>
+          <w:lang w:val="fr-FR"/>
+        </w:rPr>
+        <w:t>activit</w:t>
+      </w:r>
+      <w:proofErr w:type="spellEnd"/>
+      <w:r>
+        <w:rPr>
+          <w:rFonts w:ascii="Times New Roman" w:hAnsi="Times New Roman" w:cs="Times New Roman" w:hint="eastAsia"/>
+          <w:lang w:val="fr-FR"/>
+        </w:rPr>
+        <w:t>é</w:t>
+      </w:r>
+      <w:r>
+        <w:rPr>
+          <w:rFonts w:ascii="Times New Roman" w:hAnsi="Times New Roman" w:cs="Times New Roman" w:hint="eastAsia"/>
+          <w:lang w:val="fr-FR"/>
+        </w:rPr>
+        <w:t xml:space="preserve"> ?</w:t>
+      </w:r>
+    </w:p>
+    <w:p>
+      <w:pPr>
+        <w:rPr>
+          <w:rFonts w:ascii="Times New Roman" w:hAnsi="Times New Roman" w:cs="Times New Roman" w:hint="eastAsia"/>
+          <w:lang w:val="fr-FR"/>
+        </w:rPr>
+      </w:pPr>
+      <w:r>
+        <w:rPr>
+          <w:rFonts w:ascii="Times New Roman" w:hAnsi="Times New Roman" w:cs="Times New Roman" w:hint="eastAsia"/>
+          <w:lang w:val="fr-FR"/>
+        </w:rPr>
+        <w:t>à</w:t>
+      </w:r>
+      <w:r>
+        <w:rPr>
+          <w:rFonts w:ascii="Times New Roman" w:hAnsi="Times New Roman" w:cs="Times New Roman" w:hint="eastAsia"/>
+          <w:lang w:val="fr-FR"/>
+        </w:rPr>
+        <w:t xml:space="preserve"> voir  si les lieux plus proches aux sites seront plus </w:t>
+      </w:r>
+      <w:proofErr w:type="spellStart"/>
+      <w:r>
+        <w:rPr>
+          <w:rFonts w:ascii="Times New Roman" w:hAnsi="Times New Roman" w:cs="Times New Roman" w:hint="eastAsia"/>
+          <w:lang w:val="fr-FR"/>
+        </w:rPr>
+        <w:t>demand</w:t>
+      </w:r>
+      <w:proofErr w:type="spellEnd"/>
+      <w:r>
+        <w:rPr>
+          <w:rFonts w:ascii="Times New Roman" w:hAnsi="Times New Roman" w:cs="Times New Roman" w:hint="eastAsia"/>
+          <w:lang w:val="fr-FR"/>
+        </w:rPr>
+        <w:t>é</w:t>
+      </w:r>
+      <w:r>
+        <w:rPr>
+          <w:rFonts w:ascii="Times New Roman" w:hAnsi="Times New Roman" w:cs="Times New Roman" w:hint="eastAsia"/>
+          <w:lang w:val="fr-FR"/>
+        </w:rPr>
+        <w:t>/active</w:t>
+      </w:r>
+    </w:p>
+    <w:p>
+      <w:pPr>
+        <w:rPr>
+          <w:rFonts w:ascii="Times New Roman" w:hAnsi="Times New Roman" w:cs="Times New Roman" w:hint="eastAsia"/>
+          <w:lang w:val="fr-FR"/>
+        </w:rPr>
+      </w:pPr>
+    </w:p>
+    <w:p>
+      <w:pPr>
+        <w:rPr>
+          <w:rFonts w:ascii="Times New Roman" w:hAnsi="Times New Roman" w:cs="Times New Roman" w:hint="eastAsia"/>
+        </w:rPr>
+      </w:pPr>
+      <w:r>
+        <w:rPr>
+          <w:rFonts w:ascii="Times New Roman" w:hAnsi="Times New Roman" w:cs="Times New Roman" w:hint="eastAsia"/>
+        </w:rPr>
+        <w:t>WHO in game ? &amp; WHERE are they </w:t>
+      </w:r>
+    </w:p>
+    <w:p>
+      <w:pPr>
+        <w:rPr>
+          <w:rFonts w:ascii="Times New Roman" w:hAnsi="Times New Roman" w:cs="Times New Roman" w:hint="eastAsia"/>
+          <w:lang w:val="fr-FR"/>
+        </w:rPr>
+      </w:pPr>
+      <w:proofErr w:type="spellStart"/>
+      <w:r>
+        <w:rPr>
+          <w:rFonts w:ascii="Times New Roman" w:hAnsi="Times New Roman" w:cs="Times New Roman" w:hint="eastAsia"/>
+          <w:lang w:val="fr-FR"/>
+        </w:rPr>
+        <w:t>densit</w:t>
+      </w:r>
+      <w:proofErr w:type="spellEnd"/>
+      <w:r>
+        <w:rPr>
+          <w:rFonts w:ascii="Times New Roman" w:hAnsi="Times New Roman" w:cs="Times New Roman" w:hint="eastAsia"/>
+          <w:lang w:val="fr-FR"/>
+        </w:rPr>
+        <w:t>é</w:t>
+      </w:r>
+      <w:r>
+        <w:rPr>
+          <w:rFonts w:ascii="Times New Roman" w:hAnsi="Times New Roman" w:cs="Times New Roman" w:hint="eastAsia"/>
+          <w:lang w:val="fr-FR"/>
+        </w:rPr>
+        <w:t xml:space="preserve"> de hôtes dans une zone+</w:t>
+      </w:r>
+    </w:p>
+    <w:p>
+      <w:pPr>
+        <w:rPr>
+          <w:rFonts w:ascii="Times New Roman" w:hAnsi="Times New Roman" w:cs="Times New Roman" w:hint="eastAsia"/>
+          <w:lang w:val="fr-FR"/>
+        </w:rPr>
+      </w:pPr>
+      <w:r>
+        <w:rPr>
+          <w:rFonts w:ascii="Times New Roman" w:hAnsi="Times New Roman" w:cs="Times New Roman" w:hint="eastAsia"/>
+          <w:lang w:val="fr-FR"/>
+        </w:rPr>
+        <w:t>nb absolue des :</w:t>
+      </w:r>
+    </w:p>
+    <w:p>
+      <w:pPr>
+        <w:rPr>
+          <w:rFonts w:ascii="Times New Roman" w:hAnsi="Times New Roman" w:cs="Times New Roman" w:hint="eastAsia"/>
+          <w:lang w:val="fr-FR"/>
+        </w:rPr>
+      </w:pPr>
+      <w:r>
+        <w:rPr>
+          <w:rFonts w:ascii="Times New Roman" w:hAnsi="Times New Roman" w:cs="Times New Roman" w:hint="eastAsia"/>
+          <w:lang w:val="fr-FR"/>
+        </w:rPr>
+        <w:t xml:space="preserve">hôtes </w:t>
+      </w:r>
+      <w:proofErr w:type="spellStart"/>
+      <w:r>
+        <w:rPr>
+          <w:rFonts w:ascii="Times New Roman" w:hAnsi="Times New Roman" w:cs="Times New Roman" w:hint="eastAsia"/>
+          <w:lang w:val="fr-FR"/>
+        </w:rPr>
+        <w:t>chang</w:t>
+      </w:r>
+      <w:proofErr w:type="spellEnd"/>
+      <w:r>
+        <w:rPr>
+          <w:rFonts w:ascii="Times New Roman" w:hAnsi="Times New Roman" w:cs="Times New Roman" w:hint="eastAsia"/>
+          <w:lang w:val="fr-FR"/>
+        </w:rPr>
+        <w:t>é</w:t>
+      </w:r>
+      <w:r>
+        <w:rPr>
+          <w:rFonts w:ascii="Times New Roman" w:hAnsi="Times New Roman" w:cs="Times New Roman" w:hint="eastAsia"/>
+          <w:lang w:val="fr-FR"/>
+        </w:rPr>
+        <w:t>s /stables</w:t>
+      </w:r>
+    </w:p>
+    <w:p>
+      <w:pPr>
+        <w:rPr>
+          <w:rFonts w:ascii="Times New Roman" w:hAnsi="Times New Roman" w:cs="Times New Roman" w:hint="eastAsia"/>
+          <w:lang w:val="fr-FR"/>
+        </w:rPr>
+      </w:pPr>
+      <w:proofErr w:type="spellStart"/>
+      <w:r>
+        <w:rPr>
+          <w:rFonts w:ascii="Times New Roman" w:hAnsi="Times New Roman" w:cs="Times New Roman" w:hint="eastAsia"/>
+          <w:lang w:val="fr-FR"/>
+        </w:rPr>
+        <w:t>superhôtes</w:t>
+      </w:r>
+      <w:proofErr w:type="spellEnd"/>
+      <w:r>
+        <w:rPr>
+          <w:rFonts w:ascii="Times New Roman" w:hAnsi="Times New Roman" w:cs="Times New Roman" w:hint="eastAsia"/>
+          <w:lang w:val="fr-FR"/>
+        </w:rPr>
+        <w:t xml:space="preserve"> /autres</w:t>
+      </w:r>
+    </w:p>
+    <w:p>
+      <w:pPr>
+        <w:rPr>
+          <w:rFonts w:ascii="Times New Roman" w:hAnsi="Times New Roman" w:cs="Times New Roman" w:hint="eastAsia"/>
+          <w:lang w:val="fr-FR"/>
+        </w:rPr>
+      </w:pPr>
+      <w:r>
+        <w:rPr>
+          <w:rFonts w:ascii="Times New Roman" w:hAnsi="Times New Roman" w:cs="Times New Roman" w:hint="eastAsia"/>
+          <w:lang w:val="fr-FR"/>
+        </w:rPr>
+        <w:t>hôtes pro/ individuel </w:t>
+      </w:r>
+    </w:p>
+    <w:p>
+      <w:pPr>
+        <w:rPr>
+          <w:rFonts w:ascii="Times New Roman" w:hAnsi="Times New Roman" w:cs="Times New Roman" w:hint="eastAsia"/>
+          <w:lang w:val="fr-FR"/>
+        </w:rPr>
+      </w:pPr>
+    </w:p>
+    <w:p>
+      <w:pPr>
+        <w:rPr>
+          <w:rFonts w:ascii="Times New Roman" w:hAnsi="Times New Roman" w:cs="Times New Roman" w:hint="eastAsia"/>
+          <w:lang w:val="fr-FR"/>
+        </w:rPr>
+      </w:pPr>
+      <w:r>
+        <w:rPr>
+          <w:rFonts w:ascii="Times New Roman" w:hAnsi="Times New Roman" w:cs="Times New Roman" w:hint="eastAsia"/>
+          <w:lang w:val="fr-FR"/>
+        </w:rPr>
+        <w:t>hypo :</w:t>
+      </w:r>
+    </w:p>
+    <w:p>
+      <w:pPr>
+        <w:rPr>
+          <w:rFonts w:ascii="Times New Roman" w:hAnsi="Times New Roman" w:cs="Times New Roman" w:hint="eastAsia"/>
+          <w:lang w:val="fr-FR"/>
+        </w:rPr>
+      </w:pPr>
+      <w:r>
+        <w:rPr>
+          <w:rFonts w:ascii="Times New Roman" w:hAnsi="Times New Roman" w:cs="Times New Roman" w:hint="eastAsia"/>
+          <w:lang w:val="fr-FR"/>
+        </w:rPr>
+        <w:t>à</w:t>
+      </w:r>
+      <w:r>
+        <w:rPr>
+          <w:rFonts w:ascii="Times New Roman" w:hAnsi="Times New Roman" w:cs="Times New Roman" w:hint="eastAsia"/>
+          <w:lang w:val="fr-FR"/>
+        </w:rPr>
+        <w:t xml:space="preserve"> voir si les hôtes </w:t>
+      </w:r>
+      <w:proofErr w:type="spellStart"/>
+      <w:r>
+        <w:rPr>
+          <w:rFonts w:ascii="Times New Roman" w:hAnsi="Times New Roman" w:cs="Times New Roman" w:hint="eastAsia"/>
+          <w:lang w:val="fr-FR"/>
+        </w:rPr>
+        <w:t>chang</w:t>
+      </w:r>
+      <w:proofErr w:type="spellEnd"/>
+      <w:r>
+        <w:rPr>
+          <w:rFonts w:ascii="Times New Roman" w:hAnsi="Times New Roman" w:cs="Times New Roman" w:hint="eastAsia"/>
+          <w:lang w:val="fr-FR"/>
+        </w:rPr>
+        <w:t>é</w:t>
+      </w:r>
+      <w:r>
+        <w:rPr>
+          <w:rFonts w:ascii="Times New Roman" w:hAnsi="Times New Roman" w:cs="Times New Roman" w:hint="eastAsia"/>
+          <w:lang w:val="fr-FR"/>
+        </w:rPr>
+        <w:t xml:space="preserve">s/pro/super se rassemblent, s'ils sont plus proches aux sites sportifs ? </w:t>
+      </w:r>
+    </w:p>
+    <w:p>
+      <w:pPr>
+        <w:rPr>
+          <w:rFonts w:ascii="Times New Roman" w:hAnsi="Times New Roman" w:cs="Times New Roman" w:hint="eastAsia"/>
+          <w:lang w:val="fr-FR"/>
+        </w:rPr>
+      </w:pPr>
+      <w:proofErr w:type="spellStart"/>
+      <w:r>
+        <w:rPr>
+          <w:rFonts w:ascii="Times New Roman" w:hAnsi="Times New Roman" w:cs="Times New Roman" w:hint="eastAsia"/>
+          <w:lang w:val="fr-FR"/>
+        </w:rPr>
+        <w:t>psk</w:t>
+      </w:r>
+      <w:proofErr w:type="spellEnd"/>
+      <w:r>
+        <w:rPr>
+          <w:rFonts w:ascii="Times New Roman" w:hAnsi="Times New Roman" w:cs="Times New Roman" w:hint="eastAsia"/>
+          <w:lang w:val="fr-FR"/>
+        </w:rPr>
+        <w:t xml:space="preserve"> ils sont bien </w:t>
+      </w:r>
+      <w:proofErr w:type="spellStart"/>
+      <w:r>
+        <w:rPr>
+          <w:rFonts w:ascii="Times New Roman" w:hAnsi="Times New Roman" w:cs="Times New Roman" w:hint="eastAsia"/>
+          <w:lang w:val="fr-FR"/>
+        </w:rPr>
+        <w:t>motiv</w:t>
+      </w:r>
+      <w:proofErr w:type="spellEnd"/>
+      <w:r>
+        <w:rPr>
+          <w:rFonts w:ascii="Times New Roman" w:hAnsi="Times New Roman" w:cs="Times New Roman" w:hint="eastAsia"/>
+          <w:lang w:val="fr-FR"/>
+        </w:rPr>
+        <w:t>é</w:t>
+      </w:r>
+      <w:r>
+        <w:rPr>
+          <w:rFonts w:ascii="Times New Roman" w:hAnsi="Times New Roman" w:cs="Times New Roman" w:hint="eastAsia"/>
+          <w:lang w:val="fr-FR"/>
+        </w:rPr>
+        <w:t xml:space="preserve">s par </w:t>
+      </w:r>
+      <w:proofErr w:type="spellStart"/>
+      <w:r>
+        <w:rPr>
+          <w:rFonts w:ascii="Times New Roman" w:hAnsi="Times New Roman" w:cs="Times New Roman" w:hint="eastAsia"/>
+          <w:lang w:val="fr-FR"/>
+        </w:rPr>
+        <w:t>jo</w:t>
+      </w:r>
+      <w:proofErr w:type="spellEnd"/>
+      <w:r>
+        <w:rPr>
+          <w:rFonts w:ascii="Times New Roman" w:hAnsi="Times New Roman" w:cs="Times New Roman" w:hint="eastAsia"/>
+          <w:lang w:val="fr-FR"/>
+        </w:rPr>
+        <w:t xml:space="preserve"> pour </w:t>
+      </w:r>
+      <w:proofErr w:type="spellStart"/>
+      <w:r>
+        <w:rPr>
+          <w:rFonts w:ascii="Times New Roman" w:hAnsi="Times New Roman" w:cs="Times New Roman" w:hint="eastAsia"/>
+          <w:lang w:val="fr-FR"/>
+        </w:rPr>
+        <w:t>enter</w:t>
+      </w:r>
+      <w:proofErr w:type="spellEnd"/>
+      <w:r>
+        <w:rPr>
+          <w:rFonts w:ascii="Times New Roman" w:hAnsi="Times New Roman" w:cs="Times New Roman" w:hint="eastAsia"/>
+          <w:lang w:val="fr-FR"/>
+        </w:rPr>
+        <w:t xml:space="preserve"> dans le </w:t>
+      </w:r>
+      <w:proofErr w:type="spellStart"/>
+      <w:r>
+        <w:rPr>
+          <w:rFonts w:ascii="Times New Roman" w:hAnsi="Times New Roman" w:cs="Times New Roman" w:hint="eastAsia"/>
+          <w:lang w:val="fr-FR"/>
+        </w:rPr>
+        <w:t>march</w:t>
+      </w:r>
+      <w:proofErr w:type="spellEnd"/>
+      <w:r>
+        <w:rPr>
+          <w:rFonts w:ascii="Times New Roman" w:hAnsi="Times New Roman" w:cs="Times New Roman" w:hint="eastAsia"/>
+          <w:lang w:val="fr-FR"/>
+        </w:rPr>
+        <w:t>é</w:t>
+      </w:r>
+      <w:r>
+        <w:rPr>
+          <w:rFonts w:ascii="Times New Roman" w:hAnsi="Times New Roman" w:cs="Times New Roman" w:hint="eastAsia"/>
+          <w:lang w:val="fr-FR"/>
+        </w:rPr>
+        <w:t xml:space="preserve"> de location</w:t>
+      </w:r>
+    </w:p>
+    <w:p>
+      <w:pPr>
+        <w:rPr>
+          <w:rFonts w:ascii="Times New Roman" w:hAnsi="Times New Roman" w:cs="Times New Roman" w:hint="eastAsia"/>
+          <w:lang w:val="fr-FR"/>
+        </w:rPr>
+      </w:pPr>
+    </w:p>
+    <w:p>
+      <w:pPr>
+        <w:rPr>
+          <w:rFonts w:ascii="Times New Roman" w:hAnsi="Times New Roman" w:cs="Times New Roman" w:hint="eastAsia"/>
+          <w:lang w:val="fr-FR"/>
+        </w:rPr>
+      </w:pPr>
+      <w:r>
+        <w:rPr>
+          <w:rFonts w:ascii="Times New Roman" w:hAnsi="Times New Roman" w:cs="Times New Roman" w:hint="eastAsia"/>
+          <w:lang w:val="fr-FR"/>
+        </w:rPr>
+        <w:t>à</w:t>
+      </w:r>
+      <w:r>
+        <w:rPr>
+          <w:rFonts w:ascii="Times New Roman" w:hAnsi="Times New Roman" w:cs="Times New Roman" w:hint="eastAsia"/>
+          <w:lang w:val="fr-FR"/>
+        </w:rPr>
+        <w:t xml:space="preserve"> visualiser le nb absolu des </w:t>
+      </w:r>
+      <w:proofErr w:type="spellStart"/>
+      <w:r>
+        <w:rPr>
+          <w:rFonts w:ascii="Times New Roman" w:hAnsi="Times New Roman" w:cs="Times New Roman" w:hint="eastAsia"/>
+          <w:lang w:val="fr-FR"/>
+        </w:rPr>
+        <w:t>hotes</w:t>
+      </w:r>
+      <w:proofErr w:type="spellEnd"/>
+      <w:r>
+        <w:rPr>
+          <w:rFonts w:ascii="Times New Roman" w:hAnsi="Times New Roman" w:cs="Times New Roman" w:hint="eastAsia"/>
+          <w:lang w:val="fr-FR"/>
+        </w:rPr>
+        <w:t xml:space="preserve"> </w:t>
+      </w:r>
+      <w:proofErr w:type="spellStart"/>
+      <w:r>
+        <w:rPr>
+          <w:rFonts w:ascii="Times New Roman" w:hAnsi="Times New Roman" w:cs="Times New Roman" w:hint="eastAsia"/>
+          <w:lang w:val="fr-FR"/>
+        </w:rPr>
+        <w:t>chang</w:t>
+      </w:r>
+      <w:proofErr w:type="spellEnd"/>
+      <w:r>
+        <w:rPr>
+          <w:rFonts w:ascii="Times New Roman" w:hAnsi="Times New Roman" w:cs="Times New Roman" w:hint="eastAsia"/>
+          <w:lang w:val="fr-FR"/>
+        </w:rPr>
+        <w:t>é</w:t>
+      </w:r>
+      <w:r>
+        <w:rPr>
+          <w:rFonts w:ascii="Times New Roman" w:hAnsi="Times New Roman" w:cs="Times New Roman" w:hint="eastAsia"/>
+          <w:lang w:val="fr-FR"/>
+        </w:rPr>
+        <w:t xml:space="preserve">s </w:t>
+      </w:r>
+    </w:p>
+    <w:p>
+      <w:pPr>
+        <w:rPr>
+          <w:rFonts w:ascii="Times New Roman" w:hAnsi="Times New Roman" w:cs="Times New Roman" w:hint="eastAsia"/>
+          <w:lang w:val="fr-FR"/>
+        </w:rPr>
+      </w:pPr>
+    </w:p>
+    <w:p>
+      <w:pPr>
+        <w:rPr>
+          <w:rFonts w:ascii="Times New Roman" w:hAnsi="Times New Roman" w:cs="Times New Roman" w:hint="eastAsia"/>
+          <w:lang w:val="fr-FR"/>
+        </w:rPr>
+      </w:pPr>
+    </w:p>
+    <w:p>
+      <w:pPr>
+        <w:rPr>
+          <w:rFonts w:ascii="Times New Roman" w:hAnsi="Times New Roman" w:cs="Times New Roman" w:hint="eastAsia"/>
+          <w:lang w:val="fr-FR"/>
+        </w:rPr>
+      </w:pPr>
+    </w:p>
+    <w:p>
+      <w:pPr>
+        <w:rPr>
+          <w:rFonts w:ascii="Times New Roman" w:hAnsi="Times New Roman" w:cs="Times New Roman" w:hint="eastAsia"/>
+          <w:lang w:val="fr-FR"/>
+        </w:rPr>
+      </w:pPr>
+      <w:r>
+        <w:rPr>
+          <w:rFonts w:ascii="Times New Roman" w:hAnsi="Times New Roman" w:cs="Times New Roman" w:hint="eastAsia"/>
+          <w:lang w:val="fr-FR"/>
+        </w:rPr>
+        <w:t xml:space="preserve">HOW </w:t>
+      </w:r>
+      <w:proofErr w:type="spellStart"/>
+      <w:r>
+        <w:rPr>
+          <w:rFonts w:ascii="Times New Roman" w:hAnsi="Times New Roman" w:cs="Times New Roman" w:hint="eastAsia"/>
+          <w:lang w:val="fr-FR"/>
+        </w:rPr>
+        <w:t>they</w:t>
+      </w:r>
+      <w:proofErr w:type="spellEnd"/>
+      <w:r>
+        <w:rPr>
+          <w:rFonts w:ascii="Times New Roman" w:hAnsi="Times New Roman" w:cs="Times New Roman" w:hint="eastAsia"/>
+          <w:lang w:val="fr-FR"/>
+        </w:rPr>
+        <w:t xml:space="preserve"> </w:t>
+      </w:r>
+      <w:proofErr w:type="spellStart"/>
+      <w:r>
+        <w:rPr>
+          <w:rFonts w:ascii="Times New Roman" w:hAnsi="Times New Roman" w:cs="Times New Roman" w:hint="eastAsia"/>
+          <w:lang w:val="fr-FR"/>
+        </w:rPr>
+        <w:t>act</w:t>
+      </w:r>
+      <w:proofErr w:type="spellEnd"/>
+      <w:r>
+        <w:rPr>
+          <w:rFonts w:ascii="Times New Roman" w:hAnsi="Times New Roman" w:cs="Times New Roman" w:hint="eastAsia"/>
+          <w:lang w:val="fr-FR"/>
+        </w:rPr>
+        <w:t>?</w:t>
+      </w:r>
+    </w:p>
+    <w:p>
+      <w:pPr>
+        <w:rPr>
+          <w:rFonts w:ascii="Times New Roman" w:hAnsi="Times New Roman" w:cs="Times New Roman" w:hint="eastAsia"/>
+          <w:lang w:val="fr-FR"/>
+        </w:rPr>
+      </w:pPr>
+      <w:r>
+        <w:rPr>
+          <w:rFonts w:ascii="Times New Roman" w:hAnsi="Times New Roman" w:cs="Times New Roman" w:hint="eastAsia"/>
+          <w:lang w:val="fr-FR"/>
+        </w:rPr>
+        <w:t xml:space="preserve">identifier les mots 'JO, </w:t>
+      </w:r>
+      <w:proofErr w:type="spellStart"/>
+      <w:r>
+        <w:rPr>
+          <w:rFonts w:ascii="Times New Roman" w:hAnsi="Times New Roman" w:cs="Times New Roman" w:hint="eastAsia"/>
+          <w:lang w:val="fr-FR"/>
+        </w:rPr>
+        <w:t>olympic</w:t>
+      </w:r>
+      <w:proofErr w:type="spellEnd"/>
+      <w:r>
+        <w:rPr>
+          <w:rFonts w:ascii="Times New Roman" w:hAnsi="Times New Roman" w:cs="Times New Roman" w:hint="eastAsia"/>
+          <w:lang w:val="fr-FR"/>
+        </w:rPr>
+        <w:t>, stade' dans '</w:t>
+      </w:r>
+      <w:proofErr w:type="spellStart"/>
+      <w:r>
+        <w:rPr>
+          <w:rFonts w:ascii="Times New Roman" w:hAnsi="Times New Roman" w:cs="Times New Roman" w:hint="eastAsia"/>
+          <w:lang w:val="fr-FR"/>
+        </w:rPr>
+        <w:t>host_about</w:t>
+      </w:r>
+      <w:proofErr w:type="spellEnd"/>
+      <w:r>
+        <w:rPr>
+          <w:rFonts w:ascii="Times New Roman" w:hAnsi="Times New Roman" w:cs="Times New Roman" w:hint="eastAsia"/>
+          <w:lang w:val="fr-FR"/>
+        </w:rPr>
+        <w:t xml:space="preserve">' et bien d'autres sites touristiques, 'champs </w:t>
+      </w:r>
+      <w:r>
+        <w:rPr>
+          <w:rFonts w:ascii="Times New Roman" w:hAnsi="Times New Roman" w:cs="Times New Roman" w:hint="eastAsia"/>
+          <w:lang w:val="fr-FR"/>
+        </w:rPr>
+        <w:t>é</w:t>
+      </w:r>
+      <w:r>
+        <w:rPr>
+          <w:rFonts w:ascii="Times New Roman" w:hAnsi="Times New Roman" w:cs="Times New Roman" w:hint="eastAsia"/>
+          <w:lang w:val="fr-FR"/>
+        </w:rPr>
+        <w:t>lys</w:t>
+      </w:r>
+      <w:r>
+        <w:rPr>
+          <w:rFonts w:ascii="Times New Roman" w:hAnsi="Times New Roman" w:cs="Times New Roman" w:hint="eastAsia"/>
+          <w:lang w:val="fr-FR"/>
+        </w:rPr>
+        <w:t>é</w:t>
+      </w:r>
+      <w:r>
+        <w:rPr>
+          <w:rFonts w:ascii="Times New Roman" w:hAnsi="Times New Roman" w:cs="Times New Roman" w:hint="eastAsia"/>
+          <w:lang w:val="fr-FR"/>
+        </w:rPr>
+        <w:t xml:space="preserve">s, la tour </w:t>
+      </w:r>
+      <w:proofErr w:type="spellStart"/>
+      <w:r>
+        <w:rPr>
+          <w:rFonts w:ascii="Times New Roman" w:hAnsi="Times New Roman" w:cs="Times New Roman" w:hint="eastAsia"/>
+          <w:lang w:val="fr-FR"/>
+        </w:rPr>
+        <w:t>effiel</w:t>
+      </w:r>
+      <w:proofErr w:type="spellEnd"/>
+      <w:r>
+        <w:rPr>
+          <w:rFonts w:ascii="Times New Roman" w:hAnsi="Times New Roman" w:cs="Times New Roman" w:hint="eastAsia"/>
+          <w:lang w:val="fr-FR"/>
+        </w:rPr>
+        <w:t xml:space="preserve">, </w:t>
+      </w:r>
+      <w:proofErr w:type="spellStart"/>
+      <w:r>
+        <w:rPr>
+          <w:rFonts w:ascii="Times New Roman" w:hAnsi="Times New Roman" w:cs="Times New Roman" w:hint="eastAsia"/>
+          <w:lang w:val="fr-FR"/>
+        </w:rPr>
+        <w:t>ect</w:t>
+      </w:r>
+      <w:proofErr w:type="spellEnd"/>
+      <w:r>
+        <w:rPr>
+          <w:rFonts w:ascii="Times New Roman" w:hAnsi="Times New Roman" w:cs="Times New Roman" w:hint="eastAsia"/>
+          <w:lang w:val="fr-FR"/>
+        </w:rPr>
+        <w:t xml:space="preserve">' par la liste des mots construite </w:t>
+      </w:r>
+      <w:r>
+        <w:rPr>
+          <w:rFonts w:ascii="Times New Roman" w:hAnsi="Times New Roman" w:cs="Times New Roman" w:hint="eastAsia"/>
+          <w:lang w:val="fr-FR"/>
+        </w:rPr>
+        <w:t>à</w:t>
+      </w:r>
+      <w:r>
+        <w:rPr>
+          <w:rFonts w:ascii="Times New Roman" w:hAnsi="Times New Roman" w:cs="Times New Roman" w:hint="eastAsia"/>
+          <w:lang w:val="fr-FR"/>
+        </w:rPr>
+        <w:t xml:space="preserve"> la main ou par NER</w:t>
+      </w:r>
+    </w:p>
+    <w:p>
+      <w:pPr>
+        <w:rPr>
+          <w:rFonts w:ascii="Times New Roman" w:hAnsi="Times New Roman" w:cs="Times New Roman" w:hint="eastAsia"/>
+          <w:lang w:val="fr-FR"/>
+        </w:rPr>
+      </w:pPr>
+    </w:p>
+    <w:p>
+      <w:pPr>
+        <w:rPr>
+          <w:rFonts w:ascii="Times New Roman" w:hAnsi="Times New Roman" w:cs="Times New Roman" w:hint="eastAsia"/>
+          <w:lang w:val="fr-FR"/>
+        </w:rPr>
+      </w:pPr>
+      <w:r>
+        <w:rPr>
+          <w:rFonts w:ascii="Times New Roman" w:hAnsi="Times New Roman" w:cs="Times New Roman" w:hint="eastAsia"/>
+          <w:lang w:val="fr-FR"/>
         </w:rPr>
         <w:lastRenderedPageBreak/>
-        <w:t>predicate="intersects"</w:t>
-      </w:r>
-    </w:p>
-    <w:p>
-      <w:pPr>
-        <w:rPr>
-          <w:rFonts w:ascii="Times New Roman" w:hAnsi="Times New Roman" w:cs="Times New Roman"/>
-          <w:lang w:val="fr-FR"/>
-        </w:rPr>
-      </w:pPr>
-    </w:p>
-    <w:p>
-      <w:pPr>
-        <w:rPr>
-          <w:rFonts w:ascii="Times New Roman" w:hAnsi="Times New Roman" w:cs="Times New Roman"/>
-          <w:lang w:val="fr-FR"/>
-        </w:rPr>
-      </w:pPr>
-    </w:p>
-    <w:p>
-      <w:pPr>
-        <w:rPr>
-          <w:rFonts w:ascii="Times New Roman" w:hAnsi="Times New Roman" w:cs="Times New Roman"/>
-          <w:lang w:val="fr-FR"/>
-        </w:rPr>
-      </w:pPr>
-    </w:p>
-    <w:p>
-      <w:pPr>
-        <w:rPr>
-          <w:rFonts w:ascii="Times New Roman" w:hAnsi="Times New Roman" w:cs="Times New Roman"/>
-          <w:lang w:val="fr-FR"/>
-        </w:rPr>
-      </w:pPr>
-    </w:p>
-    <w:p>
-      <w:pPr>
-        <w:rPr>
-          <w:rFonts w:ascii="Times New Roman" w:hAnsi="Times New Roman" w:cs="Times New Roman"/>
-          <w:lang w:val="fr-FR"/>
-        </w:rPr>
-      </w:pPr>
-    </w:p>
-    <w:p>
-      <w:pPr>
-        <w:rPr>
-          <w:rFonts w:ascii="Times New Roman" w:hAnsi="Times New Roman" w:cs="Times New Roman"/>
-          <w:lang w:val="fr-FR"/>
-        </w:rPr>
-      </w:pPr>
-    </w:p>
-    <w:p>
-      <w:pPr>
-        <w:rPr>
-          <w:rFonts w:ascii="Times New Roman" w:hAnsi="Times New Roman" w:cs="Times New Roman"/>
-          <w:lang w:val="fr-FR"/>
-        </w:rPr>
-      </w:pPr>
-    </w:p>
-    <w:p>
-      <w:pPr>
-        <w:rPr>
-          <w:rFonts w:ascii="Times New Roman" w:hAnsi="Times New Roman" w:cs="Times New Roman"/>
-          <w:lang w:val="fr-FR"/>
-        </w:rPr>
-      </w:pPr>
-    </w:p>
-    <w:p>
-      <w:pPr>
-        <w:rPr>
-          <w:rFonts w:ascii="Times New Roman" w:hAnsi="Times New Roman" w:cs="Times New Roman"/>
-          <w:lang w:val="fr-FR"/>
-        </w:rPr>
-      </w:pPr>
-    </w:p>
-    <w:p>
-      <w:pPr>
-        <w:rPr>
-          <w:rFonts w:ascii="Times New Roman" w:hAnsi="Times New Roman" w:cs="Times New Roman"/>
-          <w:lang w:val="fr-FR"/>
-        </w:rPr>
-      </w:pPr>
-    </w:p>
-    <w:p>
-      <w:pPr>
-        <w:rPr>
-          <w:rFonts w:ascii="Times New Roman" w:hAnsi="Times New Roman" w:cs="Times New Roman"/>
-          <w:lang w:val="fr-FR"/>
-        </w:rPr>
-      </w:pPr>
-    </w:p>
-    <w:p>
-      <w:pPr>
-        <w:rPr>
-          <w:rFonts w:ascii="Times New Roman" w:hAnsi="Times New Roman" w:cs="Times New Roman"/>
-          <w:lang w:val="fr-FR"/>
-        </w:rPr>
-      </w:pPr>
-    </w:p>
-    <w:p>
-      <w:pPr>
-        <w:rPr>
-          <w:rFonts w:ascii="Times New Roman" w:hAnsi="Times New Roman" w:cs="Times New Roman"/>
-          <w:lang w:val="fr-FR"/>
+        <w:t xml:space="preserve">pour savoir si les </w:t>
+      </w:r>
+      <w:proofErr w:type="spellStart"/>
+      <w:r>
+        <w:rPr>
+          <w:rFonts w:ascii="Times New Roman" w:hAnsi="Times New Roman" w:cs="Times New Roman" w:hint="eastAsia"/>
+          <w:lang w:val="fr-FR"/>
+        </w:rPr>
+        <w:t>hotes</w:t>
+      </w:r>
+      <w:proofErr w:type="spellEnd"/>
+      <w:r>
+        <w:rPr>
+          <w:rFonts w:ascii="Times New Roman" w:hAnsi="Times New Roman" w:cs="Times New Roman" w:hint="eastAsia"/>
+          <w:lang w:val="fr-FR"/>
+        </w:rPr>
+        <w:t xml:space="preserve"> profitent </w:t>
+      </w:r>
+      <w:proofErr w:type="spellStart"/>
+      <w:r>
+        <w:rPr>
+          <w:rFonts w:ascii="Times New Roman" w:hAnsi="Times New Roman" w:cs="Times New Roman" w:hint="eastAsia"/>
+          <w:lang w:val="fr-FR"/>
+        </w:rPr>
+        <w:t>bein</w:t>
+      </w:r>
+      <w:proofErr w:type="spellEnd"/>
+      <w:r>
+        <w:rPr>
+          <w:rFonts w:ascii="Times New Roman" w:hAnsi="Times New Roman" w:cs="Times New Roman" w:hint="eastAsia"/>
+          <w:lang w:val="fr-FR"/>
+        </w:rPr>
+        <w:t xml:space="preserve"> de JO pour attirer les voyageurs? </w:t>
+      </w:r>
+    </w:p>
+    <w:p>
+      <w:pPr>
+        <w:rPr>
+          <w:rFonts w:ascii="Times New Roman" w:hAnsi="Times New Roman" w:cs="Times New Roman"/>
+          <w:lang w:val="fr-FR"/>
+        </w:rPr>
+      </w:pPr>
+      <w:r>
+        <w:rPr>
+          <w:rFonts w:ascii="Times New Roman" w:hAnsi="Times New Roman" w:cs="Times New Roman" w:hint="eastAsia"/>
+          <w:lang w:val="fr-FR"/>
+        </w:rPr>
+        <w:t>visualise sur la cartes le ratio des hôtes qui les mentionnent sur ceux qui mentionnent d'autres lieux</w:t>
+      </w:r>
+    </w:p>
+    <w:p>
+      <w:pPr>
+        <w:rPr>
+          <w:rFonts w:ascii="Times New Roman" w:hAnsi="Times New Roman" w:cs="Times New Roman"/>
+          <w:lang w:val="fr-FR"/>
+        </w:rPr>
+      </w:pPr>
+    </w:p>
+    <w:p>
+      <w:pPr>
+        <w:rPr>
+          <w:rFonts w:ascii="Times New Roman" w:hAnsi="Times New Roman" w:cs="Times New Roman"/>
+          <w:lang w:val="fr-FR"/>
+        </w:rPr>
+      </w:pPr>
+      <w:proofErr w:type="spellStart"/>
+      <w:r>
+        <w:rPr>
+          <w:rFonts w:ascii="Times New Roman" w:hAnsi="Times New Roman" w:cs="Times New Roman"/>
+          <w:lang w:val="fr-FR"/>
+        </w:rPr>
+        <w:t>pratice</w:t>
+      </w:r>
+      <w:proofErr w:type="spellEnd"/>
+      <w:r>
+        <w:rPr>
+          <w:rFonts w:ascii="Times New Roman" w:hAnsi="Times New Roman" w:cs="Times New Roman"/>
+          <w:lang w:val="fr-FR"/>
+        </w:rPr>
+        <w:t> </w:t>
+      </w:r>
+      <w:r>
+        <w:rPr>
+          <w:rFonts w:ascii="Times New Roman" w:hAnsi="Times New Roman" w:cs="Times New Roman" w:hint="eastAsia"/>
+          <w:lang w:val="fr-FR"/>
+        </w:rPr>
+        <w:t>note</w:t>
+      </w:r>
+      <w:r>
+        <w:rPr>
+          <w:rFonts w:ascii="Times New Roman" w:hAnsi="Times New Roman" w:cs="Times New Roman"/>
+          <w:lang w:val="fr-FR"/>
+        </w:rPr>
+        <w:t> :</w:t>
+      </w:r>
+    </w:p>
+    <w:p>
+      <w:pPr>
+        <w:rPr>
+          <w:rFonts w:ascii="Times New Roman" w:hAnsi="Times New Roman" w:cs="Times New Roman"/>
+          <w:lang w:val="fr-FR"/>
+        </w:rPr>
+      </w:pPr>
+    </w:p>
+    <w:p>
+      <w:pPr>
+        <w:rPr>
+          <w:rFonts w:ascii="Times New Roman" w:hAnsi="Times New Roman" w:cs="Times New Roman"/>
+          <w:lang w:val="fr-FR"/>
+        </w:rPr>
+      </w:pPr>
+      <w:proofErr w:type="spellStart"/>
+      <w:r>
+        <w:rPr>
+          <w:rFonts w:ascii="Times New Roman" w:hAnsi="Times New Roman" w:cs="Times New Roman"/>
+          <w:b/>
+          <w:bCs/>
+          <w:lang w:val="fr-FR"/>
+        </w:rPr>
+        <w:t>agg</w:t>
+      </w:r>
+      <w:proofErr w:type="spellEnd"/>
+      <w:r>
+        <w:rPr>
+          <w:rFonts w:ascii="Times New Roman" w:hAnsi="Times New Roman" w:cs="Times New Roman"/>
+          <w:b/>
+          <w:bCs/>
+          <w:lang w:val="fr-FR"/>
+        </w:rPr>
+        <w:t xml:space="preserve"> = </w:t>
+      </w:r>
+      <w:r>
+        <w:rPr>
+          <w:rFonts w:ascii="Times New Roman" w:hAnsi="Times New Roman" w:cs="Times New Roman"/>
+          <w:b/>
+          <w:bCs/>
+        </w:rPr>
+        <w:t>在一次</w:t>
+      </w:r>
+      <w:r>
+        <w:rPr>
+          <w:rFonts w:ascii="Times New Roman" w:hAnsi="Times New Roman" w:cs="Times New Roman"/>
+          <w:b/>
+          <w:bCs/>
+          <w:lang w:val="fr-FR"/>
+        </w:rPr>
+        <w:t xml:space="preserve"> </w:t>
+      </w:r>
+      <w:proofErr w:type="spellStart"/>
+      <w:r>
+        <w:rPr>
+          <w:rFonts w:ascii="Times New Roman" w:hAnsi="Times New Roman" w:cs="Times New Roman"/>
+          <w:b/>
+          <w:bCs/>
+          <w:lang w:val="fr-FR"/>
+        </w:rPr>
+        <w:t>groupby</w:t>
+      </w:r>
+      <w:proofErr w:type="spellEnd"/>
+      <w:r>
+        <w:rPr>
+          <w:rFonts w:ascii="Times New Roman" w:hAnsi="Times New Roman" w:cs="Times New Roman"/>
+          <w:b/>
+          <w:bCs/>
+          <w:lang w:val="fr-FR"/>
+        </w:rPr>
+        <w:t xml:space="preserve"> </w:t>
+      </w:r>
+      <w:r>
+        <w:rPr>
+          <w:rFonts w:ascii="Times New Roman" w:hAnsi="Times New Roman" w:cs="Times New Roman"/>
+          <w:b/>
+          <w:bCs/>
+        </w:rPr>
+        <w:t>中</w:t>
+      </w:r>
+      <w:r>
+        <w:rPr>
+          <w:rFonts w:ascii="Times New Roman" w:hAnsi="Times New Roman" w:cs="Times New Roman"/>
+          <w:b/>
+          <w:bCs/>
+          <w:lang w:val="fr-FR"/>
+        </w:rPr>
+        <w:t>，</w:t>
+      </w:r>
+      <w:r>
+        <w:rPr>
+          <w:rFonts w:ascii="Times New Roman" w:hAnsi="Times New Roman" w:cs="Times New Roman"/>
+          <w:b/>
+          <w:bCs/>
+        </w:rPr>
+        <w:t>对多列做多种聚合</w:t>
+      </w:r>
+      <w:r>
+        <w:rPr>
+          <w:rFonts w:ascii="Times New Roman" w:hAnsi="Times New Roman" w:cs="Times New Roman"/>
+          <w:b/>
+          <w:bCs/>
+          <w:lang w:val="fr-FR"/>
+        </w:rPr>
+        <w:t>，</w:t>
+      </w:r>
+      <w:r>
+        <w:rPr>
+          <w:rFonts w:ascii="Times New Roman" w:hAnsi="Times New Roman" w:cs="Times New Roman"/>
+          <w:b/>
+          <w:bCs/>
+        </w:rPr>
+        <w:t>并给结果起名字</w:t>
+      </w:r>
+    </w:p>
+    <w:p>
+      <w:pPr>
+        <w:rPr>
+          <w:rFonts w:ascii="Times New Roman" w:hAnsi="Times New Roman" w:cs="Times New Roman"/>
+          <w:lang w:val="fr-FR"/>
+        </w:rPr>
+      </w:pPr>
+    </w:p>
+    <w:p>
+      <w:pPr>
+        <w:rPr>
+          <w:rFonts w:ascii="Times New Roman" w:hAnsi="Times New Roman" w:cs="Times New Roman"/>
+          <w:lang w:val="fr-FR"/>
+        </w:rPr>
+      </w:pPr>
+      <w:r>
+        <w:rPr>
+          <w:rFonts w:ascii="Times New Roman" w:hAnsi="Times New Roman" w:cs="Times New Roman" w:hint="eastAsia"/>
+          <w:lang w:val="fr-FR"/>
+        </w:rPr>
+        <w:t>记住要改成</w:t>
+      </w:r>
+      <w:proofErr w:type="spellStart"/>
+      <w:r>
+        <w:rPr>
+          <w:rFonts w:ascii="Times New Roman" w:hAnsi="Times New Roman" w:cs="Times New Roman" w:hint="eastAsia"/>
+          <w:lang w:val="fr-FR"/>
+        </w:rPr>
+        <w:t>space</w:t>
+      </w:r>
+      <w:proofErr w:type="spellEnd"/>
+      <w:r>
+        <w:rPr>
+          <w:rFonts w:ascii="Times New Roman" w:hAnsi="Times New Roman" w:cs="Times New Roman"/>
+          <w:lang w:val="fr-FR"/>
+        </w:rPr>
+        <w:t> :4</w:t>
+      </w:r>
+      <w:r>
+        <w:rPr>
+          <w:rFonts w:ascii="Times New Roman" w:hAnsi="Times New Roman" w:cs="Times New Roman" w:hint="eastAsia"/>
+          <w:lang w:val="fr-FR"/>
+        </w:rPr>
+        <w:t>而不是用</w:t>
+      </w:r>
+      <w:r>
+        <w:rPr>
+          <w:rFonts w:ascii="Times New Roman" w:hAnsi="Times New Roman" w:cs="Times New Roman" w:hint="eastAsia"/>
+          <w:lang w:val="fr-FR"/>
+        </w:rPr>
+        <w:t>tab</w:t>
+      </w:r>
+      <w:r>
+        <w:rPr>
+          <w:rFonts w:ascii="Times New Roman" w:hAnsi="Times New Roman" w:cs="Times New Roman"/>
+          <w:lang w:val="fr-FR"/>
+        </w:rPr>
+        <w:t> </w:t>
+      </w:r>
+      <w:r>
+        <w:rPr>
+          <w:rFonts w:ascii="Times New Roman" w:hAnsi="Times New Roman" w:cs="Times New Roman" w:hint="eastAsia"/>
+          <w:lang w:val="fr-FR"/>
+        </w:rPr>
+        <w:t>:4</w:t>
+      </w:r>
+      <w:r>
+        <w:rPr>
+          <w:rFonts w:ascii="Times New Roman" w:hAnsi="Times New Roman" w:cs="Times New Roman"/>
+          <w:lang w:val="fr-FR"/>
+        </w:rPr>
+        <w:t> </w:t>
+      </w:r>
+      <w:r>
+        <w:rPr>
+          <w:rFonts w:ascii="Times New Roman" w:hAnsi="Times New Roman" w:cs="Times New Roman" w:hint="eastAsia"/>
+          <w:lang w:val="fr-FR"/>
+        </w:rPr>
+        <w:t>!!!</w:t>
+      </w:r>
+    </w:p>
+    <w:p>
+      <w:pPr>
+        <w:rPr>
+          <w:rFonts w:ascii="Times New Roman" w:hAnsi="Times New Roman" w:cs="Times New Roman"/>
+          <w:lang w:val="fr-FR"/>
+        </w:rPr>
+      </w:pPr>
+      <w:r>
+        <w:rPr>
+          <w:rFonts w:ascii="Times New Roman" w:hAnsi="Times New Roman" w:cs="Times New Roman" w:hint="eastAsia"/>
+          <w:lang w:val="fr-FR"/>
+        </w:rPr>
+        <w:t>这样按一次</w:t>
+      </w:r>
+      <w:r>
+        <w:rPr>
+          <w:rFonts w:ascii="Times New Roman" w:hAnsi="Times New Roman" w:cs="Times New Roman" w:hint="eastAsia"/>
+          <w:lang w:val="fr-FR"/>
+        </w:rPr>
+        <w:t>tab</w:t>
+      </w:r>
+      <w:r>
+        <w:rPr>
+          <w:rFonts w:ascii="Times New Roman" w:hAnsi="Times New Roman" w:cs="Times New Roman" w:hint="eastAsia"/>
+          <w:lang w:val="fr-FR"/>
+        </w:rPr>
+        <w:t>才是</w:t>
+      </w:r>
+      <w:r>
+        <w:rPr>
+          <w:rFonts w:ascii="Times New Roman" w:hAnsi="Times New Roman" w:cs="Times New Roman" w:hint="eastAsia"/>
+          <w:lang w:val="fr-FR"/>
+        </w:rPr>
+        <w:t>4</w:t>
+      </w:r>
+      <w:r>
+        <w:rPr>
+          <w:rFonts w:ascii="Times New Roman" w:hAnsi="Times New Roman" w:cs="Times New Roman" w:hint="eastAsia"/>
+          <w:lang w:val="fr-FR"/>
+        </w:rPr>
+        <w:t>个空格，而不会将</w:t>
+      </w:r>
+      <w:r>
+        <w:rPr>
+          <w:rFonts w:ascii="Times New Roman" w:hAnsi="Times New Roman" w:cs="Times New Roman" w:hint="eastAsia"/>
+          <w:lang w:val="fr-FR"/>
+        </w:rPr>
+        <w:t>tab</w:t>
+      </w:r>
+      <w:r>
+        <w:rPr>
+          <w:rFonts w:ascii="Times New Roman" w:hAnsi="Times New Roman" w:cs="Times New Roman" w:hint="eastAsia"/>
+          <w:lang w:val="fr-FR"/>
+        </w:rPr>
+        <w:t>和</w:t>
+      </w:r>
+      <w:proofErr w:type="spellStart"/>
+      <w:r>
+        <w:rPr>
+          <w:rFonts w:ascii="Times New Roman" w:hAnsi="Times New Roman" w:cs="Times New Roman" w:hint="eastAsia"/>
+          <w:lang w:val="fr-FR"/>
+        </w:rPr>
+        <w:t>space</w:t>
+      </w:r>
+      <w:proofErr w:type="spellEnd"/>
+      <w:r>
+        <w:rPr>
+          <w:rFonts w:ascii="Times New Roman" w:hAnsi="Times New Roman" w:cs="Times New Roman" w:hint="eastAsia"/>
+          <w:lang w:val="fr-FR"/>
+        </w:rPr>
+        <w:t>混淆？</w:t>
+      </w:r>
+    </w:p>
+    <w:p>
+      <w:pPr>
+        <w:rPr>
+          <w:rFonts w:ascii="Times New Roman" w:hAnsi="Times New Roman" w:cs="Times New Roman"/>
+          <w:lang w:val="fr-FR"/>
+        </w:rPr>
+      </w:pPr>
+    </w:p>
+    <w:p>
+      <w:pPr>
+        <w:rPr>
+          <w:rFonts w:ascii="Times New Roman" w:hAnsi="Times New Roman" w:cs="Times New Roman"/>
+          <w:lang w:val="fr-FR"/>
+        </w:rPr>
+      </w:pPr>
+      <w:r>
+        <w:rPr>
+          <w:rFonts w:ascii="Times New Roman" w:hAnsi="Times New Roman" w:cs="Times New Roman" w:hint="eastAsia"/>
+          <w:lang w:val="fr-FR"/>
+        </w:rPr>
+        <w:t>可以用</w:t>
+      </w:r>
+      <w:r>
+        <w:rPr>
+          <w:rFonts w:ascii="Times New Roman" w:hAnsi="Times New Roman" w:cs="Times New Roman" w:hint="eastAsia"/>
+          <w:lang w:val="fr-FR"/>
+        </w:rPr>
+        <w:t xml:space="preserve">black </w:t>
+      </w:r>
+      <w:r>
+        <w:rPr>
+          <w:rFonts w:ascii="Times New Roman" w:hAnsi="Times New Roman" w:cs="Times New Roman" w:hint="eastAsia"/>
+          <w:lang w:val="fr-FR"/>
+        </w:rPr>
+        <w:t>包直接整理整个</w:t>
+      </w:r>
+      <w:proofErr w:type="spellStart"/>
+      <w:r>
+        <w:rPr>
+          <w:rFonts w:ascii="Times New Roman" w:hAnsi="Times New Roman" w:cs="Times New Roman" w:hint="eastAsia"/>
+          <w:lang w:val="fr-FR"/>
+        </w:rPr>
+        <w:t>py</w:t>
+      </w:r>
+      <w:proofErr w:type="spellEnd"/>
+      <w:r>
+        <w:rPr>
+          <w:rFonts w:ascii="Times New Roman" w:hAnsi="Times New Roman" w:cs="Times New Roman" w:hint="eastAsia"/>
+          <w:lang w:val="fr-FR"/>
+        </w:rPr>
+        <w:t xml:space="preserve"> script</w:t>
+      </w:r>
+      <w:r>
+        <w:rPr>
+          <w:rFonts w:ascii="Times New Roman" w:hAnsi="Times New Roman" w:cs="Times New Roman" w:hint="eastAsia"/>
+          <w:lang w:val="fr-FR"/>
+        </w:rPr>
+        <w:t>！</w:t>
+      </w:r>
+    </w:p>
+    <w:p>
+      <w:pPr>
+        <w:rPr>
+          <w:rFonts w:ascii="Times New Roman" w:hAnsi="Times New Roman" w:cs="Times New Roman" w:hint="eastAsia"/>
+        </w:rPr>
+      </w:pPr>
+      <w:r>
+        <w:rPr>
+          <w:rFonts w:ascii="Times New Roman" w:hAnsi="Times New Roman" w:cs="Times New Roman" w:hint="eastAsia"/>
+        </w:rPr>
+        <w:t>black your_script.py</w:t>
+      </w:r>
+    </w:p>
+    <w:p>
+      <w:pPr>
+        <w:rPr>
+          <w:rFonts w:ascii="Times New Roman" w:hAnsi="Times New Roman" w:cs="Times New Roman"/>
+        </w:rPr>
+      </w:pPr>
+      <w:proofErr w:type="spellStart"/>
+      <w:r>
+        <w:rPr>
+          <w:rFonts w:ascii="Times New Roman" w:hAnsi="Times New Roman" w:cs="Times New Roman" w:hint="eastAsia"/>
+        </w:rPr>
+        <w:t>jupyter</w:t>
+      </w:r>
+      <w:proofErr w:type="spellEnd"/>
+      <w:r>
+        <w:rPr>
+          <w:rFonts w:ascii="Times New Roman" w:hAnsi="Times New Roman" w:cs="Times New Roman" w:hint="eastAsia"/>
+          <w:lang w:val="fr-FR"/>
+        </w:rPr>
+        <w:t>中</w:t>
+      </w:r>
+      <w:r>
+        <w:rPr>
+          <w:rFonts w:ascii="Times New Roman" w:hAnsi="Times New Roman" w:cs="Times New Roman" w:hint="eastAsia"/>
+        </w:rPr>
+        <w:t>：</w:t>
+      </w:r>
+      <w:r>
+        <w:rPr>
+          <w:rFonts w:ascii="Times New Roman" w:hAnsi="Times New Roman" w:cs="Times New Roman" w:hint="eastAsia"/>
+        </w:rPr>
+        <w:t>%</w:t>
+      </w:r>
+      <w:proofErr w:type="spellStart"/>
+      <w:r>
+        <w:rPr>
+          <w:rFonts w:ascii="Times New Roman" w:hAnsi="Times New Roman" w:cs="Times New Roman" w:hint="eastAsia"/>
+        </w:rPr>
+        <w:t>load_ext</w:t>
+      </w:r>
+      <w:proofErr w:type="spellEnd"/>
+      <w:r>
+        <w:rPr>
+          <w:rFonts w:ascii="Times New Roman" w:hAnsi="Times New Roman" w:cs="Times New Roman" w:hint="eastAsia"/>
+        </w:rPr>
+        <w:t xml:space="preserve"> </w:t>
+      </w:r>
+      <w:proofErr w:type="spellStart"/>
+      <w:r>
+        <w:rPr>
+          <w:rFonts w:ascii="Times New Roman" w:hAnsi="Times New Roman" w:cs="Times New Roman" w:hint="eastAsia"/>
+        </w:rPr>
+        <w:t>lab_black</w:t>
+      </w:r>
+      <w:proofErr w:type="spellEnd"/>
+    </w:p>
+    <w:p>
+      <w:pPr>
+        <w:rPr>
+          <w:rFonts w:ascii="Times New Roman" w:hAnsi="Times New Roman" w:cs="Times New Roman"/>
+        </w:rPr>
+      </w:pPr>
+    </w:p>
+    <w:p>
+      <w:pPr>
+        <w:rPr>
+          <w:rFonts w:ascii="Times New Roman" w:hAnsi="Times New Roman" w:cs="Times New Roman" w:hint="eastAsia"/>
+        </w:rPr>
+      </w:pPr>
+    </w:p>
+    <w:p>
+      <w:pPr>
+        <w:rPr>
+          <w:rFonts w:ascii="Times New Roman" w:hAnsi="Times New Roman" w:cs="Times New Roman" w:hint="eastAsia"/>
         </w:rPr>
       </w:pPr>
     </w:p>
@@ -7065,7 +10372,7 @@
   <w:abstractNum w:abstractNumId="2" w15:restartNumberingAfterBreak="0">
     <w:nsid w:val="6F642657"/>
     <w:multiLevelType w:val="multilevel"/>
-    <w:tmpl w:val="EE2EE79E"/>
+    <w:tmpl w:val="64FC8992"/>
     <w:lvl w:ilvl="0">
       <w:start w:val="1"/>
       <w:numFmt w:val="bullet"/>
@@ -7105,6 +10412,151 @@
       </w:rPr>
     </w:lvl>
     <w:lvl w:ilvl="3">
+      <w:start w:val="1"/>
+      <w:numFmt w:val="bullet"/>
+      <w:lvlText w:val=""/>
+      <w:lvlJc w:val="left"/>
+      <w:pPr>
+        <w:tabs>
+          <w:tab w:val="num" w:pos="2880"/>
+        </w:tabs>
+        <w:ind w:left="2880" w:hanging="360"/>
+      </w:pPr>
+      <w:rPr>
+        <w:rFonts w:ascii="Wingdings" w:hAnsi="Wingdings" w:hint="default"/>
+        <w:sz w:val="20"/>
+      </w:rPr>
+    </w:lvl>
+    <w:lvl w:ilvl="4">
+      <w:start w:val="1"/>
+      <w:numFmt w:val="decimal"/>
+      <w:lvlText w:val="%5）"/>
+      <w:lvlJc w:val="left"/>
+      <w:pPr>
+        <w:ind w:left="360" w:hanging="360"/>
+      </w:pPr>
+      <w:rPr>
+        <w:rFonts w:hint="default"/>
+      </w:rPr>
+    </w:lvl>
+    <w:lvl w:ilvl="5" w:tentative="1">
+      <w:start w:val="1"/>
+      <w:numFmt w:val="bullet"/>
+      <w:lvlText w:val=""/>
+      <w:lvlJc w:val="left"/>
+      <w:pPr>
+        <w:tabs>
+          <w:tab w:val="num" w:pos="4320"/>
+        </w:tabs>
+        <w:ind w:left="4320" w:hanging="360"/>
+      </w:pPr>
+      <w:rPr>
+        <w:rFonts w:ascii="Wingdings" w:hAnsi="Wingdings" w:hint="default"/>
+        <w:sz w:val="20"/>
+      </w:rPr>
+    </w:lvl>
+    <w:lvl w:ilvl="6" w:tentative="1">
+      <w:start w:val="1"/>
+      <w:numFmt w:val="bullet"/>
+      <w:lvlText w:val=""/>
+      <w:lvlJc w:val="left"/>
+      <w:pPr>
+        <w:tabs>
+          <w:tab w:val="num" w:pos="5040"/>
+        </w:tabs>
+        <w:ind w:left="5040" w:hanging="360"/>
+      </w:pPr>
+      <w:rPr>
+        <w:rFonts w:ascii="Wingdings" w:hAnsi="Wingdings" w:hint="default"/>
+        <w:sz w:val="20"/>
+      </w:rPr>
+    </w:lvl>
+    <w:lvl w:ilvl="7" w:tentative="1">
+      <w:start w:val="1"/>
+      <w:numFmt w:val="bullet"/>
+      <w:lvlText w:val=""/>
+      <w:lvlJc w:val="left"/>
+      <w:pPr>
+        <w:tabs>
+          <w:tab w:val="num" w:pos="5760"/>
+        </w:tabs>
+        <w:ind w:left="5760" w:hanging="360"/>
+      </w:pPr>
+      <w:rPr>
+        <w:rFonts w:ascii="Wingdings" w:hAnsi="Wingdings" w:hint="default"/>
+        <w:sz w:val="20"/>
+      </w:rPr>
+    </w:lvl>
+    <w:lvl w:ilvl="8" w:tentative="1">
+      <w:start w:val="1"/>
+      <w:numFmt w:val="bullet"/>
+      <w:lvlText w:val=""/>
+      <w:lvlJc w:val="left"/>
+      <w:pPr>
+        <w:tabs>
+          <w:tab w:val="num" w:pos="6480"/>
+        </w:tabs>
+        <w:ind w:left="6480" w:hanging="360"/>
+      </w:pPr>
+      <w:rPr>
+        <w:rFonts w:ascii="Wingdings" w:hAnsi="Wingdings" w:hint="default"/>
+        <w:sz w:val="20"/>
+      </w:rPr>
+    </w:lvl>
+  </w:abstractNum>
+  <w:abstractNum w:abstractNumId="3" w15:restartNumberingAfterBreak="0">
+    <w:nsid w:val="71A47B3D"/>
+    <w:multiLevelType w:val="multilevel"/>
+    <w:tmpl w:val="2BAE2958"/>
+    <w:lvl w:ilvl="0">
+      <w:start w:val="1"/>
+      <w:numFmt w:val="bullet"/>
+      <w:lvlText w:val=""/>
+      <w:lvlJc w:val="left"/>
+      <w:pPr>
+        <w:tabs>
+          <w:tab w:val="num" w:pos="720"/>
+        </w:tabs>
+        <w:ind w:left="720" w:hanging="360"/>
+      </w:pPr>
+      <w:rPr>
+        <w:rFonts w:ascii="Symbol" w:hAnsi="Symbol" w:hint="default"/>
+        <w:sz w:val="20"/>
+      </w:rPr>
+    </w:lvl>
+    <w:lvl w:ilvl="1" w:tentative="1">
+      <w:start w:val="1"/>
+      <w:numFmt w:val="bullet"/>
+      <w:lvlText w:val="o"/>
+      <w:lvlJc w:val="left"/>
+      <w:pPr>
+        <w:tabs>
+          <w:tab w:val="num" w:pos="1440"/>
+        </w:tabs>
+        <w:ind w:left="1440" w:hanging="360"/>
+      </w:pPr>
+      <w:rPr>
+        <w:rFonts w:ascii="Courier New" w:hAnsi="Courier New" w:hint="default"/>
+        <w:sz w:val="20"/>
+      </w:rPr>
+    </w:lvl>
+    <w:lvl w:ilvl="2" w:tentative="1">
+      <w:start w:val="1"/>
+      <w:numFmt w:val="bullet"/>
+      <w:lvlText w:val=""/>
+      <w:lvlJc w:val="left"/>
+      <w:pPr>
+        <w:tabs>
+          <w:tab w:val="num" w:pos="2160"/>
+        </w:tabs>
+        <w:ind w:left="2160" w:hanging="360"/>
+      </w:pPr>
+      <w:rPr>
+        <w:rFonts w:ascii="Wingdings" w:hAnsi="Wingdings" w:hint="default"/>
+        <w:sz w:val="20"/>
+      </w:rPr>
+    </w:lvl>
+    <w:lvl w:ilvl="3" w:tentative="1">
       <w:start w:val="1"/>
       <w:numFmt w:val="bullet"/>
       <w:lvlText w:val=""/>
@@ -7209,6 +10661,9 @@
   </w:num>
   <w:num w:numId="3" w16cid:durableId="641692198">
     <w:abstractNumId w:val="1"/>
+  </w:num>
+  <w:num w:numId="4" w16cid:durableId="1226723800">
+    <w:abstractNumId w:val="3"/>
   </w:num>
 </w:numbering>
 </file>
@@ -7818,7 +11273,6 @@
   <w:style w:type="character" w:default="1" w:styleId="a0">
     <w:name w:val="Default Paragraph Font"/>
     <w:uiPriority w:val="1"/>
-    <w:semiHidden/>
     <w:unhideWhenUsed/>
   </w:style>
   <w:style w:type="table" w:default="1" w:styleId="a1">

--- a/note_geo_jo.docx
+++ b/note_geo_jo.docx
@@ -61,6 +61,7 @@
           <w:rFonts w:ascii="Times New Roman" w:hAnsi="Times New Roman" w:cs="Times New Roman"/>
         </w:rPr>
       </w:pPr>
+      <w:proofErr w:type="gramStart"/>
       <w:r>
         <w:rPr>
           <w:rFonts w:ascii="Times New Roman" w:hAnsi="Times New Roman" w:cs="Times New Roman"/>
@@ -69,6 +70,7 @@
         </w:rPr>
         <w:t>Folder :</w:t>
       </w:r>
+      <w:proofErr w:type="gramEnd"/>
       <w:r>
         <w:rPr>
           <w:rFonts w:hint="eastAsia"/>
@@ -90,13 +92,23 @@
           <w:bCs/>
         </w:rPr>
       </w:pPr>
-      <w:r>
-        <w:rPr>
-          <w:rFonts w:ascii="Times New Roman" w:hAnsi="Times New Roman" w:cs="Times New Roman"/>
-          <w:b/>
-          <w:bCs/>
-        </w:rPr>
-        <w:t xml:space="preserve">Env : </w:t>
+      <w:proofErr w:type="gramStart"/>
+      <w:r>
+        <w:rPr>
+          <w:rFonts w:ascii="Times New Roman" w:hAnsi="Times New Roman" w:cs="Times New Roman"/>
+          <w:b/>
+          <w:bCs/>
+        </w:rPr>
+        <w:t>Env :</w:t>
+      </w:r>
+      <w:proofErr w:type="gramEnd"/>
+      <w:r>
+        <w:rPr>
+          <w:rFonts w:ascii="Times New Roman" w:hAnsi="Times New Roman" w:cs="Times New Roman"/>
+          <w:b/>
+          <w:bCs/>
+        </w:rPr>
+        <w:t xml:space="preserve"> </w:t>
       </w:r>
       <w:proofErr w:type="spellStart"/>
       <w:r>
@@ -118,31 +130,42 @@
           <w:highlight w:val="yellow"/>
         </w:rPr>
       </w:pPr>
+      <w:proofErr w:type="gramStart"/>
       <w:r>
         <w:rPr>
           <w:b/>
           <w:bCs/>
           <w:highlight w:val="yellow"/>
         </w:rPr>
-        <w:t xml:space="preserve">SYNCHRO : </w:t>
-      </w:r>
-    </w:p>
-    <w:p>
-      <w:pPr>
-        <w:rPr>
-          <w:rFonts w:hint="eastAsia"/>
+        <w:t>SYNCHRO :</w:t>
+      </w:r>
+      <w:proofErr w:type="gramEnd"/>
+      <w:r>
+        <w:rPr>
           <w:b/>
           <w:bCs/>
           <w:highlight w:val="yellow"/>
         </w:rPr>
-      </w:pPr>
-      <w:r>
+        <w:t xml:space="preserve"> </w:t>
+      </w:r>
+    </w:p>
+    <w:p>
+      <w:pPr>
         <w:rPr>
           <w:rFonts w:hint="eastAsia"/>
           <w:b/>
           <w:bCs/>
           <w:highlight w:val="yellow"/>
         </w:rPr>
+      </w:pPr>
+      <w:proofErr w:type="gramStart"/>
+      <w:r>
+        <w:rPr>
+          <w:rFonts w:hint="eastAsia"/>
+          <w:b/>
+          <w:bCs/>
+          <w:highlight w:val="yellow"/>
+        </w:rPr>
         <w:t>I</w:t>
       </w:r>
       <w:r>
@@ -159,14 +182,23 @@
           <w:bCs/>
           <w:highlight w:val="yellow"/>
         </w:rPr>
-        <w:t>(used in preprocess)</w:t>
-      </w:r>
+        <w:t>(</w:t>
+      </w:r>
+      <w:proofErr w:type="gramEnd"/>
       <w:r>
         <w:rPr>
           <w:b/>
           <w:bCs/>
           <w:highlight w:val="yellow"/>
         </w:rPr>
+        <w:t>used in preprocess)</w:t>
+      </w:r>
+      <w:r>
+        <w:rPr>
+          <w:b/>
+          <w:bCs/>
+          <w:highlight w:val="yellow"/>
+        </w:rPr>
         <w:t xml:space="preserve">, </w:t>
       </w:r>
       <w:proofErr w:type="spellStart"/>
@@ -185,7 +217,16 @@
           <w:bCs/>
           <w:highlight w:val="yellow"/>
         </w:rPr>
-        <w:t>reprocess_listings</w:t>
+        <w:t>reprocess_</w:t>
+      </w:r>
+      <w:proofErr w:type="gramStart"/>
+      <w:r>
+        <w:rPr>
+          <w:b/>
+          <w:bCs/>
+          <w:highlight w:val="yellow"/>
+        </w:rPr>
+        <w:t>listings</w:t>
       </w:r>
       <w:proofErr w:type="spellEnd"/>
       <w:r>
@@ -194,7 +235,16 @@
           <w:bCs/>
           <w:highlight w:val="yellow"/>
         </w:rPr>
-        <w:t xml:space="preserve"> : geo, </w:t>
+        <w:t xml:space="preserve"> :</w:t>
+      </w:r>
+      <w:proofErr w:type="gramEnd"/>
+      <w:r>
+        <w:rPr>
+          <w:b/>
+          <w:bCs/>
+          <w:highlight w:val="yellow"/>
+        </w:rPr>
+        <w:t xml:space="preserve"> geo, </w:t>
       </w:r>
       <w:proofErr w:type="spellStart"/>
       <w:r>
@@ -231,6 +281,7 @@
           <w:rFonts w:hint="eastAsia"/>
           <w:b/>
           <w:bCs/>
+          <w:lang w:val="fr-FR"/>
         </w:rPr>
       </w:pPr>
       <w:proofErr w:type="spellStart"/>
@@ -240,6 +291,7 @@
           <w:b/>
           <w:bCs/>
           <w:highlight w:val="yellow"/>
+          <w:lang w:val="fr-FR"/>
         </w:rPr>
         <w:t>S</w:t>
       </w:r>
@@ -248,8 +300,19 @@
           <w:b/>
           <w:bCs/>
           <w:highlight w:val="yellow"/>
-        </w:rPr>
-        <w:t>plit_listings</w:t>
+          <w:lang w:val="fr-FR"/>
+        </w:rPr>
+        <w:t>plit_</w:t>
+      </w:r>
+      <w:proofErr w:type="gramStart"/>
+      <w:r>
+        <w:rPr>
+          <w:b/>
+          <w:bCs/>
+          <w:highlight w:val="yellow"/>
+          <w:lang w:val="fr-FR"/>
+        </w:rPr>
+        <w:t>listings</w:t>
       </w:r>
       <w:proofErr w:type="spellEnd"/>
       <w:r>
@@ -257,56 +320,194 @@
           <w:b/>
           <w:bCs/>
           <w:highlight w:val="yellow"/>
-        </w:rPr>
-        <w:t>: geo, multi</w:t>
-      </w:r>
-    </w:p>
-    <w:p>
-      <w:pPr>
-        <w:rPr>
-          <w:rFonts w:hint="eastAsia"/>
-        </w:rPr>
-      </w:pPr>
-    </w:p>
-    <w:p>
-      <w:pPr>
-        <w:rPr>
-          <w:rFonts w:hint="eastAsia"/>
-        </w:rPr>
-      </w:pPr>
-    </w:p>
-    <w:p>
-      <w:pPr>
-        <w:rPr>
-          <w:rFonts w:hint="eastAsia"/>
-        </w:rPr>
-      </w:pPr>
-    </w:p>
-    <w:p>
-      <w:pPr>
-        <w:rPr>
-          <w:rFonts w:hint="eastAsia"/>
-        </w:rPr>
-      </w:pPr>
-    </w:p>
-    <w:p>
-      <w:pPr>
-        <w:rPr>
-          <w:rFonts w:hint="eastAsia"/>
-        </w:rPr>
-      </w:pPr>
-    </w:p>
-    <w:p>
-      <w:pPr>
-        <w:rPr>
-          <w:rFonts w:hint="eastAsia"/>
-        </w:rPr>
-      </w:pPr>
-    </w:p>
-    <w:p>
-      <w:pPr>
-        <w:rPr>
-          <w:rFonts w:hint="eastAsia"/>
+          <w:lang w:val="fr-FR"/>
+        </w:rPr>
+        <w:t>:</w:t>
+      </w:r>
+      <w:proofErr w:type="gramEnd"/>
+      <w:r>
+        <w:rPr>
+          <w:b/>
+          <w:bCs/>
+          <w:highlight w:val="yellow"/>
+          <w:lang w:val="fr-FR"/>
+        </w:rPr>
+        <w:t xml:space="preserve"> </w:t>
+      </w:r>
+      <w:proofErr w:type="spellStart"/>
+      <w:r>
+        <w:rPr>
+          <w:b/>
+          <w:bCs/>
+          <w:highlight w:val="yellow"/>
+          <w:lang w:val="fr-FR"/>
+        </w:rPr>
+        <w:t>geo</w:t>
+      </w:r>
+      <w:proofErr w:type="spellEnd"/>
+      <w:r>
+        <w:rPr>
+          <w:b/>
+          <w:bCs/>
+          <w:highlight w:val="yellow"/>
+          <w:lang w:val="fr-FR"/>
+        </w:rPr>
+        <w:t>, multi</w:t>
+      </w:r>
+    </w:p>
+    <w:p>
+      <w:pPr>
+        <w:rPr>
+          <w:rFonts w:hint="eastAsia"/>
+          <w:b/>
+          <w:bCs/>
+          <w:lang w:val="fr-FR"/>
+        </w:rPr>
+      </w:pPr>
+    </w:p>
+    <w:p>
+      <w:pPr>
+        <w:rPr>
+          <w:rFonts w:hint="eastAsia"/>
+          <w:b/>
+          <w:bCs/>
+          <w:lang w:val="fr-FR"/>
+        </w:rPr>
+      </w:pPr>
+      <w:r>
+        <w:rPr>
+          <w:rFonts w:hint="eastAsia"/>
+          <w:b/>
+          <w:bCs/>
+          <w:lang w:val="fr-FR"/>
+        </w:rPr>
+        <w:t>C</w:t>
+      </w:r>
+      <w:r>
+        <w:rPr>
+          <w:b/>
+          <w:bCs/>
+          <w:lang w:val="fr-FR"/>
+        </w:rPr>
+        <w:t>ompte rendu :</w:t>
+      </w:r>
+    </w:p>
+    <w:p>
+      <w:pPr>
+        <w:rPr>
+          <w:rFonts w:ascii="Times New Roman" w:hAnsi="Times New Roman" w:cs="Times New Roman"/>
+          <w:b/>
+          <w:bCs/>
+          <w:lang w:val="fr-FR"/>
+        </w:rPr>
+      </w:pPr>
+      <w:proofErr w:type="gramStart"/>
+      <w:r>
+        <w:rPr>
+          <w:rFonts w:ascii="Times New Roman" w:hAnsi="Times New Roman" w:cs="Times New Roman"/>
+          <w:b/>
+          <w:bCs/>
+          <w:lang w:val="fr-FR"/>
+        </w:rPr>
+        <w:t>Cartes contextualisée</w:t>
+      </w:r>
+      <w:proofErr w:type="gramEnd"/>
+    </w:p>
+    <w:p>
+      <w:pPr>
+        <w:rPr>
+          <w:rFonts w:ascii="Times New Roman" w:hAnsi="Times New Roman" w:cs="Times New Roman"/>
+          <w:b/>
+          <w:bCs/>
+          <w:lang w:val="fr-FR"/>
+        </w:rPr>
+      </w:pPr>
+      <w:r>
+        <w:rPr>
+          <w:rFonts w:ascii="Times New Roman" w:hAnsi="Times New Roman" w:cs="Times New Roman"/>
+          <w:b/>
+          <w:bCs/>
+          <w:highlight w:val="yellow"/>
+          <w:lang w:val="fr-FR"/>
+        </w:rPr>
+        <w:t>10pages, 4 blocs, 34</w:t>
+      </w:r>
+      <w:r>
+        <w:rPr>
+          <w:rFonts w:ascii="Times New Roman" w:hAnsi="Times New Roman" w:cs="Times New Roman"/>
+          <w:b/>
+          <w:bCs/>
+          <w:highlight w:val="yellow"/>
+          <w:vertAlign w:val="superscript"/>
+          <w:lang w:val="fr-FR"/>
+        </w:rPr>
+        <w:t>ème</w:t>
+      </w:r>
+      <w:r>
+        <w:rPr>
+          <w:rFonts w:ascii="Times New Roman" w:hAnsi="Times New Roman" w:cs="Times New Roman"/>
+          <w:b/>
+          <w:bCs/>
+          <w:highlight w:val="yellow"/>
+          <w:lang w:val="fr-FR"/>
+        </w:rPr>
+        <w:t xml:space="preserve"> parties</w:t>
+      </w:r>
+      <w:r>
+        <w:rPr>
+          <w:rFonts w:ascii="Times New Roman" w:hAnsi="Times New Roman" w:cs="Times New Roman"/>
+          <w:b/>
+          <w:bCs/>
+          <w:lang w:val="fr-FR"/>
+        </w:rPr>
+        <w:t xml:space="preserve"> </w:t>
+      </w:r>
+    </w:p>
+    <w:p>
+      <w:pPr>
+        <w:rPr>
+          <w:rFonts w:hint="eastAsia"/>
+          <w:lang w:val="fr-FR"/>
+        </w:rPr>
+      </w:pPr>
+    </w:p>
+    <w:p>
+      <w:pPr>
+        <w:rPr>
+          <w:rFonts w:hint="eastAsia"/>
+          <w:lang w:val="fr-FR"/>
+        </w:rPr>
+      </w:pPr>
+    </w:p>
+    <w:p>
+      <w:pPr>
+        <w:rPr>
+          <w:rFonts w:hint="eastAsia"/>
+          <w:lang w:val="fr-FR"/>
+        </w:rPr>
+      </w:pPr>
+    </w:p>
+    <w:p>
+      <w:pPr>
+        <w:rPr>
+          <w:rFonts w:hint="eastAsia"/>
+          <w:lang w:val="fr-FR"/>
+        </w:rPr>
+      </w:pPr>
+    </w:p>
+    <w:p>
+      <w:pPr>
+        <w:rPr>
+          <w:rFonts w:hint="eastAsia"/>
+          <w:lang w:val="fr-FR"/>
+        </w:rPr>
+      </w:pPr>
+    </w:p>
+    <w:p>
+      <w:pPr>
+        <w:rPr>
+          <w:rFonts w:hint="eastAsia"/>
+          <w:lang w:val="fr-FR"/>
         </w:rPr>
       </w:pPr>
     </w:p>
@@ -315,12 +516,14 @@
         <w:pStyle w:val="1"/>
         <w:rPr>
           <w:rFonts w:hint="eastAsia"/>
+          <w:lang w:val="fr-FR"/>
         </w:rPr>
       </w:pPr>
       <w:proofErr w:type="spellStart"/>
       <w:r>
         <w:rPr>
           <w:rFonts w:hint="eastAsia"/>
+          <w:lang w:val="fr-FR"/>
         </w:rPr>
         <w:t>Multilevel_Geovisualisaiton_Airbnb_JO</w:t>
       </w:r>
@@ -373,6 +576,7 @@
         <w:rPr>
           <w:rFonts w:hint="eastAsia"/>
         </w:rPr>
+        <w:lastRenderedPageBreak/>
         <w:t>先看看别人怎么做的，学着他做，再自己做，一步一步来很简单的吧~</w:t>
       </w:r>
     </w:p>
@@ -386,7 +590,14 @@
         <w:rPr>
           <w:rFonts w:hint="eastAsia"/>
         </w:rPr>
-        <w:t>From copy to c</w:t>
+        <w:t xml:space="preserve">From copy to </w:t>
+      </w:r>
+      <w:proofErr w:type="gramStart"/>
+      <w:r>
+        <w:rPr>
+          <w:rFonts w:hint="eastAsia"/>
+        </w:rPr>
+        <w:t>c</w:t>
       </w:r>
       <w:r>
         <w:rPr>
@@ -394,6 +605,7 @@
         </w:rPr>
         <w:t>reate !</w:t>
       </w:r>
+      <w:proofErr w:type="gramEnd"/>
     </w:p>
     <w:p>
       <w:pPr>
@@ -417,12 +629,17 @@
         </w:rPr>
       </w:pPr>
       <w:proofErr w:type="spellStart"/>
+      <w:proofErr w:type="gramStart"/>
       <w:r>
         <w:t>Sujet</w:t>
       </w:r>
       <w:proofErr w:type="spellEnd"/>
       <w:r>
-        <w:t xml:space="preserve"> : </w:t>
+        <w:t> :</w:t>
+      </w:r>
+      <w:proofErr w:type="gramEnd"/>
+      <w:r>
+        <w:t xml:space="preserve"> </w:t>
       </w:r>
     </w:p>
     <w:p>
@@ -525,6 +742,7 @@
         <w:t xml:space="preserve">Trav </w:t>
       </w:r>
       <w:proofErr w:type="spellStart"/>
+      <w:proofErr w:type="gramStart"/>
       <w:r>
         <w:t>connexes</w:t>
       </w:r>
@@ -532,6 +750,7 @@
       <w:r>
         <w:t> :</w:t>
       </w:r>
+      <w:proofErr w:type="gramEnd"/>
     </w:p>
     <w:p>
       <w:pPr>
@@ -655,11 +874,19 @@
           <w:rFonts w:ascii="Times New Roman" w:hAnsi="Times New Roman" w:cs="Times New Roman"/>
         </w:rPr>
       </w:pPr>
-      <w:r>
-        <w:rPr>
-          <w:rFonts w:ascii="Times New Roman" w:hAnsi="Times New Roman" w:cs="Times New Roman"/>
-        </w:rPr>
-        <w:t xml:space="preserve">focus : </w:t>
+      <w:proofErr w:type="gramStart"/>
+      <w:r>
+        <w:rPr>
+          <w:rFonts w:ascii="Times New Roman" w:hAnsi="Times New Roman" w:cs="Times New Roman"/>
+        </w:rPr>
+        <w:t>focus :</w:t>
+      </w:r>
+      <w:proofErr w:type="gramEnd"/>
+      <w:r>
+        <w:rPr>
+          <w:rFonts w:ascii="Times New Roman" w:hAnsi="Times New Roman" w:cs="Times New Roman"/>
+        </w:rPr>
+        <w:t xml:space="preserve"> </w:t>
       </w:r>
       <w:proofErr w:type="spellStart"/>
       <w:r>
@@ -762,6 +989,7 @@
         <w:rPr>
           <w:rFonts w:ascii="Times New Roman" w:hAnsi="Times New Roman" w:cs="Times New Roman"/>
         </w:rPr>
+        <w:lastRenderedPageBreak/>
         <w:t>你上传的这张图是一种叫</w:t>
       </w:r>
       <w:r>
@@ -1000,7 +1228,23 @@
           <w:rFonts w:ascii="Times New Roman" w:hAnsi="Times New Roman" w:cs="Times New Roman"/>
           <w:color w:val="0070C0"/>
         </w:rPr>
-        <w:t>结合住宿类型、预订晚数和是否加入多租户网络这三个指标，我们可以将预订房源分为三类：临时房源</w:t>
+        <w:t>结合住宿类型、</w:t>
+      </w:r>
+      <w:proofErr w:type="gramStart"/>
+      <w:r>
+        <w:rPr>
+          <w:rFonts w:ascii="Times New Roman" w:hAnsi="Times New Roman" w:cs="Times New Roman"/>
+          <w:color w:val="0070C0"/>
+        </w:rPr>
+        <w:t>预订晚数和</w:t>
+      </w:r>
+      <w:proofErr w:type="gramEnd"/>
+      <w:r>
+        <w:rPr>
+          <w:rFonts w:ascii="Times New Roman" w:hAnsi="Times New Roman" w:cs="Times New Roman"/>
+          <w:color w:val="0070C0"/>
+        </w:rPr>
+        <w:t>是否加入多租户网络这三个指标，我们可以将预订房源分为三类：临时房源</w:t>
       </w:r>
       <w:r>
         <w:rPr>
@@ -1014,7 +1258,23 @@
           <w:rFonts w:ascii="Times New Roman" w:hAnsi="Times New Roman" w:cs="Times New Roman"/>
           <w:color w:val="0070C0"/>
         </w:rPr>
-        <w:t>、半商业房源和商业房源</w:t>
+        <w:t>、</w:t>
+      </w:r>
+      <w:proofErr w:type="gramStart"/>
+      <w:r>
+        <w:rPr>
+          <w:rFonts w:ascii="Times New Roman" w:hAnsi="Times New Roman" w:cs="Times New Roman"/>
+          <w:color w:val="0070C0"/>
+        </w:rPr>
+        <w:t>半商业</w:t>
+      </w:r>
+      <w:proofErr w:type="gramEnd"/>
+      <w:r>
+        <w:rPr>
+          <w:rFonts w:ascii="Times New Roman" w:hAnsi="Times New Roman" w:cs="Times New Roman"/>
+          <w:color w:val="0070C0"/>
+        </w:rPr>
+        <w:t>房源和商业房源</w:t>
       </w:r>
       <w:r>
         <w:rPr>
@@ -1430,11 +1690,19 @@
         <w:t>x_vars</w:t>
       </w:r>
       <w:proofErr w:type="spellEnd"/>
-      <w:r>
-        <w:rPr>
-          <w:rFonts w:ascii="Times New Roman" w:hAnsi="Times New Roman" w:cs="Times New Roman"/>
-        </w:rPr>
-        <w:t>=["</w:t>
+      <w:proofErr w:type="gramStart"/>
+      <w:r>
+        <w:rPr>
+          <w:rFonts w:ascii="Times New Roman" w:hAnsi="Times New Roman" w:cs="Times New Roman"/>
+        </w:rPr>
+        <w:t>=[</w:t>
+      </w:r>
+      <w:proofErr w:type="gramEnd"/>
+      <w:r>
+        <w:rPr>
+          <w:rFonts w:ascii="Times New Roman" w:hAnsi="Times New Roman" w:cs="Times New Roman"/>
+        </w:rPr>
+        <w:t>"</w:t>
       </w:r>
       <w:proofErr w:type="spellStart"/>
       <w:r>
@@ -1481,11 +1749,19 @@
         <w:t>    "</w:t>
       </w:r>
       <w:proofErr w:type="spellStart"/>
-      <w:r>
-        <w:rPr>
-          <w:rFonts w:ascii="Times New Roman" w:hAnsi="Times New Roman" w:cs="Times New Roman"/>
-        </w:rPr>
-        <w:t>review_scores_rating</w:t>
+      <w:proofErr w:type="gramStart"/>
+      <w:r>
+        <w:rPr>
+          <w:rFonts w:ascii="Times New Roman" w:hAnsi="Times New Roman" w:cs="Times New Roman"/>
+        </w:rPr>
+        <w:t>review</w:t>
+      </w:r>
+      <w:proofErr w:type="gramEnd"/>
+      <w:r>
+        <w:rPr>
+          <w:rFonts w:ascii="Times New Roman" w:hAnsi="Times New Roman" w:cs="Times New Roman"/>
+        </w:rPr>
+        <w:t>_scores_rating</w:t>
       </w:r>
       <w:proofErr w:type="spellEnd"/>
       <w:r>
@@ -1522,7 +1798,22 @@
         <w:rPr>
           <w:rFonts w:ascii="Times New Roman" w:hAnsi="Times New Roman" w:cs="Times New Roman"/>
         </w:rPr>
-        <w:t>    "years_since_host","professional_host",'</w:t>
+        <w:lastRenderedPageBreak/>
+        <w:t>    "</w:t>
+      </w:r>
+      <w:proofErr w:type="gramStart"/>
+      <w:r>
+        <w:rPr>
+          <w:rFonts w:ascii="Times New Roman" w:hAnsi="Times New Roman" w:cs="Times New Roman"/>
+        </w:rPr>
+        <w:t>years</w:t>
+      </w:r>
+      <w:proofErr w:type="gramEnd"/>
+      <w:r>
+        <w:rPr>
+          <w:rFonts w:ascii="Times New Roman" w:hAnsi="Times New Roman" w:cs="Times New Roman"/>
+        </w:rPr>
+        <w:t>_since_host","professional_host",'</w:t>
       </w:r>
       <w:proofErr w:type="spellStart"/>
       <w:r>
@@ -1552,7 +1843,6 @@
         <w:rPr>
           <w:rFonts w:ascii="Times New Roman" w:hAnsi="Times New Roman" w:cs="Times New Roman"/>
         </w:rPr>
-        <w:lastRenderedPageBreak/>
         <w:t>    "lang", "</w:t>
       </w:r>
       <w:proofErr w:type="spellStart"/>
@@ -1586,11 +1876,19 @@
         <w:t>    "</w:t>
       </w:r>
       <w:proofErr w:type="spellStart"/>
-      <w:r>
-        <w:rPr>
-          <w:rFonts w:ascii="Times New Roman" w:hAnsi="Times New Roman" w:cs="Times New Roman"/>
-        </w:rPr>
-        <w:t>room_type</w:t>
+      <w:proofErr w:type="gramStart"/>
+      <w:r>
+        <w:rPr>
+          <w:rFonts w:ascii="Times New Roman" w:hAnsi="Times New Roman" w:cs="Times New Roman"/>
+        </w:rPr>
+        <w:t>room</w:t>
+      </w:r>
+      <w:proofErr w:type="gramEnd"/>
+      <w:r>
+        <w:rPr>
+          <w:rFonts w:ascii="Times New Roman" w:hAnsi="Times New Roman" w:cs="Times New Roman"/>
+        </w:rPr>
+        <w:t>_type</w:t>
       </w:r>
       <w:proofErr w:type="spellEnd"/>
       <w:r>
@@ -1627,7 +1925,21 @@
         <w:rPr>
           <w:rFonts w:ascii="Times New Roman" w:hAnsi="Times New Roman" w:cs="Times New Roman"/>
         </w:rPr>
-        <w:t>    'is_within_3km'#loc!</w:t>
+        <w:t>    '</w:t>
+      </w:r>
+      <w:proofErr w:type="gramStart"/>
+      <w:r>
+        <w:rPr>
+          <w:rFonts w:ascii="Times New Roman" w:hAnsi="Times New Roman" w:cs="Times New Roman"/>
+        </w:rPr>
+        <w:t>is</w:t>
+      </w:r>
+      <w:proofErr w:type="gramEnd"/>
+      <w:r>
+        <w:rPr>
+          <w:rFonts w:ascii="Times New Roman" w:hAnsi="Times New Roman" w:cs="Times New Roman"/>
+        </w:rPr>
+        <w:t>_within_3km'#loc!</w:t>
       </w:r>
     </w:p>
     <w:p>
@@ -1659,7 +1971,21 @@
         <w:rPr>
           <w:rFonts w:ascii="Times New Roman" w:hAnsi="Times New Roman" w:cs="Times New Roman"/>
         </w:rPr>
-        <w:t>vars_change=['status','status_changed','host_about_changed','host_picture_url_changed','sp_changed', '</w:t>
+        <w:t>vars_change</w:t>
+      </w:r>
+      <w:proofErr w:type="gramStart"/>
+      <w:r>
+        <w:rPr>
+          <w:rFonts w:ascii="Times New Roman" w:hAnsi="Times New Roman" w:cs="Times New Roman"/>
+        </w:rPr>
+        <w:t>=[</w:t>
+      </w:r>
+      <w:proofErr w:type="gramEnd"/>
+      <w:r>
+        <w:rPr>
+          <w:rFonts w:ascii="Times New Roman" w:hAnsi="Times New Roman" w:cs="Times New Roman"/>
+        </w:rPr>
+        <w:t>'status','status_changed','host_about_changed','host_picture_url_changed','sp_changed', '</w:t>
       </w:r>
       <w:proofErr w:type="spellStart"/>
       <w:r>
@@ -1749,12 +2075,17 @@
       </w:pPr>
       <w:proofErr w:type="spellStart"/>
       <w:r>
-        <w:t>Opendata-paris</w:t>
+        <w:t>Opendata-</w:t>
+      </w:r>
+      <w:proofErr w:type="gramStart"/>
+      <w:r>
+        <w:t>paris</w:t>
       </w:r>
       <w:proofErr w:type="spellEnd"/>
       <w:r>
         <w:t xml:space="preserve"> :</w:t>
       </w:r>
+      <w:proofErr w:type="gramEnd"/>
     </w:p>
     <w:p>
       <w:pPr>
@@ -2497,7 +2828,6 @@
       </w:pPr>
       <w:proofErr w:type="spellStart"/>
       <w:r>
-        <w:lastRenderedPageBreak/>
         <w:t>G</w:t>
       </w:r>
       <w:r>
@@ -2507,12 +2837,17 @@
         <w:t>df</w:t>
       </w:r>
       <w:r>
-        <w:t>_joined</w:t>
+        <w:t>_</w:t>
+      </w:r>
+      <w:proofErr w:type="gramStart"/>
+      <w:r>
+        <w:t>joined</w:t>
       </w:r>
       <w:proofErr w:type="spellEnd"/>
       <w:r>
         <w:t> :</w:t>
       </w:r>
+      <w:proofErr w:type="gramEnd"/>
     </w:p>
     <w:p>
       <w:pPr>
@@ -2544,6 +2879,7 @@
         <w:t xml:space="preserve"> = </w:t>
       </w:r>
       <w:proofErr w:type="spellStart"/>
+      <w:proofErr w:type="gramStart"/>
       <w:r>
         <w:rPr>
           <w:rFonts w:ascii="Times New Roman" w:hAnsi="Times New Roman" w:cs="Times New Roman"/>
@@ -2564,6 +2900,7 @@
         <w:t>sjoin</w:t>
       </w:r>
       <w:proofErr w:type="spellEnd"/>
+      <w:proofErr w:type="gramEnd"/>
       <w:r>
         <w:rPr>
           <w:rFonts w:ascii="Times New Roman" w:hAnsi="Times New Roman" w:cs="Times New Roman"/>
@@ -2938,6 +3275,7 @@
           <w:color w:val="0070C0"/>
         </w:rPr>
       </w:pPr>
+      <w:proofErr w:type="gramStart"/>
       <w:r>
         <w:rPr>
           <w:rFonts w:ascii="Times New Roman" w:hAnsi="Times New Roman" w:cs="Times New Roman"/>
@@ -2947,6 +3285,7 @@
         </w:rPr>
         <w:t>Predicate :</w:t>
       </w:r>
+      <w:proofErr w:type="gramEnd"/>
     </w:p>
     <w:p>
       <w:pPr>
@@ -3540,7 +3879,6 @@
         <w:rPr>
           <w:rFonts w:ascii="Times New Roman" w:hAnsi="Times New Roman" w:cs="Times New Roman"/>
         </w:rPr>
-        <w:lastRenderedPageBreak/>
         <w:t xml:space="preserve">  </w:t>
       </w:r>
       <w:r>
@@ -3824,8 +4162,19 @@
                 <w:bCs/>
                 <w:color w:val="0070C0"/>
               </w:rPr>
-              <w:t>你的点数据</w:t>
-            </w:r>
+              <w:t>你的</w:t>
+            </w:r>
+            <w:proofErr w:type="gramStart"/>
+            <w:r>
+              <w:rPr>
+                <w:rFonts w:ascii="Times New Roman" w:hAnsi="Times New Roman" w:cs="Times New Roman"/>
+                <w:b/>
+                <w:bCs/>
+                <w:color w:val="0070C0"/>
+              </w:rPr>
+              <w:t>点数据</w:t>
+            </w:r>
+            <w:proofErr w:type="gramEnd"/>
           </w:p>
         </w:tc>
         <w:tc>
@@ -5123,6 +5472,7 @@
                 <w:bCs/>
                 <w:color w:val="0070C0"/>
               </w:rPr>
+              <w:lastRenderedPageBreak/>
               <w:t>surface</w:t>
             </w:r>
           </w:p>
@@ -5368,7 +5718,17 @@
           <w:bCs/>
           <w:color w:val="0070C0"/>
         </w:rPr>
-        <w:t>plt.subplots</w:t>
+        <w:t>plt.</w:t>
+      </w:r>
+      <w:proofErr w:type="gramStart"/>
+      <w:r>
+        <w:rPr>
+          <w:rFonts w:ascii="Times New Roman" w:hAnsi="Times New Roman" w:cs="Times New Roman" w:hint="eastAsia"/>
+          <w:b/>
+          <w:bCs/>
+          <w:color w:val="0070C0"/>
+        </w:rPr>
+        <w:t>subplots</w:t>
       </w:r>
       <w:proofErr w:type="spellEnd"/>
       <w:r>
@@ -5378,7 +5738,17 @@
           <w:bCs/>
           <w:color w:val="0070C0"/>
         </w:rPr>
-        <w:t>()</w:t>
+        <w:t>(</w:t>
+      </w:r>
+      <w:proofErr w:type="gramEnd"/>
+      <w:r>
+        <w:rPr>
+          <w:rFonts w:ascii="Times New Roman" w:hAnsi="Times New Roman" w:cs="Times New Roman" w:hint="eastAsia"/>
+          <w:b/>
+          <w:bCs/>
+          <w:color w:val="0070C0"/>
+        </w:rPr>
+        <w:t>)</w:t>
       </w:r>
     </w:p>
     <w:p>
@@ -5976,6 +6346,7 @@
         <w:rPr>
           <w:lang w:val="fr-FR"/>
         </w:rPr>
+        <w:lastRenderedPageBreak/>
         <w:t>Desc</w:t>
       </w:r>
       <w:proofErr w:type="spellEnd"/>
@@ -6072,7 +6443,15 @@
           <w:rFonts w:ascii="Times New Roman" w:hAnsi="Times New Roman" w:cs="Times New Roman"/>
           <w:lang w:val="fr-FR"/>
         </w:rPr>
-        <w:t>(se regroupe dans une zone</w:t>
+        <w:t xml:space="preserve">(se regroupe dans une </w:t>
+      </w:r>
+      <w:proofErr w:type="gramStart"/>
+      <w:r>
+        <w:rPr>
+          <w:rFonts w:ascii="Times New Roman" w:hAnsi="Times New Roman" w:cs="Times New Roman"/>
+          <w:lang w:val="fr-FR"/>
+        </w:rPr>
+        <w:t>zone</w:t>
       </w:r>
       <w:r>
         <w:rPr>
@@ -6081,6 +6460,7 @@
         </w:rPr>
         <w:t>)(</w:t>
       </w:r>
+      <w:proofErr w:type="gramEnd"/>
       <w:r>
         <w:rPr>
           <w:rFonts w:ascii="Times New Roman" w:hAnsi="Times New Roman" w:cs="Times New Roman"/>
@@ -6125,13 +6505,35 @@
         <w:rPr>
           <w:rFonts w:ascii="Times New Roman" w:hAnsi="Times New Roman" w:cs="Times New Roman"/>
         </w:rPr>
-        <w:t>/le quartier ?</w:t>
-      </w:r>
-      <w:r>
-        <w:rPr>
-          <w:rFonts w:ascii="Times New Roman" w:hAnsi="Times New Roman" w:cs="Times New Roman"/>
-        </w:rPr>
-        <w:t>(stock ?)</w:t>
+        <w:t xml:space="preserve">/le </w:t>
+      </w:r>
+      <w:proofErr w:type="gramStart"/>
+      <w:r>
+        <w:rPr>
+          <w:rFonts w:ascii="Times New Roman" w:hAnsi="Times New Roman" w:cs="Times New Roman"/>
+        </w:rPr>
+        <w:t>quartier ?</w:t>
+      </w:r>
+      <w:proofErr w:type="gramEnd"/>
+      <w:r>
+        <w:rPr>
+          <w:rFonts w:ascii="Times New Roman" w:hAnsi="Times New Roman" w:cs="Times New Roman"/>
+        </w:rPr>
+        <w:t>(</w:t>
+      </w:r>
+      <w:proofErr w:type="gramStart"/>
+      <w:r>
+        <w:rPr>
+          <w:rFonts w:ascii="Times New Roman" w:hAnsi="Times New Roman" w:cs="Times New Roman"/>
+        </w:rPr>
+        <w:t>stock ?</w:t>
+      </w:r>
+      <w:proofErr w:type="gramEnd"/>
+      <w:r>
+        <w:rPr>
+          <w:rFonts w:ascii="Times New Roman" w:hAnsi="Times New Roman" w:cs="Times New Roman"/>
+        </w:rPr>
+        <w:t>)</w:t>
       </w:r>
     </w:p>
     <w:p>
@@ -6149,6 +6551,7 @@
           <w:rFonts w:hint="eastAsia"/>
         </w:rPr>
       </w:pPr>
+      <w:proofErr w:type="gramStart"/>
       <w:r>
         <w:rPr>
           <w:rFonts w:hint="eastAsia"/>
@@ -6158,6 +6561,7 @@
       <w:r>
         <w:t> :</w:t>
       </w:r>
+      <w:proofErr w:type="gramEnd"/>
     </w:p>
     <w:p>
       <w:pPr>
@@ -6213,6 +6617,7 @@
           <w:rFonts w:hint="eastAsia"/>
         </w:rPr>
       </w:pPr>
+      <w:proofErr w:type="gramStart"/>
       <w:r>
         <w:rPr>
           <w:rFonts w:hint="eastAsia"/>
@@ -6222,6 +6627,7 @@
       <w:r>
         <w:t> :</w:t>
       </w:r>
+      <w:proofErr w:type="gramEnd"/>
     </w:p>
     <w:p>
       <w:pPr>
@@ -6329,6 +6735,7 @@
           <w:lang w:val="fr-FR"/>
         </w:rPr>
       </w:pPr>
+      <w:proofErr w:type="gramStart"/>
       <w:r>
         <w:rPr>
           <w:rFonts w:hint="eastAsia"/>
@@ -6342,7 +6749,14 @@
         <w:rPr>
           <w:lang w:val="fr-FR"/>
         </w:rPr>
-        <w:t xml:space="preserve">: </w:t>
+        <w:t>:</w:t>
+      </w:r>
+      <w:proofErr w:type="gramEnd"/>
+      <w:r>
+        <w:rPr>
+          <w:lang w:val="fr-FR"/>
+        </w:rPr>
+        <w:t xml:space="preserve"> </w:t>
       </w:r>
     </w:p>
     <w:p>
@@ -8093,9 +8507,11 @@
           <w:rFonts w:hint="eastAsia"/>
         </w:rPr>
       </w:pPr>
+      <w:proofErr w:type="gramStart"/>
       <w:r>
         <w:t>Pic :</w:t>
       </w:r>
+      <w:proofErr w:type="gramEnd"/>
     </w:p>
     <w:p>
       <w:pPr>
@@ -8129,27 +8545,49 @@
         <w:rPr>
           <w:rFonts w:ascii="Times New Roman" w:hAnsi="Times New Roman" w:cs="Times New Roman"/>
         </w:rPr>
-        <w:t>Has_person</w:t>
+        <w:t>Has_</w:t>
+      </w:r>
+      <w:proofErr w:type="gramStart"/>
+      <w:r>
+        <w:rPr>
+          <w:rFonts w:ascii="Times New Roman" w:hAnsi="Times New Roman" w:cs="Times New Roman"/>
+        </w:rPr>
+        <w:t>person</w:t>
       </w:r>
       <w:proofErr w:type="spellEnd"/>
       <w:r>
         <w:rPr>
           <w:rFonts w:ascii="Times New Roman" w:hAnsi="Times New Roman" w:cs="Times New Roman"/>
         </w:rPr>
-        <w:t> : 1/0</w:t>
-      </w:r>
-    </w:p>
-    <w:p>
-      <w:pPr>
-        <w:rPr>
-          <w:rFonts w:ascii="Times New Roman" w:hAnsi="Times New Roman" w:cs="Times New Roman"/>
-        </w:rPr>
-      </w:pPr>
-      <w:r>
-        <w:rPr>
-          <w:rFonts w:ascii="Times New Roman" w:hAnsi="Times New Roman" w:cs="Times New Roman"/>
-        </w:rPr>
-        <w:t>Type : lifestyle/pro/UNK</w:t>
+        <w:t> :</w:t>
+      </w:r>
+      <w:proofErr w:type="gramEnd"/>
+      <w:r>
+        <w:rPr>
+          <w:rFonts w:ascii="Times New Roman" w:hAnsi="Times New Roman" w:cs="Times New Roman"/>
+        </w:rPr>
+        <w:t xml:space="preserve"> 1/0</w:t>
+      </w:r>
+    </w:p>
+    <w:p>
+      <w:pPr>
+        <w:rPr>
+          <w:rFonts w:ascii="Times New Roman" w:hAnsi="Times New Roman" w:cs="Times New Roman"/>
+        </w:rPr>
+      </w:pPr>
+      <w:proofErr w:type="gramStart"/>
+      <w:r>
+        <w:rPr>
+          <w:rFonts w:ascii="Times New Roman" w:hAnsi="Times New Roman" w:cs="Times New Roman"/>
+        </w:rPr>
+        <w:t>Type :</w:t>
+      </w:r>
+      <w:proofErr w:type="gramEnd"/>
+      <w:r>
+        <w:rPr>
+          <w:rFonts w:ascii="Times New Roman" w:hAnsi="Times New Roman" w:cs="Times New Roman"/>
+        </w:rPr>
+        <w:t xml:space="preserve"> lifestyle/pro/UNK</w:t>
       </w:r>
     </w:p>
     <w:p>
@@ -8325,7 +8763,23 @@
           <w:rFonts w:ascii="Times New Roman" w:hAnsi="Times New Roman" w:cs="Times New Roman"/>
           <w:lang w:val="fr-FR"/>
         </w:rPr>
-        <w:t>Créer des buffer autour une polygone </w:t>
+        <w:t xml:space="preserve">Créer </w:t>
+      </w:r>
+      <w:proofErr w:type="gramStart"/>
+      <w:r>
+        <w:rPr>
+          <w:rFonts w:ascii="Times New Roman" w:hAnsi="Times New Roman" w:cs="Times New Roman"/>
+          <w:lang w:val="fr-FR"/>
+        </w:rPr>
+        <w:t>des buffer</w:t>
+      </w:r>
+      <w:proofErr w:type="gramEnd"/>
+      <w:r>
+        <w:rPr>
+          <w:rFonts w:ascii="Times New Roman" w:hAnsi="Times New Roman" w:cs="Times New Roman"/>
+          <w:lang w:val="fr-FR"/>
+        </w:rPr>
+        <w:t xml:space="preserve"> autour une polygone </w:t>
       </w:r>
       <w:r>
         <w:rPr>
@@ -8385,8 +8839,17 @@
           <w:rFonts w:ascii="Times New Roman" w:hAnsi="Times New Roman" w:cs="Times New Roman"/>
           <w:lang w:val="fr-FR"/>
         </w:rPr>
-        <w:t>"Je suis comédien depuis des années et animateur auprès des personnes âgées. Actuellement souvent en déplacement. L'appartement est vraiment sympa pour un séjour ou une nuit. Montmartre, Abbesses, Moulin Rouge, Opéra, Place de Clichy, Stade de France, Théâtres, Bars, Restaurants...Tous les transports...Galerie Lafayette... Je vous propose également des forfaits sur plusieurs jours à voir ensemble, vous répond le plus rapidement possible!!</w:t>
-      </w:r>
+        <w:t xml:space="preserve">"Je suis comédien depuis des années et animateur auprès des personnes âgées. Actuellement souvent en déplacement. L'appartement est vraiment sympa pour un séjour ou une nuit. Montmartre, Abbesses, Moulin Rouge, Opéra, Place de Clichy, Stade de France, Théâtres, Bars, Restaurants...Tous les transports...Galerie Lafayette... Je vous propose également des forfaits sur plusieurs jours à voir ensemble, vous répond le plus rapidement </w:t>
+      </w:r>
+      <w:proofErr w:type="gramStart"/>
+      <w:r>
+        <w:rPr>
+          <w:rFonts w:ascii="Times New Roman" w:hAnsi="Times New Roman" w:cs="Times New Roman"/>
+          <w:lang w:val="fr-FR"/>
+        </w:rPr>
+        <w:t>possible!!</w:t>
+      </w:r>
+      <w:proofErr w:type="gramEnd"/>
     </w:p>
     <w:p>
       <w:pPr>
@@ -8439,6 +8902,7 @@
       <w:pPr>
         <w:pStyle w:val="1"/>
         <w:rPr>
+          <w:rFonts w:hint="eastAsia"/>
           <w:lang w:val="fr-FR"/>
         </w:rPr>
       </w:pPr>
@@ -8452,37 +8916,76 @@
     <w:p>
       <w:pPr>
         <w:rPr>
-          <w:rFonts w:ascii="Times New Roman" w:hAnsi="Times New Roman" w:cs="Times New Roman" w:hint="eastAsia"/>
-          <w:lang w:val="fr-FR"/>
-        </w:rPr>
-      </w:pPr>
-    </w:p>
-    <w:p>
-      <w:pPr>
-        <w:rPr>
-          <w:rFonts w:ascii="Times New Roman" w:hAnsi="Times New Roman" w:cs="Times New Roman" w:hint="eastAsia"/>
-          <w:lang w:val="fr-FR"/>
-        </w:rPr>
-      </w:pPr>
-    </w:p>
-    <w:p>
-      <w:pPr>
-        <w:rPr>
-          <w:rFonts w:ascii="Times New Roman" w:hAnsi="Times New Roman" w:cs="Times New Roman"/>
-          <w:lang w:val="fr-FR"/>
-        </w:rPr>
-      </w:pPr>
-      <w:r>
-        <w:rPr>
-          <w:rFonts w:ascii="Times New Roman" w:hAnsi="Times New Roman" w:cs="Times New Roman" w:hint="eastAsia"/>
-          <w:lang w:val="fr-FR"/>
-        </w:rPr>
-        <w:t xml:space="preserve">PB: comment </w:t>
+          <w:rFonts w:ascii="Times New Roman" w:hAnsi="Times New Roman" w:cs="Times New Roman"/>
+          <w:lang w:val="fr-FR"/>
+        </w:rPr>
+      </w:pPr>
+    </w:p>
+    <w:p>
+      <w:pPr>
+        <w:pStyle w:val="1"/>
+        <w:rPr>
+          <w:rFonts w:hint="eastAsia"/>
+          <w:lang w:val="fr-FR"/>
+        </w:rPr>
+      </w:pPr>
+      <w:r>
+        <w:rPr>
+          <w:rFonts w:hint="eastAsia"/>
+          <w:lang w:val="fr-FR"/>
+        </w:rPr>
+        <w:t xml:space="preserve">19/12/25 </w:t>
+      </w:r>
+    </w:p>
+    <w:p>
+      <w:pPr>
+        <w:pStyle w:val="2"/>
+        <w:rPr>
+          <w:rFonts w:hint="eastAsia"/>
+          <w:b/>
+          <w:bCs/>
+          <w:lang w:val="fr-FR"/>
+        </w:rPr>
+      </w:pPr>
+      <w:proofErr w:type="gramStart"/>
+      <w:r>
+        <w:rPr>
+          <w:rFonts w:hint="eastAsia"/>
+          <w:b/>
+          <w:bCs/>
+          <w:lang w:val="fr-FR"/>
+        </w:rPr>
+        <w:t>PB:</w:t>
+      </w:r>
+      <w:proofErr w:type="gramEnd"/>
+    </w:p>
+    <w:p>
+      <w:pPr>
+        <w:rPr>
+          <w:rFonts w:hint="eastAsia"/>
+          <w:lang w:val="fr-FR"/>
+        </w:rPr>
+      </w:pPr>
+    </w:p>
+    <w:p>
+      <w:pPr>
+        <w:rPr>
+          <w:rFonts w:hint="eastAsia"/>
+          <w:lang w:val="fr-FR"/>
+        </w:rPr>
+      </w:pPr>
+      <w:r>
+        <w:rPr>
+          <w:rFonts w:hint="eastAsia"/>
+          <w:lang w:val="fr-FR"/>
+        </w:rPr>
+        <w:lastRenderedPageBreak/>
+        <w:t xml:space="preserve">comment </w:t>
       </w:r>
       <w:proofErr w:type="spellStart"/>
       <w:r>
         <w:rPr>
-          <w:rFonts w:ascii="Times New Roman" w:hAnsi="Times New Roman" w:cs="Times New Roman" w:hint="eastAsia"/>
+          <w:rFonts w:hint="eastAsia"/>
           <w:lang w:val="fr-FR"/>
         </w:rPr>
         <w:t>jo</w:t>
@@ -8490,7 +8993,7 @@
       <w:proofErr w:type="spellEnd"/>
       <w:r>
         <w:rPr>
-          <w:rFonts w:ascii="Times New Roman" w:hAnsi="Times New Roman" w:cs="Times New Roman" w:hint="eastAsia"/>
+          <w:rFonts w:hint="eastAsia"/>
           <w:lang w:val="fr-FR"/>
         </w:rPr>
         <w:t xml:space="preserve"> change le </w:t>
@@ -8498,7 +9001,7 @@
       <w:proofErr w:type="spellStart"/>
       <w:r>
         <w:rPr>
-          <w:rFonts w:ascii="Times New Roman" w:hAnsi="Times New Roman" w:cs="Times New Roman" w:hint="eastAsia"/>
+          <w:rFonts w:hint="eastAsia"/>
           <w:lang w:val="fr-FR"/>
         </w:rPr>
         <w:t>march</w:t>
@@ -8506,18 +9009,1449 @@
       <w:proofErr w:type="spellEnd"/>
       <w:r>
         <w:rPr>
+          <w:rFonts w:hint="eastAsia"/>
+          <w:lang w:val="fr-FR"/>
+        </w:rPr>
+        <w:t>é d</w:t>
+      </w:r>
+      <w:r>
+        <w:rPr>
+          <w:lang w:val="fr-FR"/>
+        </w:rPr>
+        <w:t xml:space="preserve">e location pendant </w:t>
+      </w:r>
+      <w:proofErr w:type="spellStart"/>
+      <w:r>
+        <w:rPr>
+          <w:lang w:val="fr-FR"/>
+        </w:rPr>
+        <w:t>jo</w:t>
+      </w:r>
+      <w:proofErr w:type="spellEnd"/>
+      <w:r>
+        <w:rPr>
+          <w:lang w:val="fr-FR"/>
+        </w:rPr>
+        <w:t xml:space="preserve"> </w:t>
+      </w:r>
+      <w:r>
+        <w:rPr>
+          <w:rFonts w:hint="eastAsia"/>
+          <w:lang w:val="fr-FR"/>
+        </w:rPr>
+        <w:t>?</w:t>
+      </w:r>
+      <w:r>
+        <w:rPr>
+          <w:lang w:val="fr-FR"/>
+        </w:rPr>
+        <w:t>?</w:t>
+      </w:r>
+    </w:p>
+    <w:p>
+      <w:pPr>
+        <w:rPr>
+          <w:rFonts w:hint="eastAsia"/>
+          <w:lang w:val="fr-FR"/>
+        </w:rPr>
+      </w:pPr>
+    </w:p>
+    <w:p>
+      <w:pPr>
+        <w:rPr>
+          <w:rFonts w:hint="eastAsia"/>
+          <w:color w:val="0070C0"/>
+        </w:rPr>
+      </w:pPr>
+      <w:r>
+        <w:rPr>
+          <w:color w:val="0070C0"/>
+        </w:rPr>
+        <w:t>2024 巴黎奥运会（JO）是一个</w:t>
+      </w:r>
+      <w:r>
+        <w:rPr>
+          <w:b/>
+          <w:bCs/>
+          <w:color w:val="0070C0"/>
+        </w:rPr>
+        <w:t>强烈的时空事件（</w:t>
+      </w:r>
+      <w:proofErr w:type="spellStart"/>
+      <w:r>
+        <w:rPr>
+          <w:b/>
+          <w:bCs/>
+          <w:color w:val="0070C0"/>
+        </w:rPr>
+        <w:t>événement</w:t>
+      </w:r>
+      <w:proofErr w:type="spellEnd"/>
+      <w:r>
+        <w:rPr>
+          <w:b/>
+          <w:bCs/>
+          <w:color w:val="0070C0"/>
+        </w:rPr>
+        <w:t xml:space="preserve"> </w:t>
+      </w:r>
+      <w:proofErr w:type="spellStart"/>
+      <w:r>
+        <w:rPr>
+          <w:b/>
+          <w:bCs/>
+          <w:color w:val="0070C0"/>
+        </w:rPr>
+        <w:t>spatio-temporel</w:t>
+      </w:r>
+      <w:proofErr w:type="spellEnd"/>
+      <w:r>
+        <w:rPr>
+          <w:b/>
+          <w:bCs/>
+          <w:color w:val="0070C0"/>
+        </w:rPr>
+        <w:t>）</w:t>
+      </w:r>
+    </w:p>
+    <w:p>
+      <w:pPr>
+        <w:numPr>
+          <w:ilvl w:val="0"/>
+          <w:numId w:val="6"/>
+        </w:numPr>
+        <w:rPr>
+          <w:rFonts w:hint="eastAsia"/>
+          <w:color w:val="0070C0"/>
+        </w:rPr>
+      </w:pPr>
+      <w:r>
+        <w:rPr>
+          <w:color w:val="0070C0"/>
+        </w:rPr>
+        <w:t>Airbnb 房东可能会：</w:t>
+      </w:r>
+    </w:p>
+    <w:p>
+      <w:pPr>
+        <w:numPr>
+          <w:ilvl w:val="1"/>
+          <w:numId w:val="6"/>
+        </w:numPr>
+        <w:rPr>
+          <w:rFonts w:hint="eastAsia"/>
+          <w:color w:val="0070C0"/>
+        </w:rPr>
+      </w:pPr>
+      <w:r>
+        <w:rPr>
+          <w:color w:val="0070C0"/>
+        </w:rPr>
+        <w:t>调整价格、可订性</w:t>
+      </w:r>
+    </w:p>
+    <w:p>
+      <w:pPr>
+        <w:numPr>
+          <w:ilvl w:val="1"/>
+          <w:numId w:val="6"/>
+        </w:numPr>
+        <w:rPr>
+          <w:rFonts w:hint="eastAsia"/>
+          <w:color w:val="0070C0"/>
+        </w:rPr>
+      </w:pPr>
+      <w:r>
+        <w:rPr>
+          <w:color w:val="0070C0"/>
+        </w:rPr>
+        <w:t>调整</w:t>
+      </w:r>
+      <w:r>
+        <w:rPr>
+          <w:b/>
+          <w:bCs/>
+          <w:color w:val="0070C0"/>
+        </w:rPr>
+        <w:t>自我展示策略（</w:t>
+      </w:r>
+      <w:proofErr w:type="spellStart"/>
+      <w:r>
+        <w:rPr>
+          <w:b/>
+          <w:bCs/>
+          <w:color w:val="0070C0"/>
+        </w:rPr>
+        <w:t>discours</w:t>
+      </w:r>
+      <w:proofErr w:type="spellEnd"/>
+      <w:r>
+        <w:rPr>
+          <w:b/>
+          <w:bCs/>
+          <w:color w:val="0070C0"/>
+        </w:rPr>
+        <w:t>, images）</w:t>
+      </w:r>
+    </w:p>
+    <w:p>
+      <w:pPr>
+        <w:numPr>
+          <w:ilvl w:val="1"/>
+          <w:numId w:val="6"/>
+        </w:numPr>
+        <w:rPr>
+          <w:rFonts w:hint="eastAsia"/>
+          <w:color w:val="0070C0"/>
+        </w:rPr>
+      </w:pPr>
+      <w:r>
+        <w:rPr>
+          <w:color w:val="0070C0"/>
+        </w:rPr>
+        <w:t>特别是在</w:t>
+      </w:r>
+      <w:r>
+        <w:rPr>
+          <w:b/>
+          <w:bCs/>
+          <w:color w:val="0070C0"/>
+        </w:rPr>
+        <w:t>靠近奥运场馆的区域</w:t>
+      </w:r>
+    </w:p>
+    <w:p>
+      <w:pPr>
+        <w:rPr>
+          <w:rFonts w:hint="eastAsia"/>
+          <w:color w:val="0070C0"/>
+        </w:rPr>
+      </w:pPr>
+      <w:r>
+        <w:rPr>
+          <w:rFonts w:ascii="Segoe UI Emoji" w:hAnsi="Segoe UI Emoji" w:cs="Segoe UI Emoji"/>
+          <w:color w:val="0070C0"/>
+        </w:rPr>
+        <w:t>👉</w:t>
+      </w:r>
+      <w:r>
+        <w:rPr>
+          <w:color w:val="0070C0"/>
+        </w:rPr>
+        <w:t xml:space="preserve"> 本项目关注的是：</w:t>
+      </w:r>
+    </w:p>
+    <w:p>
+      <w:pPr>
+        <w:rPr>
+          <w:rFonts w:hint="eastAsia"/>
+          <w:color w:val="0070C0"/>
+        </w:rPr>
+      </w:pPr>
+      <w:r>
+        <w:rPr>
+          <w:b/>
+          <w:bCs/>
+          <w:color w:val="0070C0"/>
+        </w:rPr>
+        <w:t xml:space="preserve">房东如何“利用空间 + 话语”进行 </w:t>
+      </w:r>
+      <w:proofErr w:type="spellStart"/>
+      <w:r>
+        <w:rPr>
+          <w:b/>
+          <w:bCs/>
+          <w:color w:val="0070C0"/>
+        </w:rPr>
+        <w:t>geomarketing</w:t>
+      </w:r>
+      <w:proofErr w:type="spellEnd"/>
+    </w:p>
+    <w:p>
+      <w:pPr>
+        <w:rPr>
+          <w:rFonts w:hint="eastAsia"/>
+        </w:rPr>
+      </w:pPr>
+    </w:p>
+    <w:p>
+      <w:pPr>
+        <w:rPr>
+          <w:rFonts w:hint="eastAsia"/>
+          <w:lang w:val="fr-FR"/>
+        </w:rPr>
+      </w:pPr>
+    </w:p>
+    <w:p>
+      <w:pPr>
+        <w:rPr>
+          <w:rFonts w:hint="eastAsia"/>
+          <w:lang w:val="fr-FR"/>
+        </w:rPr>
+      </w:pPr>
+    </w:p>
+    <w:p>
+      <w:pPr>
+        <w:rPr>
+          <w:rFonts w:hint="eastAsia"/>
+        </w:rPr>
+      </w:pPr>
+      <w:r>
+        <w:rPr>
+          <w:lang w:val="fr-FR"/>
+        </w:rPr>
+        <w:t>PB :</w:t>
+      </w:r>
+      <w:r>
+        <w:t>奥运会（JO）是否</w:t>
+      </w:r>
+      <w:r>
+        <w:rPr>
+          <w:rFonts w:hint="eastAsia"/>
+        </w:rPr>
+        <w:t>以及是否</w:t>
+      </w:r>
+      <w:r>
+        <w:t>改变了巴黎 Airbnb 房东的自我展示策略及其空间分布？这些变化是否与房源绩效有关？</w:t>
+      </w:r>
+    </w:p>
+    <w:p>
+      <w:pPr>
+        <w:rPr>
+          <w:rFonts w:hint="eastAsia"/>
+          <w:color w:val="0070C0"/>
+        </w:rPr>
+      </w:pPr>
+      <w:r>
+        <w:rPr>
+          <w:b/>
+          <w:bCs/>
+          <w:color w:val="0070C0"/>
+        </w:rPr>
+        <w:t>JO（事件） + 空间位置（靠近场馆） → 展示策略（HOW） → 绩效（RESULT）</w:t>
+      </w:r>
+    </w:p>
+    <w:p>
+      <w:pPr>
+        <w:rPr>
+          <w:rFonts w:hint="eastAsia"/>
+          <w:color w:val="EE0000"/>
+          <w:lang w:val="fr-FR"/>
+        </w:rPr>
+      </w:pPr>
+      <w:r>
+        <w:rPr>
+          <w:rFonts w:hint="eastAsia"/>
+          <w:color w:val="EE0000"/>
+          <w:lang w:val="fr-FR"/>
+        </w:rPr>
+        <w:t xml:space="preserve">对比数据： </w:t>
+      </w:r>
+      <w:r>
+        <w:rPr>
+          <w:b/>
+          <w:bCs/>
+          <w:color w:val="EE0000"/>
+        </w:rPr>
+        <w:t>强烈推荐：2024Q1 vs 2024Q2</w:t>
+      </w:r>
+    </w:p>
+    <w:p>
+      <w:pPr>
+        <w:rPr>
+          <w:rFonts w:hint="eastAsia"/>
+          <w:color w:val="EE0000"/>
+          <w:lang w:val="fr-FR"/>
+        </w:rPr>
+      </w:pPr>
+    </w:p>
+    <w:p>
+      <w:pPr>
+        <w:pStyle w:val="a9"/>
+        <w:numPr>
+          <w:ilvl w:val="1"/>
+          <w:numId w:val="2"/>
+        </w:numPr>
+        <w:ind w:left="426"/>
+        <w:rPr>
+          <w:rFonts w:hint="eastAsia"/>
+          <w:color w:val="EE0000"/>
+          <w:lang w:val="fr-FR"/>
+        </w:rPr>
+      </w:pPr>
+      <w:r>
+        <w:rPr>
+          <w:rFonts w:hint="eastAsia"/>
+          <w:color w:val="EE0000"/>
+          <w:lang w:val="fr-FR"/>
+        </w:rPr>
+        <w:t>H1</w:t>
+      </w:r>
+      <w:r>
+        <w:rPr>
+          <w:rFonts w:hint="eastAsia"/>
+          <w:color w:val="EE0000"/>
+          <w:lang w:val="fr-FR"/>
+        </w:rPr>
+        <w:t>：</w:t>
+      </w:r>
+      <w:r>
+        <w:rPr>
+          <w:rFonts w:hint="eastAsia"/>
+          <w:color w:val="EE0000"/>
+          <w:lang w:val="fr-FR"/>
+        </w:rPr>
+        <w:t>接近场馆</w:t>
+      </w:r>
+      <w:r>
+        <w:rPr>
+          <w:rFonts w:hint="eastAsia"/>
+          <w:color w:val="EE0000"/>
+          <w:lang w:val="fr-FR"/>
+        </w:rPr>
+        <w:t>的</w:t>
+      </w:r>
+      <w:r>
+        <w:rPr>
+          <w:rFonts w:hint="eastAsia"/>
+          <w:color w:val="EE0000"/>
+          <w:lang w:val="fr-FR"/>
+        </w:rPr>
+        <w:t>核心区域</w:t>
+      </w:r>
+      <w:r>
+        <w:rPr>
+          <w:rFonts w:hint="eastAsia"/>
+          <w:color w:val="EE0000"/>
+          <w:lang w:val="fr-FR"/>
+        </w:rPr>
+        <w:t>变化房东</w:t>
+      </w:r>
+      <w:r>
+        <w:rPr>
+          <w:rFonts w:hint="eastAsia"/>
+          <w:color w:val="EE0000"/>
+          <w:lang w:val="fr-FR"/>
+        </w:rPr>
+        <w:t>密度是否更高</w:t>
+      </w:r>
+      <w:r>
+        <w:rPr>
+          <w:rFonts w:hint="eastAsia"/>
+          <w:color w:val="EE0000"/>
+          <w:lang w:val="fr-FR"/>
+        </w:rPr>
+        <w:t>？</w:t>
+      </w:r>
+      <w:r>
+        <w:rPr>
+          <w:rFonts w:hint="eastAsia"/>
+          <w:color w:val="EE0000"/>
+          <w:lang w:val="fr-FR"/>
+        </w:rPr>
+        <w:t xml:space="preserve">+rouge </w:t>
+      </w:r>
+      <w:r>
+        <w:rPr>
+          <w:color w:val="EE0000"/>
+          <w:lang w:val="fr-FR"/>
+        </w:rPr>
+        <w:t>–</w:t>
+      </w:r>
+      <w:r>
+        <w:rPr>
+          <w:rFonts w:hint="eastAsia"/>
+          <w:color w:val="EE0000"/>
+          <w:lang w:val="fr-FR"/>
+        </w:rPr>
+        <w:t xml:space="preserve"> bleu</w:t>
+      </w:r>
+    </w:p>
+    <w:p>
+      <w:pPr>
+        <w:pStyle w:val="a9"/>
+        <w:numPr>
+          <w:ilvl w:val="1"/>
+          <w:numId w:val="2"/>
+        </w:numPr>
+        <w:ind w:left="426"/>
+        <w:rPr>
+          <w:rFonts w:hint="eastAsia"/>
+          <w:color w:val="EE0000"/>
+        </w:rPr>
+      </w:pPr>
+      <w:r>
+        <w:rPr>
+          <w:rFonts w:hint="eastAsia"/>
+          <w:color w:val="EE0000"/>
+        </w:rPr>
+        <w:t>H2</w:t>
+      </w:r>
+      <w:r>
+        <w:rPr>
+          <w:color w:val="EE0000"/>
+        </w:rPr>
+        <w:t xml:space="preserve"> : </w:t>
+      </w:r>
+      <w:r>
+        <w:rPr>
+          <w:rFonts w:hint="eastAsia"/>
+          <w:color w:val="EE0000"/>
+        </w:rPr>
+        <w:t>pro/</w:t>
+      </w:r>
+      <w:proofErr w:type="spellStart"/>
+      <w:r>
+        <w:rPr>
+          <w:rFonts w:hint="eastAsia"/>
+          <w:color w:val="EE0000"/>
+        </w:rPr>
+        <w:t>superhost</w:t>
+      </w:r>
+      <w:proofErr w:type="spellEnd"/>
+      <w:r>
+        <w:rPr>
+          <w:color w:val="EE0000"/>
+        </w:rPr>
+        <w:t xml:space="preserve"> </w:t>
+      </w:r>
+      <w:r>
+        <w:rPr>
+          <w:rFonts w:hint="eastAsia"/>
+          <w:color w:val="EE0000"/>
+          <w:lang w:val="fr-FR"/>
+        </w:rPr>
+        <w:t>是否在</w:t>
+      </w:r>
+      <w:r>
+        <w:rPr>
+          <w:rFonts w:hint="eastAsia"/>
+          <w:color w:val="EE0000"/>
+        </w:rPr>
+        <w:t xml:space="preserve">changed </w:t>
+      </w:r>
+      <w:r>
+        <w:rPr>
+          <w:rFonts w:hint="eastAsia"/>
+          <w:color w:val="EE0000"/>
+        </w:rPr>
+        <w:t>中占比更高，更加积极地利用机会</w:t>
+      </w:r>
+    </w:p>
+    <w:p>
+      <w:pPr>
+        <w:pStyle w:val="a9"/>
+        <w:numPr>
+          <w:ilvl w:val="1"/>
+          <w:numId w:val="2"/>
+        </w:numPr>
+        <w:ind w:left="426"/>
+        <w:rPr>
+          <w:rFonts w:hint="eastAsia"/>
+          <w:color w:val="EE0000"/>
+          <w:lang w:val="fr-FR"/>
+        </w:rPr>
+      </w:pPr>
+      <w:r>
+        <w:rPr>
+          <w:rFonts w:hint="eastAsia"/>
+          <w:color w:val="EE0000"/>
+          <w:lang w:val="fr-FR"/>
+        </w:rPr>
+        <w:t>H</w:t>
+      </w:r>
+      <w:r>
+        <w:rPr>
+          <w:rFonts w:hint="eastAsia"/>
+          <w:color w:val="EE0000"/>
+          <w:lang w:val="fr-FR"/>
+        </w:rPr>
+        <w:t>3</w:t>
+      </w:r>
+      <w:r>
+        <w:rPr>
+          <w:rFonts w:hint="eastAsia"/>
+          <w:color w:val="EE0000"/>
+          <w:lang w:val="fr-FR"/>
+        </w:rPr>
+        <w:t>是否</w:t>
+      </w:r>
+      <w:r>
+        <w:rPr>
+          <w:rFonts w:hint="eastAsia"/>
+          <w:color w:val="EE0000"/>
+          <w:lang w:val="fr-FR"/>
+        </w:rPr>
+        <w:t>使用更多某种</w:t>
+      </w:r>
+      <w:r>
+        <w:rPr>
+          <w:rFonts w:hint="eastAsia"/>
+          <w:color w:val="EE0000"/>
+          <w:lang w:val="fr-FR"/>
+        </w:rPr>
+        <w:t>自我展示类型</w:t>
+      </w:r>
+      <w:r>
+        <w:rPr>
+          <w:rFonts w:hint="eastAsia"/>
+          <w:color w:val="EE0000"/>
+          <w:lang w:val="fr-FR"/>
+        </w:rPr>
+        <w:t>？</w:t>
+      </w:r>
+    </w:p>
+    <w:p>
+      <w:pPr>
+        <w:pStyle w:val="a9"/>
+        <w:numPr>
+          <w:ilvl w:val="0"/>
+          <w:numId w:val="2"/>
+        </w:numPr>
+        <w:rPr>
+          <w:rFonts w:hint="eastAsia"/>
+          <w:color w:val="EE0000"/>
+          <w:lang w:val="fr-FR"/>
+        </w:rPr>
+      </w:pPr>
+      <w:r>
+        <w:rPr>
+          <w:rFonts w:hint="eastAsia"/>
+          <w:color w:val="EE0000"/>
+          <w:lang w:val="fr-FR"/>
+        </w:rPr>
+        <w:t>特定的</w:t>
+      </w:r>
+      <w:r>
+        <w:rPr>
+          <w:rFonts w:hint="eastAsia"/>
+          <w:color w:val="EE0000"/>
+          <w:lang w:val="fr-FR"/>
+        </w:rPr>
+        <w:t>地名</w:t>
+      </w:r>
+    </w:p>
+    <w:p>
+      <w:pPr>
+        <w:pStyle w:val="a9"/>
+        <w:numPr>
+          <w:ilvl w:val="0"/>
+          <w:numId w:val="2"/>
+        </w:numPr>
+        <w:rPr>
+          <w:rFonts w:hint="eastAsia"/>
+          <w:color w:val="EE0000"/>
+          <w:lang w:val="fr-FR"/>
+        </w:rPr>
+      </w:pPr>
+      <w:r>
+        <w:rPr>
+          <w:rFonts w:hint="eastAsia"/>
+          <w:color w:val="EE0000"/>
+          <w:lang w:val="fr-FR"/>
+        </w:rPr>
+        <w:t>特定文本策略</w:t>
+      </w:r>
+    </w:p>
+    <w:p>
+      <w:pPr>
+        <w:pStyle w:val="a9"/>
+        <w:numPr>
+          <w:ilvl w:val="0"/>
+          <w:numId w:val="2"/>
+        </w:numPr>
+        <w:rPr>
+          <w:rFonts w:hint="eastAsia"/>
+          <w:color w:val="EE0000"/>
+          <w:lang w:val="fr-FR"/>
+        </w:rPr>
+      </w:pPr>
+      <w:r>
+        <w:rPr>
+          <w:rFonts w:hint="eastAsia"/>
+          <w:color w:val="EE0000"/>
+          <w:lang w:val="fr-FR"/>
+        </w:rPr>
+        <w:t>特定的图片类型</w:t>
+      </w:r>
+    </w:p>
+    <w:p>
+      <w:pPr>
+        <w:pStyle w:val="a9"/>
+        <w:numPr>
+          <w:ilvl w:val="1"/>
+          <w:numId w:val="2"/>
+        </w:numPr>
+        <w:ind w:left="426"/>
+        <w:rPr>
+          <w:rFonts w:hint="eastAsia"/>
+          <w:color w:val="EE0000"/>
+          <w:lang w:val="fr-FR"/>
+        </w:rPr>
+      </w:pPr>
+      <w:r>
+        <w:rPr>
+          <w:rFonts w:hint="eastAsia"/>
+          <w:color w:val="EE0000"/>
+          <w:lang w:val="fr-FR"/>
+        </w:rPr>
+        <w:t>H</w:t>
+      </w:r>
+      <w:r>
+        <w:rPr>
+          <w:rFonts w:hint="eastAsia"/>
+          <w:color w:val="EE0000"/>
+          <w:lang w:val="fr-FR"/>
+        </w:rPr>
+        <w:t>4</w:t>
+      </w:r>
+      <w:r>
+        <w:rPr>
+          <w:rFonts w:hint="eastAsia"/>
+          <w:color w:val="EE0000"/>
+          <w:lang w:val="fr-FR"/>
+        </w:rPr>
+        <w:t>：是否</w:t>
+      </w:r>
+      <w:r>
+        <w:rPr>
+          <w:rFonts w:hint="eastAsia"/>
+          <w:color w:val="EE0000"/>
+          <w:lang w:val="fr-FR"/>
+        </w:rPr>
+        <w:t>获得更好的绩效（怎么排除只是因为location？</w:t>
+      </w:r>
+      <w:r>
+        <w:rPr>
+          <w:rFonts w:hint="eastAsia"/>
+          <w:color w:val="EE0000"/>
+          <w:lang w:val="fr-FR"/>
+        </w:rPr>
+        <w:t>OLS</w:t>
+      </w:r>
+      <w:r>
+        <w:rPr>
+          <w:color w:val="EE0000"/>
+          <w:lang w:val="fr-FR"/>
+        </w:rPr>
+        <w:t> </w:t>
+      </w:r>
+      <w:r>
+        <w:rPr>
+          <w:rFonts w:hint="eastAsia"/>
+          <w:color w:val="EE0000"/>
+          <w:lang w:val="fr-FR"/>
+        </w:rPr>
+        <w:t>?</w:t>
+      </w:r>
+      <w:r>
+        <w:rPr>
+          <w:rFonts w:hint="eastAsia"/>
+          <w:color w:val="EE0000"/>
+          <w:lang w:val="fr-FR"/>
+        </w:rPr>
+        <w:t>）</w:t>
+      </w:r>
+    </w:p>
+    <w:p>
+      <w:pPr>
+        <w:pStyle w:val="a9"/>
+        <w:numPr>
+          <w:ilvl w:val="0"/>
+          <w:numId w:val="2"/>
+        </w:numPr>
+        <w:rPr>
+          <w:rFonts w:hint="eastAsia"/>
+          <w:color w:val="EE0000"/>
+          <w:lang w:val="fr-FR"/>
+        </w:rPr>
+      </w:pPr>
+      <w:r>
+        <w:rPr>
+          <w:rFonts w:hint="eastAsia"/>
+          <w:color w:val="EE0000"/>
+          <w:lang w:val="fr-FR"/>
+        </w:rPr>
+        <w:t>Prox</w:t>
+      </w:r>
+      <w:r>
+        <w:rPr>
+          <w:rFonts w:hint="eastAsia"/>
+          <w:color w:val="EE0000"/>
+          <w:lang w:val="fr-FR"/>
+        </w:rPr>
+        <w:t>y</w:t>
+      </w:r>
+      <w:r>
+        <w:rPr>
+          <w:color w:val="EE0000"/>
+          <w:lang w:val="fr-FR"/>
+        </w:rPr>
+        <w:t> : ava90</w:t>
+      </w:r>
+    </w:p>
+    <w:p>
+      <w:pPr>
+        <w:ind w:left="66"/>
+        <w:rPr>
+          <w:rFonts w:hint="eastAsia"/>
+          <w:strike/>
+          <w:color w:val="EE0000"/>
+          <w:lang w:val="fr-FR"/>
+        </w:rPr>
+      </w:pPr>
+      <w:r>
+        <w:rPr>
+          <w:rFonts w:hint="eastAsia"/>
+          <w:strike/>
+          <w:color w:val="EE0000"/>
+          <w:lang w:val="fr-FR"/>
+        </w:rPr>
+        <w:t>P</w:t>
+      </w:r>
+      <w:r>
+        <w:rPr>
+          <w:strike/>
+          <w:color w:val="EE0000"/>
+          <w:lang w:val="fr-FR"/>
+        </w:rPr>
+        <w:t xml:space="preserve">rice * </w:t>
+      </w:r>
+      <w:r>
+        <w:rPr>
+          <w:strike/>
+          <w:color w:val="EE0000"/>
+          <w:lang w:val="fr-FR"/>
+        </w:rPr>
+        <w:t>(90-</w:t>
+      </w:r>
+      <w:r>
+        <w:rPr>
+          <w:strike/>
+          <w:color w:val="EE0000"/>
+          <w:lang w:val="fr-FR"/>
+        </w:rPr>
+        <w:t>availability</w:t>
+      </w:r>
+      <w:r>
+        <w:rPr>
+          <w:strike/>
+          <w:color w:val="EE0000"/>
+          <w:lang w:val="fr-FR"/>
+        </w:rPr>
+        <w:t>_90)</w:t>
+      </w:r>
+      <w:r>
+        <w:rPr>
+          <w:strike/>
+          <w:color w:val="EE0000"/>
+          <w:lang w:val="fr-FR"/>
+        </w:rPr>
+        <w:t xml:space="preserve"> ?  </w:t>
+      </w:r>
+      <w:r>
+        <w:rPr>
+          <w:rFonts w:hint="eastAsia"/>
+          <w:strike/>
+          <w:color w:val="EE0000"/>
+          <w:lang w:val="fr-FR"/>
+        </w:rPr>
+        <w:t>=预计收益？</w:t>
+      </w:r>
+      <w:r>
+        <w:rPr>
+          <w:rFonts w:hint="eastAsia"/>
+          <w:strike/>
+          <w:color w:val="EE0000"/>
+          <w:lang w:val="fr-FR"/>
+        </w:rPr>
+        <w:t>不知道房东开放的可预订总数</w:t>
+      </w:r>
+    </w:p>
+    <w:p>
+      <w:pPr>
+        <w:rPr>
+          <w:rFonts w:hint="eastAsia"/>
+          <w:color w:val="0070C0"/>
+          <w:lang w:val="fr-FR"/>
+        </w:rPr>
+      </w:pPr>
+    </w:p>
+    <w:p>
+      <w:pPr>
+        <w:rPr>
+          <w:rFonts w:hint="eastAsia"/>
+          <w:color w:val="0070C0"/>
+          <w:lang w:val="fr-FR"/>
+        </w:rPr>
+      </w:pPr>
+    </w:p>
+    <w:p>
+      <w:pPr>
+        <w:rPr>
+          <w:rFonts w:hint="eastAsia"/>
+          <w:color w:val="0070C0"/>
+          <w:lang w:val="fr-FR"/>
+        </w:rPr>
+      </w:pPr>
+      <w:r>
+        <w:rPr>
+          <w:b/>
+          <w:bCs/>
+          <w:color w:val="0070C0"/>
+        </w:rPr>
+        <w:t>不要用单一绩效指标</w:t>
+      </w:r>
+    </w:p>
+    <w:p>
+      <w:pPr>
+        <w:rPr>
+          <w:rFonts w:hint="eastAsia"/>
+          <w:color w:val="0070C0"/>
+        </w:rPr>
+      </w:pPr>
+      <w:r>
+        <w:rPr>
+          <w:color w:val="0070C0"/>
+        </w:rPr>
+        <w:lastRenderedPageBreak/>
+        <w:t xml:space="preserve">而是用 </w:t>
+      </w:r>
+      <w:r>
+        <w:rPr>
+          <w:b/>
+          <w:bCs/>
+          <w:color w:val="0070C0"/>
+        </w:rPr>
+        <w:t>互补指标（price / availability / activity）</w:t>
+      </w:r>
+    </w:p>
+    <w:p>
+      <w:pPr>
+        <w:rPr>
+          <w:rFonts w:hint="eastAsia"/>
+          <w:color w:val="EE0000"/>
+          <w:lang w:val="fr-FR"/>
+        </w:rPr>
+      </w:pPr>
+    </w:p>
+    <w:p>
+      <w:pPr>
+        <w:rPr>
+          <w:rFonts w:hint="eastAsia"/>
+          <w:color w:val="EE0000"/>
+          <w:lang w:val="fr-FR"/>
+        </w:rPr>
+      </w:pPr>
+    </w:p>
+    <w:p>
+      <w:pPr>
+        <w:pStyle w:val="2"/>
+        <w:rPr>
+          <w:rFonts w:hint="eastAsia"/>
+          <w:lang w:val="fr-FR"/>
+        </w:rPr>
+      </w:pPr>
+      <w:r>
+        <w:rPr>
+          <w:rFonts w:hint="eastAsia"/>
+          <w:lang w:val="fr-FR"/>
+        </w:rPr>
+        <w:t>Ne</w:t>
+      </w:r>
+      <w:r>
+        <w:rPr>
+          <w:lang w:val="fr-FR"/>
+        </w:rPr>
+        <w:t xml:space="preserve">w </w:t>
+      </w:r>
+      <w:proofErr w:type="spellStart"/>
+      <w:r>
+        <w:rPr>
+          <w:lang w:val="fr-FR"/>
+        </w:rPr>
+        <w:t>name</w:t>
+      </w:r>
+      <w:proofErr w:type="spellEnd"/>
+      <w:r>
+        <w:rPr>
+          <w:lang w:val="fr-FR"/>
+        </w:rPr>
+        <w:t xml:space="preserve"> : </w:t>
+      </w:r>
+    </w:p>
+    <w:p>
+      <w:pPr>
+        <w:rPr>
+          <w:rFonts w:hint="eastAsia"/>
+          <w:lang w:val="fr-FR"/>
+        </w:rPr>
+      </w:pPr>
+      <w:proofErr w:type="spellStart"/>
+      <w:r>
+        <w:rPr>
+          <w:rFonts w:hint="eastAsia"/>
+          <w:lang w:val="fr-FR"/>
+        </w:rPr>
+        <w:t>G</w:t>
+      </w:r>
+      <w:r>
+        <w:rPr>
+          <w:lang w:val="fr-FR"/>
+        </w:rPr>
+        <w:t>eomarketing_airbnb_JO</w:t>
+      </w:r>
+      <w:proofErr w:type="spellEnd"/>
+      <w:r>
+        <w:rPr>
+          <w:lang w:val="fr-FR"/>
+        </w:rPr>
+        <w:t> ?</w:t>
+      </w:r>
+    </w:p>
+    <w:p>
+      <w:pPr>
+        <w:rPr>
+          <w:rFonts w:hint="eastAsia"/>
+          <w:lang w:val="fr-FR"/>
+        </w:rPr>
+      </w:pPr>
+      <w:r>
+        <w:rPr>
+          <w:rFonts w:hint="eastAsia"/>
+          <w:lang w:val="fr-FR"/>
+        </w:rPr>
+        <w:t>M</w:t>
+      </w:r>
+      <w:r>
+        <w:rPr>
+          <w:lang w:val="fr-FR"/>
+        </w:rPr>
+        <w:t xml:space="preserve">ultimodal </w:t>
+      </w:r>
+      <w:r>
+        <w:rPr>
+          <w:lang w:val="fr-FR"/>
+        </w:rPr>
+        <w:t>?</w:t>
+      </w:r>
+      <w:r>
+        <w:rPr>
+          <w:lang w:val="fr-FR"/>
+        </w:rPr>
+        <w:t xml:space="preserve"> </w:t>
+      </w:r>
+      <w:proofErr w:type="gramStart"/>
+      <w:r>
+        <w:rPr>
+          <w:lang w:val="fr-FR"/>
+        </w:rPr>
+        <w:t>ca</w:t>
+      </w:r>
+      <w:proofErr w:type="gramEnd"/>
+      <w:r>
+        <w:rPr>
+          <w:lang w:val="fr-FR"/>
+        </w:rPr>
+        <w:t xml:space="preserve"> </w:t>
+      </w:r>
+      <w:proofErr w:type="spellStart"/>
+      <w:r>
+        <w:rPr>
+          <w:lang w:val="fr-FR"/>
+        </w:rPr>
+        <w:t>depend</w:t>
+      </w:r>
+      <w:proofErr w:type="spellEnd"/>
+      <w:r>
+        <w:rPr>
+          <w:lang w:val="fr-FR"/>
+        </w:rPr>
+        <w:t xml:space="preserve"> </w:t>
+      </w:r>
+    </w:p>
+    <w:p>
+      <w:pPr>
+        <w:rPr>
+          <w:rFonts w:hint="eastAsia"/>
+          <w:color w:val="EE0000"/>
+          <w:lang w:val="fr-FR"/>
+        </w:rPr>
+      </w:pPr>
+    </w:p>
+    <w:p>
+      <w:pPr>
+        <w:rPr>
+          <w:rFonts w:hint="eastAsia"/>
+          <w:color w:val="EE0000"/>
+          <w:lang w:val="fr-FR"/>
+        </w:rPr>
+      </w:pPr>
+    </w:p>
+    <w:p>
+      <w:pPr>
+        <w:rPr>
+          <w:rFonts w:hint="eastAsia"/>
+          <w:color w:val="EE0000"/>
+          <w:lang w:val="fr-FR"/>
+        </w:rPr>
+      </w:pPr>
+    </w:p>
+    <w:p>
+      <w:pPr>
+        <w:rPr>
+          <w:rFonts w:hint="eastAsia"/>
+          <w:lang w:val="fr-FR"/>
+        </w:rPr>
+      </w:pPr>
+      <w:r>
+        <w:rPr>
+          <w:rFonts w:hint="eastAsia"/>
+          <w:lang w:val="fr-FR"/>
+        </w:rPr>
+        <w:t>改变市场行为 : 重新进入市场/稳定</w:t>
+      </w:r>
+    </w:p>
+    <w:p>
+      <w:pPr>
+        <w:rPr>
+          <w:rFonts w:hint="eastAsia"/>
+          <w:lang w:val="fr-FR"/>
+        </w:rPr>
+      </w:pPr>
+      <w:r>
+        <w:rPr>
+          <w:rFonts w:hint="eastAsia"/>
+          <w:lang w:val="fr-FR"/>
+        </w:rPr>
+        <w:t>和Q1比较价格/预订率 </w:t>
+      </w:r>
+      <w:r>
+        <w:rPr>
+          <w:lang w:val="fr-FR"/>
+        </w:rPr>
+        <w:t xml:space="preserve">? </w:t>
+      </w:r>
+      <w:r>
+        <w:rPr>
+          <w:rFonts w:hint="eastAsia"/>
+          <w:lang w:val="fr-FR"/>
+        </w:rPr>
+        <w:t>绩效指标？</w:t>
+      </w:r>
+    </w:p>
+    <w:p>
+      <w:pPr>
+        <w:rPr>
+          <w:rFonts w:hint="eastAsia"/>
+          <w:lang w:val="fr-FR"/>
+        </w:rPr>
+      </w:pPr>
+      <w:r>
+        <w:rPr>
+          <w:rFonts w:hint="eastAsia"/>
+          <w:lang w:val="fr-FR"/>
+        </w:rPr>
+        <w:t>改变bio/pic</w:t>
+      </w:r>
+    </w:p>
+    <w:p>
+      <w:pPr>
+        <w:rPr>
+          <w:rFonts w:hint="eastAsia"/>
+          <w:lang w:val="fr-FR"/>
+        </w:rPr>
+      </w:pPr>
+    </w:p>
+    <w:p>
+      <w:pPr>
+        <w:rPr>
+          <w:rFonts w:hint="eastAsia"/>
+          <w:lang w:val="fr-FR"/>
+        </w:rPr>
+      </w:pPr>
+    </w:p>
+    <w:p>
+      <w:pPr>
+        <w:rPr>
+          <w:rFonts w:hint="eastAsia"/>
+        </w:rPr>
+      </w:pPr>
+    </w:p>
+    <w:p>
+      <w:pPr>
+        <w:rPr>
+          <w:rFonts w:hint="eastAsia"/>
+        </w:rPr>
+      </w:pPr>
+    </w:p>
+    <w:p>
+      <w:pPr>
+        <w:rPr>
+          <w:rFonts w:hint="eastAsia"/>
+        </w:rPr>
+      </w:pPr>
+    </w:p>
+    <w:p>
+      <w:pPr>
+        <w:rPr>
+          <w:rFonts w:hint="eastAsia"/>
+          <w:lang w:val="fr-FR"/>
+        </w:rPr>
+      </w:pPr>
+    </w:p>
+    <w:p>
+      <w:pPr>
+        <w:rPr>
+          <w:rFonts w:hint="eastAsia"/>
+          <w:lang w:val="fr-FR"/>
+        </w:rPr>
+      </w:pPr>
+    </w:p>
+    <w:p>
+      <w:pPr>
+        <w:pStyle w:val="a9"/>
+        <w:numPr>
+          <w:ilvl w:val="0"/>
+          <w:numId w:val="5"/>
+        </w:numPr>
+        <w:rPr>
+          <w:rFonts w:ascii="Times New Roman" w:hAnsi="Times New Roman" w:cs="Times New Roman"/>
+          <w:lang w:val="fr-FR"/>
+        </w:rPr>
+      </w:pPr>
+      <w:r>
+        <w:rPr>
+          <w:rFonts w:ascii="Times New Roman" w:hAnsi="Times New Roman" w:cs="Times New Roman" w:hint="eastAsia"/>
+          <w:lang w:val="fr-FR"/>
+        </w:rPr>
+        <w:t>identifier l</w:t>
+      </w:r>
+      <w:proofErr w:type="gramStart"/>
+      <w:r>
+        <w:rPr>
+          <w:rFonts w:ascii="Times New Roman" w:hAnsi="Times New Roman" w:cs="Times New Roman" w:hint="eastAsia"/>
+          <w:lang w:val="fr-FR"/>
+        </w:rPr>
+        <w:t>’</w:t>
+      </w:r>
+      <w:proofErr w:type="gramEnd"/>
+      <w:r>
+        <w:rPr>
+          <w:rFonts w:ascii="Times New Roman" w:hAnsi="Times New Roman" w:cs="Times New Roman" w:hint="eastAsia"/>
+          <w:lang w:val="fr-FR"/>
+        </w:rPr>
+        <w:t xml:space="preserve">effet de </w:t>
+      </w:r>
+      <w:proofErr w:type="spellStart"/>
+      <w:r>
+        <w:rPr>
+          <w:rFonts w:ascii="Times New Roman" w:hAnsi="Times New Roman" w:cs="Times New Roman" w:hint="eastAsia"/>
+          <w:lang w:val="fr-FR"/>
+        </w:rPr>
+        <w:t>jo</w:t>
+      </w:r>
+      <w:proofErr w:type="spellEnd"/>
+      <w:r>
+        <w:rPr>
+          <w:rFonts w:ascii="Times New Roman" w:hAnsi="Times New Roman" w:cs="Times New Roman" w:hint="eastAsia"/>
+          <w:lang w:val="fr-FR"/>
+        </w:rPr>
+        <w:t>, du r</w:t>
+      </w:r>
+      <w:r>
+        <w:rPr>
           <w:rFonts w:ascii="Times New Roman" w:hAnsi="Times New Roman" w:cs="Times New Roman" w:hint="eastAsia"/>
           <w:lang w:val="fr-FR"/>
         </w:rPr>
         <w:t>é</w:t>
       </w:r>
-      <w:r>
-        <w:rPr>
-          <w:rFonts w:ascii="Times New Roman" w:hAnsi="Times New Roman" w:cs="Times New Roman" w:hint="eastAsia"/>
-          <w:lang w:val="fr-FR"/>
-        </w:rPr>
-        <w:t xml:space="preserve"> d</w:t>
-      </w:r>
+      <w:proofErr w:type="spellStart"/>
+      <w:r>
+        <w:rPr>
+          <w:rFonts w:ascii="Times New Roman" w:hAnsi="Times New Roman" w:cs="Times New Roman" w:hint="eastAsia"/>
+          <w:lang w:val="fr-FR"/>
+        </w:rPr>
+        <w:t>sultat</w:t>
+      </w:r>
+      <w:proofErr w:type="spellEnd"/>
+      <w:r>
+        <w:rPr>
+          <w:rFonts w:ascii="Times New Roman" w:hAnsi="Times New Roman" w:cs="Times New Roman" w:hint="eastAsia"/>
+          <w:lang w:val="fr-FR"/>
+        </w:rPr>
+        <w:t>.</w:t>
+      </w:r>
+    </w:p>
+    <w:p>
+      <w:pPr>
+        <w:rPr>
+          <w:rFonts w:ascii="Times New Roman" w:hAnsi="Times New Roman" w:cs="Times New Roman"/>
+          <w:lang w:val="fr-FR"/>
+        </w:rPr>
+      </w:pPr>
+      <w:r>
+        <w:rPr>
+          <w:rFonts w:ascii="Times New Roman" w:hAnsi="Times New Roman" w:cs="Times New Roman" w:hint="eastAsia"/>
+          <w:lang w:val="fr-FR"/>
+        </w:rPr>
+        <w:t xml:space="preserve">WHAT in </w:t>
+      </w:r>
+      <w:proofErr w:type="spellStart"/>
+      <w:proofErr w:type="gramStart"/>
+      <w:r>
+        <w:rPr>
+          <w:rFonts w:ascii="Times New Roman" w:hAnsi="Times New Roman" w:cs="Times New Roman" w:hint="eastAsia"/>
+          <w:lang w:val="fr-FR"/>
+        </w:rPr>
+        <w:t>map</w:t>
+      </w:r>
+      <w:proofErr w:type="spellEnd"/>
+      <w:r>
+        <w:rPr>
+          <w:rFonts w:ascii="Times New Roman" w:hAnsi="Times New Roman" w:cs="Times New Roman" w:hint="eastAsia"/>
+          <w:lang w:val="fr-FR"/>
+        </w:rPr>
+        <w:t>?</w:t>
+      </w:r>
+      <w:proofErr w:type="gramEnd"/>
+      <w:r>
+        <w:rPr>
+          <w:rFonts w:ascii="Times New Roman" w:hAnsi="Times New Roman" w:cs="Times New Roman" w:hint="eastAsia"/>
+          <w:lang w:val="fr-FR"/>
+        </w:rPr>
+        <w:t xml:space="preserve"> 24 vs 25</w:t>
+      </w:r>
+    </w:p>
+    <w:p>
+      <w:pPr>
+        <w:rPr>
+          <w:rFonts w:ascii="Times New Roman" w:hAnsi="Times New Roman" w:cs="Times New Roman"/>
+          <w:lang w:val="fr-FR"/>
+        </w:rPr>
+      </w:pPr>
+      <w:r>
+        <w:rPr>
+          <w:rFonts w:ascii="Times New Roman" w:hAnsi="Times New Roman" w:cs="Times New Roman" w:hint="eastAsia"/>
+          <w:lang w:val="fr-FR"/>
+        </w:rPr>
+        <w:t>à</w:t>
+      </w:r>
+      <w:r>
+        <w:rPr>
+          <w:rFonts w:ascii="Times New Roman" w:hAnsi="Times New Roman" w:cs="Times New Roman" w:hint="eastAsia"/>
+          <w:lang w:val="fr-FR"/>
+        </w:rPr>
+        <w:t xml:space="preserve"> visualise la </w:t>
+      </w:r>
+      <w:proofErr w:type="spellStart"/>
+      <w:r>
+        <w:rPr>
+          <w:rFonts w:ascii="Times New Roman" w:hAnsi="Times New Roman" w:cs="Times New Roman" w:hint="eastAsia"/>
+          <w:lang w:val="fr-FR"/>
+        </w:rPr>
+        <w:t>densit</w:t>
+      </w:r>
+      <w:proofErr w:type="spellEnd"/>
+      <w:r>
+        <w:rPr>
+          <w:rFonts w:ascii="Times New Roman" w:hAnsi="Times New Roman" w:cs="Times New Roman" w:hint="eastAsia"/>
+          <w:lang w:val="fr-FR"/>
+        </w:rPr>
+        <w:t>é</w:t>
+      </w:r>
+      <w:r>
+        <w:rPr>
+          <w:rFonts w:ascii="Times New Roman" w:hAnsi="Times New Roman" w:cs="Times New Roman" w:hint="eastAsia"/>
+          <w:lang w:val="fr-FR"/>
+        </w:rPr>
+        <w:t xml:space="preserve"> des listings, des </w:t>
+      </w:r>
+      <w:proofErr w:type="spellStart"/>
+      <w:r>
+        <w:rPr>
+          <w:rFonts w:ascii="Times New Roman" w:hAnsi="Times New Roman" w:cs="Times New Roman" w:hint="eastAsia"/>
+          <w:lang w:val="fr-FR"/>
+        </w:rPr>
+        <w:t>hotes</w:t>
+      </w:r>
+      <w:proofErr w:type="spellEnd"/>
+      <w:r>
+        <w:rPr>
+          <w:rFonts w:ascii="Times New Roman" w:hAnsi="Times New Roman" w:cs="Times New Roman" w:hint="eastAsia"/>
+          <w:lang w:val="fr-FR"/>
+        </w:rPr>
+        <w:t>=&gt; carte stock</w:t>
+      </w:r>
+    </w:p>
+    <w:p>
+      <w:pPr>
+        <w:rPr>
+          <w:rFonts w:ascii="Times New Roman" w:hAnsi="Times New Roman" w:cs="Times New Roman"/>
+          <w:lang w:val="fr-FR"/>
+        </w:rPr>
+      </w:pPr>
+      <w:r>
+        <w:rPr>
+          <w:rFonts w:ascii="Times New Roman" w:hAnsi="Times New Roman" w:cs="Times New Roman" w:hint="eastAsia"/>
+          <w:lang w:val="fr-FR"/>
+        </w:rPr>
+        <w:t xml:space="preserve">la moyenne du prix, de la </w:t>
+      </w:r>
+      <w:proofErr w:type="spellStart"/>
+      <w:r>
+        <w:rPr>
+          <w:rFonts w:ascii="Times New Roman" w:hAnsi="Times New Roman" w:cs="Times New Roman" w:hint="eastAsia"/>
+          <w:lang w:val="fr-FR"/>
+        </w:rPr>
+        <w:t>disponibilit</w:t>
+      </w:r>
+      <w:proofErr w:type="spellEnd"/>
+      <w:r>
+        <w:rPr>
+          <w:rFonts w:ascii="Times New Roman" w:hAnsi="Times New Roman" w:cs="Times New Roman" w:hint="eastAsia"/>
+          <w:lang w:val="fr-FR"/>
+        </w:rPr>
+        <w:t>é</w:t>
+      </w:r>
+      <w:r>
+        <w:rPr>
+          <w:rFonts w:ascii="Times New Roman" w:hAnsi="Times New Roman" w:cs="Times New Roman" w:hint="eastAsia"/>
+          <w:lang w:val="fr-FR"/>
+        </w:rPr>
+        <w:t>(inverse), de la note =&gt; carte ratio</w:t>
+      </w:r>
+    </w:p>
+    <w:p>
+      <w:pPr>
+        <w:rPr>
+          <w:rFonts w:ascii="Times New Roman" w:hAnsi="Times New Roman" w:cs="Times New Roman"/>
+          <w:lang w:val="fr-FR"/>
+        </w:rPr>
+      </w:pPr>
+    </w:p>
+    <w:p>
+      <w:pPr>
+        <w:rPr>
+          <w:rFonts w:ascii="Times New Roman" w:hAnsi="Times New Roman" w:cs="Times New Roman"/>
+          <w:lang w:val="fr-FR"/>
+        </w:rPr>
+      </w:pPr>
+      <w:r>
+        <w:rPr>
+          <w:rFonts w:ascii="Times New Roman" w:hAnsi="Times New Roman" w:cs="Times New Roman" w:hint="eastAsia"/>
+          <w:lang w:val="fr-FR"/>
+        </w:rPr>
+        <w:t>à</w:t>
+      </w:r>
+      <w:r>
+        <w:rPr>
+          <w:rFonts w:ascii="Times New Roman" w:hAnsi="Times New Roman" w:cs="Times New Roman" w:hint="eastAsia"/>
+          <w:lang w:val="fr-FR"/>
+        </w:rPr>
+        <w:t xml:space="preserve"> voir s'il y a un changement de centre d</w:t>
+      </w:r>
+      <w:proofErr w:type="gramStart"/>
       <w:r>
         <w:rPr>
           <w:rFonts w:ascii="Times New Roman" w:hAnsi="Times New Roman" w:cs="Times New Roman" w:hint="eastAsia"/>
@@ -8526,12 +10460,13 @@
         <w:t>’</w:t>
       </w:r>
       <w:proofErr w:type="spellStart"/>
-      <w:r>
-        <w:rPr>
-          <w:rFonts w:ascii="Times New Roman" w:hAnsi="Times New Roman" w:cs="Times New Roman" w:hint="eastAsia"/>
-          <w:lang w:val="fr-FR"/>
-        </w:rPr>
-        <w:t>aribnb</w:t>
+      <w:proofErr w:type="gramEnd"/>
+      <w:r>
+        <w:rPr>
+          <w:rFonts w:ascii="Times New Roman" w:hAnsi="Times New Roman" w:cs="Times New Roman" w:hint="eastAsia"/>
+          <w:lang w:val="fr-FR"/>
+        </w:rPr>
+        <w:t>activit</w:t>
       </w:r>
       <w:proofErr w:type="spellEnd"/>
       <w:r>
@@ -8539,51 +10474,718 @@
           <w:rFonts w:ascii="Times New Roman" w:hAnsi="Times New Roman" w:cs="Times New Roman" w:hint="eastAsia"/>
           <w:lang w:val="fr-FR"/>
         </w:rPr>
+        <w:t>é</w:t>
+      </w:r>
+      <w:r>
+        <w:rPr>
+          <w:rFonts w:ascii="Times New Roman" w:hAnsi="Times New Roman" w:cs="Times New Roman" w:hint="eastAsia"/>
+          <w:lang w:val="fr-FR"/>
+        </w:rPr>
+        <w:t xml:space="preserve"> ou de la </w:t>
+      </w:r>
+      <w:proofErr w:type="spellStart"/>
+      <w:r>
+        <w:rPr>
+          <w:rFonts w:ascii="Times New Roman" w:hAnsi="Times New Roman" w:cs="Times New Roman" w:hint="eastAsia"/>
+          <w:lang w:val="fr-FR"/>
+        </w:rPr>
+        <w:t>densit</w:t>
+      </w:r>
+      <w:proofErr w:type="spellEnd"/>
+      <w:r>
+        <w:rPr>
+          <w:rFonts w:ascii="Times New Roman" w:hAnsi="Times New Roman" w:cs="Times New Roman" w:hint="eastAsia"/>
+          <w:lang w:val="fr-FR"/>
+        </w:rPr>
+        <w:t>é</w:t>
+      </w:r>
+      <w:r>
+        <w:rPr>
+          <w:rFonts w:ascii="Times New Roman" w:hAnsi="Times New Roman" w:cs="Times New Roman" w:hint="eastAsia"/>
+          <w:lang w:val="fr-FR"/>
+        </w:rPr>
+        <w:t xml:space="preserve"> de l'</w:t>
+      </w:r>
+      <w:proofErr w:type="spellStart"/>
+      <w:r>
+        <w:rPr>
+          <w:rFonts w:ascii="Times New Roman" w:hAnsi="Times New Roman" w:cs="Times New Roman" w:hint="eastAsia"/>
+          <w:lang w:val="fr-FR"/>
+        </w:rPr>
+        <w:t>activit</w:t>
+      </w:r>
+      <w:proofErr w:type="spellEnd"/>
+      <w:r>
+        <w:rPr>
+          <w:rFonts w:ascii="Times New Roman" w:hAnsi="Times New Roman" w:cs="Times New Roman" w:hint="eastAsia"/>
+          <w:lang w:val="fr-FR"/>
+        </w:rPr>
+        <w:t>é</w:t>
+      </w:r>
+      <w:r>
+        <w:rPr>
+          <w:rFonts w:ascii="Times New Roman" w:hAnsi="Times New Roman" w:cs="Times New Roman" w:hint="eastAsia"/>
+          <w:lang w:val="fr-FR"/>
+        </w:rPr>
         <w:t xml:space="preserve"> ?</w:t>
       </w:r>
-      <w:r>
-        <w:rPr>
-          <w:rFonts w:ascii="Times New Roman" w:hAnsi="Times New Roman" w:cs="Times New Roman"/>
+    </w:p>
+    <w:p>
+      <w:pPr>
+        <w:rPr>
+          <w:rFonts w:ascii="Times New Roman" w:hAnsi="Times New Roman" w:cs="Times New Roman"/>
+          <w:lang w:val="fr-FR"/>
+        </w:rPr>
+      </w:pPr>
+      <w:r>
+        <w:rPr>
+          <w:rFonts w:ascii="Times New Roman" w:hAnsi="Times New Roman" w:cs="Times New Roman" w:hint="eastAsia"/>
+          <w:lang w:val="fr-FR"/>
+        </w:rPr>
+        <w:t>à</w:t>
+      </w:r>
+      <w:r>
+        <w:rPr>
+          <w:rFonts w:ascii="Times New Roman" w:hAnsi="Times New Roman" w:cs="Times New Roman" w:hint="eastAsia"/>
+          <w:lang w:val="fr-FR"/>
+        </w:rPr>
+        <w:t xml:space="preserve"> voir  si les lieux plus proches aux sites seront plus </w:t>
+      </w:r>
+      <w:proofErr w:type="spellStart"/>
+      <w:r>
+        <w:rPr>
+          <w:rFonts w:ascii="Times New Roman" w:hAnsi="Times New Roman" w:cs="Times New Roman" w:hint="eastAsia"/>
+          <w:lang w:val="fr-FR"/>
+        </w:rPr>
+        <w:t>demand</w:t>
+      </w:r>
+      <w:proofErr w:type="spellEnd"/>
+      <w:r>
+        <w:rPr>
+          <w:rFonts w:ascii="Times New Roman" w:hAnsi="Times New Roman" w:cs="Times New Roman" w:hint="eastAsia"/>
+          <w:lang w:val="fr-FR"/>
+        </w:rPr>
+        <w:t>é</w:t>
+      </w:r>
+      <w:r>
+        <w:rPr>
+          <w:rFonts w:ascii="Times New Roman" w:hAnsi="Times New Roman" w:cs="Times New Roman" w:hint="eastAsia"/>
+          <w:lang w:val="fr-FR"/>
+        </w:rPr>
+        <w:t>/active</w:t>
+      </w:r>
+    </w:p>
+    <w:p>
+      <w:pPr>
+        <w:rPr>
+          <w:rFonts w:ascii="Times New Roman" w:hAnsi="Times New Roman" w:cs="Times New Roman"/>
+          <w:lang w:val="fr-FR"/>
+        </w:rPr>
+      </w:pPr>
+      <w:proofErr w:type="gramStart"/>
+      <w:r>
+        <w:rPr>
+          <w:rFonts w:ascii="Times New Roman" w:hAnsi="Times New Roman" w:cs="Times New Roman"/>
+          <w:lang w:val="fr-FR"/>
+        </w:rPr>
+        <w:lastRenderedPageBreak/>
+        <w:t>une</w:t>
+      </w:r>
+      <w:proofErr w:type="gramEnd"/>
+      <w:r>
+        <w:rPr>
+          <w:rFonts w:ascii="Times New Roman" w:hAnsi="Times New Roman" w:cs="Times New Roman"/>
+          <w:lang w:val="fr-FR"/>
+        </w:rPr>
+        <w:t xml:space="preserve"> carte par année ou une carte indique l’augmentation ou la réduction par couleur rouge/bleue ?</w:t>
+      </w:r>
+      <w:r>
+        <w:rPr>
+          <w:rFonts w:ascii="Times New Roman" w:hAnsi="Times New Roman" w:cs="Times New Roman"/>
+          <w:lang w:val="fr-FR"/>
+        </w:rPr>
+        <w:t xml:space="preserve"> </w:t>
+      </w:r>
+    </w:p>
+    <w:p>
+      <w:pPr>
+        <w:rPr>
+          <w:rFonts w:ascii="Times New Roman" w:hAnsi="Times New Roman" w:cs="Times New Roman"/>
+          <w:lang w:val="fr-FR"/>
+        </w:rPr>
+      </w:pPr>
+    </w:p>
+    <w:p>
+      <w:pPr>
+        <w:pStyle w:val="a9"/>
+        <w:numPr>
+          <w:ilvl w:val="0"/>
+          <w:numId w:val="5"/>
+        </w:numPr>
+        <w:rPr>
+          <w:rFonts w:ascii="Times New Roman" w:hAnsi="Times New Roman" w:cs="Times New Roman"/>
+        </w:rPr>
+      </w:pPr>
+      <w:r>
+        <w:rPr>
+          <w:rFonts w:ascii="Times New Roman" w:hAnsi="Times New Roman" w:cs="Times New Roman" w:hint="eastAsia"/>
+        </w:rPr>
+        <w:t xml:space="preserve">WHO in </w:t>
+      </w:r>
+      <w:proofErr w:type="gramStart"/>
+      <w:r>
+        <w:rPr>
+          <w:rFonts w:ascii="Times New Roman" w:hAnsi="Times New Roman" w:cs="Times New Roman" w:hint="eastAsia"/>
+        </w:rPr>
+        <w:t>game ?</w:t>
+      </w:r>
+      <w:proofErr w:type="gramEnd"/>
+      <w:r>
+        <w:rPr>
+          <w:rFonts w:ascii="Times New Roman" w:hAnsi="Times New Roman" w:cs="Times New Roman" w:hint="eastAsia"/>
+        </w:rPr>
+        <w:t xml:space="preserve"> &amp; WHERE are they </w:t>
+      </w:r>
+    </w:p>
+    <w:p>
+      <w:pPr>
+        <w:rPr>
+          <w:rFonts w:ascii="Times New Roman" w:hAnsi="Times New Roman" w:cs="Times New Roman"/>
+          <w:lang w:val="fr-FR"/>
+        </w:rPr>
+      </w:pPr>
+      <w:proofErr w:type="spellStart"/>
+      <w:r>
+        <w:rPr>
+          <w:rFonts w:ascii="Times New Roman" w:hAnsi="Times New Roman" w:cs="Times New Roman" w:hint="eastAsia"/>
+          <w:lang w:val="fr-FR"/>
+        </w:rPr>
+        <w:t>densit</w:t>
+      </w:r>
+      <w:proofErr w:type="spellEnd"/>
+      <w:r>
+        <w:rPr>
+          <w:rFonts w:ascii="Times New Roman" w:hAnsi="Times New Roman" w:cs="Times New Roman" w:hint="eastAsia"/>
+          <w:lang w:val="fr-FR"/>
+        </w:rPr>
+        <w:t>é</w:t>
+      </w:r>
+      <w:r>
+        <w:rPr>
+          <w:rFonts w:ascii="Times New Roman" w:hAnsi="Times New Roman" w:cs="Times New Roman" w:hint="eastAsia"/>
+          <w:lang w:val="fr-FR"/>
+        </w:rPr>
+        <w:t xml:space="preserve"> de hôtes dans une zone+</w:t>
+      </w:r>
+    </w:p>
+    <w:p>
+      <w:pPr>
+        <w:rPr>
+          <w:rFonts w:ascii="Times New Roman" w:hAnsi="Times New Roman" w:cs="Times New Roman"/>
+        </w:rPr>
+      </w:pPr>
+      <w:proofErr w:type="spellStart"/>
+      <w:r>
+        <w:rPr>
+          <w:rFonts w:ascii="Times New Roman" w:hAnsi="Times New Roman" w:cs="Times New Roman" w:hint="eastAsia"/>
+        </w:rPr>
+        <w:t>nb</w:t>
+      </w:r>
+      <w:proofErr w:type="spellEnd"/>
+      <w:r>
+        <w:rPr>
+          <w:rFonts w:ascii="Times New Roman" w:hAnsi="Times New Roman" w:cs="Times New Roman" w:hint="eastAsia"/>
+        </w:rPr>
+        <w:t xml:space="preserve"> </w:t>
+      </w:r>
+      <w:proofErr w:type="spellStart"/>
+      <w:r>
+        <w:rPr>
+          <w:rFonts w:ascii="Times New Roman" w:hAnsi="Times New Roman" w:cs="Times New Roman" w:hint="eastAsia"/>
+        </w:rPr>
+        <w:t>absolue</w:t>
+      </w:r>
+      <w:proofErr w:type="spellEnd"/>
+      <w:r>
+        <w:rPr>
+          <w:rFonts w:ascii="Times New Roman" w:hAnsi="Times New Roman" w:cs="Times New Roman" w:hint="eastAsia"/>
+        </w:rPr>
+        <w:t xml:space="preserve"> </w:t>
+      </w:r>
+      <w:proofErr w:type="gramStart"/>
+      <w:r>
+        <w:rPr>
+          <w:rFonts w:ascii="Times New Roman" w:hAnsi="Times New Roman" w:cs="Times New Roman" w:hint="eastAsia"/>
+        </w:rPr>
+        <w:t>des :</w:t>
+      </w:r>
+      <w:proofErr w:type="gramEnd"/>
+    </w:p>
+    <w:p>
+      <w:pPr>
+        <w:rPr>
+          <w:rFonts w:ascii="Times New Roman" w:hAnsi="Times New Roman" w:cs="Times New Roman"/>
+        </w:rPr>
+      </w:pPr>
+      <w:proofErr w:type="spellStart"/>
+      <w:r>
+        <w:rPr>
+          <w:rFonts w:ascii="Times New Roman" w:hAnsi="Times New Roman" w:cs="Times New Roman" w:hint="eastAsia"/>
+        </w:rPr>
+        <w:t>hôtes</w:t>
+      </w:r>
+      <w:proofErr w:type="spellEnd"/>
+      <w:r>
+        <w:rPr>
+          <w:rFonts w:ascii="Times New Roman" w:hAnsi="Times New Roman" w:cs="Times New Roman" w:hint="eastAsia"/>
+        </w:rPr>
+        <w:t xml:space="preserve"> chang</w:t>
+      </w:r>
+      <w:r>
+        <w:rPr>
+          <w:rFonts w:ascii="Times New Roman" w:hAnsi="Times New Roman" w:cs="Times New Roman" w:hint="eastAsia"/>
+        </w:rPr>
+        <w:t>é</w:t>
+      </w:r>
+      <w:r>
+        <w:rPr>
+          <w:rFonts w:ascii="Times New Roman" w:hAnsi="Times New Roman" w:cs="Times New Roman" w:hint="eastAsia"/>
+        </w:rPr>
+        <w:t xml:space="preserve">s </w:t>
+      </w:r>
+      <w:r>
+        <w:rPr>
+          <w:rFonts w:ascii="Times New Roman" w:hAnsi="Times New Roman" w:cs="Times New Roman" w:hint="eastAsia"/>
+        </w:rPr>
+        <w:t>（</w:t>
+      </w:r>
+      <w:r>
+        <w:rPr>
+          <w:rFonts w:ascii="Times New Roman" w:hAnsi="Times New Roman" w:cs="Times New Roman"/>
+        </w:rPr>
+        <w:t>new host, reactive host, host who changed</w:t>
+      </w:r>
+      <w:r>
+        <w:rPr>
+          <w:rFonts w:ascii="Times New Roman" w:hAnsi="Times New Roman" w:cs="Times New Roman"/>
+        </w:rPr>
+        <w:t xml:space="preserve"> “</w:t>
+      </w:r>
+      <w:proofErr w:type="spellStart"/>
+      <w:r>
+        <w:rPr>
+          <w:rFonts w:ascii="Times New Roman" w:hAnsi="Times New Roman" w:cs="Times New Roman"/>
+        </w:rPr>
+        <w:t>host_about</w:t>
+      </w:r>
+      <w:proofErr w:type="spellEnd"/>
+      <w:r>
+        <w:rPr>
+          <w:rFonts w:ascii="Times New Roman" w:hAnsi="Times New Roman" w:cs="Times New Roman"/>
+        </w:rPr>
+        <w:t>” and /or personal pic</w:t>
+      </w:r>
+      <w:r>
+        <w:rPr>
+          <w:rFonts w:ascii="Times New Roman" w:hAnsi="Times New Roman" w:cs="Times New Roman" w:hint="eastAsia"/>
+        </w:rPr>
+        <w:t>）</w:t>
+      </w:r>
+      <w:r>
+        <w:rPr>
+          <w:rFonts w:ascii="Times New Roman" w:hAnsi="Times New Roman" w:cs="Times New Roman" w:hint="eastAsia"/>
+        </w:rPr>
+        <w:t>/stables</w:t>
+      </w:r>
+    </w:p>
+    <w:p>
+      <w:pPr>
+        <w:rPr>
+          <w:rFonts w:ascii="Times New Roman" w:hAnsi="Times New Roman" w:cs="Times New Roman"/>
+          <w:lang w:val="fr-FR"/>
+        </w:rPr>
+      </w:pPr>
+      <w:proofErr w:type="spellStart"/>
+      <w:proofErr w:type="gramStart"/>
+      <w:r>
+        <w:rPr>
+          <w:rFonts w:ascii="Times New Roman" w:hAnsi="Times New Roman" w:cs="Times New Roman" w:hint="eastAsia"/>
+          <w:lang w:val="fr-FR"/>
+        </w:rPr>
+        <w:t>superhôtes</w:t>
+      </w:r>
+      <w:proofErr w:type="spellEnd"/>
+      <w:proofErr w:type="gramEnd"/>
+      <w:r>
+        <w:rPr>
+          <w:rFonts w:ascii="Times New Roman" w:hAnsi="Times New Roman" w:cs="Times New Roman" w:hint="eastAsia"/>
+          <w:lang w:val="fr-FR"/>
+        </w:rPr>
+        <w:t xml:space="preserve"> /autres</w:t>
+      </w:r>
+    </w:p>
+    <w:p>
+      <w:pPr>
+        <w:rPr>
+          <w:rFonts w:ascii="Times New Roman" w:hAnsi="Times New Roman" w:cs="Times New Roman"/>
+          <w:lang w:val="fr-FR"/>
+        </w:rPr>
+      </w:pPr>
+      <w:proofErr w:type="gramStart"/>
+      <w:r>
+        <w:rPr>
+          <w:rFonts w:ascii="Times New Roman" w:hAnsi="Times New Roman" w:cs="Times New Roman" w:hint="eastAsia"/>
+          <w:lang w:val="fr-FR"/>
+        </w:rPr>
+        <w:t>hôtes</w:t>
+      </w:r>
+      <w:proofErr w:type="gramEnd"/>
+      <w:r>
+        <w:rPr>
+          <w:rFonts w:ascii="Times New Roman" w:hAnsi="Times New Roman" w:cs="Times New Roman" w:hint="eastAsia"/>
+          <w:lang w:val="fr-FR"/>
+        </w:rPr>
+        <w:t xml:space="preserve"> pro/ individuel </w:t>
+      </w:r>
+    </w:p>
+    <w:p>
+      <w:pPr>
+        <w:rPr>
+          <w:rFonts w:ascii="Times New Roman" w:hAnsi="Times New Roman" w:cs="Times New Roman"/>
+          <w:lang w:val="fr-FR"/>
+        </w:rPr>
+      </w:pPr>
+    </w:p>
+    <w:p>
+      <w:pPr>
+        <w:rPr>
+          <w:rFonts w:ascii="Times New Roman" w:hAnsi="Times New Roman" w:cs="Times New Roman"/>
+          <w:lang w:val="fr-FR"/>
+        </w:rPr>
+      </w:pPr>
+      <w:proofErr w:type="gramStart"/>
+      <w:r>
+        <w:rPr>
+          <w:rFonts w:ascii="Times New Roman" w:hAnsi="Times New Roman" w:cs="Times New Roman" w:hint="eastAsia"/>
+          <w:lang w:val="fr-FR"/>
+        </w:rPr>
+        <w:t>hypo</w:t>
+      </w:r>
+      <w:proofErr w:type="gramEnd"/>
+      <w:r>
+        <w:rPr>
+          <w:rFonts w:ascii="Times New Roman" w:hAnsi="Times New Roman" w:cs="Times New Roman" w:hint="eastAsia"/>
+          <w:lang w:val="fr-FR"/>
+        </w:rPr>
+        <w:t xml:space="preserve"> :</w:t>
+      </w:r>
+    </w:p>
+    <w:p>
+      <w:pPr>
+        <w:rPr>
+          <w:rFonts w:ascii="Times New Roman" w:hAnsi="Times New Roman" w:cs="Times New Roman"/>
+          <w:lang w:val="fr-FR"/>
+        </w:rPr>
+      </w:pPr>
+      <w:r>
+        <w:rPr>
+          <w:rFonts w:ascii="Times New Roman" w:hAnsi="Times New Roman" w:cs="Times New Roman" w:hint="eastAsia"/>
+          <w:lang w:val="fr-FR"/>
+        </w:rPr>
+        <w:t>à</w:t>
+      </w:r>
+      <w:r>
+        <w:rPr>
+          <w:rFonts w:ascii="Times New Roman" w:hAnsi="Times New Roman" w:cs="Times New Roman" w:hint="eastAsia"/>
+          <w:lang w:val="fr-FR"/>
+        </w:rPr>
+        <w:t xml:space="preserve"> voir si les hôtes </w:t>
+      </w:r>
+      <w:proofErr w:type="spellStart"/>
+      <w:r>
+        <w:rPr>
+          <w:rFonts w:ascii="Times New Roman" w:hAnsi="Times New Roman" w:cs="Times New Roman" w:hint="eastAsia"/>
+          <w:lang w:val="fr-FR"/>
+        </w:rPr>
+        <w:t>chang</w:t>
+      </w:r>
+      <w:proofErr w:type="spellEnd"/>
+      <w:r>
+        <w:rPr>
+          <w:rFonts w:ascii="Times New Roman" w:hAnsi="Times New Roman" w:cs="Times New Roman" w:hint="eastAsia"/>
+          <w:lang w:val="fr-FR"/>
+        </w:rPr>
+        <w:t>é</w:t>
+      </w:r>
+      <w:r>
+        <w:rPr>
+          <w:rFonts w:ascii="Times New Roman" w:hAnsi="Times New Roman" w:cs="Times New Roman" w:hint="eastAsia"/>
+          <w:lang w:val="fr-FR"/>
+        </w:rPr>
+        <w:t xml:space="preserve">s/pro/super se rassemblent, s'ils sont plus proches aux sites sportifs ? </w:t>
+      </w:r>
+    </w:p>
+    <w:p>
+      <w:pPr>
+        <w:rPr>
+          <w:rFonts w:ascii="Times New Roman" w:hAnsi="Times New Roman" w:cs="Times New Roman"/>
+          <w:lang w:val="fr-FR"/>
+        </w:rPr>
+      </w:pPr>
+      <w:proofErr w:type="spellStart"/>
+      <w:r>
+        <w:rPr>
+          <w:rFonts w:ascii="Times New Roman" w:hAnsi="Times New Roman" w:cs="Times New Roman" w:hint="eastAsia"/>
+          <w:lang w:val="fr-FR"/>
+        </w:rPr>
+        <w:t>psk</w:t>
+      </w:r>
+      <w:proofErr w:type="spellEnd"/>
+      <w:r>
+        <w:rPr>
+          <w:rFonts w:ascii="Times New Roman" w:hAnsi="Times New Roman" w:cs="Times New Roman" w:hint="eastAsia"/>
+          <w:lang w:val="fr-FR"/>
+        </w:rPr>
+        <w:t xml:space="preserve"> ils sont bien </w:t>
+      </w:r>
+      <w:proofErr w:type="spellStart"/>
+      <w:r>
+        <w:rPr>
+          <w:rFonts w:ascii="Times New Roman" w:hAnsi="Times New Roman" w:cs="Times New Roman" w:hint="eastAsia"/>
+          <w:lang w:val="fr-FR"/>
+        </w:rPr>
+        <w:t>motiv</w:t>
+      </w:r>
+      <w:proofErr w:type="spellEnd"/>
+      <w:r>
+        <w:rPr>
+          <w:rFonts w:ascii="Times New Roman" w:hAnsi="Times New Roman" w:cs="Times New Roman" w:hint="eastAsia"/>
+          <w:lang w:val="fr-FR"/>
+        </w:rPr>
+        <w:t>é</w:t>
+      </w:r>
+      <w:r>
+        <w:rPr>
+          <w:rFonts w:ascii="Times New Roman" w:hAnsi="Times New Roman" w:cs="Times New Roman" w:hint="eastAsia"/>
+          <w:lang w:val="fr-FR"/>
+        </w:rPr>
+        <w:t xml:space="preserve">s par </w:t>
+      </w:r>
+      <w:proofErr w:type="spellStart"/>
+      <w:r>
+        <w:rPr>
+          <w:rFonts w:ascii="Times New Roman" w:hAnsi="Times New Roman" w:cs="Times New Roman" w:hint="eastAsia"/>
+          <w:lang w:val="fr-FR"/>
+        </w:rPr>
+        <w:t>jo</w:t>
+      </w:r>
+      <w:proofErr w:type="spellEnd"/>
+      <w:r>
+        <w:rPr>
+          <w:rFonts w:ascii="Times New Roman" w:hAnsi="Times New Roman" w:cs="Times New Roman" w:hint="eastAsia"/>
+          <w:lang w:val="fr-FR"/>
+        </w:rPr>
+        <w:t xml:space="preserve"> pour </w:t>
+      </w:r>
+      <w:proofErr w:type="spellStart"/>
+      <w:r>
+        <w:rPr>
+          <w:rFonts w:ascii="Times New Roman" w:hAnsi="Times New Roman" w:cs="Times New Roman" w:hint="eastAsia"/>
+          <w:lang w:val="fr-FR"/>
+        </w:rPr>
+        <w:t>enter</w:t>
+      </w:r>
+      <w:proofErr w:type="spellEnd"/>
+      <w:r>
+        <w:rPr>
+          <w:rFonts w:ascii="Times New Roman" w:hAnsi="Times New Roman" w:cs="Times New Roman" w:hint="eastAsia"/>
+          <w:lang w:val="fr-FR"/>
+        </w:rPr>
+        <w:t xml:space="preserve"> dans le </w:t>
+      </w:r>
+      <w:proofErr w:type="spellStart"/>
+      <w:r>
+        <w:rPr>
+          <w:rFonts w:ascii="Times New Roman" w:hAnsi="Times New Roman" w:cs="Times New Roman" w:hint="eastAsia"/>
+          <w:lang w:val="fr-FR"/>
+        </w:rPr>
+        <w:t>march</w:t>
+      </w:r>
+      <w:proofErr w:type="spellEnd"/>
+      <w:r>
+        <w:rPr>
+          <w:rFonts w:ascii="Times New Roman" w:hAnsi="Times New Roman" w:cs="Times New Roman" w:hint="eastAsia"/>
+          <w:lang w:val="fr-FR"/>
+        </w:rPr>
+        <w:t>é</w:t>
+      </w:r>
+      <w:r>
+        <w:rPr>
+          <w:rFonts w:ascii="Times New Roman" w:hAnsi="Times New Roman" w:cs="Times New Roman" w:hint="eastAsia"/>
+          <w:lang w:val="fr-FR"/>
+        </w:rPr>
+        <w:t xml:space="preserve"> de location</w:t>
+      </w:r>
+    </w:p>
+    <w:p>
+      <w:pPr>
+        <w:rPr>
+          <w:rFonts w:ascii="Times New Roman" w:hAnsi="Times New Roman" w:cs="Times New Roman"/>
+          <w:lang w:val="fr-FR"/>
+        </w:rPr>
+      </w:pPr>
+      <w:r>
+        <w:rPr>
+          <w:rFonts w:ascii="Times New Roman" w:hAnsi="Times New Roman" w:cs="Times New Roman" w:hint="eastAsia"/>
+          <w:lang w:val="fr-FR"/>
+        </w:rPr>
+        <w:t>à</w:t>
+      </w:r>
+      <w:r>
+        <w:rPr>
+          <w:rFonts w:ascii="Times New Roman" w:hAnsi="Times New Roman" w:cs="Times New Roman" w:hint="eastAsia"/>
+          <w:lang w:val="fr-FR"/>
+        </w:rPr>
+        <w:t xml:space="preserve"> visualiser le nb absolu des </w:t>
+      </w:r>
+      <w:proofErr w:type="spellStart"/>
+      <w:r>
+        <w:rPr>
+          <w:rFonts w:ascii="Times New Roman" w:hAnsi="Times New Roman" w:cs="Times New Roman" w:hint="eastAsia"/>
+          <w:lang w:val="fr-FR"/>
+        </w:rPr>
+        <w:t>hotes</w:t>
+      </w:r>
+      <w:proofErr w:type="spellEnd"/>
+      <w:r>
+        <w:rPr>
+          <w:rFonts w:ascii="Times New Roman" w:hAnsi="Times New Roman" w:cs="Times New Roman" w:hint="eastAsia"/>
+          <w:lang w:val="fr-FR"/>
+        </w:rPr>
+        <w:t xml:space="preserve"> </w:t>
+      </w:r>
+      <w:proofErr w:type="spellStart"/>
+      <w:r>
+        <w:rPr>
+          <w:rFonts w:ascii="Times New Roman" w:hAnsi="Times New Roman" w:cs="Times New Roman" w:hint="eastAsia"/>
+          <w:lang w:val="fr-FR"/>
+        </w:rPr>
+        <w:t>chang</w:t>
+      </w:r>
+      <w:proofErr w:type="spellEnd"/>
+      <w:r>
+        <w:rPr>
+          <w:rFonts w:ascii="Times New Roman" w:hAnsi="Times New Roman" w:cs="Times New Roman" w:hint="eastAsia"/>
+          <w:lang w:val="fr-FR"/>
+        </w:rPr>
+        <w:t>é</w:t>
+      </w:r>
+      <w:r>
+        <w:rPr>
+          <w:rFonts w:ascii="Times New Roman" w:hAnsi="Times New Roman" w:cs="Times New Roman" w:hint="eastAsia"/>
+          <w:lang w:val="fr-FR"/>
+        </w:rPr>
+        <w:t xml:space="preserve">s </w:t>
+      </w:r>
+      <w:r>
+        <w:rPr>
+          <w:rFonts w:ascii="Times New Roman" w:hAnsi="Times New Roman" w:cs="Times New Roman"/>
+          <w:lang w:val="fr-FR"/>
+        </w:rPr>
+        <w:t xml:space="preserve">par les cercles </w:t>
+      </w:r>
+      <w:proofErr w:type="spellStart"/>
+      <w:r>
+        <w:rPr>
+          <w:rFonts w:ascii="Times New Roman" w:hAnsi="Times New Roman" w:cs="Times New Roman"/>
+          <w:lang w:val="fr-FR"/>
+        </w:rPr>
+        <w:t>porportionnels</w:t>
+      </w:r>
+      <w:proofErr w:type="spellEnd"/>
+      <w:r>
+        <w:rPr>
+          <w:rFonts w:ascii="Times New Roman" w:hAnsi="Times New Roman" w:cs="Times New Roman"/>
+          <w:lang w:val="fr-FR"/>
+        </w:rPr>
+        <w:t xml:space="preserve"> creux</w:t>
+      </w:r>
+    </w:p>
+    <w:p>
+      <w:pPr>
+        <w:rPr>
+          <w:rFonts w:ascii="Times New Roman" w:hAnsi="Times New Roman" w:cs="Times New Roman"/>
+          <w:lang w:val="fr-FR"/>
+        </w:rPr>
+      </w:pPr>
+    </w:p>
+    <w:p>
+      <w:pPr>
+        <w:pStyle w:val="a9"/>
+        <w:numPr>
+          <w:ilvl w:val="0"/>
+          <w:numId w:val="5"/>
+        </w:numPr>
+        <w:rPr>
+          <w:rFonts w:ascii="Times New Roman" w:hAnsi="Times New Roman" w:cs="Times New Roman"/>
+          <w:lang w:val="fr-FR"/>
+        </w:rPr>
+      </w:pPr>
+      <w:r>
+        <w:rPr>
+          <w:rFonts w:ascii="Times New Roman" w:hAnsi="Times New Roman" w:cs="Times New Roman" w:hint="eastAsia"/>
+          <w:lang w:val="fr-FR"/>
+        </w:rPr>
+        <w:t xml:space="preserve">HOW </w:t>
+      </w:r>
+      <w:proofErr w:type="spellStart"/>
+      <w:r>
+        <w:rPr>
+          <w:rFonts w:ascii="Times New Roman" w:hAnsi="Times New Roman" w:cs="Times New Roman" w:hint="eastAsia"/>
+          <w:lang w:val="fr-FR"/>
+        </w:rPr>
+        <w:t>they</w:t>
+      </w:r>
+      <w:proofErr w:type="spellEnd"/>
+      <w:r>
+        <w:rPr>
+          <w:rFonts w:ascii="Times New Roman" w:hAnsi="Times New Roman" w:cs="Times New Roman" w:hint="eastAsia"/>
+          <w:lang w:val="fr-FR"/>
+        </w:rPr>
+        <w:t xml:space="preserve"> </w:t>
+      </w:r>
+      <w:proofErr w:type="spellStart"/>
+      <w:proofErr w:type="gramStart"/>
+      <w:r>
+        <w:rPr>
+          <w:rFonts w:ascii="Times New Roman" w:hAnsi="Times New Roman" w:cs="Times New Roman" w:hint="eastAsia"/>
+          <w:lang w:val="fr-FR"/>
+        </w:rPr>
+        <w:t>act</w:t>
+      </w:r>
+      <w:proofErr w:type="spellEnd"/>
+      <w:r>
+        <w:rPr>
+          <w:rFonts w:ascii="Times New Roman" w:hAnsi="Times New Roman" w:cs="Times New Roman" w:hint="eastAsia"/>
           <w:lang w:val="fr-FR"/>
         </w:rPr>
         <w:t>?</w:t>
       </w:r>
-    </w:p>
-    <w:p>
-      <w:pPr>
-        <w:rPr>
-          <w:rFonts w:ascii="Times New Roman" w:hAnsi="Times New Roman" w:cs="Times New Roman" w:hint="eastAsia"/>
-          <w:lang w:val="fr-FR"/>
-        </w:rPr>
-      </w:pPr>
-    </w:p>
-    <w:p>
-      <w:pPr>
-        <w:rPr>
-          <w:rFonts w:ascii="Times New Roman" w:hAnsi="Times New Roman" w:cs="Times New Roman" w:hint="eastAsia"/>
-          <w:lang w:val="fr-FR"/>
-        </w:rPr>
-      </w:pPr>
-      <w:r>
-        <w:rPr>
-          <w:rFonts w:ascii="Times New Roman" w:hAnsi="Times New Roman" w:cs="Times New Roman" w:hint="eastAsia"/>
-          <w:lang w:val="fr-FR"/>
-        </w:rPr>
-        <w:t>-identifier l</w:t>
-      </w:r>
-      <w:r>
-        <w:rPr>
-          <w:rFonts w:ascii="Times New Roman" w:hAnsi="Times New Roman" w:cs="Times New Roman" w:hint="eastAsia"/>
-          <w:lang w:val="fr-FR"/>
-        </w:rPr>
-        <w:t>’</w:t>
-      </w:r>
-      <w:r>
-        <w:rPr>
-          <w:rFonts w:ascii="Times New Roman" w:hAnsi="Times New Roman" w:cs="Times New Roman" w:hint="eastAsia"/>
-          <w:lang w:val="fr-FR"/>
-        </w:rPr>
-        <w:t xml:space="preserve">effet de </w:t>
+      <w:proofErr w:type="gramEnd"/>
+    </w:p>
+    <w:p>
+      <w:pPr>
+        <w:rPr>
+          <w:rFonts w:ascii="Times New Roman" w:hAnsi="Times New Roman" w:cs="Times New Roman"/>
+          <w:lang w:val="fr-FR"/>
+        </w:rPr>
+      </w:pPr>
+      <w:r>
+        <w:rPr>
+          <w:rFonts w:ascii="Times New Roman" w:hAnsi="Times New Roman" w:cs="Times New Roman" w:hint="eastAsia"/>
+          <w:lang w:val="fr-FR"/>
+        </w:rPr>
+        <w:t xml:space="preserve">identifier les mots 'JO, </w:t>
       </w:r>
       <w:proofErr w:type="spellStart"/>
       <w:r>
@@ -8591,7 +11193,7 @@
           <w:rFonts w:ascii="Times New Roman" w:hAnsi="Times New Roman" w:cs="Times New Roman" w:hint="eastAsia"/>
           <w:lang w:val="fr-FR"/>
         </w:rPr>
-        <w:t>jo</w:t>
+        <w:t>olympic</w:t>
       </w:r>
       <w:proofErr w:type="spellEnd"/>
       <w:r>
@@ -8599,7 +11201,23 @@
           <w:rFonts w:ascii="Times New Roman" w:hAnsi="Times New Roman" w:cs="Times New Roman" w:hint="eastAsia"/>
           <w:lang w:val="fr-FR"/>
         </w:rPr>
-        <w:t>, du r</w:t>
+        <w:t>, stade' dans '</w:t>
+      </w:r>
+      <w:proofErr w:type="spellStart"/>
+      <w:r>
+        <w:rPr>
+          <w:rFonts w:ascii="Times New Roman" w:hAnsi="Times New Roman" w:cs="Times New Roman" w:hint="eastAsia"/>
+          <w:lang w:val="fr-FR"/>
+        </w:rPr>
+        <w:t>host_about</w:t>
+      </w:r>
+      <w:proofErr w:type="spellEnd"/>
+      <w:r>
+        <w:rPr>
+          <w:rFonts w:ascii="Times New Roman" w:hAnsi="Times New Roman" w:cs="Times New Roman" w:hint="eastAsia"/>
+          <w:lang w:val="fr-FR"/>
+        </w:rPr>
+        <w:t xml:space="preserve">' et bien d'autres sites touristiques, 'champs </w:t>
       </w:r>
       <w:r>
         <w:rPr>
@@ -8608,13 +11226,34 @@
         </w:rPr>
         <w:t>é</w:t>
       </w:r>
+      <w:r>
+        <w:rPr>
+          <w:rFonts w:ascii="Times New Roman" w:hAnsi="Times New Roman" w:cs="Times New Roman" w:hint="eastAsia"/>
+          <w:lang w:val="fr-FR"/>
+        </w:rPr>
+        <w:t>lys</w:t>
+      </w:r>
+      <w:r>
+        <w:rPr>
+          <w:rFonts w:ascii="Times New Roman" w:hAnsi="Times New Roman" w:cs="Times New Roman" w:hint="eastAsia"/>
+          <w:lang w:val="fr-FR"/>
+        </w:rPr>
+        <w:t>é</w:t>
+      </w:r>
+      <w:r>
+        <w:rPr>
+          <w:rFonts w:ascii="Times New Roman" w:hAnsi="Times New Roman" w:cs="Times New Roman" w:hint="eastAsia"/>
+          <w:lang w:val="fr-FR"/>
+        </w:rPr>
+        <w:t xml:space="preserve">s, la tour </w:t>
+      </w:r>
       <w:proofErr w:type="spellStart"/>
       <w:r>
         <w:rPr>
           <w:rFonts w:ascii="Times New Roman" w:hAnsi="Times New Roman" w:cs="Times New Roman" w:hint="eastAsia"/>
           <w:lang w:val="fr-FR"/>
         </w:rPr>
-        <w:t>sultat</w:t>
+        <w:t>effiel</w:t>
       </w:r>
       <w:proofErr w:type="spellEnd"/>
       <w:r>
@@ -8622,22 +11261,7 @@
           <w:rFonts w:ascii="Times New Roman" w:hAnsi="Times New Roman" w:cs="Times New Roman" w:hint="eastAsia"/>
           <w:lang w:val="fr-FR"/>
         </w:rPr>
-        <w:t>.</w:t>
-      </w:r>
-    </w:p>
-    <w:p>
-      <w:pPr>
-        <w:rPr>
-          <w:rFonts w:ascii="Times New Roman" w:hAnsi="Times New Roman" w:cs="Times New Roman" w:hint="eastAsia"/>
-          <w:lang w:val="fr-FR"/>
-        </w:rPr>
-      </w:pPr>
-      <w:r>
-        <w:rPr>
-          <w:rFonts w:ascii="Times New Roman" w:hAnsi="Times New Roman" w:cs="Times New Roman" w:hint="eastAsia"/>
-          <w:lang w:val="fr-FR"/>
-        </w:rPr>
-        <w:t xml:space="preserve">WHAT in </w:t>
+        <w:t xml:space="preserve">, </w:t>
       </w:r>
       <w:proofErr w:type="spellStart"/>
       <w:r>
@@ -8645,7 +11269,7 @@
           <w:rFonts w:ascii="Times New Roman" w:hAnsi="Times New Roman" w:cs="Times New Roman" w:hint="eastAsia"/>
           <w:lang w:val="fr-FR"/>
         </w:rPr>
-        <w:t>map</w:t>
+        <w:t>ect</w:t>
       </w:r>
       <w:proofErr w:type="spellEnd"/>
       <w:r>
@@ -8653,24 +11277,8 @@
           <w:rFonts w:ascii="Times New Roman" w:hAnsi="Times New Roman" w:cs="Times New Roman" w:hint="eastAsia"/>
           <w:lang w:val="fr-FR"/>
         </w:rPr>
-        <w:t>? 24 vs 25</w:t>
-      </w:r>
-    </w:p>
-    <w:p>
-      <w:pPr>
-        <w:rPr>
-          <w:rFonts w:ascii="Times New Roman" w:hAnsi="Times New Roman" w:cs="Times New Roman" w:hint="eastAsia"/>
-          <w:lang w:val="fr-FR"/>
-        </w:rPr>
-      </w:pPr>
-    </w:p>
-    <w:p>
-      <w:pPr>
-        <w:rPr>
-          <w:rFonts w:ascii="Times New Roman" w:hAnsi="Times New Roman" w:cs="Times New Roman" w:hint="eastAsia"/>
-          <w:lang w:val="fr-FR"/>
-        </w:rPr>
-      </w:pPr>
+        <w:t xml:space="preserve">' par la liste des mots construite </w:t>
+      </w:r>
       <w:r>
         <w:rPr>
           <w:rFonts w:ascii="Times New Roman" w:hAnsi="Times New Roman" w:cs="Times New Roman" w:hint="eastAsia"/>
@@ -8683,7 +11291,39 @@
           <w:rFonts w:ascii="Times New Roman" w:hAnsi="Times New Roman" w:cs="Times New Roman" w:hint="eastAsia"/>
           <w:lang w:val="fr-FR"/>
         </w:rPr>
-        <w:t xml:space="preserve"> visualise la </w:t>
+        <w:t xml:space="preserve"> la main ou par NER</w:t>
+      </w:r>
+    </w:p>
+    <w:p>
+      <w:pPr>
+        <w:rPr>
+          <w:rFonts w:ascii="Times New Roman" w:hAnsi="Times New Roman" w:cs="Times New Roman"/>
+          <w:lang w:val="fr-FR"/>
+        </w:rPr>
+      </w:pPr>
+    </w:p>
+    <w:p>
+      <w:pPr>
+        <w:rPr>
+          <w:rFonts w:ascii="Times New Roman" w:hAnsi="Times New Roman" w:cs="Times New Roman"/>
+          <w:lang w:val="fr-FR"/>
+        </w:rPr>
+      </w:pPr>
+      <w:proofErr w:type="gramStart"/>
+      <w:r>
+        <w:rPr>
+          <w:rFonts w:ascii="Times New Roman" w:hAnsi="Times New Roman" w:cs="Times New Roman" w:hint="eastAsia"/>
+          <w:lang w:val="fr-FR"/>
+        </w:rPr>
+        <w:t>pour</w:t>
+      </w:r>
+      <w:proofErr w:type="gramEnd"/>
+      <w:r>
+        <w:rPr>
+          <w:rFonts w:ascii="Times New Roman" w:hAnsi="Times New Roman" w:cs="Times New Roman" w:hint="eastAsia"/>
+          <w:lang w:val="fr-FR"/>
+        </w:rPr>
+        <w:t xml:space="preserve"> savoir si les </w:t>
       </w:r>
       <w:proofErr w:type="spellStart"/>
       <w:r>
@@ -8691,7 +11331,7 @@
           <w:rFonts w:ascii="Times New Roman" w:hAnsi="Times New Roman" w:cs="Times New Roman" w:hint="eastAsia"/>
           <w:lang w:val="fr-FR"/>
         </w:rPr>
-        <w:t>densit</w:t>
+        <w:t>hotes</w:t>
       </w:r>
       <w:proofErr w:type="spellEnd"/>
       <w:r>
@@ -8699,14 +11339,7 @@
           <w:rFonts w:ascii="Times New Roman" w:hAnsi="Times New Roman" w:cs="Times New Roman" w:hint="eastAsia"/>
           <w:lang w:val="fr-FR"/>
         </w:rPr>
-        <w:t>é</w:t>
-      </w:r>
-      <w:r>
-        <w:rPr>
-          <w:rFonts w:ascii="Times New Roman" w:hAnsi="Times New Roman" w:cs="Times New Roman" w:hint="eastAsia"/>
-          <w:lang w:val="fr-FR"/>
-        </w:rPr>
-        <w:t xml:space="preserve"> des listings, des </w:t>
+        <w:t xml:space="preserve"> profitent </w:t>
       </w:r>
       <w:proofErr w:type="spellStart"/>
       <w:r>
@@ -8714,7 +11347,7 @@
           <w:rFonts w:ascii="Times New Roman" w:hAnsi="Times New Roman" w:cs="Times New Roman" w:hint="eastAsia"/>
           <w:lang w:val="fr-FR"/>
         </w:rPr>
-        <w:t>hotes</w:t>
+        <w:t>bein</w:t>
       </w:r>
       <w:proofErr w:type="spellEnd"/>
       <w:r>
@@ -8722,135 +11355,290 @@
           <w:rFonts w:ascii="Times New Roman" w:hAnsi="Times New Roman" w:cs="Times New Roman" w:hint="eastAsia"/>
           <w:lang w:val="fr-FR"/>
         </w:rPr>
-        <w:t>=&gt; carte stock</w:t>
-      </w:r>
-    </w:p>
-    <w:p>
-      <w:pPr>
-        <w:rPr>
-          <w:rFonts w:ascii="Times New Roman" w:hAnsi="Times New Roman" w:cs="Times New Roman" w:hint="eastAsia"/>
-          <w:lang w:val="fr-FR"/>
-        </w:rPr>
-      </w:pPr>
-      <w:r>
-        <w:rPr>
-          <w:rFonts w:ascii="Times New Roman" w:hAnsi="Times New Roman" w:cs="Times New Roman" w:hint="eastAsia"/>
-          <w:lang w:val="fr-FR"/>
-        </w:rPr>
-        <w:t xml:space="preserve">la moyenne du prix, de la </w:t>
-      </w:r>
+        <w:t xml:space="preserve"> de JO pour attirer les </w:t>
+      </w:r>
+      <w:proofErr w:type="gramStart"/>
+      <w:r>
+        <w:rPr>
+          <w:rFonts w:ascii="Times New Roman" w:hAnsi="Times New Roman" w:cs="Times New Roman" w:hint="eastAsia"/>
+          <w:lang w:val="fr-FR"/>
+        </w:rPr>
+        <w:t>voyageurs?</w:t>
+      </w:r>
+      <w:proofErr w:type="gramEnd"/>
+      <w:r>
+        <w:rPr>
+          <w:rFonts w:ascii="Times New Roman" w:hAnsi="Times New Roman" w:cs="Times New Roman" w:hint="eastAsia"/>
+          <w:lang w:val="fr-FR"/>
+        </w:rPr>
+        <w:t xml:space="preserve"> </w:t>
+      </w:r>
+    </w:p>
+    <w:p>
+      <w:pPr>
+        <w:rPr>
+          <w:rFonts w:ascii="Times New Roman" w:hAnsi="Times New Roman" w:cs="Times New Roman"/>
+          <w:lang w:val="fr-FR"/>
+        </w:rPr>
+      </w:pPr>
+      <w:proofErr w:type="gramStart"/>
+      <w:r>
+        <w:rPr>
+          <w:rFonts w:ascii="Times New Roman" w:hAnsi="Times New Roman" w:cs="Times New Roman" w:hint="eastAsia"/>
+          <w:lang w:val="fr-FR"/>
+        </w:rPr>
+        <w:t>visualise</w:t>
+      </w:r>
+      <w:proofErr w:type="gramEnd"/>
+      <w:r>
+        <w:rPr>
+          <w:rFonts w:ascii="Times New Roman" w:hAnsi="Times New Roman" w:cs="Times New Roman" w:hint="eastAsia"/>
+          <w:lang w:val="fr-FR"/>
+        </w:rPr>
+        <w:t xml:space="preserve"> sur </w:t>
+      </w:r>
+      <w:proofErr w:type="gramStart"/>
+      <w:r>
+        <w:rPr>
+          <w:rFonts w:ascii="Times New Roman" w:hAnsi="Times New Roman" w:cs="Times New Roman" w:hint="eastAsia"/>
+          <w:lang w:val="fr-FR"/>
+        </w:rPr>
+        <w:t>la cartes</w:t>
+      </w:r>
+      <w:proofErr w:type="gramEnd"/>
+      <w:r>
+        <w:rPr>
+          <w:rFonts w:ascii="Times New Roman" w:hAnsi="Times New Roman" w:cs="Times New Roman" w:hint="eastAsia"/>
+          <w:lang w:val="fr-FR"/>
+        </w:rPr>
+        <w:t xml:space="preserve"> le ratio des hôtes qui les mentionnent sur ceux qui mentionnent d'autres lieux</w:t>
+      </w:r>
+    </w:p>
+    <w:p>
+      <w:pPr>
+        <w:rPr>
+          <w:rFonts w:ascii="Times New Roman" w:hAnsi="Times New Roman" w:cs="Times New Roman"/>
+          <w:lang w:val="fr-FR"/>
+        </w:rPr>
+      </w:pPr>
+    </w:p>
+    <w:p>
+      <w:pPr>
+        <w:rPr>
+          <w:rFonts w:ascii="Times New Roman" w:hAnsi="Times New Roman" w:cs="Times New Roman"/>
+          <w:lang w:val="fr-FR"/>
+        </w:rPr>
+      </w:pPr>
+    </w:p>
+    <w:p>
+      <w:pPr>
+        <w:rPr>
+          <w:rFonts w:ascii="Times New Roman" w:hAnsi="Times New Roman" w:cs="Times New Roman"/>
+          <w:lang w:val="fr-FR"/>
+        </w:rPr>
+      </w:pPr>
+    </w:p>
+    <w:p>
+      <w:pPr>
+        <w:rPr>
+          <w:rFonts w:ascii="Times New Roman" w:hAnsi="Times New Roman" w:cs="Times New Roman"/>
+          <w:lang w:val="fr-FR"/>
+        </w:rPr>
+      </w:pPr>
+    </w:p>
+    <w:p>
+      <w:pPr>
+        <w:pStyle w:val="2"/>
+        <w:rPr>
+          <w:rFonts w:hint="eastAsia"/>
+          <w:lang w:val="fr-FR"/>
+        </w:rPr>
+      </w:pPr>
       <w:proofErr w:type="spellStart"/>
-      <w:r>
-        <w:rPr>
-          <w:rFonts w:ascii="Times New Roman" w:hAnsi="Times New Roman" w:cs="Times New Roman" w:hint="eastAsia"/>
-          <w:lang w:val="fr-FR"/>
-        </w:rPr>
-        <w:t>disponibilit</w:t>
+      <w:proofErr w:type="gramStart"/>
+      <w:r>
+        <w:rPr>
+          <w:lang w:val="fr-FR"/>
+        </w:rPr>
+        <w:lastRenderedPageBreak/>
+        <w:t>pratice</w:t>
       </w:r>
       <w:proofErr w:type="spellEnd"/>
-      <w:r>
-        <w:rPr>
-          <w:rFonts w:ascii="Times New Roman" w:hAnsi="Times New Roman" w:cs="Times New Roman" w:hint="eastAsia"/>
-          <w:lang w:val="fr-FR"/>
-        </w:rPr>
-        <w:t>é</w:t>
-      </w:r>
-      <w:r>
-        <w:rPr>
-          <w:rFonts w:ascii="Times New Roman" w:hAnsi="Times New Roman" w:cs="Times New Roman" w:hint="eastAsia"/>
-          <w:lang w:val="fr-FR"/>
-        </w:rPr>
-        <w:t>(inverse), de la note =&gt; carte ratio</w:t>
-      </w:r>
-    </w:p>
-    <w:p>
-      <w:pPr>
-        <w:rPr>
-          <w:rFonts w:ascii="Times New Roman" w:hAnsi="Times New Roman" w:cs="Times New Roman" w:hint="eastAsia"/>
-          <w:lang w:val="fr-FR"/>
-        </w:rPr>
-      </w:pPr>
-      <w:r>
-        <w:rPr>
-          <w:rFonts w:ascii="Times New Roman" w:hAnsi="Times New Roman" w:cs="Times New Roman" w:hint="eastAsia"/>
+      <w:proofErr w:type="gramEnd"/>
+      <w:r>
+        <w:rPr>
           <w:lang w:val="fr-FR"/>
         </w:rPr>
         <w:t> </w:t>
       </w:r>
-    </w:p>
-    <w:p>
-      <w:pPr>
-        <w:rPr>
-          <w:rFonts w:ascii="Times New Roman" w:hAnsi="Times New Roman" w:cs="Times New Roman" w:hint="eastAsia"/>
-          <w:lang w:val="fr-FR"/>
-        </w:rPr>
-      </w:pPr>
-      <w:r>
-        <w:rPr>
-          <w:rFonts w:ascii="Times New Roman" w:hAnsi="Times New Roman" w:cs="Times New Roman" w:hint="eastAsia"/>
-          <w:lang w:val="fr-FR"/>
-        </w:rPr>
-        <w:t>à</w:t>
-      </w:r>
-      <w:r>
-        <w:rPr>
-          <w:rFonts w:ascii="Times New Roman" w:hAnsi="Times New Roman" w:cs="Times New Roman" w:hint="eastAsia"/>
-          <w:lang w:val="fr-FR"/>
-        </w:rPr>
-        <w:t xml:space="preserve"> voir s'il y a un changement de centre d</w:t>
-      </w:r>
-      <w:r>
-        <w:rPr>
-          <w:rFonts w:ascii="Times New Roman" w:hAnsi="Times New Roman" w:cs="Times New Roman" w:hint="eastAsia"/>
-          <w:lang w:val="fr-FR"/>
-        </w:rPr>
-        <w:t>’</w:t>
-      </w:r>
+      <w:r>
+        <w:rPr>
+          <w:rFonts w:hint="eastAsia"/>
+          <w:lang w:val="fr-FR"/>
+        </w:rPr>
+        <w:t>note</w:t>
+      </w:r>
+      <w:r>
+        <w:rPr>
+          <w:lang w:val="fr-FR"/>
+        </w:rPr>
+        <w:t> :</w:t>
+      </w:r>
+    </w:p>
+    <w:p>
+      <w:pPr>
+        <w:rPr>
+          <w:rFonts w:ascii="Times New Roman" w:hAnsi="Times New Roman" w:cs="Times New Roman"/>
+          <w:lang w:val="fr-FR"/>
+        </w:rPr>
+      </w:pPr>
+    </w:p>
+    <w:p>
+      <w:pPr>
+        <w:rPr>
+          <w:rFonts w:ascii="Times New Roman" w:hAnsi="Times New Roman" w:cs="Times New Roman"/>
+          <w:lang w:val="fr-FR"/>
+        </w:rPr>
+      </w:pPr>
       <w:proofErr w:type="spellStart"/>
       <w:r>
         <w:rPr>
-          <w:rFonts w:ascii="Times New Roman" w:hAnsi="Times New Roman" w:cs="Times New Roman" w:hint="eastAsia"/>
-          <w:lang w:val="fr-FR"/>
-        </w:rPr>
-        <w:t>activit</w:t>
+          <w:rFonts w:ascii="Times New Roman" w:hAnsi="Times New Roman" w:cs="Times New Roman"/>
+          <w:b/>
+          <w:bCs/>
+          <w:lang w:val="fr-FR"/>
+        </w:rPr>
+        <w:t>agg</w:t>
       </w:r>
       <w:proofErr w:type="spellEnd"/>
       <w:r>
         <w:rPr>
-          <w:rFonts w:ascii="Times New Roman" w:hAnsi="Times New Roman" w:cs="Times New Roman" w:hint="eastAsia"/>
-          <w:lang w:val="fr-FR"/>
-        </w:rPr>
-        <w:t>é</w:t>
-      </w:r>
-      <w:r>
-        <w:rPr>
-          <w:rFonts w:ascii="Times New Roman" w:hAnsi="Times New Roman" w:cs="Times New Roman" w:hint="eastAsia"/>
-          <w:lang w:val="fr-FR"/>
-        </w:rPr>
-        <w:t xml:space="preserve"> ou de la </w:t>
+          <w:rFonts w:ascii="Times New Roman" w:hAnsi="Times New Roman" w:cs="Times New Roman"/>
+          <w:b/>
+          <w:bCs/>
+          <w:lang w:val="fr-FR"/>
+        </w:rPr>
+        <w:t xml:space="preserve"> = </w:t>
+      </w:r>
+      <w:r>
+        <w:rPr>
+          <w:rFonts w:ascii="Times New Roman" w:hAnsi="Times New Roman" w:cs="Times New Roman"/>
+          <w:b/>
+          <w:bCs/>
+        </w:rPr>
+        <w:t>在一次</w:t>
+      </w:r>
+      <w:r>
+        <w:rPr>
+          <w:rFonts w:ascii="Times New Roman" w:hAnsi="Times New Roman" w:cs="Times New Roman"/>
+          <w:b/>
+          <w:bCs/>
+          <w:lang w:val="fr-FR"/>
+        </w:rPr>
+        <w:t xml:space="preserve"> </w:t>
       </w:r>
       <w:proofErr w:type="spellStart"/>
       <w:r>
         <w:rPr>
-          <w:rFonts w:ascii="Times New Roman" w:hAnsi="Times New Roman" w:cs="Times New Roman" w:hint="eastAsia"/>
-          <w:lang w:val="fr-FR"/>
-        </w:rPr>
-        <w:t>densit</w:t>
+          <w:rFonts w:ascii="Times New Roman" w:hAnsi="Times New Roman" w:cs="Times New Roman"/>
+          <w:b/>
+          <w:bCs/>
+          <w:lang w:val="fr-FR"/>
+        </w:rPr>
+        <w:t>groupby</w:t>
       </w:r>
       <w:proofErr w:type="spellEnd"/>
       <w:r>
         <w:rPr>
-          <w:rFonts w:ascii="Times New Roman" w:hAnsi="Times New Roman" w:cs="Times New Roman" w:hint="eastAsia"/>
-          <w:lang w:val="fr-FR"/>
-        </w:rPr>
-        <w:t>é</w:t>
-      </w:r>
-      <w:r>
-        <w:rPr>
-          <w:rFonts w:ascii="Times New Roman" w:hAnsi="Times New Roman" w:cs="Times New Roman" w:hint="eastAsia"/>
-          <w:lang w:val="fr-FR"/>
-        </w:rPr>
-        <w:t xml:space="preserve"> de l'</w:t>
+          <w:rFonts w:ascii="Times New Roman" w:hAnsi="Times New Roman" w:cs="Times New Roman"/>
+          <w:b/>
+          <w:bCs/>
+          <w:lang w:val="fr-FR"/>
+        </w:rPr>
+        <w:t xml:space="preserve"> </w:t>
+      </w:r>
+      <w:r>
+        <w:rPr>
+          <w:rFonts w:ascii="Times New Roman" w:hAnsi="Times New Roman" w:cs="Times New Roman"/>
+          <w:b/>
+          <w:bCs/>
+        </w:rPr>
+        <w:t>中</w:t>
+      </w:r>
+      <w:r>
+        <w:rPr>
+          <w:rFonts w:ascii="Times New Roman" w:hAnsi="Times New Roman" w:cs="Times New Roman"/>
+          <w:b/>
+          <w:bCs/>
+          <w:lang w:val="fr-FR"/>
+        </w:rPr>
+        <w:t>，</w:t>
+      </w:r>
+      <w:r>
+        <w:rPr>
+          <w:rFonts w:ascii="Times New Roman" w:hAnsi="Times New Roman" w:cs="Times New Roman"/>
+          <w:b/>
+          <w:bCs/>
+        </w:rPr>
+        <w:t>对多列做多种聚合</w:t>
+      </w:r>
+      <w:r>
+        <w:rPr>
+          <w:rFonts w:ascii="Times New Roman" w:hAnsi="Times New Roman" w:cs="Times New Roman"/>
+          <w:b/>
+          <w:bCs/>
+          <w:lang w:val="fr-FR"/>
+        </w:rPr>
+        <w:t>，</w:t>
+      </w:r>
+      <w:r>
+        <w:rPr>
+          <w:rFonts w:ascii="Times New Roman" w:hAnsi="Times New Roman" w:cs="Times New Roman"/>
+          <w:b/>
+          <w:bCs/>
+        </w:rPr>
+        <w:t>并</w:t>
+      </w:r>
+      <w:proofErr w:type="gramStart"/>
+      <w:r>
+        <w:rPr>
+          <w:rFonts w:ascii="Times New Roman" w:hAnsi="Times New Roman" w:cs="Times New Roman"/>
+          <w:b/>
+          <w:bCs/>
+        </w:rPr>
+        <w:t>给结果</w:t>
+      </w:r>
+      <w:proofErr w:type="gramEnd"/>
+      <w:r>
+        <w:rPr>
+          <w:rFonts w:ascii="Times New Roman" w:hAnsi="Times New Roman" w:cs="Times New Roman"/>
+          <w:b/>
+          <w:bCs/>
+        </w:rPr>
+        <w:t>起名字</w:t>
+      </w:r>
+    </w:p>
+    <w:p>
+      <w:pPr>
+        <w:rPr>
+          <w:rFonts w:ascii="Times New Roman" w:hAnsi="Times New Roman" w:cs="Times New Roman"/>
+          <w:lang w:val="fr-FR"/>
+        </w:rPr>
+      </w:pPr>
+    </w:p>
+    <w:p>
+      <w:pPr>
+        <w:rPr>
+          <w:rFonts w:ascii="Times New Roman" w:hAnsi="Times New Roman" w:cs="Times New Roman"/>
+          <w:lang w:val="fr-FR"/>
+        </w:rPr>
+      </w:pPr>
+      <w:r>
+        <w:rPr>
+          <w:rFonts w:ascii="Times New Roman" w:hAnsi="Times New Roman" w:cs="Times New Roman" w:hint="eastAsia"/>
+          <w:lang w:val="fr-FR"/>
+        </w:rPr>
+        <w:t>记住要改成</w:t>
       </w:r>
       <w:proofErr w:type="spellStart"/>
       <w:r>
@@ -8858,44 +11646,114 @@
           <w:rFonts w:ascii="Times New Roman" w:hAnsi="Times New Roman" w:cs="Times New Roman" w:hint="eastAsia"/>
           <w:lang w:val="fr-FR"/>
         </w:rPr>
-        <w:t>activit</w:t>
+        <w:t>space</w:t>
       </w:r>
       <w:proofErr w:type="spellEnd"/>
       <w:r>
         <w:rPr>
-          <w:rFonts w:ascii="Times New Roman" w:hAnsi="Times New Roman" w:cs="Times New Roman" w:hint="eastAsia"/>
-          <w:lang w:val="fr-FR"/>
-        </w:rPr>
-        <w:t>é</w:t>
-      </w:r>
-      <w:r>
-        <w:rPr>
-          <w:rFonts w:ascii="Times New Roman" w:hAnsi="Times New Roman" w:cs="Times New Roman" w:hint="eastAsia"/>
-          <w:lang w:val="fr-FR"/>
-        </w:rPr>
-        <w:t xml:space="preserve"> ?</w:t>
-      </w:r>
-    </w:p>
-    <w:p>
-      <w:pPr>
-        <w:rPr>
-          <w:rFonts w:ascii="Times New Roman" w:hAnsi="Times New Roman" w:cs="Times New Roman" w:hint="eastAsia"/>
-          <w:lang w:val="fr-FR"/>
-        </w:rPr>
-      </w:pPr>
-      <w:r>
-        <w:rPr>
-          <w:rFonts w:ascii="Times New Roman" w:hAnsi="Times New Roman" w:cs="Times New Roman" w:hint="eastAsia"/>
-          <w:lang w:val="fr-FR"/>
-        </w:rPr>
-        <w:t>à</w:t>
-      </w:r>
-      <w:r>
-        <w:rPr>
-          <w:rFonts w:ascii="Times New Roman" w:hAnsi="Times New Roman" w:cs="Times New Roman" w:hint="eastAsia"/>
-          <w:lang w:val="fr-FR"/>
-        </w:rPr>
-        <w:t xml:space="preserve"> voir  si les lieux plus proches aux sites seront plus </w:t>
+          <w:rFonts w:ascii="Times New Roman" w:hAnsi="Times New Roman" w:cs="Times New Roman"/>
+          <w:lang w:val="fr-FR"/>
+        </w:rPr>
+        <w:t> :4</w:t>
+      </w:r>
+      <w:r>
+        <w:rPr>
+          <w:rFonts w:ascii="Times New Roman" w:hAnsi="Times New Roman" w:cs="Times New Roman" w:hint="eastAsia"/>
+          <w:lang w:val="fr-FR"/>
+        </w:rPr>
+        <w:t>而不是用</w:t>
+      </w:r>
+      <w:r>
+        <w:rPr>
+          <w:rFonts w:ascii="Times New Roman" w:hAnsi="Times New Roman" w:cs="Times New Roman" w:hint="eastAsia"/>
+          <w:lang w:val="fr-FR"/>
+        </w:rPr>
+        <w:t>tab</w:t>
+      </w:r>
+      <w:r>
+        <w:rPr>
+          <w:rFonts w:ascii="Times New Roman" w:hAnsi="Times New Roman" w:cs="Times New Roman"/>
+          <w:lang w:val="fr-FR"/>
+        </w:rPr>
+        <w:t> </w:t>
+      </w:r>
+      <w:r>
+        <w:rPr>
+          <w:rFonts w:ascii="Times New Roman" w:hAnsi="Times New Roman" w:cs="Times New Roman" w:hint="eastAsia"/>
+          <w:lang w:val="fr-FR"/>
+        </w:rPr>
+        <w:t>:4</w:t>
+      </w:r>
+      <w:r>
+        <w:rPr>
+          <w:rFonts w:ascii="Times New Roman" w:hAnsi="Times New Roman" w:cs="Times New Roman"/>
+          <w:lang w:val="fr-FR"/>
+        </w:rPr>
+        <w:t> </w:t>
+      </w:r>
+      <w:r>
+        <w:rPr>
+          <w:rFonts w:ascii="Times New Roman" w:hAnsi="Times New Roman" w:cs="Times New Roman" w:hint="eastAsia"/>
+          <w:lang w:val="fr-FR"/>
+        </w:rPr>
+        <w:t>!!!</w:t>
+      </w:r>
+    </w:p>
+    <w:p>
+      <w:pPr>
+        <w:rPr>
+          <w:rFonts w:ascii="Times New Roman" w:hAnsi="Times New Roman" w:cs="Times New Roman"/>
+          <w:lang w:val="fr-FR"/>
+        </w:rPr>
+      </w:pPr>
+      <w:r>
+        <w:rPr>
+          <w:rFonts w:ascii="Times New Roman" w:hAnsi="Times New Roman" w:cs="Times New Roman" w:hint="eastAsia"/>
+          <w:lang w:val="fr-FR"/>
+        </w:rPr>
+        <w:t>这样按一次</w:t>
+      </w:r>
+      <w:r>
+        <w:rPr>
+          <w:rFonts w:ascii="Times New Roman" w:hAnsi="Times New Roman" w:cs="Times New Roman" w:hint="eastAsia"/>
+          <w:lang w:val="fr-FR"/>
+        </w:rPr>
+        <w:t>tab</w:t>
+      </w:r>
+      <w:r>
+        <w:rPr>
+          <w:rFonts w:ascii="Times New Roman" w:hAnsi="Times New Roman" w:cs="Times New Roman" w:hint="eastAsia"/>
+          <w:lang w:val="fr-FR"/>
+        </w:rPr>
+        <w:t>才是</w:t>
+      </w:r>
+      <w:r>
+        <w:rPr>
+          <w:rFonts w:ascii="Times New Roman" w:hAnsi="Times New Roman" w:cs="Times New Roman" w:hint="eastAsia"/>
+          <w:lang w:val="fr-FR"/>
+        </w:rPr>
+        <w:t>4</w:t>
+      </w:r>
+      <w:r>
+        <w:rPr>
+          <w:rFonts w:ascii="Times New Roman" w:hAnsi="Times New Roman" w:cs="Times New Roman" w:hint="eastAsia"/>
+          <w:lang w:val="fr-FR"/>
+        </w:rPr>
+        <w:t>个空格，而不会将</w:t>
+      </w:r>
+      <w:r>
+        <w:rPr>
+          <w:rFonts w:ascii="Times New Roman" w:hAnsi="Times New Roman" w:cs="Times New Roman" w:hint="eastAsia"/>
+          <w:lang w:val="fr-FR"/>
+        </w:rPr>
+        <w:t>tab</w:t>
+      </w:r>
+      <w:r>
+        <w:rPr>
+          <w:rFonts w:ascii="Times New Roman" w:hAnsi="Times New Roman" w:cs="Times New Roman" w:hint="eastAsia"/>
+          <w:lang w:val="fr-FR"/>
+        </w:rPr>
+        <w:t>和</w:t>
       </w:r>
       <w:proofErr w:type="spellStart"/>
       <w:r>
@@ -8903,7 +11761,7 @@
           <w:rFonts w:ascii="Times New Roman" w:hAnsi="Times New Roman" w:cs="Times New Roman" w:hint="eastAsia"/>
           <w:lang w:val="fr-FR"/>
         </w:rPr>
-        <w:t>demand</w:t>
+        <w:t>space</w:t>
       </w:r>
       <w:proofErr w:type="spellEnd"/>
       <w:r>
@@ -8911,51 +11769,61 @@
           <w:rFonts w:ascii="Times New Roman" w:hAnsi="Times New Roman" w:cs="Times New Roman" w:hint="eastAsia"/>
           <w:lang w:val="fr-FR"/>
         </w:rPr>
-        <w:t>é</w:t>
-      </w:r>
-      <w:r>
-        <w:rPr>
-          <w:rFonts w:ascii="Times New Roman" w:hAnsi="Times New Roman" w:cs="Times New Roman" w:hint="eastAsia"/>
-          <w:lang w:val="fr-FR"/>
-        </w:rPr>
-        <w:t>/active</w:t>
-      </w:r>
-    </w:p>
-    <w:p>
-      <w:pPr>
-        <w:rPr>
-          <w:rFonts w:ascii="Times New Roman" w:hAnsi="Times New Roman" w:cs="Times New Roman" w:hint="eastAsia"/>
-          <w:lang w:val="fr-FR"/>
-        </w:rPr>
-      </w:pPr>
-    </w:p>
-    <w:p>
-      <w:pPr>
-        <w:rPr>
-          <w:rFonts w:ascii="Times New Roman" w:hAnsi="Times New Roman" w:cs="Times New Roman" w:hint="eastAsia"/>
-        </w:rPr>
-      </w:pPr>
-      <w:r>
-        <w:rPr>
-          <w:rFonts w:ascii="Times New Roman" w:hAnsi="Times New Roman" w:cs="Times New Roman" w:hint="eastAsia"/>
-        </w:rPr>
-        <w:t>WHO in game ? &amp; WHERE are they </w:t>
-      </w:r>
-    </w:p>
-    <w:p>
-      <w:pPr>
-        <w:rPr>
-          <w:rFonts w:ascii="Times New Roman" w:hAnsi="Times New Roman" w:cs="Times New Roman" w:hint="eastAsia"/>
-          <w:lang w:val="fr-FR"/>
-        </w:rPr>
-      </w:pPr>
+        <w:t>混淆？</w:t>
+      </w:r>
+    </w:p>
+    <w:p>
+      <w:pPr>
+        <w:rPr>
+          <w:rFonts w:ascii="Times New Roman" w:hAnsi="Times New Roman" w:cs="Times New Roman"/>
+          <w:lang w:val="fr-FR"/>
+        </w:rPr>
+      </w:pPr>
+    </w:p>
+    <w:p>
+      <w:pPr>
+        <w:rPr>
+          <w:rFonts w:ascii="Times New Roman" w:hAnsi="Times New Roman" w:cs="Times New Roman"/>
+          <w:lang w:val="fr-FR"/>
+        </w:rPr>
+      </w:pPr>
+      <w:r>
+        <w:rPr>
+          <w:rFonts w:ascii="Times New Roman" w:hAnsi="Times New Roman" w:cs="Times New Roman" w:hint="eastAsia"/>
+          <w:lang w:val="fr-FR"/>
+        </w:rPr>
+        <w:t>可以用</w:t>
+      </w:r>
+      <w:r>
+        <w:rPr>
+          <w:rFonts w:ascii="Times New Roman" w:hAnsi="Times New Roman" w:cs="Times New Roman" w:hint="eastAsia"/>
+          <w:lang w:val="fr-FR"/>
+        </w:rPr>
+        <w:t xml:space="preserve">black </w:t>
+      </w:r>
+      <w:proofErr w:type="gramStart"/>
+      <w:r>
+        <w:rPr>
+          <w:rFonts w:ascii="Times New Roman" w:hAnsi="Times New Roman" w:cs="Times New Roman" w:hint="eastAsia"/>
+          <w:lang w:val="fr-FR"/>
+        </w:rPr>
+        <w:t>包直接</w:t>
+      </w:r>
+      <w:proofErr w:type="gramEnd"/>
+      <w:r>
+        <w:rPr>
+          <w:rFonts w:ascii="Times New Roman" w:hAnsi="Times New Roman" w:cs="Times New Roman" w:hint="eastAsia"/>
+          <w:lang w:val="fr-FR"/>
+        </w:rPr>
+        <w:t>整理整个</w:t>
+      </w:r>
       <w:proofErr w:type="spellStart"/>
       <w:r>
         <w:rPr>
           <w:rFonts w:ascii="Times New Roman" w:hAnsi="Times New Roman" w:cs="Times New Roman" w:hint="eastAsia"/>
           <w:lang w:val="fr-FR"/>
         </w:rPr>
-        <w:t>densit</w:t>
+        <w:t>py</w:t>
       </w:r>
       <w:proofErr w:type="spellEnd"/>
       <w:r>
@@ -8963,52 +11831,54 @@
           <w:rFonts w:ascii="Times New Roman" w:hAnsi="Times New Roman" w:cs="Times New Roman" w:hint="eastAsia"/>
           <w:lang w:val="fr-FR"/>
         </w:rPr>
-        <w:t>é</w:t>
-      </w:r>
-      <w:r>
-        <w:rPr>
-          <w:rFonts w:ascii="Times New Roman" w:hAnsi="Times New Roman" w:cs="Times New Roman" w:hint="eastAsia"/>
-          <w:lang w:val="fr-FR"/>
-        </w:rPr>
-        <w:t xml:space="preserve"> de hôtes dans une zone+</w:t>
-      </w:r>
-    </w:p>
-    <w:p>
-      <w:pPr>
-        <w:rPr>
-          <w:rFonts w:ascii="Times New Roman" w:hAnsi="Times New Roman" w:cs="Times New Roman" w:hint="eastAsia"/>
-          <w:lang w:val="fr-FR"/>
-        </w:rPr>
-      </w:pPr>
-      <w:r>
-        <w:rPr>
-          <w:rFonts w:ascii="Times New Roman" w:hAnsi="Times New Roman" w:cs="Times New Roman" w:hint="eastAsia"/>
-          <w:lang w:val="fr-FR"/>
-        </w:rPr>
-        <w:t>nb absolue des :</w:t>
-      </w:r>
-    </w:p>
-    <w:p>
-      <w:pPr>
-        <w:rPr>
-          <w:rFonts w:ascii="Times New Roman" w:hAnsi="Times New Roman" w:cs="Times New Roman" w:hint="eastAsia"/>
-          <w:lang w:val="fr-FR"/>
-        </w:rPr>
-      </w:pPr>
-      <w:r>
-        <w:rPr>
-          <w:rFonts w:ascii="Times New Roman" w:hAnsi="Times New Roman" w:cs="Times New Roman" w:hint="eastAsia"/>
-          <w:lang w:val="fr-FR"/>
-        </w:rPr>
-        <w:t xml:space="preserve">hôtes </w:t>
-      </w:r>
+        <w:t xml:space="preserve"> script</w:t>
+      </w:r>
+      <w:r>
+        <w:rPr>
+          <w:rFonts w:ascii="Times New Roman" w:hAnsi="Times New Roman" w:cs="Times New Roman" w:hint="eastAsia"/>
+          <w:lang w:val="fr-FR"/>
+        </w:rPr>
+        <w:t>！</w:t>
+      </w:r>
+    </w:p>
+    <w:p>
+      <w:pPr>
+        <w:rPr>
+          <w:rFonts w:ascii="Times New Roman" w:hAnsi="Times New Roman" w:cs="Times New Roman"/>
+          <w:lang w:val="fr-FR"/>
+        </w:rPr>
+      </w:pPr>
+      <w:proofErr w:type="gramStart"/>
+      <w:r>
+        <w:rPr>
+          <w:rFonts w:ascii="Times New Roman" w:hAnsi="Times New Roman" w:cs="Times New Roman" w:hint="eastAsia"/>
+          <w:lang w:val="fr-FR"/>
+        </w:rPr>
+        <w:t>black</w:t>
+      </w:r>
+      <w:proofErr w:type="gramEnd"/>
+      <w:r>
+        <w:rPr>
+          <w:rFonts w:ascii="Times New Roman" w:hAnsi="Times New Roman" w:cs="Times New Roman" w:hint="eastAsia"/>
+          <w:lang w:val="fr-FR"/>
+        </w:rPr>
+        <w:t xml:space="preserve"> your_script.py</w:t>
+      </w:r>
+    </w:p>
+    <w:p>
+      <w:pPr>
+        <w:rPr>
+          <w:rFonts w:ascii="Times New Roman" w:hAnsi="Times New Roman" w:cs="Times New Roman"/>
+          <w:lang w:val="fr-FR"/>
+        </w:rPr>
+      </w:pPr>
       <w:proofErr w:type="spellStart"/>
       <w:r>
         <w:rPr>
           <w:rFonts w:ascii="Times New Roman" w:hAnsi="Times New Roman" w:cs="Times New Roman" w:hint="eastAsia"/>
           <w:lang w:val="fr-FR"/>
         </w:rPr>
-        <w:t>chang</w:t>
+        <w:t>jupyter</w:t>
       </w:r>
       <w:proofErr w:type="spellEnd"/>
       <w:r>
@@ -9016,30 +11886,29 @@
           <w:rFonts w:ascii="Times New Roman" w:hAnsi="Times New Roman" w:cs="Times New Roman" w:hint="eastAsia"/>
           <w:lang w:val="fr-FR"/>
         </w:rPr>
-        <w:t>é</w:t>
-      </w:r>
-      <w:r>
-        <w:rPr>
-          <w:rFonts w:ascii="Times New Roman" w:hAnsi="Times New Roman" w:cs="Times New Roman" w:hint="eastAsia"/>
-          <w:lang w:val="fr-FR"/>
-        </w:rPr>
-        <w:t>s /stables</w:t>
-      </w:r>
-    </w:p>
-    <w:p>
-      <w:pPr>
-        <w:rPr>
-          <w:rFonts w:ascii="Times New Roman" w:hAnsi="Times New Roman" w:cs="Times New Roman" w:hint="eastAsia"/>
-          <w:lang w:val="fr-FR"/>
-        </w:rPr>
-      </w:pPr>
+        <w:t>中</w:t>
+      </w:r>
+      <w:r>
+        <w:rPr>
+          <w:rFonts w:ascii="Times New Roman" w:hAnsi="Times New Roman" w:cs="Times New Roman" w:hint="eastAsia"/>
+          <w:lang w:val="fr-FR"/>
+        </w:rPr>
+        <w:t>：</w:t>
+      </w:r>
+      <w:r>
+        <w:rPr>
+          <w:rFonts w:ascii="Times New Roman" w:hAnsi="Times New Roman" w:cs="Times New Roman" w:hint="eastAsia"/>
+          <w:lang w:val="fr-FR"/>
+        </w:rPr>
+        <w:t>%</w:t>
+      </w:r>
       <w:proofErr w:type="spellStart"/>
       <w:r>
         <w:rPr>
           <w:rFonts w:ascii="Times New Roman" w:hAnsi="Times New Roman" w:cs="Times New Roman" w:hint="eastAsia"/>
           <w:lang w:val="fr-FR"/>
         </w:rPr>
-        <w:t>superhôtes</w:t>
+        <w:t>load_ext</w:t>
       </w:r>
       <w:proofErr w:type="spellEnd"/>
       <w:r>
@@ -9047,67 +11916,7 @@
           <w:rFonts w:ascii="Times New Roman" w:hAnsi="Times New Roman" w:cs="Times New Roman" w:hint="eastAsia"/>
           <w:lang w:val="fr-FR"/>
         </w:rPr>
-        <w:t xml:space="preserve"> /autres</w:t>
-      </w:r>
-    </w:p>
-    <w:p>
-      <w:pPr>
-        <w:rPr>
-          <w:rFonts w:ascii="Times New Roman" w:hAnsi="Times New Roman" w:cs="Times New Roman" w:hint="eastAsia"/>
-          <w:lang w:val="fr-FR"/>
-        </w:rPr>
-      </w:pPr>
-      <w:r>
-        <w:rPr>
-          <w:rFonts w:ascii="Times New Roman" w:hAnsi="Times New Roman" w:cs="Times New Roman" w:hint="eastAsia"/>
-          <w:lang w:val="fr-FR"/>
-        </w:rPr>
-        <w:t>hôtes pro/ individuel </w:t>
-      </w:r>
-    </w:p>
-    <w:p>
-      <w:pPr>
-        <w:rPr>
-          <w:rFonts w:ascii="Times New Roman" w:hAnsi="Times New Roman" w:cs="Times New Roman" w:hint="eastAsia"/>
-          <w:lang w:val="fr-FR"/>
-        </w:rPr>
-      </w:pPr>
-    </w:p>
-    <w:p>
-      <w:pPr>
-        <w:rPr>
-          <w:rFonts w:ascii="Times New Roman" w:hAnsi="Times New Roman" w:cs="Times New Roman" w:hint="eastAsia"/>
-          <w:lang w:val="fr-FR"/>
-        </w:rPr>
-      </w:pPr>
-      <w:r>
-        <w:rPr>
-          <w:rFonts w:ascii="Times New Roman" w:hAnsi="Times New Roman" w:cs="Times New Roman" w:hint="eastAsia"/>
-          <w:lang w:val="fr-FR"/>
-        </w:rPr>
-        <w:t>hypo :</w:t>
-      </w:r>
-    </w:p>
-    <w:p>
-      <w:pPr>
-        <w:rPr>
-          <w:rFonts w:ascii="Times New Roman" w:hAnsi="Times New Roman" w:cs="Times New Roman" w:hint="eastAsia"/>
-          <w:lang w:val="fr-FR"/>
-        </w:rPr>
-      </w:pPr>
-      <w:r>
-        <w:rPr>
-          <w:rFonts w:ascii="Times New Roman" w:hAnsi="Times New Roman" w:cs="Times New Roman" w:hint="eastAsia"/>
-          <w:lang w:val="fr-FR"/>
-        </w:rPr>
-        <w:t>à</w:t>
-      </w:r>
-      <w:r>
-        <w:rPr>
-          <w:rFonts w:ascii="Times New Roman" w:hAnsi="Times New Roman" w:cs="Times New Roman" w:hint="eastAsia"/>
-          <w:lang w:val="fr-FR"/>
-        </w:rPr>
-        <w:t xml:space="preserve"> voir si les hôtes </w:t>
+        <w:t xml:space="preserve"> </w:t>
       </w:r>
       <w:proofErr w:type="spellStart"/>
       <w:r>
@@ -9115,920 +11924,1248 @@
           <w:rFonts w:ascii="Times New Roman" w:hAnsi="Times New Roman" w:cs="Times New Roman" w:hint="eastAsia"/>
           <w:lang w:val="fr-FR"/>
         </w:rPr>
-        <w:t>chang</w:t>
+        <w:t>lab_black</w:t>
       </w:r>
       <w:proofErr w:type="spellEnd"/>
-      <w:r>
-        <w:rPr>
-          <w:rFonts w:ascii="Times New Roman" w:hAnsi="Times New Roman" w:cs="Times New Roman" w:hint="eastAsia"/>
-          <w:lang w:val="fr-FR"/>
-        </w:rPr>
-        <w:t>é</w:t>
-      </w:r>
-      <w:r>
-        <w:rPr>
-          <w:rFonts w:ascii="Times New Roman" w:hAnsi="Times New Roman" w:cs="Times New Roman" w:hint="eastAsia"/>
-          <w:lang w:val="fr-FR"/>
-        </w:rPr>
-        <w:t xml:space="preserve">s/pro/super se rassemblent, s'ils sont plus proches aux sites sportifs ? </w:t>
-      </w:r>
-    </w:p>
-    <w:p>
-      <w:pPr>
-        <w:rPr>
-          <w:rFonts w:ascii="Times New Roman" w:hAnsi="Times New Roman" w:cs="Times New Roman" w:hint="eastAsia"/>
+    </w:p>
+    <w:p>
+      <w:pPr>
+        <w:rPr>
+          <w:rFonts w:ascii="Times New Roman" w:hAnsi="Times New Roman" w:cs="Times New Roman"/>
+          <w:lang w:val="fr-FR"/>
+        </w:rPr>
+      </w:pPr>
+    </w:p>
+    <w:p>
+      <w:pPr>
+        <w:pStyle w:val="2"/>
+        <w:rPr>
+          <w:rFonts w:hint="eastAsia"/>
+          <w:lang w:val="fr-FR"/>
+        </w:rPr>
+      </w:pPr>
+      <w:proofErr w:type="gramStart"/>
+      <w:r>
+        <w:rPr>
+          <w:lang w:val="fr-FR"/>
+        </w:rPr>
+        <w:t>exemplaires</w:t>
+      </w:r>
+      <w:proofErr w:type="gramEnd"/>
+      <w:r>
+        <w:rPr>
+          <w:lang w:val="fr-FR"/>
+        </w:rPr>
+        <w:t> :</w:t>
+      </w:r>
+    </w:p>
+    <w:p>
+      <w:pPr>
+        <w:rPr>
+          <w:rFonts w:ascii="Times New Roman" w:hAnsi="Times New Roman" w:cs="Times New Roman"/>
+          <w:lang w:val="fr-FR"/>
+        </w:rPr>
+      </w:pPr>
+      <w:r>
+        <w:rPr>
+          <w:rFonts w:ascii="Times New Roman" w:hAnsi="Times New Roman" w:cs="Times New Roman"/>
+          <w:noProof/>
+          <w:lang w:val="fr-FR"/>
+        </w:rPr>
+        <w:drawing>
+          <wp:inline distT="0" distB="0" distL="0" distR="0" wp14:anchorId="3F8BB271" wp14:editId="378F3587">
+            <wp:extent cx="2729230" cy="1467791"/>
+            <wp:effectExtent l="0" t="0" r="0" b="0"/>
+            <wp:docPr id="1271020807" name="图片 1" descr="图片包含 图表&#10;&#10;AI 生成的内容可能不正确。"/>
+            <wp:cNvGraphicFramePr>
+              <a:graphicFrameLocks xmlns:a="http://schemas.openxmlformats.org/drawingml/2006/main" noChangeAspect="1"/>
+            </wp:cNvGraphicFramePr>
+            <a:graphic xmlns:a="http://schemas.openxmlformats.org/drawingml/2006/main">
+              <a:graphicData uri="http://schemas.openxmlformats.org/drawingml/2006/picture">
+                <pic:pic xmlns:pic="http://schemas.openxmlformats.org/drawingml/2006/picture">
+                  <pic:nvPicPr>
+                    <pic:cNvPr id="1271020807" name="图片 1" descr="图片包含 图表&#10;&#10;AI 生成的内容可能不正确。"/>
+                    <pic:cNvPicPr/>
+                  </pic:nvPicPr>
+                  <pic:blipFill>
+                    <a:blip r:embed="rId10"/>
+                    <a:stretch>
+                      <a:fillRect/>
+                    </a:stretch>
+                  </pic:blipFill>
+                  <pic:spPr>
+                    <a:xfrm>
+                      <a:off x="0" y="0"/>
+                      <a:ext cx="2738178" cy="1472603"/>
+                    </a:xfrm>
+                    <a:prstGeom prst="rect">
+                      <a:avLst/>
+                    </a:prstGeom>
+                  </pic:spPr>
+                </pic:pic>
+              </a:graphicData>
+            </a:graphic>
+          </wp:inline>
+        </w:drawing>
+      </w:r>
+      <w:r>
+        <w:rPr>
+          <w:rFonts w:ascii="Times New Roman" w:hAnsi="Times New Roman" w:cs="Times New Roman"/>
+          <w:noProof/>
+          <w:lang w:val="fr-FR"/>
+        </w:rPr>
+        <w:drawing>
+          <wp:inline distT="0" distB="0" distL="0" distR="0" wp14:anchorId="7FEDD64D" wp14:editId="0F4882D5">
+            <wp:extent cx="3682501" cy="1621790"/>
+            <wp:effectExtent l="0" t="0" r="0" b="0"/>
+            <wp:docPr id="598868128" name="图片 1" descr="图表, 气泡图&#10;&#10;AI 生成的内容可能不正确。"/>
+            <wp:cNvGraphicFramePr>
+              <a:graphicFrameLocks xmlns:a="http://schemas.openxmlformats.org/drawingml/2006/main" noChangeAspect="1"/>
+            </wp:cNvGraphicFramePr>
+            <a:graphic xmlns:a="http://schemas.openxmlformats.org/drawingml/2006/main">
+              <a:graphicData uri="http://schemas.openxmlformats.org/drawingml/2006/picture">
+                <pic:pic xmlns:pic="http://schemas.openxmlformats.org/drawingml/2006/picture">
+                  <pic:nvPicPr>
+                    <pic:cNvPr id="598868128" name="图片 1" descr="图表, 气泡图&#10;&#10;AI 生成的内容可能不正确。"/>
+                    <pic:cNvPicPr/>
+                  </pic:nvPicPr>
+                  <pic:blipFill>
+                    <a:blip r:embed="rId11"/>
+                    <a:stretch>
+                      <a:fillRect/>
+                    </a:stretch>
+                  </pic:blipFill>
+                  <pic:spPr>
+                    <a:xfrm>
+                      <a:off x="0" y="0"/>
+                      <a:ext cx="3684613" cy="1622720"/>
+                    </a:xfrm>
+                    <a:prstGeom prst="rect">
+                      <a:avLst/>
+                    </a:prstGeom>
+                  </pic:spPr>
+                </pic:pic>
+              </a:graphicData>
+            </a:graphic>
+          </wp:inline>
+        </w:drawing>
+      </w:r>
+    </w:p>
+    <w:p>
+      <w:pPr>
+        <w:rPr>
+          <w:rFonts w:ascii="Times New Roman" w:hAnsi="Times New Roman" w:cs="Times New Roman"/>
+          <w:lang w:val="fr-FR"/>
+        </w:rPr>
+      </w:pPr>
+    </w:p>
+    <w:p>
+      <w:pPr>
+        <w:pStyle w:val="1"/>
+        <w:rPr>
+          <w:lang w:val="fr-FR"/>
+        </w:rPr>
+      </w:pPr>
+      <w:r>
+        <w:rPr>
+          <w:lang w:val="fr-FR"/>
+        </w:rPr>
+        <w:lastRenderedPageBreak/>
+        <w:t>20/12/2025</w:t>
+      </w:r>
+    </w:p>
+    <w:p>
+      <w:pPr>
+        <w:pStyle w:val="2"/>
+        <w:rPr>
           <w:lang w:val="fr-FR"/>
         </w:rPr>
       </w:pPr>
       <w:proofErr w:type="spellStart"/>
       <w:r>
         <w:rPr>
-          <w:rFonts w:ascii="Times New Roman" w:hAnsi="Times New Roman" w:cs="Times New Roman" w:hint="eastAsia"/>
-          <w:lang w:val="fr-FR"/>
-        </w:rPr>
-        <w:t>psk</w:t>
+          <w:lang w:val="fr-FR"/>
+        </w:rPr>
+        <w:t>Get_gap_choropleth</w:t>
       </w:r>
       <w:proofErr w:type="spellEnd"/>
-      <w:r>
-        <w:rPr>
-          <w:rFonts w:ascii="Times New Roman" w:hAnsi="Times New Roman" w:cs="Times New Roman" w:hint="eastAsia"/>
-          <w:lang w:val="fr-FR"/>
-        </w:rPr>
-        <w:t xml:space="preserve"> ils sont bien </w:t>
+    </w:p>
+    <w:p>
+      <w:pPr>
+        <w:rPr>
+          <w:rFonts w:ascii="Times New Roman" w:hAnsi="Times New Roman" w:cs="Times New Roman"/>
+          <w:lang w:val="fr-FR"/>
+        </w:rPr>
+      </w:pPr>
+    </w:p>
+    <w:p>
+      <w:pPr>
+        <w:rPr>
+          <w:rFonts w:ascii="Times New Roman" w:hAnsi="Times New Roman" w:cs="Times New Roman"/>
+          <w:lang w:val="fr-FR"/>
+        </w:rPr>
+      </w:pPr>
+    </w:p>
+    <w:p>
+      <w:pPr>
+        <w:pStyle w:val="2"/>
+        <w:rPr>
+          <w:lang w:val="fr-FR"/>
+        </w:rPr>
+      </w:pPr>
+      <w:r>
+        <w:rPr>
+          <w:rFonts w:hint="eastAsia"/>
+          <w:lang w:val="fr-FR"/>
+        </w:rPr>
+        <w:t>红蓝色卡</w:t>
+      </w:r>
+    </w:p>
+    <w:tbl>
+      <w:tblPr>
+        <w:tblW w:w="0" w:type="auto"/>
+        <w:tblCellSpacing w:w="15" w:type="dxa"/>
+        <w:tblCellMar>
+          <w:top w:w="15" w:type="dxa"/>
+          <w:left w:w="15" w:type="dxa"/>
+          <w:bottom w:w="15" w:type="dxa"/>
+          <w:right w:w="15" w:type="dxa"/>
+        </w:tblCellMar>
+        <w:tblLook w:val="04A0" w:firstRow="1" w:lastRow="0" w:firstColumn="1" w:lastColumn="0" w:noHBand="0" w:noVBand="1"/>
+      </w:tblPr>
+      <w:tblGrid>
+        <w:gridCol w:w="955"/>
+        <w:gridCol w:w="5082"/>
+      </w:tblGrid>
+      <w:tr>
+        <w:trPr>
+          <w:tblHeader/>
+          <w:tblCellSpacing w:w="15" w:type="dxa"/>
+        </w:trPr>
+        <w:tc>
+          <w:tcPr>
+            <w:tcW w:w="0" w:type="auto"/>
+            <w:vAlign w:val="center"/>
+            <w:hideMark/>
+          </w:tcPr>
+          <w:p>
+            <w:pPr>
+              <w:rPr>
+                <w:rFonts w:ascii="Times New Roman" w:hAnsi="Times New Roman" w:cs="Times New Roman"/>
+                <w:b/>
+                <w:bCs/>
+              </w:rPr>
+            </w:pPr>
+            <w:r>
+              <w:rPr>
+                <w:rFonts w:ascii="Times New Roman" w:hAnsi="Times New Roman" w:cs="Times New Roman"/>
+                <w:b/>
+                <w:bCs/>
+              </w:rPr>
+              <w:t>色卡名称</w:t>
+            </w:r>
+          </w:p>
+        </w:tc>
+        <w:tc>
+          <w:tcPr>
+            <w:tcW w:w="0" w:type="auto"/>
+            <w:vAlign w:val="center"/>
+            <w:hideMark/>
+          </w:tcPr>
+          <w:p>
+            <w:pPr>
+              <w:rPr>
+                <w:rFonts w:ascii="Times New Roman" w:hAnsi="Times New Roman" w:cs="Times New Roman"/>
+                <w:b/>
+                <w:bCs/>
+              </w:rPr>
+            </w:pPr>
+            <w:r>
+              <w:rPr>
+                <w:rFonts w:ascii="Times New Roman" w:hAnsi="Times New Roman" w:cs="Times New Roman"/>
+                <w:b/>
+                <w:bCs/>
+              </w:rPr>
+              <w:t>说明</w:t>
+            </w:r>
+          </w:p>
+        </w:tc>
+      </w:tr>
+      <w:tr>
+        <w:trPr>
+          <w:tblCellSpacing w:w="15" w:type="dxa"/>
+        </w:trPr>
+        <w:tc>
+          <w:tcPr>
+            <w:tcW w:w="0" w:type="auto"/>
+            <w:vAlign w:val="center"/>
+            <w:hideMark/>
+          </w:tcPr>
+          <w:p>
+            <w:pPr>
+              <w:rPr>
+                <w:rFonts w:ascii="Times New Roman" w:hAnsi="Times New Roman" w:cs="Times New Roman"/>
+              </w:rPr>
+            </w:pPr>
+            <w:proofErr w:type="spellStart"/>
+            <w:r>
+              <w:rPr>
+                <w:rFonts w:ascii="Times New Roman" w:hAnsi="Times New Roman" w:cs="Times New Roman"/>
+              </w:rPr>
+              <w:t>RdBu_r</w:t>
+            </w:r>
+            <w:proofErr w:type="spellEnd"/>
+          </w:p>
+        </w:tc>
+        <w:tc>
+          <w:tcPr>
+            <w:tcW w:w="0" w:type="auto"/>
+            <w:vAlign w:val="center"/>
+            <w:hideMark/>
+          </w:tcPr>
+          <w:p>
+            <w:pPr>
+              <w:rPr>
+                <w:rFonts w:ascii="Times New Roman" w:hAnsi="Times New Roman" w:cs="Times New Roman"/>
+              </w:rPr>
+            </w:pPr>
+            <w:r>
+              <w:rPr>
+                <w:rFonts w:ascii="Times New Roman" w:hAnsi="Times New Roman" w:cs="Times New Roman"/>
+              </w:rPr>
+              <w:t>Red ↔ White ↔ Blue</w:t>
+            </w:r>
+            <w:r>
+              <w:rPr>
+                <w:rFonts w:ascii="Times New Roman" w:hAnsi="Times New Roman" w:cs="Times New Roman"/>
+              </w:rPr>
+              <w:t>，默认白色中间，可加</w:t>
+            </w:r>
+            <w:r>
+              <w:rPr>
+                <w:rFonts w:ascii="Times New Roman" w:hAnsi="Times New Roman" w:cs="Times New Roman"/>
+              </w:rPr>
+              <w:t xml:space="preserve"> _r </w:t>
+            </w:r>
+            <w:r>
+              <w:rPr>
+                <w:rFonts w:ascii="Times New Roman" w:hAnsi="Times New Roman" w:cs="Times New Roman"/>
+              </w:rPr>
+              <w:t>反转</w:t>
+            </w:r>
+          </w:p>
+        </w:tc>
+      </w:tr>
+      <w:tr>
+        <w:trPr>
+          <w:tblCellSpacing w:w="15" w:type="dxa"/>
+        </w:trPr>
+        <w:tc>
+          <w:tcPr>
+            <w:tcW w:w="0" w:type="auto"/>
+            <w:vAlign w:val="center"/>
+            <w:hideMark/>
+          </w:tcPr>
+          <w:p>
+            <w:pPr>
+              <w:rPr>
+                <w:rFonts w:ascii="Times New Roman" w:hAnsi="Times New Roman" w:cs="Times New Roman"/>
+              </w:rPr>
+            </w:pPr>
+            <w:proofErr w:type="spellStart"/>
+            <w:r>
+              <w:rPr>
+                <w:rFonts w:ascii="Times New Roman" w:hAnsi="Times New Roman" w:cs="Times New Roman"/>
+              </w:rPr>
+              <w:t>coolwarm</w:t>
+            </w:r>
+            <w:proofErr w:type="spellEnd"/>
+          </w:p>
+        </w:tc>
+        <w:tc>
+          <w:tcPr>
+            <w:tcW w:w="0" w:type="auto"/>
+            <w:vAlign w:val="center"/>
+            <w:hideMark/>
+          </w:tcPr>
+          <w:p>
+            <w:pPr>
+              <w:rPr>
+                <w:rFonts w:ascii="Times New Roman" w:hAnsi="Times New Roman" w:cs="Times New Roman"/>
+              </w:rPr>
+            </w:pPr>
+            <w:r>
+              <w:rPr>
+                <w:rFonts w:ascii="Times New Roman" w:hAnsi="Times New Roman" w:cs="Times New Roman"/>
+              </w:rPr>
+              <w:t>蓝</w:t>
+            </w:r>
+            <w:r>
+              <w:rPr>
+                <w:rFonts w:ascii="Times New Roman" w:hAnsi="Times New Roman" w:cs="Times New Roman"/>
+              </w:rPr>
+              <w:t xml:space="preserve"> ↔ </w:t>
+            </w:r>
+            <w:r>
+              <w:rPr>
+                <w:rFonts w:ascii="Times New Roman" w:hAnsi="Times New Roman" w:cs="Times New Roman"/>
+              </w:rPr>
+              <w:t>白</w:t>
+            </w:r>
+            <w:r>
+              <w:rPr>
+                <w:rFonts w:ascii="Times New Roman" w:hAnsi="Times New Roman" w:cs="Times New Roman"/>
+              </w:rPr>
+              <w:t xml:space="preserve"> ↔ </w:t>
+            </w:r>
+            <w:r>
+              <w:rPr>
+                <w:rFonts w:ascii="Times New Roman" w:hAnsi="Times New Roman" w:cs="Times New Roman"/>
+              </w:rPr>
+              <w:t>红，色彩更柔和，不那么刺眼</w:t>
+            </w:r>
+          </w:p>
+        </w:tc>
+      </w:tr>
+      <w:tr>
+        <w:trPr>
+          <w:tblCellSpacing w:w="15" w:type="dxa"/>
+        </w:trPr>
+        <w:tc>
+          <w:tcPr>
+            <w:tcW w:w="0" w:type="auto"/>
+            <w:vAlign w:val="center"/>
+            <w:hideMark/>
+          </w:tcPr>
+          <w:p>
+            <w:pPr>
+              <w:rPr>
+                <w:rFonts w:ascii="Times New Roman" w:hAnsi="Times New Roman" w:cs="Times New Roman"/>
+              </w:rPr>
+            </w:pPr>
+            <w:r>
+              <w:rPr>
+                <w:rFonts w:ascii="Times New Roman" w:hAnsi="Times New Roman" w:cs="Times New Roman"/>
+              </w:rPr>
+              <w:t>seismic</w:t>
+            </w:r>
+          </w:p>
+        </w:tc>
+        <w:tc>
+          <w:tcPr>
+            <w:tcW w:w="0" w:type="auto"/>
+            <w:vAlign w:val="center"/>
+            <w:hideMark/>
+          </w:tcPr>
+          <w:p>
+            <w:pPr>
+              <w:rPr>
+                <w:rFonts w:ascii="Times New Roman" w:hAnsi="Times New Roman" w:cs="Times New Roman"/>
+              </w:rPr>
+            </w:pPr>
+            <w:r>
+              <w:rPr>
+                <w:rFonts w:ascii="Times New Roman" w:hAnsi="Times New Roman" w:cs="Times New Roman"/>
+              </w:rPr>
+              <w:t>蓝</w:t>
+            </w:r>
+            <w:r>
+              <w:rPr>
+                <w:rFonts w:ascii="Times New Roman" w:hAnsi="Times New Roman" w:cs="Times New Roman"/>
+              </w:rPr>
+              <w:t xml:space="preserve"> ↔ </w:t>
+            </w:r>
+            <w:r>
+              <w:rPr>
+                <w:rFonts w:ascii="Times New Roman" w:hAnsi="Times New Roman" w:cs="Times New Roman"/>
+              </w:rPr>
+              <w:t>白</w:t>
+            </w:r>
+            <w:r>
+              <w:rPr>
+                <w:rFonts w:ascii="Times New Roman" w:hAnsi="Times New Roman" w:cs="Times New Roman"/>
+              </w:rPr>
+              <w:t xml:space="preserve"> ↔ </w:t>
+            </w:r>
+            <w:r>
+              <w:rPr>
+                <w:rFonts w:ascii="Times New Roman" w:hAnsi="Times New Roman" w:cs="Times New Roman"/>
+              </w:rPr>
+              <w:t>红，比</w:t>
+            </w:r>
+            <w:r>
+              <w:rPr>
+                <w:rFonts w:ascii="Times New Roman" w:hAnsi="Times New Roman" w:cs="Times New Roman"/>
+              </w:rPr>
+              <w:t xml:space="preserve"> </w:t>
+            </w:r>
+            <w:proofErr w:type="spellStart"/>
+            <w:r>
+              <w:rPr>
+                <w:rFonts w:ascii="Times New Roman" w:hAnsi="Times New Roman" w:cs="Times New Roman"/>
+              </w:rPr>
+              <w:t>bwr</w:t>
+            </w:r>
+            <w:proofErr w:type="spellEnd"/>
+            <w:r>
+              <w:rPr>
+                <w:rFonts w:ascii="Times New Roman" w:hAnsi="Times New Roman" w:cs="Times New Roman"/>
+              </w:rPr>
+              <w:t xml:space="preserve"> </w:t>
+            </w:r>
+            <w:r>
+              <w:rPr>
+                <w:rFonts w:ascii="Times New Roman" w:hAnsi="Times New Roman" w:cs="Times New Roman"/>
+              </w:rPr>
+              <w:t>更饱和，区分度高</w:t>
+            </w:r>
+          </w:p>
+        </w:tc>
+      </w:tr>
+      <w:tr>
+        <w:trPr>
+          <w:tblCellSpacing w:w="15" w:type="dxa"/>
+        </w:trPr>
+        <w:tc>
+          <w:tcPr>
+            <w:tcW w:w="0" w:type="auto"/>
+            <w:vAlign w:val="center"/>
+            <w:hideMark/>
+          </w:tcPr>
+          <w:p>
+            <w:pPr>
+              <w:rPr>
+                <w:rFonts w:ascii="Times New Roman" w:hAnsi="Times New Roman" w:cs="Times New Roman"/>
+              </w:rPr>
+            </w:pPr>
+            <w:proofErr w:type="spellStart"/>
+            <w:r>
+              <w:rPr>
+                <w:rFonts w:ascii="Times New Roman" w:hAnsi="Times New Roman" w:cs="Times New Roman"/>
+              </w:rPr>
+              <w:t>PiYG</w:t>
+            </w:r>
+            <w:proofErr w:type="spellEnd"/>
+          </w:p>
+        </w:tc>
+        <w:tc>
+          <w:tcPr>
+            <w:tcW w:w="0" w:type="auto"/>
+            <w:vAlign w:val="center"/>
+            <w:hideMark/>
+          </w:tcPr>
+          <w:p>
+            <w:pPr>
+              <w:rPr>
+                <w:rFonts w:ascii="Times New Roman" w:hAnsi="Times New Roman" w:cs="Times New Roman"/>
+              </w:rPr>
+            </w:pPr>
+            <w:r>
+              <w:rPr>
+                <w:rFonts w:ascii="Times New Roman" w:hAnsi="Times New Roman" w:cs="Times New Roman"/>
+              </w:rPr>
+              <w:t xml:space="preserve">Pink ↔ </w:t>
+            </w:r>
+            <w:proofErr w:type="spellStart"/>
+            <w:r>
+              <w:rPr>
+                <w:rFonts w:ascii="Times New Roman" w:hAnsi="Times New Roman" w:cs="Times New Roman"/>
+              </w:rPr>
+              <w:t>YellowGreen</w:t>
+            </w:r>
+            <w:proofErr w:type="spellEnd"/>
+            <w:r>
+              <w:rPr>
+                <w:rFonts w:ascii="Times New Roman" w:hAnsi="Times New Roman" w:cs="Times New Roman"/>
+              </w:rPr>
+              <w:t xml:space="preserve"> ↔ Green</w:t>
+            </w:r>
+            <w:r>
+              <w:rPr>
+                <w:rFonts w:ascii="Times New Roman" w:hAnsi="Times New Roman" w:cs="Times New Roman"/>
+              </w:rPr>
+              <w:t>，柔和配色</w:t>
+            </w:r>
+          </w:p>
+        </w:tc>
+      </w:tr>
+      <w:tr>
+        <w:trPr>
+          <w:tblCellSpacing w:w="15" w:type="dxa"/>
+        </w:trPr>
+        <w:tc>
+          <w:tcPr>
+            <w:tcW w:w="0" w:type="auto"/>
+            <w:vAlign w:val="center"/>
+            <w:hideMark/>
+          </w:tcPr>
+          <w:p>
+            <w:pPr>
+              <w:rPr>
+                <w:rFonts w:ascii="Times New Roman" w:hAnsi="Times New Roman" w:cs="Times New Roman"/>
+              </w:rPr>
+            </w:pPr>
+            <w:proofErr w:type="spellStart"/>
+            <w:r>
+              <w:rPr>
+                <w:rFonts w:ascii="Times New Roman" w:hAnsi="Times New Roman" w:cs="Times New Roman"/>
+              </w:rPr>
+              <w:t>BrBG</w:t>
+            </w:r>
+            <w:proofErr w:type="spellEnd"/>
+          </w:p>
+        </w:tc>
+        <w:tc>
+          <w:tcPr>
+            <w:tcW w:w="0" w:type="auto"/>
+            <w:vAlign w:val="center"/>
+            <w:hideMark/>
+          </w:tcPr>
+          <w:p>
+            <w:pPr>
+              <w:rPr>
+                <w:rFonts w:ascii="Times New Roman" w:hAnsi="Times New Roman" w:cs="Times New Roman"/>
+              </w:rPr>
+            </w:pPr>
+            <w:r>
+              <w:rPr>
+                <w:rFonts w:ascii="Times New Roman" w:hAnsi="Times New Roman" w:cs="Times New Roman"/>
+              </w:rPr>
+              <w:t>Brown ↔ White ↔ Green</w:t>
+            </w:r>
+            <w:r>
+              <w:rPr>
+                <w:rFonts w:ascii="Times New Roman" w:hAnsi="Times New Roman" w:cs="Times New Roman"/>
+              </w:rPr>
+              <w:t>，适合地理数据</w:t>
+            </w:r>
+          </w:p>
+        </w:tc>
+      </w:tr>
+      <w:tr>
+        <w:trPr>
+          <w:tblCellSpacing w:w="15" w:type="dxa"/>
+        </w:trPr>
+        <w:tc>
+          <w:tcPr>
+            <w:tcW w:w="0" w:type="auto"/>
+            <w:vAlign w:val="center"/>
+            <w:hideMark/>
+          </w:tcPr>
+          <w:p>
+            <w:pPr>
+              <w:rPr>
+                <w:rFonts w:ascii="Times New Roman" w:hAnsi="Times New Roman" w:cs="Times New Roman"/>
+              </w:rPr>
+            </w:pPr>
+            <w:proofErr w:type="spellStart"/>
+            <w:r>
+              <w:rPr>
+                <w:rFonts w:ascii="Times New Roman" w:hAnsi="Times New Roman" w:cs="Times New Roman"/>
+              </w:rPr>
+              <w:t>RdYlBu</w:t>
+            </w:r>
+            <w:proofErr w:type="spellEnd"/>
+          </w:p>
+        </w:tc>
+        <w:tc>
+          <w:tcPr>
+            <w:tcW w:w="0" w:type="auto"/>
+            <w:vAlign w:val="center"/>
+            <w:hideMark/>
+          </w:tcPr>
+          <w:p>
+            <w:pPr>
+              <w:rPr>
+                <w:rFonts w:ascii="Times New Roman" w:hAnsi="Times New Roman" w:cs="Times New Roman"/>
+              </w:rPr>
+            </w:pPr>
+            <w:r>
+              <w:rPr>
+                <w:rFonts w:ascii="Times New Roman" w:hAnsi="Times New Roman" w:cs="Times New Roman"/>
+              </w:rPr>
+              <w:t>Red ↔ Yellow ↔ Blue</w:t>
+            </w:r>
+            <w:r>
+              <w:rPr>
+                <w:rFonts w:ascii="Times New Roman" w:hAnsi="Times New Roman" w:cs="Times New Roman"/>
+              </w:rPr>
+              <w:t>，多色渐变，冲击感强</w:t>
+            </w:r>
+          </w:p>
+        </w:tc>
+      </w:tr>
+      <w:tr>
+        <w:trPr>
+          <w:tblCellSpacing w:w="15" w:type="dxa"/>
+        </w:trPr>
+        <w:tc>
+          <w:tcPr>
+            <w:tcW w:w="0" w:type="auto"/>
+            <w:vAlign w:val="center"/>
+            <w:hideMark/>
+          </w:tcPr>
+          <w:p>
+            <w:pPr>
+              <w:rPr>
+                <w:rFonts w:ascii="Times New Roman" w:hAnsi="Times New Roman" w:cs="Times New Roman"/>
+              </w:rPr>
+            </w:pPr>
+            <w:proofErr w:type="spellStart"/>
+            <w:r>
+              <w:rPr>
+                <w:rFonts w:ascii="Times New Roman" w:hAnsi="Times New Roman" w:cs="Times New Roman"/>
+              </w:rPr>
+              <w:t>RdYlGn</w:t>
+            </w:r>
+            <w:proofErr w:type="spellEnd"/>
+          </w:p>
+        </w:tc>
+        <w:tc>
+          <w:tcPr>
+            <w:tcW w:w="0" w:type="auto"/>
+            <w:vAlign w:val="center"/>
+            <w:hideMark/>
+          </w:tcPr>
+          <w:p>
+            <w:pPr>
+              <w:rPr>
+                <w:rFonts w:ascii="Times New Roman" w:hAnsi="Times New Roman" w:cs="Times New Roman"/>
+              </w:rPr>
+            </w:pPr>
+            <w:r>
+              <w:rPr>
+                <w:rFonts w:ascii="Times New Roman" w:hAnsi="Times New Roman" w:cs="Times New Roman"/>
+              </w:rPr>
+              <w:t>Red ↔ Yellow ↔ Green</w:t>
+            </w:r>
+            <w:r>
+              <w:rPr>
+                <w:rFonts w:ascii="Times New Roman" w:hAnsi="Times New Roman" w:cs="Times New Roman"/>
+              </w:rPr>
+              <w:t>，常用于差异</w:t>
+            </w:r>
+            <w:r>
+              <w:rPr>
+                <w:rFonts w:ascii="Times New Roman" w:hAnsi="Times New Roman" w:cs="Times New Roman"/>
+              </w:rPr>
+              <w:t>/</w:t>
+            </w:r>
+            <w:r>
+              <w:rPr>
+                <w:rFonts w:ascii="Times New Roman" w:hAnsi="Times New Roman" w:cs="Times New Roman"/>
+              </w:rPr>
+              <w:t>增长可视化</w:t>
+            </w:r>
+          </w:p>
+        </w:tc>
+      </w:tr>
+    </w:tbl>
+    <w:p>
+      <w:pPr>
+        <w:rPr>
+          <w:color w:val="EE0000"/>
+          <w:lang w:val="fr-FR"/>
+        </w:rPr>
+      </w:pPr>
+    </w:p>
+    <w:p>
+      <w:pPr>
+        <w:rPr>
+          <w:color w:val="EE0000"/>
+          <w:lang w:val="fr-FR"/>
+        </w:rPr>
+      </w:pPr>
+    </w:p>
+    <w:p>
+      <w:pPr>
+        <w:pStyle w:val="2"/>
+        <w:rPr>
+          <w:lang w:val="fr-FR"/>
+        </w:rPr>
+      </w:pPr>
+      <w:r>
+        <w:rPr>
+          <w:lang w:val="fr-FR"/>
+        </w:rPr>
+        <w:t>PB :</w:t>
+      </w:r>
+      <w:r>
+        <w:rPr>
+          <w:rFonts w:hint="eastAsia"/>
+          <w:lang w:val="fr-FR"/>
+        </w:rPr>
+        <w:t xml:space="preserve"> </w:t>
+      </w:r>
+      <w:r>
+        <w:rPr>
+          <w:lang w:val="fr-FR"/>
+        </w:rPr>
+        <w:t>ava 90 Q</w:t>
+      </w:r>
+      <w:r>
+        <w:rPr>
+          <w:rFonts w:hint="eastAsia"/>
+          <w:lang w:val="fr-FR"/>
+        </w:rPr>
+        <w:t>2最低？</w:t>
+      </w:r>
+    </w:p>
+    <w:p>
+      <w:pPr>
+        <w:rPr>
+          <w:color w:val="EE0000"/>
+          <w:lang w:val="fr-FR"/>
+        </w:rPr>
+      </w:pPr>
+    </w:p>
+    <w:p>
+      <w:pPr>
+        <w:rPr>
+          <w:b/>
+          <w:bCs/>
+          <w:color w:val="EE0000"/>
+        </w:rPr>
+      </w:pPr>
+      <w:r>
+        <w:rPr>
+          <w:b/>
+          <w:bCs/>
+          <w:color w:val="EE0000"/>
+        </w:rPr>
+        <w:t>提前封锁 / 控制供应</w:t>
+      </w:r>
+    </w:p>
+    <w:p>
+      <w:pPr>
+        <w:numPr>
+          <w:ilvl w:val="0"/>
+          <w:numId w:val="7"/>
+        </w:numPr>
+        <w:rPr>
+          <w:color w:val="EE0000"/>
+        </w:rPr>
+      </w:pPr>
+      <w:r>
+        <w:rPr>
+          <w:color w:val="EE0000"/>
+        </w:rPr>
+        <w:t>很多房东在 JO 前会：</w:t>
+      </w:r>
+    </w:p>
+    <w:p>
+      <w:pPr>
+        <w:numPr>
+          <w:ilvl w:val="1"/>
+          <w:numId w:val="7"/>
+        </w:numPr>
+        <w:rPr>
+          <w:color w:val="EE0000"/>
+        </w:rPr>
+      </w:pPr>
+      <w:r>
+        <w:rPr>
+          <w:color w:val="EE0000"/>
+        </w:rPr>
+        <w:t>暂时关闭房源，等待更高价格</w:t>
+      </w:r>
+    </w:p>
+    <w:p>
+      <w:pPr>
+        <w:numPr>
+          <w:ilvl w:val="1"/>
+          <w:numId w:val="7"/>
+        </w:numPr>
+        <w:rPr>
+          <w:color w:val="EE0000"/>
+        </w:rPr>
+      </w:pPr>
+      <w:r>
+        <w:rPr>
+          <w:color w:val="EE0000"/>
+        </w:rPr>
+        <w:t>或只开放部分天数</w:t>
+      </w:r>
+    </w:p>
+    <w:p>
+      <w:pPr>
+        <w:numPr>
+          <w:ilvl w:val="0"/>
+          <w:numId w:val="7"/>
+        </w:numPr>
+        <w:rPr>
+          <w:rFonts w:hint="eastAsia"/>
+          <w:color w:val="EE0000"/>
+        </w:rPr>
+      </w:pPr>
+      <w:r>
+        <w:rPr>
+          <w:color w:val="EE0000"/>
+        </w:rPr>
+        <w:t xml:space="preserve">这种行为可能让 </w:t>
+      </w:r>
+      <w:r>
+        <w:rPr>
+          <w:b/>
+          <w:bCs/>
+          <w:color w:val="EE0000"/>
+        </w:rPr>
+        <w:t>AVA90 在 scrape 时段反而增加</w:t>
+      </w:r>
+      <w:r>
+        <w:rPr>
+          <w:color w:val="EE0000"/>
+        </w:rPr>
+        <w:t>，即使实际需求很高</w:t>
+      </w:r>
+    </w:p>
+    <w:p>
+      <w:pPr>
+        <w:rPr>
+          <w:b/>
+          <w:bCs/>
+          <w:color w:val="EE0000"/>
+        </w:rPr>
+      </w:pPr>
+    </w:p>
+    <w:p>
+      <w:pPr>
+        <w:rPr>
+          <w:b/>
+          <w:bCs/>
+          <w:color w:val="EE0000"/>
+        </w:rPr>
+      </w:pPr>
+      <w:r>
+        <w:rPr>
+          <w:b/>
+          <w:bCs/>
+          <w:color w:val="EE0000"/>
+        </w:rPr>
+        <w:t>新房东加入</w:t>
+      </w:r>
+    </w:p>
+    <w:p>
+      <w:pPr>
+        <w:numPr>
+          <w:ilvl w:val="0"/>
+          <w:numId w:val="8"/>
+        </w:numPr>
+        <w:rPr>
+          <w:color w:val="EE0000"/>
+        </w:rPr>
+      </w:pPr>
+      <w:r>
+        <w:rPr>
+          <w:color w:val="EE0000"/>
+        </w:rPr>
+        <w:lastRenderedPageBreak/>
+        <w:t>JO 前后，</w:t>
+      </w:r>
+      <w:r>
+        <w:rPr>
+          <w:b/>
+          <w:bCs/>
+          <w:color w:val="EE0000"/>
+        </w:rPr>
+        <w:t>很多新房东进入市场</w:t>
+      </w:r>
+    </w:p>
+    <w:p>
+      <w:pPr>
+        <w:numPr>
+          <w:ilvl w:val="0"/>
+          <w:numId w:val="8"/>
+        </w:numPr>
+        <w:rPr>
+          <w:color w:val="EE0000"/>
+        </w:rPr>
+      </w:pPr>
+      <w:r>
+        <w:rPr>
+          <w:color w:val="EE0000"/>
+        </w:rPr>
+        <w:t xml:space="preserve">新房东刚上线的房源 </w:t>
+      </w:r>
+      <w:r>
+        <w:rPr>
+          <w:b/>
+          <w:bCs/>
+          <w:color w:val="EE0000"/>
+        </w:rPr>
+        <w:t>AVA90 = 90</w:t>
+      </w:r>
+      <w:r>
+        <w:rPr>
+          <w:color w:val="EE0000"/>
+        </w:rPr>
+        <w:t>（默认全可订）</w:t>
+      </w:r>
+    </w:p>
+    <w:p>
+      <w:pPr>
+        <w:numPr>
+          <w:ilvl w:val="0"/>
+          <w:numId w:val="8"/>
+        </w:numPr>
+        <w:rPr>
+          <w:color w:val="EE0000"/>
+        </w:rPr>
+      </w:pPr>
+      <w:r>
+        <w:rPr>
+          <w:color w:val="EE0000"/>
+        </w:rPr>
+        <w:t>Q2 scrape 如果捕获了大量新房源，平均 AVA90 可能整体上升</w:t>
+      </w:r>
+    </w:p>
+    <w:p>
+      <w:pPr>
+        <w:rPr>
+          <w:color w:val="EE0000"/>
+        </w:rPr>
+      </w:pPr>
+    </w:p>
+    <w:p>
+      <w:pPr>
+        <w:rPr>
+          <w:color w:val="EE0000"/>
+        </w:rPr>
+      </w:pPr>
+    </w:p>
+    <w:p>
+      <w:pPr>
+        <w:pStyle w:val="a9"/>
+        <w:numPr>
+          <w:ilvl w:val="1"/>
+          <w:numId w:val="2"/>
+        </w:numPr>
+        <w:ind w:left="426"/>
+      </w:pPr>
+      <w:r>
+        <w:t>Q2</w:t>
+      </w:r>
+      <w:r>
+        <w:rPr>
+          <w:rFonts w:hint="eastAsia"/>
+          <w:lang w:val="fr-FR"/>
+        </w:rPr>
+        <w:t>迎接</w:t>
+      </w:r>
+      <w:r>
+        <w:rPr>
+          <w:rFonts w:hint="eastAsia"/>
+        </w:rPr>
+        <w:t>JO， 而</w:t>
+      </w:r>
+      <w:r>
+        <w:rPr>
+          <w:rFonts w:hint="eastAsia"/>
+          <w:lang w:val="fr-FR"/>
+        </w:rPr>
+        <w:t>比</w:t>
+      </w:r>
+      <w:r>
+        <w:rPr>
+          <w:rFonts w:hint="eastAsia"/>
+        </w:rPr>
+        <w:t>Q1Q3开放更多的房源，但是因为还是6月底还未被预定， AVA90上升</w:t>
+      </w:r>
+    </w:p>
+    <w:p/>
+    <w:p>
+      <w:pPr>
+        <w:rPr>
+          <w:rFonts w:hint="eastAsia"/>
+          <w:color w:val="EE0000"/>
+        </w:rPr>
+      </w:pPr>
+    </w:p>
+    <w:p>
+      <w:pPr>
+        <w:rPr>
+          <w:rFonts w:hint="eastAsia"/>
+          <w:color w:val="EE0000"/>
+        </w:rPr>
+      </w:pPr>
+    </w:p>
+    <w:p>
+      <w:pPr>
+        <w:pStyle w:val="2"/>
+        <w:rPr>
+          <w:rFonts w:hint="eastAsia"/>
+          <w:lang w:val="fr-FR"/>
+        </w:rPr>
+      </w:pPr>
+      <w:r>
+        <w:rPr>
+          <w:rFonts w:hint="eastAsia"/>
+        </w:rPr>
+        <w:t>B</w:t>
+      </w:r>
+      <w:r>
+        <w:t xml:space="preserve">aseline &amp; </w:t>
+      </w:r>
+      <w:proofErr w:type="gramStart"/>
+      <w:r>
+        <w:t>gap :</w:t>
+      </w:r>
+      <w:proofErr w:type="gramEnd"/>
+    </w:p>
+    <w:p/>
+    <w:p>
+      <w:r>
+        <w:rPr>
+          <w:rFonts w:hint="eastAsia"/>
+        </w:rPr>
+        <w:t>Q1Q2：因为JO发生的变化</w:t>
+      </w:r>
+    </w:p>
+    <w:p>
+      <w:pPr>
+        <w:rPr>
+          <w:rFonts w:hint="eastAsia"/>
+        </w:rPr>
+      </w:pPr>
+      <w:r>
+        <w:rPr>
+          <w:rFonts w:hint="eastAsia"/>
+        </w:rPr>
+        <w:t>Q2Q3：暂时性变化</w:t>
+      </w:r>
+    </w:p>
+    <w:p/>
+    <w:p/>
+    <w:p>
+      <w:pPr>
+        <w:rPr>
+          <w:rFonts w:hint="eastAsia"/>
+        </w:rPr>
+      </w:pPr>
+    </w:p>
+    <w:p>
+      <w:pPr>
+        <w:pStyle w:val="2"/>
+      </w:pPr>
+      <w:proofErr w:type="gramStart"/>
+      <w:r>
+        <w:rPr>
+          <w:rFonts w:hint="eastAsia"/>
+        </w:rPr>
+        <w:t>78</w:t>
+      </w:r>
+      <w:proofErr w:type="gramEnd"/>
+      <w:r>
+        <w:t>月份预订率？</w:t>
+      </w:r>
+    </w:p>
+    <w:p>
+      <w:r>
+        <w:t>我有一种方法不知道是否合理，我们是否能够通过2406, 2409的数据来获得，</w:t>
+      </w:r>
+      <w:proofErr w:type="gramStart"/>
+      <w:r>
+        <w:t>78</w:t>
+      </w:r>
+      <w:proofErr w:type="gramEnd"/>
+      <w:r>
+        <w:t xml:space="preserve">月份的评论数值和ava？因为在每一个季度的数据中有'availability_30', 'availability_60', 'availability_90', </w:t>
+      </w:r>
+    </w:p>
+    <w:p>
+      <w:r>
+        <w:t>'</w:t>
+      </w:r>
+      <w:proofErr w:type="gramStart"/>
+      <w:r>
+        <w:t>availability</w:t>
+      </w:r>
+      <w:proofErr w:type="gramEnd"/>
+      <w:r>
+        <w:t>_365', '</w:t>
       </w:r>
       <w:proofErr w:type="spellStart"/>
       <w:r>
-        <w:rPr>
-          <w:rFonts w:ascii="Times New Roman" w:hAnsi="Times New Roman" w:cs="Times New Roman" w:hint="eastAsia"/>
-          <w:lang w:val="fr-FR"/>
-        </w:rPr>
-        <w:t>motiv</w:t>
+        <w:t>number_of_reviews</w:t>
       </w:r>
       <w:proofErr w:type="spellEnd"/>
       <w:r>
-        <w:rPr>
-          <w:rFonts w:ascii="Times New Roman" w:hAnsi="Times New Roman" w:cs="Times New Roman" w:hint="eastAsia"/>
-          <w:lang w:val="fr-FR"/>
-        </w:rPr>
-        <w:t>é</w:t>
-      </w:r>
-      <w:r>
-        <w:rPr>
-          <w:rFonts w:ascii="Times New Roman" w:hAnsi="Times New Roman" w:cs="Times New Roman" w:hint="eastAsia"/>
-          <w:lang w:val="fr-FR"/>
-        </w:rPr>
-        <w:t xml:space="preserve">s par </w:t>
+        <w:t xml:space="preserve">', </w:t>
+      </w:r>
+    </w:p>
+    <w:p>
+      <w:r>
+        <w:t>'</w:t>
       </w:r>
       <w:proofErr w:type="spellStart"/>
       <w:r>
-        <w:rPr>
-          <w:rFonts w:ascii="Times New Roman" w:hAnsi="Times New Roman" w:cs="Times New Roman" w:hint="eastAsia"/>
-          <w:lang w:val="fr-FR"/>
-        </w:rPr>
-        <w:t>jo</w:t>
+        <w:t>number_of_reviews_ltm</w:t>
       </w:r>
       <w:proofErr w:type="spellEnd"/>
       <w:r>
-        <w:rPr>
-          <w:rFonts w:ascii="Times New Roman" w:hAnsi="Times New Roman" w:cs="Times New Roman" w:hint="eastAsia"/>
-          <w:lang w:val="fr-FR"/>
-        </w:rPr>
-        <w:t xml:space="preserve"> pour </w:t>
+        <w:t>', 'number_of_reviews_l30d'这些数据，我们由此是否能1）计算</w:t>
+      </w:r>
+      <w:proofErr w:type="gramStart"/>
+      <w:r>
+        <w:t>78</w:t>
+      </w:r>
+      <w:proofErr w:type="gramEnd"/>
+      <w:r>
+        <w:t>月的ava：6月份的ava90-ava30？代表房东在6月底时开放的可预订天数，不包括不开放的和已经被预定的，2)计算</w:t>
+      </w:r>
+      <w:proofErr w:type="gramStart"/>
+      <w:r>
+        <w:t>78</w:t>
+      </w:r>
+      <w:proofErr w:type="gramEnd"/>
+      <w:r>
+        <w:t>月份的评论数，约等于预定数，从2409和2406的 '</w:t>
       </w:r>
       <w:proofErr w:type="spellStart"/>
       <w:r>
-        <w:rPr>
-          <w:rFonts w:ascii="Times New Roman" w:hAnsi="Times New Roman" w:cs="Times New Roman" w:hint="eastAsia"/>
-          <w:lang w:val="fr-FR"/>
-        </w:rPr>
-        <w:t>enter</w:t>
+        <w:t>number_of_reviews</w:t>
       </w:r>
       <w:proofErr w:type="spellEnd"/>
       <w:r>
-        <w:rPr>
-          <w:rFonts w:ascii="Times New Roman" w:hAnsi="Times New Roman" w:cs="Times New Roman" w:hint="eastAsia"/>
-          <w:lang w:val="fr-FR"/>
-        </w:rPr>
-        <w:t xml:space="preserve"> dans le </w:t>
-      </w:r>
-      <w:proofErr w:type="spellStart"/>
-      <w:r>
-        <w:rPr>
-          <w:rFonts w:ascii="Times New Roman" w:hAnsi="Times New Roman" w:cs="Times New Roman" w:hint="eastAsia"/>
-          <w:lang w:val="fr-FR"/>
-        </w:rPr>
-        <w:t>march</w:t>
-      </w:r>
-      <w:proofErr w:type="spellEnd"/>
-      <w:r>
-        <w:rPr>
-          <w:rFonts w:ascii="Times New Roman" w:hAnsi="Times New Roman" w:cs="Times New Roman" w:hint="eastAsia"/>
-          <w:lang w:val="fr-FR"/>
-        </w:rPr>
-        <w:t>é</w:t>
-      </w:r>
-      <w:r>
-        <w:rPr>
-          <w:rFonts w:ascii="Times New Roman" w:hAnsi="Times New Roman" w:cs="Times New Roman" w:hint="eastAsia"/>
-          <w:lang w:val="fr-FR"/>
-        </w:rPr>
-        <w:t xml:space="preserve"> de location</w:t>
-      </w:r>
-    </w:p>
-    <w:p>
-      <w:pPr>
-        <w:rPr>
-          <w:rFonts w:ascii="Times New Roman" w:hAnsi="Times New Roman" w:cs="Times New Roman" w:hint="eastAsia"/>
-          <w:lang w:val="fr-FR"/>
-        </w:rPr>
-      </w:pPr>
-    </w:p>
-    <w:p>
-      <w:pPr>
-        <w:rPr>
-          <w:rFonts w:ascii="Times New Roman" w:hAnsi="Times New Roman" w:cs="Times New Roman" w:hint="eastAsia"/>
-          <w:lang w:val="fr-FR"/>
-        </w:rPr>
-      </w:pPr>
-      <w:r>
-        <w:rPr>
-          <w:rFonts w:ascii="Times New Roman" w:hAnsi="Times New Roman" w:cs="Times New Roman" w:hint="eastAsia"/>
-          <w:lang w:val="fr-FR"/>
-        </w:rPr>
-        <w:t>à</w:t>
-      </w:r>
-      <w:r>
-        <w:rPr>
-          <w:rFonts w:ascii="Times New Roman" w:hAnsi="Times New Roman" w:cs="Times New Roman" w:hint="eastAsia"/>
-          <w:lang w:val="fr-FR"/>
-        </w:rPr>
-        <w:t xml:space="preserve"> visualiser le nb absolu des </w:t>
-      </w:r>
-      <w:proofErr w:type="spellStart"/>
-      <w:r>
-        <w:rPr>
-          <w:rFonts w:ascii="Times New Roman" w:hAnsi="Times New Roman" w:cs="Times New Roman" w:hint="eastAsia"/>
-          <w:lang w:val="fr-FR"/>
-        </w:rPr>
-        <w:t>hotes</w:t>
-      </w:r>
-      <w:proofErr w:type="spellEnd"/>
-      <w:r>
-        <w:rPr>
-          <w:rFonts w:ascii="Times New Roman" w:hAnsi="Times New Roman" w:cs="Times New Roman" w:hint="eastAsia"/>
-          <w:lang w:val="fr-FR"/>
-        </w:rPr>
-        <w:t xml:space="preserve"> </w:t>
-      </w:r>
-      <w:proofErr w:type="spellStart"/>
-      <w:r>
-        <w:rPr>
-          <w:rFonts w:ascii="Times New Roman" w:hAnsi="Times New Roman" w:cs="Times New Roman" w:hint="eastAsia"/>
-          <w:lang w:val="fr-FR"/>
-        </w:rPr>
-        <w:t>chang</w:t>
-      </w:r>
-      <w:proofErr w:type="spellEnd"/>
-      <w:r>
-        <w:rPr>
-          <w:rFonts w:ascii="Times New Roman" w:hAnsi="Times New Roman" w:cs="Times New Roman" w:hint="eastAsia"/>
-          <w:lang w:val="fr-FR"/>
-        </w:rPr>
-        <w:t>é</w:t>
-      </w:r>
-      <w:r>
-        <w:rPr>
-          <w:rFonts w:ascii="Times New Roman" w:hAnsi="Times New Roman" w:cs="Times New Roman" w:hint="eastAsia"/>
-          <w:lang w:val="fr-FR"/>
-        </w:rPr>
-        <w:t xml:space="preserve">s </w:t>
-      </w:r>
-    </w:p>
-    <w:p>
-      <w:pPr>
-        <w:rPr>
-          <w:rFonts w:ascii="Times New Roman" w:hAnsi="Times New Roman" w:cs="Times New Roman" w:hint="eastAsia"/>
-          <w:lang w:val="fr-FR"/>
-        </w:rPr>
-      </w:pPr>
-    </w:p>
-    <w:p>
-      <w:pPr>
-        <w:rPr>
-          <w:rFonts w:ascii="Times New Roman" w:hAnsi="Times New Roman" w:cs="Times New Roman" w:hint="eastAsia"/>
-          <w:lang w:val="fr-FR"/>
-        </w:rPr>
-      </w:pPr>
-    </w:p>
-    <w:p>
-      <w:pPr>
-        <w:rPr>
-          <w:rFonts w:ascii="Times New Roman" w:hAnsi="Times New Roman" w:cs="Times New Roman" w:hint="eastAsia"/>
-          <w:lang w:val="fr-FR"/>
-        </w:rPr>
-      </w:pPr>
-    </w:p>
-    <w:p>
-      <w:pPr>
-        <w:rPr>
-          <w:rFonts w:ascii="Times New Roman" w:hAnsi="Times New Roman" w:cs="Times New Roman" w:hint="eastAsia"/>
-          <w:lang w:val="fr-FR"/>
-        </w:rPr>
-      </w:pPr>
-      <w:r>
-        <w:rPr>
-          <w:rFonts w:ascii="Times New Roman" w:hAnsi="Times New Roman" w:cs="Times New Roman" w:hint="eastAsia"/>
-          <w:lang w:val="fr-FR"/>
-        </w:rPr>
-        <w:t xml:space="preserve">HOW </w:t>
-      </w:r>
-      <w:proofErr w:type="spellStart"/>
-      <w:r>
-        <w:rPr>
-          <w:rFonts w:ascii="Times New Roman" w:hAnsi="Times New Roman" w:cs="Times New Roman" w:hint="eastAsia"/>
-          <w:lang w:val="fr-FR"/>
-        </w:rPr>
-        <w:t>they</w:t>
-      </w:r>
-      <w:proofErr w:type="spellEnd"/>
-      <w:r>
-        <w:rPr>
-          <w:rFonts w:ascii="Times New Roman" w:hAnsi="Times New Roman" w:cs="Times New Roman" w:hint="eastAsia"/>
-          <w:lang w:val="fr-FR"/>
-        </w:rPr>
-        <w:t xml:space="preserve"> </w:t>
-      </w:r>
-      <w:proofErr w:type="spellStart"/>
-      <w:r>
-        <w:rPr>
-          <w:rFonts w:ascii="Times New Roman" w:hAnsi="Times New Roman" w:cs="Times New Roman" w:hint="eastAsia"/>
-          <w:lang w:val="fr-FR"/>
-        </w:rPr>
-        <w:t>act</w:t>
-      </w:r>
-      <w:proofErr w:type="spellEnd"/>
-      <w:r>
-        <w:rPr>
-          <w:rFonts w:ascii="Times New Roman" w:hAnsi="Times New Roman" w:cs="Times New Roman" w:hint="eastAsia"/>
-          <w:lang w:val="fr-FR"/>
-        </w:rPr>
-        <w:t>?</w:t>
-      </w:r>
-    </w:p>
-    <w:p>
-      <w:pPr>
-        <w:rPr>
-          <w:rFonts w:ascii="Times New Roman" w:hAnsi="Times New Roman" w:cs="Times New Roman" w:hint="eastAsia"/>
-          <w:lang w:val="fr-FR"/>
-        </w:rPr>
-      </w:pPr>
-      <w:r>
-        <w:rPr>
-          <w:rFonts w:ascii="Times New Roman" w:hAnsi="Times New Roman" w:cs="Times New Roman" w:hint="eastAsia"/>
-          <w:lang w:val="fr-FR"/>
-        </w:rPr>
-        <w:t xml:space="preserve">identifier les mots 'JO, </w:t>
-      </w:r>
-      <w:proofErr w:type="spellStart"/>
-      <w:r>
-        <w:rPr>
-          <w:rFonts w:ascii="Times New Roman" w:hAnsi="Times New Roman" w:cs="Times New Roman" w:hint="eastAsia"/>
-          <w:lang w:val="fr-FR"/>
-        </w:rPr>
-        <w:t>olympic</w:t>
-      </w:r>
-      <w:proofErr w:type="spellEnd"/>
-      <w:r>
-        <w:rPr>
-          <w:rFonts w:ascii="Times New Roman" w:hAnsi="Times New Roman" w:cs="Times New Roman" w:hint="eastAsia"/>
-          <w:lang w:val="fr-FR"/>
-        </w:rPr>
-        <w:t>, stade' dans '</w:t>
-      </w:r>
-      <w:proofErr w:type="spellStart"/>
-      <w:r>
-        <w:rPr>
-          <w:rFonts w:ascii="Times New Roman" w:hAnsi="Times New Roman" w:cs="Times New Roman" w:hint="eastAsia"/>
-          <w:lang w:val="fr-FR"/>
-        </w:rPr>
-        <w:t>host_about</w:t>
-      </w:r>
-      <w:proofErr w:type="spellEnd"/>
-      <w:r>
-        <w:rPr>
-          <w:rFonts w:ascii="Times New Roman" w:hAnsi="Times New Roman" w:cs="Times New Roman" w:hint="eastAsia"/>
-          <w:lang w:val="fr-FR"/>
-        </w:rPr>
-        <w:t xml:space="preserve">' et bien d'autres sites touristiques, 'champs </w:t>
-      </w:r>
-      <w:r>
-        <w:rPr>
-          <w:rFonts w:ascii="Times New Roman" w:hAnsi="Times New Roman" w:cs="Times New Roman" w:hint="eastAsia"/>
-          <w:lang w:val="fr-FR"/>
-        </w:rPr>
-        <w:t>é</w:t>
-      </w:r>
-      <w:r>
-        <w:rPr>
-          <w:rFonts w:ascii="Times New Roman" w:hAnsi="Times New Roman" w:cs="Times New Roman" w:hint="eastAsia"/>
-          <w:lang w:val="fr-FR"/>
-        </w:rPr>
-        <w:t>lys</w:t>
-      </w:r>
-      <w:r>
-        <w:rPr>
-          <w:rFonts w:ascii="Times New Roman" w:hAnsi="Times New Roman" w:cs="Times New Roman" w:hint="eastAsia"/>
-          <w:lang w:val="fr-FR"/>
-        </w:rPr>
-        <w:t>é</w:t>
-      </w:r>
-      <w:r>
-        <w:rPr>
-          <w:rFonts w:ascii="Times New Roman" w:hAnsi="Times New Roman" w:cs="Times New Roman" w:hint="eastAsia"/>
-          <w:lang w:val="fr-FR"/>
-        </w:rPr>
-        <w:t xml:space="preserve">s, la tour </w:t>
-      </w:r>
-      <w:proofErr w:type="spellStart"/>
-      <w:r>
-        <w:rPr>
-          <w:rFonts w:ascii="Times New Roman" w:hAnsi="Times New Roman" w:cs="Times New Roman" w:hint="eastAsia"/>
-          <w:lang w:val="fr-FR"/>
-        </w:rPr>
-        <w:t>effiel</w:t>
-      </w:r>
-      <w:proofErr w:type="spellEnd"/>
-      <w:r>
-        <w:rPr>
-          <w:rFonts w:ascii="Times New Roman" w:hAnsi="Times New Roman" w:cs="Times New Roman" w:hint="eastAsia"/>
-          <w:lang w:val="fr-FR"/>
-        </w:rPr>
-        <w:t xml:space="preserve">, </w:t>
-      </w:r>
-      <w:proofErr w:type="spellStart"/>
-      <w:r>
-        <w:rPr>
-          <w:rFonts w:ascii="Times New Roman" w:hAnsi="Times New Roman" w:cs="Times New Roman" w:hint="eastAsia"/>
-          <w:lang w:val="fr-FR"/>
-        </w:rPr>
-        <w:t>ect</w:t>
-      </w:r>
-      <w:proofErr w:type="spellEnd"/>
-      <w:r>
-        <w:rPr>
-          <w:rFonts w:ascii="Times New Roman" w:hAnsi="Times New Roman" w:cs="Times New Roman" w:hint="eastAsia"/>
-          <w:lang w:val="fr-FR"/>
-        </w:rPr>
-        <w:t xml:space="preserve">' par la liste des mots construite </w:t>
-      </w:r>
-      <w:r>
-        <w:rPr>
-          <w:rFonts w:ascii="Times New Roman" w:hAnsi="Times New Roman" w:cs="Times New Roman" w:hint="eastAsia"/>
-          <w:lang w:val="fr-FR"/>
-        </w:rPr>
-        <w:t>à</w:t>
-      </w:r>
-      <w:r>
-        <w:rPr>
-          <w:rFonts w:ascii="Times New Roman" w:hAnsi="Times New Roman" w:cs="Times New Roman" w:hint="eastAsia"/>
-          <w:lang w:val="fr-FR"/>
-        </w:rPr>
-        <w:t xml:space="preserve"> la main ou par NER</w:t>
-      </w:r>
-    </w:p>
-    <w:p>
-      <w:pPr>
-        <w:rPr>
-          <w:rFonts w:ascii="Times New Roman" w:hAnsi="Times New Roman" w:cs="Times New Roman" w:hint="eastAsia"/>
-          <w:lang w:val="fr-FR"/>
-        </w:rPr>
-      </w:pPr>
-    </w:p>
-    <w:p>
-      <w:pPr>
-        <w:rPr>
-          <w:rFonts w:ascii="Times New Roman" w:hAnsi="Times New Roman" w:cs="Times New Roman" w:hint="eastAsia"/>
-          <w:lang w:val="fr-FR"/>
-        </w:rPr>
-      </w:pPr>
-      <w:r>
-        <w:rPr>
-          <w:rFonts w:ascii="Times New Roman" w:hAnsi="Times New Roman" w:cs="Times New Roman" w:hint="eastAsia"/>
-          <w:lang w:val="fr-FR"/>
-        </w:rPr>
-        <w:lastRenderedPageBreak/>
-        <w:t xml:space="preserve">pour savoir si les </w:t>
-      </w:r>
-      <w:proofErr w:type="spellStart"/>
-      <w:r>
-        <w:rPr>
-          <w:rFonts w:ascii="Times New Roman" w:hAnsi="Times New Roman" w:cs="Times New Roman" w:hint="eastAsia"/>
-          <w:lang w:val="fr-FR"/>
-        </w:rPr>
-        <w:t>hotes</w:t>
-      </w:r>
-      <w:proofErr w:type="spellEnd"/>
-      <w:r>
-        <w:rPr>
-          <w:rFonts w:ascii="Times New Roman" w:hAnsi="Times New Roman" w:cs="Times New Roman" w:hint="eastAsia"/>
-          <w:lang w:val="fr-FR"/>
-        </w:rPr>
-        <w:t xml:space="preserve"> profitent </w:t>
-      </w:r>
-      <w:proofErr w:type="spellStart"/>
-      <w:r>
-        <w:rPr>
-          <w:rFonts w:ascii="Times New Roman" w:hAnsi="Times New Roman" w:cs="Times New Roman" w:hint="eastAsia"/>
-          <w:lang w:val="fr-FR"/>
-        </w:rPr>
-        <w:t>bein</w:t>
-      </w:r>
-      <w:proofErr w:type="spellEnd"/>
-      <w:r>
-        <w:rPr>
-          <w:rFonts w:ascii="Times New Roman" w:hAnsi="Times New Roman" w:cs="Times New Roman" w:hint="eastAsia"/>
-          <w:lang w:val="fr-FR"/>
-        </w:rPr>
-        <w:t xml:space="preserve"> de JO pour attirer les voyageurs? </w:t>
-      </w:r>
-    </w:p>
-    <w:p>
-      <w:pPr>
-        <w:rPr>
-          <w:rFonts w:ascii="Times New Roman" w:hAnsi="Times New Roman" w:cs="Times New Roman"/>
-          <w:lang w:val="fr-FR"/>
-        </w:rPr>
-      </w:pPr>
-      <w:r>
-        <w:rPr>
-          <w:rFonts w:ascii="Times New Roman" w:hAnsi="Times New Roman" w:cs="Times New Roman" w:hint="eastAsia"/>
-          <w:lang w:val="fr-FR"/>
-        </w:rPr>
-        <w:t>visualise sur la cartes le ratio des hôtes qui les mentionnent sur ceux qui mentionnent d'autres lieux</w:t>
-      </w:r>
-    </w:p>
-    <w:p>
-      <w:pPr>
-        <w:rPr>
-          <w:rFonts w:ascii="Times New Roman" w:hAnsi="Times New Roman" w:cs="Times New Roman"/>
-          <w:lang w:val="fr-FR"/>
-        </w:rPr>
-      </w:pPr>
-    </w:p>
-    <w:p>
-      <w:pPr>
-        <w:rPr>
-          <w:rFonts w:ascii="Times New Roman" w:hAnsi="Times New Roman" w:cs="Times New Roman"/>
-          <w:lang w:val="fr-FR"/>
-        </w:rPr>
-      </w:pPr>
-      <w:proofErr w:type="spellStart"/>
-      <w:r>
-        <w:rPr>
-          <w:rFonts w:ascii="Times New Roman" w:hAnsi="Times New Roman" w:cs="Times New Roman"/>
-          <w:lang w:val="fr-FR"/>
-        </w:rPr>
-        <w:t>pratice</w:t>
-      </w:r>
-      <w:proofErr w:type="spellEnd"/>
-      <w:r>
-        <w:rPr>
-          <w:rFonts w:ascii="Times New Roman" w:hAnsi="Times New Roman" w:cs="Times New Roman"/>
-          <w:lang w:val="fr-FR"/>
-        </w:rPr>
-        <w:t> </w:t>
-      </w:r>
-      <w:r>
-        <w:rPr>
-          <w:rFonts w:ascii="Times New Roman" w:hAnsi="Times New Roman" w:cs="Times New Roman" w:hint="eastAsia"/>
-          <w:lang w:val="fr-FR"/>
-        </w:rPr>
-        <w:t>note</w:t>
-      </w:r>
-      <w:r>
-        <w:rPr>
-          <w:rFonts w:ascii="Times New Roman" w:hAnsi="Times New Roman" w:cs="Times New Roman"/>
-          <w:lang w:val="fr-FR"/>
-        </w:rPr>
-        <w:t> :</w:t>
-      </w:r>
-    </w:p>
-    <w:p>
-      <w:pPr>
-        <w:rPr>
-          <w:rFonts w:ascii="Times New Roman" w:hAnsi="Times New Roman" w:cs="Times New Roman"/>
-          <w:lang w:val="fr-FR"/>
-        </w:rPr>
-      </w:pPr>
-    </w:p>
-    <w:p>
-      <w:pPr>
-        <w:rPr>
-          <w:rFonts w:ascii="Times New Roman" w:hAnsi="Times New Roman" w:cs="Times New Roman"/>
-          <w:lang w:val="fr-FR"/>
-        </w:rPr>
-      </w:pPr>
-      <w:proofErr w:type="spellStart"/>
-      <w:r>
-        <w:rPr>
-          <w:rFonts w:ascii="Times New Roman" w:hAnsi="Times New Roman" w:cs="Times New Roman"/>
-          <w:b/>
-          <w:bCs/>
-          <w:lang w:val="fr-FR"/>
-        </w:rPr>
-        <w:t>agg</w:t>
-      </w:r>
-      <w:proofErr w:type="spellEnd"/>
-      <w:r>
-        <w:rPr>
-          <w:rFonts w:ascii="Times New Roman" w:hAnsi="Times New Roman" w:cs="Times New Roman"/>
-          <w:b/>
-          <w:bCs/>
-          <w:lang w:val="fr-FR"/>
-        </w:rPr>
-        <w:t xml:space="preserve"> = </w:t>
-      </w:r>
-      <w:r>
-        <w:rPr>
-          <w:rFonts w:ascii="Times New Roman" w:hAnsi="Times New Roman" w:cs="Times New Roman"/>
-          <w:b/>
-          <w:bCs/>
-        </w:rPr>
-        <w:t>在一次</w:t>
-      </w:r>
-      <w:r>
-        <w:rPr>
-          <w:rFonts w:ascii="Times New Roman" w:hAnsi="Times New Roman" w:cs="Times New Roman"/>
-          <w:b/>
-          <w:bCs/>
-          <w:lang w:val="fr-FR"/>
-        </w:rPr>
-        <w:t xml:space="preserve"> </w:t>
-      </w:r>
-      <w:proofErr w:type="spellStart"/>
-      <w:r>
-        <w:rPr>
-          <w:rFonts w:ascii="Times New Roman" w:hAnsi="Times New Roman" w:cs="Times New Roman"/>
-          <w:b/>
-          <w:bCs/>
-          <w:lang w:val="fr-FR"/>
-        </w:rPr>
-        <w:t>groupby</w:t>
-      </w:r>
-      <w:proofErr w:type="spellEnd"/>
-      <w:r>
-        <w:rPr>
-          <w:rFonts w:ascii="Times New Roman" w:hAnsi="Times New Roman" w:cs="Times New Roman"/>
-          <w:b/>
-          <w:bCs/>
-          <w:lang w:val="fr-FR"/>
-        </w:rPr>
-        <w:t xml:space="preserve"> </w:t>
-      </w:r>
-      <w:r>
-        <w:rPr>
-          <w:rFonts w:ascii="Times New Roman" w:hAnsi="Times New Roman" w:cs="Times New Roman"/>
-          <w:b/>
-          <w:bCs/>
-        </w:rPr>
-        <w:t>中</w:t>
-      </w:r>
-      <w:r>
-        <w:rPr>
-          <w:rFonts w:ascii="Times New Roman" w:hAnsi="Times New Roman" w:cs="Times New Roman"/>
-          <w:b/>
-          <w:bCs/>
-          <w:lang w:val="fr-FR"/>
-        </w:rPr>
-        <w:t>，</w:t>
-      </w:r>
-      <w:r>
-        <w:rPr>
-          <w:rFonts w:ascii="Times New Roman" w:hAnsi="Times New Roman" w:cs="Times New Roman"/>
-          <w:b/>
-          <w:bCs/>
-        </w:rPr>
-        <w:t>对多列做多种聚合</w:t>
-      </w:r>
-      <w:r>
-        <w:rPr>
-          <w:rFonts w:ascii="Times New Roman" w:hAnsi="Times New Roman" w:cs="Times New Roman"/>
-          <w:b/>
-          <w:bCs/>
-          <w:lang w:val="fr-FR"/>
-        </w:rPr>
-        <w:t>，</w:t>
-      </w:r>
-      <w:r>
-        <w:rPr>
-          <w:rFonts w:ascii="Times New Roman" w:hAnsi="Times New Roman" w:cs="Times New Roman"/>
-          <w:b/>
-          <w:bCs/>
-        </w:rPr>
-        <w:t>并给结果起名字</w:t>
-      </w:r>
-    </w:p>
-    <w:p>
-      <w:pPr>
-        <w:rPr>
-          <w:rFonts w:ascii="Times New Roman" w:hAnsi="Times New Roman" w:cs="Times New Roman"/>
-          <w:lang w:val="fr-FR"/>
-        </w:rPr>
-      </w:pPr>
-    </w:p>
-    <w:p>
-      <w:pPr>
-        <w:rPr>
-          <w:rFonts w:ascii="Times New Roman" w:hAnsi="Times New Roman" w:cs="Times New Roman"/>
-          <w:lang w:val="fr-FR"/>
-        </w:rPr>
-      </w:pPr>
-      <w:r>
-        <w:rPr>
-          <w:rFonts w:ascii="Times New Roman" w:hAnsi="Times New Roman" w:cs="Times New Roman" w:hint="eastAsia"/>
-          <w:lang w:val="fr-FR"/>
-        </w:rPr>
-        <w:t>记住要改成</w:t>
-      </w:r>
-      <w:proofErr w:type="spellStart"/>
-      <w:r>
-        <w:rPr>
-          <w:rFonts w:ascii="Times New Roman" w:hAnsi="Times New Roman" w:cs="Times New Roman" w:hint="eastAsia"/>
-          <w:lang w:val="fr-FR"/>
-        </w:rPr>
-        <w:t>space</w:t>
-      </w:r>
-      <w:proofErr w:type="spellEnd"/>
-      <w:r>
-        <w:rPr>
-          <w:rFonts w:ascii="Times New Roman" w:hAnsi="Times New Roman" w:cs="Times New Roman"/>
-          <w:lang w:val="fr-FR"/>
-        </w:rPr>
-        <w:t> :4</w:t>
-      </w:r>
-      <w:r>
-        <w:rPr>
-          <w:rFonts w:ascii="Times New Roman" w:hAnsi="Times New Roman" w:cs="Times New Roman" w:hint="eastAsia"/>
-          <w:lang w:val="fr-FR"/>
-        </w:rPr>
-        <w:t>而不是用</w:t>
-      </w:r>
-      <w:r>
-        <w:rPr>
-          <w:rFonts w:ascii="Times New Roman" w:hAnsi="Times New Roman" w:cs="Times New Roman" w:hint="eastAsia"/>
-          <w:lang w:val="fr-FR"/>
-        </w:rPr>
-        <w:t>tab</w:t>
-      </w:r>
-      <w:r>
-        <w:rPr>
-          <w:rFonts w:ascii="Times New Roman" w:hAnsi="Times New Roman" w:cs="Times New Roman"/>
-          <w:lang w:val="fr-FR"/>
-        </w:rPr>
-        <w:t> </w:t>
-      </w:r>
-      <w:r>
-        <w:rPr>
-          <w:rFonts w:ascii="Times New Roman" w:hAnsi="Times New Roman" w:cs="Times New Roman" w:hint="eastAsia"/>
-          <w:lang w:val="fr-FR"/>
-        </w:rPr>
-        <w:t>:4</w:t>
-      </w:r>
-      <w:r>
-        <w:rPr>
-          <w:rFonts w:ascii="Times New Roman" w:hAnsi="Times New Roman" w:cs="Times New Roman"/>
-          <w:lang w:val="fr-FR"/>
-        </w:rPr>
-        <w:t> </w:t>
-      </w:r>
-      <w:r>
-        <w:rPr>
-          <w:rFonts w:ascii="Times New Roman" w:hAnsi="Times New Roman" w:cs="Times New Roman" w:hint="eastAsia"/>
-          <w:lang w:val="fr-FR"/>
-        </w:rPr>
-        <w:t>!!!</w:t>
-      </w:r>
-    </w:p>
-    <w:p>
-      <w:pPr>
-        <w:rPr>
-          <w:rFonts w:ascii="Times New Roman" w:hAnsi="Times New Roman" w:cs="Times New Roman"/>
-          <w:lang w:val="fr-FR"/>
-        </w:rPr>
-      </w:pPr>
-      <w:r>
-        <w:rPr>
-          <w:rFonts w:ascii="Times New Roman" w:hAnsi="Times New Roman" w:cs="Times New Roman" w:hint="eastAsia"/>
-          <w:lang w:val="fr-FR"/>
-        </w:rPr>
-        <w:t>这样按一次</w:t>
-      </w:r>
-      <w:r>
-        <w:rPr>
-          <w:rFonts w:ascii="Times New Roman" w:hAnsi="Times New Roman" w:cs="Times New Roman" w:hint="eastAsia"/>
-          <w:lang w:val="fr-FR"/>
-        </w:rPr>
-        <w:t>tab</w:t>
-      </w:r>
-      <w:r>
-        <w:rPr>
-          <w:rFonts w:ascii="Times New Roman" w:hAnsi="Times New Roman" w:cs="Times New Roman" w:hint="eastAsia"/>
-          <w:lang w:val="fr-FR"/>
-        </w:rPr>
-        <w:t>才是</w:t>
-      </w:r>
-      <w:r>
-        <w:rPr>
-          <w:rFonts w:ascii="Times New Roman" w:hAnsi="Times New Roman" w:cs="Times New Roman" w:hint="eastAsia"/>
-          <w:lang w:val="fr-FR"/>
-        </w:rPr>
-        <w:t>4</w:t>
-      </w:r>
-      <w:r>
-        <w:rPr>
-          <w:rFonts w:ascii="Times New Roman" w:hAnsi="Times New Roman" w:cs="Times New Roman" w:hint="eastAsia"/>
-          <w:lang w:val="fr-FR"/>
-        </w:rPr>
-        <w:t>个空格，而不会将</w:t>
-      </w:r>
-      <w:r>
-        <w:rPr>
-          <w:rFonts w:ascii="Times New Roman" w:hAnsi="Times New Roman" w:cs="Times New Roman" w:hint="eastAsia"/>
-          <w:lang w:val="fr-FR"/>
-        </w:rPr>
-        <w:t>tab</w:t>
-      </w:r>
-      <w:r>
-        <w:rPr>
-          <w:rFonts w:ascii="Times New Roman" w:hAnsi="Times New Roman" w:cs="Times New Roman" w:hint="eastAsia"/>
-          <w:lang w:val="fr-FR"/>
-        </w:rPr>
-        <w:t>和</w:t>
-      </w:r>
-      <w:proofErr w:type="spellStart"/>
-      <w:r>
-        <w:rPr>
-          <w:rFonts w:ascii="Times New Roman" w:hAnsi="Times New Roman" w:cs="Times New Roman" w:hint="eastAsia"/>
-          <w:lang w:val="fr-FR"/>
-        </w:rPr>
-        <w:t>space</w:t>
-      </w:r>
-      <w:proofErr w:type="spellEnd"/>
-      <w:r>
-        <w:rPr>
-          <w:rFonts w:ascii="Times New Roman" w:hAnsi="Times New Roman" w:cs="Times New Roman" w:hint="eastAsia"/>
-          <w:lang w:val="fr-FR"/>
-        </w:rPr>
-        <w:t>混淆？</w:t>
-      </w:r>
-    </w:p>
-    <w:p>
-      <w:pPr>
-        <w:rPr>
-          <w:rFonts w:ascii="Times New Roman" w:hAnsi="Times New Roman" w:cs="Times New Roman"/>
-          <w:lang w:val="fr-FR"/>
-        </w:rPr>
-      </w:pPr>
-    </w:p>
-    <w:p>
-      <w:pPr>
-        <w:rPr>
-          <w:rFonts w:ascii="Times New Roman" w:hAnsi="Times New Roman" w:cs="Times New Roman"/>
-          <w:lang w:val="fr-FR"/>
-        </w:rPr>
-      </w:pPr>
-      <w:r>
-        <w:rPr>
-          <w:rFonts w:ascii="Times New Roman" w:hAnsi="Times New Roman" w:cs="Times New Roman" w:hint="eastAsia"/>
-          <w:lang w:val="fr-FR"/>
-        </w:rPr>
-        <w:t>可以用</w:t>
-      </w:r>
-      <w:r>
-        <w:rPr>
-          <w:rFonts w:ascii="Times New Roman" w:hAnsi="Times New Roman" w:cs="Times New Roman" w:hint="eastAsia"/>
-          <w:lang w:val="fr-FR"/>
-        </w:rPr>
-        <w:t xml:space="preserve">black </w:t>
-      </w:r>
-      <w:r>
-        <w:rPr>
-          <w:rFonts w:ascii="Times New Roman" w:hAnsi="Times New Roman" w:cs="Times New Roman" w:hint="eastAsia"/>
-          <w:lang w:val="fr-FR"/>
-        </w:rPr>
-        <w:t>包直接整理整个</w:t>
-      </w:r>
-      <w:proofErr w:type="spellStart"/>
-      <w:r>
-        <w:rPr>
-          <w:rFonts w:ascii="Times New Roman" w:hAnsi="Times New Roman" w:cs="Times New Roman" w:hint="eastAsia"/>
-          <w:lang w:val="fr-FR"/>
-        </w:rPr>
-        <w:t>py</w:t>
-      </w:r>
-      <w:proofErr w:type="spellEnd"/>
-      <w:r>
-        <w:rPr>
-          <w:rFonts w:ascii="Times New Roman" w:hAnsi="Times New Roman" w:cs="Times New Roman" w:hint="eastAsia"/>
-          <w:lang w:val="fr-FR"/>
-        </w:rPr>
-        <w:t xml:space="preserve"> script</w:t>
-      </w:r>
-      <w:r>
-        <w:rPr>
-          <w:rFonts w:ascii="Times New Roman" w:hAnsi="Times New Roman" w:cs="Times New Roman" w:hint="eastAsia"/>
-          <w:lang w:val="fr-FR"/>
-        </w:rPr>
-        <w:t>！</w:t>
-      </w:r>
-    </w:p>
-    <w:p>
-      <w:pPr>
-        <w:rPr>
-          <w:rFonts w:ascii="Times New Roman" w:hAnsi="Times New Roman" w:cs="Times New Roman" w:hint="eastAsia"/>
-        </w:rPr>
-      </w:pPr>
-      <w:r>
-        <w:rPr>
-          <w:rFonts w:ascii="Times New Roman" w:hAnsi="Times New Roman" w:cs="Times New Roman" w:hint="eastAsia"/>
-        </w:rPr>
-        <w:t>black your_script.py</w:t>
-      </w:r>
-    </w:p>
-    <w:p>
-      <w:pPr>
-        <w:rPr>
-          <w:rFonts w:ascii="Times New Roman" w:hAnsi="Times New Roman" w:cs="Times New Roman"/>
-        </w:rPr>
-      </w:pPr>
-      <w:proofErr w:type="spellStart"/>
-      <w:r>
-        <w:rPr>
-          <w:rFonts w:ascii="Times New Roman" w:hAnsi="Times New Roman" w:cs="Times New Roman" w:hint="eastAsia"/>
-        </w:rPr>
-        <w:t>jupyter</w:t>
-      </w:r>
-      <w:proofErr w:type="spellEnd"/>
-      <w:r>
-        <w:rPr>
-          <w:rFonts w:ascii="Times New Roman" w:hAnsi="Times New Roman" w:cs="Times New Roman" w:hint="eastAsia"/>
-          <w:lang w:val="fr-FR"/>
-        </w:rPr>
-        <w:t>中</w:t>
-      </w:r>
-      <w:r>
-        <w:rPr>
-          <w:rFonts w:ascii="Times New Roman" w:hAnsi="Times New Roman" w:cs="Times New Roman" w:hint="eastAsia"/>
-        </w:rPr>
-        <w:t>：</w:t>
-      </w:r>
-      <w:r>
-        <w:rPr>
-          <w:rFonts w:ascii="Times New Roman" w:hAnsi="Times New Roman" w:cs="Times New Roman" w:hint="eastAsia"/>
-        </w:rPr>
-        <w:t>%</w:t>
-      </w:r>
-      <w:proofErr w:type="spellStart"/>
-      <w:r>
-        <w:rPr>
-          <w:rFonts w:ascii="Times New Roman" w:hAnsi="Times New Roman" w:cs="Times New Roman" w:hint="eastAsia"/>
-        </w:rPr>
-        <w:t>load_ext</w:t>
-      </w:r>
-      <w:proofErr w:type="spellEnd"/>
-      <w:r>
-        <w:rPr>
-          <w:rFonts w:ascii="Times New Roman" w:hAnsi="Times New Roman" w:cs="Times New Roman" w:hint="eastAsia"/>
-        </w:rPr>
-        <w:t xml:space="preserve"> </w:t>
-      </w:r>
-      <w:proofErr w:type="spellStart"/>
-      <w:r>
-        <w:rPr>
-          <w:rFonts w:ascii="Times New Roman" w:hAnsi="Times New Roman" w:cs="Times New Roman" w:hint="eastAsia"/>
-        </w:rPr>
-        <w:t>lab_black</w:t>
-      </w:r>
-      <w:proofErr w:type="spellEnd"/>
-    </w:p>
-    <w:p>
-      <w:pPr>
-        <w:rPr>
-          <w:rFonts w:ascii="Times New Roman" w:hAnsi="Times New Roman" w:cs="Times New Roman"/>
-        </w:rPr>
-      </w:pPr>
-    </w:p>
-    <w:p>
-      <w:pPr>
-        <w:rPr>
-          <w:rFonts w:ascii="Times New Roman" w:hAnsi="Times New Roman" w:cs="Times New Roman" w:hint="eastAsia"/>
-        </w:rPr>
-      </w:pPr>
-    </w:p>
-    <w:p>
-      <w:pPr>
-        <w:rPr>
-          <w:rFonts w:ascii="Times New Roman" w:hAnsi="Times New Roman" w:cs="Times New Roman" w:hint="eastAsia"/>
+        <w:t>', 差值得到这789三个月的增长评论数，再减去的2409数据中的'number_of_reviews_l30d'代表9月份的评论数？这样我们可以得到</w:t>
+      </w:r>
+      <w:proofErr w:type="gramStart"/>
+      <w:r>
+        <w:t>78</w:t>
+      </w:r>
+      <w:proofErr w:type="gramEnd"/>
+      <w:r>
+        <w:t xml:space="preserve">月份的预订率 ： </w:t>
+      </w:r>
+      <w:proofErr w:type="gramStart"/>
+      <w:r>
+        <w:t>78</w:t>
+      </w:r>
+      <w:proofErr w:type="gramEnd"/>
+      <w:r>
+        <w:t>月评论数/</w:t>
+      </w:r>
+      <w:proofErr w:type="gramStart"/>
+      <w:r>
+        <w:t>78</w:t>
+      </w:r>
+      <w:proofErr w:type="gramEnd"/>
+      <w:r>
+        <w:t>月可预订天数？</w:t>
+      </w:r>
+    </w:p>
+    <w:p>
+      <w:pPr>
+        <w:rPr>
+          <w:rFonts w:hint="eastAsia"/>
+          <w:color w:val="EE0000"/>
+        </w:rPr>
+      </w:pPr>
+    </w:p>
+    <w:p>
+      <w:pPr>
+        <w:rPr>
+          <w:rFonts w:ascii="Times New Roman" w:hAnsi="Times New Roman" w:cs="Times New Roman"/>
         </w:rPr>
       </w:pPr>
     </w:p>
@@ -10221,9 +13358,247 @@
     </w:lvl>
   </w:abstractNum>
   <w:abstractNum w:abstractNumId="1" w15:restartNumberingAfterBreak="0">
-    <w:nsid w:val="67061572"/>
+    <w:nsid w:val="2C8361A7"/>
+    <w:multiLevelType w:val="hybridMultilevel"/>
+    <w:tmpl w:val="82FEF0A8"/>
+    <w:lvl w:ilvl="0" w:tplc="2654AFAA">
+      <w:start w:val="1"/>
+      <w:numFmt w:val="decimal"/>
+      <w:lvlText w:val="%1)"/>
+      <w:lvlJc w:val="left"/>
+      <w:pPr>
+        <w:ind w:left="360" w:hanging="360"/>
+      </w:pPr>
+      <w:rPr>
+        <w:rFonts w:hint="default"/>
+      </w:rPr>
+    </w:lvl>
+    <w:lvl w:ilvl="1" w:tplc="04090019" w:tentative="1">
+      <w:start w:val="1"/>
+      <w:numFmt w:val="lowerLetter"/>
+      <w:lvlText w:val="%2)"/>
+      <w:lvlJc w:val="left"/>
+      <w:pPr>
+        <w:ind w:left="880" w:hanging="440"/>
+      </w:pPr>
+    </w:lvl>
+    <w:lvl w:ilvl="2" w:tplc="0409001B" w:tentative="1">
+      <w:start w:val="1"/>
+      <w:numFmt w:val="lowerRoman"/>
+      <w:lvlText w:val="%3."/>
+      <w:lvlJc w:val="right"/>
+      <w:pPr>
+        <w:ind w:left="1320" w:hanging="440"/>
+      </w:pPr>
+    </w:lvl>
+    <w:lvl w:ilvl="3" w:tplc="0409000F" w:tentative="1">
+      <w:start w:val="1"/>
+      <w:numFmt w:val="decimal"/>
+      <w:lvlText w:val="%4."/>
+      <w:lvlJc w:val="left"/>
+      <w:pPr>
+        <w:ind w:left="1760" w:hanging="440"/>
+      </w:pPr>
+    </w:lvl>
+    <w:lvl w:ilvl="4" w:tplc="04090019" w:tentative="1">
+      <w:start w:val="1"/>
+      <w:numFmt w:val="lowerLetter"/>
+      <w:lvlText w:val="%5)"/>
+      <w:lvlJc w:val="left"/>
+      <w:pPr>
+        <w:ind w:left="2200" w:hanging="440"/>
+      </w:pPr>
+    </w:lvl>
+    <w:lvl w:ilvl="5" w:tplc="0409001B" w:tentative="1">
+      <w:start w:val="1"/>
+      <w:numFmt w:val="lowerRoman"/>
+      <w:lvlText w:val="%6."/>
+      <w:lvlJc w:val="right"/>
+      <w:pPr>
+        <w:ind w:left="2640" w:hanging="440"/>
+      </w:pPr>
+    </w:lvl>
+    <w:lvl w:ilvl="6" w:tplc="0409000F" w:tentative="1">
+      <w:start w:val="1"/>
+      <w:numFmt w:val="decimal"/>
+      <w:lvlText w:val="%7."/>
+      <w:lvlJc w:val="left"/>
+      <w:pPr>
+        <w:ind w:left="3080" w:hanging="440"/>
+      </w:pPr>
+    </w:lvl>
+    <w:lvl w:ilvl="7" w:tplc="04090019" w:tentative="1">
+      <w:start w:val="1"/>
+      <w:numFmt w:val="lowerLetter"/>
+      <w:lvlText w:val="%8)"/>
+      <w:lvlJc w:val="left"/>
+      <w:pPr>
+        <w:ind w:left="3520" w:hanging="440"/>
+      </w:pPr>
+    </w:lvl>
+    <w:lvl w:ilvl="8" w:tplc="0409001B" w:tentative="1">
+      <w:start w:val="1"/>
+      <w:numFmt w:val="lowerRoman"/>
+      <w:lvlText w:val="%9."/>
+      <w:lvlJc w:val="right"/>
+      <w:pPr>
+        <w:ind w:left="3960" w:hanging="440"/>
+      </w:pPr>
+    </w:lvl>
+  </w:abstractNum>
+  <w:abstractNum w:abstractNumId="2" w15:restartNumberingAfterBreak="0">
+    <w:nsid w:val="35455E4A"/>
     <w:multiLevelType w:val="multilevel"/>
-    <w:tmpl w:val="C0646378"/>
+    <w:tmpl w:val="1E1ECF5A"/>
+    <w:lvl w:ilvl="0">
+      <w:start w:val="1"/>
+      <w:numFmt w:val="bullet"/>
+      <w:lvlText w:val=""/>
+      <w:lvlJc w:val="left"/>
+      <w:pPr>
+        <w:tabs>
+          <w:tab w:val="num" w:pos="720"/>
+        </w:tabs>
+        <w:ind w:left="720" w:hanging="360"/>
+      </w:pPr>
+      <w:rPr>
+        <w:rFonts w:ascii="Symbol" w:hAnsi="Symbol" w:hint="default"/>
+        <w:sz w:val="20"/>
+      </w:rPr>
+    </w:lvl>
+    <w:lvl w:ilvl="1">
+      <w:start w:val="1"/>
+      <w:numFmt w:val="bullet"/>
+      <w:lvlText w:val="o"/>
+      <w:lvlJc w:val="left"/>
+      <w:pPr>
+        <w:tabs>
+          <w:tab w:val="num" w:pos="1440"/>
+        </w:tabs>
+        <w:ind w:left="1440" w:hanging="360"/>
+      </w:pPr>
+      <w:rPr>
+        <w:rFonts w:ascii="Courier New" w:hAnsi="Courier New" w:hint="default"/>
+        <w:sz w:val="20"/>
+      </w:rPr>
+    </w:lvl>
+    <w:lvl w:ilvl="2" w:tentative="1">
+      <w:start w:val="1"/>
+      <w:numFmt w:val="bullet"/>
+      <w:lvlText w:val=""/>
+      <w:lvlJc w:val="left"/>
+      <w:pPr>
+        <w:tabs>
+          <w:tab w:val="num" w:pos="2160"/>
+        </w:tabs>
+        <w:ind w:left="2160" w:hanging="360"/>
+      </w:pPr>
+      <w:rPr>
+        <w:rFonts w:ascii="Wingdings" w:hAnsi="Wingdings" w:hint="default"/>
+        <w:sz w:val="20"/>
+      </w:rPr>
+    </w:lvl>
+    <w:lvl w:ilvl="3" w:tentative="1">
+      <w:start w:val="1"/>
+      <w:numFmt w:val="bullet"/>
+      <w:lvlText w:val=""/>
+      <w:lvlJc w:val="left"/>
+      <w:pPr>
+        <w:tabs>
+          <w:tab w:val="num" w:pos="2880"/>
+        </w:tabs>
+        <w:ind w:left="2880" w:hanging="360"/>
+      </w:pPr>
+      <w:rPr>
+        <w:rFonts w:ascii="Wingdings" w:hAnsi="Wingdings" w:hint="default"/>
+        <w:sz w:val="20"/>
+      </w:rPr>
+    </w:lvl>
+    <w:lvl w:ilvl="4" w:tentative="1">
+      <w:start w:val="1"/>
+      <w:numFmt w:val="bullet"/>
+      <w:lvlText w:val=""/>
+      <w:lvlJc w:val="left"/>
+      <w:pPr>
+        <w:tabs>
+          <w:tab w:val="num" w:pos="3600"/>
+        </w:tabs>
+        <w:ind w:left="3600" w:hanging="360"/>
+      </w:pPr>
+      <w:rPr>
+        <w:rFonts w:ascii="Wingdings" w:hAnsi="Wingdings" w:hint="default"/>
+        <w:sz w:val="20"/>
+      </w:rPr>
+    </w:lvl>
+    <w:lvl w:ilvl="5" w:tentative="1">
+      <w:start w:val="1"/>
+      <w:numFmt w:val="bullet"/>
+      <w:lvlText w:val=""/>
+      <w:lvlJc w:val="left"/>
+      <w:pPr>
+        <w:tabs>
+          <w:tab w:val="num" w:pos="4320"/>
+        </w:tabs>
+        <w:ind w:left="4320" w:hanging="360"/>
+      </w:pPr>
+      <w:rPr>
+        <w:rFonts w:ascii="Wingdings" w:hAnsi="Wingdings" w:hint="default"/>
+        <w:sz w:val="20"/>
+      </w:rPr>
+    </w:lvl>
+    <w:lvl w:ilvl="6" w:tentative="1">
+      <w:start w:val="1"/>
+      <w:numFmt w:val="bullet"/>
+      <w:lvlText w:val=""/>
+      <w:lvlJc w:val="left"/>
+      <w:pPr>
+        <w:tabs>
+          <w:tab w:val="num" w:pos="5040"/>
+        </w:tabs>
+        <w:ind w:left="5040" w:hanging="360"/>
+      </w:pPr>
+      <w:rPr>
+        <w:rFonts w:ascii="Wingdings" w:hAnsi="Wingdings" w:hint="default"/>
+        <w:sz w:val="20"/>
+      </w:rPr>
+    </w:lvl>
+    <w:lvl w:ilvl="7" w:tentative="1">
+      <w:start w:val="1"/>
+      <w:numFmt w:val="bullet"/>
+      <w:lvlText w:val=""/>
+      <w:lvlJc w:val="left"/>
+      <w:pPr>
+        <w:tabs>
+          <w:tab w:val="num" w:pos="5760"/>
+        </w:tabs>
+        <w:ind w:left="5760" w:hanging="360"/>
+      </w:pPr>
+      <w:rPr>
+        <w:rFonts w:ascii="Wingdings" w:hAnsi="Wingdings" w:hint="default"/>
+        <w:sz w:val="20"/>
+      </w:rPr>
+    </w:lvl>
+    <w:lvl w:ilvl="8" w:tentative="1">
+      <w:start w:val="1"/>
+      <w:numFmt w:val="bullet"/>
+      <w:lvlText w:val=""/>
+      <w:lvlJc w:val="left"/>
+      <w:pPr>
+        <w:tabs>
+          <w:tab w:val="num" w:pos="6480"/>
+        </w:tabs>
+        <w:ind w:left="6480" w:hanging="360"/>
+      </w:pPr>
+      <w:rPr>
+        <w:rFonts w:ascii="Wingdings" w:hAnsi="Wingdings" w:hint="default"/>
+        <w:sz w:val="20"/>
+      </w:rPr>
+    </w:lvl>
+  </w:abstractNum>
+  <w:abstractNum w:abstractNumId="3" w15:restartNumberingAfterBreak="0">
+    <w:nsid w:val="45F87F09"/>
+    <w:multiLevelType w:val="multilevel"/>
+    <w:tmpl w:val="AAD2EB28"/>
     <w:lvl w:ilvl="0">
       <w:start w:val="1"/>
       <w:numFmt w:val="bullet"/>
@@ -10369,7 +13744,156 @@
       </w:rPr>
     </w:lvl>
   </w:abstractNum>
-  <w:abstractNum w:abstractNumId="2" w15:restartNumberingAfterBreak="0">
+  <w:abstractNum w:abstractNumId="4" w15:restartNumberingAfterBreak="0">
+    <w:nsid w:val="67061572"/>
+    <w:multiLevelType w:val="multilevel"/>
+    <w:tmpl w:val="C0646378"/>
+    <w:lvl w:ilvl="0">
+      <w:start w:val="1"/>
+      <w:numFmt w:val="bullet"/>
+      <w:lvlText w:val=""/>
+      <w:lvlJc w:val="left"/>
+      <w:pPr>
+        <w:tabs>
+          <w:tab w:val="num" w:pos="720"/>
+        </w:tabs>
+        <w:ind w:left="720" w:hanging="360"/>
+      </w:pPr>
+      <w:rPr>
+        <w:rFonts w:ascii="Symbol" w:hAnsi="Symbol" w:hint="default"/>
+        <w:sz w:val="20"/>
+      </w:rPr>
+    </w:lvl>
+    <w:lvl w:ilvl="1" w:tentative="1">
+      <w:start w:val="1"/>
+      <w:numFmt w:val="bullet"/>
+      <w:lvlText w:val="o"/>
+      <w:lvlJc w:val="left"/>
+      <w:pPr>
+        <w:tabs>
+          <w:tab w:val="num" w:pos="1440"/>
+        </w:tabs>
+        <w:ind w:left="1440" w:hanging="360"/>
+      </w:pPr>
+      <w:rPr>
+        <w:rFonts w:ascii="Courier New" w:hAnsi="Courier New" w:hint="default"/>
+        <w:sz w:val="20"/>
+      </w:rPr>
+    </w:lvl>
+    <w:lvl w:ilvl="2" w:tentative="1">
+      <w:start w:val="1"/>
+      <w:numFmt w:val="bullet"/>
+      <w:lvlText w:val=""/>
+      <w:lvlJc w:val="left"/>
+      <w:pPr>
+        <w:tabs>
+          <w:tab w:val="num" w:pos="2160"/>
+        </w:tabs>
+        <w:ind w:left="2160" w:hanging="360"/>
+      </w:pPr>
+      <w:rPr>
+        <w:rFonts w:ascii="Wingdings" w:hAnsi="Wingdings" w:hint="default"/>
+        <w:sz w:val="20"/>
+      </w:rPr>
+    </w:lvl>
+    <w:lvl w:ilvl="3" w:tentative="1">
+      <w:start w:val="1"/>
+      <w:numFmt w:val="bullet"/>
+      <w:lvlText w:val=""/>
+      <w:lvlJc w:val="left"/>
+      <w:pPr>
+        <w:tabs>
+          <w:tab w:val="num" w:pos="2880"/>
+        </w:tabs>
+        <w:ind w:left="2880" w:hanging="360"/>
+      </w:pPr>
+      <w:rPr>
+        <w:rFonts w:ascii="Wingdings" w:hAnsi="Wingdings" w:hint="default"/>
+        <w:sz w:val="20"/>
+      </w:rPr>
+    </w:lvl>
+    <w:lvl w:ilvl="4" w:tentative="1">
+      <w:start w:val="1"/>
+      <w:numFmt w:val="bullet"/>
+      <w:lvlText w:val=""/>
+      <w:lvlJc w:val="left"/>
+      <w:pPr>
+        <w:tabs>
+          <w:tab w:val="num" w:pos="3600"/>
+        </w:tabs>
+        <w:ind w:left="3600" w:hanging="360"/>
+      </w:pPr>
+      <w:rPr>
+        <w:rFonts w:ascii="Wingdings" w:hAnsi="Wingdings" w:hint="default"/>
+        <w:sz w:val="20"/>
+      </w:rPr>
+    </w:lvl>
+    <w:lvl w:ilvl="5" w:tentative="1">
+      <w:start w:val="1"/>
+      <w:numFmt w:val="bullet"/>
+      <w:lvlText w:val=""/>
+      <w:lvlJc w:val="left"/>
+      <w:pPr>
+        <w:tabs>
+          <w:tab w:val="num" w:pos="4320"/>
+        </w:tabs>
+        <w:ind w:left="4320" w:hanging="360"/>
+      </w:pPr>
+      <w:rPr>
+        <w:rFonts w:ascii="Wingdings" w:hAnsi="Wingdings" w:hint="default"/>
+        <w:sz w:val="20"/>
+      </w:rPr>
+    </w:lvl>
+    <w:lvl w:ilvl="6" w:tentative="1">
+      <w:start w:val="1"/>
+      <w:numFmt w:val="bullet"/>
+      <w:lvlText w:val=""/>
+      <w:lvlJc w:val="left"/>
+      <w:pPr>
+        <w:tabs>
+          <w:tab w:val="num" w:pos="5040"/>
+        </w:tabs>
+        <w:ind w:left="5040" w:hanging="360"/>
+      </w:pPr>
+      <w:rPr>
+        <w:rFonts w:ascii="Wingdings" w:hAnsi="Wingdings" w:hint="default"/>
+        <w:sz w:val="20"/>
+      </w:rPr>
+    </w:lvl>
+    <w:lvl w:ilvl="7" w:tentative="1">
+      <w:start w:val="1"/>
+      <w:numFmt w:val="bullet"/>
+      <w:lvlText w:val=""/>
+      <w:lvlJc w:val="left"/>
+      <w:pPr>
+        <w:tabs>
+          <w:tab w:val="num" w:pos="5760"/>
+        </w:tabs>
+        <w:ind w:left="5760" w:hanging="360"/>
+      </w:pPr>
+      <w:rPr>
+        <w:rFonts w:ascii="Wingdings" w:hAnsi="Wingdings" w:hint="default"/>
+        <w:sz w:val="20"/>
+      </w:rPr>
+    </w:lvl>
+    <w:lvl w:ilvl="8" w:tentative="1">
+      <w:start w:val="1"/>
+      <w:numFmt w:val="bullet"/>
+      <w:lvlText w:val=""/>
+      <w:lvlJc w:val="left"/>
+      <w:pPr>
+        <w:tabs>
+          <w:tab w:val="num" w:pos="6480"/>
+        </w:tabs>
+        <w:ind w:left="6480" w:hanging="360"/>
+      </w:pPr>
+      <w:rPr>
+        <w:rFonts w:ascii="Wingdings" w:hAnsi="Wingdings" w:hint="default"/>
+        <w:sz w:val="20"/>
+      </w:rPr>
+    </w:lvl>
+  </w:abstractNum>
+  <w:abstractNum w:abstractNumId="5" w15:restartNumberingAfterBreak="0">
     <w:nsid w:val="6F642657"/>
     <w:multiLevelType w:val="multilevel"/>
     <w:tmpl w:val="64FC8992"/>
@@ -10504,7 +14028,7 @@
       </w:rPr>
     </w:lvl>
   </w:abstractNum>
-  <w:abstractNum w:abstractNumId="3" w15:restartNumberingAfterBreak="0">
+  <w:abstractNum w:abstractNumId="6" w15:restartNumberingAfterBreak="0">
     <w:nsid w:val="71A47B3D"/>
     <w:multiLevelType w:val="multilevel"/>
     <w:tmpl w:val="2BAE2958"/>
@@ -10653,16 +14177,177 @@
       </w:rPr>
     </w:lvl>
   </w:abstractNum>
+  <w:abstractNum w:abstractNumId="7" w15:restartNumberingAfterBreak="0">
+    <w:nsid w:val="7FAD730C"/>
+    <w:multiLevelType w:val="multilevel"/>
+    <w:tmpl w:val="DA66F68E"/>
+    <w:lvl w:ilvl="0">
+      <w:start w:val="1"/>
+      <w:numFmt w:val="bullet"/>
+      <w:lvlText w:val=""/>
+      <w:lvlJc w:val="left"/>
+      <w:pPr>
+        <w:tabs>
+          <w:tab w:val="num" w:pos="720"/>
+        </w:tabs>
+        <w:ind w:left="720" w:hanging="360"/>
+      </w:pPr>
+      <w:rPr>
+        <w:rFonts w:ascii="Symbol" w:hAnsi="Symbol" w:hint="default"/>
+        <w:sz w:val="20"/>
+      </w:rPr>
+    </w:lvl>
+    <w:lvl w:ilvl="1">
+      <w:start w:val="1"/>
+      <w:numFmt w:val="bullet"/>
+      <w:lvlText w:val="o"/>
+      <w:lvlJc w:val="left"/>
+      <w:pPr>
+        <w:tabs>
+          <w:tab w:val="num" w:pos="1440"/>
+        </w:tabs>
+        <w:ind w:left="1440" w:hanging="360"/>
+      </w:pPr>
+      <w:rPr>
+        <w:rFonts w:ascii="Courier New" w:hAnsi="Courier New" w:hint="default"/>
+        <w:sz w:val="20"/>
+      </w:rPr>
+    </w:lvl>
+    <w:lvl w:ilvl="2" w:tentative="1">
+      <w:start w:val="1"/>
+      <w:numFmt w:val="bullet"/>
+      <w:lvlText w:val=""/>
+      <w:lvlJc w:val="left"/>
+      <w:pPr>
+        <w:tabs>
+          <w:tab w:val="num" w:pos="2160"/>
+        </w:tabs>
+        <w:ind w:left="2160" w:hanging="360"/>
+      </w:pPr>
+      <w:rPr>
+        <w:rFonts w:ascii="Wingdings" w:hAnsi="Wingdings" w:hint="default"/>
+        <w:sz w:val="20"/>
+      </w:rPr>
+    </w:lvl>
+    <w:lvl w:ilvl="3" w:tentative="1">
+      <w:start w:val="1"/>
+      <w:numFmt w:val="bullet"/>
+      <w:lvlText w:val=""/>
+      <w:lvlJc w:val="left"/>
+      <w:pPr>
+        <w:tabs>
+          <w:tab w:val="num" w:pos="2880"/>
+        </w:tabs>
+        <w:ind w:left="2880" w:hanging="360"/>
+      </w:pPr>
+      <w:rPr>
+        <w:rFonts w:ascii="Wingdings" w:hAnsi="Wingdings" w:hint="default"/>
+        <w:sz w:val="20"/>
+      </w:rPr>
+    </w:lvl>
+    <w:lvl w:ilvl="4" w:tentative="1">
+      <w:start w:val="1"/>
+      <w:numFmt w:val="bullet"/>
+      <w:lvlText w:val=""/>
+      <w:lvlJc w:val="left"/>
+      <w:pPr>
+        <w:tabs>
+          <w:tab w:val="num" w:pos="3600"/>
+        </w:tabs>
+        <w:ind w:left="3600" w:hanging="360"/>
+      </w:pPr>
+      <w:rPr>
+        <w:rFonts w:ascii="Wingdings" w:hAnsi="Wingdings" w:hint="default"/>
+        <w:sz w:val="20"/>
+      </w:rPr>
+    </w:lvl>
+    <w:lvl w:ilvl="5" w:tentative="1">
+      <w:start w:val="1"/>
+      <w:numFmt w:val="bullet"/>
+      <w:lvlText w:val=""/>
+      <w:lvlJc w:val="left"/>
+      <w:pPr>
+        <w:tabs>
+          <w:tab w:val="num" w:pos="4320"/>
+        </w:tabs>
+        <w:ind w:left="4320" w:hanging="360"/>
+      </w:pPr>
+      <w:rPr>
+        <w:rFonts w:ascii="Wingdings" w:hAnsi="Wingdings" w:hint="default"/>
+        <w:sz w:val="20"/>
+      </w:rPr>
+    </w:lvl>
+    <w:lvl w:ilvl="6" w:tentative="1">
+      <w:start w:val="1"/>
+      <w:numFmt w:val="bullet"/>
+      <w:lvlText w:val=""/>
+      <w:lvlJc w:val="left"/>
+      <w:pPr>
+        <w:tabs>
+          <w:tab w:val="num" w:pos="5040"/>
+        </w:tabs>
+        <w:ind w:left="5040" w:hanging="360"/>
+      </w:pPr>
+      <w:rPr>
+        <w:rFonts w:ascii="Wingdings" w:hAnsi="Wingdings" w:hint="default"/>
+        <w:sz w:val="20"/>
+      </w:rPr>
+    </w:lvl>
+    <w:lvl w:ilvl="7" w:tentative="1">
+      <w:start w:val="1"/>
+      <w:numFmt w:val="bullet"/>
+      <w:lvlText w:val=""/>
+      <w:lvlJc w:val="left"/>
+      <w:pPr>
+        <w:tabs>
+          <w:tab w:val="num" w:pos="5760"/>
+        </w:tabs>
+        <w:ind w:left="5760" w:hanging="360"/>
+      </w:pPr>
+      <w:rPr>
+        <w:rFonts w:ascii="Wingdings" w:hAnsi="Wingdings" w:hint="default"/>
+        <w:sz w:val="20"/>
+      </w:rPr>
+    </w:lvl>
+    <w:lvl w:ilvl="8" w:tentative="1">
+      <w:start w:val="1"/>
+      <w:numFmt w:val="bullet"/>
+      <w:lvlText w:val=""/>
+      <w:lvlJc w:val="left"/>
+      <w:pPr>
+        <w:tabs>
+          <w:tab w:val="num" w:pos="6480"/>
+        </w:tabs>
+        <w:ind w:left="6480" w:hanging="360"/>
+      </w:pPr>
+      <w:rPr>
+        <w:rFonts w:ascii="Wingdings" w:hAnsi="Wingdings" w:hint="default"/>
+        <w:sz w:val="20"/>
+      </w:rPr>
+    </w:lvl>
+  </w:abstractNum>
   <w:num w:numId="1" w16cid:durableId="1391032489">
     <w:abstractNumId w:val="0"/>
   </w:num>
   <w:num w:numId="2" w16cid:durableId="1323243413">
+    <w:abstractNumId w:val="5"/>
+  </w:num>
+  <w:num w:numId="3" w16cid:durableId="641692198">
+    <w:abstractNumId w:val="4"/>
+  </w:num>
+  <w:num w:numId="4" w16cid:durableId="1226723800">
+    <w:abstractNumId w:val="6"/>
+  </w:num>
+  <w:num w:numId="5" w16cid:durableId="1863125009">
+    <w:abstractNumId w:val="1"/>
+  </w:num>
+  <w:num w:numId="6" w16cid:durableId="465051318">
     <w:abstractNumId w:val="2"/>
   </w:num>
-  <w:num w:numId="3" w16cid:durableId="641692198">
-    <w:abstractNumId w:val="1"/>
+  <w:num w:numId="7" w16cid:durableId="437529900">
+    <w:abstractNumId w:val="7"/>
   </w:num>
-  <w:num w:numId="4" w16cid:durableId="1226723800">
+  <w:num w:numId="8" w16cid:durableId="2062896816">
     <w:abstractNumId w:val="3"/>
   </w:num>
 </w:numbering>

--- a/note_geo_jo.docx
+++ b/note_geo_jo.docx
@@ -12063,6 +12063,7 @@
       <w:pPr>
         <w:pStyle w:val="1"/>
         <w:rPr>
+          <w:rFonts w:hint="eastAsia"/>
           <w:lang w:val="fr-FR"/>
         </w:rPr>
       </w:pPr>
@@ -12078,6 +12079,7 @@
       <w:pPr>
         <w:pStyle w:val="2"/>
         <w:rPr>
+          <w:rFonts w:hint="eastAsia"/>
           <w:lang w:val="fr-FR"/>
         </w:rPr>
       </w:pPr>
@@ -12110,6 +12112,7 @@
       <w:pPr>
         <w:pStyle w:val="2"/>
         <w:rPr>
+          <w:rFonts w:hint="eastAsia"/>
           <w:lang w:val="fr-FR"/>
         </w:rPr>
       </w:pPr>
@@ -12664,6 +12667,7 @@
     <w:p>
       <w:pPr>
         <w:rPr>
+          <w:rFonts w:hint="eastAsia"/>
           <w:color w:val="EE0000"/>
           <w:lang w:val="fr-FR"/>
         </w:rPr>
@@ -12672,6 +12676,7 @@
     <w:p>
       <w:pPr>
         <w:rPr>
+          <w:rFonts w:hint="eastAsia"/>
           <w:color w:val="EE0000"/>
           <w:lang w:val="fr-FR"/>
         </w:rPr>
@@ -12681,6 +12686,7 @@
       <w:pPr>
         <w:pStyle w:val="2"/>
         <w:rPr>
+          <w:rFonts w:hint="eastAsia"/>
           <w:lang w:val="fr-FR"/>
         </w:rPr>
       </w:pPr>
@@ -12714,6 +12720,7 @@
     <w:p>
       <w:pPr>
         <w:rPr>
+          <w:rFonts w:hint="eastAsia"/>
           <w:color w:val="EE0000"/>
           <w:lang w:val="fr-FR"/>
         </w:rPr>
@@ -12722,6 +12729,7 @@
     <w:p>
       <w:pPr>
         <w:rPr>
+          <w:rFonts w:hint="eastAsia"/>
           <w:b/>
           <w:bCs/>
           <w:color w:val="EE0000"/>
@@ -12743,6 +12751,7 @@
           <w:numId w:val="7"/>
         </w:numPr>
         <w:rPr>
+          <w:rFonts w:hint="eastAsia"/>
           <w:color w:val="EE0000"/>
         </w:rPr>
       </w:pPr>
@@ -12760,6 +12769,7 @@
           <w:numId w:val="7"/>
         </w:numPr>
         <w:rPr>
+          <w:rFonts w:hint="eastAsia"/>
           <w:color w:val="EE0000"/>
         </w:rPr>
       </w:pPr>
@@ -12777,6 +12787,7 @@
           <w:numId w:val="7"/>
         </w:numPr>
         <w:rPr>
+          <w:rFonts w:hint="eastAsia"/>
           <w:color w:val="EE0000"/>
         </w:rPr>
       </w:pPr>
@@ -12822,6 +12833,7 @@
     <w:p>
       <w:pPr>
         <w:rPr>
+          <w:rFonts w:hint="eastAsia"/>
           <w:b/>
           <w:bCs/>
           <w:color w:val="EE0000"/>
@@ -12831,6 +12843,7 @@
     <w:p>
       <w:pPr>
         <w:rPr>
+          <w:rFonts w:hint="eastAsia"/>
           <w:b/>
           <w:bCs/>
           <w:color w:val="EE0000"/>
@@ -12852,6 +12865,7 @@
           <w:numId w:val="8"/>
         </w:numPr>
         <w:rPr>
+          <w:rFonts w:hint="eastAsia"/>
           <w:color w:val="EE0000"/>
         </w:rPr>
       </w:pPr>
@@ -12878,6 +12892,7 @@
           <w:numId w:val="8"/>
         </w:numPr>
         <w:rPr>
+          <w:rFonts w:hint="eastAsia"/>
           <w:color w:val="EE0000"/>
         </w:rPr>
       </w:pPr>
@@ -12909,6 +12924,7 @@
           <w:numId w:val="8"/>
         </w:numPr>
         <w:rPr>
+          <w:rFonts w:hint="eastAsia"/>
           <w:color w:val="EE0000"/>
         </w:rPr>
       </w:pPr>
@@ -12922,6 +12938,7 @@
     <w:p>
       <w:pPr>
         <w:rPr>
+          <w:rFonts w:hint="eastAsia"/>
           <w:color w:val="EE0000"/>
         </w:rPr>
       </w:pPr>
@@ -12929,6 +12946,7 @@
     <w:p>
       <w:pPr>
         <w:rPr>
+          <w:rFonts w:hint="eastAsia"/>
           <w:color w:val="EE0000"/>
         </w:rPr>
       </w:pPr>
@@ -12941,6 +12959,9 @@
           <w:numId w:val="2"/>
         </w:numPr>
         <w:ind w:left="426"/>
+        <w:rPr>
+          <w:rFonts w:hint="eastAsia"/>
+        </w:rPr>
       </w:pPr>
       <w:r>
         <w:t>Q2</w:t>
@@ -12972,21 +12993,142 @@
         <w:t>Q1Q3开放更多的房源，但是因为还是6月底还未被预定， AVA90上升</w:t>
       </w:r>
     </w:p>
-    <w:p/>
-    <w:p>
-      <w:pPr>
-        <w:rPr>
-          <w:rFonts w:hint="eastAsia"/>
+    <w:p>
+      <w:pPr>
+        <w:rPr>
+          <w:rFonts w:hint="eastAsia"/>
+        </w:rPr>
+      </w:pPr>
+    </w:p>
+    <w:p>
+      <w:pPr>
+        <w:rPr>
           <w:color w:val="EE0000"/>
         </w:rPr>
       </w:pPr>
-    </w:p>
-    <w:p>
-      <w:pPr>
-        <w:rPr>
-          <w:rFonts w:hint="eastAsia"/>
+      <w:r>
+        <w:rPr>
           <w:color w:val="EE0000"/>
         </w:rPr>
+        <w:t>这意味着：</w:t>
+      </w:r>
+    </w:p>
+    <w:p>
+      <w:pPr>
+        <w:numPr>
+          <w:ilvl w:val="0"/>
+          <w:numId w:val="9"/>
+        </w:numPr>
+        <w:rPr>
+          <w:color w:val="EE0000"/>
+        </w:rPr>
+      </w:pPr>
+      <w:r>
+        <w:rPr>
+          <w:color w:val="EE0000"/>
+        </w:rPr>
+        <w:t>ava90 ↑：</w:t>
+      </w:r>
+    </w:p>
+    <w:p>
+      <w:pPr>
+        <w:numPr>
+          <w:ilvl w:val="1"/>
+          <w:numId w:val="9"/>
+        </w:numPr>
+        <w:rPr>
+          <w:color w:val="EE0000"/>
+        </w:rPr>
+      </w:pPr>
+      <w:r>
+        <w:rPr>
+          <w:color w:val="EE0000"/>
+        </w:rPr>
+        <w:t>可能是：需求低 → 没人订</w:t>
+      </w:r>
+    </w:p>
+    <w:p>
+      <w:pPr>
+        <w:numPr>
+          <w:ilvl w:val="1"/>
+          <w:numId w:val="9"/>
+        </w:numPr>
+        <w:rPr>
+          <w:color w:val="EE0000"/>
+        </w:rPr>
+      </w:pPr>
+      <w:r>
+        <w:rPr>
+          <w:color w:val="EE0000"/>
+        </w:rPr>
+        <w:t>也可能是：房东投机性开放（JO）</w:t>
+      </w:r>
+    </w:p>
+    <w:p>
+      <w:pPr>
+        <w:numPr>
+          <w:ilvl w:val="0"/>
+          <w:numId w:val="9"/>
+        </w:numPr>
+        <w:rPr>
+          <w:color w:val="EE0000"/>
+        </w:rPr>
+      </w:pPr>
+      <w:r>
+        <w:rPr>
+          <w:color w:val="EE0000"/>
+        </w:rPr>
+        <w:t>ava90 ↓：</w:t>
+      </w:r>
+    </w:p>
+    <w:p>
+      <w:pPr>
+        <w:numPr>
+          <w:ilvl w:val="1"/>
+          <w:numId w:val="9"/>
+        </w:numPr>
+        <w:rPr>
+          <w:color w:val="EE0000"/>
+        </w:rPr>
+      </w:pPr>
+      <w:r>
+        <w:rPr>
+          <w:color w:val="EE0000"/>
+        </w:rPr>
+        <w:t>可能是：被大量预订（performance 好）</w:t>
+      </w:r>
+    </w:p>
+    <w:p>
+      <w:pPr>
+        <w:numPr>
+          <w:ilvl w:val="1"/>
+          <w:numId w:val="9"/>
+        </w:numPr>
+        <w:rPr>
+          <w:color w:val="EE0000"/>
+        </w:rPr>
+      </w:pPr>
+      <w:r>
+        <w:rPr>
+          <w:color w:val="EE0000"/>
+        </w:rPr>
+        <w:t>也可能是：房东主动关闭日历</w:t>
+      </w:r>
+    </w:p>
+    <w:p>
+      <w:pPr>
+        <w:rPr>
+          <w:rFonts w:hint="eastAsia"/>
+          <w:color w:val="EE0000"/>
+        </w:rPr>
+      </w:pPr>
+    </w:p>
+    <w:p>
+      <w:pPr>
+        <w:rPr>
+          <w:rFonts w:hint="eastAsia"/>
+          <w:color w:val="EE0000"/>
+        </w:rPr>
       </w:pPr>
     </w:p>
     <w:p>
@@ -13012,8 +13154,19 @@
       </w:r>
       <w:proofErr w:type="gramEnd"/>
     </w:p>
-    <w:p/>
-    <w:p>
+    <w:p>
+      <w:pPr>
+        <w:rPr>
+          <w:rFonts w:hint="eastAsia"/>
+        </w:rPr>
+      </w:pPr>
+    </w:p>
+    <w:p>
+      <w:pPr>
+        <w:rPr>
+          <w:rFonts w:hint="eastAsia"/>
+        </w:rPr>
+      </w:pPr>
       <w:r>
         <w:rPr>
           <w:rFonts w:hint="eastAsia"/>
@@ -13034,8 +13187,20 @@
         <w:t>Q2Q3：暂时性变化</w:t>
       </w:r>
     </w:p>
-    <w:p/>
-    <w:p/>
+    <w:p>
+      <w:pPr>
+        <w:rPr>
+          <w:rFonts w:hint="eastAsia"/>
+        </w:rPr>
+      </w:pPr>
+    </w:p>
+    <w:p>
+      <w:pPr>
+        <w:rPr>
+          <w:rFonts w:hint="eastAsia"/>
+        </w:rPr>
+      </w:pPr>
+    </w:p>
     <w:p>
       <w:pPr>
         <w:rPr>
@@ -13046,20 +13211,33 @@
     <w:p>
       <w:pPr>
         <w:pStyle w:val="2"/>
+        <w:rPr>
+          <w:rFonts w:hint="eastAsia"/>
+          <w:strike/>
+        </w:rPr>
       </w:pPr>
       <w:proofErr w:type="gramStart"/>
       <w:r>
         <w:rPr>
           <w:rFonts w:hint="eastAsia"/>
+          <w:strike/>
         </w:rPr>
         <w:t>78</w:t>
       </w:r>
       <w:proofErr w:type="gramEnd"/>
       <w:r>
+        <w:rPr>
+          <w:strike/>
+        </w:rPr>
         <w:t>月份预订率？</w:t>
       </w:r>
     </w:p>
     <w:p>
+      <w:pPr>
+        <w:rPr>
+          <w:rFonts w:hint="eastAsia"/>
+        </w:rPr>
+      </w:pPr>
       <w:r>
         <w:t>我有一种方法不知道是否合理，我们是否能够通过2406, 2409的数据来获得，</w:t>
       </w:r>
@@ -13069,10 +13247,19 @@
       </w:r>
       <w:proofErr w:type="gramEnd"/>
       <w:r>
-        <w:t xml:space="preserve">月份的评论数值和ava？因为在每一个季度的数据中有'availability_30', 'availability_60', 'availability_90', </w:t>
-      </w:r>
-    </w:p>
-    <w:p>
+        <w:t xml:space="preserve">月份的评论数值和ava？因为在每一个季度的数据中有'availability_30', 'availability_60', </w:t>
+      </w:r>
+      <w:r>
+        <w:lastRenderedPageBreak/>
+        <w:t xml:space="preserve">'availability_90', </w:t>
+      </w:r>
+    </w:p>
+    <w:p>
+      <w:pPr>
+        <w:rPr>
+          <w:rFonts w:hint="eastAsia"/>
+        </w:rPr>
+      </w:pPr>
       <w:r>
         <w:t>'</w:t>
       </w:r>
@@ -13094,6 +13281,11 @@
       </w:r>
     </w:p>
     <w:p>
+      <w:pPr>
+        <w:rPr>
+          <w:rFonts w:hint="eastAsia"/>
+        </w:rPr>
+      </w:pPr>
       <w:r>
         <w:t>'</w:t>
       </w:r>
@@ -13166,6 +13358,789 @@
       <w:pPr>
         <w:rPr>
           <w:rFonts w:ascii="Times New Roman" w:hAnsi="Times New Roman" w:cs="Times New Roman"/>
+        </w:rPr>
+      </w:pPr>
+      <w:r>
+        <w:rPr>
+          <w:rFonts w:ascii="Times New Roman" w:hAnsi="Times New Roman" w:cs="Times New Roman"/>
+        </w:rPr>
+        <w:t>N</w:t>
+      </w:r>
+      <w:r>
+        <w:rPr>
+          <w:rFonts w:ascii="Times New Roman" w:hAnsi="Times New Roman" w:cs="Times New Roman" w:hint="eastAsia"/>
+        </w:rPr>
+        <w:t>e</w:t>
+      </w:r>
+      <w:r>
+        <w:rPr>
+          <w:rFonts w:ascii="Times New Roman" w:hAnsi="Times New Roman" w:cs="Times New Roman"/>
+        </w:rPr>
+        <w:t xml:space="preserve">w </w:t>
+      </w:r>
+      <w:proofErr w:type="gramStart"/>
+      <w:r>
+        <w:rPr>
+          <w:rFonts w:ascii="Times New Roman" w:hAnsi="Times New Roman" w:cs="Times New Roman"/>
+        </w:rPr>
+        <w:t>y :</w:t>
+      </w:r>
+      <w:proofErr w:type="gramEnd"/>
+      <w:r>
+        <w:rPr>
+          <w:rFonts w:ascii="Times New Roman" w:hAnsi="Times New Roman" w:cs="Times New Roman"/>
+        </w:rPr>
+        <w:t xml:space="preserve"> number_of_reviews_Q3</w:t>
+      </w:r>
+    </w:p>
+    <w:p>
+      <w:pPr>
+        <w:rPr>
+          <w:rFonts w:ascii="Times New Roman" w:hAnsi="Times New Roman" w:cs="Times New Roman"/>
+          <w:b/>
+          <w:bCs/>
+          <w:lang w:val="fr-FR"/>
+        </w:rPr>
+      </w:pPr>
+    </w:p>
+    <w:p>
+      <w:pPr>
+        <w:rPr>
+          <w:rFonts w:ascii="Times New Roman" w:hAnsi="Times New Roman" w:cs="Times New Roman"/>
+          <w:b/>
+          <w:bCs/>
+          <w:lang w:val="fr-FR"/>
+        </w:rPr>
+      </w:pPr>
+    </w:p>
+    <w:p>
+      <w:pPr>
+        <w:rPr>
+          <w:rFonts w:ascii="Times New Roman" w:hAnsi="Times New Roman" w:cs="Times New Roman"/>
+          <w:b/>
+          <w:bCs/>
+          <w:color w:val="0070C0"/>
+          <w:lang w:val="fr-FR"/>
+        </w:rPr>
+      </w:pPr>
+    </w:p>
+    <w:p>
+      <w:pPr>
+        <w:rPr>
+          <w:rFonts w:ascii="Times New Roman" w:hAnsi="Times New Roman" w:cs="Times New Roman"/>
+          <w:b/>
+          <w:bCs/>
+          <w:color w:val="0070C0"/>
+        </w:rPr>
+      </w:pPr>
+      <w:r>
+        <w:rPr>
+          <w:rFonts w:ascii="Segoe UI Emoji" w:hAnsi="Segoe UI Emoji" w:cs="Segoe UI Emoji"/>
+          <w:b/>
+          <w:bCs/>
+          <w:color w:val="0070C0"/>
+        </w:rPr>
+        <w:t>❌</w:t>
+      </w:r>
+      <w:r>
+        <w:rPr>
+          <w:rFonts w:ascii="Times New Roman" w:hAnsi="Times New Roman" w:cs="Times New Roman"/>
+          <w:b/>
+          <w:bCs/>
+          <w:color w:val="0070C0"/>
+        </w:rPr>
+        <w:t xml:space="preserve"> </w:t>
+      </w:r>
+      <w:r>
+        <w:rPr>
+          <w:rFonts w:ascii="Times New Roman" w:hAnsi="Times New Roman" w:cs="Times New Roman"/>
+          <w:b/>
+          <w:bCs/>
+          <w:color w:val="0070C0"/>
+        </w:rPr>
+        <w:t>不推荐</w:t>
+      </w:r>
+      <w:r>
+        <w:rPr>
+          <w:rFonts w:ascii="Times New Roman" w:hAnsi="Times New Roman" w:cs="Times New Roman"/>
+          <w:b/>
+          <w:bCs/>
+          <w:color w:val="0070C0"/>
+          <w:lang w:val="fr-FR"/>
+        </w:rPr>
+        <w:t>booking_rate_l90d</w:t>
+      </w:r>
+      <w:r>
+        <w:rPr>
+          <w:rFonts w:ascii="Times New Roman" w:hAnsi="Times New Roman" w:cs="Times New Roman"/>
+          <w:b/>
+          <w:bCs/>
+          <w:color w:val="0070C0"/>
+        </w:rPr>
+        <w:t>作为</w:t>
+      </w:r>
+      <w:r>
+        <w:rPr>
+          <w:rFonts w:ascii="Times New Roman" w:hAnsi="Times New Roman" w:cs="Times New Roman"/>
+          <w:b/>
+          <w:bCs/>
+          <w:color w:val="0070C0"/>
+        </w:rPr>
+        <w:t xml:space="preserve"> OLS </w:t>
+      </w:r>
+      <w:r>
+        <w:rPr>
+          <w:rFonts w:ascii="Times New Roman" w:hAnsi="Times New Roman" w:cs="Times New Roman"/>
+          <w:b/>
+          <w:bCs/>
+          <w:color w:val="0070C0"/>
+        </w:rPr>
+        <w:t>的</w:t>
+      </w:r>
+      <w:r>
+        <w:rPr>
+          <w:rFonts w:ascii="Times New Roman" w:hAnsi="Times New Roman" w:cs="Times New Roman"/>
+          <w:b/>
+          <w:bCs/>
+          <w:color w:val="0070C0"/>
+        </w:rPr>
+        <w:t xml:space="preserve"> y</w:t>
+      </w:r>
+    </w:p>
+    <w:p>
+      <w:pPr>
+        <w:rPr>
+          <w:rFonts w:ascii="Times New Roman" w:hAnsi="Times New Roman" w:cs="Times New Roman"/>
+          <w:color w:val="0070C0"/>
+        </w:rPr>
+      </w:pPr>
+      <w:r>
+        <w:rPr>
+          <w:rFonts w:ascii="Times New Roman" w:hAnsi="Times New Roman" w:cs="Times New Roman"/>
+          <w:color w:val="0070C0"/>
+        </w:rPr>
+        <w:t>原因只有一句话，但非常致命：</w:t>
+      </w:r>
+    </w:p>
+    <w:p>
+      <w:pPr>
+        <w:rPr>
+          <w:rFonts w:ascii="Times New Roman" w:hAnsi="Times New Roman" w:cs="Times New Roman"/>
+          <w:color w:val="0070C0"/>
+        </w:rPr>
+      </w:pPr>
+      <w:r>
+        <w:rPr>
+          <w:rFonts w:ascii="Times New Roman" w:hAnsi="Times New Roman" w:cs="Times New Roman"/>
+          <w:b/>
+          <w:bCs/>
+          <w:color w:val="0070C0"/>
+        </w:rPr>
+        <w:t>你在</w:t>
+      </w:r>
+      <w:r>
+        <w:rPr>
+          <w:rFonts w:ascii="Times New Roman" w:hAnsi="Times New Roman" w:cs="Times New Roman"/>
+          <w:b/>
+          <w:bCs/>
+          <w:color w:val="0070C0"/>
+        </w:rPr>
+        <w:t xml:space="preserve"> y </w:t>
+      </w:r>
+      <w:r>
+        <w:rPr>
+          <w:rFonts w:ascii="Times New Roman" w:hAnsi="Times New Roman" w:cs="Times New Roman"/>
+          <w:b/>
+          <w:bCs/>
+          <w:color w:val="0070C0"/>
+        </w:rPr>
+        <w:t>里混合了</w:t>
+      </w:r>
+      <w:r>
+        <w:rPr>
+          <w:rFonts w:ascii="Times New Roman" w:hAnsi="Times New Roman" w:cs="Times New Roman"/>
+          <w:b/>
+          <w:bCs/>
+          <w:color w:val="0070C0"/>
+        </w:rPr>
+        <w:t>“</w:t>
+      </w:r>
+      <w:r>
+        <w:rPr>
+          <w:rFonts w:ascii="Times New Roman" w:hAnsi="Times New Roman" w:cs="Times New Roman"/>
+          <w:b/>
+          <w:bCs/>
+          <w:color w:val="0070C0"/>
+        </w:rPr>
+        <w:t>房东行为（</w:t>
+      </w:r>
+      <w:r>
+        <w:rPr>
+          <w:rFonts w:ascii="Times New Roman" w:hAnsi="Times New Roman" w:cs="Times New Roman"/>
+          <w:b/>
+          <w:bCs/>
+          <w:color w:val="0070C0"/>
+        </w:rPr>
+        <w:t>ava90</w:t>
+      </w:r>
+      <w:r>
+        <w:rPr>
+          <w:rFonts w:ascii="Times New Roman" w:hAnsi="Times New Roman" w:cs="Times New Roman"/>
+          <w:b/>
+          <w:bCs/>
+          <w:color w:val="0070C0"/>
+        </w:rPr>
+        <w:t>）</w:t>
+      </w:r>
+      <w:r>
+        <w:rPr>
+          <w:rFonts w:ascii="Times New Roman" w:hAnsi="Times New Roman" w:cs="Times New Roman"/>
+          <w:b/>
+          <w:bCs/>
+          <w:color w:val="0070C0"/>
+        </w:rPr>
+        <w:t>”</w:t>
+      </w:r>
+      <w:r>
+        <w:rPr>
+          <w:rFonts w:ascii="Times New Roman" w:hAnsi="Times New Roman" w:cs="Times New Roman"/>
+          <w:b/>
+          <w:bCs/>
+          <w:color w:val="0070C0"/>
+        </w:rPr>
+        <w:t>和</w:t>
+      </w:r>
+      <w:r>
+        <w:rPr>
+          <w:rFonts w:ascii="Times New Roman" w:hAnsi="Times New Roman" w:cs="Times New Roman"/>
+          <w:b/>
+          <w:bCs/>
+          <w:color w:val="0070C0"/>
+        </w:rPr>
+        <w:t>“</w:t>
+      </w:r>
+      <w:r>
+        <w:rPr>
+          <w:rFonts w:ascii="Times New Roman" w:hAnsi="Times New Roman" w:cs="Times New Roman"/>
+          <w:b/>
+          <w:bCs/>
+          <w:color w:val="0070C0"/>
+        </w:rPr>
+        <w:t>市场结果（</w:t>
+      </w:r>
+      <w:r>
+        <w:rPr>
+          <w:rFonts w:ascii="Times New Roman" w:hAnsi="Times New Roman" w:cs="Times New Roman"/>
+          <w:b/>
+          <w:bCs/>
+          <w:color w:val="0070C0"/>
+        </w:rPr>
+        <w:t>reviews</w:t>
+      </w:r>
+      <w:r>
+        <w:rPr>
+          <w:rFonts w:ascii="Times New Roman" w:hAnsi="Times New Roman" w:cs="Times New Roman"/>
+          <w:b/>
+          <w:bCs/>
+          <w:color w:val="0070C0"/>
+        </w:rPr>
+        <w:t>）</w:t>
+      </w:r>
+      <w:r>
+        <w:rPr>
+          <w:rFonts w:ascii="Times New Roman" w:hAnsi="Times New Roman" w:cs="Times New Roman"/>
+          <w:b/>
+          <w:bCs/>
+          <w:color w:val="0070C0"/>
+        </w:rPr>
+        <w:t>”</w:t>
+      </w:r>
+    </w:p>
+    <w:p>
+      <w:pPr>
+        <w:rPr>
+          <w:rFonts w:ascii="Times New Roman" w:hAnsi="Times New Roman" w:cs="Times New Roman"/>
+          <w:color w:val="0070C0"/>
+          <w:lang w:val="fr-FR"/>
+        </w:rPr>
+      </w:pPr>
+    </w:p>
+    <w:p>
+      <w:pPr>
+        <w:rPr>
+          <w:rFonts w:ascii="Times New Roman" w:hAnsi="Times New Roman" w:cs="Times New Roman"/>
+          <w:color w:val="0070C0"/>
+          <w:lang w:val="fr-FR"/>
+        </w:rPr>
+      </w:pPr>
+    </w:p>
+    <w:p>
+      <w:pPr>
+        <w:numPr>
+          <w:ilvl w:val="0"/>
+          <w:numId w:val="10"/>
+        </w:numPr>
+        <w:rPr>
+          <w:rFonts w:ascii="Times New Roman" w:hAnsi="Times New Roman" w:cs="Times New Roman"/>
+          <w:color w:val="0070C0"/>
+        </w:rPr>
+      </w:pPr>
+      <w:r>
+        <w:rPr>
+          <w:rFonts w:ascii="Times New Roman" w:hAnsi="Times New Roman" w:cs="Times New Roman"/>
+          <w:b/>
+          <w:bCs/>
+          <w:color w:val="0070C0"/>
+        </w:rPr>
+        <w:t>y</w:t>
+      </w:r>
+      <w:r>
+        <w:rPr>
+          <w:rFonts w:ascii="Times New Roman" w:hAnsi="Times New Roman" w:cs="Times New Roman"/>
+          <w:b/>
+          <w:bCs/>
+          <w:color w:val="0070C0"/>
+        </w:rPr>
+        <w:t>（结果变量）</w:t>
+      </w:r>
+    </w:p>
+    <w:p>
+      <w:pPr>
+        <w:rPr>
+          <w:rFonts w:ascii="Times New Roman" w:hAnsi="Times New Roman" w:cs="Times New Roman"/>
+          <w:color w:val="0070C0"/>
+        </w:rPr>
+      </w:pPr>
+      <m:oMathPara>
+        <m:oMath>
+          <m:sSub>
+            <m:sSubPr>
+              <m:ctrlPr>
+                <w:rPr>
+                  <w:rFonts w:ascii="Cambria Math" w:hAnsi="Cambria Math" w:cs="Times New Roman"/>
+                  <w:color w:val="0070C0"/>
+                </w:rPr>
+              </m:ctrlPr>
+            </m:sSubPr>
+            <m:e>
+              <m:r>
+                <w:rPr>
+                  <w:rFonts w:ascii="Cambria Math" w:hAnsi="Cambria Math" w:cs="Times New Roman"/>
+                  <w:color w:val="0070C0"/>
+                </w:rPr>
+                <m:t>y</m:t>
+              </m:r>
+            </m:e>
+            <m:sub>
+              <m:r>
+                <w:rPr>
+                  <w:rFonts w:ascii="Cambria Math" w:hAnsi="Cambria Math" w:cs="Times New Roman"/>
+                  <w:color w:val="0070C0"/>
+                </w:rPr>
+                <m:t>i</m:t>
+              </m:r>
+            </m:sub>
+          </m:sSub>
+          <m:r>
+            <w:rPr>
+              <w:rFonts w:ascii="Cambria Math" w:hAnsi="Cambria Math" w:cs="Times New Roman"/>
+              <w:color w:val="0070C0"/>
+            </w:rPr>
+            <m:t>=</m:t>
+          </m:r>
+          <m:r>
+            <m:rPr>
+              <m:sty m:val="p"/>
+            </m:rPr>
+            <w:rPr>
+              <w:rFonts w:ascii="Cambria Math" w:hAnsi="Cambria Math" w:cs="Times New Roman"/>
+              <w:color w:val="0070C0"/>
+            </w:rPr>
+            <m:t>Δ</m:t>
+          </m:r>
+          <m:r>
+            <w:rPr>
+              <w:rFonts w:ascii="Cambria Math" w:hAnsi="Cambria Math" w:cs="Times New Roman"/>
+              <w:color w:val="0070C0"/>
+            </w:rPr>
+            <m:t>Review</m:t>
+          </m:r>
+          <m:sSub>
+            <m:sSubPr>
+              <m:ctrlPr>
+                <w:rPr>
+                  <w:rFonts w:ascii="Cambria Math" w:hAnsi="Cambria Math" w:cs="Times New Roman"/>
+                  <w:color w:val="0070C0"/>
+                </w:rPr>
+              </m:ctrlPr>
+            </m:sSubPr>
+            <m:e>
+              <m:r>
+                <w:rPr>
+                  <w:rFonts w:ascii="Cambria Math" w:hAnsi="Cambria Math" w:cs="Times New Roman"/>
+                  <w:color w:val="0070C0"/>
+                </w:rPr>
+                <m:t>s</m:t>
+              </m:r>
+            </m:e>
+            <m:sub>
+              <m:r>
+                <w:rPr>
+                  <w:rFonts w:ascii="Cambria Math" w:hAnsi="Cambria Math" w:cs="Times New Roman"/>
+                  <w:color w:val="0070C0"/>
+                </w:rPr>
+                <m:t>i,(2406→2409)</m:t>
+              </m:r>
+            </m:sub>
+          </m:sSub>
+          <m:r>
+            <w:rPr>
+              <w:rFonts w:ascii="Times New Roman" w:hAnsi="Times New Roman" w:cs="Times New Roman"/>
+              <w:color w:val="0070C0"/>
+            </w:rPr>
+            <w:br/>
+          </m:r>
+        </m:oMath>
+      </m:oMathPara>
+    </w:p>
+    <w:p>
+      <w:pPr>
+        <w:rPr>
+          <w:rFonts w:ascii="Times New Roman" w:hAnsi="Times New Roman" w:cs="Times New Roman"/>
+          <w:color w:val="0070C0"/>
+        </w:rPr>
+      </w:pPr>
+      <w:r>
+        <w:rPr>
+          <w:rFonts w:ascii="Times New Roman" w:hAnsi="Times New Roman" w:cs="Times New Roman"/>
+          <w:color w:val="0070C0"/>
+        </w:rPr>
+        <w:t xml:space="preserve">→ </w:t>
+      </w:r>
+      <w:r>
+        <w:rPr>
+          <w:rFonts w:ascii="Times New Roman" w:hAnsi="Times New Roman" w:cs="Times New Roman"/>
+          <w:color w:val="0070C0"/>
+        </w:rPr>
+        <w:t>市场结果</w:t>
+      </w:r>
+      <w:r>
+        <w:rPr>
+          <w:rFonts w:ascii="Times New Roman" w:hAnsi="Times New Roman" w:cs="Times New Roman"/>
+          <w:color w:val="0070C0"/>
+        </w:rPr>
+        <w:t xml:space="preserve"> / realized demand</w:t>
+      </w:r>
+      <w:r>
+        <w:rPr>
+          <w:rFonts w:ascii="Times New Roman" w:hAnsi="Times New Roman" w:cs="Times New Roman"/>
+          <w:color w:val="0070C0"/>
+        </w:rPr>
+        <w:t>（被实现的需求）</w:t>
+      </w:r>
+    </w:p>
+    <w:p>
+      <w:pPr>
+        <w:numPr>
+          <w:ilvl w:val="0"/>
+          <w:numId w:val="10"/>
+        </w:numPr>
+        <w:rPr>
+          <w:rFonts w:ascii="Times New Roman" w:hAnsi="Times New Roman" w:cs="Times New Roman"/>
+          <w:color w:val="0070C0"/>
+        </w:rPr>
+      </w:pPr>
+      <w:r>
+        <w:rPr>
+          <w:rFonts w:ascii="Times New Roman" w:hAnsi="Times New Roman" w:cs="Times New Roman"/>
+          <w:b/>
+          <w:bCs/>
+          <w:color w:val="0070C0"/>
+        </w:rPr>
+        <w:t>price_2406</w:t>
+      </w:r>
+      <w:r>
+        <w:rPr>
+          <w:rFonts w:ascii="Times New Roman" w:hAnsi="Times New Roman" w:cs="Times New Roman"/>
+          <w:b/>
+          <w:bCs/>
+          <w:color w:val="0070C0"/>
+        </w:rPr>
+        <w:t>（控制）</w:t>
+      </w:r>
+      <w:r>
+        <w:rPr>
+          <w:rFonts w:ascii="Times New Roman" w:hAnsi="Times New Roman" w:cs="Times New Roman"/>
+          <w:color w:val="0070C0"/>
+        </w:rPr>
+        <w:br/>
+        <w:t xml:space="preserve">→ </w:t>
+      </w:r>
+      <w:r>
+        <w:rPr>
+          <w:rFonts w:ascii="Times New Roman" w:hAnsi="Times New Roman" w:cs="Times New Roman"/>
+          <w:color w:val="0070C0"/>
+        </w:rPr>
+        <w:t>房东在</w:t>
+      </w:r>
+      <w:r>
+        <w:rPr>
+          <w:rFonts w:ascii="Times New Roman" w:hAnsi="Times New Roman" w:cs="Times New Roman"/>
+          <w:color w:val="0070C0"/>
+        </w:rPr>
+        <w:t xml:space="preserve"> JO </w:t>
+      </w:r>
+      <w:r>
+        <w:rPr>
+          <w:rFonts w:ascii="Times New Roman" w:hAnsi="Times New Roman" w:cs="Times New Roman"/>
+          <w:color w:val="0070C0"/>
+        </w:rPr>
+        <w:t>前的定价策略</w:t>
+      </w:r>
+    </w:p>
+    <w:p>
+      <w:pPr>
+        <w:numPr>
+          <w:ilvl w:val="0"/>
+          <w:numId w:val="10"/>
+        </w:numPr>
+        <w:rPr>
+          <w:rFonts w:ascii="Times New Roman" w:hAnsi="Times New Roman" w:cs="Times New Roman"/>
+          <w:color w:val="0070C0"/>
+        </w:rPr>
+      </w:pPr>
+      <w:r>
+        <w:rPr>
+          <w:rFonts w:ascii="Times New Roman" w:hAnsi="Times New Roman" w:cs="Times New Roman"/>
+          <w:b/>
+          <w:bCs/>
+          <w:color w:val="0070C0"/>
+        </w:rPr>
+        <w:t>ava90_2406</w:t>
+      </w:r>
+      <w:r>
+        <w:rPr>
+          <w:rFonts w:ascii="Times New Roman" w:hAnsi="Times New Roman" w:cs="Times New Roman"/>
+          <w:b/>
+          <w:bCs/>
+          <w:color w:val="0070C0"/>
+        </w:rPr>
+        <w:t>（控制）</w:t>
+      </w:r>
+      <w:r>
+        <w:rPr>
+          <w:rFonts w:ascii="Times New Roman" w:hAnsi="Times New Roman" w:cs="Times New Roman"/>
+          <w:color w:val="0070C0"/>
+        </w:rPr>
+        <w:br/>
+        <w:t xml:space="preserve">→ </w:t>
+      </w:r>
+      <w:r>
+        <w:rPr>
+          <w:rFonts w:ascii="Times New Roman" w:hAnsi="Times New Roman" w:cs="Times New Roman"/>
+          <w:color w:val="0070C0"/>
+        </w:rPr>
+        <w:t>房东在</w:t>
+      </w:r>
+      <w:r>
+        <w:rPr>
+          <w:rFonts w:ascii="Times New Roman" w:hAnsi="Times New Roman" w:cs="Times New Roman"/>
+          <w:color w:val="0070C0"/>
+        </w:rPr>
+        <w:t xml:space="preserve"> JO </w:t>
+      </w:r>
+      <w:r>
+        <w:rPr>
+          <w:rFonts w:ascii="Times New Roman" w:hAnsi="Times New Roman" w:cs="Times New Roman"/>
+          <w:color w:val="0070C0"/>
+        </w:rPr>
+        <w:t>前选择开放的潜在供给规模</w:t>
+      </w:r>
+    </w:p>
+    <w:p>
+      <w:pPr>
+        <w:rPr>
+          <w:rFonts w:ascii="Times New Roman" w:hAnsi="Times New Roman" w:cs="Times New Roman"/>
+          <w:color w:val="0070C0"/>
+        </w:rPr>
+      </w:pPr>
+      <w:r>
+        <w:rPr>
+          <w:rFonts w:ascii="Times New Roman" w:hAnsi="Times New Roman" w:cs="Times New Roman"/>
+          <w:color w:val="0070C0"/>
+        </w:rPr>
+        <w:t>这在逻辑上等价于：</w:t>
+      </w:r>
+    </w:p>
+    <w:p>
+      <w:pPr>
+        <w:rPr>
+          <w:rFonts w:ascii="Times New Roman" w:hAnsi="Times New Roman" w:cs="Times New Roman"/>
+          <w:color w:val="0070C0"/>
+        </w:rPr>
+      </w:pPr>
+      <w:r>
+        <w:rPr>
+          <w:rFonts w:ascii="Times New Roman" w:hAnsi="Times New Roman" w:cs="Times New Roman"/>
+          <w:color w:val="0070C0"/>
+          <w:highlight w:val="yellow"/>
+        </w:rPr>
+        <w:t>在控制了房东</w:t>
+      </w:r>
+      <w:r>
+        <w:rPr>
+          <w:rFonts w:ascii="Times New Roman" w:hAnsi="Times New Roman" w:cs="Times New Roman"/>
+          <w:color w:val="0070C0"/>
+          <w:highlight w:val="yellow"/>
+        </w:rPr>
+        <w:t>**</w:t>
+      </w:r>
+      <w:r>
+        <w:rPr>
+          <w:rFonts w:ascii="Times New Roman" w:hAnsi="Times New Roman" w:cs="Times New Roman"/>
+          <w:color w:val="0070C0"/>
+          <w:highlight w:val="yellow"/>
+        </w:rPr>
+        <w:t>愿意提供多少供给（</w:t>
+      </w:r>
+      <w:r>
+        <w:rPr>
+          <w:rFonts w:ascii="Times New Roman" w:hAnsi="Times New Roman" w:cs="Times New Roman"/>
+          <w:color w:val="0070C0"/>
+          <w:highlight w:val="yellow"/>
+        </w:rPr>
+        <w:t>ava90</w:t>
+      </w:r>
+      <w:r>
+        <w:rPr>
+          <w:rFonts w:ascii="Times New Roman" w:hAnsi="Times New Roman" w:cs="Times New Roman"/>
+          <w:color w:val="0070C0"/>
+          <w:highlight w:val="yellow"/>
+        </w:rPr>
+        <w:t>）</w:t>
+      </w:r>
+      <w:r>
+        <w:rPr>
+          <w:rFonts w:ascii="Times New Roman" w:hAnsi="Times New Roman" w:cs="Times New Roman"/>
+          <w:b/>
+          <w:bCs/>
+          <w:color w:val="0070C0"/>
+          <w:highlight w:val="yellow"/>
+        </w:rPr>
+        <w:t>和</w:t>
+      </w:r>
+      <w:r>
+        <w:rPr>
+          <w:rFonts w:ascii="Times New Roman" w:hAnsi="Times New Roman" w:cs="Times New Roman"/>
+          <w:color w:val="0070C0"/>
+          <w:highlight w:val="yellow"/>
+        </w:rPr>
+        <w:t>价格水平（</w:t>
+      </w:r>
+      <w:r>
+        <w:rPr>
+          <w:rFonts w:ascii="Times New Roman" w:hAnsi="Times New Roman" w:cs="Times New Roman"/>
+          <w:color w:val="0070C0"/>
+          <w:highlight w:val="yellow"/>
+        </w:rPr>
+        <w:t>price</w:t>
+      </w:r>
+      <w:r>
+        <w:rPr>
+          <w:rFonts w:ascii="Times New Roman" w:hAnsi="Times New Roman" w:cs="Times New Roman"/>
+          <w:color w:val="0070C0"/>
+          <w:highlight w:val="yellow"/>
+        </w:rPr>
+        <w:t>）</w:t>
+      </w:r>
+      <w:r>
+        <w:rPr>
+          <w:rFonts w:ascii="Times New Roman" w:hAnsi="Times New Roman" w:cs="Times New Roman"/>
+          <w:color w:val="0070C0"/>
+          <w:highlight w:val="yellow"/>
+        </w:rPr>
+        <w:t>**</w:t>
+      </w:r>
+      <w:r>
+        <w:rPr>
+          <w:rFonts w:ascii="Times New Roman" w:hAnsi="Times New Roman" w:cs="Times New Roman"/>
+          <w:color w:val="0070C0"/>
+          <w:highlight w:val="yellow"/>
+        </w:rPr>
+        <w:t>的前提下，</w:t>
+      </w:r>
+      <w:r>
+        <w:rPr>
+          <w:rFonts w:ascii="Times New Roman" w:hAnsi="Times New Roman" w:cs="Times New Roman"/>
+          <w:color w:val="0070C0"/>
+          <w:highlight w:val="yellow"/>
+        </w:rPr>
+        <w:br/>
+      </w:r>
+      <w:r>
+        <w:rPr>
+          <w:rFonts w:ascii="Times New Roman" w:hAnsi="Times New Roman" w:cs="Times New Roman"/>
+          <w:color w:val="0070C0"/>
+          <w:highlight w:val="yellow"/>
+        </w:rPr>
+        <w:t>我们考察：</w:t>
+      </w:r>
+      <w:r>
+        <w:rPr>
+          <w:rFonts w:ascii="Times New Roman" w:hAnsi="Times New Roman" w:cs="Times New Roman"/>
+          <w:b/>
+          <w:bCs/>
+          <w:color w:val="0070C0"/>
+          <w:highlight w:val="yellow"/>
+        </w:rPr>
+        <w:t>自我展示策略</w:t>
+      </w:r>
+      <w:r>
+        <w:rPr>
+          <w:rFonts w:ascii="Times New Roman" w:hAnsi="Times New Roman" w:cs="Times New Roman"/>
+          <w:b/>
+          <w:bCs/>
+          <w:color w:val="0070C0"/>
+          <w:highlight w:val="yellow"/>
+        </w:rPr>
+        <w:t xml:space="preserve"> / </w:t>
+      </w:r>
+      <w:r>
+        <w:rPr>
+          <w:rFonts w:ascii="Times New Roman" w:hAnsi="Times New Roman" w:cs="Times New Roman"/>
+          <w:b/>
+          <w:bCs/>
+          <w:color w:val="0070C0"/>
+          <w:highlight w:val="yellow"/>
+        </w:rPr>
+        <w:t>空间位置</w:t>
+      </w:r>
+      <w:r>
+        <w:rPr>
+          <w:rFonts w:ascii="Times New Roman" w:hAnsi="Times New Roman" w:cs="Times New Roman"/>
+          <w:b/>
+          <w:bCs/>
+          <w:color w:val="0070C0"/>
+          <w:highlight w:val="yellow"/>
+        </w:rPr>
+        <w:t xml:space="preserve"> </w:t>
+      </w:r>
+      <w:r>
+        <w:rPr>
+          <w:rFonts w:ascii="Times New Roman" w:hAnsi="Times New Roman" w:cs="Times New Roman"/>
+          <w:b/>
+          <w:bCs/>
+          <w:color w:val="0070C0"/>
+          <w:highlight w:val="yellow"/>
+        </w:rPr>
+        <w:t>是否与评论增长相关</w:t>
+      </w:r>
+    </w:p>
+    <w:p>
+      <w:pPr>
+        <w:rPr>
+          <w:rFonts w:ascii="Times New Roman" w:hAnsi="Times New Roman" w:cs="Times New Roman" w:hint="eastAsia"/>
+          <w:color w:val="0070C0"/>
         </w:rPr>
       </w:pPr>
     </w:p>
@@ -14178,6 +15153,304 @@
     </w:lvl>
   </w:abstractNum>
   <w:abstractNum w:abstractNumId="7" w15:restartNumberingAfterBreak="0">
+    <w:nsid w:val="744F3AB9"/>
+    <w:multiLevelType w:val="multilevel"/>
+    <w:tmpl w:val="0BCE3224"/>
+    <w:lvl w:ilvl="0">
+      <w:start w:val="1"/>
+      <w:numFmt w:val="bullet"/>
+      <w:lvlText w:val=""/>
+      <w:lvlJc w:val="left"/>
+      <w:pPr>
+        <w:tabs>
+          <w:tab w:val="num" w:pos="720"/>
+        </w:tabs>
+        <w:ind w:left="720" w:hanging="360"/>
+      </w:pPr>
+      <w:rPr>
+        <w:rFonts w:ascii="Symbol" w:hAnsi="Symbol" w:hint="default"/>
+        <w:sz w:val="20"/>
+      </w:rPr>
+    </w:lvl>
+    <w:lvl w:ilvl="1" w:tentative="1">
+      <w:start w:val="1"/>
+      <w:numFmt w:val="bullet"/>
+      <w:lvlText w:val="o"/>
+      <w:lvlJc w:val="left"/>
+      <w:pPr>
+        <w:tabs>
+          <w:tab w:val="num" w:pos="1440"/>
+        </w:tabs>
+        <w:ind w:left="1440" w:hanging="360"/>
+      </w:pPr>
+      <w:rPr>
+        <w:rFonts w:ascii="Courier New" w:hAnsi="Courier New" w:hint="default"/>
+        <w:sz w:val="20"/>
+      </w:rPr>
+    </w:lvl>
+    <w:lvl w:ilvl="2" w:tentative="1">
+      <w:start w:val="1"/>
+      <w:numFmt w:val="bullet"/>
+      <w:lvlText w:val=""/>
+      <w:lvlJc w:val="left"/>
+      <w:pPr>
+        <w:tabs>
+          <w:tab w:val="num" w:pos="2160"/>
+        </w:tabs>
+        <w:ind w:left="2160" w:hanging="360"/>
+      </w:pPr>
+      <w:rPr>
+        <w:rFonts w:ascii="Wingdings" w:hAnsi="Wingdings" w:hint="default"/>
+        <w:sz w:val="20"/>
+      </w:rPr>
+    </w:lvl>
+    <w:lvl w:ilvl="3" w:tentative="1">
+      <w:start w:val="1"/>
+      <w:numFmt w:val="bullet"/>
+      <w:lvlText w:val=""/>
+      <w:lvlJc w:val="left"/>
+      <w:pPr>
+        <w:tabs>
+          <w:tab w:val="num" w:pos="2880"/>
+        </w:tabs>
+        <w:ind w:left="2880" w:hanging="360"/>
+      </w:pPr>
+      <w:rPr>
+        <w:rFonts w:ascii="Wingdings" w:hAnsi="Wingdings" w:hint="default"/>
+        <w:sz w:val="20"/>
+      </w:rPr>
+    </w:lvl>
+    <w:lvl w:ilvl="4" w:tentative="1">
+      <w:start w:val="1"/>
+      <w:numFmt w:val="bullet"/>
+      <w:lvlText w:val=""/>
+      <w:lvlJc w:val="left"/>
+      <w:pPr>
+        <w:tabs>
+          <w:tab w:val="num" w:pos="3600"/>
+        </w:tabs>
+        <w:ind w:left="3600" w:hanging="360"/>
+      </w:pPr>
+      <w:rPr>
+        <w:rFonts w:ascii="Wingdings" w:hAnsi="Wingdings" w:hint="default"/>
+        <w:sz w:val="20"/>
+      </w:rPr>
+    </w:lvl>
+    <w:lvl w:ilvl="5" w:tentative="1">
+      <w:start w:val="1"/>
+      <w:numFmt w:val="bullet"/>
+      <w:lvlText w:val=""/>
+      <w:lvlJc w:val="left"/>
+      <w:pPr>
+        <w:tabs>
+          <w:tab w:val="num" w:pos="4320"/>
+        </w:tabs>
+        <w:ind w:left="4320" w:hanging="360"/>
+      </w:pPr>
+      <w:rPr>
+        <w:rFonts w:ascii="Wingdings" w:hAnsi="Wingdings" w:hint="default"/>
+        <w:sz w:val="20"/>
+      </w:rPr>
+    </w:lvl>
+    <w:lvl w:ilvl="6" w:tentative="1">
+      <w:start w:val="1"/>
+      <w:numFmt w:val="bullet"/>
+      <w:lvlText w:val=""/>
+      <w:lvlJc w:val="left"/>
+      <w:pPr>
+        <w:tabs>
+          <w:tab w:val="num" w:pos="5040"/>
+        </w:tabs>
+        <w:ind w:left="5040" w:hanging="360"/>
+      </w:pPr>
+      <w:rPr>
+        <w:rFonts w:ascii="Wingdings" w:hAnsi="Wingdings" w:hint="default"/>
+        <w:sz w:val="20"/>
+      </w:rPr>
+    </w:lvl>
+    <w:lvl w:ilvl="7" w:tentative="1">
+      <w:start w:val="1"/>
+      <w:numFmt w:val="bullet"/>
+      <w:lvlText w:val=""/>
+      <w:lvlJc w:val="left"/>
+      <w:pPr>
+        <w:tabs>
+          <w:tab w:val="num" w:pos="5760"/>
+        </w:tabs>
+        <w:ind w:left="5760" w:hanging="360"/>
+      </w:pPr>
+      <w:rPr>
+        <w:rFonts w:ascii="Wingdings" w:hAnsi="Wingdings" w:hint="default"/>
+        <w:sz w:val="20"/>
+      </w:rPr>
+    </w:lvl>
+    <w:lvl w:ilvl="8" w:tentative="1">
+      <w:start w:val="1"/>
+      <w:numFmt w:val="bullet"/>
+      <w:lvlText w:val=""/>
+      <w:lvlJc w:val="left"/>
+      <w:pPr>
+        <w:tabs>
+          <w:tab w:val="num" w:pos="6480"/>
+        </w:tabs>
+        <w:ind w:left="6480" w:hanging="360"/>
+      </w:pPr>
+      <w:rPr>
+        <w:rFonts w:ascii="Wingdings" w:hAnsi="Wingdings" w:hint="default"/>
+        <w:sz w:val="20"/>
+      </w:rPr>
+    </w:lvl>
+  </w:abstractNum>
+  <w:abstractNum w:abstractNumId="8" w15:restartNumberingAfterBreak="0">
+    <w:nsid w:val="7BD570C0"/>
+    <w:multiLevelType w:val="multilevel"/>
+    <w:tmpl w:val="A3A22E88"/>
+    <w:lvl w:ilvl="0">
+      <w:start w:val="1"/>
+      <w:numFmt w:val="bullet"/>
+      <w:lvlText w:val=""/>
+      <w:lvlJc w:val="left"/>
+      <w:pPr>
+        <w:tabs>
+          <w:tab w:val="num" w:pos="720"/>
+        </w:tabs>
+        <w:ind w:left="720" w:hanging="360"/>
+      </w:pPr>
+      <w:rPr>
+        <w:rFonts w:ascii="Symbol" w:hAnsi="Symbol" w:hint="default"/>
+        <w:sz w:val="20"/>
+      </w:rPr>
+    </w:lvl>
+    <w:lvl w:ilvl="1">
+      <w:start w:val="1"/>
+      <w:numFmt w:val="bullet"/>
+      <w:lvlText w:val="o"/>
+      <w:lvlJc w:val="left"/>
+      <w:pPr>
+        <w:tabs>
+          <w:tab w:val="num" w:pos="1440"/>
+        </w:tabs>
+        <w:ind w:left="1440" w:hanging="360"/>
+      </w:pPr>
+      <w:rPr>
+        <w:rFonts w:ascii="Courier New" w:hAnsi="Courier New" w:hint="default"/>
+        <w:sz w:val="20"/>
+      </w:rPr>
+    </w:lvl>
+    <w:lvl w:ilvl="2" w:tentative="1">
+      <w:start w:val="1"/>
+      <w:numFmt w:val="bullet"/>
+      <w:lvlText w:val=""/>
+      <w:lvlJc w:val="left"/>
+      <w:pPr>
+        <w:tabs>
+          <w:tab w:val="num" w:pos="2160"/>
+        </w:tabs>
+        <w:ind w:left="2160" w:hanging="360"/>
+      </w:pPr>
+      <w:rPr>
+        <w:rFonts w:ascii="Wingdings" w:hAnsi="Wingdings" w:hint="default"/>
+        <w:sz w:val="20"/>
+      </w:rPr>
+    </w:lvl>
+    <w:lvl w:ilvl="3" w:tentative="1">
+      <w:start w:val="1"/>
+      <w:numFmt w:val="bullet"/>
+      <w:lvlText w:val=""/>
+      <w:lvlJc w:val="left"/>
+      <w:pPr>
+        <w:tabs>
+          <w:tab w:val="num" w:pos="2880"/>
+        </w:tabs>
+        <w:ind w:left="2880" w:hanging="360"/>
+      </w:pPr>
+      <w:rPr>
+        <w:rFonts w:ascii="Wingdings" w:hAnsi="Wingdings" w:hint="default"/>
+        <w:sz w:val="20"/>
+      </w:rPr>
+    </w:lvl>
+    <w:lvl w:ilvl="4" w:tentative="1">
+      <w:start w:val="1"/>
+      <w:numFmt w:val="bullet"/>
+      <w:lvlText w:val=""/>
+      <w:lvlJc w:val="left"/>
+      <w:pPr>
+        <w:tabs>
+          <w:tab w:val="num" w:pos="3600"/>
+        </w:tabs>
+        <w:ind w:left="3600" w:hanging="360"/>
+      </w:pPr>
+      <w:rPr>
+        <w:rFonts w:ascii="Wingdings" w:hAnsi="Wingdings" w:hint="default"/>
+        <w:sz w:val="20"/>
+      </w:rPr>
+    </w:lvl>
+    <w:lvl w:ilvl="5" w:tentative="1">
+      <w:start w:val="1"/>
+      <w:numFmt w:val="bullet"/>
+      <w:lvlText w:val=""/>
+      <w:lvlJc w:val="left"/>
+      <w:pPr>
+        <w:tabs>
+          <w:tab w:val="num" w:pos="4320"/>
+        </w:tabs>
+        <w:ind w:left="4320" w:hanging="360"/>
+      </w:pPr>
+      <w:rPr>
+        <w:rFonts w:ascii="Wingdings" w:hAnsi="Wingdings" w:hint="default"/>
+        <w:sz w:val="20"/>
+      </w:rPr>
+    </w:lvl>
+    <w:lvl w:ilvl="6" w:tentative="1">
+      <w:start w:val="1"/>
+      <w:numFmt w:val="bullet"/>
+      <w:lvlText w:val=""/>
+      <w:lvlJc w:val="left"/>
+      <w:pPr>
+        <w:tabs>
+          <w:tab w:val="num" w:pos="5040"/>
+        </w:tabs>
+        <w:ind w:left="5040" w:hanging="360"/>
+      </w:pPr>
+      <w:rPr>
+        <w:rFonts w:ascii="Wingdings" w:hAnsi="Wingdings" w:hint="default"/>
+        <w:sz w:val="20"/>
+      </w:rPr>
+    </w:lvl>
+    <w:lvl w:ilvl="7" w:tentative="1">
+      <w:start w:val="1"/>
+      <w:numFmt w:val="bullet"/>
+      <w:lvlText w:val=""/>
+      <w:lvlJc w:val="left"/>
+      <w:pPr>
+        <w:tabs>
+          <w:tab w:val="num" w:pos="5760"/>
+        </w:tabs>
+        <w:ind w:left="5760" w:hanging="360"/>
+      </w:pPr>
+      <w:rPr>
+        <w:rFonts w:ascii="Wingdings" w:hAnsi="Wingdings" w:hint="default"/>
+        <w:sz w:val="20"/>
+      </w:rPr>
+    </w:lvl>
+    <w:lvl w:ilvl="8" w:tentative="1">
+      <w:start w:val="1"/>
+      <w:numFmt w:val="bullet"/>
+      <w:lvlText w:val=""/>
+      <w:lvlJc w:val="left"/>
+      <w:pPr>
+        <w:tabs>
+          <w:tab w:val="num" w:pos="6480"/>
+        </w:tabs>
+        <w:ind w:left="6480" w:hanging="360"/>
+      </w:pPr>
+      <w:rPr>
+        <w:rFonts w:ascii="Wingdings" w:hAnsi="Wingdings" w:hint="default"/>
+        <w:sz w:val="20"/>
+      </w:rPr>
+    </w:lvl>
+  </w:abstractNum>
+  <w:abstractNum w:abstractNumId="9" w15:restartNumberingAfterBreak="0">
     <w:nsid w:val="7FAD730C"/>
     <w:multiLevelType w:val="multilevel"/>
     <w:tmpl w:val="DA66F68E"/>
@@ -14345,10 +15618,16 @@
     <w:abstractNumId w:val="2"/>
   </w:num>
   <w:num w:numId="7" w16cid:durableId="437529900">
-    <w:abstractNumId w:val="7"/>
+    <w:abstractNumId w:val="9"/>
   </w:num>
   <w:num w:numId="8" w16cid:durableId="2062896816">
     <w:abstractNumId w:val="3"/>
+  </w:num>
+  <w:num w:numId="9" w16cid:durableId="900941079">
+    <w:abstractNumId w:val="8"/>
+  </w:num>
+  <w:num w:numId="10" w16cid:durableId="82798915">
+    <w:abstractNumId w:val="7"/>
   </w:num>
 </w:numbering>
 </file>

--- a/note_geo_jo.docx
+++ b/note_geo_jo.docx
@@ -13003,6 +13003,7 @@
     <w:p>
       <w:pPr>
         <w:rPr>
+          <w:rFonts w:hint="eastAsia"/>
           <w:color w:val="EE0000"/>
         </w:rPr>
       </w:pPr>
@@ -13020,6 +13021,7 @@
           <w:numId w:val="9"/>
         </w:numPr>
         <w:rPr>
+          <w:rFonts w:hint="eastAsia"/>
           <w:color w:val="EE0000"/>
         </w:rPr>
       </w:pPr>
@@ -13037,6 +13039,7 @@
           <w:numId w:val="9"/>
         </w:numPr>
         <w:rPr>
+          <w:rFonts w:hint="eastAsia"/>
           <w:color w:val="EE0000"/>
         </w:rPr>
       </w:pPr>
@@ -13054,6 +13057,7 @@
           <w:numId w:val="9"/>
         </w:numPr>
         <w:rPr>
+          <w:rFonts w:hint="eastAsia"/>
           <w:color w:val="EE0000"/>
         </w:rPr>
       </w:pPr>
@@ -13071,6 +13075,7 @@
           <w:numId w:val="9"/>
         </w:numPr>
         <w:rPr>
+          <w:rFonts w:hint="eastAsia"/>
           <w:color w:val="EE0000"/>
         </w:rPr>
       </w:pPr>
@@ -13088,6 +13093,7 @@
           <w:numId w:val="9"/>
         </w:numPr>
         <w:rPr>
+          <w:rFonts w:hint="eastAsia"/>
           <w:color w:val="EE0000"/>
         </w:rPr>
       </w:pPr>
@@ -13105,6 +13111,7 @@
           <w:numId w:val="9"/>
         </w:numPr>
         <w:rPr>
+          <w:rFonts w:hint="eastAsia"/>
           <w:color w:val="EE0000"/>
         </w:rPr>
       </w:pPr>
@@ -13136,7 +13143,6 @@
         <w:pStyle w:val="2"/>
         <w:rPr>
           <w:rFonts w:hint="eastAsia"/>
-          <w:lang w:val="fr-FR"/>
         </w:rPr>
       </w:pPr>
       <w:r>
@@ -13349,7 +13355,6 @@
     <w:p>
       <w:pPr>
         <w:rPr>
-          <w:rFonts w:hint="eastAsia"/>
           <w:color w:val="EE0000"/>
         </w:rPr>
       </w:pPr>
@@ -13357,39 +13362,46 @@
     <w:p>
       <w:pPr>
         <w:rPr>
-          <w:rFonts w:ascii="Times New Roman" w:hAnsi="Times New Roman" w:cs="Times New Roman"/>
-        </w:rPr>
-      </w:pPr>
-      <w:r>
-        <w:rPr>
-          <w:rFonts w:ascii="Times New Roman" w:hAnsi="Times New Roman" w:cs="Times New Roman"/>
-        </w:rPr>
+          <w:color w:val="EE0000"/>
+        </w:rPr>
+      </w:pPr>
+    </w:p>
+    <w:p>
+      <w:pPr>
+        <w:pStyle w:val="1"/>
+        <w:rPr>
+          <w:rFonts w:hint="eastAsia"/>
+        </w:rPr>
+      </w:pPr>
+      <w:r>
+        <w:rPr>
+          <w:rFonts w:hint="eastAsia"/>
+        </w:rPr>
+        <w:t>22/12/2025</w:t>
+      </w:r>
+    </w:p>
+    <w:p>
+      <w:pPr>
+        <w:pStyle w:val="2"/>
+      </w:pPr>
+      <w:r>
         <w:t>N</w:t>
       </w:r>
       <w:r>
         <w:rPr>
-          <w:rFonts w:ascii="Times New Roman" w:hAnsi="Times New Roman" w:cs="Times New Roman" w:hint="eastAsia"/>
+          <w:rFonts w:hint="eastAsia"/>
         </w:rPr>
         <w:t>e</w:t>
       </w:r>
       <w:r>
-        <w:rPr>
-          <w:rFonts w:ascii="Times New Roman" w:hAnsi="Times New Roman" w:cs="Times New Roman"/>
-        </w:rPr>
         <w:t xml:space="preserve">w </w:t>
       </w:r>
       <w:proofErr w:type="gramStart"/>
       <w:r>
-        <w:rPr>
-          <w:rFonts w:ascii="Times New Roman" w:hAnsi="Times New Roman" w:cs="Times New Roman"/>
-        </w:rPr>
         <w:t>y :</w:t>
       </w:r>
       <w:proofErr w:type="gramEnd"/>
       <w:r>
-        <w:rPr>
-          <w:rFonts w:ascii="Times New Roman" w:hAnsi="Times New Roman" w:cs="Times New Roman"/>
-        </w:rPr>
         <w:t xml:space="preserve"> number_of_reviews_Q3</w:t>
       </w:r>
     </w:p>
@@ -13399,28 +13411,7 @@
           <w:rFonts w:ascii="Times New Roman" w:hAnsi="Times New Roman" w:cs="Times New Roman"/>
           <w:b/>
           <w:bCs/>
-          <w:lang w:val="fr-FR"/>
-        </w:rPr>
-      </w:pPr>
-    </w:p>
-    <w:p>
-      <w:pPr>
-        <w:rPr>
-          <w:rFonts w:ascii="Times New Roman" w:hAnsi="Times New Roman" w:cs="Times New Roman"/>
-          <w:b/>
-          <w:bCs/>
-          <w:lang w:val="fr-FR"/>
-        </w:rPr>
-      </w:pPr>
-    </w:p>
-    <w:p>
-      <w:pPr>
-        <w:rPr>
-          <w:rFonts w:ascii="Times New Roman" w:hAnsi="Times New Roman" w:cs="Times New Roman"/>
-          <w:b/>
-          <w:bCs/>
-          <w:color w:val="0070C0"/>
-          <w:lang w:val="fr-FR"/>
+          <w:color w:val="0070C0"/>
         </w:rPr>
       </w:pPr>
     </w:p>
@@ -13466,7 +13457,6 @@
           <w:b/>
           <w:bCs/>
           <w:color w:val="0070C0"/>
-          <w:lang w:val="fr-FR"/>
         </w:rPr>
         <w:t>booking_rate_l90d</w:t>
       </w:r>
@@ -13661,16 +13651,14 @@
         <w:rPr>
           <w:rFonts w:ascii="Times New Roman" w:hAnsi="Times New Roman" w:cs="Times New Roman"/>
           <w:color w:val="0070C0"/>
-          <w:lang w:val="fr-FR"/>
-        </w:rPr>
-      </w:pPr>
-    </w:p>
-    <w:p>
-      <w:pPr>
-        <w:rPr>
-          <w:rFonts w:ascii="Times New Roman" w:hAnsi="Times New Roman" w:cs="Times New Roman"/>
-          <w:color w:val="0070C0"/>
-          <w:lang w:val="fr-FR"/>
+        </w:rPr>
+      </w:pPr>
+    </w:p>
+    <w:p>
+      <w:pPr>
+        <w:rPr>
+          <w:rFonts w:ascii="Times New Roman" w:hAnsi="Times New Roman" w:cs="Times New Roman"/>
+          <w:color w:val="0070C0"/>
         </w:rPr>
       </w:pPr>
     </w:p>
@@ -13794,6 +13782,9 @@
             </m:sub>
           </m:sSub>
           <m:r>
+            <m:rPr>
+              <m:sty m:val="p"/>
+            </m:rPr>
             <w:rPr>
               <w:rFonts w:ascii="Times New Roman" w:hAnsi="Times New Roman" w:cs="Times New Roman"/>
               <w:color w:val="0070C0"/>
@@ -13985,6 +13976,7 @@
           <w:color w:val="0070C0"/>
           <w:highlight w:val="yellow"/>
         </w:rPr>
+        <w:lastRenderedPageBreak/>
         <w:t>在控制了房东</w:t>
       </w:r>
       <w:r>
@@ -14138,9 +14130,2374 @@
     </w:p>
     <w:p>
       <w:pPr>
-        <w:rPr>
-          <w:rFonts w:ascii="Times New Roman" w:hAnsi="Times New Roman" w:cs="Times New Roman" w:hint="eastAsia"/>
-          <w:color w:val="0070C0"/>
+        <w:pStyle w:val="1"/>
+        <w:rPr>
+          <w:lang w:val="fr-FR"/>
+        </w:rPr>
+      </w:pPr>
+      <w:r>
+        <w:rPr>
+          <w:lang w:val="fr-FR"/>
+        </w:rPr>
+        <w:t>23/12/2025 :</w:t>
+      </w:r>
+    </w:p>
+    <w:p>
+      <w:pPr>
+        <w:rPr>
+          <w:rFonts w:ascii="Times New Roman" w:hAnsi="Times New Roman" w:cs="Times New Roman" w:hint="eastAsia"/>
+          <w:b/>
+          <w:bCs/>
+          <w:color w:val="0070C0"/>
+        </w:rPr>
+      </w:pPr>
+      <w:r>
+        <w:rPr>
+          <w:rFonts w:ascii="Times New Roman" w:hAnsi="Times New Roman" w:cs="Times New Roman"/>
+          <w:b/>
+          <w:bCs/>
+          <w:color w:val="0070C0"/>
+        </w:rPr>
+        <w:t>S</w:t>
+      </w:r>
+      <w:r>
+        <w:rPr>
+          <w:rFonts w:ascii="Times New Roman" w:hAnsi="Times New Roman" w:cs="Times New Roman" w:hint="eastAsia"/>
+          <w:b/>
+          <w:bCs/>
+          <w:color w:val="0070C0"/>
+        </w:rPr>
+        <w:t>tep</w:t>
+      </w:r>
+      <w:r>
+        <w:rPr>
+          <w:rFonts w:ascii="Times New Roman" w:hAnsi="Times New Roman" w:cs="Times New Roman"/>
+          <w:b/>
+          <w:bCs/>
+          <w:color w:val="0070C0"/>
+        </w:rPr>
+        <w:t>2:</w:t>
+      </w:r>
+    </w:p>
+    <w:p>
+      <w:pPr>
+        <w:rPr>
+          <w:rFonts w:ascii="Times New Roman" w:hAnsi="Times New Roman" w:cs="Times New Roman"/>
+          <w:color w:val="0070C0"/>
+        </w:rPr>
+      </w:pPr>
+      <w:r>
+        <w:rPr>
+          <w:rFonts w:ascii="Times New Roman" w:hAnsi="Times New Roman" w:cs="Times New Roman"/>
+          <w:color w:val="0070C0"/>
+        </w:rPr>
+        <w:t xml:space="preserve">JO </w:t>
+      </w:r>
+      <w:r>
+        <w:rPr>
+          <w:rFonts w:ascii="Times New Roman" w:hAnsi="Times New Roman" w:cs="Times New Roman"/>
+          <w:color w:val="0070C0"/>
+        </w:rPr>
+        <w:t>冲击下，哪些类型的房东更</w:t>
+      </w:r>
+      <w:r>
+        <w:rPr>
+          <w:rFonts w:ascii="Times New Roman" w:hAnsi="Times New Roman" w:cs="Times New Roman"/>
+          <w:color w:val="0070C0"/>
+        </w:rPr>
+        <w:t>“</w:t>
+      </w:r>
+      <w:r>
+        <w:rPr>
+          <w:rFonts w:ascii="Times New Roman" w:hAnsi="Times New Roman" w:cs="Times New Roman"/>
+          <w:color w:val="0070C0"/>
+        </w:rPr>
+        <w:t>空间化地反应</w:t>
+      </w:r>
+      <w:r>
+        <w:rPr>
+          <w:rFonts w:ascii="Times New Roman" w:hAnsi="Times New Roman" w:cs="Times New Roman"/>
+          <w:color w:val="0070C0"/>
+        </w:rPr>
+        <w:t>”</w:t>
+      </w:r>
+      <w:r>
+        <w:rPr>
+          <w:rFonts w:ascii="Times New Roman" w:hAnsi="Times New Roman" w:cs="Times New Roman"/>
+          <w:color w:val="0070C0"/>
+        </w:rPr>
+        <w:t>？</w:t>
+      </w:r>
+      <w:r>
+        <w:rPr>
+          <w:rFonts w:ascii="Times New Roman" w:hAnsi="Times New Roman" w:cs="Times New Roman"/>
+          <w:color w:val="0070C0"/>
+        </w:rPr>
+        <w:br/>
+      </w:r>
+      <w:r>
+        <w:rPr>
+          <w:rFonts w:ascii="Times New Roman" w:hAnsi="Times New Roman" w:cs="Times New Roman"/>
+          <w:color w:val="0070C0"/>
+        </w:rPr>
+        <w:t>这种反应是否集中在特定区域（尤其是场馆周边）？</w:t>
+      </w:r>
+    </w:p>
+    <w:p>
+      <w:pPr>
+        <w:tabs>
+          <w:tab w:val="left" w:pos="1200"/>
+        </w:tabs>
+        <w:rPr>
+          <w:rFonts w:ascii="Times New Roman" w:hAnsi="Times New Roman" w:cs="Times New Roman"/>
+          <w:color w:val="0070C0"/>
+        </w:rPr>
+      </w:pPr>
+    </w:p>
+    <w:p>
+      <w:pPr>
+        <w:tabs>
+          <w:tab w:val="left" w:pos="1200"/>
+        </w:tabs>
+        <w:rPr>
+          <w:rFonts w:ascii="Times New Roman" w:hAnsi="Times New Roman" w:cs="Times New Roman"/>
+          <w:color w:val="0070C0"/>
+        </w:rPr>
+      </w:pPr>
+      <w:r>
+        <w:rPr>
+          <w:rFonts w:ascii="Times New Roman" w:hAnsi="Times New Roman" w:cs="Times New Roman"/>
+          <w:color w:val="0070C0"/>
+        </w:rPr>
+        <w:t>所以</w:t>
+      </w:r>
+      <w:r>
+        <w:rPr>
+          <w:rFonts w:ascii="Times New Roman" w:hAnsi="Times New Roman" w:cs="Times New Roman"/>
+          <w:color w:val="0070C0"/>
+        </w:rPr>
+        <w:t xml:space="preserve"> Step 2 </w:t>
+      </w:r>
+      <w:r>
+        <w:rPr>
+          <w:rFonts w:ascii="Times New Roman" w:hAnsi="Times New Roman" w:cs="Times New Roman"/>
+          <w:color w:val="0070C0"/>
+        </w:rPr>
+        <w:t>关注的是：</w:t>
+      </w:r>
+    </w:p>
+    <w:p>
+      <w:pPr>
+        <w:numPr>
+          <w:ilvl w:val="0"/>
+          <w:numId w:val="11"/>
+        </w:numPr>
+        <w:tabs>
+          <w:tab w:val="left" w:pos="1200"/>
+        </w:tabs>
+        <w:rPr>
+          <w:rFonts w:ascii="Times New Roman" w:hAnsi="Times New Roman" w:cs="Times New Roman"/>
+          <w:color w:val="0070C0"/>
+        </w:rPr>
+      </w:pPr>
+      <w:r>
+        <w:rPr>
+          <w:rFonts w:ascii="Times New Roman" w:hAnsi="Times New Roman" w:cs="Times New Roman"/>
+          <w:b/>
+          <w:bCs/>
+          <w:color w:val="0070C0"/>
+        </w:rPr>
+        <w:t>变化（</w:t>
+      </w:r>
+      <w:proofErr w:type="spellStart"/>
+      <w:r>
+        <w:rPr>
+          <w:rFonts w:ascii="Times New Roman" w:hAnsi="Times New Roman" w:cs="Times New Roman"/>
+          <w:b/>
+          <w:bCs/>
+          <w:color w:val="0070C0"/>
+        </w:rPr>
+        <w:t>dynamique</w:t>
+      </w:r>
+      <w:proofErr w:type="spellEnd"/>
+      <w:r>
+        <w:rPr>
+          <w:rFonts w:ascii="Times New Roman" w:hAnsi="Times New Roman" w:cs="Times New Roman"/>
+          <w:b/>
+          <w:bCs/>
+          <w:color w:val="0070C0"/>
+        </w:rPr>
+        <w:t>）</w:t>
+      </w:r>
+    </w:p>
+    <w:p>
+      <w:pPr>
+        <w:numPr>
+          <w:ilvl w:val="0"/>
+          <w:numId w:val="11"/>
+        </w:numPr>
+        <w:tabs>
+          <w:tab w:val="left" w:pos="1200"/>
+        </w:tabs>
+        <w:rPr>
+          <w:rFonts w:ascii="Times New Roman" w:hAnsi="Times New Roman" w:cs="Times New Roman"/>
+          <w:color w:val="0070C0"/>
+          <w:lang w:val="fr-FR"/>
+        </w:rPr>
+      </w:pPr>
+      <w:r>
+        <w:rPr>
+          <w:rFonts w:ascii="Times New Roman" w:hAnsi="Times New Roman" w:cs="Times New Roman"/>
+          <w:b/>
+          <w:bCs/>
+          <w:color w:val="0070C0"/>
+        </w:rPr>
+        <w:t>差异</w:t>
+      </w:r>
+      <w:r>
+        <w:rPr>
+          <w:rFonts w:ascii="Times New Roman" w:hAnsi="Times New Roman" w:cs="Times New Roman"/>
+          <w:b/>
+          <w:bCs/>
+          <w:color w:val="0070C0"/>
+          <w:lang w:val="fr-FR"/>
+        </w:rPr>
+        <w:t>（</w:t>
+      </w:r>
+      <w:r>
+        <w:rPr>
+          <w:rFonts w:ascii="Times New Roman" w:hAnsi="Times New Roman" w:cs="Times New Roman"/>
+          <w:b/>
+          <w:bCs/>
+          <w:color w:val="0070C0"/>
+          <w:lang w:val="fr-FR"/>
+        </w:rPr>
+        <w:t>différenciation des acteurs</w:t>
+      </w:r>
+      <w:r>
+        <w:rPr>
+          <w:rFonts w:ascii="Times New Roman" w:hAnsi="Times New Roman" w:cs="Times New Roman"/>
+          <w:b/>
+          <w:bCs/>
+          <w:color w:val="0070C0"/>
+          <w:lang w:val="fr-FR"/>
+        </w:rPr>
+        <w:t>）</w:t>
+      </w:r>
+    </w:p>
+    <w:p>
+      <w:pPr>
+        <w:numPr>
+          <w:ilvl w:val="0"/>
+          <w:numId w:val="11"/>
+        </w:numPr>
+        <w:tabs>
+          <w:tab w:val="left" w:pos="1200"/>
+        </w:tabs>
+        <w:rPr>
+          <w:rFonts w:ascii="Times New Roman" w:hAnsi="Times New Roman" w:cs="Times New Roman"/>
+          <w:color w:val="0070C0"/>
+        </w:rPr>
+      </w:pPr>
+      <w:r>
+        <w:rPr>
+          <w:rFonts w:ascii="Times New Roman" w:hAnsi="Times New Roman" w:cs="Times New Roman"/>
+          <w:b/>
+          <w:bCs/>
+          <w:color w:val="0070C0"/>
+        </w:rPr>
+        <w:t>空间结构（</w:t>
+      </w:r>
+      <w:r>
+        <w:rPr>
+          <w:rFonts w:ascii="Times New Roman" w:hAnsi="Times New Roman" w:cs="Times New Roman"/>
+          <w:b/>
+          <w:bCs/>
+          <w:color w:val="0070C0"/>
+        </w:rPr>
+        <w:t xml:space="preserve">structure </w:t>
+      </w:r>
+      <w:proofErr w:type="spellStart"/>
+      <w:r>
+        <w:rPr>
+          <w:rFonts w:ascii="Times New Roman" w:hAnsi="Times New Roman" w:cs="Times New Roman"/>
+          <w:b/>
+          <w:bCs/>
+          <w:color w:val="0070C0"/>
+        </w:rPr>
+        <w:t>spatiale</w:t>
+      </w:r>
+      <w:proofErr w:type="spellEnd"/>
+      <w:r>
+        <w:rPr>
+          <w:rFonts w:ascii="Times New Roman" w:hAnsi="Times New Roman" w:cs="Times New Roman"/>
+          <w:b/>
+          <w:bCs/>
+          <w:color w:val="0070C0"/>
+        </w:rPr>
+        <w:t>）</w:t>
+      </w:r>
+    </w:p>
+    <w:p>
+      <w:pPr>
+        <w:tabs>
+          <w:tab w:val="left" w:pos="1200"/>
+        </w:tabs>
+        <w:rPr>
+          <w:rFonts w:ascii="Times New Roman" w:hAnsi="Times New Roman" w:cs="Times New Roman"/>
+          <w:color w:val="0070C0"/>
+        </w:rPr>
+      </w:pPr>
+    </w:p>
+    <w:p>
+      <w:pPr>
+        <w:tabs>
+          <w:tab w:val="left" w:pos="1200"/>
+        </w:tabs>
+        <w:rPr>
+          <w:rFonts w:ascii="Times New Roman" w:hAnsi="Times New Roman" w:cs="Times New Roman"/>
+          <w:color w:val="0070C0"/>
+        </w:rPr>
+      </w:pPr>
+      <w:r>
+        <w:rPr>
+          <w:rFonts w:ascii="Segoe UI Emoji" w:hAnsi="Segoe UI Emoji" w:cs="Segoe UI Emoji"/>
+          <w:color w:val="0070C0"/>
+        </w:rPr>
+        <w:t>👉</w:t>
+      </w:r>
+      <w:r>
+        <w:rPr>
+          <w:rFonts w:ascii="Times New Roman" w:hAnsi="Times New Roman" w:cs="Times New Roman"/>
+          <w:color w:val="0070C0"/>
+        </w:rPr>
+        <w:t xml:space="preserve"> </w:t>
+      </w:r>
+      <w:r>
+        <w:rPr>
+          <w:rFonts w:ascii="Times New Roman" w:hAnsi="Times New Roman" w:cs="Times New Roman"/>
+          <w:b/>
+          <w:bCs/>
+          <w:color w:val="0070C0"/>
+        </w:rPr>
+        <w:t>不是</w:t>
+      </w:r>
+      <w:r>
+        <w:rPr>
+          <w:rFonts w:ascii="Times New Roman" w:hAnsi="Times New Roman" w:cs="Times New Roman"/>
+          <w:color w:val="0070C0"/>
+        </w:rPr>
+        <w:t>：</w:t>
+      </w:r>
+    </w:p>
+    <w:p>
+      <w:pPr>
+        <w:numPr>
+          <w:ilvl w:val="0"/>
+          <w:numId w:val="12"/>
+        </w:numPr>
+        <w:tabs>
+          <w:tab w:val="left" w:pos="1200"/>
+        </w:tabs>
+        <w:rPr>
+          <w:rFonts w:ascii="Times New Roman" w:hAnsi="Times New Roman" w:cs="Times New Roman"/>
+          <w:color w:val="0070C0"/>
+        </w:rPr>
+      </w:pPr>
+      <w:r>
+        <w:rPr>
+          <w:rFonts w:ascii="Times New Roman" w:hAnsi="Times New Roman" w:cs="Times New Roman"/>
+          <w:color w:val="0070C0"/>
+        </w:rPr>
+        <w:t>“</w:t>
+      </w:r>
+      <w:r>
+        <w:rPr>
+          <w:rFonts w:ascii="Times New Roman" w:hAnsi="Times New Roman" w:cs="Times New Roman"/>
+          <w:color w:val="0070C0"/>
+        </w:rPr>
+        <w:t>谁最多</w:t>
+      </w:r>
+      <w:r>
+        <w:rPr>
+          <w:rFonts w:ascii="Times New Roman" w:hAnsi="Times New Roman" w:cs="Times New Roman"/>
+          <w:color w:val="0070C0"/>
+        </w:rPr>
+        <w:t>”</w:t>
+      </w:r>
+    </w:p>
+    <w:p>
+      <w:pPr>
+        <w:numPr>
+          <w:ilvl w:val="0"/>
+          <w:numId w:val="12"/>
+        </w:numPr>
+        <w:tabs>
+          <w:tab w:val="left" w:pos="1200"/>
+        </w:tabs>
+        <w:rPr>
+          <w:rFonts w:ascii="Times New Roman" w:hAnsi="Times New Roman" w:cs="Times New Roman"/>
+          <w:color w:val="0070C0"/>
+        </w:rPr>
+      </w:pPr>
+      <w:r>
+        <w:rPr>
+          <w:rFonts w:ascii="Times New Roman" w:hAnsi="Times New Roman" w:cs="Times New Roman"/>
+          <w:color w:val="0070C0"/>
+        </w:rPr>
+        <w:t>“</w:t>
+      </w:r>
+      <w:r>
+        <w:rPr>
+          <w:rFonts w:ascii="Times New Roman" w:hAnsi="Times New Roman" w:cs="Times New Roman"/>
+          <w:color w:val="0070C0"/>
+        </w:rPr>
+        <w:t>谁最好</w:t>
+      </w:r>
+      <w:r>
+        <w:rPr>
+          <w:rFonts w:ascii="Times New Roman" w:hAnsi="Times New Roman" w:cs="Times New Roman"/>
+          <w:color w:val="0070C0"/>
+        </w:rPr>
+        <w:t>”</w:t>
+      </w:r>
+    </w:p>
+    <w:p>
+      <w:pPr>
+        <w:numPr>
+          <w:ilvl w:val="0"/>
+          <w:numId w:val="12"/>
+        </w:numPr>
+        <w:tabs>
+          <w:tab w:val="left" w:pos="1200"/>
+        </w:tabs>
+        <w:rPr>
+          <w:rFonts w:ascii="Times New Roman" w:hAnsi="Times New Roman" w:cs="Times New Roman"/>
+          <w:color w:val="0070C0"/>
+        </w:rPr>
+      </w:pPr>
+      <w:r>
+        <w:rPr>
+          <w:rFonts w:ascii="Times New Roman" w:hAnsi="Times New Roman" w:cs="Times New Roman"/>
+          <w:color w:val="0070C0"/>
+        </w:rPr>
+        <w:t>“</w:t>
+      </w:r>
+      <w:r>
+        <w:rPr>
+          <w:rFonts w:ascii="Times New Roman" w:hAnsi="Times New Roman" w:cs="Times New Roman"/>
+          <w:color w:val="0070C0"/>
+        </w:rPr>
+        <w:t>谁最赚钱</w:t>
+      </w:r>
+      <w:r>
+        <w:rPr>
+          <w:rFonts w:ascii="Times New Roman" w:hAnsi="Times New Roman" w:cs="Times New Roman"/>
+          <w:color w:val="0070C0"/>
+        </w:rPr>
+        <w:t>”</w:t>
+      </w:r>
+    </w:p>
+    <w:p>
+      <w:pPr>
+        <w:tabs>
+          <w:tab w:val="left" w:pos="3144"/>
+        </w:tabs>
+        <w:rPr>
+          <w:rFonts w:ascii="Times New Roman" w:hAnsi="Times New Roman" w:cs="Times New Roman"/>
+          <w:color w:val="0070C0"/>
+        </w:rPr>
+      </w:pPr>
+    </w:p>
+    <w:p>
+      <w:pPr>
+        <w:tabs>
+          <w:tab w:val="left" w:pos="3144"/>
+        </w:tabs>
+        <w:rPr>
+          <w:rFonts w:ascii="Times New Roman" w:hAnsi="Times New Roman" w:cs="Times New Roman"/>
+          <w:color w:val="0070C0"/>
+        </w:rPr>
+      </w:pPr>
+    </w:p>
+    <w:p>
+      <w:pPr>
+        <w:tabs>
+          <w:tab w:val="left" w:pos="3144"/>
+        </w:tabs>
+        <w:rPr>
+          <w:rFonts w:ascii="Times New Roman" w:hAnsi="Times New Roman" w:cs="Times New Roman"/>
+          <w:b/>
+          <w:bCs/>
+          <w:color w:val="0070C0"/>
+        </w:rPr>
+      </w:pPr>
+      <w:r>
+        <w:rPr>
+          <w:rFonts w:ascii="Times New Roman" w:hAnsi="Times New Roman" w:cs="Times New Roman"/>
+          <w:b/>
+          <w:bCs/>
+          <w:color w:val="0070C0"/>
+        </w:rPr>
+        <w:t>2️</w:t>
+      </w:r>
+      <w:r>
+        <w:rPr>
+          <w:rFonts w:ascii="Segoe UI Symbol" w:hAnsi="Segoe UI Symbol" w:cs="Segoe UI Symbol"/>
+          <w:b/>
+          <w:bCs/>
+          <w:color w:val="0070C0"/>
+        </w:rPr>
+        <w:t>⃣</w:t>
+      </w:r>
+      <w:r>
+        <w:rPr>
+          <w:rFonts w:ascii="Times New Roman" w:hAnsi="Times New Roman" w:cs="Times New Roman"/>
+          <w:b/>
+          <w:bCs/>
+          <w:color w:val="0070C0"/>
+        </w:rPr>
+        <w:t xml:space="preserve"> </w:t>
+      </w:r>
+      <w:proofErr w:type="spellStart"/>
+      <w:r>
+        <w:rPr>
+          <w:rFonts w:ascii="Times New Roman" w:hAnsi="Times New Roman" w:cs="Times New Roman"/>
+          <w:b/>
+          <w:bCs/>
+          <w:color w:val="0070C0"/>
+        </w:rPr>
+        <w:t>reactive_host</w:t>
+      </w:r>
+      <w:proofErr w:type="spellEnd"/>
+    </w:p>
+    <w:p>
+      <w:pPr>
+        <w:numPr>
+          <w:ilvl w:val="0"/>
+          <w:numId w:val="13"/>
+        </w:numPr>
+        <w:tabs>
+          <w:tab w:val="left" w:pos="3144"/>
+        </w:tabs>
+        <w:rPr>
+          <w:rFonts w:ascii="Times New Roman" w:hAnsi="Times New Roman" w:cs="Times New Roman"/>
+          <w:color w:val="0070C0"/>
+        </w:rPr>
+      </w:pPr>
+      <w:r>
+        <w:rPr>
+          <w:rFonts w:ascii="Times New Roman" w:hAnsi="Times New Roman" w:cs="Times New Roman"/>
+          <w:b/>
+          <w:bCs/>
+          <w:color w:val="0070C0"/>
+        </w:rPr>
+        <w:t>这是你最有价值的分类</w:t>
+      </w:r>
+    </w:p>
+    <w:p>
+      <w:pPr>
+        <w:numPr>
+          <w:ilvl w:val="0"/>
+          <w:numId w:val="13"/>
+        </w:numPr>
+        <w:tabs>
+          <w:tab w:val="left" w:pos="3144"/>
+        </w:tabs>
+        <w:rPr>
+          <w:rFonts w:ascii="Times New Roman" w:hAnsi="Times New Roman" w:cs="Times New Roman"/>
+          <w:color w:val="0070C0"/>
+        </w:rPr>
+      </w:pPr>
+      <w:r>
+        <w:rPr>
+          <w:rFonts w:ascii="Times New Roman" w:hAnsi="Times New Roman" w:cs="Times New Roman"/>
+          <w:color w:val="0070C0"/>
+        </w:rPr>
+        <w:t>比</w:t>
+      </w:r>
+      <w:r>
+        <w:rPr>
+          <w:rFonts w:ascii="Times New Roman" w:hAnsi="Times New Roman" w:cs="Times New Roman"/>
+          <w:color w:val="0070C0"/>
+        </w:rPr>
+        <w:t xml:space="preserve"> </w:t>
+      </w:r>
+      <w:proofErr w:type="spellStart"/>
+      <w:r>
+        <w:rPr>
+          <w:rFonts w:ascii="Times New Roman" w:hAnsi="Times New Roman" w:cs="Times New Roman"/>
+          <w:color w:val="0070C0"/>
+        </w:rPr>
+        <w:t>new_host</w:t>
+      </w:r>
+      <w:proofErr w:type="spellEnd"/>
+      <w:r>
+        <w:rPr>
+          <w:rFonts w:ascii="Times New Roman" w:hAnsi="Times New Roman" w:cs="Times New Roman"/>
+          <w:color w:val="0070C0"/>
+        </w:rPr>
+        <w:t xml:space="preserve"> </w:t>
+      </w:r>
+      <w:r>
+        <w:rPr>
+          <w:rFonts w:ascii="Times New Roman" w:hAnsi="Times New Roman" w:cs="Times New Roman"/>
+          <w:color w:val="0070C0"/>
+        </w:rPr>
+        <w:t>更</w:t>
+      </w:r>
+      <w:r>
+        <w:rPr>
+          <w:rFonts w:ascii="Times New Roman" w:hAnsi="Times New Roman" w:cs="Times New Roman"/>
+          <w:color w:val="0070C0"/>
+        </w:rPr>
+        <w:t>“</w:t>
+      </w:r>
+      <w:r>
+        <w:rPr>
+          <w:rFonts w:ascii="Times New Roman" w:hAnsi="Times New Roman" w:cs="Times New Roman"/>
+          <w:color w:val="0070C0"/>
+        </w:rPr>
+        <w:t>因果相关</w:t>
+      </w:r>
+      <w:r>
+        <w:rPr>
+          <w:rFonts w:ascii="Times New Roman" w:hAnsi="Times New Roman" w:cs="Times New Roman"/>
+          <w:color w:val="0070C0"/>
+        </w:rPr>
+        <w:t>”</w:t>
+      </w:r>
+    </w:p>
+    <w:p>
+      <w:pPr>
+        <w:tabs>
+          <w:tab w:val="left" w:pos="3144"/>
+        </w:tabs>
+        <w:rPr>
+          <w:rFonts w:ascii="Times New Roman" w:hAnsi="Times New Roman" w:cs="Times New Roman"/>
+          <w:color w:val="0070C0"/>
+        </w:rPr>
+      </w:pPr>
+      <w:r>
+        <w:rPr>
+          <w:rFonts w:ascii="Times New Roman" w:hAnsi="Times New Roman" w:cs="Times New Roman"/>
+          <w:b/>
+          <w:bCs/>
+          <w:color w:val="0070C0"/>
+        </w:rPr>
+        <w:t>为什么？</w:t>
+      </w:r>
+    </w:p>
+    <w:p>
+      <w:pPr>
+        <w:numPr>
+          <w:ilvl w:val="0"/>
+          <w:numId w:val="14"/>
+        </w:numPr>
+        <w:tabs>
+          <w:tab w:val="left" w:pos="3144"/>
+        </w:tabs>
+        <w:rPr>
+          <w:rFonts w:ascii="Times New Roman" w:hAnsi="Times New Roman" w:cs="Times New Roman"/>
+          <w:color w:val="0070C0"/>
+        </w:rPr>
+      </w:pPr>
+      <w:proofErr w:type="spellStart"/>
+      <w:r>
+        <w:rPr>
+          <w:rFonts w:ascii="Times New Roman" w:hAnsi="Times New Roman" w:cs="Times New Roman"/>
+          <w:color w:val="0070C0"/>
+        </w:rPr>
+        <w:t>reactive_host</w:t>
+      </w:r>
+      <w:proofErr w:type="spellEnd"/>
+      <w:r>
+        <w:rPr>
+          <w:rFonts w:ascii="Times New Roman" w:hAnsi="Times New Roman" w:cs="Times New Roman"/>
+          <w:color w:val="0070C0"/>
+        </w:rPr>
+        <w:t xml:space="preserve"> = </w:t>
+      </w:r>
+      <w:r>
+        <w:rPr>
+          <w:rFonts w:ascii="Times New Roman" w:hAnsi="Times New Roman" w:cs="Times New Roman"/>
+          <w:color w:val="0070C0"/>
+        </w:rPr>
+        <w:t>已在市场中</w:t>
+      </w:r>
+      <w:r>
+        <w:rPr>
+          <w:rFonts w:ascii="Times New Roman" w:hAnsi="Times New Roman" w:cs="Times New Roman"/>
+          <w:color w:val="0070C0"/>
+        </w:rPr>
+        <w:t xml:space="preserve"> + </w:t>
+      </w:r>
+      <w:r>
+        <w:rPr>
+          <w:rFonts w:ascii="Times New Roman" w:hAnsi="Times New Roman" w:cs="Times New Roman"/>
+          <w:color w:val="0070C0"/>
+        </w:rPr>
+        <w:t>因</w:t>
+      </w:r>
+      <w:r>
+        <w:rPr>
+          <w:rFonts w:ascii="Times New Roman" w:hAnsi="Times New Roman" w:cs="Times New Roman"/>
+          <w:color w:val="0070C0"/>
+        </w:rPr>
+        <w:t xml:space="preserve"> JO </w:t>
+      </w:r>
+      <w:r>
+        <w:rPr>
+          <w:rFonts w:ascii="Times New Roman" w:hAnsi="Times New Roman" w:cs="Times New Roman"/>
+          <w:color w:val="0070C0"/>
+        </w:rPr>
+        <w:t>重新激活</w:t>
+      </w:r>
+    </w:p>
+    <w:p>
+      <w:pPr>
+        <w:numPr>
+          <w:ilvl w:val="0"/>
+          <w:numId w:val="14"/>
+        </w:numPr>
+        <w:tabs>
+          <w:tab w:val="left" w:pos="3144"/>
+        </w:tabs>
+        <w:rPr>
+          <w:rFonts w:ascii="Times New Roman" w:hAnsi="Times New Roman" w:cs="Times New Roman"/>
+          <w:color w:val="0070C0"/>
+        </w:rPr>
+      </w:pPr>
+      <w:r>
+        <w:rPr>
+          <w:rFonts w:ascii="Times New Roman" w:hAnsi="Times New Roman" w:cs="Times New Roman"/>
+          <w:color w:val="0070C0"/>
+        </w:rPr>
+        <w:t>比</w:t>
+      </w:r>
+      <w:r>
+        <w:rPr>
+          <w:rFonts w:ascii="Times New Roman" w:hAnsi="Times New Roman" w:cs="Times New Roman"/>
+          <w:color w:val="0070C0"/>
+        </w:rPr>
+        <w:t xml:space="preserve"> </w:t>
+      </w:r>
+      <w:proofErr w:type="spellStart"/>
+      <w:r>
+        <w:rPr>
+          <w:rFonts w:ascii="Times New Roman" w:hAnsi="Times New Roman" w:cs="Times New Roman"/>
+          <w:color w:val="0070C0"/>
+        </w:rPr>
+        <w:t>new_host</w:t>
+      </w:r>
+      <w:proofErr w:type="spellEnd"/>
+      <w:r>
+        <w:rPr>
+          <w:rFonts w:ascii="Times New Roman" w:hAnsi="Times New Roman" w:cs="Times New Roman"/>
+          <w:color w:val="0070C0"/>
+        </w:rPr>
+        <w:t xml:space="preserve"> </w:t>
+      </w:r>
+      <w:r>
+        <w:rPr>
+          <w:rFonts w:ascii="Times New Roman" w:hAnsi="Times New Roman" w:cs="Times New Roman"/>
+          <w:color w:val="0070C0"/>
+        </w:rPr>
+        <w:t>更可能是</w:t>
+      </w:r>
+      <w:r>
+        <w:rPr>
+          <w:rFonts w:ascii="Times New Roman" w:hAnsi="Times New Roman" w:cs="Times New Roman"/>
+          <w:color w:val="0070C0"/>
+        </w:rPr>
+        <w:t xml:space="preserve"> </w:t>
+      </w:r>
+      <w:r>
+        <w:rPr>
+          <w:rFonts w:ascii="Times New Roman" w:hAnsi="Times New Roman" w:cs="Times New Roman"/>
+          <w:b/>
+          <w:bCs/>
+          <w:color w:val="0070C0"/>
+        </w:rPr>
+        <w:t>对</w:t>
+      </w:r>
+      <w:r>
+        <w:rPr>
+          <w:rFonts w:ascii="Times New Roman" w:hAnsi="Times New Roman" w:cs="Times New Roman"/>
+          <w:b/>
+          <w:bCs/>
+          <w:color w:val="0070C0"/>
+        </w:rPr>
+        <w:t xml:space="preserve"> JO </w:t>
+      </w:r>
+      <w:r>
+        <w:rPr>
+          <w:rFonts w:ascii="Times New Roman" w:hAnsi="Times New Roman" w:cs="Times New Roman"/>
+          <w:b/>
+          <w:bCs/>
+          <w:color w:val="0070C0"/>
+        </w:rPr>
+        <w:t>的策略性回应</w:t>
+      </w:r>
+    </w:p>
+    <w:p>
+      <w:pPr>
+        <w:tabs>
+          <w:tab w:val="left" w:pos="3144"/>
+        </w:tabs>
+        <w:rPr>
+          <w:rFonts w:ascii="Times New Roman" w:hAnsi="Times New Roman" w:cs="Times New Roman" w:hint="eastAsia"/>
+          <w:color w:val="0070C0"/>
+        </w:rPr>
+      </w:pPr>
+    </w:p>
+    <w:p>
+      <w:pPr>
+        <w:tabs>
+          <w:tab w:val="left" w:pos="1200"/>
+        </w:tabs>
+        <w:rPr>
+          <w:rFonts w:ascii="Times New Roman" w:hAnsi="Times New Roman" w:cs="Times New Roman"/>
+          <w:color w:val="0070C0"/>
+        </w:rPr>
+      </w:pPr>
+    </w:p>
+    <w:p>
+      <w:pPr>
+        <w:tabs>
+          <w:tab w:val="left" w:pos="1200"/>
+        </w:tabs>
+        <w:rPr>
+          <w:rFonts w:ascii="Times New Roman" w:hAnsi="Times New Roman" w:cs="Times New Roman"/>
+          <w:color w:val="0070C0"/>
+        </w:rPr>
+      </w:pPr>
+    </w:p>
+    <w:p>
+      <w:pPr>
+        <w:tabs>
+          <w:tab w:val="left" w:pos="1200"/>
+        </w:tabs>
+        <w:rPr>
+          <w:rFonts w:ascii="Times New Roman" w:hAnsi="Times New Roman" w:cs="Times New Roman"/>
+          <w:color w:val="0070C0"/>
+        </w:rPr>
+      </w:pPr>
+    </w:p>
+    <w:p>
+      <w:pPr>
+        <w:tabs>
+          <w:tab w:val="left" w:pos="1200"/>
+        </w:tabs>
+        <w:rPr>
+          <w:rFonts w:ascii="Times New Roman" w:hAnsi="Times New Roman" w:cs="Times New Roman"/>
+          <w:color w:val="0070C0"/>
+        </w:rPr>
+      </w:pPr>
+    </w:p>
+    <w:p>
+      <w:pPr>
+        <w:tabs>
+          <w:tab w:val="left" w:pos="1200"/>
+        </w:tabs>
+        <w:rPr>
+          <w:rFonts w:ascii="Times New Roman" w:hAnsi="Times New Roman" w:cs="Times New Roman"/>
+          <w:color w:val="0070C0"/>
+        </w:rPr>
+      </w:pPr>
+    </w:p>
+    <w:p>
+      <w:pPr>
+        <w:tabs>
+          <w:tab w:val="left" w:pos="1200"/>
+        </w:tabs>
+        <w:rPr>
+          <w:rFonts w:ascii="Times New Roman" w:hAnsi="Times New Roman" w:cs="Times New Roman"/>
+          <w:color w:val="0070C0"/>
+        </w:rPr>
+      </w:pPr>
+    </w:p>
+    <w:p>
+      <w:pPr>
+        <w:tabs>
+          <w:tab w:val="left" w:pos="1200"/>
+        </w:tabs>
+        <w:rPr>
+          <w:rFonts w:ascii="Times New Roman" w:hAnsi="Times New Roman" w:cs="Times New Roman"/>
+          <w:color w:val="0070C0"/>
+        </w:rPr>
+      </w:pPr>
+    </w:p>
+    <w:p>
+      <w:pPr>
+        <w:tabs>
+          <w:tab w:val="left" w:pos="1200"/>
+        </w:tabs>
+        <w:rPr>
+          <w:rFonts w:ascii="Times New Roman" w:hAnsi="Times New Roman" w:cs="Times New Roman" w:hint="eastAsia"/>
+          <w:color w:val="0070C0"/>
+        </w:rPr>
+      </w:pPr>
+    </w:p>
+    <w:p>
+      <w:pPr>
+        <w:rPr>
+          <w:rFonts w:ascii="Times New Roman" w:hAnsi="Times New Roman" w:cs="Times New Roman" w:hint="eastAsia"/>
+        </w:rPr>
+      </w:pPr>
+    </w:p>
+    <w:p>
+      <w:pPr>
+        <w:rPr>
+          <w:rFonts w:ascii="Times New Roman" w:hAnsi="Times New Roman" w:cs="Times New Roman" w:hint="eastAsia"/>
+        </w:rPr>
+      </w:pPr>
+    </w:p>
+    <w:p>
+      <w:pPr>
+        <w:rPr>
+          <w:rFonts w:ascii="Times New Roman" w:hAnsi="Times New Roman" w:cs="Times New Roman" w:hint="eastAsia"/>
+        </w:rPr>
+      </w:pPr>
+    </w:p>
+    <w:p>
+      <w:pPr>
+        <w:rPr>
+          <w:rFonts w:ascii="Times New Roman" w:hAnsi="Times New Roman" w:cs="Times New Roman" w:hint="eastAsia"/>
+        </w:rPr>
+      </w:pPr>
+    </w:p>
+    <w:p>
+      <w:pPr>
+        <w:rPr>
+          <w:rFonts w:ascii="Times New Roman" w:hAnsi="Times New Roman" w:cs="Times New Roman" w:hint="eastAsia"/>
+        </w:rPr>
+      </w:pPr>
+    </w:p>
+    <w:p>
+      <w:pPr>
+        <w:rPr>
+          <w:rFonts w:ascii="Times New Roman" w:hAnsi="Times New Roman" w:cs="Times New Roman" w:hint="eastAsia"/>
+        </w:rPr>
+      </w:pPr>
+    </w:p>
+    <w:p>
+      <w:pPr>
+        <w:rPr>
+          <w:rFonts w:ascii="Times New Roman" w:hAnsi="Times New Roman" w:cs="Times New Roman" w:hint="eastAsia"/>
+        </w:rPr>
+      </w:pPr>
+    </w:p>
+    <w:p>
+      <w:pPr>
+        <w:rPr>
+          <w:rFonts w:ascii="Times New Roman" w:hAnsi="Times New Roman" w:cs="Times New Roman" w:hint="eastAsia"/>
+        </w:rPr>
+      </w:pPr>
+    </w:p>
+    <w:p>
+      <w:pPr>
+        <w:rPr>
+          <w:rFonts w:ascii="Times New Roman" w:hAnsi="Times New Roman" w:cs="Times New Roman" w:hint="eastAsia"/>
+        </w:rPr>
+      </w:pPr>
+    </w:p>
+    <w:p>
+      <w:pPr>
+        <w:pStyle w:val="2"/>
+      </w:pPr>
+      <w:proofErr w:type="spellStart"/>
+      <w:proofErr w:type="gramStart"/>
+      <w:r>
+        <w:t>Brouillon</w:t>
+      </w:r>
+      <w:proofErr w:type="spellEnd"/>
+      <w:r>
+        <w:t xml:space="preserve"> :</w:t>
+      </w:r>
+      <w:proofErr w:type="gramEnd"/>
+    </w:p>
+    <w:p>
+      <w:pPr>
+        <w:tabs>
+          <w:tab w:val="left" w:pos="3312"/>
+        </w:tabs>
+        <w:rPr>
+          <w:rFonts w:ascii="Times New Roman" w:hAnsi="Times New Roman" w:cs="Times New Roman"/>
+          <w:lang w:val="fr-FR"/>
+        </w:rPr>
+      </w:pPr>
+      <w:r>
+        <w:rPr>
+          <w:rFonts w:ascii="Times New Roman" w:hAnsi="Times New Roman" w:cs="Times New Roman"/>
+        </w:rPr>
+        <w:t>P</w:t>
+      </w:r>
+      <w:r>
+        <w:rPr>
+          <w:rFonts w:ascii="Times New Roman" w:hAnsi="Times New Roman" w:cs="Times New Roman" w:hint="eastAsia"/>
+        </w:rPr>
+        <w:t>b</w:t>
+      </w:r>
+      <w:r>
+        <w:rPr>
+          <w:rFonts w:ascii="Times New Roman" w:hAnsi="Times New Roman" w:cs="Times New Roman"/>
+          <w:lang w:val="fr-FR"/>
+        </w:rPr>
+        <w:t xml:space="preserve"> : </w:t>
+      </w:r>
+      <w:proofErr w:type="spellStart"/>
+      <w:r>
+        <w:rPr>
+          <w:rFonts w:ascii="Times New Roman" w:hAnsi="Times New Roman" w:cs="Times New Roman"/>
+          <w:lang w:val="fr-FR"/>
+        </w:rPr>
+        <w:t>jo</w:t>
+      </w:r>
+      <w:proofErr w:type="spellEnd"/>
+      <w:r>
+        <w:rPr>
+          <w:rFonts w:ascii="Times New Roman" w:hAnsi="Times New Roman" w:cs="Times New Roman" w:hint="eastAsia"/>
+          <w:lang w:val="fr-FR"/>
+        </w:rPr>
+        <w:t>如何刺激并改变房东的分布</w:t>
+      </w:r>
+      <w:r>
+        <w:rPr>
+          <w:rFonts w:ascii="Times New Roman" w:hAnsi="Times New Roman" w:cs="Times New Roman" w:hint="eastAsia"/>
+          <w:lang w:val="fr-FR"/>
+        </w:rPr>
+        <w:t>(</w:t>
+      </w:r>
+      <w:r>
+        <w:rPr>
+          <w:rFonts w:ascii="Times New Roman" w:hAnsi="Times New Roman" w:cs="Times New Roman" w:hint="eastAsia"/>
+          <w:lang w:val="fr-FR"/>
+        </w:rPr>
+        <w:t>增减</w:t>
+      </w:r>
+      <w:r>
+        <w:rPr>
+          <w:rFonts w:ascii="Times New Roman" w:hAnsi="Times New Roman" w:cs="Times New Roman" w:hint="eastAsia"/>
+          <w:lang w:val="fr-FR"/>
+        </w:rPr>
+        <w:t xml:space="preserve"> +</w:t>
+      </w:r>
+      <w:r>
+        <w:rPr>
+          <w:rFonts w:ascii="Times New Roman" w:hAnsi="Times New Roman" w:cs="Times New Roman" w:hint="eastAsia"/>
+          <w:lang w:val="fr-FR"/>
+        </w:rPr>
+        <w:t>聚集</w:t>
+      </w:r>
+      <w:r>
+        <w:rPr>
+          <w:rFonts w:ascii="Times New Roman" w:hAnsi="Times New Roman" w:cs="Times New Roman" w:hint="eastAsia"/>
+          <w:lang w:val="fr-FR"/>
+        </w:rPr>
+        <w:t>)</w:t>
+      </w:r>
+      <w:r>
+        <w:rPr>
+          <w:rFonts w:ascii="Times New Roman" w:hAnsi="Times New Roman" w:cs="Times New Roman" w:hint="eastAsia"/>
+          <w:lang w:val="fr-FR"/>
+        </w:rPr>
+        <w:t>，以及他们的展示策略？</w:t>
+      </w:r>
+    </w:p>
+    <w:p>
+      <w:pPr>
+        <w:tabs>
+          <w:tab w:val="left" w:pos="3312"/>
+        </w:tabs>
+        <w:rPr>
+          <w:rFonts w:ascii="Times New Roman" w:hAnsi="Times New Roman" w:cs="Times New Roman"/>
+          <w:lang w:val="fr-FR"/>
+        </w:rPr>
+      </w:pPr>
+    </w:p>
+    <w:p>
+      <w:pPr>
+        <w:tabs>
+          <w:tab w:val="left" w:pos="3312"/>
+        </w:tabs>
+        <w:rPr>
+          <w:rFonts w:ascii="Times New Roman" w:hAnsi="Times New Roman" w:cs="Times New Roman"/>
+          <w:lang w:val="fr-FR"/>
+        </w:rPr>
+      </w:pPr>
+    </w:p>
+    <w:p>
+      <w:pPr>
+        <w:tabs>
+          <w:tab w:val="left" w:pos="3312"/>
+        </w:tabs>
+        <w:rPr>
+          <w:rFonts w:ascii="Times New Roman" w:hAnsi="Times New Roman" w:cs="Times New Roman"/>
+          <w:lang w:val="fr-FR"/>
+        </w:rPr>
+      </w:pPr>
+      <w:r>
+        <w:rPr>
+          <w:rFonts w:ascii="Times New Roman" w:hAnsi="Times New Roman" w:cs="Times New Roman" w:hint="eastAsia"/>
+          <w:lang w:val="fr-FR"/>
+        </w:rPr>
+        <w:t>总体对比：</w:t>
+      </w:r>
+    </w:p>
+    <w:p>
+      <w:pPr>
+        <w:tabs>
+          <w:tab w:val="left" w:pos="3312"/>
+        </w:tabs>
+        <w:rPr>
+          <w:rFonts w:ascii="Times New Roman" w:hAnsi="Times New Roman" w:cs="Times New Roman"/>
+          <w:lang w:val="fr-FR"/>
+        </w:rPr>
+      </w:pPr>
+    </w:p>
+    <w:p>
+      <w:pPr>
+        <w:tabs>
+          <w:tab w:val="left" w:pos="3312"/>
+        </w:tabs>
+        <w:rPr>
+          <w:rFonts w:ascii="Times New Roman" w:hAnsi="Times New Roman" w:cs="Times New Roman" w:hint="eastAsia"/>
+          <w:lang w:val="fr-FR"/>
+        </w:rPr>
+      </w:pPr>
+      <w:r>
+        <w:rPr>
+          <w:rFonts w:ascii="Times New Roman" w:hAnsi="Times New Roman" w:cs="Times New Roman" w:hint="eastAsia"/>
+          <w:lang w:val="fr-FR"/>
+        </w:rPr>
+        <w:t>房东密度上升</w:t>
+      </w:r>
+    </w:p>
+    <w:p>
+      <w:pPr>
+        <w:tabs>
+          <w:tab w:val="left" w:pos="3312"/>
+        </w:tabs>
+        <w:rPr>
+          <w:rFonts w:ascii="Times New Roman" w:hAnsi="Times New Roman" w:cs="Times New Roman" w:hint="eastAsia"/>
+          <w:lang w:val="fr-FR"/>
+        </w:rPr>
+      </w:pPr>
+      <w:r>
+        <w:rPr>
+          <w:rFonts w:ascii="Times New Roman" w:hAnsi="Times New Roman" w:cs="Times New Roman"/>
+          <w:lang w:val="fr-FR"/>
+        </w:rPr>
+        <w:t>A</w:t>
+      </w:r>
+      <w:r>
+        <w:rPr>
+          <w:rFonts w:ascii="Times New Roman" w:hAnsi="Times New Roman" w:cs="Times New Roman" w:hint="eastAsia"/>
+          <w:lang w:val="fr-FR"/>
+        </w:rPr>
+        <w:t>va90</w:t>
+      </w:r>
+      <w:r>
+        <w:rPr>
+          <w:rFonts w:ascii="Times New Roman" w:hAnsi="Times New Roman" w:cs="Times New Roman" w:hint="eastAsia"/>
+          <w:lang w:val="fr-FR"/>
+        </w:rPr>
+        <w:t>上升</w:t>
+      </w:r>
+      <w:r>
+        <w:rPr>
+          <w:rFonts w:ascii="Times New Roman" w:hAnsi="Times New Roman" w:cs="Times New Roman" w:hint="eastAsia"/>
+          <w:lang w:val="fr-FR"/>
+        </w:rPr>
+        <w:t>，开放更多为</w:t>
+      </w:r>
+      <w:proofErr w:type="spellStart"/>
+      <w:r>
+        <w:rPr>
+          <w:rFonts w:ascii="Times New Roman" w:hAnsi="Times New Roman" w:cs="Times New Roman" w:hint="eastAsia"/>
+          <w:lang w:val="fr-FR"/>
+        </w:rPr>
+        <w:t>jo</w:t>
+      </w:r>
+      <w:proofErr w:type="spellEnd"/>
+      <w:r>
+        <w:rPr>
+          <w:rFonts w:ascii="Times New Roman" w:hAnsi="Times New Roman" w:cs="Times New Roman" w:hint="eastAsia"/>
+          <w:lang w:val="fr-FR"/>
+        </w:rPr>
+        <w:t>准备</w:t>
+      </w:r>
+    </w:p>
+    <w:p>
+      <w:pPr>
+        <w:tabs>
+          <w:tab w:val="left" w:pos="3312"/>
+        </w:tabs>
+        <w:rPr>
+          <w:rFonts w:ascii="Times New Roman" w:hAnsi="Times New Roman" w:cs="Times New Roman"/>
+          <w:lang w:val="fr-FR"/>
+        </w:rPr>
+      </w:pPr>
+      <w:r>
+        <w:rPr>
+          <w:rFonts w:ascii="Times New Roman" w:hAnsi="Times New Roman" w:cs="Times New Roman" w:hint="eastAsia"/>
+          <w:lang w:val="fr-FR"/>
+        </w:rPr>
+        <w:t>非核心区域价格下降？</w:t>
+      </w:r>
+    </w:p>
+    <w:p>
+      <w:pPr>
+        <w:tabs>
+          <w:tab w:val="left" w:pos="3312"/>
+        </w:tabs>
+        <w:rPr>
+          <w:rFonts w:ascii="Times New Roman" w:hAnsi="Times New Roman" w:cs="Times New Roman" w:hint="eastAsia"/>
+          <w:lang w:val="fr-FR"/>
+        </w:rPr>
+      </w:pPr>
+      <w:r>
+        <w:rPr>
+          <w:rFonts w:ascii="Times New Roman" w:hAnsi="Times New Roman" w:cs="Times New Roman"/>
+          <w:lang w:val="fr-FR"/>
+        </w:rPr>
+        <w:lastRenderedPageBreak/>
+        <w:t>C</w:t>
+      </w:r>
+      <w:r>
+        <w:rPr>
+          <w:rFonts w:ascii="Times New Roman" w:hAnsi="Times New Roman" w:cs="Times New Roman" w:hint="eastAsia"/>
+          <w:lang w:val="fr-FR"/>
+        </w:rPr>
+        <w:t>artes2</w:t>
+      </w:r>
+      <w:r>
+        <w:rPr>
+          <w:rFonts w:ascii="Times New Roman" w:hAnsi="Times New Roman" w:cs="Times New Roman" w:hint="eastAsia"/>
+          <w:lang w:val="fr-FR"/>
+        </w:rPr>
+        <w:t>：</w:t>
+      </w:r>
+    </w:p>
+    <w:p>
+      <w:pPr>
+        <w:tabs>
+          <w:tab w:val="left" w:pos="3312"/>
+        </w:tabs>
+        <w:rPr>
+          <w:rFonts w:ascii="Times New Roman" w:hAnsi="Times New Roman" w:cs="Times New Roman" w:hint="eastAsia"/>
+          <w:lang w:val="fr-FR"/>
+        </w:rPr>
+      </w:pPr>
+      <w:r>
+        <w:rPr>
+          <w:rFonts w:ascii="Times New Roman" w:hAnsi="Times New Roman" w:cs="Times New Roman"/>
+          <w:lang w:val="fr-FR"/>
+        </w:rPr>
+        <w:t>A</w:t>
+      </w:r>
+      <w:r>
+        <w:rPr>
+          <w:rFonts w:ascii="Times New Roman" w:hAnsi="Times New Roman" w:cs="Times New Roman" w:hint="eastAsia"/>
+          <w:lang w:val="fr-FR"/>
+        </w:rPr>
+        <w:t>ctive host</w:t>
+      </w:r>
+      <w:r>
+        <w:rPr>
+          <w:rFonts w:ascii="Times New Roman" w:hAnsi="Times New Roman" w:cs="Times New Roman" w:hint="eastAsia"/>
+          <w:lang w:val="fr-FR"/>
+        </w:rPr>
+        <w:t>在</w:t>
+      </w:r>
+      <w:r>
+        <w:rPr>
+          <w:rFonts w:ascii="Times New Roman" w:hAnsi="Times New Roman" w:cs="Times New Roman" w:hint="eastAsia"/>
+          <w:lang w:val="fr-FR"/>
+        </w:rPr>
+        <w:t>接近</w:t>
+      </w:r>
+      <w:proofErr w:type="spellStart"/>
+      <w:r>
+        <w:rPr>
+          <w:rFonts w:ascii="Times New Roman" w:hAnsi="Times New Roman" w:cs="Times New Roman" w:hint="eastAsia"/>
+          <w:lang w:val="fr-FR"/>
+        </w:rPr>
+        <w:t>jo</w:t>
+      </w:r>
+      <w:proofErr w:type="spellEnd"/>
+      <w:r>
+        <w:rPr>
+          <w:rFonts w:ascii="Times New Roman" w:hAnsi="Times New Roman" w:cs="Times New Roman" w:hint="eastAsia"/>
+          <w:lang w:val="fr-FR"/>
+        </w:rPr>
+        <w:t>主要场馆</w:t>
+      </w:r>
+      <w:r>
+        <w:rPr>
+          <w:rFonts w:ascii="Times New Roman" w:hAnsi="Times New Roman" w:cs="Times New Roman" w:hint="eastAsia"/>
+          <w:lang w:val="fr-FR"/>
+        </w:rPr>
+        <w:t>比例更高？</w:t>
+      </w:r>
+    </w:p>
+    <w:p>
+      <w:pPr>
+        <w:tabs>
+          <w:tab w:val="left" w:pos="3312"/>
+        </w:tabs>
+        <w:rPr>
+          <w:rFonts w:ascii="Times New Roman" w:hAnsi="Times New Roman" w:cs="Times New Roman" w:hint="eastAsia"/>
+        </w:rPr>
+      </w:pPr>
+      <w:r>
+        <w:rPr>
+          <w:rFonts w:ascii="Times New Roman" w:hAnsi="Times New Roman" w:cs="Times New Roman"/>
+        </w:rPr>
+        <w:t>P</w:t>
+      </w:r>
+      <w:r>
+        <w:rPr>
+          <w:rFonts w:ascii="Times New Roman" w:hAnsi="Times New Roman" w:cs="Times New Roman" w:hint="eastAsia"/>
+        </w:rPr>
+        <w:t>ro/</w:t>
+      </w:r>
+      <w:proofErr w:type="spellStart"/>
+      <w:r>
+        <w:rPr>
+          <w:rFonts w:ascii="Times New Roman" w:hAnsi="Times New Roman" w:cs="Times New Roman" w:hint="eastAsia"/>
+        </w:rPr>
+        <w:t>superhost</w:t>
+      </w:r>
+      <w:proofErr w:type="spellEnd"/>
+      <w:r>
+        <w:rPr>
+          <w:rFonts w:ascii="Times New Roman" w:hAnsi="Times New Roman" w:cs="Times New Roman" w:hint="eastAsia"/>
+          <w:lang w:val="fr-FR"/>
+        </w:rPr>
+        <w:t>更多集中于市中心</w:t>
+      </w:r>
+      <w:r>
+        <w:rPr>
+          <w:rFonts w:ascii="Times New Roman" w:hAnsi="Times New Roman" w:cs="Times New Roman" w:hint="eastAsia"/>
+        </w:rPr>
+        <w:t>？</w:t>
+      </w:r>
+    </w:p>
+    <w:p>
+      <w:pPr>
+        <w:tabs>
+          <w:tab w:val="left" w:pos="3312"/>
+        </w:tabs>
+        <w:rPr>
+          <w:rFonts w:ascii="Times New Roman" w:hAnsi="Times New Roman" w:cs="Times New Roman" w:hint="eastAsia"/>
+          <w:lang w:val="fr-FR"/>
+        </w:rPr>
+      </w:pPr>
+      <w:r>
+        <w:rPr>
+          <w:rFonts w:ascii="Times New Roman" w:hAnsi="Times New Roman" w:cs="Times New Roman" w:hint="eastAsia"/>
+          <w:lang w:val="fr-FR"/>
+        </w:rPr>
+        <w:t>怎么对比？</w:t>
+      </w:r>
+    </w:p>
+    <w:p>
+      <w:pPr>
+        <w:tabs>
+          <w:tab w:val="left" w:pos="3312"/>
+        </w:tabs>
+        <w:rPr>
+          <w:rFonts w:ascii="Times New Roman" w:hAnsi="Times New Roman" w:cs="Times New Roman"/>
+        </w:rPr>
+      </w:pPr>
+    </w:p>
+    <w:p>
+      <w:pPr>
+        <w:tabs>
+          <w:tab w:val="left" w:pos="3312"/>
+        </w:tabs>
+        <w:rPr>
+          <w:rFonts w:ascii="Times New Roman" w:hAnsi="Times New Roman" w:cs="Times New Roman"/>
+          <w:color w:val="0070C0"/>
+        </w:rPr>
+      </w:pPr>
+      <w:r>
+        <w:rPr>
+          <w:rFonts w:ascii="Times New Roman" w:hAnsi="Times New Roman" w:cs="Times New Roman"/>
+          <w:color w:val="0070C0"/>
+        </w:rPr>
+        <w:t>你观察到的是一种</w:t>
+      </w:r>
+      <w:r>
+        <w:rPr>
+          <w:rFonts w:ascii="Times New Roman" w:hAnsi="Times New Roman" w:cs="Times New Roman"/>
+          <w:b/>
+          <w:bCs/>
+          <w:color w:val="0070C0"/>
+        </w:rPr>
+        <w:t>清晰的空间分层（</w:t>
+      </w:r>
+      <w:r>
+        <w:rPr>
+          <w:rFonts w:ascii="Times New Roman" w:hAnsi="Times New Roman" w:cs="Times New Roman"/>
+          <w:b/>
+          <w:bCs/>
+          <w:color w:val="0070C0"/>
+        </w:rPr>
+        <w:t>spatial differentiation</w:t>
+      </w:r>
+      <w:r>
+        <w:rPr>
+          <w:rFonts w:ascii="Times New Roman" w:hAnsi="Times New Roman" w:cs="Times New Roman"/>
+          <w:b/>
+          <w:bCs/>
+          <w:color w:val="0070C0"/>
+        </w:rPr>
+        <w:t>）</w:t>
+      </w:r>
+      <w:r>
+        <w:rPr>
+          <w:rFonts w:ascii="Times New Roman" w:hAnsi="Times New Roman" w:cs="Times New Roman"/>
+          <w:color w:val="0070C0"/>
+        </w:rPr>
+        <w:t>：</w:t>
+      </w:r>
+    </w:p>
+    <w:p>
+      <w:pPr>
+        <w:numPr>
+          <w:ilvl w:val="0"/>
+          <w:numId w:val="15"/>
+        </w:numPr>
+        <w:tabs>
+          <w:tab w:val="left" w:pos="3312"/>
+        </w:tabs>
+        <w:rPr>
+          <w:rFonts w:ascii="Times New Roman" w:hAnsi="Times New Roman" w:cs="Times New Roman"/>
+          <w:color w:val="0070C0"/>
+        </w:rPr>
+      </w:pPr>
+      <w:r>
+        <w:rPr>
+          <w:rFonts w:ascii="Times New Roman" w:hAnsi="Times New Roman" w:cs="Times New Roman"/>
+          <w:b/>
+          <w:bCs/>
+          <w:color w:val="0070C0"/>
+        </w:rPr>
+        <w:t>变化型房东</w:t>
+      </w:r>
+      <w:r>
+        <w:rPr>
+          <w:rFonts w:ascii="Times New Roman" w:hAnsi="Times New Roman" w:cs="Times New Roman"/>
+          <w:color w:val="0070C0"/>
+        </w:rPr>
+        <w:br/>
+      </w:r>
+      <w:r>
+        <w:rPr>
+          <w:rFonts w:ascii="Times New Roman" w:hAnsi="Times New Roman" w:cs="Times New Roman"/>
+          <w:color w:val="0070C0"/>
+        </w:rPr>
+        <w:t>（</w:t>
+      </w:r>
+      <w:r>
+        <w:rPr>
+          <w:rFonts w:ascii="Times New Roman" w:hAnsi="Times New Roman" w:cs="Times New Roman"/>
+          <w:color w:val="0070C0"/>
+        </w:rPr>
+        <w:t>new / reactive / changed presentation</w:t>
+      </w:r>
+      <w:r>
+        <w:rPr>
+          <w:rFonts w:ascii="Times New Roman" w:hAnsi="Times New Roman" w:cs="Times New Roman"/>
+          <w:color w:val="0070C0"/>
+        </w:rPr>
+        <w:t>）</w:t>
+      </w:r>
+      <w:r>
+        <w:rPr>
+          <w:rFonts w:ascii="Times New Roman" w:hAnsi="Times New Roman" w:cs="Times New Roman"/>
+          <w:color w:val="0070C0"/>
+        </w:rPr>
+        <w:br/>
+        <w:t xml:space="preserve">→ </w:t>
+      </w:r>
+      <w:r>
+        <w:rPr>
+          <w:rFonts w:ascii="Times New Roman" w:hAnsi="Times New Roman" w:cs="Times New Roman"/>
+          <w:b/>
+          <w:bCs/>
+          <w:color w:val="0070C0"/>
+        </w:rPr>
+        <w:t xml:space="preserve">10–20 </w:t>
+      </w:r>
+      <w:r>
+        <w:rPr>
+          <w:rFonts w:ascii="Times New Roman" w:hAnsi="Times New Roman" w:cs="Times New Roman"/>
+          <w:b/>
+          <w:bCs/>
+          <w:color w:val="0070C0"/>
+        </w:rPr>
+        <w:t>区形成一圈（</w:t>
+      </w:r>
+      <w:proofErr w:type="spellStart"/>
+      <w:r>
+        <w:rPr>
+          <w:rFonts w:ascii="Times New Roman" w:hAnsi="Times New Roman" w:cs="Times New Roman"/>
+          <w:b/>
+          <w:bCs/>
+          <w:color w:val="0070C0"/>
+        </w:rPr>
+        <w:t>anneau</w:t>
+      </w:r>
+      <w:proofErr w:type="spellEnd"/>
+      <w:r>
+        <w:rPr>
+          <w:rFonts w:ascii="Times New Roman" w:hAnsi="Times New Roman" w:cs="Times New Roman"/>
+          <w:b/>
+          <w:bCs/>
+          <w:color w:val="0070C0"/>
+        </w:rPr>
+        <w:t xml:space="preserve"> périphérique</w:t>
+      </w:r>
+      <w:r>
+        <w:rPr>
+          <w:rFonts w:ascii="Times New Roman" w:hAnsi="Times New Roman" w:cs="Times New Roman"/>
+          <w:b/>
+          <w:bCs/>
+          <w:color w:val="0070C0"/>
+        </w:rPr>
+        <w:t>）</w:t>
+      </w:r>
+    </w:p>
+    <w:p>
+      <w:pPr>
+        <w:numPr>
+          <w:ilvl w:val="0"/>
+          <w:numId w:val="15"/>
+        </w:numPr>
+        <w:tabs>
+          <w:tab w:val="left" w:pos="3312"/>
+        </w:tabs>
+        <w:rPr>
+          <w:rFonts w:ascii="Times New Roman" w:hAnsi="Times New Roman" w:cs="Times New Roman"/>
+          <w:color w:val="0070C0"/>
+        </w:rPr>
+      </w:pPr>
+      <w:r>
+        <w:rPr>
+          <w:rFonts w:ascii="Times New Roman" w:hAnsi="Times New Roman" w:cs="Times New Roman"/>
+          <w:b/>
+          <w:bCs/>
+          <w:color w:val="0070C0"/>
+        </w:rPr>
+        <w:t>专业</w:t>
+      </w:r>
+      <w:r>
+        <w:rPr>
+          <w:rFonts w:ascii="Times New Roman" w:hAnsi="Times New Roman" w:cs="Times New Roman"/>
+          <w:b/>
+          <w:bCs/>
+          <w:color w:val="0070C0"/>
+        </w:rPr>
+        <w:t xml:space="preserve"> / </w:t>
+      </w:r>
+      <w:proofErr w:type="spellStart"/>
+      <w:r>
+        <w:rPr>
+          <w:rFonts w:ascii="Times New Roman" w:hAnsi="Times New Roman" w:cs="Times New Roman"/>
+          <w:b/>
+          <w:bCs/>
+          <w:color w:val="0070C0"/>
+        </w:rPr>
+        <w:t>superhost</w:t>
+      </w:r>
+      <w:proofErr w:type="spellEnd"/>
+      <w:r>
+        <w:rPr>
+          <w:rFonts w:ascii="Times New Roman" w:hAnsi="Times New Roman" w:cs="Times New Roman"/>
+          <w:color w:val="0070C0"/>
+        </w:rPr>
+        <w:br/>
+        <w:t xml:space="preserve">→ </w:t>
+      </w:r>
+      <w:r>
+        <w:rPr>
+          <w:rFonts w:ascii="Times New Roman" w:hAnsi="Times New Roman" w:cs="Times New Roman"/>
+          <w:b/>
+          <w:bCs/>
+          <w:color w:val="0070C0"/>
+        </w:rPr>
+        <w:t xml:space="preserve">1–9 </w:t>
+      </w:r>
+      <w:r>
+        <w:rPr>
+          <w:rFonts w:ascii="Times New Roman" w:hAnsi="Times New Roman" w:cs="Times New Roman"/>
+          <w:b/>
+          <w:bCs/>
+          <w:color w:val="0070C0"/>
+        </w:rPr>
+        <w:t>区高度集中（</w:t>
+      </w:r>
+      <w:proofErr w:type="spellStart"/>
+      <w:r>
+        <w:rPr>
+          <w:rFonts w:ascii="Times New Roman" w:hAnsi="Times New Roman" w:cs="Times New Roman"/>
+          <w:b/>
+          <w:bCs/>
+          <w:color w:val="0070C0"/>
+        </w:rPr>
+        <w:t>cœur</w:t>
+      </w:r>
+      <w:proofErr w:type="spellEnd"/>
+      <w:r>
+        <w:rPr>
+          <w:rFonts w:ascii="Times New Roman" w:hAnsi="Times New Roman" w:cs="Times New Roman"/>
+          <w:b/>
+          <w:bCs/>
+          <w:color w:val="0070C0"/>
+        </w:rPr>
+        <w:t xml:space="preserve"> central</w:t>
+      </w:r>
+      <w:r>
+        <w:rPr>
+          <w:rFonts w:ascii="Times New Roman" w:hAnsi="Times New Roman" w:cs="Times New Roman"/>
+          <w:b/>
+          <w:bCs/>
+          <w:color w:val="0070C0"/>
+        </w:rPr>
+        <w:t>）</w:t>
+      </w:r>
+    </w:p>
+    <w:p>
+      <w:pPr>
+        <w:tabs>
+          <w:tab w:val="left" w:pos="3312"/>
+        </w:tabs>
+        <w:rPr>
+          <w:rFonts w:ascii="Times New Roman" w:hAnsi="Times New Roman" w:cs="Times New Roman"/>
+          <w:b/>
+          <w:bCs/>
+          <w:color w:val="0070C0"/>
+        </w:rPr>
+      </w:pPr>
+      <w:r>
+        <w:rPr>
+          <w:rFonts w:ascii="Times New Roman" w:hAnsi="Times New Roman" w:cs="Times New Roman"/>
+          <w:b/>
+          <w:bCs/>
+          <w:color w:val="0070C0"/>
+        </w:rPr>
+        <w:t>2️</w:t>
+      </w:r>
+      <w:r>
+        <w:rPr>
+          <w:rFonts w:ascii="Segoe UI Symbol" w:hAnsi="Segoe UI Symbol" w:cs="Segoe UI Symbol"/>
+          <w:b/>
+          <w:bCs/>
+          <w:color w:val="0070C0"/>
+        </w:rPr>
+        <w:t>⃣</w:t>
+      </w:r>
+      <w:r>
+        <w:rPr>
+          <w:rFonts w:ascii="Times New Roman" w:hAnsi="Times New Roman" w:cs="Times New Roman"/>
+          <w:b/>
+          <w:bCs/>
+          <w:color w:val="0070C0"/>
+        </w:rPr>
+        <w:t xml:space="preserve"> </w:t>
+      </w:r>
+      <w:r>
+        <w:rPr>
+          <w:rFonts w:ascii="Times New Roman" w:hAnsi="Times New Roman" w:cs="Times New Roman"/>
+          <w:b/>
+          <w:bCs/>
+          <w:color w:val="0070C0"/>
+        </w:rPr>
+        <w:t>外围一圈（</w:t>
+      </w:r>
+      <w:r>
+        <w:rPr>
+          <w:rFonts w:ascii="Times New Roman" w:hAnsi="Times New Roman" w:cs="Times New Roman"/>
+          <w:b/>
+          <w:bCs/>
+          <w:color w:val="0070C0"/>
+        </w:rPr>
+        <w:t xml:space="preserve">10–20 </w:t>
+      </w:r>
+      <w:r>
+        <w:rPr>
+          <w:rFonts w:ascii="Times New Roman" w:hAnsi="Times New Roman" w:cs="Times New Roman"/>
+          <w:b/>
+          <w:bCs/>
+          <w:color w:val="0070C0"/>
+        </w:rPr>
+        <w:t>区）：机会驱动、策略性进入</w:t>
+      </w:r>
+    </w:p>
+    <w:p>
+      <w:pPr>
+        <w:tabs>
+          <w:tab w:val="left" w:pos="3312"/>
+        </w:tabs>
+        <w:rPr>
+          <w:rFonts w:ascii="Times New Roman" w:hAnsi="Times New Roman" w:cs="Times New Roman"/>
+          <w:color w:val="0070C0"/>
+        </w:rPr>
+      </w:pPr>
+      <w:r>
+        <w:rPr>
+          <w:rFonts w:ascii="Times New Roman" w:hAnsi="Times New Roman" w:cs="Times New Roman"/>
+          <w:color w:val="0070C0"/>
+        </w:rPr>
+        <w:t>特征：</w:t>
+      </w:r>
+    </w:p>
+    <w:p>
+      <w:pPr>
+        <w:numPr>
+          <w:ilvl w:val="0"/>
+          <w:numId w:val="16"/>
+        </w:numPr>
+        <w:tabs>
+          <w:tab w:val="left" w:pos="3312"/>
+        </w:tabs>
+        <w:rPr>
+          <w:rFonts w:ascii="Times New Roman" w:hAnsi="Times New Roman" w:cs="Times New Roman"/>
+          <w:color w:val="0070C0"/>
+        </w:rPr>
+      </w:pPr>
+      <w:r>
+        <w:rPr>
+          <w:rFonts w:ascii="Times New Roman" w:hAnsi="Times New Roman" w:cs="Times New Roman"/>
+          <w:color w:val="0070C0"/>
+        </w:rPr>
+        <w:t>房源基数更大</w:t>
+      </w:r>
+    </w:p>
+    <w:p>
+      <w:pPr>
+        <w:numPr>
+          <w:ilvl w:val="0"/>
+          <w:numId w:val="16"/>
+        </w:numPr>
+        <w:tabs>
+          <w:tab w:val="left" w:pos="3312"/>
+        </w:tabs>
+        <w:rPr>
+          <w:rFonts w:ascii="Times New Roman" w:hAnsi="Times New Roman" w:cs="Times New Roman"/>
+          <w:color w:val="0070C0"/>
+        </w:rPr>
+      </w:pPr>
+      <w:r>
+        <w:rPr>
+          <w:rFonts w:ascii="Times New Roman" w:hAnsi="Times New Roman" w:cs="Times New Roman"/>
+          <w:color w:val="0070C0"/>
+        </w:rPr>
+        <w:t>价格相对低</w:t>
+      </w:r>
+    </w:p>
+    <w:p>
+      <w:pPr>
+        <w:numPr>
+          <w:ilvl w:val="0"/>
+          <w:numId w:val="16"/>
+        </w:numPr>
+        <w:tabs>
+          <w:tab w:val="left" w:pos="3312"/>
+        </w:tabs>
+        <w:rPr>
+          <w:rFonts w:ascii="Times New Roman" w:hAnsi="Times New Roman" w:cs="Times New Roman"/>
+          <w:color w:val="0070C0"/>
+        </w:rPr>
+      </w:pPr>
+      <w:r>
+        <w:rPr>
+          <w:rFonts w:ascii="Times New Roman" w:hAnsi="Times New Roman" w:cs="Times New Roman"/>
+          <w:color w:val="0070C0"/>
+        </w:rPr>
+        <w:t>更容易</w:t>
+      </w:r>
+      <w:r>
+        <w:rPr>
+          <w:rFonts w:ascii="Times New Roman" w:hAnsi="Times New Roman" w:cs="Times New Roman"/>
+          <w:color w:val="0070C0"/>
+        </w:rPr>
+        <w:t>“</w:t>
+      </w:r>
+      <w:r>
+        <w:rPr>
+          <w:rFonts w:ascii="Times New Roman" w:hAnsi="Times New Roman" w:cs="Times New Roman"/>
+          <w:color w:val="0070C0"/>
+        </w:rPr>
+        <w:t>临时进入市场</w:t>
+      </w:r>
+      <w:r>
+        <w:rPr>
+          <w:rFonts w:ascii="Times New Roman" w:hAnsi="Times New Roman" w:cs="Times New Roman"/>
+          <w:color w:val="0070C0"/>
+        </w:rPr>
+        <w:t>”</w:t>
+      </w:r>
+    </w:p>
+    <w:p>
+      <w:pPr>
+        <w:tabs>
+          <w:tab w:val="left" w:pos="3312"/>
+        </w:tabs>
+        <w:rPr>
+          <w:rFonts w:ascii="Times New Roman" w:hAnsi="Times New Roman" w:cs="Times New Roman"/>
+          <w:color w:val="0070C0"/>
+        </w:rPr>
+      </w:pPr>
+      <w:r>
+        <w:rPr>
+          <w:rFonts w:ascii="Segoe UI Emoji" w:hAnsi="Segoe UI Emoji" w:cs="Segoe UI Emoji"/>
+          <w:color w:val="0070C0"/>
+        </w:rPr>
+        <w:t>👉</w:t>
+      </w:r>
+      <w:r>
+        <w:rPr>
+          <w:rFonts w:ascii="Times New Roman" w:hAnsi="Times New Roman" w:cs="Times New Roman"/>
+          <w:color w:val="0070C0"/>
+        </w:rPr>
+        <w:t xml:space="preserve"> </w:t>
+      </w:r>
+      <w:r>
+        <w:rPr>
+          <w:rFonts w:ascii="Times New Roman" w:hAnsi="Times New Roman" w:cs="Times New Roman"/>
+          <w:b/>
+          <w:bCs/>
+          <w:color w:val="0070C0"/>
+        </w:rPr>
+        <w:t>适合</w:t>
+      </w:r>
+      <w:r>
+        <w:rPr>
+          <w:rFonts w:ascii="Times New Roman" w:hAnsi="Times New Roman" w:cs="Times New Roman"/>
+          <w:color w:val="0070C0"/>
+        </w:rPr>
+        <w:t>：</w:t>
+      </w:r>
+    </w:p>
+    <w:p>
+      <w:pPr>
+        <w:numPr>
+          <w:ilvl w:val="0"/>
+          <w:numId w:val="17"/>
+        </w:numPr>
+        <w:tabs>
+          <w:tab w:val="left" w:pos="3312"/>
+        </w:tabs>
+        <w:rPr>
+          <w:rFonts w:ascii="Times New Roman" w:hAnsi="Times New Roman" w:cs="Times New Roman"/>
+          <w:color w:val="0070C0"/>
+        </w:rPr>
+      </w:pPr>
+      <w:r>
+        <w:rPr>
+          <w:rFonts w:ascii="Times New Roman" w:hAnsi="Times New Roman" w:cs="Times New Roman"/>
+          <w:color w:val="0070C0"/>
+        </w:rPr>
+        <w:t>新进入房东</w:t>
+      </w:r>
+    </w:p>
+    <w:p>
+      <w:pPr>
+        <w:numPr>
+          <w:ilvl w:val="0"/>
+          <w:numId w:val="17"/>
+        </w:numPr>
+        <w:tabs>
+          <w:tab w:val="left" w:pos="3312"/>
+        </w:tabs>
+        <w:rPr>
+          <w:rFonts w:ascii="Times New Roman" w:hAnsi="Times New Roman" w:cs="Times New Roman"/>
+          <w:color w:val="0070C0"/>
+        </w:rPr>
+      </w:pPr>
+      <w:r>
+        <w:rPr>
+          <w:rFonts w:ascii="Times New Roman" w:hAnsi="Times New Roman" w:cs="Times New Roman"/>
+          <w:color w:val="0070C0"/>
+        </w:rPr>
+        <w:t>为</w:t>
+      </w:r>
+      <w:r>
+        <w:rPr>
+          <w:rFonts w:ascii="Times New Roman" w:hAnsi="Times New Roman" w:cs="Times New Roman"/>
+          <w:color w:val="0070C0"/>
+        </w:rPr>
+        <w:t xml:space="preserve"> JO </w:t>
+      </w:r>
+      <w:r>
+        <w:rPr>
+          <w:rFonts w:ascii="Times New Roman" w:hAnsi="Times New Roman" w:cs="Times New Roman"/>
+          <w:color w:val="0070C0"/>
+        </w:rPr>
+        <w:t>临时调整策略的房东</w:t>
+      </w:r>
+    </w:p>
+    <w:p>
+      <w:pPr>
+        <w:tabs>
+          <w:tab w:val="left" w:pos="3312"/>
+        </w:tabs>
+        <w:rPr>
+          <w:rFonts w:ascii="Times New Roman" w:hAnsi="Times New Roman" w:cs="Times New Roman"/>
+          <w:b/>
+          <w:bCs/>
+          <w:color w:val="0070C0"/>
+        </w:rPr>
+      </w:pPr>
+      <w:r>
+        <w:rPr>
+          <w:rFonts w:ascii="Segoe UI Emoji" w:hAnsi="Segoe UI Emoji" w:cs="Segoe UI Emoji"/>
+          <w:color w:val="0070C0"/>
+        </w:rPr>
+        <w:t>📌</w:t>
+      </w:r>
+      <w:r>
+        <w:rPr>
+          <w:rFonts w:ascii="Times New Roman" w:hAnsi="Times New Roman" w:cs="Times New Roman"/>
+          <w:color w:val="0070C0"/>
+        </w:rPr>
+        <w:t xml:space="preserve"> </w:t>
+      </w:r>
+      <w:r>
+        <w:rPr>
+          <w:rFonts w:ascii="Times New Roman" w:hAnsi="Times New Roman" w:cs="Times New Roman"/>
+          <w:b/>
+          <w:bCs/>
+          <w:color w:val="0070C0"/>
+        </w:rPr>
+        <w:t>他们的优势来自</w:t>
+      </w:r>
+      <w:r>
+        <w:rPr>
+          <w:rFonts w:ascii="Times New Roman" w:hAnsi="Times New Roman" w:cs="Times New Roman"/>
+          <w:b/>
+          <w:bCs/>
+          <w:color w:val="0070C0"/>
+        </w:rPr>
+        <w:t>“</w:t>
+      </w:r>
+      <w:r>
+        <w:rPr>
+          <w:rFonts w:ascii="Times New Roman" w:hAnsi="Times New Roman" w:cs="Times New Roman"/>
+          <w:b/>
+          <w:bCs/>
+          <w:color w:val="0070C0"/>
+        </w:rPr>
+        <w:t>适应</w:t>
+      </w:r>
+      <w:r>
+        <w:rPr>
+          <w:rFonts w:ascii="Times New Roman" w:hAnsi="Times New Roman" w:cs="Times New Roman"/>
+          <w:b/>
+          <w:bCs/>
+          <w:color w:val="0070C0"/>
+        </w:rPr>
+        <w:t>”</w:t>
+      </w:r>
+      <w:r>
+        <w:rPr>
+          <w:rFonts w:ascii="Times New Roman" w:hAnsi="Times New Roman" w:cs="Times New Roman"/>
+          <w:b/>
+          <w:bCs/>
+          <w:color w:val="0070C0"/>
+        </w:rPr>
+        <w:t>和</w:t>
+      </w:r>
+      <w:r>
+        <w:rPr>
+          <w:rFonts w:ascii="Times New Roman" w:hAnsi="Times New Roman" w:cs="Times New Roman"/>
+          <w:b/>
+          <w:bCs/>
+          <w:color w:val="0070C0"/>
+        </w:rPr>
+        <w:t>“</w:t>
+      </w:r>
+      <w:r>
+        <w:rPr>
+          <w:rFonts w:ascii="Times New Roman" w:hAnsi="Times New Roman" w:cs="Times New Roman"/>
+          <w:b/>
+          <w:bCs/>
+          <w:color w:val="0070C0"/>
+        </w:rPr>
+        <w:t>机会窗口</w:t>
+      </w:r>
+      <w:r>
+        <w:rPr>
+          <w:rFonts w:ascii="Times New Roman" w:hAnsi="Times New Roman" w:cs="Times New Roman"/>
+          <w:b/>
+          <w:bCs/>
+          <w:color w:val="0070C0"/>
+        </w:rPr>
+        <w:t>”</w:t>
+      </w:r>
+    </w:p>
+    <w:p>
+      <w:pPr>
+        <w:tabs>
+          <w:tab w:val="left" w:pos="3312"/>
+        </w:tabs>
+        <w:rPr>
+          <w:rFonts w:ascii="Times New Roman" w:hAnsi="Times New Roman" w:cs="Times New Roman"/>
+          <w:color w:val="0070C0"/>
+        </w:rPr>
+      </w:pPr>
+    </w:p>
+    <w:p>
+      <w:pPr>
+        <w:tabs>
+          <w:tab w:val="left" w:pos="3312"/>
+        </w:tabs>
+        <w:rPr>
+          <w:color w:val="0070C0"/>
+        </w:rPr>
+      </w:pPr>
+      <w:r>
+        <w:rPr>
+          <w:rFonts w:ascii="Times New Roman" w:hAnsi="Times New Roman" w:cs="Times New Roman" w:hint="eastAsia"/>
+          <w:color w:val="0070C0"/>
+        </w:rPr>
+        <w:t>说明</w:t>
+      </w:r>
+      <w:r>
+        <w:rPr>
+          <w:b/>
+          <w:bCs/>
+          <w:color w:val="0070C0"/>
+        </w:rPr>
+        <w:t>JO 的冲击不是“均匀地”作用于城市空间</w:t>
+      </w:r>
+    </w:p>
+    <w:p>
+      <w:pPr>
+        <w:tabs>
+          <w:tab w:val="left" w:pos="3312"/>
+        </w:tabs>
+        <w:rPr>
+          <w:rFonts w:ascii="Times New Roman" w:hAnsi="Times New Roman" w:cs="Times New Roman"/>
+          <w:color w:val="0070C0"/>
+        </w:rPr>
+      </w:pPr>
+      <w:r>
+        <w:rPr>
+          <w:rFonts w:ascii="Times New Roman" w:hAnsi="Times New Roman" w:cs="Times New Roman"/>
+          <w:color w:val="0070C0"/>
+        </w:rPr>
+        <w:t>而是：</w:t>
+      </w:r>
+    </w:p>
+    <w:p>
+      <w:pPr>
+        <w:numPr>
+          <w:ilvl w:val="0"/>
+          <w:numId w:val="18"/>
+        </w:numPr>
+        <w:tabs>
+          <w:tab w:val="left" w:pos="3312"/>
+        </w:tabs>
+        <w:rPr>
+          <w:rFonts w:ascii="Times New Roman" w:hAnsi="Times New Roman" w:cs="Times New Roman"/>
+          <w:color w:val="0070C0"/>
+        </w:rPr>
+      </w:pPr>
+      <w:r>
+        <w:rPr>
+          <w:rFonts w:ascii="Times New Roman" w:hAnsi="Times New Roman" w:cs="Times New Roman"/>
+          <w:b/>
+          <w:bCs/>
+          <w:color w:val="0070C0"/>
+        </w:rPr>
+        <w:t>中心区</w:t>
+      </w:r>
+      <w:r>
+        <w:rPr>
+          <w:rFonts w:ascii="Times New Roman" w:hAnsi="Times New Roman" w:cs="Times New Roman"/>
+          <w:color w:val="0070C0"/>
+        </w:rPr>
+        <w:t>：强化既有优势（</w:t>
+      </w:r>
+      <w:r>
+        <w:rPr>
+          <w:rFonts w:ascii="Times New Roman" w:hAnsi="Times New Roman" w:cs="Times New Roman"/>
+          <w:color w:val="0070C0"/>
+        </w:rPr>
+        <w:t xml:space="preserve">pro / </w:t>
+      </w:r>
+      <w:proofErr w:type="spellStart"/>
+      <w:r>
+        <w:rPr>
+          <w:rFonts w:ascii="Times New Roman" w:hAnsi="Times New Roman" w:cs="Times New Roman"/>
+          <w:color w:val="0070C0"/>
+        </w:rPr>
+        <w:t>superhost</w:t>
+      </w:r>
+      <w:proofErr w:type="spellEnd"/>
+      <w:r>
+        <w:rPr>
+          <w:rFonts w:ascii="Times New Roman" w:hAnsi="Times New Roman" w:cs="Times New Roman"/>
+          <w:color w:val="0070C0"/>
+        </w:rPr>
+        <w:t>）</w:t>
+      </w:r>
+    </w:p>
+    <w:p>
+      <w:pPr>
+        <w:numPr>
+          <w:ilvl w:val="0"/>
+          <w:numId w:val="18"/>
+        </w:numPr>
+        <w:tabs>
+          <w:tab w:val="left" w:pos="3312"/>
+        </w:tabs>
+        <w:rPr>
+          <w:rFonts w:ascii="Times New Roman" w:hAnsi="Times New Roman" w:cs="Times New Roman"/>
+          <w:color w:val="0070C0"/>
+        </w:rPr>
+      </w:pPr>
+      <w:r>
+        <w:rPr>
+          <w:rFonts w:ascii="Times New Roman" w:hAnsi="Times New Roman" w:cs="Times New Roman"/>
+          <w:b/>
+          <w:bCs/>
+          <w:color w:val="0070C0"/>
+        </w:rPr>
+        <w:t>外围区</w:t>
+      </w:r>
+      <w:r>
+        <w:rPr>
+          <w:rFonts w:ascii="Times New Roman" w:hAnsi="Times New Roman" w:cs="Times New Roman"/>
+          <w:color w:val="0070C0"/>
+        </w:rPr>
+        <w:t>：激活新的参与者（</w:t>
+      </w:r>
+      <w:r>
+        <w:rPr>
+          <w:rFonts w:ascii="Times New Roman" w:hAnsi="Times New Roman" w:cs="Times New Roman"/>
+          <w:color w:val="0070C0"/>
+        </w:rPr>
+        <w:t>reactive / new</w:t>
+      </w:r>
+      <w:r>
+        <w:rPr>
+          <w:rFonts w:ascii="Times New Roman" w:hAnsi="Times New Roman" w:cs="Times New Roman"/>
+          <w:color w:val="0070C0"/>
+        </w:rPr>
+        <w:t>）</w:t>
+      </w:r>
+    </w:p>
+    <w:p>
+      <w:pPr>
+        <w:tabs>
+          <w:tab w:val="left" w:pos="3312"/>
+        </w:tabs>
+        <w:rPr>
+          <w:rFonts w:ascii="Times New Roman" w:hAnsi="Times New Roman" w:cs="Times New Roman"/>
+          <w:color w:val="0070C0"/>
+        </w:rPr>
+      </w:pPr>
+      <w:r>
+        <w:rPr>
+          <w:rFonts w:ascii="Segoe UI Emoji" w:hAnsi="Segoe UI Emoji" w:cs="Segoe UI Emoji"/>
+          <w:color w:val="0070C0"/>
+        </w:rPr>
+        <w:t>👉</w:t>
+      </w:r>
+      <w:r>
+        <w:rPr>
+          <w:rFonts w:ascii="Times New Roman" w:hAnsi="Times New Roman" w:cs="Times New Roman"/>
+          <w:color w:val="0070C0"/>
+        </w:rPr>
+        <w:t xml:space="preserve"> </w:t>
+      </w:r>
+      <w:r>
+        <w:rPr>
+          <w:rFonts w:ascii="Times New Roman" w:hAnsi="Times New Roman" w:cs="Times New Roman"/>
+          <w:color w:val="0070C0"/>
+        </w:rPr>
+        <w:t>这是一个</w:t>
+      </w:r>
+      <w:r>
+        <w:rPr>
+          <w:rFonts w:ascii="Times New Roman" w:hAnsi="Times New Roman" w:cs="Times New Roman"/>
+          <w:b/>
+          <w:bCs/>
+          <w:color w:val="0070C0"/>
+        </w:rPr>
+        <w:t>典型的</w:t>
+      </w:r>
+      <w:r>
+        <w:rPr>
+          <w:rFonts w:ascii="Times New Roman" w:hAnsi="Times New Roman" w:cs="Times New Roman"/>
+          <w:b/>
+          <w:bCs/>
+          <w:color w:val="0070C0"/>
+        </w:rPr>
+        <w:t>“</w:t>
+      </w:r>
+      <w:r>
+        <w:rPr>
+          <w:rFonts w:ascii="Times New Roman" w:hAnsi="Times New Roman" w:cs="Times New Roman"/>
+          <w:b/>
+          <w:bCs/>
+          <w:color w:val="0070C0"/>
+        </w:rPr>
+        <w:t>差异化空间响应（</w:t>
+      </w:r>
+      <w:proofErr w:type="spellStart"/>
+      <w:r>
+        <w:rPr>
+          <w:rFonts w:ascii="Times New Roman" w:hAnsi="Times New Roman" w:cs="Times New Roman"/>
+          <w:b/>
+          <w:bCs/>
+          <w:color w:val="0070C0"/>
+        </w:rPr>
+        <w:t>réponse</w:t>
+      </w:r>
+      <w:proofErr w:type="spellEnd"/>
+      <w:r>
+        <w:rPr>
+          <w:rFonts w:ascii="Times New Roman" w:hAnsi="Times New Roman" w:cs="Times New Roman"/>
+          <w:b/>
+          <w:bCs/>
+          <w:color w:val="0070C0"/>
+        </w:rPr>
+        <w:t xml:space="preserve"> </w:t>
+      </w:r>
+      <w:proofErr w:type="spellStart"/>
+      <w:r>
+        <w:rPr>
+          <w:rFonts w:ascii="Times New Roman" w:hAnsi="Times New Roman" w:cs="Times New Roman"/>
+          <w:b/>
+          <w:bCs/>
+          <w:color w:val="0070C0"/>
+        </w:rPr>
+        <w:t>spatiale</w:t>
+      </w:r>
+      <w:proofErr w:type="spellEnd"/>
+      <w:r>
+        <w:rPr>
+          <w:rFonts w:ascii="Times New Roman" w:hAnsi="Times New Roman" w:cs="Times New Roman"/>
+          <w:b/>
+          <w:bCs/>
+          <w:color w:val="0070C0"/>
+        </w:rPr>
+        <w:t xml:space="preserve"> </w:t>
+      </w:r>
+      <w:proofErr w:type="spellStart"/>
+      <w:r>
+        <w:rPr>
+          <w:rFonts w:ascii="Times New Roman" w:hAnsi="Times New Roman" w:cs="Times New Roman"/>
+          <w:b/>
+          <w:bCs/>
+          <w:color w:val="0070C0"/>
+        </w:rPr>
+        <w:t>différenciée</w:t>
+      </w:r>
+      <w:proofErr w:type="spellEnd"/>
+      <w:r>
+        <w:rPr>
+          <w:rFonts w:ascii="Times New Roman" w:hAnsi="Times New Roman" w:cs="Times New Roman"/>
+          <w:b/>
+          <w:bCs/>
+          <w:color w:val="0070C0"/>
+        </w:rPr>
+        <w:t>）</w:t>
+      </w:r>
+      <w:r>
+        <w:rPr>
+          <w:rFonts w:ascii="Times New Roman" w:hAnsi="Times New Roman" w:cs="Times New Roman"/>
+          <w:b/>
+          <w:bCs/>
+          <w:color w:val="0070C0"/>
+        </w:rPr>
+        <w:t>”</w:t>
+      </w:r>
+    </w:p>
+    <w:p>
+      <w:pPr>
+        <w:tabs>
+          <w:tab w:val="left" w:pos="3312"/>
+        </w:tabs>
+        <w:rPr>
+          <w:rFonts w:ascii="Times New Roman" w:hAnsi="Times New Roman" w:cs="Times New Roman"/>
+          <w:color w:val="0070C0"/>
+        </w:rPr>
+      </w:pPr>
+    </w:p>
+    <w:p>
+      <w:pPr>
+        <w:tabs>
+          <w:tab w:val="left" w:pos="3312"/>
+        </w:tabs>
+        <w:rPr>
+          <w:rFonts w:ascii="Times New Roman" w:hAnsi="Times New Roman" w:cs="Times New Roman"/>
+          <w:color w:val="0070C0"/>
+        </w:rPr>
+      </w:pPr>
+    </w:p>
+    <w:p>
+      <w:pPr>
+        <w:tabs>
+          <w:tab w:val="left" w:pos="3312"/>
+        </w:tabs>
+        <w:rPr>
+          <w:rFonts w:ascii="Times New Roman" w:hAnsi="Times New Roman" w:cs="Times New Roman" w:hint="eastAsia"/>
+          <w:color w:val="0070C0"/>
+        </w:rPr>
+      </w:pPr>
+    </w:p>
+    <w:p>
+      <w:pPr>
+        <w:tabs>
+          <w:tab w:val="left" w:pos="3312"/>
+        </w:tabs>
+        <w:rPr>
+          <w:rFonts w:ascii="Times New Roman" w:hAnsi="Times New Roman" w:cs="Times New Roman" w:hint="eastAsia"/>
+        </w:rPr>
+      </w:pPr>
+    </w:p>
+    <w:p>
+      <w:pPr>
+        <w:tabs>
+          <w:tab w:val="left" w:pos="3312"/>
+        </w:tabs>
+        <w:rPr>
+          <w:rFonts w:ascii="Times New Roman" w:hAnsi="Times New Roman" w:cs="Times New Roman" w:hint="eastAsia"/>
+          <w:lang w:val="fr-FR"/>
+        </w:rPr>
+      </w:pPr>
+      <w:r>
+        <w:rPr>
+          <w:rFonts w:ascii="Times New Roman" w:hAnsi="Times New Roman" w:cs="Times New Roman"/>
+        </w:rPr>
+        <w:t>C</w:t>
+      </w:r>
+      <w:r>
+        <w:rPr>
+          <w:rFonts w:ascii="Times New Roman" w:hAnsi="Times New Roman" w:cs="Times New Roman" w:hint="eastAsia"/>
+        </w:rPr>
+        <w:t>artes</w:t>
+      </w:r>
+      <w:r>
+        <w:rPr>
+          <w:rFonts w:ascii="Times New Roman" w:hAnsi="Times New Roman" w:cs="Times New Roman" w:hint="eastAsia"/>
+        </w:rPr>
+        <w:t>：</w:t>
+      </w:r>
+    </w:p>
+    <w:p>
+      <w:pPr>
+        <w:rPr>
+          <w:rFonts w:ascii="Times New Roman" w:hAnsi="Times New Roman" w:cs="Times New Roman"/>
         </w:rPr>
       </w:pPr>
     </w:p>
@@ -14219,6 +16576,304 @@
 <file path=word/numbering.xml><?xml version="1.0" encoding="utf-8"?>
 <w:numbering xmlns:wpc="http://schemas.microsoft.com/office/word/2010/wordprocessingCanvas" xmlns:cx="http://schemas.microsoft.com/office/drawing/2014/chartex" xmlns:cx1="http://schemas.microsoft.com/office/drawing/2015/9/8/chartex" xmlns:cx2="http://schemas.microsoft.com/office/drawing/2015/10/21/chartex" xmlns:cx3="http://schemas.microsoft.com/office/drawing/2016/5/9/chartex" xmlns:cx4="http://schemas.microsoft.com/office/drawing/2016/5/10/chartex" xmlns:cx5="http://schemas.microsoft.com/office/drawing/2016/5/11/chartex" xmlns:cx6="http://schemas.microsoft.com/office/drawing/2016/5/12/chartex" xmlns:cx7="http://schemas.microsoft.com/office/drawing/2016/5/13/chartex" xmlns:cx8="http://schemas.microsoft.com/office/drawing/2016/5/14/chartex" xmlns:mc="http://schemas.openxmlformats.org/markup-compatibility/2006" xmlns:aink="http://schemas.microsoft.com/office/drawing/2016/ink" xmlns:am3d="http://schemas.microsoft.com/office/drawing/2017/model3d" xmlns:o="urn:schemas-microsoft-com:office:office" xmlns:oel="http://schemas.microsoft.com/office/2019/extlst" xmlns:r="http://schemas.openxmlformats.org/officeDocument/2006/relationships" xmlns:m="http://schemas.openxmlformats.org/officeDocument/2006/math" xmlns:v="urn:schemas-microsoft-com:vml" xmlns:wp14="http://schemas.microsoft.com/office/word/2010/wordprocessingDrawing" xmlns:wp="http://schemas.openxmlformats.org/drawingml/2006/wordprocessingDrawing" xmlns:w10="urn:schemas-microsoft-com:office:word" xmlns:w="http://schemas.openxmlformats.org/wordprocessingml/2006/main" xmlns:w14="http://schemas.microsoft.com/office/word/2010/wordml" xmlns:w15="http://schemas.microsoft.com/office/word/2012/wordml" xmlns:w16cex="http://schemas.microsoft.com/office/word/2018/wordml/cex" xmlns:w16cid="http://schemas.microsoft.com/office/word/2016/wordml/cid" xmlns:w16="http://schemas.microsoft.com/office/word/2018/wordml" xmlns:w16du="http://schemas.microsoft.com/office/word/2023/wordml/word16du" xmlns:w16sdtdh="http://schemas.microsoft.com/office/word/2020/wordml/sdtdatahash" xmlns:w16sdtfl="http://schemas.microsoft.com/office/word/2024/wordml/sdtformatlock" xmlns:w16se="http://schemas.microsoft.com/office/word/2015/wordml/symex" xmlns:wpg="http://schemas.microsoft.com/office/word/2010/wordprocessingGroup" xmlns:wpi="http://schemas.microsoft.com/office/word/2010/wordprocessingInk" xmlns:wne="http://schemas.microsoft.com/office/word/2006/wordml" xmlns:wps="http://schemas.microsoft.com/office/word/2010/wordprocessingShape" mc:Ignorable="w14 w15 w16se w16cid w16 w16cex w16sdtdh w16sdtfl w16du wp14">
   <w:abstractNum w:abstractNumId="0" w15:restartNumberingAfterBreak="0">
+    <w:nsid w:val="06CB5C74"/>
+    <w:multiLevelType w:val="multilevel"/>
+    <w:tmpl w:val="4CCA4BA2"/>
+    <w:lvl w:ilvl="0">
+      <w:start w:val="1"/>
+      <w:numFmt w:val="bullet"/>
+      <w:lvlText w:val=""/>
+      <w:lvlJc w:val="left"/>
+      <w:pPr>
+        <w:tabs>
+          <w:tab w:val="num" w:pos="720"/>
+        </w:tabs>
+        <w:ind w:left="720" w:hanging="360"/>
+      </w:pPr>
+      <w:rPr>
+        <w:rFonts w:ascii="Symbol" w:hAnsi="Symbol" w:hint="default"/>
+        <w:sz w:val="20"/>
+      </w:rPr>
+    </w:lvl>
+    <w:lvl w:ilvl="1" w:tentative="1">
+      <w:start w:val="1"/>
+      <w:numFmt w:val="bullet"/>
+      <w:lvlText w:val="o"/>
+      <w:lvlJc w:val="left"/>
+      <w:pPr>
+        <w:tabs>
+          <w:tab w:val="num" w:pos="1440"/>
+        </w:tabs>
+        <w:ind w:left="1440" w:hanging="360"/>
+      </w:pPr>
+      <w:rPr>
+        <w:rFonts w:ascii="Courier New" w:hAnsi="Courier New" w:hint="default"/>
+        <w:sz w:val="20"/>
+      </w:rPr>
+    </w:lvl>
+    <w:lvl w:ilvl="2" w:tentative="1">
+      <w:start w:val="1"/>
+      <w:numFmt w:val="bullet"/>
+      <w:lvlText w:val=""/>
+      <w:lvlJc w:val="left"/>
+      <w:pPr>
+        <w:tabs>
+          <w:tab w:val="num" w:pos="2160"/>
+        </w:tabs>
+        <w:ind w:left="2160" w:hanging="360"/>
+      </w:pPr>
+      <w:rPr>
+        <w:rFonts w:ascii="Wingdings" w:hAnsi="Wingdings" w:hint="default"/>
+        <w:sz w:val="20"/>
+      </w:rPr>
+    </w:lvl>
+    <w:lvl w:ilvl="3" w:tentative="1">
+      <w:start w:val="1"/>
+      <w:numFmt w:val="bullet"/>
+      <w:lvlText w:val=""/>
+      <w:lvlJc w:val="left"/>
+      <w:pPr>
+        <w:tabs>
+          <w:tab w:val="num" w:pos="2880"/>
+        </w:tabs>
+        <w:ind w:left="2880" w:hanging="360"/>
+      </w:pPr>
+      <w:rPr>
+        <w:rFonts w:ascii="Wingdings" w:hAnsi="Wingdings" w:hint="default"/>
+        <w:sz w:val="20"/>
+      </w:rPr>
+    </w:lvl>
+    <w:lvl w:ilvl="4" w:tentative="1">
+      <w:start w:val="1"/>
+      <w:numFmt w:val="bullet"/>
+      <w:lvlText w:val=""/>
+      <w:lvlJc w:val="left"/>
+      <w:pPr>
+        <w:tabs>
+          <w:tab w:val="num" w:pos="3600"/>
+        </w:tabs>
+        <w:ind w:left="3600" w:hanging="360"/>
+      </w:pPr>
+      <w:rPr>
+        <w:rFonts w:ascii="Wingdings" w:hAnsi="Wingdings" w:hint="default"/>
+        <w:sz w:val="20"/>
+      </w:rPr>
+    </w:lvl>
+    <w:lvl w:ilvl="5" w:tentative="1">
+      <w:start w:val="1"/>
+      <w:numFmt w:val="bullet"/>
+      <w:lvlText w:val=""/>
+      <w:lvlJc w:val="left"/>
+      <w:pPr>
+        <w:tabs>
+          <w:tab w:val="num" w:pos="4320"/>
+        </w:tabs>
+        <w:ind w:left="4320" w:hanging="360"/>
+      </w:pPr>
+      <w:rPr>
+        <w:rFonts w:ascii="Wingdings" w:hAnsi="Wingdings" w:hint="default"/>
+        <w:sz w:val="20"/>
+      </w:rPr>
+    </w:lvl>
+    <w:lvl w:ilvl="6" w:tentative="1">
+      <w:start w:val="1"/>
+      <w:numFmt w:val="bullet"/>
+      <w:lvlText w:val=""/>
+      <w:lvlJc w:val="left"/>
+      <w:pPr>
+        <w:tabs>
+          <w:tab w:val="num" w:pos="5040"/>
+        </w:tabs>
+        <w:ind w:left="5040" w:hanging="360"/>
+      </w:pPr>
+      <w:rPr>
+        <w:rFonts w:ascii="Wingdings" w:hAnsi="Wingdings" w:hint="default"/>
+        <w:sz w:val="20"/>
+      </w:rPr>
+    </w:lvl>
+    <w:lvl w:ilvl="7" w:tentative="1">
+      <w:start w:val="1"/>
+      <w:numFmt w:val="bullet"/>
+      <w:lvlText w:val=""/>
+      <w:lvlJc w:val="left"/>
+      <w:pPr>
+        <w:tabs>
+          <w:tab w:val="num" w:pos="5760"/>
+        </w:tabs>
+        <w:ind w:left="5760" w:hanging="360"/>
+      </w:pPr>
+      <w:rPr>
+        <w:rFonts w:ascii="Wingdings" w:hAnsi="Wingdings" w:hint="default"/>
+        <w:sz w:val="20"/>
+      </w:rPr>
+    </w:lvl>
+    <w:lvl w:ilvl="8" w:tentative="1">
+      <w:start w:val="1"/>
+      <w:numFmt w:val="bullet"/>
+      <w:lvlText w:val=""/>
+      <w:lvlJc w:val="left"/>
+      <w:pPr>
+        <w:tabs>
+          <w:tab w:val="num" w:pos="6480"/>
+        </w:tabs>
+        <w:ind w:left="6480" w:hanging="360"/>
+      </w:pPr>
+      <w:rPr>
+        <w:rFonts w:ascii="Wingdings" w:hAnsi="Wingdings" w:hint="default"/>
+        <w:sz w:val="20"/>
+      </w:rPr>
+    </w:lvl>
+  </w:abstractNum>
+  <w:abstractNum w:abstractNumId="1" w15:restartNumberingAfterBreak="0">
+    <w:nsid w:val="07573D1D"/>
+    <w:multiLevelType w:val="multilevel"/>
+    <w:tmpl w:val="769E0898"/>
+    <w:lvl w:ilvl="0">
+      <w:start w:val="1"/>
+      <w:numFmt w:val="bullet"/>
+      <w:lvlText w:val=""/>
+      <w:lvlJc w:val="left"/>
+      <w:pPr>
+        <w:tabs>
+          <w:tab w:val="num" w:pos="720"/>
+        </w:tabs>
+        <w:ind w:left="720" w:hanging="360"/>
+      </w:pPr>
+      <w:rPr>
+        <w:rFonts w:ascii="Symbol" w:hAnsi="Symbol" w:hint="default"/>
+        <w:sz w:val="20"/>
+      </w:rPr>
+    </w:lvl>
+    <w:lvl w:ilvl="1" w:tentative="1">
+      <w:start w:val="1"/>
+      <w:numFmt w:val="bullet"/>
+      <w:lvlText w:val="o"/>
+      <w:lvlJc w:val="left"/>
+      <w:pPr>
+        <w:tabs>
+          <w:tab w:val="num" w:pos="1440"/>
+        </w:tabs>
+        <w:ind w:left="1440" w:hanging="360"/>
+      </w:pPr>
+      <w:rPr>
+        <w:rFonts w:ascii="Courier New" w:hAnsi="Courier New" w:hint="default"/>
+        <w:sz w:val="20"/>
+      </w:rPr>
+    </w:lvl>
+    <w:lvl w:ilvl="2" w:tentative="1">
+      <w:start w:val="1"/>
+      <w:numFmt w:val="bullet"/>
+      <w:lvlText w:val=""/>
+      <w:lvlJc w:val="left"/>
+      <w:pPr>
+        <w:tabs>
+          <w:tab w:val="num" w:pos="2160"/>
+        </w:tabs>
+        <w:ind w:left="2160" w:hanging="360"/>
+      </w:pPr>
+      <w:rPr>
+        <w:rFonts w:ascii="Wingdings" w:hAnsi="Wingdings" w:hint="default"/>
+        <w:sz w:val="20"/>
+      </w:rPr>
+    </w:lvl>
+    <w:lvl w:ilvl="3" w:tentative="1">
+      <w:start w:val="1"/>
+      <w:numFmt w:val="bullet"/>
+      <w:lvlText w:val=""/>
+      <w:lvlJc w:val="left"/>
+      <w:pPr>
+        <w:tabs>
+          <w:tab w:val="num" w:pos="2880"/>
+        </w:tabs>
+        <w:ind w:left="2880" w:hanging="360"/>
+      </w:pPr>
+      <w:rPr>
+        <w:rFonts w:ascii="Wingdings" w:hAnsi="Wingdings" w:hint="default"/>
+        <w:sz w:val="20"/>
+      </w:rPr>
+    </w:lvl>
+    <w:lvl w:ilvl="4" w:tentative="1">
+      <w:start w:val="1"/>
+      <w:numFmt w:val="bullet"/>
+      <w:lvlText w:val=""/>
+      <w:lvlJc w:val="left"/>
+      <w:pPr>
+        <w:tabs>
+          <w:tab w:val="num" w:pos="3600"/>
+        </w:tabs>
+        <w:ind w:left="3600" w:hanging="360"/>
+      </w:pPr>
+      <w:rPr>
+        <w:rFonts w:ascii="Wingdings" w:hAnsi="Wingdings" w:hint="default"/>
+        <w:sz w:val="20"/>
+      </w:rPr>
+    </w:lvl>
+    <w:lvl w:ilvl="5" w:tentative="1">
+      <w:start w:val="1"/>
+      <w:numFmt w:val="bullet"/>
+      <w:lvlText w:val=""/>
+      <w:lvlJc w:val="left"/>
+      <w:pPr>
+        <w:tabs>
+          <w:tab w:val="num" w:pos="4320"/>
+        </w:tabs>
+        <w:ind w:left="4320" w:hanging="360"/>
+      </w:pPr>
+      <w:rPr>
+        <w:rFonts w:ascii="Wingdings" w:hAnsi="Wingdings" w:hint="default"/>
+        <w:sz w:val="20"/>
+      </w:rPr>
+    </w:lvl>
+    <w:lvl w:ilvl="6" w:tentative="1">
+      <w:start w:val="1"/>
+      <w:numFmt w:val="bullet"/>
+      <w:lvlText w:val=""/>
+      <w:lvlJc w:val="left"/>
+      <w:pPr>
+        <w:tabs>
+          <w:tab w:val="num" w:pos="5040"/>
+        </w:tabs>
+        <w:ind w:left="5040" w:hanging="360"/>
+      </w:pPr>
+      <w:rPr>
+        <w:rFonts w:ascii="Wingdings" w:hAnsi="Wingdings" w:hint="default"/>
+        <w:sz w:val="20"/>
+      </w:rPr>
+    </w:lvl>
+    <w:lvl w:ilvl="7" w:tentative="1">
+      <w:start w:val="1"/>
+      <w:numFmt w:val="bullet"/>
+      <w:lvlText w:val=""/>
+      <w:lvlJc w:val="left"/>
+      <w:pPr>
+        <w:tabs>
+          <w:tab w:val="num" w:pos="5760"/>
+        </w:tabs>
+        <w:ind w:left="5760" w:hanging="360"/>
+      </w:pPr>
+      <w:rPr>
+        <w:rFonts w:ascii="Wingdings" w:hAnsi="Wingdings" w:hint="default"/>
+        <w:sz w:val="20"/>
+      </w:rPr>
+    </w:lvl>
+    <w:lvl w:ilvl="8" w:tentative="1">
+      <w:start w:val="1"/>
+      <w:numFmt w:val="bullet"/>
+      <w:lvlText w:val=""/>
+      <w:lvlJc w:val="left"/>
+      <w:pPr>
+        <w:tabs>
+          <w:tab w:val="num" w:pos="6480"/>
+        </w:tabs>
+        <w:ind w:left="6480" w:hanging="360"/>
+      </w:pPr>
+      <w:rPr>
+        <w:rFonts w:ascii="Wingdings" w:hAnsi="Wingdings" w:hint="default"/>
+        <w:sz w:val="20"/>
+      </w:rPr>
+    </w:lvl>
+  </w:abstractNum>
+  <w:abstractNum w:abstractNumId="2" w15:restartNumberingAfterBreak="0">
     <w:nsid w:val="1C564D4F"/>
     <w:multiLevelType w:val="hybridMultilevel"/>
     <w:tmpl w:val="2114710C"/>
@@ -14332,7 +16987,156 @@
       </w:rPr>
     </w:lvl>
   </w:abstractNum>
-  <w:abstractNum w:abstractNumId="1" w15:restartNumberingAfterBreak="0">
+  <w:abstractNum w:abstractNumId="3" w15:restartNumberingAfterBreak="0">
+    <w:nsid w:val="2AE255AA"/>
+    <w:multiLevelType w:val="multilevel"/>
+    <w:tmpl w:val="249607CE"/>
+    <w:lvl w:ilvl="0">
+      <w:start w:val="1"/>
+      <w:numFmt w:val="bullet"/>
+      <w:lvlText w:val=""/>
+      <w:lvlJc w:val="left"/>
+      <w:pPr>
+        <w:tabs>
+          <w:tab w:val="num" w:pos="720"/>
+        </w:tabs>
+        <w:ind w:left="720" w:hanging="360"/>
+      </w:pPr>
+      <w:rPr>
+        <w:rFonts w:ascii="Symbol" w:hAnsi="Symbol" w:hint="default"/>
+        <w:sz w:val="20"/>
+      </w:rPr>
+    </w:lvl>
+    <w:lvl w:ilvl="1" w:tentative="1">
+      <w:start w:val="1"/>
+      <w:numFmt w:val="bullet"/>
+      <w:lvlText w:val="o"/>
+      <w:lvlJc w:val="left"/>
+      <w:pPr>
+        <w:tabs>
+          <w:tab w:val="num" w:pos="1440"/>
+        </w:tabs>
+        <w:ind w:left="1440" w:hanging="360"/>
+      </w:pPr>
+      <w:rPr>
+        <w:rFonts w:ascii="Courier New" w:hAnsi="Courier New" w:hint="default"/>
+        <w:sz w:val="20"/>
+      </w:rPr>
+    </w:lvl>
+    <w:lvl w:ilvl="2" w:tentative="1">
+      <w:start w:val="1"/>
+      <w:numFmt w:val="bullet"/>
+      <w:lvlText w:val=""/>
+      <w:lvlJc w:val="left"/>
+      <w:pPr>
+        <w:tabs>
+          <w:tab w:val="num" w:pos="2160"/>
+        </w:tabs>
+        <w:ind w:left="2160" w:hanging="360"/>
+      </w:pPr>
+      <w:rPr>
+        <w:rFonts w:ascii="Wingdings" w:hAnsi="Wingdings" w:hint="default"/>
+        <w:sz w:val="20"/>
+      </w:rPr>
+    </w:lvl>
+    <w:lvl w:ilvl="3" w:tentative="1">
+      <w:start w:val="1"/>
+      <w:numFmt w:val="bullet"/>
+      <w:lvlText w:val=""/>
+      <w:lvlJc w:val="left"/>
+      <w:pPr>
+        <w:tabs>
+          <w:tab w:val="num" w:pos="2880"/>
+        </w:tabs>
+        <w:ind w:left="2880" w:hanging="360"/>
+      </w:pPr>
+      <w:rPr>
+        <w:rFonts w:ascii="Wingdings" w:hAnsi="Wingdings" w:hint="default"/>
+        <w:sz w:val="20"/>
+      </w:rPr>
+    </w:lvl>
+    <w:lvl w:ilvl="4" w:tentative="1">
+      <w:start w:val="1"/>
+      <w:numFmt w:val="bullet"/>
+      <w:lvlText w:val=""/>
+      <w:lvlJc w:val="left"/>
+      <w:pPr>
+        <w:tabs>
+          <w:tab w:val="num" w:pos="3600"/>
+        </w:tabs>
+        <w:ind w:left="3600" w:hanging="360"/>
+      </w:pPr>
+      <w:rPr>
+        <w:rFonts w:ascii="Wingdings" w:hAnsi="Wingdings" w:hint="default"/>
+        <w:sz w:val="20"/>
+      </w:rPr>
+    </w:lvl>
+    <w:lvl w:ilvl="5" w:tentative="1">
+      <w:start w:val="1"/>
+      <w:numFmt w:val="bullet"/>
+      <w:lvlText w:val=""/>
+      <w:lvlJc w:val="left"/>
+      <w:pPr>
+        <w:tabs>
+          <w:tab w:val="num" w:pos="4320"/>
+        </w:tabs>
+        <w:ind w:left="4320" w:hanging="360"/>
+      </w:pPr>
+      <w:rPr>
+        <w:rFonts w:ascii="Wingdings" w:hAnsi="Wingdings" w:hint="default"/>
+        <w:sz w:val="20"/>
+      </w:rPr>
+    </w:lvl>
+    <w:lvl w:ilvl="6" w:tentative="1">
+      <w:start w:val="1"/>
+      <w:numFmt w:val="bullet"/>
+      <w:lvlText w:val=""/>
+      <w:lvlJc w:val="left"/>
+      <w:pPr>
+        <w:tabs>
+          <w:tab w:val="num" w:pos="5040"/>
+        </w:tabs>
+        <w:ind w:left="5040" w:hanging="360"/>
+      </w:pPr>
+      <w:rPr>
+        <w:rFonts w:ascii="Wingdings" w:hAnsi="Wingdings" w:hint="default"/>
+        <w:sz w:val="20"/>
+      </w:rPr>
+    </w:lvl>
+    <w:lvl w:ilvl="7" w:tentative="1">
+      <w:start w:val="1"/>
+      <w:numFmt w:val="bullet"/>
+      <w:lvlText w:val=""/>
+      <w:lvlJc w:val="left"/>
+      <w:pPr>
+        <w:tabs>
+          <w:tab w:val="num" w:pos="5760"/>
+        </w:tabs>
+        <w:ind w:left="5760" w:hanging="360"/>
+      </w:pPr>
+      <w:rPr>
+        <w:rFonts w:ascii="Wingdings" w:hAnsi="Wingdings" w:hint="default"/>
+        <w:sz w:val="20"/>
+      </w:rPr>
+    </w:lvl>
+    <w:lvl w:ilvl="8" w:tentative="1">
+      <w:start w:val="1"/>
+      <w:numFmt w:val="bullet"/>
+      <w:lvlText w:val=""/>
+      <w:lvlJc w:val="left"/>
+      <w:pPr>
+        <w:tabs>
+          <w:tab w:val="num" w:pos="6480"/>
+        </w:tabs>
+        <w:ind w:left="6480" w:hanging="360"/>
+      </w:pPr>
+      <w:rPr>
+        <w:rFonts w:ascii="Wingdings" w:hAnsi="Wingdings" w:hint="default"/>
+        <w:sz w:val="20"/>
+      </w:rPr>
+    </w:lvl>
+  </w:abstractNum>
+  <w:abstractNum w:abstractNumId="4" w15:restartNumberingAfterBreak="0">
     <w:nsid w:val="2C8361A7"/>
     <w:multiLevelType w:val="hybridMultilevel"/>
     <w:tmpl w:val="82FEF0A8"/>
@@ -14421,7 +17225,7 @@
       </w:pPr>
     </w:lvl>
   </w:abstractNum>
-  <w:abstractNum w:abstractNumId="2" w15:restartNumberingAfterBreak="0">
+  <w:abstractNum w:abstractNumId="5" w15:restartNumberingAfterBreak="0">
     <w:nsid w:val="35455E4A"/>
     <w:multiLevelType w:val="multilevel"/>
     <w:tmpl w:val="1E1ECF5A"/>
@@ -14570,10 +17374,10 @@
       </w:rPr>
     </w:lvl>
   </w:abstractNum>
-  <w:abstractNum w:abstractNumId="3" w15:restartNumberingAfterBreak="0">
-    <w:nsid w:val="45F87F09"/>
+  <w:abstractNum w:abstractNumId="6" w15:restartNumberingAfterBreak="0">
+    <w:nsid w:val="360B7A87"/>
     <w:multiLevelType w:val="multilevel"/>
-    <w:tmpl w:val="AAD2EB28"/>
+    <w:tmpl w:val="99FA9E0A"/>
     <w:lvl w:ilvl="0">
       <w:start w:val="1"/>
       <w:numFmt w:val="bullet"/>
@@ -14719,10 +17523,10 @@
       </w:rPr>
     </w:lvl>
   </w:abstractNum>
-  <w:abstractNum w:abstractNumId="4" w15:restartNumberingAfterBreak="0">
-    <w:nsid w:val="67061572"/>
+  <w:abstractNum w:abstractNumId="7" w15:restartNumberingAfterBreak="0">
+    <w:nsid w:val="45F87F09"/>
     <w:multiLevelType w:val="multilevel"/>
-    <w:tmpl w:val="C0646378"/>
+    <w:tmpl w:val="AAD2EB28"/>
     <w:lvl w:ilvl="0">
       <w:start w:val="1"/>
       <w:numFmt w:val="bullet"/>
@@ -14868,7 +17672,454 @@
       </w:rPr>
     </w:lvl>
   </w:abstractNum>
-  <w:abstractNum w:abstractNumId="5" w15:restartNumberingAfterBreak="0">
+  <w:abstractNum w:abstractNumId="8" w15:restartNumberingAfterBreak="0">
+    <w:nsid w:val="4C1922AB"/>
+    <w:multiLevelType w:val="multilevel"/>
+    <w:tmpl w:val="74DA4796"/>
+    <w:lvl w:ilvl="0">
+      <w:start w:val="1"/>
+      <w:numFmt w:val="bullet"/>
+      <w:lvlText w:val=""/>
+      <w:lvlJc w:val="left"/>
+      <w:pPr>
+        <w:tabs>
+          <w:tab w:val="num" w:pos="720"/>
+        </w:tabs>
+        <w:ind w:left="720" w:hanging="360"/>
+      </w:pPr>
+      <w:rPr>
+        <w:rFonts w:ascii="Symbol" w:hAnsi="Symbol" w:hint="default"/>
+        <w:sz w:val="20"/>
+      </w:rPr>
+    </w:lvl>
+    <w:lvl w:ilvl="1" w:tentative="1">
+      <w:start w:val="1"/>
+      <w:numFmt w:val="bullet"/>
+      <w:lvlText w:val="o"/>
+      <w:lvlJc w:val="left"/>
+      <w:pPr>
+        <w:tabs>
+          <w:tab w:val="num" w:pos="1440"/>
+        </w:tabs>
+        <w:ind w:left="1440" w:hanging="360"/>
+      </w:pPr>
+      <w:rPr>
+        <w:rFonts w:ascii="Courier New" w:hAnsi="Courier New" w:hint="default"/>
+        <w:sz w:val="20"/>
+      </w:rPr>
+    </w:lvl>
+    <w:lvl w:ilvl="2" w:tentative="1">
+      <w:start w:val="1"/>
+      <w:numFmt w:val="bullet"/>
+      <w:lvlText w:val=""/>
+      <w:lvlJc w:val="left"/>
+      <w:pPr>
+        <w:tabs>
+          <w:tab w:val="num" w:pos="2160"/>
+        </w:tabs>
+        <w:ind w:left="2160" w:hanging="360"/>
+      </w:pPr>
+      <w:rPr>
+        <w:rFonts w:ascii="Wingdings" w:hAnsi="Wingdings" w:hint="default"/>
+        <w:sz w:val="20"/>
+      </w:rPr>
+    </w:lvl>
+    <w:lvl w:ilvl="3" w:tentative="1">
+      <w:start w:val="1"/>
+      <w:numFmt w:val="bullet"/>
+      <w:lvlText w:val=""/>
+      <w:lvlJc w:val="left"/>
+      <w:pPr>
+        <w:tabs>
+          <w:tab w:val="num" w:pos="2880"/>
+        </w:tabs>
+        <w:ind w:left="2880" w:hanging="360"/>
+      </w:pPr>
+      <w:rPr>
+        <w:rFonts w:ascii="Wingdings" w:hAnsi="Wingdings" w:hint="default"/>
+        <w:sz w:val="20"/>
+      </w:rPr>
+    </w:lvl>
+    <w:lvl w:ilvl="4" w:tentative="1">
+      <w:start w:val="1"/>
+      <w:numFmt w:val="bullet"/>
+      <w:lvlText w:val=""/>
+      <w:lvlJc w:val="left"/>
+      <w:pPr>
+        <w:tabs>
+          <w:tab w:val="num" w:pos="3600"/>
+        </w:tabs>
+        <w:ind w:left="3600" w:hanging="360"/>
+      </w:pPr>
+      <w:rPr>
+        <w:rFonts w:ascii="Wingdings" w:hAnsi="Wingdings" w:hint="default"/>
+        <w:sz w:val="20"/>
+      </w:rPr>
+    </w:lvl>
+    <w:lvl w:ilvl="5" w:tentative="1">
+      <w:start w:val="1"/>
+      <w:numFmt w:val="bullet"/>
+      <w:lvlText w:val=""/>
+      <w:lvlJc w:val="left"/>
+      <w:pPr>
+        <w:tabs>
+          <w:tab w:val="num" w:pos="4320"/>
+        </w:tabs>
+        <w:ind w:left="4320" w:hanging="360"/>
+      </w:pPr>
+      <w:rPr>
+        <w:rFonts w:ascii="Wingdings" w:hAnsi="Wingdings" w:hint="default"/>
+        <w:sz w:val="20"/>
+      </w:rPr>
+    </w:lvl>
+    <w:lvl w:ilvl="6" w:tentative="1">
+      <w:start w:val="1"/>
+      <w:numFmt w:val="bullet"/>
+      <w:lvlText w:val=""/>
+      <w:lvlJc w:val="left"/>
+      <w:pPr>
+        <w:tabs>
+          <w:tab w:val="num" w:pos="5040"/>
+        </w:tabs>
+        <w:ind w:left="5040" w:hanging="360"/>
+      </w:pPr>
+      <w:rPr>
+        <w:rFonts w:ascii="Wingdings" w:hAnsi="Wingdings" w:hint="default"/>
+        <w:sz w:val="20"/>
+      </w:rPr>
+    </w:lvl>
+    <w:lvl w:ilvl="7" w:tentative="1">
+      <w:start w:val="1"/>
+      <w:numFmt w:val="bullet"/>
+      <w:lvlText w:val=""/>
+      <w:lvlJc w:val="left"/>
+      <w:pPr>
+        <w:tabs>
+          <w:tab w:val="num" w:pos="5760"/>
+        </w:tabs>
+        <w:ind w:left="5760" w:hanging="360"/>
+      </w:pPr>
+      <w:rPr>
+        <w:rFonts w:ascii="Wingdings" w:hAnsi="Wingdings" w:hint="default"/>
+        <w:sz w:val="20"/>
+      </w:rPr>
+    </w:lvl>
+    <w:lvl w:ilvl="8" w:tentative="1">
+      <w:start w:val="1"/>
+      <w:numFmt w:val="bullet"/>
+      <w:lvlText w:val=""/>
+      <w:lvlJc w:val="left"/>
+      <w:pPr>
+        <w:tabs>
+          <w:tab w:val="num" w:pos="6480"/>
+        </w:tabs>
+        <w:ind w:left="6480" w:hanging="360"/>
+      </w:pPr>
+      <w:rPr>
+        <w:rFonts w:ascii="Wingdings" w:hAnsi="Wingdings" w:hint="default"/>
+        <w:sz w:val="20"/>
+      </w:rPr>
+    </w:lvl>
+  </w:abstractNum>
+  <w:abstractNum w:abstractNumId="9" w15:restartNumberingAfterBreak="0">
+    <w:nsid w:val="67061572"/>
+    <w:multiLevelType w:val="multilevel"/>
+    <w:tmpl w:val="C0646378"/>
+    <w:lvl w:ilvl="0">
+      <w:start w:val="1"/>
+      <w:numFmt w:val="bullet"/>
+      <w:lvlText w:val=""/>
+      <w:lvlJc w:val="left"/>
+      <w:pPr>
+        <w:tabs>
+          <w:tab w:val="num" w:pos="720"/>
+        </w:tabs>
+        <w:ind w:left="720" w:hanging="360"/>
+      </w:pPr>
+      <w:rPr>
+        <w:rFonts w:ascii="Symbol" w:hAnsi="Symbol" w:hint="default"/>
+        <w:sz w:val="20"/>
+      </w:rPr>
+    </w:lvl>
+    <w:lvl w:ilvl="1" w:tentative="1">
+      <w:start w:val="1"/>
+      <w:numFmt w:val="bullet"/>
+      <w:lvlText w:val="o"/>
+      <w:lvlJc w:val="left"/>
+      <w:pPr>
+        <w:tabs>
+          <w:tab w:val="num" w:pos="1440"/>
+        </w:tabs>
+        <w:ind w:left="1440" w:hanging="360"/>
+      </w:pPr>
+      <w:rPr>
+        <w:rFonts w:ascii="Courier New" w:hAnsi="Courier New" w:hint="default"/>
+        <w:sz w:val="20"/>
+      </w:rPr>
+    </w:lvl>
+    <w:lvl w:ilvl="2" w:tentative="1">
+      <w:start w:val="1"/>
+      <w:numFmt w:val="bullet"/>
+      <w:lvlText w:val=""/>
+      <w:lvlJc w:val="left"/>
+      <w:pPr>
+        <w:tabs>
+          <w:tab w:val="num" w:pos="2160"/>
+        </w:tabs>
+        <w:ind w:left="2160" w:hanging="360"/>
+      </w:pPr>
+      <w:rPr>
+        <w:rFonts w:ascii="Wingdings" w:hAnsi="Wingdings" w:hint="default"/>
+        <w:sz w:val="20"/>
+      </w:rPr>
+    </w:lvl>
+    <w:lvl w:ilvl="3" w:tentative="1">
+      <w:start w:val="1"/>
+      <w:numFmt w:val="bullet"/>
+      <w:lvlText w:val=""/>
+      <w:lvlJc w:val="left"/>
+      <w:pPr>
+        <w:tabs>
+          <w:tab w:val="num" w:pos="2880"/>
+        </w:tabs>
+        <w:ind w:left="2880" w:hanging="360"/>
+      </w:pPr>
+      <w:rPr>
+        <w:rFonts w:ascii="Wingdings" w:hAnsi="Wingdings" w:hint="default"/>
+        <w:sz w:val="20"/>
+      </w:rPr>
+    </w:lvl>
+    <w:lvl w:ilvl="4" w:tentative="1">
+      <w:start w:val="1"/>
+      <w:numFmt w:val="bullet"/>
+      <w:lvlText w:val=""/>
+      <w:lvlJc w:val="left"/>
+      <w:pPr>
+        <w:tabs>
+          <w:tab w:val="num" w:pos="3600"/>
+        </w:tabs>
+        <w:ind w:left="3600" w:hanging="360"/>
+      </w:pPr>
+      <w:rPr>
+        <w:rFonts w:ascii="Wingdings" w:hAnsi="Wingdings" w:hint="default"/>
+        <w:sz w:val="20"/>
+      </w:rPr>
+    </w:lvl>
+    <w:lvl w:ilvl="5" w:tentative="1">
+      <w:start w:val="1"/>
+      <w:numFmt w:val="bullet"/>
+      <w:lvlText w:val=""/>
+      <w:lvlJc w:val="left"/>
+      <w:pPr>
+        <w:tabs>
+          <w:tab w:val="num" w:pos="4320"/>
+        </w:tabs>
+        <w:ind w:left="4320" w:hanging="360"/>
+      </w:pPr>
+      <w:rPr>
+        <w:rFonts w:ascii="Wingdings" w:hAnsi="Wingdings" w:hint="default"/>
+        <w:sz w:val="20"/>
+      </w:rPr>
+    </w:lvl>
+    <w:lvl w:ilvl="6" w:tentative="1">
+      <w:start w:val="1"/>
+      <w:numFmt w:val="bullet"/>
+      <w:lvlText w:val=""/>
+      <w:lvlJc w:val="left"/>
+      <w:pPr>
+        <w:tabs>
+          <w:tab w:val="num" w:pos="5040"/>
+        </w:tabs>
+        <w:ind w:left="5040" w:hanging="360"/>
+      </w:pPr>
+      <w:rPr>
+        <w:rFonts w:ascii="Wingdings" w:hAnsi="Wingdings" w:hint="default"/>
+        <w:sz w:val="20"/>
+      </w:rPr>
+    </w:lvl>
+    <w:lvl w:ilvl="7" w:tentative="1">
+      <w:start w:val="1"/>
+      <w:numFmt w:val="bullet"/>
+      <w:lvlText w:val=""/>
+      <w:lvlJc w:val="left"/>
+      <w:pPr>
+        <w:tabs>
+          <w:tab w:val="num" w:pos="5760"/>
+        </w:tabs>
+        <w:ind w:left="5760" w:hanging="360"/>
+      </w:pPr>
+      <w:rPr>
+        <w:rFonts w:ascii="Wingdings" w:hAnsi="Wingdings" w:hint="default"/>
+        <w:sz w:val="20"/>
+      </w:rPr>
+    </w:lvl>
+    <w:lvl w:ilvl="8" w:tentative="1">
+      <w:start w:val="1"/>
+      <w:numFmt w:val="bullet"/>
+      <w:lvlText w:val=""/>
+      <w:lvlJc w:val="left"/>
+      <w:pPr>
+        <w:tabs>
+          <w:tab w:val="num" w:pos="6480"/>
+        </w:tabs>
+        <w:ind w:left="6480" w:hanging="360"/>
+      </w:pPr>
+      <w:rPr>
+        <w:rFonts w:ascii="Wingdings" w:hAnsi="Wingdings" w:hint="default"/>
+        <w:sz w:val="20"/>
+      </w:rPr>
+    </w:lvl>
+  </w:abstractNum>
+  <w:abstractNum w:abstractNumId="10" w15:restartNumberingAfterBreak="0">
+    <w:nsid w:val="68710DCA"/>
+    <w:multiLevelType w:val="multilevel"/>
+    <w:tmpl w:val="839444CC"/>
+    <w:lvl w:ilvl="0">
+      <w:start w:val="1"/>
+      <w:numFmt w:val="bullet"/>
+      <w:lvlText w:val=""/>
+      <w:lvlJc w:val="left"/>
+      <w:pPr>
+        <w:tabs>
+          <w:tab w:val="num" w:pos="720"/>
+        </w:tabs>
+        <w:ind w:left="720" w:hanging="360"/>
+      </w:pPr>
+      <w:rPr>
+        <w:rFonts w:ascii="Symbol" w:hAnsi="Symbol" w:hint="default"/>
+        <w:sz w:val="20"/>
+      </w:rPr>
+    </w:lvl>
+    <w:lvl w:ilvl="1" w:tentative="1">
+      <w:start w:val="1"/>
+      <w:numFmt w:val="bullet"/>
+      <w:lvlText w:val="o"/>
+      <w:lvlJc w:val="left"/>
+      <w:pPr>
+        <w:tabs>
+          <w:tab w:val="num" w:pos="1440"/>
+        </w:tabs>
+        <w:ind w:left="1440" w:hanging="360"/>
+      </w:pPr>
+      <w:rPr>
+        <w:rFonts w:ascii="Courier New" w:hAnsi="Courier New" w:hint="default"/>
+        <w:sz w:val="20"/>
+      </w:rPr>
+    </w:lvl>
+    <w:lvl w:ilvl="2" w:tentative="1">
+      <w:start w:val="1"/>
+      <w:numFmt w:val="bullet"/>
+      <w:lvlText w:val=""/>
+      <w:lvlJc w:val="left"/>
+      <w:pPr>
+        <w:tabs>
+          <w:tab w:val="num" w:pos="2160"/>
+        </w:tabs>
+        <w:ind w:left="2160" w:hanging="360"/>
+      </w:pPr>
+      <w:rPr>
+        <w:rFonts w:ascii="Wingdings" w:hAnsi="Wingdings" w:hint="default"/>
+        <w:sz w:val="20"/>
+      </w:rPr>
+    </w:lvl>
+    <w:lvl w:ilvl="3" w:tentative="1">
+      <w:start w:val="1"/>
+      <w:numFmt w:val="bullet"/>
+      <w:lvlText w:val=""/>
+      <w:lvlJc w:val="left"/>
+      <w:pPr>
+        <w:tabs>
+          <w:tab w:val="num" w:pos="2880"/>
+        </w:tabs>
+        <w:ind w:left="2880" w:hanging="360"/>
+      </w:pPr>
+      <w:rPr>
+        <w:rFonts w:ascii="Wingdings" w:hAnsi="Wingdings" w:hint="default"/>
+        <w:sz w:val="20"/>
+      </w:rPr>
+    </w:lvl>
+    <w:lvl w:ilvl="4" w:tentative="1">
+      <w:start w:val="1"/>
+      <w:numFmt w:val="bullet"/>
+      <w:lvlText w:val=""/>
+      <w:lvlJc w:val="left"/>
+      <w:pPr>
+        <w:tabs>
+          <w:tab w:val="num" w:pos="3600"/>
+        </w:tabs>
+        <w:ind w:left="3600" w:hanging="360"/>
+      </w:pPr>
+      <w:rPr>
+        <w:rFonts w:ascii="Wingdings" w:hAnsi="Wingdings" w:hint="default"/>
+        <w:sz w:val="20"/>
+      </w:rPr>
+    </w:lvl>
+    <w:lvl w:ilvl="5" w:tentative="1">
+      <w:start w:val="1"/>
+      <w:numFmt w:val="bullet"/>
+      <w:lvlText w:val=""/>
+      <w:lvlJc w:val="left"/>
+      <w:pPr>
+        <w:tabs>
+          <w:tab w:val="num" w:pos="4320"/>
+        </w:tabs>
+        <w:ind w:left="4320" w:hanging="360"/>
+      </w:pPr>
+      <w:rPr>
+        <w:rFonts w:ascii="Wingdings" w:hAnsi="Wingdings" w:hint="default"/>
+        <w:sz w:val="20"/>
+      </w:rPr>
+    </w:lvl>
+    <w:lvl w:ilvl="6" w:tentative="1">
+      <w:start w:val="1"/>
+      <w:numFmt w:val="bullet"/>
+      <w:lvlText w:val=""/>
+      <w:lvlJc w:val="left"/>
+      <w:pPr>
+        <w:tabs>
+          <w:tab w:val="num" w:pos="5040"/>
+        </w:tabs>
+        <w:ind w:left="5040" w:hanging="360"/>
+      </w:pPr>
+      <w:rPr>
+        <w:rFonts w:ascii="Wingdings" w:hAnsi="Wingdings" w:hint="default"/>
+        <w:sz w:val="20"/>
+      </w:rPr>
+    </w:lvl>
+    <w:lvl w:ilvl="7" w:tentative="1">
+      <w:start w:val="1"/>
+      <w:numFmt w:val="bullet"/>
+      <w:lvlText w:val=""/>
+      <w:lvlJc w:val="left"/>
+      <w:pPr>
+        <w:tabs>
+          <w:tab w:val="num" w:pos="5760"/>
+        </w:tabs>
+        <w:ind w:left="5760" w:hanging="360"/>
+      </w:pPr>
+      <w:rPr>
+        <w:rFonts w:ascii="Wingdings" w:hAnsi="Wingdings" w:hint="default"/>
+        <w:sz w:val="20"/>
+      </w:rPr>
+    </w:lvl>
+    <w:lvl w:ilvl="8" w:tentative="1">
+      <w:start w:val="1"/>
+      <w:numFmt w:val="bullet"/>
+      <w:lvlText w:val=""/>
+      <w:lvlJc w:val="left"/>
+      <w:pPr>
+        <w:tabs>
+          <w:tab w:val="num" w:pos="6480"/>
+        </w:tabs>
+        <w:ind w:left="6480" w:hanging="360"/>
+      </w:pPr>
+      <w:rPr>
+        <w:rFonts w:ascii="Wingdings" w:hAnsi="Wingdings" w:hint="default"/>
+        <w:sz w:val="20"/>
+      </w:rPr>
+    </w:lvl>
+  </w:abstractNum>
+  <w:abstractNum w:abstractNumId="11" w15:restartNumberingAfterBreak="0">
     <w:nsid w:val="6F642657"/>
     <w:multiLevelType w:val="multilevel"/>
     <w:tmpl w:val="64FC8992"/>
@@ -15003,7 +18254,7 @@
       </w:rPr>
     </w:lvl>
   </w:abstractNum>
-  <w:abstractNum w:abstractNumId="6" w15:restartNumberingAfterBreak="0">
+  <w:abstractNum w:abstractNumId="12" w15:restartNumberingAfterBreak="0">
     <w:nsid w:val="71A47B3D"/>
     <w:multiLevelType w:val="multilevel"/>
     <w:tmpl w:val="2BAE2958"/>
@@ -15152,7 +18403,7 @@
       </w:rPr>
     </w:lvl>
   </w:abstractNum>
-  <w:abstractNum w:abstractNumId="7" w15:restartNumberingAfterBreak="0">
+  <w:abstractNum w:abstractNumId="13" w15:restartNumberingAfterBreak="0">
     <w:nsid w:val="744F3AB9"/>
     <w:multiLevelType w:val="multilevel"/>
     <w:tmpl w:val="0BCE3224"/>
@@ -15301,7 +18552,305 @@
       </w:rPr>
     </w:lvl>
   </w:abstractNum>
-  <w:abstractNum w:abstractNumId="8" w15:restartNumberingAfterBreak="0">
+  <w:abstractNum w:abstractNumId="14" w15:restartNumberingAfterBreak="0">
+    <w:nsid w:val="74FB01A1"/>
+    <w:multiLevelType w:val="multilevel"/>
+    <w:tmpl w:val="4F84D582"/>
+    <w:lvl w:ilvl="0">
+      <w:start w:val="1"/>
+      <w:numFmt w:val="bullet"/>
+      <w:lvlText w:val=""/>
+      <w:lvlJc w:val="left"/>
+      <w:pPr>
+        <w:tabs>
+          <w:tab w:val="num" w:pos="720"/>
+        </w:tabs>
+        <w:ind w:left="720" w:hanging="360"/>
+      </w:pPr>
+      <w:rPr>
+        <w:rFonts w:ascii="Symbol" w:hAnsi="Symbol" w:hint="default"/>
+        <w:sz w:val="20"/>
+      </w:rPr>
+    </w:lvl>
+    <w:lvl w:ilvl="1" w:tentative="1">
+      <w:start w:val="1"/>
+      <w:numFmt w:val="bullet"/>
+      <w:lvlText w:val="o"/>
+      <w:lvlJc w:val="left"/>
+      <w:pPr>
+        <w:tabs>
+          <w:tab w:val="num" w:pos="1440"/>
+        </w:tabs>
+        <w:ind w:left="1440" w:hanging="360"/>
+      </w:pPr>
+      <w:rPr>
+        <w:rFonts w:ascii="Courier New" w:hAnsi="Courier New" w:hint="default"/>
+        <w:sz w:val="20"/>
+      </w:rPr>
+    </w:lvl>
+    <w:lvl w:ilvl="2" w:tentative="1">
+      <w:start w:val="1"/>
+      <w:numFmt w:val="bullet"/>
+      <w:lvlText w:val=""/>
+      <w:lvlJc w:val="left"/>
+      <w:pPr>
+        <w:tabs>
+          <w:tab w:val="num" w:pos="2160"/>
+        </w:tabs>
+        <w:ind w:left="2160" w:hanging="360"/>
+      </w:pPr>
+      <w:rPr>
+        <w:rFonts w:ascii="Wingdings" w:hAnsi="Wingdings" w:hint="default"/>
+        <w:sz w:val="20"/>
+      </w:rPr>
+    </w:lvl>
+    <w:lvl w:ilvl="3" w:tentative="1">
+      <w:start w:val="1"/>
+      <w:numFmt w:val="bullet"/>
+      <w:lvlText w:val=""/>
+      <w:lvlJc w:val="left"/>
+      <w:pPr>
+        <w:tabs>
+          <w:tab w:val="num" w:pos="2880"/>
+        </w:tabs>
+        <w:ind w:left="2880" w:hanging="360"/>
+      </w:pPr>
+      <w:rPr>
+        <w:rFonts w:ascii="Wingdings" w:hAnsi="Wingdings" w:hint="default"/>
+        <w:sz w:val="20"/>
+      </w:rPr>
+    </w:lvl>
+    <w:lvl w:ilvl="4" w:tentative="1">
+      <w:start w:val="1"/>
+      <w:numFmt w:val="bullet"/>
+      <w:lvlText w:val=""/>
+      <w:lvlJc w:val="left"/>
+      <w:pPr>
+        <w:tabs>
+          <w:tab w:val="num" w:pos="3600"/>
+        </w:tabs>
+        <w:ind w:left="3600" w:hanging="360"/>
+      </w:pPr>
+      <w:rPr>
+        <w:rFonts w:ascii="Wingdings" w:hAnsi="Wingdings" w:hint="default"/>
+        <w:sz w:val="20"/>
+      </w:rPr>
+    </w:lvl>
+    <w:lvl w:ilvl="5" w:tentative="1">
+      <w:start w:val="1"/>
+      <w:numFmt w:val="bullet"/>
+      <w:lvlText w:val=""/>
+      <w:lvlJc w:val="left"/>
+      <w:pPr>
+        <w:tabs>
+          <w:tab w:val="num" w:pos="4320"/>
+        </w:tabs>
+        <w:ind w:left="4320" w:hanging="360"/>
+      </w:pPr>
+      <w:rPr>
+        <w:rFonts w:ascii="Wingdings" w:hAnsi="Wingdings" w:hint="default"/>
+        <w:sz w:val="20"/>
+      </w:rPr>
+    </w:lvl>
+    <w:lvl w:ilvl="6" w:tentative="1">
+      <w:start w:val="1"/>
+      <w:numFmt w:val="bullet"/>
+      <w:lvlText w:val=""/>
+      <w:lvlJc w:val="left"/>
+      <w:pPr>
+        <w:tabs>
+          <w:tab w:val="num" w:pos="5040"/>
+        </w:tabs>
+        <w:ind w:left="5040" w:hanging="360"/>
+      </w:pPr>
+      <w:rPr>
+        <w:rFonts w:ascii="Wingdings" w:hAnsi="Wingdings" w:hint="default"/>
+        <w:sz w:val="20"/>
+      </w:rPr>
+    </w:lvl>
+    <w:lvl w:ilvl="7" w:tentative="1">
+      <w:start w:val="1"/>
+      <w:numFmt w:val="bullet"/>
+      <w:lvlText w:val=""/>
+      <w:lvlJc w:val="left"/>
+      <w:pPr>
+        <w:tabs>
+          <w:tab w:val="num" w:pos="5760"/>
+        </w:tabs>
+        <w:ind w:left="5760" w:hanging="360"/>
+      </w:pPr>
+      <w:rPr>
+        <w:rFonts w:ascii="Wingdings" w:hAnsi="Wingdings" w:hint="default"/>
+        <w:sz w:val="20"/>
+      </w:rPr>
+    </w:lvl>
+    <w:lvl w:ilvl="8" w:tentative="1">
+      <w:start w:val="1"/>
+      <w:numFmt w:val="bullet"/>
+      <w:lvlText w:val=""/>
+      <w:lvlJc w:val="left"/>
+      <w:pPr>
+        <w:tabs>
+          <w:tab w:val="num" w:pos="6480"/>
+        </w:tabs>
+        <w:ind w:left="6480" w:hanging="360"/>
+      </w:pPr>
+      <w:rPr>
+        <w:rFonts w:ascii="Wingdings" w:hAnsi="Wingdings" w:hint="default"/>
+        <w:sz w:val="20"/>
+      </w:rPr>
+    </w:lvl>
+  </w:abstractNum>
+  <w:abstractNum w:abstractNumId="15" w15:restartNumberingAfterBreak="0">
+    <w:nsid w:val="7B360FB9"/>
+    <w:multiLevelType w:val="multilevel"/>
+    <w:tmpl w:val="BEDEED52"/>
+    <w:lvl w:ilvl="0">
+      <w:start w:val="1"/>
+      <w:numFmt w:val="bullet"/>
+      <w:lvlText w:val=""/>
+      <w:lvlJc w:val="left"/>
+      <w:pPr>
+        <w:tabs>
+          <w:tab w:val="num" w:pos="720"/>
+        </w:tabs>
+        <w:ind w:left="720" w:hanging="360"/>
+      </w:pPr>
+      <w:rPr>
+        <w:rFonts w:ascii="Symbol" w:hAnsi="Symbol" w:hint="default"/>
+        <w:sz w:val="20"/>
+      </w:rPr>
+    </w:lvl>
+    <w:lvl w:ilvl="1" w:tentative="1">
+      <w:start w:val="1"/>
+      <w:numFmt w:val="bullet"/>
+      <w:lvlText w:val="o"/>
+      <w:lvlJc w:val="left"/>
+      <w:pPr>
+        <w:tabs>
+          <w:tab w:val="num" w:pos="1440"/>
+        </w:tabs>
+        <w:ind w:left="1440" w:hanging="360"/>
+      </w:pPr>
+      <w:rPr>
+        <w:rFonts w:ascii="Courier New" w:hAnsi="Courier New" w:hint="default"/>
+        <w:sz w:val="20"/>
+      </w:rPr>
+    </w:lvl>
+    <w:lvl w:ilvl="2" w:tentative="1">
+      <w:start w:val="1"/>
+      <w:numFmt w:val="bullet"/>
+      <w:lvlText w:val=""/>
+      <w:lvlJc w:val="left"/>
+      <w:pPr>
+        <w:tabs>
+          <w:tab w:val="num" w:pos="2160"/>
+        </w:tabs>
+        <w:ind w:left="2160" w:hanging="360"/>
+      </w:pPr>
+      <w:rPr>
+        <w:rFonts w:ascii="Wingdings" w:hAnsi="Wingdings" w:hint="default"/>
+        <w:sz w:val="20"/>
+      </w:rPr>
+    </w:lvl>
+    <w:lvl w:ilvl="3" w:tentative="1">
+      <w:start w:val="1"/>
+      <w:numFmt w:val="bullet"/>
+      <w:lvlText w:val=""/>
+      <w:lvlJc w:val="left"/>
+      <w:pPr>
+        <w:tabs>
+          <w:tab w:val="num" w:pos="2880"/>
+        </w:tabs>
+        <w:ind w:left="2880" w:hanging="360"/>
+      </w:pPr>
+      <w:rPr>
+        <w:rFonts w:ascii="Wingdings" w:hAnsi="Wingdings" w:hint="default"/>
+        <w:sz w:val="20"/>
+      </w:rPr>
+    </w:lvl>
+    <w:lvl w:ilvl="4" w:tentative="1">
+      <w:start w:val="1"/>
+      <w:numFmt w:val="bullet"/>
+      <w:lvlText w:val=""/>
+      <w:lvlJc w:val="left"/>
+      <w:pPr>
+        <w:tabs>
+          <w:tab w:val="num" w:pos="3600"/>
+        </w:tabs>
+        <w:ind w:left="3600" w:hanging="360"/>
+      </w:pPr>
+      <w:rPr>
+        <w:rFonts w:ascii="Wingdings" w:hAnsi="Wingdings" w:hint="default"/>
+        <w:sz w:val="20"/>
+      </w:rPr>
+    </w:lvl>
+    <w:lvl w:ilvl="5" w:tentative="1">
+      <w:start w:val="1"/>
+      <w:numFmt w:val="bullet"/>
+      <w:lvlText w:val=""/>
+      <w:lvlJc w:val="left"/>
+      <w:pPr>
+        <w:tabs>
+          <w:tab w:val="num" w:pos="4320"/>
+        </w:tabs>
+        <w:ind w:left="4320" w:hanging="360"/>
+      </w:pPr>
+      <w:rPr>
+        <w:rFonts w:ascii="Wingdings" w:hAnsi="Wingdings" w:hint="default"/>
+        <w:sz w:val="20"/>
+      </w:rPr>
+    </w:lvl>
+    <w:lvl w:ilvl="6" w:tentative="1">
+      <w:start w:val="1"/>
+      <w:numFmt w:val="bullet"/>
+      <w:lvlText w:val=""/>
+      <w:lvlJc w:val="left"/>
+      <w:pPr>
+        <w:tabs>
+          <w:tab w:val="num" w:pos="5040"/>
+        </w:tabs>
+        <w:ind w:left="5040" w:hanging="360"/>
+      </w:pPr>
+      <w:rPr>
+        <w:rFonts w:ascii="Wingdings" w:hAnsi="Wingdings" w:hint="default"/>
+        <w:sz w:val="20"/>
+      </w:rPr>
+    </w:lvl>
+    <w:lvl w:ilvl="7" w:tentative="1">
+      <w:start w:val="1"/>
+      <w:numFmt w:val="bullet"/>
+      <w:lvlText w:val=""/>
+      <w:lvlJc w:val="left"/>
+      <w:pPr>
+        <w:tabs>
+          <w:tab w:val="num" w:pos="5760"/>
+        </w:tabs>
+        <w:ind w:left="5760" w:hanging="360"/>
+      </w:pPr>
+      <w:rPr>
+        <w:rFonts w:ascii="Wingdings" w:hAnsi="Wingdings" w:hint="default"/>
+        <w:sz w:val="20"/>
+      </w:rPr>
+    </w:lvl>
+    <w:lvl w:ilvl="8" w:tentative="1">
+      <w:start w:val="1"/>
+      <w:numFmt w:val="bullet"/>
+      <w:lvlText w:val=""/>
+      <w:lvlJc w:val="left"/>
+      <w:pPr>
+        <w:tabs>
+          <w:tab w:val="num" w:pos="6480"/>
+        </w:tabs>
+        <w:ind w:left="6480" w:hanging="360"/>
+      </w:pPr>
+      <w:rPr>
+        <w:rFonts w:ascii="Wingdings" w:hAnsi="Wingdings" w:hint="default"/>
+        <w:sz w:val="20"/>
+      </w:rPr>
+    </w:lvl>
+  </w:abstractNum>
+  <w:abstractNum w:abstractNumId="16" w15:restartNumberingAfterBreak="0">
     <w:nsid w:val="7BD570C0"/>
     <w:multiLevelType w:val="multilevel"/>
     <w:tmpl w:val="A3A22E88"/>
@@ -15450,7 +18999,7 @@
       </w:rPr>
     </w:lvl>
   </w:abstractNum>
-  <w:abstractNum w:abstractNumId="9" w15:restartNumberingAfterBreak="0">
+  <w:abstractNum w:abstractNumId="17" w15:restartNumberingAfterBreak="0">
     <w:nsid w:val="7FAD730C"/>
     <w:multiLevelType w:val="multilevel"/>
     <w:tmpl w:val="DA66F68E"/>
@@ -15600,34 +19149,58 @@
     </w:lvl>
   </w:abstractNum>
   <w:num w:numId="1" w16cid:durableId="1391032489">
-    <w:abstractNumId w:val="0"/>
+    <w:abstractNumId w:val="2"/>
   </w:num>
   <w:num w:numId="2" w16cid:durableId="1323243413">
+    <w:abstractNumId w:val="11"/>
+  </w:num>
+  <w:num w:numId="3" w16cid:durableId="641692198">
+    <w:abstractNumId w:val="9"/>
+  </w:num>
+  <w:num w:numId="4" w16cid:durableId="1226723800">
+    <w:abstractNumId w:val="12"/>
+  </w:num>
+  <w:num w:numId="5" w16cid:durableId="1863125009">
+    <w:abstractNumId w:val="4"/>
+  </w:num>
+  <w:num w:numId="6" w16cid:durableId="465051318">
     <w:abstractNumId w:val="5"/>
   </w:num>
-  <w:num w:numId="3" w16cid:durableId="641692198">
-    <w:abstractNumId w:val="4"/>
+  <w:num w:numId="7" w16cid:durableId="437529900">
+    <w:abstractNumId w:val="17"/>
   </w:num>
-  <w:num w:numId="4" w16cid:durableId="1226723800">
+  <w:num w:numId="8" w16cid:durableId="2062896816">
+    <w:abstractNumId w:val="7"/>
+  </w:num>
+  <w:num w:numId="9" w16cid:durableId="900941079">
+    <w:abstractNumId w:val="16"/>
+  </w:num>
+  <w:num w:numId="10" w16cid:durableId="82798915">
+    <w:abstractNumId w:val="13"/>
+  </w:num>
+  <w:num w:numId="11" w16cid:durableId="1046762936">
     <w:abstractNumId w:val="6"/>
   </w:num>
-  <w:num w:numId="5" w16cid:durableId="1863125009">
+  <w:num w:numId="12" w16cid:durableId="90980944">
+    <w:abstractNumId w:val="15"/>
+  </w:num>
+  <w:num w:numId="13" w16cid:durableId="1809087472">
+    <w:abstractNumId w:val="10"/>
+  </w:num>
+  <w:num w:numId="14" w16cid:durableId="1000036422">
+    <w:abstractNumId w:val="14"/>
+  </w:num>
+  <w:num w:numId="15" w16cid:durableId="1433669188">
+    <w:abstractNumId w:val="3"/>
+  </w:num>
+  <w:num w:numId="16" w16cid:durableId="56367697">
     <w:abstractNumId w:val="1"/>
   </w:num>
-  <w:num w:numId="6" w16cid:durableId="465051318">
-    <w:abstractNumId w:val="2"/>
-  </w:num>
-  <w:num w:numId="7" w16cid:durableId="437529900">
-    <w:abstractNumId w:val="9"/>
-  </w:num>
-  <w:num w:numId="8" w16cid:durableId="2062896816">
-    <w:abstractNumId w:val="3"/>
-  </w:num>
-  <w:num w:numId="9" w16cid:durableId="900941079">
+  <w:num w:numId="17" w16cid:durableId="1634754950">
     <w:abstractNumId w:val="8"/>
   </w:num>
-  <w:num w:numId="10" w16cid:durableId="82798915">
-    <w:abstractNumId w:val="7"/>
+  <w:num w:numId="18" w16cid:durableId="2088334101">
+    <w:abstractNumId w:val="0"/>
   </w:num>
 </w:numbering>
 </file>
@@ -16625,6 +20198,18 @@
       <w:u w:val="single"/>
     </w:rPr>
   </w:style>
+  <w:style w:type="paragraph" w:styleId="af3">
+    <w:name w:val="Normal (Web)"/>
+    <w:basedOn w:val="a"/>
+    <w:uiPriority w:val="99"/>
+    <w:semiHidden/>
+    <w:unhideWhenUsed/>
+    <w:rsid w:val="005A0B9D"/>
+    <w:rPr>
+      <w:rFonts w:ascii="Times New Roman" w:hAnsi="Times New Roman" w:cs="Times New Roman"/>
+      <w:sz w:val="24"/>
+    </w:rPr>
+  </w:style>
 </w:styles>
 </file>
 

--- a/note_geo_jo.docx
+++ b/note_geo_jo.docx
@@ -15212,7 +15212,9 @@
         </w:tabs>
         <w:rPr>
           <w:rFonts w:ascii="Times New Roman" w:hAnsi="Times New Roman" w:cs="Times New Roman"/>
-          <w:lang w:val="fr-FR"/>
+          <w:b/>
+          <w:bCs/>
+          <w:color w:val="0070C0"/>
         </w:rPr>
       </w:pPr>
     </w:p>
@@ -15223,7 +15225,9 @@
         </w:tabs>
         <w:rPr>
           <w:rFonts w:ascii="Times New Roman" w:hAnsi="Times New Roman" w:cs="Times New Roman"/>
-          <w:lang w:val="fr-FR"/>
+          <w:b/>
+          <w:bCs/>
+          <w:color w:val="0070C0"/>
         </w:rPr>
       </w:pPr>
     </w:p>
@@ -15234,6 +15238,461 @@
         </w:tabs>
         <w:rPr>
           <w:rFonts w:ascii="Times New Roman" w:hAnsi="Times New Roman" w:cs="Times New Roman"/>
+          <w:b/>
+          <w:bCs/>
+          <w:color w:val="0070C0"/>
+        </w:rPr>
+      </w:pPr>
+      <w:r>
+        <w:rPr>
+          <w:rFonts w:ascii="Times New Roman" w:hAnsi="Times New Roman" w:cs="Times New Roman"/>
+          <w:b/>
+          <w:bCs/>
+          <w:color w:val="0070C0"/>
+        </w:rPr>
+        <w:t>Layer 1</w:t>
+      </w:r>
+      <w:r>
+        <w:rPr>
+          <w:rFonts w:ascii="Times New Roman" w:hAnsi="Times New Roman" w:cs="Times New Roman"/>
+          <w:b/>
+          <w:bCs/>
+          <w:color w:val="0070C0"/>
+        </w:rPr>
+        <w:t>｜市场结果（你已经做了）</w:t>
+      </w:r>
+    </w:p>
+    <w:p>
+      <w:pPr>
+        <w:tabs>
+          <w:tab w:val="left" w:pos="3312"/>
+        </w:tabs>
+        <w:rPr>
+          <w:rFonts w:ascii="Times New Roman" w:hAnsi="Times New Roman" w:cs="Times New Roman"/>
+          <w:color w:val="0070C0"/>
+        </w:rPr>
+      </w:pPr>
+      <w:r>
+        <w:rPr>
+          <w:rFonts w:ascii="Times New Roman" w:hAnsi="Times New Roman" w:cs="Times New Roman"/>
+          <w:b/>
+          <w:bCs/>
+          <w:color w:val="0070C0"/>
+        </w:rPr>
+        <w:t xml:space="preserve">Airbnb </w:t>
+      </w:r>
+      <w:r>
+        <w:rPr>
+          <w:rFonts w:ascii="Times New Roman" w:hAnsi="Times New Roman" w:cs="Times New Roman"/>
+          <w:b/>
+          <w:bCs/>
+          <w:color w:val="0070C0"/>
+        </w:rPr>
+        <w:t>市场</w:t>
+      </w:r>
+      <w:r>
+        <w:rPr>
+          <w:rFonts w:ascii="Times New Roman" w:hAnsi="Times New Roman" w:cs="Times New Roman"/>
+          <w:b/>
+          <w:bCs/>
+          <w:color w:val="0070C0"/>
+        </w:rPr>
+        <w:t>“</w:t>
+      </w:r>
+      <w:r>
+        <w:rPr>
+          <w:rFonts w:ascii="Times New Roman" w:hAnsi="Times New Roman" w:cs="Times New Roman"/>
+          <w:b/>
+          <w:bCs/>
+          <w:color w:val="0070C0"/>
+        </w:rPr>
+        <w:t>发生了什么</w:t>
+      </w:r>
+      <w:r>
+        <w:rPr>
+          <w:rFonts w:ascii="Times New Roman" w:hAnsi="Times New Roman" w:cs="Times New Roman"/>
+          <w:b/>
+          <w:bCs/>
+          <w:color w:val="0070C0"/>
+        </w:rPr>
+        <w:t>”</w:t>
+      </w:r>
+    </w:p>
+    <w:p>
+      <w:pPr>
+        <w:numPr>
+          <w:ilvl w:val="0"/>
+          <w:numId w:val="19"/>
+        </w:numPr>
+        <w:tabs>
+          <w:tab w:val="left" w:pos="3312"/>
+        </w:tabs>
+        <w:rPr>
+          <w:rFonts w:ascii="Times New Roman" w:hAnsi="Times New Roman" w:cs="Times New Roman"/>
+          <w:color w:val="0070C0"/>
+        </w:rPr>
+      </w:pPr>
+      <w:r>
+        <w:rPr>
+          <w:rFonts w:ascii="Times New Roman" w:hAnsi="Times New Roman" w:cs="Times New Roman"/>
+          <w:color w:val="0070C0"/>
+        </w:rPr>
+        <w:t>价格</w:t>
+      </w:r>
+    </w:p>
+    <w:p>
+      <w:pPr>
+        <w:numPr>
+          <w:ilvl w:val="0"/>
+          <w:numId w:val="19"/>
+        </w:numPr>
+        <w:tabs>
+          <w:tab w:val="left" w:pos="3312"/>
+        </w:tabs>
+        <w:rPr>
+          <w:rFonts w:ascii="Times New Roman" w:hAnsi="Times New Roman" w:cs="Times New Roman"/>
+          <w:color w:val="0070C0"/>
+        </w:rPr>
+      </w:pPr>
+      <w:r>
+        <w:rPr>
+          <w:rFonts w:ascii="Times New Roman" w:hAnsi="Times New Roman" w:cs="Times New Roman"/>
+          <w:color w:val="0070C0"/>
+        </w:rPr>
+        <w:t>可订性</w:t>
+      </w:r>
+    </w:p>
+    <w:p>
+      <w:pPr>
+        <w:numPr>
+          <w:ilvl w:val="0"/>
+          <w:numId w:val="19"/>
+        </w:numPr>
+        <w:tabs>
+          <w:tab w:val="left" w:pos="3312"/>
+        </w:tabs>
+        <w:rPr>
+          <w:rFonts w:ascii="Times New Roman" w:hAnsi="Times New Roman" w:cs="Times New Roman"/>
+          <w:color w:val="0070C0"/>
+        </w:rPr>
+      </w:pPr>
+      <w:r>
+        <w:rPr>
+          <w:rFonts w:ascii="Times New Roman" w:hAnsi="Times New Roman" w:cs="Times New Roman"/>
+          <w:color w:val="0070C0"/>
+        </w:rPr>
+        <w:t>房源密度</w:t>
+      </w:r>
+    </w:p>
+    <w:p>
+      <w:pPr>
+        <w:tabs>
+          <w:tab w:val="left" w:pos="3312"/>
+        </w:tabs>
+        <w:rPr>
+          <w:rFonts w:ascii="Times New Roman" w:hAnsi="Times New Roman" w:cs="Times New Roman"/>
+          <w:color w:val="0070C0"/>
+        </w:rPr>
+      </w:pPr>
+      <w:r>
+        <w:rPr>
+          <w:rFonts w:ascii="Segoe UI Emoji" w:hAnsi="Segoe UI Emoji" w:cs="Segoe UI Emoji"/>
+          <w:color w:val="0070C0"/>
+        </w:rPr>
+        <w:lastRenderedPageBreak/>
+        <w:t>👉</w:t>
+      </w:r>
+      <w:r>
+        <w:rPr>
+          <w:rFonts w:ascii="Times New Roman" w:hAnsi="Times New Roman" w:cs="Times New Roman"/>
+          <w:color w:val="0070C0"/>
+        </w:rPr>
+        <w:t xml:space="preserve"> </w:t>
+      </w:r>
+      <w:r>
+        <w:rPr>
+          <w:rFonts w:ascii="Times New Roman" w:hAnsi="Times New Roman" w:cs="Times New Roman"/>
+          <w:color w:val="0070C0"/>
+        </w:rPr>
+        <w:t>用来说明：</w:t>
+      </w:r>
+      <w:r>
+        <w:rPr>
+          <w:rFonts w:ascii="Times New Roman" w:hAnsi="Times New Roman" w:cs="Times New Roman"/>
+          <w:b/>
+          <w:bCs/>
+          <w:color w:val="0070C0"/>
+        </w:rPr>
+        <w:t xml:space="preserve">Paris JO </w:t>
+      </w:r>
+      <w:r>
+        <w:rPr>
+          <w:rFonts w:ascii="Times New Roman" w:hAnsi="Times New Roman" w:cs="Times New Roman"/>
+          <w:b/>
+          <w:bCs/>
+          <w:color w:val="0070C0"/>
+        </w:rPr>
+        <w:t>确实对</w:t>
+      </w:r>
+      <w:r>
+        <w:rPr>
+          <w:rFonts w:ascii="Times New Roman" w:hAnsi="Times New Roman" w:cs="Times New Roman"/>
+          <w:b/>
+          <w:bCs/>
+          <w:color w:val="0070C0"/>
+        </w:rPr>
+        <w:t xml:space="preserve"> Airbnb </w:t>
+      </w:r>
+      <w:r>
+        <w:rPr>
+          <w:rFonts w:ascii="Times New Roman" w:hAnsi="Times New Roman" w:cs="Times New Roman"/>
+          <w:b/>
+          <w:bCs/>
+          <w:color w:val="0070C0"/>
+        </w:rPr>
+        <w:t>市场产生了结构性冲击</w:t>
+      </w:r>
+    </w:p>
+    <w:p>
+      <w:pPr>
+        <w:tabs>
+          <w:tab w:val="left" w:pos="3312"/>
+        </w:tabs>
+        <w:rPr>
+          <w:rFonts w:ascii="Times New Roman" w:hAnsi="Times New Roman" w:cs="Times New Roman"/>
+          <w:color w:val="0070C0"/>
+        </w:rPr>
+      </w:pPr>
+    </w:p>
+    <w:p>
+      <w:pPr>
+        <w:tabs>
+          <w:tab w:val="left" w:pos="3312"/>
+        </w:tabs>
+        <w:rPr>
+          <w:rFonts w:ascii="Times New Roman" w:hAnsi="Times New Roman" w:cs="Times New Roman"/>
+          <w:color w:val="0070C0"/>
+        </w:rPr>
+      </w:pPr>
+    </w:p>
+    <w:p>
+      <w:pPr>
+        <w:tabs>
+          <w:tab w:val="left" w:pos="3312"/>
+        </w:tabs>
+        <w:rPr>
+          <w:rFonts w:ascii="Times New Roman" w:hAnsi="Times New Roman" w:cs="Times New Roman"/>
+          <w:b/>
+          <w:bCs/>
+          <w:color w:val="0070C0"/>
+        </w:rPr>
+      </w:pPr>
+      <w:r>
+        <w:rPr>
+          <w:rFonts w:ascii="Times New Roman" w:hAnsi="Times New Roman" w:cs="Times New Roman"/>
+          <w:b/>
+          <w:bCs/>
+          <w:color w:val="0070C0"/>
+        </w:rPr>
+        <w:t>Layer 2</w:t>
+      </w:r>
+      <w:r>
+        <w:rPr>
+          <w:rFonts w:ascii="Times New Roman" w:hAnsi="Times New Roman" w:cs="Times New Roman"/>
+          <w:b/>
+          <w:bCs/>
+          <w:color w:val="0070C0"/>
+        </w:rPr>
+        <w:t>｜房东行为（你正在转向的）</w:t>
+      </w:r>
+    </w:p>
+    <w:p>
+      <w:pPr>
+        <w:tabs>
+          <w:tab w:val="left" w:pos="3312"/>
+        </w:tabs>
+        <w:rPr>
+          <w:rFonts w:ascii="Times New Roman" w:hAnsi="Times New Roman" w:cs="Times New Roman"/>
+          <w:color w:val="0070C0"/>
+        </w:rPr>
+      </w:pPr>
+      <w:r>
+        <w:rPr>
+          <w:rFonts w:ascii="Times New Roman" w:hAnsi="Times New Roman" w:cs="Times New Roman"/>
+          <w:b/>
+          <w:bCs/>
+          <w:color w:val="0070C0"/>
+        </w:rPr>
+        <w:t>是谁在推动这些变化？</w:t>
+      </w:r>
+    </w:p>
+    <w:p>
+      <w:pPr>
+        <w:tabs>
+          <w:tab w:val="left" w:pos="3312"/>
+        </w:tabs>
+        <w:rPr>
+          <w:rFonts w:ascii="Times New Roman" w:hAnsi="Times New Roman" w:cs="Times New Roman"/>
+          <w:color w:val="0070C0"/>
+        </w:rPr>
+      </w:pPr>
+      <w:r>
+        <w:rPr>
+          <w:rFonts w:ascii="Times New Roman" w:hAnsi="Times New Roman" w:cs="Times New Roman"/>
+          <w:color w:val="0070C0"/>
+        </w:rPr>
+        <w:t>你已经有非常好的分类：</w:t>
+      </w:r>
+    </w:p>
+    <w:p>
+      <w:pPr>
+        <w:numPr>
+          <w:ilvl w:val="0"/>
+          <w:numId w:val="20"/>
+        </w:numPr>
+        <w:tabs>
+          <w:tab w:val="left" w:pos="3312"/>
+        </w:tabs>
+        <w:rPr>
+          <w:rFonts w:ascii="Times New Roman" w:hAnsi="Times New Roman" w:cs="Times New Roman"/>
+          <w:color w:val="0070C0"/>
+        </w:rPr>
+      </w:pPr>
+      <w:proofErr w:type="spellStart"/>
+      <w:r>
+        <w:rPr>
+          <w:rFonts w:ascii="Times New Roman" w:hAnsi="Times New Roman" w:cs="Times New Roman"/>
+          <w:color w:val="0070C0"/>
+        </w:rPr>
+        <w:t>new_host</w:t>
+      </w:r>
+      <w:proofErr w:type="spellEnd"/>
+    </w:p>
+    <w:p>
+      <w:pPr>
+        <w:numPr>
+          <w:ilvl w:val="0"/>
+          <w:numId w:val="20"/>
+        </w:numPr>
+        <w:tabs>
+          <w:tab w:val="left" w:pos="3312"/>
+        </w:tabs>
+        <w:rPr>
+          <w:rFonts w:ascii="Times New Roman" w:hAnsi="Times New Roman" w:cs="Times New Roman"/>
+          <w:color w:val="0070C0"/>
+        </w:rPr>
+      </w:pPr>
+      <w:proofErr w:type="spellStart"/>
+      <w:r>
+        <w:rPr>
+          <w:rFonts w:ascii="Times New Roman" w:hAnsi="Times New Roman" w:cs="Times New Roman"/>
+          <w:color w:val="0070C0"/>
+        </w:rPr>
+        <w:t>reactive_host</w:t>
+      </w:r>
+      <w:proofErr w:type="spellEnd"/>
+    </w:p>
+    <w:p>
+      <w:pPr>
+        <w:numPr>
+          <w:ilvl w:val="0"/>
+          <w:numId w:val="20"/>
+        </w:numPr>
+        <w:tabs>
+          <w:tab w:val="left" w:pos="3312"/>
+        </w:tabs>
+        <w:rPr>
+          <w:rFonts w:ascii="Times New Roman" w:hAnsi="Times New Roman" w:cs="Times New Roman"/>
+          <w:color w:val="0070C0"/>
+        </w:rPr>
+      </w:pPr>
+      <w:proofErr w:type="spellStart"/>
+      <w:r>
+        <w:rPr>
+          <w:rFonts w:ascii="Times New Roman" w:hAnsi="Times New Roman" w:cs="Times New Roman"/>
+          <w:color w:val="0070C0"/>
+        </w:rPr>
+        <w:t>old_host</w:t>
+      </w:r>
+      <w:proofErr w:type="spellEnd"/>
+    </w:p>
+    <w:p>
+      <w:pPr>
+        <w:numPr>
+          <w:ilvl w:val="0"/>
+          <w:numId w:val="20"/>
+        </w:numPr>
+        <w:tabs>
+          <w:tab w:val="left" w:pos="3312"/>
+        </w:tabs>
+        <w:rPr>
+          <w:rFonts w:ascii="Times New Roman" w:hAnsi="Times New Roman" w:cs="Times New Roman"/>
+          <w:color w:val="0070C0"/>
+        </w:rPr>
+      </w:pPr>
+      <w:proofErr w:type="spellStart"/>
+      <w:r>
+        <w:rPr>
+          <w:rFonts w:ascii="Times New Roman" w:hAnsi="Times New Roman" w:cs="Times New Roman"/>
+          <w:color w:val="0070C0"/>
+        </w:rPr>
+        <w:t>professional_host</w:t>
+      </w:r>
+      <w:proofErr w:type="spellEnd"/>
+    </w:p>
+    <w:p>
+      <w:pPr>
+        <w:numPr>
+          <w:ilvl w:val="0"/>
+          <w:numId w:val="20"/>
+        </w:numPr>
+        <w:tabs>
+          <w:tab w:val="left" w:pos="3312"/>
+        </w:tabs>
+        <w:rPr>
+          <w:rFonts w:ascii="Times New Roman" w:hAnsi="Times New Roman" w:cs="Times New Roman"/>
+          <w:color w:val="0070C0"/>
+        </w:rPr>
+      </w:pPr>
+      <w:proofErr w:type="spellStart"/>
+      <w:r>
+        <w:rPr>
+          <w:rFonts w:ascii="Times New Roman" w:hAnsi="Times New Roman" w:cs="Times New Roman"/>
+          <w:color w:val="0070C0"/>
+        </w:rPr>
+        <w:t>superhost</w:t>
+      </w:r>
+      <w:proofErr w:type="spellEnd"/>
+    </w:p>
+    <w:p>
+      <w:pPr>
+        <w:tabs>
+          <w:tab w:val="left" w:pos="3312"/>
+        </w:tabs>
+        <w:rPr>
+          <w:rFonts w:ascii="Times New Roman" w:hAnsi="Times New Roman" w:cs="Times New Roman" w:hint="eastAsia"/>
+          <w:color w:val="0070C0"/>
+        </w:rPr>
+      </w:pPr>
+    </w:p>
+    <w:p>
+      <w:pPr>
+        <w:tabs>
+          <w:tab w:val="left" w:pos="3312"/>
+        </w:tabs>
+        <w:rPr>
+          <w:rFonts w:ascii="Times New Roman" w:hAnsi="Times New Roman" w:cs="Times New Roman"/>
+          <w:lang w:val="fr-FR"/>
+        </w:rPr>
+      </w:pPr>
+    </w:p>
+    <w:p>
+      <w:pPr>
+        <w:tabs>
+          <w:tab w:val="left" w:pos="3312"/>
+        </w:tabs>
+        <w:rPr>
+          <w:rFonts w:ascii="Times New Roman" w:hAnsi="Times New Roman" w:cs="Times New Roman"/>
           <w:lang w:val="fr-FR"/>
         </w:rPr>
       </w:pPr>
@@ -15362,7 +15821,6 @@
           <w:rFonts w:ascii="Times New Roman" w:hAnsi="Times New Roman" w:cs="Times New Roman"/>
           <w:lang w:val="fr-FR"/>
         </w:rPr>
-        <w:lastRenderedPageBreak/>
         <w:t>C</w:t>
       </w:r>
       <w:r>
@@ -15693,6 +16151,7 @@
           <w:bCs/>
           <w:color w:val="0070C0"/>
         </w:rPr>
+        <w:lastRenderedPageBreak/>
         <w:t>专业</w:t>
       </w:r>
       <w:r>
@@ -16149,6 +16608,7 @@
         <w:rPr>
           <w:rFonts w:ascii="Times New Roman" w:hAnsi="Times New Roman" w:cs="Times New Roman"/>
           <w:color w:val="0070C0"/>
+          <w:lang w:val="fr-FR"/>
         </w:rPr>
       </w:pPr>
     </w:p>
@@ -16874,6 +17334,155 @@
     </w:lvl>
   </w:abstractNum>
   <w:abstractNum w:abstractNumId="2" w15:restartNumberingAfterBreak="0">
+    <w:nsid w:val="0ED2519A"/>
+    <w:multiLevelType w:val="multilevel"/>
+    <w:tmpl w:val="8B969AE2"/>
+    <w:lvl w:ilvl="0">
+      <w:start w:val="1"/>
+      <w:numFmt w:val="bullet"/>
+      <w:lvlText w:val=""/>
+      <w:lvlJc w:val="left"/>
+      <w:pPr>
+        <w:tabs>
+          <w:tab w:val="num" w:pos="720"/>
+        </w:tabs>
+        <w:ind w:left="720" w:hanging="360"/>
+      </w:pPr>
+      <w:rPr>
+        <w:rFonts w:ascii="Symbol" w:hAnsi="Symbol" w:hint="default"/>
+        <w:sz w:val="20"/>
+      </w:rPr>
+    </w:lvl>
+    <w:lvl w:ilvl="1" w:tentative="1">
+      <w:start w:val="1"/>
+      <w:numFmt w:val="bullet"/>
+      <w:lvlText w:val="o"/>
+      <w:lvlJc w:val="left"/>
+      <w:pPr>
+        <w:tabs>
+          <w:tab w:val="num" w:pos="1440"/>
+        </w:tabs>
+        <w:ind w:left="1440" w:hanging="360"/>
+      </w:pPr>
+      <w:rPr>
+        <w:rFonts w:ascii="Courier New" w:hAnsi="Courier New" w:hint="default"/>
+        <w:sz w:val="20"/>
+      </w:rPr>
+    </w:lvl>
+    <w:lvl w:ilvl="2" w:tentative="1">
+      <w:start w:val="1"/>
+      <w:numFmt w:val="bullet"/>
+      <w:lvlText w:val=""/>
+      <w:lvlJc w:val="left"/>
+      <w:pPr>
+        <w:tabs>
+          <w:tab w:val="num" w:pos="2160"/>
+        </w:tabs>
+        <w:ind w:left="2160" w:hanging="360"/>
+      </w:pPr>
+      <w:rPr>
+        <w:rFonts w:ascii="Wingdings" w:hAnsi="Wingdings" w:hint="default"/>
+        <w:sz w:val="20"/>
+      </w:rPr>
+    </w:lvl>
+    <w:lvl w:ilvl="3" w:tentative="1">
+      <w:start w:val="1"/>
+      <w:numFmt w:val="bullet"/>
+      <w:lvlText w:val=""/>
+      <w:lvlJc w:val="left"/>
+      <w:pPr>
+        <w:tabs>
+          <w:tab w:val="num" w:pos="2880"/>
+        </w:tabs>
+        <w:ind w:left="2880" w:hanging="360"/>
+      </w:pPr>
+      <w:rPr>
+        <w:rFonts w:ascii="Wingdings" w:hAnsi="Wingdings" w:hint="default"/>
+        <w:sz w:val="20"/>
+      </w:rPr>
+    </w:lvl>
+    <w:lvl w:ilvl="4" w:tentative="1">
+      <w:start w:val="1"/>
+      <w:numFmt w:val="bullet"/>
+      <w:lvlText w:val=""/>
+      <w:lvlJc w:val="left"/>
+      <w:pPr>
+        <w:tabs>
+          <w:tab w:val="num" w:pos="3600"/>
+        </w:tabs>
+        <w:ind w:left="3600" w:hanging="360"/>
+      </w:pPr>
+      <w:rPr>
+        <w:rFonts w:ascii="Wingdings" w:hAnsi="Wingdings" w:hint="default"/>
+        <w:sz w:val="20"/>
+      </w:rPr>
+    </w:lvl>
+    <w:lvl w:ilvl="5" w:tentative="1">
+      <w:start w:val="1"/>
+      <w:numFmt w:val="bullet"/>
+      <w:lvlText w:val=""/>
+      <w:lvlJc w:val="left"/>
+      <w:pPr>
+        <w:tabs>
+          <w:tab w:val="num" w:pos="4320"/>
+        </w:tabs>
+        <w:ind w:left="4320" w:hanging="360"/>
+      </w:pPr>
+      <w:rPr>
+        <w:rFonts w:ascii="Wingdings" w:hAnsi="Wingdings" w:hint="default"/>
+        <w:sz w:val="20"/>
+      </w:rPr>
+    </w:lvl>
+    <w:lvl w:ilvl="6" w:tentative="1">
+      <w:start w:val="1"/>
+      <w:numFmt w:val="bullet"/>
+      <w:lvlText w:val=""/>
+      <w:lvlJc w:val="left"/>
+      <w:pPr>
+        <w:tabs>
+          <w:tab w:val="num" w:pos="5040"/>
+        </w:tabs>
+        <w:ind w:left="5040" w:hanging="360"/>
+      </w:pPr>
+      <w:rPr>
+        <w:rFonts w:ascii="Wingdings" w:hAnsi="Wingdings" w:hint="default"/>
+        <w:sz w:val="20"/>
+      </w:rPr>
+    </w:lvl>
+    <w:lvl w:ilvl="7" w:tentative="1">
+      <w:start w:val="1"/>
+      <w:numFmt w:val="bullet"/>
+      <w:lvlText w:val=""/>
+      <w:lvlJc w:val="left"/>
+      <w:pPr>
+        <w:tabs>
+          <w:tab w:val="num" w:pos="5760"/>
+        </w:tabs>
+        <w:ind w:left="5760" w:hanging="360"/>
+      </w:pPr>
+      <w:rPr>
+        <w:rFonts w:ascii="Wingdings" w:hAnsi="Wingdings" w:hint="default"/>
+        <w:sz w:val="20"/>
+      </w:rPr>
+    </w:lvl>
+    <w:lvl w:ilvl="8" w:tentative="1">
+      <w:start w:val="1"/>
+      <w:numFmt w:val="bullet"/>
+      <w:lvlText w:val=""/>
+      <w:lvlJc w:val="left"/>
+      <w:pPr>
+        <w:tabs>
+          <w:tab w:val="num" w:pos="6480"/>
+        </w:tabs>
+        <w:ind w:left="6480" w:hanging="360"/>
+      </w:pPr>
+      <w:rPr>
+        <w:rFonts w:ascii="Wingdings" w:hAnsi="Wingdings" w:hint="default"/>
+        <w:sz w:val="20"/>
+      </w:rPr>
+    </w:lvl>
+  </w:abstractNum>
+  <w:abstractNum w:abstractNumId="3" w15:restartNumberingAfterBreak="0">
     <w:nsid w:val="1C564D4F"/>
     <w:multiLevelType w:val="hybridMultilevel"/>
     <w:tmpl w:val="2114710C"/>
@@ -16987,10 +17596,10 @@
       </w:rPr>
     </w:lvl>
   </w:abstractNum>
-  <w:abstractNum w:abstractNumId="3" w15:restartNumberingAfterBreak="0">
-    <w:nsid w:val="2AE255AA"/>
+  <w:abstractNum w:abstractNumId="4" w15:restartNumberingAfterBreak="0">
+    <w:nsid w:val="279F40DE"/>
     <w:multiLevelType w:val="multilevel"/>
-    <w:tmpl w:val="249607CE"/>
+    <w:tmpl w:val="89F4F9C8"/>
     <w:lvl w:ilvl="0">
       <w:start w:val="1"/>
       <w:numFmt w:val="bullet"/>
@@ -17136,7 +17745,156 @@
       </w:rPr>
     </w:lvl>
   </w:abstractNum>
-  <w:abstractNum w:abstractNumId="4" w15:restartNumberingAfterBreak="0">
+  <w:abstractNum w:abstractNumId="5" w15:restartNumberingAfterBreak="0">
+    <w:nsid w:val="2AE255AA"/>
+    <w:multiLevelType w:val="multilevel"/>
+    <w:tmpl w:val="249607CE"/>
+    <w:lvl w:ilvl="0">
+      <w:start w:val="1"/>
+      <w:numFmt w:val="bullet"/>
+      <w:lvlText w:val=""/>
+      <w:lvlJc w:val="left"/>
+      <w:pPr>
+        <w:tabs>
+          <w:tab w:val="num" w:pos="720"/>
+        </w:tabs>
+        <w:ind w:left="720" w:hanging="360"/>
+      </w:pPr>
+      <w:rPr>
+        <w:rFonts w:ascii="Symbol" w:hAnsi="Symbol" w:hint="default"/>
+        <w:sz w:val="20"/>
+      </w:rPr>
+    </w:lvl>
+    <w:lvl w:ilvl="1" w:tentative="1">
+      <w:start w:val="1"/>
+      <w:numFmt w:val="bullet"/>
+      <w:lvlText w:val="o"/>
+      <w:lvlJc w:val="left"/>
+      <w:pPr>
+        <w:tabs>
+          <w:tab w:val="num" w:pos="1440"/>
+        </w:tabs>
+        <w:ind w:left="1440" w:hanging="360"/>
+      </w:pPr>
+      <w:rPr>
+        <w:rFonts w:ascii="Courier New" w:hAnsi="Courier New" w:hint="default"/>
+        <w:sz w:val="20"/>
+      </w:rPr>
+    </w:lvl>
+    <w:lvl w:ilvl="2" w:tentative="1">
+      <w:start w:val="1"/>
+      <w:numFmt w:val="bullet"/>
+      <w:lvlText w:val=""/>
+      <w:lvlJc w:val="left"/>
+      <w:pPr>
+        <w:tabs>
+          <w:tab w:val="num" w:pos="2160"/>
+        </w:tabs>
+        <w:ind w:left="2160" w:hanging="360"/>
+      </w:pPr>
+      <w:rPr>
+        <w:rFonts w:ascii="Wingdings" w:hAnsi="Wingdings" w:hint="default"/>
+        <w:sz w:val="20"/>
+      </w:rPr>
+    </w:lvl>
+    <w:lvl w:ilvl="3" w:tentative="1">
+      <w:start w:val="1"/>
+      <w:numFmt w:val="bullet"/>
+      <w:lvlText w:val=""/>
+      <w:lvlJc w:val="left"/>
+      <w:pPr>
+        <w:tabs>
+          <w:tab w:val="num" w:pos="2880"/>
+        </w:tabs>
+        <w:ind w:left="2880" w:hanging="360"/>
+      </w:pPr>
+      <w:rPr>
+        <w:rFonts w:ascii="Wingdings" w:hAnsi="Wingdings" w:hint="default"/>
+        <w:sz w:val="20"/>
+      </w:rPr>
+    </w:lvl>
+    <w:lvl w:ilvl="4" w:tentative="1">
+      <w:start w:val="1"/>
+      <w:numFmt w:val="bullet"/>
+      <w:lvlText w:val=""/>
+      <w:lvlJc w:val="left"/>
+      <w:pPr>
+        <w:tabs>
+          <w:tab w:val="num" w:pos="3600"/>
+        </w:tabs>
+        <w:ind w:left="3600" w:hanging="360"/>
+      </w:pPr>
+      <w:rPr>
+        <w:rFonts w:ascii="Wingdings" w:hAnsi="Wingdings" w:hint="default"/>
+        <w:sz w:val="20"/>
+      </w:rPr>
+    </w:lvl>
+    <w:lvl w:ilvl="5" w:tentative="1">
+      <w:start w:val="1"/>
+      <w:numFmt w:val="bullet"/>
+      <w:lvlText w:val=""/>
+      <w:lvlJc w:val="left"/>
+      <w:pPr>
+        <w:tabs>
+          <w:tab w:val="num" w:pos="4320"/>
+        </w:tabs>
+        <w:ind w:left="4320" w:hanging="360"/>
+      </w:pPr>
+      <w:rPr>
+        <w:rFonts w:ascii="Wingdings" w:hAnsi="Wingdings" w:hint="default"/>
+        <w:sz w:val="20"/>
+      </w:rPr>
+    </w:lvl>
+    <w:lvl w:ilvl="6" w:tentative="1">
+      <w:start w:val="1"/>
+      <w:numFmt w:val="bullet"/>
+      <w:lvlText w:val=""/>
+      <w:lvlJc w:val="left"/>
+      <w:pPr>
+        <w:tabs>
+          <w:tab w:val="num" w:pos="5040"/>
+        </w:tabs>
+        <w:ind w:left="5040" w:hanging="360"/>
+      </w:pPr>
+      <w:rPr>
+        <w:rFonts w:ascii="Wingdings" w:hAnsi="Wingdings" w:hint="default"/>
+        <w:sz w:val="20"/>
+      </w:rPr>
+    </w:lvl>
+    <w:lvl w:ilvl="7" w:tentative="1">
+      <w:start w:val="1"/>
+      <w:numFmt w:val="bullet"/>
+      <w:lvlText w:val=""/>
+      <w:lvlJc w:val="left"/>
+      <w:pPr>
+        <w:tabs>
+          <w:tab w:val="num" w:pos="5760"/>
+        </w:tabs>
+        <w:ind w:left="5760" w:hanging="360"/>
+      </w:pPr>
+      <w:rPr>
+        <w:rFonts w:ascii="Wingdings" w:hAnsi="Wingdings" w:hint="default"/>
+        <w:sz w:val="20"/>
+      </w:rPr>
+    </w:lvl>
+    <w:lvl w:ilvl="8" w:tentative="1">
+      <w:start w:val="1"/>
+      <w:numFmt w:val="bullet"/>
+      <w:lvlText w:val=""/>
+      <w:lvlJc w:val="left"/>
+      <w:pPr>
+        <w:tabs>
+          <w:tab w:val="num" w:pos="6480"/>
+        </w:tabs>
+        <w:ind w:left="6480" w:hanging="360"/>
+      </w:pPr>
+      <w:rPr>
+        <w:rFonts w:ascii="Wingdings" w:hAnsi="Wingdings" w:hint="default"/>
+        <w:sz w:val="20"/>
+      </w:rPr>
+    </w:lvl>
+  </w:abstractNum>
+  <w:abstractNum w:abstractNumId="6" w15:restartNumberingAfterBreak="0">
     <w:nsid w:val="2C8361A7"/>
     <w:multiLevelType w:val="hybridMultilevel"/>
     <w:tmpl w:val="82FEF0A8"/>
@@ -17225,7 +17983,7 @@
       </w:pPr>
     </w:lvl>
   </w:abstractNum>
-  <w:abstractNum w:abstractNumId="5" w15:restartNumberingAfterBreak="0">
+  <w:abstractNum w:abstractNumId="7" w15:restartNumberingAfterBreak="0">
     <w:nsid w:val="35455E4A"/>
     <w:multiLevelType w:val="multilevel"/>
     <w:tmpl w:val="1E1ECF5A"/>
@@ -17374,7 +18132,7 @@
       </w:rPr>
     </w:lvl>
   </w:abstractNum>
-  <w:abstractNum w:abstractNumId="6" w15:restartNumberingAfterBreak="0">
+  <w:abstractNum w:abstractNumId="8" w15:restartNumberingAfterBreak="0">
     <w:nsid w:val="360B7A87"/>
     <w:multiLevelType w:val="multilevel"/>
     <w:tmpl w:val="99FA9E0A"/>
@@ -17523,7 +18281,7 @@
       </w:rPr>
     </w:lvl>
   </w:abstractNum>
-  <w:abstractNum w:abstractNumId="7" w15:restartNumberingAfterBreak="0">
+  <w:abstractNum w:abstractNumId="9" w15:restartNumberingAfterBreak="0">
     <w:nsid w:val="45F87F09"/>
     <w:multiLevelType w:val="multilevel"/>
     <w:tmpl w:val="AAD2EB28"/>
@@ -17672,7 +18430,7 @@
       </w:rPr>
     </w:lvl>
   </w:abstractNum>
-  <w:abstractNum w:abstractNumId="8" w15:restartNumberingAfterBreak="0">
+  <w:abstractNum w:abstractNumId="10" w15:restartNumberingAfterBreak="0">
     <w:nsid w:val="4C1922AB"/>
     <w:multiLevelType w:val="multilevel"/>
     <w:tmpl w:val="74DA4796"/>
@@ -17821,7 +18579,7 @@
       </w:rPr>
     </w:lvl>
   </w:abstractNum>
-  <w:abstractNum w:abstractNumId="9" w15:restartNumberingAfterBreak="0">
+  <w:abstractNum w:abstractNumId="11" w15:restartNumberingAfterBreak="0">
     <w:nsid w:val="67061572"/>
     <w:multiLevelType w:val="multilevel"/>
     <w:tmpl w:val="C0646378"/>
@@ -17970,7 +18728,7 @@
       </w:rPr>
     </w:lvl>
   </w:abstractNum>
-  <w:abstractNum w:abstractNumId="10" w15:restartNumberingAfterBreak="0">
+  <w:abstractNum w:abstractNumId="12" w15:restartNumberingAfterBreak="0">
     <w:nsid w:val="68710DCA"/>
     <w:multiLevelType w:val="multilevel"/>
     <w:tmpl w:val="839444CC"/>
@@ -18119,7 +18877,7 @@
       </w:rPr>
     </w:lvl>
   </w:abstractNum>
-  <w:abstractNum w:abstractNumId="11" w15:restartNumberingAfterBreak="0">
+  <w:abstractNum w:abstractNumId="13" w15:restartNumberingAfterBreak="0">
     <w:nsid w:val="6F642657"/>
     <w:multiLevelType w:val="multilevel"/>
     <w:tmpl w:val="64FC8992"/>
@@ -18254,7 +19012,7 @@
       </w:rPr>
     </w:lvl>
   </w:abstractNum>
-  <w:abstractNum w:abstractNumId="12" w15:restartNumberingAfterBreak="0">
+  <w:abstractNum w:abstractNumId="14" w15:restartNumberingAfterBreak="0">
     <w:nsid w:val="71A47B3D"/>
     <w:multiLevelType w:val="multilevel"/>
     <w:tmpl w:val="2BAE2958"/>
@@ -18403,7 +19161,7 @@
       </w:rPr>
     </w:lvl>
   </w:abstractNum>
-  <w:abstractNum w:abstractNumId="13" w15:restartNumberingAfterBreak="0">
+  <w:abstractNum w:abstractNumId="15" w15:restartNumberingAfterBreak="0">
     <w:nsid w:val="744F3AB9"/>
     <w:multiLevelType w:val="multilevel"/>
     <w:tmpl w:val="0BCE3224"/>
@@ -18552,7 +19310,7 @@
       </w:rPr>
     </w:lvl>
   </w:abstractNum>
-  <w:abstractNum w:abstractNumId="14" w15:restartNumberingAfterBreak="0">
+  <w:abstractNum w:abstractNumId="16" w15:restartNumberingAfterBreak="0">
     <w:nsid w:val="74FB01A1"/>
     <w:multiLevelType w:val="multilevel"/>
     <w:tmpl w:val="4F84D582"/>
@@ -18701,7 +19459,7 @@
       </w:rPr>
     </w:lvl>
   </w:abstractNum>
-  <w:abstractNum w:abstractNumId="15" w15:restartNumberingAfterBreak="0">
+  <w:abstractNum w:abstractNumId="17" w15:restartNumberingAfterBreak="0">
     <w:nsid w:val="7B360FB9"/>
     <w:multiLevelType w:val="multilevel"/>
     <w:tmpl w:val="BEDEED52"/>
@@ -18850,7 +19608,7 @@
       </w:rPr>
     </w:lvl>
   </w:abstractNum>
-  <w:abstractNum w:abstractNumId="16" w15:restartNumberingAfterBreak="0">
+  <w:abstractNum w:abstractNumId="18" w15:restartNumberingAfterBreak="0">
     <w:nsid w:val="7BD570C0"/>
     <w:multiLevelType w:val="multilevel"/>
     <w:tmpl w:val="A3A22E88"/>
@@ -18999,7 +19757,7 @@
       </w:rPr>
     </w:lvl>
   </w:abstractNum>
-  <w:abstractNum w:abstractNumId="17" w15:restartNumberingAfterBreak="0">
+  <w:abstractNum w:abstractNumId="19" w15:restartNumberingAfterBreak="0">
     <w:nsid w:val="7FAD730C"/>
     <w:multiLevelType w:val="multilevel"/>
     <w:tmpl w:val="DA66F68E"/>
@@ -19149,58 +19907,64 @@
     </w:lvl>
   </w:abstractNum>
   <w:num w:numId="1" w16cid:durableId="1391032489">
-    <w:abstractNumId w:val="2"/>
+    <w:abstractNumId w:val="3"/>
   </w:num>
   <w:num w:numId="2" w16cid:durableId="1323243413">
+    <w:abstractNumId w:val="13"/>
+  </w:num>
+  <w:num w:numId="3" w16cid:durableId="641692198">
     <w:abstractNumId w:val="11"/>
   </w:num>
-  <w:num w:numId="3" w16cid:durableId="641692198">
+  <w:num w:numId="4" w16cid:durableId="1226723800">
+    <w:abstractNumId w:val="14"/>
+  </w:num>
+  <w:num w:numId="5" w16cid:durableId="1863125009">
+    <w:abstractNumId w:val="6"/>
+  </w:num>
+  <w:num w:numId="6" w16cid:durableId="465051318">
+    <w:abstractNumId w:val="7"/>
+  </w:num>
+  <w:num w:numId="7" w16cid:durableId="437529900">
+    <w:abstractNumId w:val="19"/>
+  </w:num>
+  <w:num w:numId="8" w16cid:durableId="2062896816">
     <w:abstractNumId w:val="9"/>
   </w:num>
-  <w:num w:numId="4" w16cid:durableId="1226723800">
+  <w:num w:numId="9" w16cid:durableId="900941079">
+    <w:abstractNumId w:val="18"/>
+  </w:num>
+  <w:num w:numId="10" w16cid:durableId="82798915">
+    <w:abstractNumId w:val="15"/>
+  </w:num>
+  <w:num w:numId="11" w16cid:durableId="1046762936">
+    <w:abstractNumId w:val="8"/>
+  </w:num>
+  <w:num w:numId="12" w16cid:durableId="90980944">
+    <w:abstractNumId w:val="17"/>
+  </w:num>
+  <w:num w:numId="13" w16cid:durableId="1809087472">
     <w:abstractNumId w:val="12"/>
   </w:num>
-  <w:num w:numId="5" w16cid:durableId="1863125009">
-    <w:abstractNumId w:val="4"/>
-  </w:num>
-  <w:num w:numId="6" w16cid:durableId="465051318">
-    <w:abstractNumId w:val="5"/>
-  </w:num>
-  <w:num w:numId="7" w16cid:durableId="437529900">
-    <w:abstractNumId w:val="17"/>
-  </w:num>
-  <w:num w:numId="8" w16cid:durableId="2062896816">
-    <w:abstractNumId w:val="7"/>
-  </w:num>
-  <w:num w:numId="9" w16cid:durableId="900941079">
+  <w:num w:numId="14" w16cid:durableId="1000036422">
     <w:abstractNumId w:val="16"/>
   </w:num>
-  <w:num w:numId="10" w16cid:durableId="82798915">
-    <w:abstractNumId w:val="13"/>
-  </w:num>
-  <w:num w:numId="11" w16cid:durableId="1046762936">
-    <w:abstractNumId w:val="6"/>
-  </w:num>
-  <w:num w:numId="12" w16cid:durableId="90980944">
-    <w:abstractNumId w:val="15"/>
-  </w:num>
-  <w:num w:numId="13" w16cid:durableId="1809087472">
-    <w:abstractNumId w:val="10"/>
-  </w:num>
-  <w:num w:numId="14" w16cid:durableId="1000036422">
-    <w:abstractNumId w:val="14"/>
-  </w:num>
   <w:num w:numId="15" w16cid:durableId="1433669188">
-    <w:abstractNumId w:val="3"/>
+    <w:abstractNumId w:val="5"/>
   </w:num>
   <w:num w:numId="16" w16cid:durableId="56367697">
     <w:abstractNumId w:val="1"/>
   </w:num>
   <w:num w:numId="17" w16cid:durableId="1634754950">
-    <w:abstractNumId w:val="8"/>
+    <w:abstractNumId w:val="10"/>
   </w:num>
   <w:num w:numId="18" w16cid:durableId="2088334101">
     <w:abstractNumId w:val="0"/>
+  </w:num>
+  <w:num w:numId="19" w16cid:durableId="807819605">
+    <w:abstractNumId w:val="2"/>
+  </w:num>
+  <w:num w:numId="20" w16cid:durableId="248857058">
+    <w:abstractNumId w:val="4"/>
   </w:num>
 </w:numbering>
 </file>

--- a/note_geo_jo.docx
+++ b/note_geo_jo.docx
@@ -13355,6 +13355,7 @@
     <w:p>
       <w:pPr>
         <w:rPr>
+          <w:rFonts w:hint="eastAsia"/>
           <w:color w:val="EE0000"/>
         </w:rPr>
       </w:pPr>
@@ -13362,6 +13363,7 @@
     <w:p>
       <w:pPr>
         <w:rPr>
+          <w:rFonts w:hint="eastAsia"/>
           <w:color w:val="EE0000"/>
         </w:rPr>
       </w:pPr>
@@ -13383,6 +13385,9 @@
     <w:p>
       <w:pPr>
         <w:pStyle w:val="2"/>
+        <w:rPr>
+          <w:rFonts w:hint="eastAsia"/>
+        </w:rPr>
       </w:pPr>
       <w:r>
         <w:t>N</w:t>
@@ -14132,6 +14137,7 @@
       <w:pPr>
         <w:pStyle w:val="1"/>
         <w:rPr>
+          <w:rFonts w:hint="eastAsia"/>
           <w:lang w:val="fr-FR"/>
         </w:rPr>
       </w:pPr>
@@ -14145,7 +14151,7 @@
     <w:p>
       <w:pPr>
         <w:rPr>
-          <w:rFonts w:ascii="Times New Roman" w:hAnsi="Times New Roman" w:cs="Times New Roman" w:hint="eastAsia"/>
+          <w:rFonts w:ascii="Times New Roman" w:hAnsi="Times New Roman" w:cs="Times New Roman"/>
           <w:b/>
           <w:bCs/>
           <w:color w:val="0070C0"/>
@@ -14946,7 +14952,7 @@
           <w:tab w:val="left" w:pos="3144"/>
         </w:tabs>
         <w:rPr>
-          <w:rFonts w:ascii="Times New Roman" w:hAnsi="Times New Roman" w:cs="Times New Roman" w:hint="eastAsia"/>
+          <w:rFonts w:ascii="Times New Roman" w:hAnsi="Times New Roman" w:cs="Times New Roman"/>
           <w:color w:val="0070C0"/>
         </w:rPr>
       </w:pPr>
@@ -15034,77 +15040,80 @@
           <w:tab w:val="left" w:pos="1200"/>
         </w:tabs>
         <w:rPr>
-          <w:rFonts w:ascii="Times New Roman" w:hAnsi="Times New Roman" w:cs="Times New Roman" w:hint="eastAsia"/>
-          <w:color w:val="0070C0"/>
-        </w:rPr>
-      </w:pPr>
-    </w:p>
-    <w:p>
-      <w:pPr>
-        <w:rPr>
-          <w:rFonts w:ascii="Times New Roman" w:hAnsi="Times New Roman" w:cs="Times New Roman" w:hint="eastAsia"/>
-        </w:rPr>
-      </w:pPr>
-    </w:p>
-    <w:p>
-      <w:pPr>
-        <w:rPr>
-          <w:rFonts w:ascii="Times New Roman" w:hAnsi="Times New Roman" w:cs="Times New Roman" w:hint="eastAsia"/>
-        </w:rPr>
-      </w:pPr>
-    </w:p>
-    <w:p>
-      <w:pPr>
-        <w:rPr>
-          <w:rFonts w:ascii="Times New Roman" w:hAnsi="Times New Roman" w:cs="Times New Roman" w:hint="eastAsia"/>
-        </w:rPr>
-      </w:pPr>
-    </w:p>
-    <w:p>
-      <w:pPr>
-        <w:rPr>
-          <w:rFonts w:ascii="Times New Roman" w:hAnsi="Times New Roman" w:cs="Times New Roman" w:hint="eastAsia"/>
-        </w:rPr>
-      </w:pPr>
-    </w:p>
-    <w:p>
-      <w:pPr>
-        <w:rPr>
-          <w:rFonts w:ascii="Times New Roman" w:hAnsi="Times New Roman" w:cs="Times New Roman" w:hint="eastAsia"/>
-        </w:rPr>
-      </w:pPr>
-    </w:p>
-    <w:p>
-      <w:pPr>
-        <w:rPr>
-          <w:rFonts w:ascii="Times New Roman" w:hAnsi="Times New Roman" w:cs="Times New Roman" w:hint="eastAsia"/>
-        </w:rPr>
-      </w:pPr>
-    </w:p>
-    <w:p>
-      <w:pPr>
-        <w:rPr>
-          <w:rFonts w:ascii="Times New Roman" w:hAnsi="Times New Roman" w:cs="Times New Roman" w:hint="eastAsia"/>
-        </w:rPr>
-      </w:pPr>
-    </w:p>
-    <w:p>
-      <w:pPr>
-        <w:rPr>
-          <w:rFonts w:ascii="Times New Roman" w:hAnsi="Times New Roman" w:cs="Times New Roman" w:hint="eastAsia"/>
-        </w:rPr>
-      </w:pPr>
-    </w:p>
-    <w:p>
-      <w:pPr>
-        <w:rPr>
-          <w:rFonts w:ascii="Times New Roman" w:hAnsi="Times New Roman" w:cs="Times New Roman" w:hint="eastAsia"/>
+          <w:rFonts w:ascii="Times New Roman" w:hAnsi="Times New Roman" w:cs="Times New Roman"/>
+          <w:color w:val="0070C0"/>
+        </w:rPr>
+      </w:pPr>
+    </w:p>
+    <w:p>
+      <w:pPr>
+        <w:rPr>
+          <w:rFonts w:ascii="Times New Roman" w:hAnsi="Times New Roman" w:cs="Times New Roman"/>
+        </w:rPr>
+      </w:pPr>
+    </w:p>
+    <w:p>
+      <w:pPr>
+        <w:rPr>
+          <w:rFonts w:ascii="Times New Roman" w:hAnsi="Times New Roman" w:cs="Times New Roman"/>
+        </w:rPr>
+      </w:pPr>
+    </w:p>
+    <w:p>
+      <w:pPr>
+        <w:rPr>
+          <w:rFonts w:ascii="Times New Roman" w:hAnsi="Times New Roman" w:cs="Times New Roman"/>
+        </w:rPr>
+      </w:pPr>
+    </w:p>
+    <w:p>
+      <w:pPr>
+        <w:rPr>
+          <w:rFonts w:ascii="Times New Roman" w:hAnsi="Times New Roman" w:cs="Times New Roman"/>
+        </w:rPr>
+      </w:pPr>
+    </w:p>
+    <w:p>
+      <w:pPr>
+        <w:rPr>
+          <w:rFonts w:ascii="Times New Roman" w:hAnsi="Times New Roman" w:cs="Times New Roman"/>
+        </w:rPr>
+      </w:pPr>
+    </w:p>
+    <w:p>
+      <w:pPr>
+        <w:rPr>
+          <w:rFonts w:ascii="Times New Roman" w:hAnsi="Times New Roman" w:cs="Times New Roman"/>
+        </w:rPr>
+      </w:pPr>
+    </w:p>
+    <w:p>
+      <w:pPr>
+        <w:rPr>
+          <w:rFonts w:ascii="Times New Roman" w:hAnsi="Times New Roman" w:cs="Times New Roman"/>
+        </w:rPr>
+      </w:pPr>
+    </w:p>
+    <w:p>
+      <w:pPr>
+        <w:rPr>
+          <w:rFonts w:ascii="Times New Roman" w:hAnsi="Times New Roman" w:cs="Times New Roman"/>
+        </w:rPr>
+      </w:pPr>
+    </w:p>
+    <w:p>
+      <w:pPr>
+        <w:rPr>
+          <w:rFonts w:ascii="Times New Roman" w:hAnsi="Times New Roman" w:cs="Times New Roman"/>
         </w:rPr>
       </w:pPr>
     </w:p>
     <w:p>
       <w:pPr>
         <w:pStyle w:val="2"/>
+        <w:rPr>
+          <w:rFonts w:hint="eastAsia"/>
+        </w:rPr>
       </w:pPr>
       <w:proofErr w:type="spellStart"/>
       <w:proofErr w:type="gramStart"/>
@@ -15225,6 +15234,19 @@
         </w:tabs>
         <w:rPr>
           <w:rFonts w:ascii="Times New Roman" w:hAnsi="Times New Roman" w:cs="Times New Roman"/>
+          <w:b/>
+          <w:bCs/>
+          <w:color w:val="0070C0"/>
+        </w:rPr>
+      </w:pPr>
+    </w:p>
+    <w:p>
+      <w:pPr>
+        <w:tabs>
+          <w:tab w:val="left" w:pos="3312"/>
+        </w:tabs>
+        <w:rPr>
+          <w:rFonts w:ascii="Times New Roman" w:hAnsi="Times New Roman" w:cs="Times New Roman" w:hint="eastAsia"/>
           <w:b/>
           <w:bCs/>
           <w:color w:val="0070C0"/>
@@ -15381,6 +15403,7 @@
           <w:rFonts w:ascii="Times New Roman" w:hAnsi="Times New Roman" w:cs="Times New Roman"/>
           <w:color w:val="0070C0"/>
         </w:rPr>
+        <w:lastRenderedPageBreak/>
         <w:t>房源密度</w:t>
       </w:r>
     </w:p>
@@ -15399,7 +15422,6 @@
           <w:rFonts w:ascii="Segoe UI Emoji" w:hAnsi="Segoe UI Emoji" w:cs="Segoe UI Emoji"/>
           <w:color w:val="0070C0"/>
         </w:rPr>
-        <w:lastRenderedPageBreak/>
         <w:t>👉</w:t>
       </w:r>
       <w:r>
@@ -15670,7 +15692,7 @@
           <w:tab w:val="left" w:pos="3312"/>
         </w:tabs>
         <w:rPr>
-          <w:rFonts w:ascii="Times New Roman" w:hAnsi="Times New Roman" w:cs="Times New Roman" w:hint="eastAsia"/>
+          <w:rFonts w:ascii="Times New Roman" w:hAnsi="Times New Roman" w:cs="Times New Roman"/>
           <w:color w:val="0070C0"/>
         </w:rPr>
       </w:pPr>
@@ -15721,7 +15743,7 @@
           <w:tab w:val="left" w:pos="3312"/>
         </w:tabs>
         <w:rPr>
-          <w:rFonts w:ascii="Times New Roman" w:hAnsi="Times New Roman" w:cs="Times New Roman" w:hint="eastAsia"/>
+          <w:rFonts w:ascii="Times New Roman" w:hAnsi="Times New Roman" w:cs="Times New Roman"/>
           <w:lang w:val="fr-FR"/>
         </w:rPr>
       </w:pPr>
@@ -15739,7 +15761,7 @@
           <w:tab w:val="left" w:pos="3312"/>
         </w:tabs>
         <w:rPr>
-          <w:rFonts w:ascii="Times New Roman" w:hAnsi="Times New Roman" w:cs="Times New Roman" w:hint="eastAsia"/>
+          <w:rFonts w:ascii="Times New Roman" w:hAnsi="Times New Roman" w:cs="Times New Roman"/>
           <w:lang w:val="fr-FR"/>
         </w:rPr>
       </w:pPr>
@@ -15812,7 +15834,7 @@
           <w:tab w:val="left" w:pos="3312"/>
         </w:tabs>
         <w:rPr>
-          <w:rFonts w:ascii="Times New Roman" w:hAnsi="Times New Roman" w:cs="Times New Roman" w:hint="eastAsia"/>
+          <w:rFonts w:ascii="Times New Roman" w:hAnsi="Times New Roman" w:cs="Times New Roman"/>
           <w:lang w:val="fr-FR"/>
         </w:rPr>
       </w:pPr>
@@ -15844,7 +15866,7 @@
           <w:tab w:val="left" w:pos="3312"/>
         </w:tabs>
         <w:rPr>
-          <w:rFonts w:ascii="Times New Roman" w:hAnsi="Times New Roman" w:cs="Times New Roman" w:hint="eastAsia"/>
+          <w:rFonts w:ascii="Times New Roman" w:hAnsi="Times New Roman" w:cs="Times New Roman"/>
           <w:lang w:val="fr-FR"/>
         </w:rPr>
       </w:pPr>
@@ -15906,18 +15928,21 @@
           <w:tab w:val="left" w:pos="3312"/>
         </w:tabs>
         <w:rPr>
-          <w:rFonts w:ascii="Times New Roman" w:hAnsi="Times New Roman" w:cs="Times New Roman" w:hint="eastAsia"/>
-        </w:rPr>
-      </w:pPr>
-      <w:r>
-        <w:rPr>
-          <w:rFonts w:ascii="Times New Roman" w:hAnsi="Times New Roman" w:cs="Times New Roman"/>
+          <w:rFonts w:ascii="Times New Roman" w:hAnsi="Times New Roman" w:cs="Times New Roman"/>
+          <w:lang w:val="fr-FR"/>
+        </w:rPr>
+      </w:pPr>
+      <w:r>
+        <w:rPr>
+          <w:rFonts w:ascii="Times New Roman" w:hAnsi="Times New Roman" w:cs="Times New Roman"/>
+          <w:lang w:val="fr-FR"/>
         </w:rPr>
         <w:t>P</w:t>
       </w:r>
       <w:r>
         <w:rPr>
           <w:rFonts w:ascii="Times New Roman" w:hAnsi="Times New Roman" w:cs="Times New Roman" w:hint="eastAsia"/>
+          <w:lang w:val="fr-FR"/>
         </w:rPr>
         <w:t>ro/</w:t>
       </w:r>
@@ -15925,6 +15950,7 @@
       <w:r>
         <w:rPr>
           <w:rFonts w:ascii="Times New Roman" w:hAnsi="Times New Roman" w:cs="Times New Roman" w:hint="eastAsia"/>
+          <w:lang w:val="fr-FR"/>
         </w:rPr>
         <w:t>superhost</w:t>
       </w:r>
@@ -15939,6 +15965,7 @@
       <w:r>
         <w:rPr>
           <w:rFonts w:ascii="Times New Roman" w:hAnsi="Times New Roman" w:cs="Times New Roman" w:hint="eastAsia"/>
+          <w:lang w:val="fr-FR"/>
         </w:rPr>
         <w:t>？</w:t>
       </w:r>
@@ -15949,7 +15976,7 @@
           <w:tab w:val="left" w:pos="3312"/>
         </w:tabs>
         <w:rPr>
-          <w:rFonts w:ascii="Times New Roman" w:hAnsi="Times New Roman" w:cs="Times New Roman" w:hint="eastAsia"/>
+          <w:rFonts w:ascii="Times New Roman" w:hAnsi="Times New Roman" w:cs="Times New Roman"/>
           <w:lang w:val="fr-FR"/>
         </w:rPr>
       </w:pPr>
@@ -16058,6 +16085,7 @@
           <w:rFonts w:ascii="Times New Roman" w:hAnsi="Times New Roman" w:cs="Times New Roman"/>
           <w:color w:val="0070C0"/>
         </w:rPr>
+        <w:lastRenderedPageBreak/>
         <w:t>（</w:t>
       </w:r>
       <w:r>
@@ -16151,7 +16179,6 @@
           <w:bCs/>
           <w:color w:val="0070C0"/>
         </w:rPr>
-        <w:lastRenderedPageBreak/>
         <w:t>专业</w:t>
       </w:r>
       <w:r>
@@ -16618,6 +16645,7 @@
           <w:tab w:val="left" w:pos="3312"/>
         </w:tabs>
         <w:rPr>
+          <w:rFonts w:hint="eastAsia"/>
           <w:color w:val="0070C0"/>
         </w:rPr>
       </w:pPr>
@@ -16911,53 +16939,7 @@
         </w:tabs>
         <w:rPr>
           <w:rFonts w:ascii="Times New Roman" w:hAnsi="Times New Roman" w:cs="Times New Roman" w:hint="eastAsia"/>
-          <w:color w:val="0070C0"/>
-        </w:rPr>
-      </w:pPr>
-    </w:p>
-    <w:p>
-      <w:pPr>
-        <w:tabs>
-          <w:tab w:val="left" w:pos="3312"/>
-        </w:tabs>
-        <w:rPr>
-          <w:rFonts w:ascii="Times New Roman" w:hAnsi="Times New Roman" w:cs="Times New Roman" w:hint="eastAsia"/>
-        </w:rPr>
-      </w:pPr>
-    </w:p>
-    <w:p>
-      <w:pPr>
-        <w:tabs>
-          <w:tab w:val="left" w:pos="3312"/>
-        </w:tabs>
-        <w:rPr>
-          <w:rFonts w:ascii="Times New Roman" w:hAnsi="Times New Roman" w:cs="Times New Roman" w:hint="eastAsia"/>
-          <w:lang w:val="fr-FR"/>
-        </w:rPr>
-      </w:pPr>
-      <w:r>
-        <w:rPr>
-          <w:rFonts w:ascii="Times New Roman" w:hAnsi="Times New Roman" w:cs="Times New Roman"/>
-        </w:rPr>
-        <w:t>C</w:t>
-      </w:r>
-      <w:r>
-        <w:rPr>
-          <w:rFonts w:ascii="Times New Roman" w:hAnsi="Times New Roman" w:cs="Times New Roman" w:hint="eastAsia"/>
-        </w:rPr>
-        <w:t>artes</w:t>
-      </w:r>
-      <w:r>
-        <w:rPr>
-          <w:rFonts w:ascii="Times New Roman" w:hAnsi="Times New Roman" w:cs="Times New Roman" w:hint="eastAsia"/>
-        </w:rPr>
-        <w:t>：</w:t>
-      </w:r>
-    </w:p>
-    <w:p>
-      <w:pPr>
-        <w:rPr>
-          <w:rFonts w:ascii="Times New Roman" w:hAnsi="Times New Roman" w:cs="Times New Roman"/>
+          <w:lang w:val="fr-FR"/>
         </w:rPr>
       </w:pPr>
     </w:p>
@@ -20574,6 +20556,7 @@
   <w:style w:type="character" w:default="1" w:styleId="a0">
     <w:name w:val="Default Paragraph Font"/>
     <w:uiPriority w:val="1"/>
+    <w:semiHidden/>
     <w:unhideWhenUsed/>
   </w:style>
   <w:style w:type="table" w:default="1" w:styleId="a1">
